--- a/Stats- HDip DBA Sept-26_2026617_CA-1.docx
+++ b/Stats- HDip DBA Sept-26_2026617_CA-1.docx
@@ -1278,22 +1278,17 @@
       <w:sdtContent>
         <w:p>
           <w:pPr>
-            <w:pBdr>
-              <w:top w:val="nil"/>
-              <w:left w:val="nil"/>
-              <w:bottom w:val="nil"/>
-              <w:right w:val="nil"/>
-              <w:between w:val="nil"/>
-            </w:pBdr>
+            <w:pStyle w:val="TOC1"/>
             <w:tabs>
               <w:tab w:val="right" w:leader="dot" w:pos="9016"/>
             </w:tabs>
-            <w:spacing w:after="100"/>
             <w:rPr>
-              <w:rFonts w:ascii="Aptos" w:eastAsia="Aptos" w:hAnsi="Aptos" w:cs="Aptos"/>
-              <w:color w:val="000000"/>
+              <w:rFonts w:asciiTheme="minorHAnsi" w:eastAsiaTheme="minorEastAsia" w:hAnsiTheme="minorHAnsi" w:cstheme="minorBidi"/>
+              <w:noProof/>
+              <w:kern w:val="2"/>
               <w:sz w:val="24"/>
               <w:szCs w:val="24"/>
+              <w14:ligatures w14:val="standardContextual"/>
             </w:rPr>
           </w:pPr>
           <w:r>
@@ -1305,165 +1300,134 @@
           <w:r>
             <w:fldChar w:fldCharType="separate"/>
           </w:r>
-          <w:hyperlink w:anchor="_heading=h.gjdgxs">
+          <w:hyperlink w:anchor="_Toc244029381" w:history="1">
             <w:r>
               <w:rPr>
-                <w:color w:val="000000"/>
+                <w:rStyle w:val="Hyperlink"/>
+                <w:noProof/>
               </w:rPr>
-              <w:t>Introduction</w:t>
+              <w:t>References</w:t>
             </w:r>
             <w:r>
               <w:rPr>
-                <w:color w:val="000000"/>
+                <w:noProof/>
+                <w:webHidden/>
               </w:rPr>
               <w:tab/>
-              <w:t>1</w:t>
+            </w:r>
+            <w:r>
+              <w:rPr>
+                <w:noProof/>
+                <w:webHidden/>
+              </w:rPr>
+              <w:fldChar w:fldCharType="begin"/>
+            </w:r>
+            <w:r>
+              <w:rPr>
+                <w:noProof/>
+                <w:webHidden/>
+              </w:rPr>
+              <w:instrText xml:space="preserve"> PAGEREF _Toc244029381 \h </w:instrText>
+            </w:r>
+            <w:r>
+              <w:rPr>
+                <w:noProof/>
+                <w:webHidden/>
+              </w:rPr>
+            </w:r>
+            <w:r>
+              <w:rPr>
+                <w:noProof/>
+                <w:webHidden/>
+              </w:rPr>
+              <w:fldChar w:fldCharType="separate"/>
+            </w:r>
+            <w:r>
+              <w:rPr>
+                <w:noProof/>
+                <w:webHidden/>
+              </w:rPr>
+              <w:t>7</w:t>
+            </w:r>
+            <w:r>
+              <w:rPr>
+                <w:noProof/>
+                <w:webHidden/>
+              </w:rPr>
+              <w:fldChar w:fldCharType="end"/>
             </w:r>
           </w:hyperlink>
         </w:p>
         <w:p>
           <w:pPr>
-            <w:pBdr>
-              <w:top w:val="nil"/>
-              <w:left w:val="nil"/>
-              <w:bottom w:val="nil"/>
-              <w:right w:val="nil"/>
-              <w:between w:val="nil"/>
-            </w:pBdr>
+            <w:pStyle w:val="TOC1"/>
             <w:tabs>
               <w:tab w:val="right" w:leader="dot" w:pos="9016"/>
             </w:tabs>
-            <w:spacing w:after="100"/>
             <w:rPr>
-              <w:rFonts w:ascii="Aptos" w:eastAsia="Aptos" w:hAnsi="Aptos" w:cs="Aptos"/>
-              <w:color w:val="000000"/>
+              <w:rFonts w:asciiTheme="minorHAnsi" w:eastAsiaTheme="minorEastAsia" w:hAnsiTheme="minorHAnsi" w:cstheme="minorBidi"/>
+              <w:noProof/>
+              <w:kern w:val="2"/>
               <w:sz w:val="24"/>
               <w:szCs w:val="24"/>
+              <w14:ligatures w14:val="standardContextual"/>
             </w:rPr>
           </w:pPr>
-          <w:hyperlink w:anchor="_heading=h.30j0zll">
+          <w:hyperlink w:anchor="_Toc244029382" w:history="1">
             <w:r>
               <w:rPr>
-                <w:color w:val="000000"/>
+                <w:rStyle w:val="Hyperlink"/>
+                <w:noProof/>
               </w:rPr>
-              <w:t>Chapter 1</w:t>
+              <w:t>Appendix</w:t>
             </w:r>
             <w:r>
               <w:rPr>
-                <w:color w:val="000000"/>
+                <w:noProof/>
+                <w:webHidden/>
               </w:rPr>
               <w:tab/>
-              <w:t>1</w:t>
-            </w:r>
-          </w:hyperlink>
-        </w:p>
-        <w:p>
-          <w:pPr>
-            <w:pBdr>
-              <w:top w:val="nil"/>
-              <w:left w:val="nil"/>
-              <w:bottom w:val="nil"/>
-              <w:right w:val="nil"/>
-              <w:between w:val="nil"/>
-            </w:pBdr>
-            <w:tabs>
-              <w:tab w:val="right" w:leader="dot" w:pos="9016"/>
-            </w:tabs>
-            <w:spacing w:after="100"/>
-            <w:ind w:left="220"/>
-            <w:rPr>
-              <w:rFonts w:ascii="Aptos" w:eastAsia="Aptos" w:hAnsi="Aptos" w:cs="Aptos"/>
-              <w:color w:val="000000"/>
-              <w:sz w:val="24"/>
-              <w:szCs w:val="24"/>
-            </w:rPr>
-          </w:pPr>
-          <w:hyperlink w:anchor="_heading=h.1fob9te">
-            <w:r>
-              <w:rPr>
-                <w:color w:val="000000"/>
-              </w:rPr>
-              <w:t>Chapter 1.1</w:t>
             </w:r>
             <w:r>
               <w:rPr>
-                <w:color w:val="000000"/>
+                <w:noProof/>
+                <w:webHidden/>
               </w:rPr>
-              <w:tab/>
-              <w:t>1</w:t>
-            </w:r>
-          </w:hyperlink>
-        </w:p>
-        <w:p>
-          <w:pPr>
-            <w:pBdr>
-              <w:top w:val="nil"/>
-              <w:left w:val="nil"/>
-              <w:bottom w:val="nil"/>
-              <w:right w:val="nil"/>
-              <w:between w:val="nil"/>
-            </w:pBdr>
-            <w:tabs>
-              <w:tab w:val="right" w:leader="dot" w:pos="9016"/>
-            </w:tabs>
-            <w:spacing w:after="100"/>
-            <w:ind w:left="440"/>
-            <w:rPr>
-              <w:rFonts w:ascii="Aptos" w:eastAsia="Aptos" w:hAnsi="Aptos" w:cs="Aptos"/>
-              <w:color w:val="000000"/>
-              <w:sz w:val="24"/>
-              <w:szCs w:val="24"/>
-            </w:rPr>
-          </w:pPr>
-          <w:hyperlink w:anchor="_heading=h.3znysh7">
-            <w:r>
-              <w:rPr>
-                <w:color w:val="000000"/>
-              </w:rPr>
-              <w:t>Chapter 1.1.1.</w:t>
+              <w:fldChar w:fldCharType="begin"/>
             </w:r>
             <w:r>
               <w:rPr>
-                <w:color w:val="000000"/>
+                <w:noProof/>
+                <w:webHidden/>
               </w:rPr>
-              <w:tab/>
-              <w:t>1</w:t>
-            </w:r>
-          </w:hyperlink>
-        </w:p>
-        <w:p>
-          <w:pPr>
-            <w:pBdr>
-              <w:top w:val="nil"/>
-              <w:left w:val="nil"/>
-              <w:bottom w:val="nil"/>
-              <w:right w:val="nil"/>
-              <w:between w:val="nil"/>
-            </w:pBdr>
-            <w:tabs>
-              <w:tab w:val="right" w:leader="dot" w:pos="9016"/>
-            </w:tabs>
-            <w:spacing w:after="100"/>
-            <w:rPr>
-              <w:rFonts w:ascii="Aptos" w:eastAsia="Aptos" w:hAnsi="Aptos" w:cs="Aptos"/>
-              <w:color w:val="000000"/>
-              <w:sz w:val="24"/>
-              <w:szCs w:val="24"/>
-            </w:rPr>
-          </w:pPr>
-          <w:hyperlink w:anchor="_heading=h.2et92p0">
-            <w:r>
-              <w:rPr>
-                <w:color w:val="000000"/>
-              </w:rPr>
-              <w:t>References</w:t>
+              <w:instrText xml:space="preserve"> PAGEREF _Toc244029382 \h </w:instrText>
             </w:r>
             <w:r>
               <w:rPr>
-                <w:color w:val="000000"/>
+                <w:noProof/>
+                <w:webHidden/>
               </w:rPr>
-              <w:tab/>
-              <w:t>2</w:t>
+            </w:r>
+            <w:r>
+              <w:rPr>
+                <w:noProof/>
+                <w:webHidden/>
+              </w:rPr>
+              <w:fldChar w:fldCharType="separate"/>
+            </w:r>
+            <w:r>
+              <w:rPr>
+                <w:noProof/>
+                <w:webHidden/>
+              </w:rPr>
+              <w:t>8</w:t>
+            </w:r>
+            <w:r>
+              <w:rPr>
+                <w:noProof/>
+                <w:webHidden/>
+              </w:rPr>
+              <w:fldChar w:fldCharType="end"/>
             </w:r>
           </w:hyperlink>
         </w:p>
@@ -1508,8 +1472,6 @@
           <w:kern w:val="28"/>
         </w:rPr>
       </w:pPr>
-      <w:bookmarkStart w:id="13" w:name="_heading=h.gjdgxs" w:colFirst="0" w:colLast="0"/>
-      <w:bookmarkEnd w:id="13"/>
       <w:r>
         <w:rPr>
           <w:rFonts w:eastAsiaTheme="majorEastAsia"/>
@@ -1519,7 +1481,7 @@
         </w:rPr>
         <w:lastRenderedPageBreak/>
         <w:pict w14:anchorId="685D21F2">
-          <v:rect id="_x0000_i1037" style="width:0;height:1.5pt" o:hralign="center" o:hrstd="t" o:hr="t" fillcolor="#a0a0a0" stroked="f"/>
+          <v:rect id="_x0000_i1025" style="width:0;height:1.5pt" o:hralign="center" o:hrstd="t" o:hr="t" fillcolor="#a0a0a0" stroked="f"/>
         </w:pict>
       </w:r>
     </w:p>
@@ -2790,254 +2752,23 @@
     </w:p>
     <w:p>
       <w:pPr>
-        <w:rPr>
-          <w:rFonts w:eastAsiaTheme="majorEastAsia"/>
-          <w:color w:val="3A3A3A" w:themeColor="background2" w:themeShade="40"/>
-          <w:spacing w:val="-10"/>
-          <w:kern w:val="28"/>
-        </w:rPr>
-      </w:pPr>
-      <w:r>
-        <w:rPr>
-          <w:rFonts w:eastAsiaTheme="majorEastAsia"/>
-          <w:color w:val="3A3A3A" w:themeColor="background2" w:themeShade="40"/>
-          <w:spacing w:val="-10"/>
-          <w:kern w:val="28"/>
-        </w:rPr>
-        <w:t>[</w:t>
-      </w:r>
-      <w:proofErr w:type="spellStart"/>
-      <w:r>
-        <w:rPr>
-          <w:rFonts w:eastAsiaTheme="majorEastAsia"/>
-          <w:color w:val="3A3A3A" w:themeColor="background2" w:themeShade="40"/>
-          <w:spacing w:val="-10"/>
-          <w:kern w:val="28"/>
-        </w:rPr>
-        <w:t>Descreva</w:t>
-      </w:r>
-      <w:proofErr w:type="spellEnd"/>
-      <w:r>
-        <w:rPr>
-          <w:rFonts w:eastAsiaTheme="majorEastAsia"/>
-          <w:color w:val="3A3A3A" w:themeColor="background2" w:themeShade="40"/>
-          <w:spacing w:val="-10"/>
-          <w:kern w:val="28"/>
-        </w:rPr>
-        <w:t xml:space="preserve"> as </w:t>
-      </w:r>
-      <w:proofErr w:type="spellStart"/>
-      <w:r>
-        <w:rPr>
-          <w:rFonts w:eastAsiaTheme="majorEastAsia"/>
-          <w:color w:val="3A3A3A" w:themeColor="background2" w:themeShade="40"/>
-          <w:spacing w:val="-10"/>
-          <w:kern w:val="28"/>
-        </w:rPr>
-        <w:t>verificações</w:t>
-      </w:r>
-      <w:proofErr w:type="spellEnd"/>
-      <w:r>
-        <w:rPr>
-          <w:rFonts w:eastAsiaTheme="majorEastAsia"/>
-          <w:color w:val="3A3A3A" w:themeColor="background2" w:themeShade="40"/>
-          <w:spacing w:val="-10"/>
-          <w:kern w:val="28"/>
-        </w:rPr>
-        <w:t xml:space="preserve"> e </w:t>
-      </w:r>
-      <w:proofErr w:type="spellStart"/>
-      <w:r>
-        <w:rPr>
-          <w:rFonts w:eastAsiaTheme="majorEastAsia"/>
-          <w:color w:val="3A3A3A" w:themeColor="background2" w:themeShade="40"/>
-          <w:spacing w:val="-10"/>
-          <w:kern w:val="28"/>
-        </w:rPr>
-        <w:t>transformações</w:t>
-      </w:r>
-      <w:proofErr w:type="spellEnd"/>
-      <w:r>
-        <w:rPr>
-          <w:rFonts w:eastAsiaTheme="majorEastAsia"/>
-          <w:color w:val="3A3A3A" w:themeColor="background2" w:themeShade="40"/>
-          <w:spacing w:val="-10"/>
-          <w:kern w:val="28"/>
-        </w:rPr>
-        <w:t xml:space="preserve"> </w:t>
-      </w:r>
-      <w:proofErr w:type="spellStart"/>
-      <w:r>
-        <w:rPr>
-          <w:rFonts w:eastAsiaTheme="majorEastAsia"/>
-          <w:color w:val="3A3A3A" w:themeColor="background2" w:themeShade="40"/>
-          <w:spacing w:val="-10"/>
-          <w:kern w:val="28"/>
-        </w:rPr>
-        <w:t>realizadas</w:t>
-      </w:r>
-      <w:proofErr w:type="spellEnd"/>
-      <w:r>
-        <w:rPr>
-          <w:rFonts w:eastAsiaTheme="majorEastAsia"/>
-          <w:color w:val="3A3A3A" w:themeColor="background2" w:themeShade="40"/>
-          <w:spacing w:val="-10"/>
-          <w:kern w:val="28"/>
-        </w:rPr>
-        <w:t xml:space="preserve"> no Python.]</w:t>
-      </w:r>
-    </w:p>
-    <w:p>
-      <w:pPr>
-        <w:rPr>
-          <w:rFonts w:eastAsiaTheme="majorEastAsia"/>
-          <w:color w:val="3A3A3A" w:themeColor="background2" w:themeShade="40"/>
-          <w:spacing w:val="-10"/>
-          <w:kern w:val="28"/>
-        </w:rPr>
-      </w:pPr>
-      <w:r>
-        <w:rPr>
-          <w:rFonts w:eastAsiaTheme="majorEastAsia"/>
-          <w:color w:val="3A3A3A" w:themeColor="background2" w:themeShade="40"/>
-          <w:spacing w:val="-10"/>
-          <w:kern w:val="28"/>
-        </w:rPr>
-        <w:t>Explain:</w:t>
-      </w:r>
-    </w:p>
-    <w:p>
-      <w:pPr>
-        <w:numPr>
-          <w:ilvl w:val="0"/>
-          <w:numId w:val="12"/>
-        </w:numPr>
-        <w:rPr>
-          <w:rFonts w:eastAsiaTheme="majorEastAsia"/>
-          <w:color w:val="3A3A3A" w:themeColor="background2" w:themeShade="40"/>
-          <w:spacing w:val="-10"/>
-          <w:kern w:val="28"/>
-        </w:rPr>
-      </w:pPr>
-      <w:r>
-        <w:rPr>
-          <w:rFonts w:eastAsiaTheme="majorEastAsia"/>
-          <w:color w:val="3A3A3A" w:themeColor="background2" w:themeShade="40"/>
-          <w:spacing w:val="-10"/>
-          <w:kern w:val="28"/>
-        </w:rPr>
-        <w:t>How the CSV file was imported.</w:t>
-      </w:r>
-    </w:p>
-    <w:p>
-      <w:pPr>
-        <w:numPr>
-          <w:ilvl w:val="0"/>
-          <w:numId w:val="12"/>
-        </w:numPr>
-        <w:rPr>
-          <w:rFonts w:eastAsiaTheme="majorEastAsia"/>
-          <w:color w:val="3A3A3A" w:themeColor="background2" w:themeShade="40"/>
-          <w:spacing w:val="-10"/>
-          <w:kern w:val="28"/>
-        </w:rPr>
-      </w:pPr>
-      <w:r>
-        <w:rPr>
-          <w:rFonts w:eastAsiaTheme="majorEastAsia"/>
-          <w:color w:val="3A3A3A" w:themeColor="background2" w:themeShade="40"/>
-          <w:spacing w:val="-10"/>
-          <w:kern w:val="28"/>
-        </w:rPr>
-        <w:t>Whether missing values were identified.</w:t>
-      </w:r>
-    </w:p>
-    <w:p>
-      <w:pPr>
-        <w:numPr>
-          <w:ilvl w:val="0"/>
-          <w:numId w:val="12"/>
-        </w:numPr>
-        <w:rPr>
-          <w:rFonts w:eastAsiaTheme="majorEastAsia"/>
-          <w:color w:val="3A3A3A" w:themeColor="background2" w:themeShade="40"/>
-          <w:spacing w:val="-10"/>
-          <w:kern w:val="28"/>
-        </w:rPr>
-      </w:pPr>
-      <w:r>
-        <w:rPr>
-          <w:rFonts w:eastAsiaTheme="majorEastAsia"/>
-          <w:color w:val="3A3A3A" w:themeColor="background2" w:themeShade="40"/>
-          <w:spacing w:val="-10"/>
-          <w:kern w:val="28"/>
-        </w:rPr>
-        <w:t>Whether duplicate records or unusual values were investigated.</w:t>
-      </w:r>
-    </w:p>
-    <w:p>
-      <w:pPr>
-        <w:numPr>
-          <w:ilvl w:val="0"/>
-          <w:numId w:val="12"/>
-        </w:numPr>
-        <w:rPr>
-          <w:rFonts w:eastAsiaTheme="majorEastAsia"/>
-          <w:color w:val="3A3A3A" w:themeColor="background2" w:themeShade="40"/>
-          <w:spacing w:val="-10"/>
-          <w:kern w:val="28"/>
-        </w:rPr>
-      </w:pPr>
-      <w:r>
-        <w:rPr>
-          <w:rFonts w:eastAsiaTheme="majorEastAsia"/>
-          <w:color w:val="3A3A3A" w:themeColor="background2" w:themeShade="40"/>
-          <w:spacing w:val="-10"/>
-          <w:kern w:val="28"/>
-        </w:rPr>
-        <w:t>How categorical and numerical variables were identified.</w:t>
-      </w:r>
-    </w:p>
-    <w:p>
-      <w:pPr>
-        <w:numPr>
-          <w:ilvl w:val="0"/>
-          <w:numId w:val="12"/>
-        </w:numPr>
-        <w:rPr>
-          <w:rFonts w:eastAsiaTheme="majorEastAsia"/>
-          <w:color w:val="3A3A3A" w:themeColor="background2" w:themeShade="40"/>
-          <w:spacing w:val="-10"/>
-          <w:kern w:val="28"/>
-        </w:rPr>
-      </w:pPr>
-      <w:r>
-        <w:rPr>
-          <w:rFonts w:eastAsiaTheme="majorEastAsia"/>
-          <w:color w:val="3A3A3A" w:themeColor="background2" w:themeShade="40"/>
-          <w:spacing w:val="-10"/>
-          <w:kern w:val="28"/>
-        </w:rPr>
-        <w:t>How the binary variable success was created from y, if you use it.</w:t>
-      </w:r>
-    </w:p>
-    <w:p>
-      <w:pPr>
-        <w:rPr>
-          <w:rFonts w:eastAsiaTheme="majorEastAsia"/>
-          <w:color w:val="3A3A3A" w:themeColor="background2" w:themeShade="40"/>
-          <w:spacing w:val="-10"/>
-          <w:kern w:val="28"/>
-        </w:rPr>
-      </w:pPr>
-      <w:r>
-        <w:rPr>
-          <w:rFonts w:eastAsiaTheme="majorEastAsia"/>
-          <w:color w:val="3A3A3A" w:themeColor="background2" w:themeShade="40"/>
-          <w:spacing w:val="-10"/>
-          <w:kern w:val="28"/>
-        </w:rPr>
-        <w:t xml:space="preserve">Include only procedures that you </w:t>
+        <w:ind w:firstLine="720"/>
+        <w:jc w:val="both"/>
+        <w:rPr>
+          <w:rFonts w:eastAsiaTheme="majorEastAsia"/>
+          <w:color w:val="3A3A3A" w:themeColor="background2" w:themeShade="40"/>
+          <w:spacing w:val="-10"/>
+          <w:kern w:val="28"/>
+        </w:rPr>
+      </w:pPr>
+      <w:r>
+        <w:rPr>
+          <w:rFonts w:eastAsiaTheme="majorEastAsia"/>
+          <w:color w:val="3A3A3A" w:themeColor="background2" w:themeShade="40"/>
+          <w:spacing w:val="-10"/>
+          <w:kern w:val="28"/>
+        </w:rPr>
+        <w:t xml:space="preserve">The dataset was imported into Python using the </w:t>
       </w:r>
       <w:proofErr w:type="gramStart"/>
       <w:r>
@@ -3047,7 +2778,7 @@
           <w:spacing w:val="-10"/>
           <w:kern w:val="28"/>
         </w:rPr>
-        <w:t>actually performed</w:t>
+        <w:t>pandas</w:t>
       </w:r>
       <w:proofErr w:type="gramEnd"/>
       <w:r>
@@ -3057,7 +2788,78 @@
           <w:spacing w:val="-10"/>
           <w:kern w:val="28"/>
         </w:rPr>
-        <w:t>. Explain any decisions to retain or exclude observations.</w:t>
+        <w:t xml:space="preserve"> library. The initial inspection confirmed 45,211 observations and 17 variables. The </w:t>
+      </w:r>
+      <w:proofErr w:type="gramStart"/>
+      <w:r>
+        <w:rPr>
+          <w:rFonts w:eastAsiaTheme="majorEastAsia"/>
+          <w:color w:val="3A3A3A" w:themeColor="background2" w:themeShade="40"/>
+          <w:spacing w:val="-10"/>
+          <w:kern w:val="28"/>
+        </w:rPr>
+        <w:t>info(</w:t>
+      </w:r>
+      <w:proofErr w:type="gramEnd"/>
+      <w:r>
+        <w:rPr>
+          <w:rFonts w:eastAsiaTheme="majorEastAsia"/>
+          <w:color w:val="3A3A3A" w:themeColor="background2" w:themeShade="40"/>
+          <w:spacing w:val="-10"/>
+          <w:kern w:val="28"/>
+        </w:rPr>
+        <w:t xml:space="preserve">) and </w:t>
+      </w:r>
+      <w:proofErr w:type="spellStart"/>
+      <w:proofErr w:type="gramStart"/>
+      <w:r>
+        <w:rPr>
+          <w:rFonts w:eastAsiaTheme="majorEastAsia"/>
+          <w:color w:val="3A3A3A" w:themeColor="background2" w:themeShade="40"/>
+          <w:spacing w:val="-10"/>
+          <w:kern w:val="28"/>
+        </w:rPr>
+        <w:t>isnull</w:t>
+      </w:r>
+      <w:proofErr w:type="spellEnd"/>
+      <w:r>
+        <w:rPr>
+          <w:rFonts w:eastAsiaTheme="majorEastAsia"/>
+          <w:color w:val="3A3A3A" w:themeColor="background2" w:themeShade="40"/>
+          <w:spacing w:val="-10"/>
+          <w:kern w:val="28"/>
+        </w:rPr>
+        <w:t>(</w:t>
+      </w:r>
+      <w:proofErr w:type="gramEnd"/>
+      <w:r>
+        <w:rPr>
+          <w:rFonts w:eastAsiaTheme="majorEastAsia"/>
+          <w:color w:val="3A3A3A" w:themeColor="background2" w:themeShade="40"/>
+          <w:spacing w:val="-10"/>
+          <w:kern w:val="28"/>
+        </w:rPr>
+        <w:t xml:space="preserve">) methods showed that no conventional missing values were detected. However, further investigation identified “unknown” categories in the job, education, contact and </w:t>
+      </w:r>
+      <w:proofErr w:type="spellStart"/>
+      <w:r>
+        <w:rPr>
+          <w:rFonts w:eastAsiaTheme="majorEastAsia"/>
+          <w:color w:val="3A3A3A" w:themeColor="background2" w:themeShade="40"/>
+          <w:spacing w:val="-10"/>
+          <w:kern w:val="28"/>
+        </w:rPr>
+        <w:t>poutcome</w:t>
+      </w:r>
+      <w:proofErr w:type="spellEnd"/>
+      <w:r>
+        <w:rPr>
+          <w:rFonts w:eastAsiaTheme="majorEastAsia"/>
+          <w:color w:val="3A3A3A" w:themeColor="background2" w:themeShade="40"/>
+          <w:spacing w:val="-10"/>
+          <w:kern w:val="28"/>
+        </w:rPr>
+        <w:t xml:space="preserve"> variables. These occurred 288, 1,857, 13,020 and 36,959 times, respectively. These categories were retained during the initial analysis rather than being automatically removed or replaced. Numerical variables were examined using descriptive statistics, including the mean, median, standard deviation, variance and skewness.</w:t>
       </w:r>
     </w:p>
     <w:p>
@@ -3118,450 +2920,14 @@
       <w:pPr>
         <w:rPr>
           <w:rFonts w:eastAsiaTheme="majorEastAsia"/>
-          <w:color w:val="3A3A3A" w:themeColor="background2" w:themeShade="40"/>
-          <w:spacing w:val="-10"/>
-          <w:kern w:val="28"/>
-          <w:lang w:val="it-IT"/>
-        </w:rPr>
-      </w:pPr>
-      <w:r>
-        <w:rPr>
-          <w:rFonts w:eastAsiaTheme="majorEastAsia"/>
-          <w:color w:val="3A3A3A" w:themeColor="background2" w:themeShade="40"/>
-          <w:spacing w:val="-10"/>
-          <w:kern w:val="28"/>
-          <w:lang w:val="it-IT"/>
-        </w:rPr>
-        <w:t>[</w:t>
-      </w:r>
-      <w:proofErr w:type="spellStart"/>
-      <w:r>
-        <w:rPr>
-          <w:rFonts w:eastAsiaTheme="majorEastAsia"/>
-          <w:color w:val="3A3A3A" w:themeColor="background2" w:themeShade="40"/>
-          <w:spacing w:val="-10"/>
-          <w:kern w:val="28"/>
-          <w:lang w:val="it-IT"/>
-        </w:rPr>
-        <w:t>Apresente</w:t>
-      </w:r>
-      <w:proofErr w:type="spellEnd"/>
-      <w:r>
-        <w:rPr>
-          <w:rFonts w:eastAsiaTheme="majorEastAsia"/>
-          <w:color w:val="3A3A3A" w:themeColor="background2" w:themeShade="40"/>
-          <w:spacing w:val="-10"/>
-          <w:kern w:val="28"/>
-          <w:lang w:val="it-IT"/>
-        </w:rPr>
-        <w:t xml:space="preserve"> e interprete </w:t>
-      </w:r>
-      <w:proofErr w:type="spellStart"/>
-      <w:r>
-        <w:rPr>
-          <w:rFonts w:eastAsiaTheme="majorEastAsia"/>
-          <w:color w:val="3A3A3A" w:themeColor="background2" w:themeShade="40"/>
-          <w:spacing w:val="-10"/>
-          <w:kern w:val="28"/>
-          <w:lang w:val="it-IT"/>
-        </w:rPr>
-        <w:t>os</w:t>
-      </w:r>
-      <w:proofErr w:type="spellEnd"/>
-      <w:r>
-        <w:rPr>
-          <w:rFonts w:eastAsiaTheme="majorEastAsia"/>
-          <w:color w:val="3A3A3A" w:themeColor="background2" w:themeShade="40"/>
-          <w:spacing w:val="-10"/>
-          <w:kern w:val="28"/>
-          <w:lang w:val="it-IT"/>
-        </w:rPr>
-        <w:t xml:space="preserve"> </w:t>
-      </w:r>
-      <w:proofErr w:type="spellStart"/>
-      <w:r>
-        <w:rPr>
-          <w:rFonts w:eastAsiaTheme="majorEastAsia"/>
-          <w:color w:val="3A3A3A" w:themeColor="background2" w:themeShade="40"/>
-          <w:spacing w:val="-10"/>
-          <w:kern w:val="28"/>
-          <w:lang w:val="it-IT"/>
-        </w:rPr>
-        <w:t>resultados</w:t>
-      </w:r>
-      <w:proofErr w:type="spellEnd"/>
-      <w:r>
-        <w:rPr>
-          <w:rFonts w:eastAsiaTheme="majorEastAsia"/>
-          <w:color w:val="3A3A3A" w:themeColor="background2" w:themeShade="40"/>
-          <w:spacing w:val="-10"/>
-          <w:kern w:val="28"/>
-          <w:lang w:val="it-IT"/>
-        </w:rPr>
-        <w:t xml:space="preserve"> </w:t>
-      </w:r>
-      <w:proofErr w:type="spellStart"/>
-      <w:r>
-        <w:rPr>
-          <w:rFonts w:eastAsiaTheme="majorEastAsia"/>
-          <w:color w:val="3A3A3A" w:themeColor="background2" w:themeShade="40"/>
-          <w:spacing w:val="-10"/>
-          <w:kern w:val="28"/>
-          <w:lang w:val="it-IT"/>
-        </w:rPr>
-        <w:t>produzidos</w:t>
-      </w:r>
-      <w:proofErr w:type="spellEnd"/>
-      <w:r>
-        <w:rPr>
-          <w:rFonts w:eastAsiaTheme="majorEastAsia"/>
-          <w:color w:val="3A3A3A" w:themeColor="background2" w:themeShade="40"/>
-          <w:spacing w:val="-10"/>
-          <w:kern w:val="28"/>
-          <w:lang w:val="it-IT"/>
-        </w:rPr>
-        <w:t xml:space="preserve"> pelo Python.]</w:t>
-      </w:r>
-    </w:p>
-    <w:p>
-      <w:pPr>
-        <w:rPr>
-          <w:rFonts w:eastAsiaTheme="majorEastAsia"/>
-          <w:color w:val="3A3A3A" w:themeColor="background2" w:themeShade="40"/>
-          <w:spacing w:val="-10"/>
-          <w:kern w:val="28"/>
-        </w:rPr>
-      </w:pPr>
-      <w:r>
-        <w:rPr>
-          <w:rFonts w:eastAsiaTheme="majorEastAsia"/>
-          <w:color w:val="3A3A3A" w:themeColor="background2" w:themeShade="40"/>
-          <w:spacing w:val="-10"/>
-          <w:kern w:val="28"/>
-        </w:rPr>
-        <w:t>Include a table containing suitable descriptive statistics for selected numerical variables, such as:</w:t>
-      </w:r>
-    </w:p>
-    <w:p>
-      <w:pPr>
-        <w:numPr>
-          <w:ilvl w:val="0"/>
-          <w:numId w:val="13"/>
-        </w:numPr>
-        <w:rPr>
-          <w:rFonts w:eastAsiaTheme="majorEastAsia"/>
-          <w:color w:val="3A3A3A" w:themeColor="background2" w:themeShade="40"/>
-          <w:spacing w:val="-10"/>
-          <w:kern w:val="28"/>
-        </w:rPr>
-      </w:pPr>
-      <w:r>
-        <w:rPr>
-          <w:rFonts w:eastAsiaTheme="majorEastAsia"/>
-          <w:color w:val="3A3A3A" w:themeColor="background2" w:themeShade="40"/>
-          <w:spacing w:val="-10"/>
-          <w:kern w:val="28"/>
-        </w:rPr>
-        <w:t>Mean.</w:t>
-      </w:r>
-    </w:p>
-    <w:p>
-      <w:pPr>
-        <w:numPr>
-          <w:ilvl w:val="0"/>
-          <w:numId w:val="13"/>
-        </w:numPr>
-        <w:rPr>
-          <w:rFonts w:eastAsiaTheme="majorEastAsia"/>
-          <w:color w:val="3A3A3A" w:themeColor="background2" w:themeShade="40"/>
-          <w:spacing w:val="-10"/>
-          <w:kern w:val="28"/>
-        </w:rPr>
-      </w:pPr>
-      <w:r>
-        <w:rPr>
-          <w:rFonts w:eastAsiaTheme="majorEastAsia"/>
-          <w:color w:val="3A3A3A" w:themeColor="background2" w:themeShade="40"/>
-          <w:spacing w:val="-10"/>
-          <w:kern w:val="28"/>
-        </w:rPr>
-        <w:t>Median.</w:t>
-      </w:r>
-    </w:p>
-    <w:p>
-      <w:pPr>
-        <w:numPr>
-          <w:ilvl w:val="0"/>
-          <w:numId w:val="13"/>
-        </w:numPr>
-        <w:rPr>
-          <w:rFonts w:eastAsiaTheme="majorEastAsia"/>
-          <w:color w:val="3A3A3A" w:themeColor="background2" w:themeShade="40"/>
-          <w:spacing w:val="-10"/>
-          <w:kern w:val="28"/>
-        </w:rPr>
-      </w:pPr>
-      <w:r>
-        <w:rPr>
-          <w:rFonts w:eastAsiaTheme="majorEastAsia"/>
-          <w:color w:val="3A3A3A" w:themeColor="background2" w:themeShade="40"/>
-          <w:spacing w:val="-10"/>
-          <w:kern w:val="28"/>
-        </w:rPr>
-        <w:lastRenderedPageBreak/>
-        <w:t>Standard deviation.</w:t>
-      </w:r>
-    </w:p>
-    <w:p>
-      <w:pPr>
-        <w:numPr>
-          <w:ilvl w:val="0"/>
-          <w:numId w:val="13"/>
-        </w:numPr>
-        <w:rPr>
-          <w:rFonts w:eastAsiaTheme="majorEastAsia"/>
-          <w:color w:val="3A3A3A" w:themeColor="background2" w:themeShade="40"/>
-          <w:spacing w:val="-10"/>
-          <w:kern w:val="28"/>
-        </w:rPr>
-      </w:pPr>
-      <w:r>
-        <w:rPr>
-          <w:rFonts w:eastAsiaTheme="majorEastAsia"/>
-          <w:color w:val="3A3A3A" w:themeColor="background2" w:themeShade="40"/>
-          <w:spacing w:val="-10"/>
-          <w:kern w:val="28"/>
-        </w:rPr>
-        <w:t>Minimum and maximum.</w:t>
-      </w:r>
-    </w:p>
-    <w:p>
-      <w:pPr>
-        <w:numPr>
-          <w:ilvl w:val="0"/>
-          <w:numId w:val="13"/>
-        </w:numPr>
-        <w:rPr>
-          <w:rFonts w:eastAsiaTheme="majorEastAsia"/>
-          <w:color w:val="3A3A3A" w:themeColor="background2" w:themeShade="40"/>
-          <w:spacing w:val="-10"/>
-          <w:kern w:val="28"/>
-        </w:rPr>
-      </w:pPr>
-      <w:r>
-        <w:rPr>
-          <w:rFonts w:eastAsiaTheme="majorEastAsia"/>
-          <w:color w:val="3A3A3A" w:themeColor="background2" w:themeShade="40"/>
-          <w:spacing w:val="-10"/>
-          <w:kern w:val="28"/>
-        </w:rPr>
-        <w:t>Quartiles.</w:t>
-      </w:r>
-    </w:p>
-    <w:p>
-      <w:pPr>
-        <w:numPr>
-          <w:ilvl w:val="0"/>
-          <w:numId w:val="13"/>
-        </w:numPr>
-        <w:rPr>
-          <w:rFonts w:eastAsiaTheme="majorEastAsia"/>
-          <w:color w:val="3A3A3A" w:themeColor="background2" w:themeShade="40"/>
-          <w:spacing w:val="-10"/>
-          <w:kern w:val="28"/>
-        </w:rPr>
-      </w:pPr>
-      <w:r>
-        <w:rPr>
-          <w:rFonts w:eastAsiaTheme="majorEastAsia"/>
-          <w:color w:val="3A3A3A" w:themeColor="background2" w:themeShade="40"/>
-          <w:spacing w:val="-10"/>
-          <w:kern w:val="28"/>
-        </w:rPr>
-        <w:t>Skewness, where relevant.</w:t>
-      </w:r>
-    </w:p>
-    <w:p>
-      <w:pPr>
-        <w:rPr>
-          <w:rFonts w:eastAsiaTheme="majorEastAsia"/>
-          <w:color w:val="3A3A3A" w:themeColor="background2" w:themeShade="40"/>
-          <w:spacing w:val="-10"/>
-          <w:kern w:val="28"/>
-        </w:rPr>
-      </w:pPr>
-      <w:r>
-        <w:rPr>
-          <w:rFonts w:eastAsiaTheme="majorEastAsia"/>
-          <w:color w:val="3A3A3A" w:themeColor="background2" w:themeShade="40"/>
-          <w:spacing w:val="-10"/>
-          <w:kern w:val="28"/>
-        </w:rPr>
-        <w:t>Discuss the actual results. For example, compare mean and median to identify possible skewness, and explain what the results suggest about customer age, account balance or the number of campaign contacts.</w:t>
-      </w:r>
-    </w:p>
-    <w:p>
-      <w:pPr>
-        <w:rPr>
-          <w:rFonts w:eastAsiaTheme="majorEastAsia"/>
-          <w:color w:val="3A3A3A" w:themeColor="background2" w:themeShade="40"/>
-          <w:spacing w:val="-10"/>
-          <w:kern w:val="28"/>
-        </w:rPr>
-      </w:pPr>
-      <w:r>
-        <w:rPr>
-          <w:rFonts w:eastAsiaTheme="majorEastAsia"/>
-          <w:color w:val="3A3A3A" w:themeColor="background2" w:themeShade="40"/>
-          <w:spacing w:val="-10"/>
-          <w:kern w:val="28"/>
-        </w:rPr>
-        <w:t>For categorical variables, report relevant frequencies or percentages, especially the proportion of clients who subscribed to a term deposit.</w:t>
-      </w:r>
-    </w:p>
-    <w:p>
-      <w:pPr>
-        <w:rPr>
-          <w:rFonts w:eastAsiaTheme="majorEastAsia"/>
-          <w:color w:val="3A3A3A" w:themeColor="background2" w:themeShade="40"/>
-          <w:spacing w:val="-10"/>
-          <w:kern w:val="28"/>
-        </w:rPr>
-      </w:pPr>
-      <w:r>
-        <w:rPr>
-          <w:rFonts w:eastAsiaTheme="majorEastAsia"/>
           <w:b/>
           <w:bCs/>
           <w:color w:val="3A3A3A" w:themeColor="background2" w:themeShade="40"/>
           <w:spacing w:val="-10"/>
           <w:kern w:val="28"/>
-          <w:highlight w:val="yellow"/>
-        </w:rPr>
-        <w:t>Insert Table 1: Descriptive Statistics</w:t>
-      </w:r>
-    </w:p>
-    <w:p>
-      <w:pPr>
-        <w:rPr>
-          <w:rFonts w:eastAsiaTheme="majorEastAsia"/>
-          <w:color w:val="3A3A3A" w:themeColor="background2" w:themeShade="40"/>
-          <w:spacing w:val="-10"/>
-          <w:kern w:val="28"/>
-        </w:rPr>
-      </w:pPr>
-      <w:r>
-        <w:rPr>
-          <w:rFonts w:eastAsiaTheme="majorEastAsia"/>
-          <w:color w:val="3A3A3A" w:themeColor="background2" w:themeShade="40"/>
-          <w:spacing w:val="-10"/>
-          <w:kern w:val="28"/>
-        </w:rPr>
-        <w:t>[</w:t>
-      </w:r>
-      <w:proofErr w:type="spellStart"/>
-      <w:r>
-        <w:rPr>
-          <w:rFonts w:eastAsiaTheme="majorEastAsia"/>
-          <w:color w:val="3A3A3A" w:themeColor="background2" w:themeShade="40"/>
-          <w:spacing w:val="-10"/>
-          <w:kern w:val="28"/>
-        </w:rPr>
-        <w:t>Insira</w:t>
-      </w:r>
-      <w:proofErr w:type="spellEnd"/>
-      <w:r>
-        <w:rPr>
-          <w:rFonts w:eastAsiaTheme="majorEastAsia"/>
-          <w:color w:val="3A3A3A" w:themeColor="background2" w:themeShade="40"/>
-          <w:spacing w:val="-10"/>
-          <w:kern w:val="28"/>
-        </w:rPr>
-        <w:t xml:space="preserve"> </w:t>
-      </w:r>
-      <w:proofErr w:type="spellStart"/>
-      <w:r>
-        <w:rPr>
-          <w:rFonts w:eastAsiaTheme="majorEastAsia"/>
-          <w:color w:val="3A3A3A" w:themeColor="background2" w:themeShade="40"/>
-          <w:spacing w:val="-10"/>
-          <w:kern w:val="28"/>
-        </w:rPr>
-        <w:t>aqui</w:t>
-      </w:r>
-      <w:proofErr w:type="spellEnd"/>
-      <w:r>
-        <w:rPr>
-          <w:rFonts w:eastAsiaTheme="majorEastAsia"/>
-          <w:color w:val="3A3A3A" w:themeColor="background2" w:themeShade="40"/>
-          <w:spacing w:val="-10"/>
-          <w:kern w:val="28"/>
-        </w:rPr>
-        <w:t xml:space="preserve"> a </w:t>
-      </w:r>
-      <w:proofErr w:type="spellStart"/>
-      <w:r>
-        <w:rPr>
-          <w:rFonts w:eastAsiaTheme="majorEastAsia"/>
-          <w:color w:val="3A3A3A" w:themeColor="background2" w:themeShade="40"/>
-          <w:spacing w:val="-10"/>
-          <w:kern w:val="28"/>
-        </w:rPr>
-        <w:t>tabela</w:t>
-      </w:r>
-      <w:proofErr w:type="spellEnd"/>
-      <w:r>
-        <w:rPr>
-          <w:rFonts w:eastAsiaTheme="majorEastAsia"/>
-          <w:color w:val="3A3A3A" w:themeColor="background2" w:themeShade="40"/>
-          <w:spacing w:val="-10"/>
-          <w:kern w:val="28"/>
-        </w:rPr>
-        <w:t xml:space="preserve"> </w:t>
-      </w:r>
-      <w:proofErr w:type="spellStart"/>
-      <w:r>
-        <w:rPr>
-          <w:rFonts w:eastAsiaTheme="majorEastAsia"/>
-          <w:color w:val="3A3A3A" w:themeColor="background2" w:themeShade="40"/>
-          <w:spacing w:val="-10"/>
-          <w:kern w:val="28"/>
-        </w:rPr>
-        <w:t>gerada</w:t>
-      </w:r>
-      <w:proofErr w:type="spellEnd"/>
-      <w:r>
-        <w:rPr>
-          <w:rFonts w:eastAsiaTheme="majorEastAsia"/>
-          <w:color w:val="3A3A3A" w:themeColor="background2" w:themeShade="40"/>
-          <w:spacing w:val="-10"/>
-          <w:kern w:val="28"/>
-        </w:rPr>
-        <w:t xml:space="preserve"> </w:t>
-      </w:r>
-      <w:proofErr w:type="spellStart"/>
-      <w:r>
-        <w:rPr>
-          <w:rFonts w:eastAsiaTheme="majorEastAsia"/>
-          <w:color w:val="3A3A3A" w:themeColor="background2" w:themeShade="40"/>
-          <w:spacing w:val="-10"/>
-          <w:kern w:val="28"/>
-        </w:rPr>
-        <w:t>pelo</w:t>
-      </w:r>
-      <w:proofErr w:type="spellEnd"/>
-      <w:r>
-        <w:rPr>
-          <w:rFonts w:eastAsiaTheme="majorEastAsia"/>
-          <w:color w:val="3A3A3A" w:themeColor="background2" w:themeShade="40"/>
-          <w:spacing w:val="-10"/>
-          <w:kern w:val="28"/>
-        </w:rPr>
-        <w:t xml:space="preserve"> Python.]</w:t>
-      </w:r>
-    </w:p>
-    <w:p>
-      <w:pPr>
+        </w:rPr>
+      </w:pPr>
+      <w:r>
         <w:rPr>
           <w:rFonts w:eastAsiaTheme="majorEastAsia"/>
           <w:b/>
@@ -3570,8 +2936,127 @@
           <w:spacing w:val="-10"/>
           <w:kern w:val="28"/>
         </w:rPr>
-      </w:pPr>
-      <w:r>
+        <w:t>2.3 Descriptive Statistical Analysis</w:t>
+      </w:r>
+    </w:p>
+    <w:p>
+      <w:pPr>
+        <w:ind w:firstLine="720"/>
+        <w:jc w:val="both"/>
+        <w:rPr>
+          <w:rFonts w:eastAsiaTheme="majorEastAsia"/>
+          <w:color w:val="3A3A3A" w:themeColor="background2" w:themeShade="40"/>
+          <w:spacing w:val="-10"/>
+          <w:kern w:val="28"/>
+        </w:rPr>
+      </w:pPr>
+      <w:r>
+        <w:rPr>
+          <w:rFonts w:eastAsiaTheme="majorEastAsia"/>
+          <w:color w:val="3A3A3A" w:themeColor="background2" w:themeShade="40"/>
+          <w:spacing w:val="-10"/>
+          <w:kern w:val="28"/>
+        </w:rPr>
+        <w:t>Descriptive statistics were calculated for five numerical variables: age, balance, duration, campaign and previous. The mean age was 40.94 years, while the median was 39 years, indicating that the average age was slightly higher than the central value. Customer balance had a mean of 1,362.27 and a median of 448, suggesting that the mean may be influenced by customers with relatively high balances. The minimum balance was -8,019 and the maximum was 102,127, demonstrating considerable variation in the data.</w:t>
+      </w:r>
+    </w:p>
+    <w:p>
+      <w:pPr>
+        <w:ind w:firstLine="720"/>
+        <w:jc w:val="both"/>
+        <w:rPr>
+          <w:rFonts w:eastAsiaTheme="majorEastAsia"/>
+          <w:color w:val="3A3A3A" w:themeColor="background2" w:themeShade="40"/>
+          <w:spacing w:val="-10"/>
+          <w:kern w:val="28"/>
+        </w:rPr>
+      </w:pPr>
+      <w:r>
+        <w:rPr>
+          <w:rFonts w:eastAsiaTheme="majorEastAsia"/>
+          <w:color w:val="3A3A3A" w:themeColor="background2" w:themeShade="40"/>
+          <w:spacing w:val="-10"/>
+          <w:kern w:val="28"/>
+        </w:rPr>
+        <w:t xml:space="preserve">Call duration had a mean of 258.16 seconds and a median of 180 seconds. The difference between these values suggests that longer calls may influence the average. The mean number of contacts during the current campaign was 2.76, compared with a median of 2. For previous contacts, the mean was 0.58 and the median was </w:t>
+      </w:r>
+      <w:r>
+        <w:rPr>
+          <w:rFonts w:eastAsiaTheme="majorEastAsia"/>
+          <w:color w:val="3A3A3A" w:themeColor="background2" w:themeShade="40"/>
+          <w:spacing w:val="-10"/>
+          <w:kern w:val="28"/>
+        </w:rPr>
+        <w:lastRenderedPageBreak/>
+        <w:t>zero, indicating that at least half of the observations had no previous contacts recorded. Histograms and additional distribution measures will be used to investigate these patterns further.</w:t>
+      </w:r>
+    </w:p>
+    <w:p>
+      <w:pPr>
+        <w:jc w:val="center"/>
+        <w:rPr>
+          <w:rFonts w:eastAsiaTheme="majorEastAsia"/>
+          <w:color w:val="3A3A3A" w:themeColor="background2" w:themeShade="40"/>
+          <w:spacing w:val="-10"/>
+          <w:kern w:val="28"/>
+        </w:rPr>
+      </w:pPr>
+      <w:r>
+        <w:rPr>
+          <w:rFonts w:eastAsiaTheme="majorEastAsia"/>
+          <w:color w:val="3A3A3A" w:themeColor="background2" w:themeShade="40"/>
+          <w:spacing w:val="-10"/>
+          <w:kern w:val="28"/>
+        </w:rPr>
+        <w:drawing>
+          <wp:inline distT="0" distB="0" distL="0" distR="0" wp14:anchorId="110DAD26" wp14:editId="54B83956">
+            <wp:extent cx="3962429" cy="1447811"/>
+            <wp:effectExtent l="0" t="0" r="0" b="0"/>
+            <wp:docPr id="425993614" name="Picture 1"/>
+            <wp:cNvGraphicFramePr>
+              <a:graphicFrameLocks xmlns:a="http://schemas.openxmlformats.org/drawingml/2006/main" noChangeAspect="1"/>
+            </wp:cNvGraphicFramePr>
+            <a:graphic xmlns:a="http://schemas.openxmlformats.org/drawingml/2006/main">
+              <a:graphicData uri="http://schemas.openxmlformats.org/drawingml/2006/picture">
+                <pic:pic xmlns:pic="http://schemas.openxmlformats.org/drawingml/2006/picture">
+                  <pic:nvPicPr>
+                    <pic:cNvPr id="425993614" name=""/>
+                    <pic:cNvPicPr/>
+                  </pic:nvPicPr>
+                  <pic:blipFill>
+                    <a:blip r:embed="rId14"/>
+                    <a:stretch>
+                      <a:fillRect/>
+                    </a:stretch>
+                  </pic:blipFill>
+                  <pic:spPr>
+                    <a:xfrm>
+                      <a:off x="0" y="0"/>
+                      <a:ext cx="3962429" cy="1447811"/>
+                    </a:xfrm>
+                    <a:prstGeom prst="rect">
+                      <a:avLst/>
+                    </a:prstGeom>
+                  </pic:spPr>
+                </pic:pic>
+              </a:graphicData>
+            </a:graphic>
+          </wp:inline>
+        </w:drawing>
+      </w:r>
+    </w:p>
+    <w:p>
+      <w:pPr>
+        <w:rPr>
+          <w:rFonts w:eastAsiaTheme="majorEastAsia"/>
+          <w:color w:val="3A3A3A" w:themeColor="background2" w:themeShade="40"/>
+          <w:spacing w:val="-10"/>
+          <w:kern w:val="28"/>
+        </w:rPr>
+      </w:pPr>
+    </w:p>
+    <w:p>
+      <w:pPr>
         <w:rPr>
           <w:rFonts w:eastAsiaTheme="majorEastAsia"/>
           <w:b/>
@@ -3579,172 +3064,9 @@
           <w:color w:val="3A3A3A" w:themeColor="background2" w:themeShade="40"/>
           <w:spacing w:val="-10"/>
           <w:kern w:val="28"/>
-          <w:highlight w:val="yellow"/>
-        </w:rPr>
-        <w:t>2.4 Visual Analysis</w:t>
-      </w:r>
-    </w:p>
-    <w:p>
-      <w:pPr>
-        <w:rPr>
-          <w:rFonts w:eastAsiaTheme="majorEastAsia"/>
-          <w:color w:val="3A3A3A" w:themeColor="background2" w:themeShade="40"/>
-          <w:spacing w:val="-10"/>
-          <w:kern w:val="28"/>
-        </w:rPr>
-      </w:pPr>
-      <w:r>
-        <w:rPr>
-          <w:rFonts w:eastAsiaTheme="majorEastAsia"/>
-          <w:color w:val="3A3A3A" w:themeColor="background2" w:themeShade="40"/>
-          <w:spacing w:val="-10"/>
-          <w:kern w:val="28"/>
-        </w:rPr>
-        <w:t>[</w:t>
-      </w:r>
-      <w:proofErr w:type="spellStart"/>
-      <w:r>
-        <w:rPr>
-          <w:rFonts w:eastAsiaTheme="majorEastAsia"/>
-          <w:color w:val="3A3A3A" w:themeColor="background2" w:themeShade="40"/>
-          <w:spacing w:val="-10"/>
-          <w:kern w:val="28"/>
-        </w:rPr>
-        <w:t>Insira</w:t>
-      </w:r>
-      <w:proofErr w:type="spellEnd"/>
-      <w:r>
-        <w:rPr>
-          <w:rFonts w:eastAsiaTheme="majorEastAsia"/>
-          <w:color w:val="3A3A3A" w:themeColor="background2" w:themeShade="40"/>
-          <w:spacing w:val="-10"/>
-          <w:kern w:val="28"/>
-        </w:rPr>
-        <w:t xml:space="preserve"> </w:t>
-      </w:r>
-      <w:proofErr w:type="spellStart"/>
-      <w:r>
-        <w:rPr>
-          <w:rFonts w:eastAsiaTheme="majorEastAsia"/>
-          <w:color w:val="3A3A3A" w:themeColor="background2" w:themeShade="40"/>
-          <w:spacing w:val="-10"/>
-          <w:kern w:val="28"/>
-        </w:rPr>
-        <w:t>pelo</w:t>
-      </w:r>
-      <w:proofErr w:type="spellEnd"/>
-      <w:r>
-        <w:rPr>
-          <w:rFonts w:eastAsiaTheme="majorEastAsia"/>
-          <w:color w:val="3A3A3A" w:themeColor="background2" w:themeShade="40"/>
-          <w:spacing w:val="-10"/>
-          <w:kern w:val="28"/>
-        </w:rPr>
-        <w:t xml:space="preserve"> </w:t>
-      </w:r>
-      <w:proofErr w:type="spellStart"/>
-      <w:r>
-        <w:rPr>
-          <w:rFonts w:eastAsiaTheme="majorEastAsia"/>
-          <w:color w:val="3A3A3A" w:themeColor="background2" w:themeShade="40"/>
-          <w:spacing w:val="-10"/>
-          <w:kern w:val="28"/>
-        </w:rPr>
-        <w:t>menos</w:t>
-      </w:r>
-      <w:proofErr w:type="spellEnd"/>
-      <w:r>
-        <w:rPr>
-          <w:rFonts w:eastAsiaTheme="majorEastAsia"/>
-          <w:color w:val="3A3A3A" w:themeColor="background2" w:themeShade="40"/>
-          <w:spacing w:val="-10"/>
-          <w:kern w:val="28"/>
-        </w:rPr>
-        <w:t xml:space="preserve"> </w:t>
-      </w:r>
-      <w:proofErr w:type="spellStart"/>
-      <w:r>
-        <w:rPr>
-          <w:rFonts w:eastAsiaTheme="majorEastAsia"/>
-          <w:color w:val="3A3A3A" w:themeColor="background2" w:themeShade="40"/>
-          <w:spacing w:val="-10"/>
-          <w:kern w:val="28"/>
-        </w:rPr>
-        <w:t>três</w:t>
-      </w:r>
-      <w:proofErr w:type="spellEnd"/>
-      <w:r>
-        <w:rPr>
-          <w:rFonts w:eastAsiaTheme="majorEastAsia"/>
-          <w:color w:val="3A3A3A" w:themeColor="background2" w:themeShade="40"/>
-          <w:spacing w:val="-10"/>
-          <w:kern w:val="28"/>
-        </w:rPr>
-        <w:t xml:space="preserve"> </w:t>
-      </w:r>
-      <w:proofErr w:type="spellStart"/>
-      <w:r>
-        <w:rPr>
-          <w:rFonts w:eastAsiaTheme="majorEastAsia"/>
-          <w:color w:val="3A3A3A" w:themeColor="background2" w:themeShade="40"/>
-          <w:spacing w:val="-10"/>
-          <w:kern w:val="28"/>
-        </w:rPr>
-        <w:t>gráficos</w:t>
-      </w:r>
-      <w:proofErr w:type="spellEnd"/>
-      <w:r>
-        <w:rPr>
-          <w:rFonts w:eastAsiaTheme="majorEastAsia"/>
-          <w:color w:val="3A3A3A" w:themeColor="background2" w:themeShade="40"/>
-          <w:spacing w:val="-10"/>
-          <w:kern w:val="28"/>
-        </w:rPr>
-        <w:t xml:space="preserve"> e </w:t>
-      </w:r>
-      <w:proofErr w:type="spellStart"/>
-      <w:r>
-        <w:rPr>
-          <w:rFonts w:eastAsiaTheme="majorEastAsia"/>
-          <w:color w:val="3A3A3A" w:themeColor="background2" w:themeShade="40"/>
-          <w:spacing w:val="-10"/>
-          <w:kern w:val="28"/>
-        </w:rPr>
-        <w:t>interprete</w:t>
-      </w:r>
-      <w:proofErr w:type="spellEnd"/>
-      <w:r>
-        <w:rPr>
-          <w:rFonts w:eastAsiaTheme="majorEastAsia"/>
-          <w:color w:val="3A3A3A" w:themeColor="background2" w:themeShade="40"/>
-          <w:spacing w:val="-10"/>
-          <w:kern w:val="28"/>
-        </w:rPr>
-        <w:t xml:space="preserve"> </w:t>
-      </w:r>
-      <w:proofErr w:type="spellStart"/>
-      <w:r>
-        <w:rPr>
-          <w:rFonts w:eastAsiaTheme="majorEastAsia"/>
-          <w:color w:val="3A3A3A" w:themeColor="background2" w:themeShade="40"/>
-          <w:spacing w:val="-10"/>
-          <w:kern w:val="28"/>
-        </w:rPr>
-        <w:t>cada</w:t>
-      </w:r>
-      <w:proofErr w:type="spellEnd"/>
-      <w:r>
-        <w:rPr>
-          <w:rFonts w:eastAsiaTheme="majorEastAsia"/>
-          <w:color w:val="3A3A3A" w:themeColor="background2" w:themeShade="40"/>
-          <w:spacing w:val="-10"/>
-          <w:kern w:val="28"/>
-        </w:rPr>
-        <w:t xml:space="preserve"> um.]</w:t>
-      </w:r>
-    </w:p>
-    <w:p>
-      <w:pPr>
+        </w:rPr>
+      </w:pPr>
+      <w:r>
         <w:rPr>
           <w:rFonts w:eastAsiaTheme="majorEastAsia"/>
           <w:b/>
@@ -3752,9 +3074,13 @@
           <w:color w:val="3A3A3A" w:themeColor="background2" w:themeShade="40"/>
           <w:spacing w:val="-10"/>
           <w:kern w:val="28"/>
-        </w:rPr>
-      </w:pPr>
-      <w:r>
+          <w:highlight w:val="yellow"/>
+        </w:rPr>
+        <w:t>2.4 Visual Analysis</w:t>
+      </w:r>
+    </w:p>
+    <w:p>
+      <w:pPr>
         <w:rPr>
           <w:rFonts w:eastAsiaTheme="majorEastAsia"/>
           <w:b/>
@@ -3762,88 +3088,145 @@
           <w:color w:val="3A3A3A" w:themeColor="background2" w:themeShade="40"/>
           <w:spacing w:val="-10"/>
           <w:kern w:val="28"/>
-          <w:highlight w:val="yellow"/>
-        </w:rPr>
-        <w:t>Figure 1 – Distribution of Customer Age</w:t>
-      </w:r>
-    </w:p>
-    <w:p>
-      <w:pPr>
-        <w:rPr>
-          <w:rFonts w:eastAsiaTheme="majorEastAsia"/>
-          <w:color w:val="3A3A3A" w:themeColor="background2" w:themeShade="40"/>
-          <w:spacing w:val="-10"/>
-          <w:kern w:val="28"/>
-        </w:rPr>
-      </w:pPr>
-      <w:r>
-        <w:rPr>
-          <w:rFonts w:eastAsiaTheme="majorEastAsia"/>
-          <w:color w:val="3A3A3A" w:themeColor="background2" w:themeShade="40"/>
-          <w:spacing w:val="-10"/>
-          <w:kern w:val="28"/>
-        </w:rPr>
-        <w:t>[</w:t>
-      </w:r>
-      <w:proofErr w:type="spellStart"/>
-      <w:r>
-        <w:rPr>
-          <w:rFonts w:eastAsiaTheme="majorEastAsia"/>
-          <w:color w:val="3A3A3A" w:themeColor="background2" w:themeShade="40"/>
-          <w:spacing w:val="-10"/>
-          <w:kern w:val="28"/>
-        </w:rPr>
-        <w:t>Insira</w:t>
-      </w:r>
-      <w:proofErr w:type="spellEnd"/>
-      <w:r>
-        <w:rPr>
-          <w:rFonts w:eastAsiaTheme="majorEastAsia"/>
-          <w:color w:val="3A3A3A" w:themeColor="background2" w:themeShade="40"/>
-          <w:spacing w:val="-10"/>
-          <w:kern w:val="28"/>
-        </w:rPr>
-        <w:t xml:space="preserve"> o </w:t>
-      </w:r>
-      <w:proofErr w:type="spellStart"/>
-      <w:r>
-        <w:rPr>
-          <w:rFonts w:eastAsiaTheme="majorEastAsia"/>
-          <w:color w:val="3A3A3A" w:themeColor="background2" w:themeShade="40"/>
-          <w:spacing w:val="-10"/>
-          <w:kern w:val="28"/>
-        </w:rPr>
-        <w:t>histograma</w:t>
-      </w:r>
-      <w:proofErr w:type="spellEnd"/>
-      <w:r>
-        <w:rPr>
-          <w:rFonts w:eastAsiaTheme="majorEastAsia"/>
-          <w:color w:val="3A3A3A" w:themeColor="background2" w:themeShade="40"/>
-          <w:spacing w:val="-10"/>
-          <w:kern w:val="28"/>
-        </w:rPr>
-        <w:t xml:space="preserve"> de age.]</w:t>
-      </w:r>
-    </w:p>
-    <w:p>
-      <w:pPr>
-        <w:rPr>
-          <w:rFonts w:eastAsiaTheme="majorEastAsia"/>
-          <w:color w:val="3A3A3A" w:themeColor="background2" w:themeShade="40"/>
-          <w:spacing w:val="-10"/>
-          <w:kern w:val="28"/>
-        </w:rPr>
-      </w:pPr>
-      <w:r>
-        <w:rPr>
-          <w:rFonts w:eastAsiaTheme="majorEastAsia"/>
-          <w:color w:val="3A3A3A" w:themeColor="background2" w:themeShade="40"/>
-          <w:spacing w:val="-10"/>
-          <w:kern w:val="28"/>
-        </w:rPr>
-        <w:t>Interpret the shape of the distribution, the concentration of observations and any apparent skewness.</w:t>
-      </w:r>
+        </w:rPr>
+      </w:pPr>
+    </w:p>
+    <w:p>
+      <w:pPr>
+        <w:ind w:firstLine="720"/>
+        <w:jc w:val="both"/>
+        <w:rPr>
+          <w:rFonts w:eastAsiaTheme="majorEastAsia"/>
+          <w:color w:val="3A3A3A" w:themeColor="background2" w:themeShade="40"/>
+          <w:spacing w:val="-10"/>
+          <w:kern w:val="28"/>
+        </w:rPr>
+      </w:pPr>
+      <w:r>
+        <w:rPr>
+          <w:rFonts w:eastAsiaTheme="majorEastAsia"/>
+          <w:color w:val="3A3A3A" w:themeColor="background2" w:themeShade="40"/>
+          <w:spacing w:val="-10"/>
+          <w:kern w:val="28"/>
+        </w:rPr>
+        <w:t>The age variable ranges from 18 to 95 years, with a mean of 40.94 years and a median of 39 years. The highest frequencies occur among customers in their early thirties, with 2,085 customers aged 32 and 1,996 aged 31. The mean being higher than the median, together with a skewness value of 0.685, suggests a moderately right-skewed distribution. This indicates that the distribution is not perfectly symmetrical, although further graphical analysis is required before assessing whether a normal distribution provides a reasonable approximation.</w:t>
+      </w:r>
+    </w:p>
+    <w:p>
+      <w:pPr>
+        <w:jc w:val="center"/>
+        <w:rPr>
+          <w:rFonts w:eastAsiaTheme="majorEastAsia"/>
+          <w:color w:val="3A3A3A" w:themeColor="background2" w:themeShade="40"/>
+          <w:spacing w:val="-10"/>
+          <w:kern w:val="28"/>
+        </w:rPr>
+      </w:pPr>
+      <w:r>
+        <w:rPr>
+          <w:rFonts w:eastAsiaTheme="majorEastAsia"/>
+          <w:color w:val="3A3A3A" w:themeColor="background2" w:themeShade="40"/>
+          <w:spacing w:val="-10"/>
+          <w:kern w:val="28"/>
+        </w:rPr>
+        <w:drawing>
+          <wp:inline distT="0" distB="0" distL="0" distR="0" wp14:anchorId="6487A544" wp14:editId="5B3FBC32">
+            <wp:extent cx="3821430" cy="2329438"/>
+            <wp:effectExtent l="0" t="0" r="7620" b="0"/>
+            <wp:docPr id="193950335" name="Picture 1"/>
+            <wp:cNvGraphicFramePr>
+              <a:graphicFrameLocks xmlns:a="http://schemas.openxmlformats.org/drawingml/2006/main" noChangeAspect="1"/>
+            </wp:cNvGraphicFramePr>
+            <a:graphic xmlns:a="http://schemas.openxmlformats.org/drawingml/2006/main">
+              <a:graphicData uri="http://schemas.openxmlformats.org/drawingml/2006/picture">
+                <pic:pic xmlns:pic="http://schemas.openxmlformats.org/drawingml/2006/picture">
+                  <pic:nvPicPr>
+                    <pic:cNvPr id="193950335" name=""/>
+                    <pic:cNvPicPr/>
+                  </pic:nvPicPr>
+                  <pic:blipFill>
+                    <a:blip r:embed="rId15"/>
+                    <a:stretch>
+                      <a:fillRect/>
+                    </a:stretch>
+                  </pic:blipFill>
+                  <pic:spPr>
+                    <a:xfrm>
+                      <a:off x="0" y="0"/>
+                      <a:ext cx="3849824" cy="2346746"/>
+                    </a:xfrm>
+                    <a:prstGeom prst="rect">
+                      <a:avLst/>
+                    </a:prstGeom>
+                  </pic:spPr>
+                </pic:pic>
+              </a:graphicData>
+            </a:graphic>
+          </wp:inline>
+        </w:drawing>
+      </w:r>
+    </w:p>
+    <w:p>
+      <w:pPr>
+        <w:jc w:val="right"/>
+        <w:rPr>
+          <w:rFonts w:eastAsiaTheme="majorEastAsia"/>
+          <w:color w:val="3A3A3A" w:themeColor="background2" w:themeShade="40"/>
+          <w:spacing w:val="-10"/>
+          <w:kern w:val="28"/>
+        </w:rPr>
+      </w:pPr>
+      <w:r>
+        <w:rPr>
+          <w:rFonts w:eastAsiaTheme="majorEastAsia"/>
+          <w:color w:val="3A3A3A" w:themeColor="background2" w:themeShade="40"/>
+          <w:spacing w:val="-10"/>
+          <w:kern w:val="28"/>
+        </w:rPr>
+        <w:t>Figure 1. Distribution of Customer Age.</w:t>
+      </w:r>
+    </w:p>
+    <w:p>
+      <w:pPr>
+        <w:jc w:val="both"/>
+        <w:rPr>
+          <w:rFonts w:eastAsiaTheme="majorEastAsia"/>
+          <w:color w:val="3A3A3A" w:themeColor="background2" w:themeShade="40"/>
+          <w:spacing w:val="-10"/>
+          <w:kern w:val="28"/>
+        </w:rPr>
+      </w:pPr>
+    </w:p>
+    <w:p>
+      <w:pPr>
+        <w:jc w:val="center"/>
+        <w:rPr>
+          <w:rFonts w:eastAsiaTheme="majorEastAsia"/>
+          <w:color w:val="3A3A3A" w:themeColor="background2" w:themeShade="40"/>
+          <w:spacing w:val="-10"/>
+          <w:kern w:val="28"/>
+        </w:rPr>
+      </w:pPr>
+    </w:p>
+    <w:p>
+      <w:pPr>
+        <w:rPr>
+          <w:rFonts w:eastAsiaTheme="majorEastAsia"/>
+          <w:color w:val="3A3A3A" w:themeColor="background2" w:themeShade="40"/>
+          <w:spacing w:val="-10"/>
+          <w:kern w:val="28"/>
+        </w:rPr>
+      </w:pPr>
+    </w:p>
+    <w:p>
+      <w:pPr>
+        <w:rPr>
+          <w:rFonts w:eastAsiaTheme="majorEastAsia"/>
+          <w:color w:val="3A3A3A" w:themeColor="background2" w:themeShade="40"/>
+          <w:spacing w:val="-10"/>
+          <w:kern w:val="28"/>
+        </w:rPr>
+      </w:pPr>
     </w:p>
     <w:p>
       <w:pPr>
@@ -3866,6 +3249,108 @@
           <w:kern w:val="28"/>
           <w:highlight w:val="yellow"/>
         </w:rPr>
+        <w:t>Figure 1 – Distribution of Customer Age</w:t>
+      </w:r>
+    </w:p>
+    <w:p>
+      <w:pPr>
+        <w:rPr>
+          <w:rFonts w:eastAsiaTheme="majorEastAsia"/>
+          <w:color w:val="3A3A3A" w:themeColor="background2" w:themeShade="40"/>
+          <w:spacing w:val="-10"/>
+          <w:kern w:val="28"/>
+        </w:rPr>
+      </w:pPr>
+      <w:r>
+        <w:rPr>
+          <w:rFonts w:eastAsiaTheme="majorEastAsia"/>
+          <w:color w:val="3A3A3A" w:themeColor="background2" w:themeShade="40"/>
+          <w:spacing w:val="-10"/>
+          <w:kern w:val="28"/>
+        </w:rPr>
+        <w:t>[</w:t>
+      </w:r>
+      <w:proofErr w:type="spellStart"/>
+      <w:r>
+        <w:rPr>
+          <w:rFonts w:eastAsiaTheme="majorEastAsia"/>
+          <w:color w:val="3A3A3A" w:themeColor="background2" w:themeShade="40"/>
+          <w:spacing w:val="-10"/>
+          <w:kern w:val="28"/>
+        </w:rPr>
+        <w:t>Insira</w:t>
+      </w:r>
+      <w:proofErr w:type="spellEnd"/>
+      <w:r>
+        <w:rPr>
+          <w:rFonts w:eastAsiaTheme="majorEastAsia"/>
+          <w:color w:val="3A3A3A" w:themeColor="background2" w:themeShade="40"/>
+          <w:spacing w:val="-10"/>
+          <w:kern w:val="28"/>
+        </w:rPr>
+        <w:t xml:space="preserve"> o </w:t>
+      </w:r>
+      <w:proofErr w:type="spellStart"/>
+      <w:r>
+        <w:rPr>
+          <w:rFonts w:eastAsiaTheme="majorEastAsia"/>
+          <w:color w:val="3A3A3A" w:themeColor="background2" w:themeShade="40"/>
+          <w:spacing w:val="-10"/>
+          <w:kern w:val="28"/>
+        </w:rPr>
+        <w:t>histograma</w:t>
+      </w:r>
+      <w:proofErr w:type="spellEnd"/>
+      <w:r>
+        <w:rPr>
+          <w:rFonts w:eastAsiaTheme="majorEastAsia"/>
+          <w:color w:val="3A3A3A" w:themeColor="background2" w:themeShade="40"/>
+          <w:spacing w:val="-10"/>
+          <w:kern w:val="28"/>
+        </w:rPr>
+        <w:t xml:space="preserve"> de age.]</w:t>
+      </w:r>
+    </w:p>
+    <w:p>
+      <w:pPr>
+        <w:rPr>
+          <w:rFonts w:eastAsiaTheme="majorEastAsia"/>
+          <w:color w:val="3A3A3A" w:themeColor="background2" w:themeShade="40"/>
+          <w:spacing w:val="-10"/>
+          <w:kern w:val="28"/>
+        </w:rPr>
+      </w:pPr>
+      <w:r>
+        <w:rPr>
+          <w:rFonts w:eastAsiaTheme="majorEastAsia"/>
+          <w:color w:val="3A3A3A" w:themeColor="background2" w:themeShade="40"/>
+          <w:spacing w:val="-10"/>
+          <w:kern w:val="28"/>
+        </w:rPr>
+        <w:t>Interpret the shape of the distribution, the concentration of observations and any apparent skewness.</w:t>
+      </w:r>
+    </w:p>
+    <w:p>
+      <w:pPr>
+        <w:rPr>
+          <w:rFonts w:eastAsiaTheme="majorEastAsia"/>
+          <w:b/>
+          <w:bCs/>
+          <w:color w:val="3A3A3A" w:themeColor="background2" w:themeShade="40"/>
+          <w:spacing w:val="-10"/>
+          <w:kern w:val="28"/>
+        </w:rPr>
+      </w:pPr>
+      <w:r>
+        <w:rPr>
+          <w:rFonts w:eastAsiaTheme="majorEastAsia"/>
+          <w:b/>
+          <w:bCs/>
+          <w:color w:val="3A3A3A" w:themeColor="background2" w:themeShade="40"/>
+          <w:spacing w:val="-10"/>
+          <w:kern w:val="28"/>
+          <w:highlight w:val="yellow"/>
+        </w:rPr>
         <w:t>Figure 2 – Campaign Success Rate by Job</w:t>
       </w:r>
     </w:p>
@@ -3887,6 +3372,7 @@
           <w:kern w:val="28"/>
           <w:lang w:val="it-IT"/>
         </w:rPr>
+        <w:lastRenderedPageBreak/>
         <w:t>[</w:t>
       </w:r>
       <w:proofErr w:type="spellStart"/>
@@ -4665,7 +4151,6 @@
           <w:spacing w:val="-10"/>
           <w:kern w:val="28"/>
         </w:rPr>
-        <w:lastRenderedPageBreak/>
         <w:t>The number of successes, (k).</w:t>
       </w:r>
     </w:p>
@@ -5480,6 +4965,7 @@
           <w:spacing w:val="-10"/>
           <w:kern w:val="28"/>
         </w:rPr>
+        <w:lastRenderedPageBreak/>
         <w:t>The Poisson probability formula:</w:t>
       </w:r>
     </w:p>
@@ -6312,7 +5798,6 @@
           <w:spacing w:val="-10"/>
           <w:kern w:val="28"/>
         </w:rPr>
-        <w:lastRenderedPageBreak/>
         <w:t>Explain:</w:t>
       </w:r>
     </w:p>
@@ -6747,6 +6232,7 @@
           <w:spacing w:val="-10"/>
           <w:kern w:val="28"/>
         </w:rPr>
+        <w:lastRenderedPageBreak/>
         <w:t xml:space="preserve">[Resuma as </w:t>
       </w:r>
       <w:proofErr w:type="spellStart"/>
@@ -7361,7 +6847,7 @@
         </w:rPr>
         <w:t xml:space="preserve">. Available at: </w:t>
       </w:r>
-      <w:hyperlink r:id="rId14" w:history="1">
+      <w:hyperlink r:id="rId16" w:history="1">
         <w:r>
           <w:rPr>
             <w:rStyle w:val="Hyperlink"/>
@@ -7399,7 +6885,6 @@
           <w:kern w:val="28"/>
           <w:lang w:val="fr-FR"/>
         </w:rPr>
-        <w:lastRenderedPageBreak/>
         <w:t>[</w:t>
       </w:r>
       <w:proofErr w:type="spellStart"/>
@@ -8399,6 +7884,7 @@
           <w:spacing w:val="-10"/>
           <w:kern w:val="28"/>
         </w:rPr>
+        <w:lastRenderedPageBreak/>
         <w:t>Which Python operations or statistical concepts were most challenging.</w:t>
       </w:r>
     </w:p>
@@ -8490,12 +7976,11 @@
       <w:pPr>
         <w:pStyle w:val="Heading1"/>
       </w:pPr>
-      <w:bookmarkStart w:id="14" w:name="_heading=h.2et92p0" w:colFirst="0" w:colLast="0"/>
-      <w:bookmarkEnd w:id="14"/>
-      <w:r>
-        <w:lastRenderedPageBreak/>
+      <w:bookmarkStart w:id="13" w:name="_Toc244029381"/>
+      <w:r>
         <w:t>References</w:t>
       </w:r>
+      <w:bookmarkEnd w:id="13"/>
     </w:p>
     <w:p/>
     <w:p>
@@ -8557,11 +8042,13 @@
       <w:pPr>
         <w:pStyle w:val="Heading1"/>
       </w:pPr>
-      <w:bookmarkStart w:id="15" w:name="_heading=h.kfkjs3rwl2c1" w:colFirst="0" w:colLast="0"/>
+      <w:bookmarkStart w:id="14" w:name="_heading=h.kfkjs3rwl2c1" w:colFirst="0" w:colLast="0"/>
+      <w:bookmarkStart w:id="15" w:name="_Toc244029382"/>
+      <w:bookmarkEnd w:id="14"/>
+      <w:r>
+        <w:t>Appendix</w:t>
+      </w:r>
       <w:bookmarkEnd w:id="15"/>
-      <w:r>
-        <w:t>Appendix</w:t>
-      </w:r>
     </w:p>
     <w:p/>
     <w:p>
@@ -8569,6 +8056,7 @@
         <w:rPr>
           <w:noProof/>
         </w:rPr>
+        <w:lastRenderedPageBreak/>
         <w:drawing>
           <wp:inline distT="0" distB="0" distL="0" distR="0" wp14:anchorId="2408230F" wp14:editId="22DEB6EE">
             <wp:extent cx="5731510" cy="3722370"/>
@@ -8585,7 +8073,7 @@
                     <pic:cNvPicPr/>
                   </pic:nvPicPr>
                   <pic:blipFill>
-                    <a:blip r:embed="rId15"/>
+                    <a:blip r:embed="rId17"/>
                     <a:stretch>
                       <a:fillRect/>
                     </a:stretch>
@@ -8662,7 +8150,7 @@
     </w:p>
     <w:p/>
     <w:sectPr>
-      <w:footerReference w:type="default" r:id="rId16"/>
+      <w:footerReference w:type="default" r:id="rId18"/>
       <w:pgSz w:w="11906" w:h="16838"/>
       <w:pgMar w:top="1440" w:right="1440" w:bottom="1440" w:left="1440" w:header="708" w:footer="708" w:gutter="0"/>
       <w:pgNumType w:start="1"/>
@@ -13027,20 +12515,6 @@
 </file>
 
 <file path=customXml/item1.xml><?xml version="1.0" encoding="utf-8"?>
-<p:properties xmlns:p="http://schemas.microsoft.com/office/2006/metadata/properties" xmlns:xsi="http://www.w3.org/2001/XMLSchema-instance" xmlns:pc="http://schemas.microsoft.com/office/infopath/2007/PartnerControls">
-  <documentManagement>
-    <_activity xmlns="b16a9495-4dfd-42d3-807b-98cb11f03b43" xsi:nil="true"/>
-  </documentManagement>
-</p:properties>
-</file>
-
-<file path=customXml/item2.xml><?xml version="1.0" encoding="utf-8"?>
-<go:gDocsCustomXmlDataStorage xmlns:go="http://customooxmlschemas.google.com/" xmlns:r="http://schemas.openxmlformats.org/officeDocument/2006/relationships" uri="GoogleDocsCustomDataVersion2">
-  <go:docsCustomData xmlns:go="http://customooxmlschemas.google.com/" roundtripDataSignature="AMtx7miehlgh2pzFvkmpnhkVaeODs3Wnuw==">CgMxLjAyCGguZ2pkZ3hzMgloLjMwajB6bGwyCWguMWZvYjl0ZTIJaC4zem55c2g3MgloLjJldDkycDAyDmgua2ZranMzcndsMmMxOAByITF6bEVRVXYyWkdtTjZWemdfYk5uaGpmb0x1c2hhYUo3dw==</go:docsCustomData>
-</go:gDocsCustomXmlDataStorage>
-</file>
-
-<file path=customXml/item3.xml><?xml version="1.0" encoding="utf-8"?>
 <ct:contentTypeSchema xmlns:ct="http://schemas.microsoft.com/office/2006/metadata/contentType" xmlns:ma="http://schemas.microsoft.com/office/2006/metadata/properties/metaAttributes" ct:_="" ma:_="" ma:contentTypeName="Document" ma:contentTypeID="0x01010091CA7052A48FB44E8BAE44044031FC77" ma:contentTypeVersion="5" ma:contentTypeDescription="Create a new document." ma:contentTypeScope="" ma:versionID="72110da391d7bf7bbbd9879cda66318c">
   <xsd:schema xmlns:xsd="http://www.w3.org/2001/XMLSchema" xmlns:xs="http://www.w3.org/2001/XMLSchema" xmlns:p="http://schemas.microsoft.com/office/2006/metadata/properties" xmlns:ns3="b16a9495-4dfd-42d3-807b-98cb11f03b43" targetNamespace="http://schemas.microsoft.com/office/2006/metadata/properties" ma:root="true" ma:fieldsID="65d4c4ab10123b5e2192ffab3149626d" ns3:_="">
     <xsd:import namespace="b16a9495-4dfd-42d3-807b-98cb11f03b43"/>
@@ -13190,11 +12664,21 @@
 </ct:contentTypeSchema>
 </file>
 
-<file path=customXml/item4.xml><?xml version="1.0" encoding="utf-8"?>
-<b:Sources xmlns:b="http://schemas.openxmlformats.org/officeDocument/2006/bibliography" xmlns="http://schemas.openxmlformats.org/officeDocument/2006/bibliography" SelectedStyle="\APASixthEditionOfficeOnline.xsl" StyleName="APA" Version="6"/>
+<file path=customXml/item2.xml><?xml version="1.0" encoding="utf-8"?>
+<go:gDocsCustomXmlDataStorage xmlns:go="http://customooxmlschemas.google.com/" xmlns:r="http://schemas.openxmlformats.org/officeDocument/2006/relationships" uri="GoogleDocsCustomDataVersion2">
+  <go:docsCustomData xmlns:go="http://customooxmlschemas.google.com/" roundtripDataSignature="AMtx7miehlgh2pzFvkmpnhkVaeODs3Wnuw==">CgMxLjAyCGguZ2pkZ3hzMgloLjMwajB6bGwyCWguMWZvYjl0ZTIJaC4zem55c2g3MgloLjJldDkycDAyDmgua2ZranMzcndsMmMxOAByITF6bEVRVXYyWkdtTjZWemdfYk5uaGpmb0x1c2hhYUo3dw==</go:docsCustomData>
+</go:gDocsCustomXmlDataStorage>
 </file>
 
-<file path=customXml/item5.xml><?xml version="1.0" encoding="utf-8"?>
+<file path=customXml/item3.xml><?xml version="1.0" encoding="utf-8"?>
+<p:properties xmlns:p="http://schemas.microsoft.com/office/2006/metadata/properties" xmlns:xsi="http://www.w3.org/2001/XMLSchema-instance" xmlns:pc="http://schemas.microsoft.com/office/infopath/2007/PartnerControls">
+  <documentManagement>
+    <_activity xmlns="b16a9495-4dfd-42d3-807b-98cb11f03b43" xsi:nil="true"/>
+  </documentManagement>
+</p:properties>
+</file>
+
+<file path=customXml/item4.xml><?xml version="1.0" encoding="utf-8"?>
 <?mso-contentType ?>
 <FormTemplates xmlns="http://schemas.microsoft.com/sharepoint/v3/contenttype/forms">
   <Display>DocumentLibraryForm</Display>
@@ -13203,26 +12687,11 @@
 </FormTemplates>
 </file>
 
-<file path=customXml/itemProps1.xml><?xml version="1.0" encoding="utf-8"?>
-<ds:datastoreItem xmlns:ds="http://schemas.openxmlformats.org/officeDocument/2006/customXml" ds:itemID="{D51EB97A-8C7A-4EE1-A3AD-E57FDBFA6BEE}">
-  <ds:schemaRefs>
-    <ds:schemaRef ds:uri="http://schemas.microsoft.com/office/2006/metadata/properties"/>
-    <ds:schemaRef ds:uri="http://schemas.microsoft.com/office/infopath/2007/PartnerControls"/>
-    <ds:schemaRef ds:uri="b16a9495-4dfd-42d3-807b-98cb11f03b43"/>
-  </ds:schemaRefs>
-</ds:datastoreItem>
+<file path=customXml/item5.xml><?xml version="1.0" encoding="utf-8"?>
+<b:Sources xmlns:b="http://schemas.openxmlformats.org/officeDocument/2006/bibliography" xmlns="http://schemas.openxmlformats.org/officeDocument/2006/bibliography" SelectedStyle="\APASixthEditionOfficeOnline.xsl" StyleName="APA" Version="6"/>
 </file>
 
-<file path=customXml/itemProps2.xml><?xml version="1.0" encoding="utf-8"?>
-<ds:datastoreItem xmlns:ds="http://schemas.openxmlformats.org/officeDocument/2006/customXml" ds:itemID="{11111111-1234-1234-1234-123412341234}">
-  <ds:schemaRefs>
-    <ds:schemaRef ds:uri="http://customooxmlschemas.google.com/"/>
-    <ds:schemaRef ds:uri="http://schemas.openxmlformats.org/officeDocument/2006/relationships"/>
-  </ds:schemaRefs>
-</ds:datastoreItem>
-</file>
-
-<file path=customXml/itemProps3.xml><?xml version="1.0" encoding="utf-8"?>
+<file path=customXml/itemProps1.xml><?xml version="1.0" encoding="utf-8"?>
 <ds:datastoreItem xmlns:ds="http://schemas.openxmlformats.org/officeDocument/2006/customXml" ds:itemID="{1CD39011-2B34-4226-8638-59B13D86301D}">
   <ds:schemaRefs>
     <ds:schemaRef ds:uri="http://schemas.microsoft.com/office/2006/metadata/contentType"/>
@@ -13240,18 +12709,37 @@
 </ds:datastoreItem>
 </file>
 
+<file path=customXml/itemProps2.xml><?xml version="1.0" encoding="utf-8"?>
+<ds:datastoreItem xmlns:ds="http://schemas.openxmlformats.org/officeDocument/2006/customXml" ds:itemID="{11111111-1234-1234-1234-123412341234}">
+  <ds:schemaRefs>
+    <ds:schemaRef ds:uri="http://customooxmlschemas.google.com/"/>
+    <ds:schemaRef ds:uri="http://schemas.openxmlformats.org/officeDocument/2006/relationships"/>
+  </ds:schemaRefs>
+</ds:datastoreItem>
+</file>
+
+<file path=customXml/itemProps3.xml><?xml version="1.0" encoding="utf-8"?>
+<ds:datastoreItem xmlns:ds="http://schemas.openxmlformats.org/officeDocument/2006/customXml" ds:itemID="{D51EB97A-8C7A-4EE1-A3AD-E57FDBFA6BEE}">
+  <ds:schemaRefs>
+    <ds:schemaRef ds:uri="http://schemas.microsoft.com/office/2006/metadata/properties"/>
+    <ds:schemaRef ds:uri="http://schemas.microsoft.com/office/infopath/2007/PartnerControls"/>
+    <ds:schemaRef ds:uri="b16a9495-4dfd-42d3-807b-98cb11f03b43"/>
+  </ds:schemaRefs>
+</ds:datastoreItem>
+</file>
+
 <file path=customXml/itemProps4.xml><?xml version="1.0" encoding="utf-8"?>
+<ds:datastoreItem xmlns:ds="http://schemas.openxmlformats.org/officeDocument/2006/customXml" ds:itemID="{AD64260C-1345-4C21-A804-B9FBE7B91489}">
+  <ds:schemaRefs>
+    <ds:schemaRef ds:uri="http://schemas.microsoft.com/sharepoint/v3/contenttype/forms"/>
+  </ds:schemaRefs>
+</ds:datastoreItem>
+</file>
+
+<file path=customXml/itemProps5.xml><?xml version="1.0" encoding="utf-8"?>
 <ds:datastoreItem xmlns:ds="http://schemas.openxmlformats.org/officeDocument/2006/customXml" ds:itemID="{A5C61161-19E4-4D42-A5DA-EC591AFE0A7D}">
   <ds:schemaRefs>
     <ds:schemaRef ds:uri="http://schemas.openxmlformats.org/officeDocument/2006/bibliography"/>
   </ds:schemaRefs>
 </ds:datastoreItem>
-</file>
-
-<file path=customXml/itemProps5.xml><?xml version="1.0" encoding="utf-8"?>
-<ds:datastoreItem xmlns:ds="http://schemas.openxmlformats.org/officeDocument/2006/customXml" ds:itemID="{AD64260C-1345-4C21-A804-B9FBE7B91489}">
-  <ds:schemaRefs>
-    <ds:schemaRef ds:uri="http://schemas.microsoft.com/sharepoint/v3/contenttype/forms"/>
-  </ds:schemaRefs>
-</ds:datastoreItem>
 </file>
--- a/Stats- HDip DBA Sept-26_2026617_CA-1.docx
+++ b/Stats- HDip DBA Sept-26_2026617_CA-1.docx
@@ -3174,21 +3174,136 @@
           <w:color w:val="3A3A3A" w:themeColor="background2" w:themeShade="40"/>
           <w:spacing w:val="-10"/>
           <w:kern w:val="28"/>
-        </w:rPr>
-      </w:pPr>
-      <w:r>
-        <w:rPr>
-          <w:rFonts w:eastAsiaTheme="majorEastAsia"/>
-          <w:color w:val="3A3A3A" w:themeColor="background2" w:themeShade="40"/>
-          <w:spacing w:val="-10"/>
-          <w:kern w:val="28"/>
+          <w:sz w:val="18"/>
+          <w:szCs w:val="18"/>
+        </w:rPr>
+      </w:pPr>
+      <w:r>
+        <w:rPr>
+          <w:rFonts w:eastAsiaTheme="majorEastAsia"/>
+          <w:color w:val="3A3A3A" w:themeColor="background2" w:themeShade="40"/>
+          <w:spacing w:val="-10"/>
+          <w:kern w:val="28"/>
+          <w:sz w:val="18"/>
+          <w:szCs w:val="18"/>
         </w:rPr>
         <w:t>Figure 1. Distribution of Customer Age.</w:t>
       </w:r>
     </w:p>
     <w:p>
       <w:pPr>
+        <w:ind w:firstLine="720"/>
         <w:jc w:val="both"/>
+        <w:rPr>
+          <w:rFonts w:eastAsiaTheme="majorEastAsia"/>
+          <w:color w:val="3A3A3A" w:themeColor="background2" w:themeShade="40"/>
+          <w:spacing w:val="-10"/>
+          <w:kern w:val="28"/>
+        </w:rPr>
+      </w:pPr>
+      <w:r>
+        <w:rPr>
+          <w:rFonts w:eastAsiaTheme="majorEastAsia"/>
+          <w:color w:val="3A3A3A" w:themeColor="background2" w:themeShade="40"/>
+          <w:spacing w:val="-10"/>
+          <w:kern w:val="28"/>
+        </w:rPr>
+        <w:t>The analysis revealed differences in term deposit subscription rates across occupational categories. Students recorded the highest observed subscription rate at 28.68%, followed by retired customers at 22.79% and unemployed customers at 15.50%. In contrast, blue-collar workers had the lowest rate at 7.27%, followed by entrepreneurs at 8.27% and housemaids at 8.79%. The student subscription rate was almost four times the rate observed among blue-collar workers. These differences may be useful when investigating customer segments, but they do not establish that occupation causes campaign success. The number of customers in each occupational category should also be considered when interpreting the results.</w:t>
+      </w:r>
+    </w:p>
+    <w:p>
+      <w:pPr>
+        <w:jc w:val="both"/>
+        <w:rPr>
+          <w:rFonts w:eastAsiaTheme="majorEastAsia"/>
+          <w:color w:val="3A3A3A" w:themeColor="background2" w:themeShade="40"/>
+          <w:spacing w:val="-10"/>
+          <w:kern w:val="28"/>
+        </w:rPr>
+      </w:pPr>
+    </w:p>
+    <w:p>
+      <w:pPr>
+        <w:jc w:val="center"/>
+        <w:rPr>
+          <w:rFonts w:eastAsiaTheme="majorEastAsia"/>
+          <w:color w:val="3A3A3A" w:themeColor="background2" w:themeShade="40"/>
+          <w:spacing w:val="-10"/>
+          <w:kern w:val="28"/>
+        </w:rPr>
+      </w:pPr>
+      <w:r>
+        <w:rPr>
+          <w:rFonts w:eastAsiaTheme="majorEastAsia"/>
+          <w:color w:val="3A3A3A" w:themeColor="background2" w:themeShade="40"/>
+          <w:spacing w:val="-10"/>
+          <w:kern w:val="28"/>
+        </w:rPr>
+        <w:lastRenderedPageBreak/>
+        <w:drawing>
+          <wp:inline distT="0" distB="0" distL="0" distR="0" wp14:anchorId="4D666246" wp14:editId="6E5A93DD">
+            <wp:extent cx="4117022" cy="2003319"/>
+            <wp:effectExtent l="0" t="0" r="0" b="0"/>
+            <wp:docPr id="1251830587" name="Picture 1"/>
+            <wp:cNvGraphicFramePr>
+              <a:graphicFrameLocks xmlns:a="http://schemas.openxmlformats.org/drawingml/2006/main" noChangeAspect="1"/>
+            </wp:cNvGraphicFramePr>
+            <a:graphic xmlns:a="http://schemas.openxmlformats.org/drawingml/2006/main">
+              <a:graphicData uri="http://schemas.openxmlformats.org/drawingml/2006/picture">
+                <pic:pic xmlns:pic="http://schemas.openxmlformats.org/drawingml/2006/picture">
+                  <pic:nvPicPr>
+                    <pic:cNvPr id="1251830587" name=""/>
+                    <pic:cNvPicPr/>
+                  </pic:nvPicPr>
+                  <pic:blipFill>
+                    <a:blip r:embed="rId16"/>
+                    <a:stretch>
+                      <a:fillRect/>
+                    </a:stretch>
+                  </pic:blipFill>
+                  <pic:spPr>
+                    <a:xfrm>
+                      <a:off x="0" y="0"/>
+                      <a:ext cx="4140442" cy="2014715"/>
+                    </a:xfrm>
+                    <a:prstGeom prst="rect">
+                      <a:avLst/>
+                    </a:prstGeom>
+                  </pic:spPr>
+                </pic:pic>
+              </a:graphicData>
+            </a:graphic>
+          </wp:inline>
+        </w:drawing>
+      </w:r>
+    </w:p>
+    <w:p>
+      <w:pPr>
+        <w:jc w:val="right"/>
+        <w:rPr>
+          <w:rFonts w:eastAsiaTheme="majorEastAsia"/>
+          <w:color w:val="3A3A3A" w:themeColor="background2" w:themeShade="40"/>
+          <w:spacing w:val="-10"/>
+          <w:kern w:val="28"/>
+          <w:sz w:val="18"/>
+          <w:szCs w:val="18"/>
+        </w:rPr>
+      </w:pPr>
+      <w:r>
+        <w:rPr>
+          <w:rFonts w:eastAsiaTheme="majorEastAsia"/>
+          <w:color w:val="3A3A3A" w:themeColor="background2" w:themeShade="40"/>
+          <w:spacing w:val="-10"/>
+          <w:kern w:val="28"/>
+          <w:sz w:val="18"/>
+          <w:szCs w:val="18"/>
+        </w:rPr>
+        <w:t>Figure 2. Campaign Success Rate by Job</w:t>
+      </w:r>
+    </w:p>
+    <w:p>
+      <w:pPr>
+        <w:jc w:val="center"/>
         <w:rPr>
           <w:rFonts w:eastAsiaTheme="majorEastAsia"/>
           <w:color w:val="3A3A3A" w:themeColor="background2" w:themeShade="40"/>
@@ -3372,7 +3487,6 @@
           <w:kern w:val="28"/>
           <w:lang w:val="it-IT"/>
         </w:rPr>
-        <w:lastRenderedPageBreak/>
         <w:t>[</w:t>
       </w:r>
       <w:proofErr w:type="spellStart"/>
@@ -4128,6 +4242,7 @@
           <w:spacing w:val="-10"/>
           <w:kern w:val="28"/>
         </w:rPr>
+        <w:lastRenderedPageBreak/>
         <w:t>The number of trials, (n).</w:t>
       </w:r>
     </w:p>
@@ -4965,7 +5080,6 @@
           <w:spacing w:val="-10"/>
           <w:kern w:val="28"/>
         </w:rPr>
-        <w:lastRenderedPageBreak/>
         <w:t>The Poisson probability formula:</w:t>
       </w:r>
     </w:p>
@@ -5433,6 +5547,7 @@
           <w:spacing w:val="-10"/>
           <w:kern w:val="28"/>
         </w:rPr>
+        <w:lastRenderedPageBreak/>
         <w:t xml:space="preserve">[Analise </w:t>
       </w:r>
       <w:proofErr w:type="spellStart"/>
@@ -6232,7 +6347,6 @@
           <w:spacing w:val="-10"/>
           <w:kern w:val="28"/>
         </w:rPr>
-        <w:lastRenderedPageBreak/>
         <w:t xml:space="preserve">[Resuma as </w:t>
       </w:r>
       <w:proofErr w:type="spellStart"/>
@@ -6825,6 +6939,7 @@
           <w:spacing w:val="-10"/>
           <w:kern w:val="28"/>
         </w:rPr>
+        <w:lastRenderedPageBreak/>
         <w:t xml:space="preserve">UCI Machine Learning Repository. </w:t>
       </w:r>
       <w:r>
@@ -6847,7 +6962,7 @@
         </w:rPr>
         <w:t xml:space="preserve">. Available at: </w:t>
       </w:r>
-      <w:hyperlink r:id="rId16" w:history="1">
+      <w:hyperlink r:id="rId17" w:history="1">
         <w:r>
           <w:rPr>
             <w:rStyle w:val="Hyperlink"/>
@@ -7884,7 +7999,6 @@
           <w:spacing w:val="-10"/>
           <w:kern w:val="28"/>
         </w:rPr>
-        <w:lastRenderedPageBreak/>
         <w:t>Which Python operations or statistical concepts were most challenging.</w:t>
       </w:r>
     </w:p>
@@ -8056,7 +8170,6 @@
         <w:rPr>
           <w:noProof/>
         </w:rPr>
-        <w:lastRenderedPageBreak/>
         <w:drawing>
           <wp:inline distT="0" distB="0" distL="0" distR="0" wp14:anchorId="2408230F" wp14:editId="22DEB6EE">
             <wp:extent cx="5731510" cy="3722370"/>
@@ -8073,7 +8186,7 @@
                     <pic:cNvPicPr/>
                   </pic:nvPicPr>
                   <pic:blipFill>
-                    <a:blip r:embed="rId17"/>
+                    <a:blip r:embed="rId18"/>
                     <a:stretch>
                       <a:fillRect/>
                     </a:stretch>
@@ -8150,7 +8263,7 @@
     </w:p>
     <w:p/>
     <w:sectPr>
-      <w:footerReference w:type="default" r:id="rId18"/>
+      <w:footerReference w:type="default" r:id="rId19"/>
       <w:pgSz w:w="11906" w:h="16838"/>
       <w:pgMar w:top="1440" w:right="1440" w:bottom="1440" w:left="1440" w:header="708" w:footer="708" w:gutter="0"/>
       <w:pgNumType w:start="1"/>

--- a/Stats- HDip DBA Sept-26_2026617_CA-1.docx
+++ b/Stats- HDip DBA Sept-26_2026617_CA-1.docx
@@ -649,7 +649,6 @@
                 <w:szCs w:val="32"/>
               </w:rPr>
             </w:pPr>
-            <w:proofErr w:type="spellStart"/>
             <w:r>
               <w:rPr>
                 <w:i/>
@@ -657,17 +656,7 @@
                 <w:sz w:val="32"/>
                 <w:szCs w:val="32"/>
               </w:rPr>
-              <w:t>Taufique</w:t>
-            </w:r>
-            <w:proofErr w:type="spellEnd"/>
-            <w:r>
-              <w:rPr>
-                <w:i/>
-                <w:color w:val="156082"/>
-                <w:sz w:val="32"/>
-                <w:szCs w:val="32"/>
-              </w:rPr>
-              <w:t xml:space="preserve"> Ahmed</w:t>
+              <w:t>Taufique Ahmed</w:t>
             </w:r>
           </w:p>
         </w:tc>
@@ -1799,9 +1788,20 @@
           <w:highlight w:val="yellow"/>
           <w:lang w:val="it-IT"/>
         </w:rPr>
-        <w:t xml:space="preserve">1. </w:t>
-      </w:r>
-      <w:proofErr w:type="spellStart"/>
+        <w:t>1. Introduction</w:t>
+      </w:r>
+    </w:p>
+    <w:p>
+      <w:pPr>
+        <w:jc w:val="both"/>
+        <w:rPr>
+          <w:rFonts w:eastAsiaTheme="majorEastAsia"/>
+          <w:color w:val="3A3A3A" w:themeColor="background2" w:themeShade="40"/>
+          <w:spacing w:val="-10"/>
+          <w:kern w:val="28"/>
+          <w:lang w:val="it-IT"/>
+        </w:rPr>
+      </w:pPr>
       <w:r>
         <w:rPr>
           <w:rFonts w:eastAsiaTheme="majorEastAsia"/>
@@ -1810,63 +1810,9 @@
           <w:color w:val="3A3A3A" w:themeColor="background2" w:themeShade="40"/>
           <w:spacing w:val="-10"/>
           <w:kern w:val="28"/>
-          <w:sz w:val="28"/>
-          <w:szCs w:val="28"/>
-          <w:highlight w:val="yellow"/>
           <w:lang w:val="it-IT"/>
         </w:rPr>
-        <w:t>Introduction</w:t>
-      </w:r>
-      <w:proofErr w:type="spellEnd"/>
-    </w:p>
-    <w:p>
-      <w:pPr>
-        <w:jc w:val="both"/>
-        <w:rPr>
-          <w:rFonts w:eastAsiaTheme="majorEastAsia"/>
-          <w:color w:val="3A3A3A" w:themeColor="background2" w:themeShade="40"/>
-          <w:spacing w:val="-10"/>
-          <w:kern w:val="28"/>
-          <w:lang w:val="it-IT"/>
-        </w:rPr>
-      </w:pPr>
-      <w:r>
-        <w:rPr>
-          <w:rFonts w:eastAsiaTheme="majorEastAsia"/>
-          <w:b/>
-          <w:bCs/>
-          <w:color w:val="3A3A3A" w:themeColor="background2" w:themeShade="40"/>
-          <w:spacing w:val="-10"/>
-          <w:kern w:val="28"/>
-          <w:lang w:val="it-IT"/>
-        </w:rPr>
-        <w:t xml:space="preserve">Target: </w:t>
-      </w:r>
-      <w:proofErr w:type="spellStart"/>
-      <w:r>
-        <w:rPr>
-          <w:rFonts w:eastAsiaTheme="majorEastAsia"/>
-          <w:b/>
-          <w:bCs/>
-          <w:color w:val="3A3A3A" w:themeColor="background2" w:themeShade="40"/>
-          <w:spacing w:val="-10"/>
-          <w:kern w:val="28"/>
-          <w:lang w:val="it-IT"/>
-        </w:rPr>
-        <w:t>approximately</w:t>
-      </w:r>
-      <w:proofErr w:type="spellEnd"/>
-      <w:r>
-        <w:rPr>
-          <w:rFonts w:eastAsiaTheme="majorEastAsia"/>
-          <w:b/>
-          <w:bCs/>
-          <w:color w:val="3A3A3A" w:themeColor="background2" w:themeShade="40"/>
-          <w:spacing w:val="-10"/>
-          <w:kern w:val="28"/>
-          <w:lang w:val="it-IT"/>
-        </w:rPr>
-        <w:t xml:space="preserve"> 150 words</w:t>
+        <w:t>Target: approximately 150 words</w:t>
       </w:r>
     </w:p>
     <w:p>
@@ -2168,183 +2114,7 @@
           <w:kern w:val="28"/>
           <w:lang w:val="it-IT"/>
         </w:rPr>
-        <w:t>[</w:t>
-      </w:r>
-      <w:proofErr w:type="spellStart"/>
-      <w:r>
-        <w:rPr>
-          <w:rFonts w:eastAsiaTheme="majorEastAsia"/>
-          <w:color w:val="3A3A3A" w:themeColor="background2" w:themeShade="40"/>
-          <w:spacing w:val="-10"/>
-          <w:kern w:val="28"/>
-          <w:lang w:val="it-IT"/>
-        </w:rPr>
-        <w:t>Escreva</w:t>
-      </w:r>
-      <w:proofErr w:type="spellEnd"/>
-      <w:r>
-        <w:rPr>
-          <w:rFonts w:eastAsiaTheme="majorEastAsia"/>
-          <w:color w:val="3A3A3A" w:themeColor="background2" w:themeShade="40"/>
-          <w:spacing w:val="-10"/>
-          <w:kern w:val="28"/>
-          <w:lang w:val="it-IT"/>
-        </w:rPr>
-        <w:t xml:space="preserve"> este texto </w:t>
-      </w:r>
-      <w:proofErr w:type="spellStart"/>
-      <w:r>
-        <w:rPr>
-          <w:rFonts w:eastAsiaTheme="majorEastAsia"/>
-          <w:color w:val="3A3A3A" w:themeColor="background2" w:themeShade="40"/>
-          <w:spacing w:val="-10"/>
-          <w:kern w:val="28"/>
-          <w:lang w:val="it-IT"/>
-        </w:rPr>
-        <w:t>depois</w:t>
-      </w:r>
-      <w:proofErr w:type="spellEnd"/>
-      <w:r>
-        <w:rPr>
-          <w:rFonts w:eastAsiaTheme="majorEastAsia"/>
-          <w:color w:val="3A3A3A" w:themeColor="background2" w:themeShade="40"/>
-          <w:spacing w:val="-10"/>
-          <w:kern w:val="28"/>
-          <w:lang w:val="it-IT"/>
-        </w:rPr>
-        <w:t xml:space="preserve"> de </w:t>
-      </w:r>
-      <w:proofErr w:type="spellStart"/>
-      <w:r>
-        <w:rPr>
-          <w:rFonts w:eastAsiaTheme="majorEastAsia"/>
-          <w:color w:val="3A3A3A" w:themeColor="background2" w:themeShade="40"/>
-          <w:spacing w:val="-10"/>
-          <w:kern w:val="28"/>
-          <w:lang w:val="it-IT"/>
-        </w:rPr>
-        <w:t>compreender</w:t>
-      </w:r>
-      <w:proofErr w:type="spellEnd"/>
-      <w:r>
-        <w:rPr>
-          <w:rFonts w:eastAsiaTheme="majorEastAsia"/>
-          <w:color w:val="3A3A3A" w:themeColor="background2" w:themeShade="40"/>
-          <w:spacing w:val="-10"/>
-          <w:kern w:val="28"/>
-          <w:lang w:val="it-IT"/>
-        </w:rPr>
-        <w:t xml:space="preserve"> o dataset e </w:t>
-      </w:r>
-      <w:proofErr w:type="spellStart"/>
-      <w:r>
-        <w:rPr>
-          <w:rFonts w:eastAsiaTheme="majorEastAsia"/>
-          <w:color w:val="3A3A3A" w:themeColor="background2" w:themeShade="40"/>
-          <w:spacing w:val="-10"/>
-          <w:kern w:val="28"/>
-          <w:lang w:val="it-IT"/>
-        </w:rPr>
-        <w:t>os</w:t>
-      </w:r>
-      <w:proofErr w:type="spellEnd"/>
-      <w:r>
-        <w:rPr>
-          <w:rFonts w:eastAsiaTheme="majorEastAsia"/>
-          <w:color w:val="3A3A3A" w:themeColor="background2" w:themeShade="40"/>
-          <w:spacing w:val="-10"/>
-          <w:kern w:val="28"/>
-          <w:lang w:val="it-IT"/>
-        </w:rPr>
-        <w:t xml:space="preserve"> </w:t>
-      </w:r>
-      <w:proofErr w:type="spellStart"/>
-      <w:r>
-        <w:rPr>
-          <w:rFonts w:eastAsiaTheme="majorEastAsia"/>
-          <w:color w:val="3A3A3A" w:themeColor="background2" w:themeShade="40"/>
-          <w:spacing w:val="-10"/>
-          <w:kern w:val="28"/>
-          <w:lang w:val="it-IT"/>
-        </w:rPr>
-        <w:t>métodos</w:t>
-      </w:r>
-      <w:proofErr w:type="spellEnd"/>
-      <w:r>
-        <w:rPr>
-          <w:rFonts w:eastAsiaTheme="majorEastAsia"/>
-          <w:color w:val="3A3A3A" w:themeColor="background2" w:themeShade="40"/>
-          <w:spacing w:val="-10"/>
-          <w:kern w:val="28"/>
-          <w:lang w:val="it-IT"/>
-        </w:rPr>
-        <w:t xml:space="preserve"> </w:t>
-      </w:r>
-      <w:proofErr w:type="spellStart"/>
-      <w:r>
-        <w:rPr>
-          <w:rFonts w:eastAsiaTheme="majorEastAsia"/>
-          <w:color w:val="3A3A3A" w:themeColor="background2" w:themeShade="40"/>
-          <w:spacing w:val="-10"/>
-          <w:kern w:val="28"/>
-          <w:lang w:val="it-IT"/>
-        </w:rPr>
-        <w:t>que</w:t>
-      </w:r>
-      <w:proofErr w:type="spellEnd"/>
-      <w:r>
-        <w:rPr>
-          <w:rFonts w:eastAsiaTheme="majorEastAsia"/>
-          <w:color w:val="3A3A3A" w:themeColor="background2" w:themeShade="40"/>
-          <w:spacing w:val="-10"/>
-          <w:kern w:val="28"/>
-          <w:lang w:val="it-IT"/>
-        </w:rPr>
-        <w:t xml:space="preserve"> realmente </w:t>
-      </w:r>
-      <w:proofErr w:type="spellStart"/>
-      <w:r>
-        <w:rPr>
-          <w:rFonts w:eastAsiaTheme="majorEastAsia"/>
-          <w:color w:val="3A3A3A" w:themeColor="background2" w:themeShade="40"/>
-          <w:spacing w:val="-10"/>
-          <w:kern w:val="28"/>
-          <w:lang w:val="it-IT"/>
-        </w:rPr>
-        <w:t>conseguiu</w:t>
-      </w:r>
-      <w:proofErr w:type="spellEnd"/>
-      <w:r>
-        <w:rPr>
-          <w:rFonts w:eastAsiaTheme="majorEastAsia"/>
-          <w:color w:val="3A3A3A" w:themeColor="background2" w:themeShade="40"/>
-          <w:spacing w:val="-10"/>
-          <w:kern w:val="28"/>
-          <w:lang w:val="it-IT"/>
-        </w:rPr>
-        <w:t xml:space="preserve"> </w:t>
-      </w:r>
-      <w:proofErr w:type="spellStart"/>
-      <w:r>
-        <w:rPr>
-          <w:rFonts w:eastAsiaTheme="majorEastAsia"/>
-          <w:color w:val="3A3A3A" w:themeColor="background2" w:themeShade="40"/>
-          <w:spacing w:val="-10"/>
-          <w:kern w:val="28"/>
-          <w:lang w:val="it-IT"/>
-        </w:rPr>
-        <w:t>aplicar</w:t>
-      </w:r>
-      <w:proofErr w:type="spellEnd"/>
-      <w:r>
-        <w:rPr>
-          <w:rFonts w:eastAsiaTheme="majorEastAsia"/>
-          <w:color w:val="3A3A3A" w:themeColor="background2" w:themeShade="40"/>
-          <w:spacing w:val="-10"/>
-          <w:kern w:val="28"/>
-          <w:lang w:val="it-IT"/>
-        </w:rPr>
-        <w:t>.]</w:t>
+        <w:t>[Escreva este texto depois de compreender o dataset e os métodos que realmente conseguiu aplicar.]</w:t>
       </w:r>
     </w:p>
     <w:p>
@@ -2416,23 +2186,8 @@
           <w:highlight w:val="yellow"/>
           <w:lang w:val="it-IT"/>
         </w:rPr>
-        <w:t xml:space="preserve">2.1 Dataset </w:t>
-      </w:r>
-      <w:proofErr w:type="spellStart"/>
-      <w:r>
-        <w:rPr>
-          <w:rFonts w:eastAsiaTheme="majorEastAsia"/>
-          <w:b/>
-          <w:bCs/>
-          <w:color w:val="3A3A3A" w:themeColor="background2" w:themeShade="40"/>
-          <w:spacing w:val="-10"/>
-          <w:kern w:val="28"/>
-          <w:highlight w:val="yellow"/>
-          <w:lang w:val="it-IT"/>
-        </w:rPr>
-        <w:t>Overview</w:t>
-      </w:r>
-      <w:proofErr w:type="spellEnd"/>
+        <w:t>2.1 Dataset Overview</w:t>
+      </w:r>
     </w:p>
     <w:p>
       <w:pPr>
@@ -2452,38 +2207,7 @@
           <w:spacing w:val="-10"/>
           <w:kern w:val="28"/>
         </w:rPr>
-        <w:t xml:space="preserve">The Bank Marketing dataset contains 45,211 observations and 17 variables. The dataset includes customer characteristics, such as age, job, marital status and education, as well as financial information and details about marketing campaign contacts. The target variable, y, indicates whether a customer subscribed to a term deposit. The dataset contains seven integer-type columns and ten object-type columns, according to the initial Python inspection. No missing values were detected using the pandas </w:t>
-      </w:r>
-      <w:proofErr w:type="spellStart"/>
-      <w:proofErr w:type="gramStart"/>
-      <w:r>
-        <w:rPr>
-          <w:rFonts w:eastAsiaTheme="majorEastAsia"/>
-          <w:color w:val="3A3A3A" w:themeColor="background2" w:themeShade="40"/>
-          <w:spacing w:val="-10"/>
-          <w:kern w:val="28"/>
-        </w:rPr>
-        <w:t>isnull</w:t>
-      </w:r>
-      <w:proofErr w:type="spellEnd"/>
-      <w:r>
-        <w:rPr>
-          <w:rFonts w:eastAsiaTheme="majorEastAsia"/>
-          <w:color w:val="3A3A3A" w:themeColor="background2" w:themeShade="40"/>
-          <w:spacing w:val="-10"/>
-          <w:kern w:val="28"/>
-        </w:rPr>
-        <w:t>(</w:t>
-      </w:r>
-      <w:proofErr w:type="gramEnd"/>
-      <w:r>
-        <w:rPr>
-          <w:rFonts w:eastAsiaTheme="majorEastAsia"/>
-          <w:color w:val="3A3A3A" w:themeColor="background2" w:themeShade="40"/>
-          <w:spacing w:val="-10"/>
-          <w:kern w:val="28"/>
-        </w:rPr>
-        <w:t>) method. However, categorical values such as “unknown” may still require investigation.</w:t>
+        <w:t>The Bank Marketing dataset contains 45,211 observations and 17 variables. The dataset includes customer characteristics, such as age, job, marital status and education, as well as financial information and details about marketing campaign contacts. The target variable, y, indicates whether a customer subscribed to a term deposit. The dataset contains seven integer-type columns and ten object-type columns, according to the initial Python inspection. No missing values were detected using the pandas isnull() method. However, categorical values such as “unknown” may still require investigation.</w:t>
       </w:r>
     </w:p>
     <w:p>
@@ -2598,25 +2322,14 @@
           <w:kern w:val="28"/>
         </w:rPr>
       </w:pPr>
-      <w:proofErr w:type="gramStart"/>
-      <w:r>
-        <w:rPr>
-          <w:rFonts w:eastAsiaTheme="majorEastAsia"/>
-          <w:color w:val="3A3A3A" w:themeColor="background2" w:themeShade="40"/>
-          <w:spacing w:val="-10"/>
-          <w:kern w:val="28"/>
-        </w:rPr>
-        <w:t>Number of observations and variables,</w:t>
-      </w:r>
-      <w:proofErr w:type="gramEnd"/>
-      <w:r>
-        <w:rPr>
-          <w:rFonts w:eastAsiaTheme="majorEastAsia"/>
-          <w:color w:val="3A3A3A" w:themeColor="background2" w:themeShade="40"/>
-          <w:spacing w:val="-10"/>
-          <w:kern w:val="28"/>
-        </w:rPr>
-        <w:t xml:space="preserve"> confirmed using Python.</w:t>
+      <w:r>
+        <w:rPr>
+          <w:rFonts w:eastAsiaTheme="majorEastAsia"/>
+          <w:color w:val="3A3A3A" w:themeColor="background2" w:themeShade="40"/>
+          <w:spacing w:val="-10"/>
+          <w:kern w:val="28"/>
+        </w:rPr>
+        <w:t>Number of observations and variables, confirmed using Python.</w:t>
       </w:r>
     </w:p>
     <w:p>
@@ -2768,98 +2481,7 @@
           <w:spacing w:val="-10"/>
           <w:kern w:val="28"/>
         </w:rPr>
-        <w:t xml:space="preserve">The dataset was imported into Python using the </w:t>
-      </w:r>
-      <w:proofErr w:type="gramStart"/>
-      <w:r>
-        <w:rPr>
-          <w:rFonts w:eastAsiaTheme="majorEastAsia"/>
-          <w:color w:val="3A3A3A" w:themeColor="background2" w:themeShade="40"/>
-          <w:spacing w:val="-10"/>
-          <w:kern w:val="28"/>
-        </w:rPr>
-        <w:t>pandas</w:t>
-      </w:r>
-      <w:proofErr w:type="gramEnd"/>
-      <w:r>
-        <w:rPr>
-          <w:rFonts w:eastAsiaTheme="majorEastAsia"/>
-          <w:color w:val="3A3A3A" w:themeColor="background2" w:themeShade="40"/>
-          <w:spacing w:val="-10"/>
-          <w:kern w:val="28"/>
-        </w:rPr>
-        <w:t xml:space="preserve"> library. The initial inspection confirmed 45,211 observations and 17 variables. The </w:t>
-      </w:r>
-      <w:proofErr w:type="gramStart"/>
-      <w:r>
-        <w:rPr>
-          <w:rFonts w:eastAsiaTheme="majorEastAsia"/>
-          <w:color w:val="3A3A3A" w:themeColor="background2" w:themeShade="40"/>
-          <w:spacing w:val="-10"/>
-          <w:kern w:val="28"/>
-        </w:rPr>
-        <w:t>info(</w:t>
-      </w:r>
-      <w:proofErr w:type="gramEnd"/>
-      <w:r>
-        <w:rPr>
-          <w:rFonts w:eastAsiaTheme="majorEastAsia"/>
-          <w:color w:val="3A3A3A" w:themeColor="background2" w:themeShade="40"/>
-          <w:spacing w:val="-10"/>
-          <w:kern w:val="28"/>
-        </w:rPr>
-        <w:t xml:space="preserve">) and </w:t>
-      </w:r>
-      <w:proofErr w:type="spellStart"/>
-      <w:proofErr w:type="gramStart"/>
-      <w:r>
-        <w:rPr>
-          <w:rFonts w:eastAsiaTheme="majorEastAsia"/>
-          <w:color w:val="3A3A3A" w:themeColor="background2" w:themeShade="40"/>
-          <w:spacing w:val="-10"/>
-          <w:kern w:val="28"/>
-        </w:rPr>
-        <w:t>isnull</w:t>
-      </w:r>
-      <w:proofErr w:type="spellEnd"/>
-      <w:r>
-        <w:rPr>
-          <w:rFonts w:eastAsiaTheme="majorEastAsia"/>
-          <w:color w:val="3A3A3A" w:themeColor="background2" w:themeShade="40"/>
-          <w:spacing w:val="-10"/>
-          <w:kern w:val="28"/>
-        </w:rPr>
-        <w:t>(</w:t>
-      </w:r>
-      <w:proofErr w:type="gramEnd"/>
-      <w:r>
-        <w:rPr>
-          <w:rFonts w:eastAsiaTheme="majorEastAsia"/>
-          <w:color w:val="3A3A3A" w:themeColor="background2" w:themeShade="40"/>
-          <w:spacing w:val="-10"/>
-          <w:kern w:val="28"/>
-        </w:rPr>
-        <w:t xml:space="preserve">) methods showed that no conventional missing values were detected. However, further investigation identified “unknown” categories in the job, education, contact and </w:t>
-      </w:r>
-      <w:proofErr w:type="spellStart"/>
-      <w:r>
-        <w:rPr>
-          <w:rFonts w:eastAsiaTheme="majorEastAsia"/>
-          <w:color w:val="3A3A3A" w:themeColor="background2" w:themeShade="40"/>
-          <w:spacing w:val="-10"/>
-          <w:kern w:val="28"/>
-        </w:rPr>
-        <w:t>poutcome</w:t>
-      </w:r>
-      <w:proofErr w:type="spellEnd"/>
-      <w:r>
-        <w:rPr>
-          <w:rFonts w:eastAsiaTheme="majorEastAsia"/>
-          <w:color w:val="3A3A3A" w:themeColor="background2" w:themeShade="40"/>
-          <w:spacing w:val="-10"/>
-          <w:kern w:val="28"/>
-        </w:rPr>
-        <w:t xml:space="preserve"> variables. These occurred 288, 1,857, 13,020 and 36,959 times, respectively. These categories were retained during the initial analysis rather than being automatically removed or replaced. Numerical variables were examined using descriptive statistics, including the mean, median, standard deviation, variance and skewness.</w:t>
+        <w:t>The dataset was imported into Python using the pandas library. The initial inspection confirmed 45,211 observations and 17 variables. The info() and isnull() methods showed that no conventional missing values were detected. However, further investigation identified “unknown” categories in the job, education, contact and poutcome variables. These occurred 288, 1,857, 13,020 and 36,959 times, respectively. These categories were retained during the initial analysis rather than being automatically removed or replaced. Numerical variables were examined using descriptive statistics, including the mean, median, standard deviation, variance and skewness.</w:t>
       </w:r>
     </w:p>
     <w:p>
@@ -2885,35 +2507,7 @@
           <w:highlight w:val="yellow"/>
           <w:lang w:val="it-IT"/>
         </w:rPr>
-        <w:t xml:space="preserve">2.3 </w:t>
-      </w:r>
-      <w:proofErr w:type="spellStart"/>
-      <w:r>
-        <w:rPr>
-          <w:rFonts w:eastAsiaTheme="majorEastAsia"/>
-          <w:b/>
-          <w:bCs/>
-          <w:color w:val="3A3A3A" w:themeColor="background2" w:themeShade="40"/>
-          <w:spacing w:val="-10"/>
-          <w:kern w:val="28"/>
-          <w:highlight w:val="yellow"/>
-          <w:lang w:val="it-IT"/>
-        </w:rPr>
-        <w:t>Descriptive</w:t>
-      </w:r>
-      <w:proofErr w:type="spellEnd"/>
-      <w:r>
-        <w:rPr>
-          <w:rFonts w:eastAsiaTheme="majorEastAsia"/>
-          <w:b/>
-          <w:bCs/>
-          <w:color w:val="3A3A3A" w:themeColor="background2" w:themeShade="40"/>
-          <w:spacing w:val="-10"/>
-          <w:kern w:val="28"/>
-          <w:highlight w:val="yellow"/>
-          <w:lang w:val="it-IT"/>
-        </w:rPr>
-        <w:t xml:space="preserve"> Statistical Analysis</w:t>
+        <w:t>2.3 Descriptive Statistical Analysis</w:t>
       </w:r>
     </w:p>
     <w:p>
@@ -3303,48 +2897,41 @@
     </w:p>
     <w:p>
       <w:pPr>
+        <w:ind w:firstLine="720"/>
+        <w:jc w:val="both"/>
+        <w:rPr>
+          <w:rFonts w:eastAsiaTheme="majorEastAsia"/>
+          <w:color w:val="3A3A3A" w:themeColor="background2" w:themeShade="40"/>
+          <w:spacing w:val="-10"/>
+          <w:kern w:val="28"/>
+        </w:rPr>
+      </w:pPr>
+      <w:r>
+        <w:rPr>
+          <w:rFonts w:eastAsiaTheme="majorEastAsia"/>
+          <w:color w:val="3A3A3A" w:themeColor="background2" w:themeShade="40"/>
+          <w:spacing w:val="-10"/>
+          <w:kern w:val="28"/>
+        </w:rPr>
+        <w:t>The analysis compared customers’ account balances according to whether they subscribed to a term deposit. Customers who subscribed had a higher mean balance of 1,804.27, compared with 1,303.71 among customers who did not subscribe. The median balances were also higher for subscribers (733) than for non-subscribers (417). In both groups, the mean was substantially higher than the median, suggesting positively skewed distributions influenced by customers with relatively large balances. The high standard deviations indicate considerable variation in account balances within both groups. Although these results suggest an association between account balance and campaign outcome, they do not establish a causal relationship.</w:t>
+      </w:r>
+    </w:p>
+    <w:p>
+      <w:pPr>
+        <w:jc w:val="both"/>
+        <w:rPr>
+          <w:rFonts w:eastAsiaTheme="majorEastAsia"/>
+          <w:color w:val="3A3A3A" w:themeColor="background2" w:themeShade="40"/>
+          <w:spacing w:val="-10"/>
+          <w:kern w:val="28"/>
+          <w:sz w:val="18"/>
+          <w:szCs w:val="18"/>
+        </w:rPr>
+      </w:pPr>
+    </w:p>
+    <w:p>
+      <w:pPr>
         <w:jc w:val="center"/>
-        <w:rPr>
-          <w:rFonts w:eastAsiaTheme="majorEastAsia"/>
-          <w:color w:val="3A3A3A" w:themeColor="background2" w:themeShade="40"/>
-          <w:spacing w:val="-10"/>
-          <w:kern w:val="28"/>
-        </w:rPr>
-      </w:pPr>
-    </w:p>
-    <w:p>
-      <w:pPr>
-        <w:jc w:val="center"/>
-        <w:rPr>
-          <w:rFonts w:eastAsiaTheme="majorEastAsia"/>
-          <w:color w:val="3A3A3A" w:themeColor="background2" w:themeShade="40"/>
-          <w:spacing w:val="-10"/>
-          <w:kern w:val="28"/>
-        </w:rPr>
-      </w:pPr>
-    </w:p>
-    <w:p>
-      <w:pPr>
-        <w:rPr>
-          <w:rFonts w:eastAsiaTheme="majorEastAsia"/>
-          <w:color w:val="3A3A3A" w:themeColor="background2" w:themeShade="40"/>
-          <w:spacing w:val="-10"/>
-          <w:kern w:val="28"/>
-        </w:rPr>
-      </w:pPr>
-    </w:p>
-    <w:p>
-      <w:pPr>
-        <w:rPr>
-          <w:rFonts w:eastAsiaTheme="majorEastAsia"/>
-          <w:color w:val="3A3A3A" w:themeColor="background2" w:themeShade="40"/>
-          <w:spacing w:val="-10"/>
-          <w:kern w:val="28"/>
-        </w:rPr>
-      </w:pPr>
-    </w:p>
-    <w:p>
-      <w:pPr>
         <w:rPr>
           <w:rFonts w:eastAsiaTheme="majorEastAsia"/>
           <w:b/>
@@ -3352,9 +2939,80 @@
           <w:color w:val="3A3A3A" w:themeColor="background2" w:themeShade="40"/>
           <w:spacing w:val="-10"/>
           <w:kern w:val="28"/>
-        </w:rPr>
-      </w:pPr>
-      <w:r>
+          <w:sz w:val="18"/>
+          <w:szCs w:val="18"/>
+        </w:rPr>
+      </w:pPr>
+      <w:r>
+        <w:rPr>
+          <w:rFonts w:eastAsiaTheme="majorEastAsia"/>
+          <w:color w:val="3A3A3A" w:themeColor="background2" w:themeShade="40"/>
+          <w:spacing w:val="-10"/>
+          <w:kern w:val="28"/>
+        </w:rPr>
+        <w:drawing>
+          <wp:inline distT="0" distB="0" distL="0" distR="0" wp14:anchorId="7BEE7983" wp14:editId="4226A2F0">
+            <wp:extent cx="3878897" cy="2359741"/>
+            <wp:effectExtent l="0" t="0" r="7620" b="2540"/>
+            <wp:docPr id="1703986638" name="Picture 1"/>
+            <wp:cNvGraphicFramePr>
+              <a:graphicFrameLocks xmlns:a="http://schemas.openxmlformats.org/drawingml/2006/main" noChangeAspect="1"/>
+            </wp:cNvGraphicFramePr>
+            <a:graphic xmlns:a="http://schemas.openxmlformats.org/drawingml/2006/main">
+              <a:graphicData uri="http://schemas.openxmlformats.org/drawingml/2006/picture">
+                <pic:pic xmlns:pic="http://schemas.openxmlformats.org/drawingml/2006/picture">
+                  <pic:nvPicPr>
+                    <pic:cNvPr id="1703986638" name=""/>
+                    <pic:cNvPicPr/>
+                  </pic:nvPicPr>
+                  <pic:blipFill>
+                    <a:blip r:embed="rId17"/>
+                    <a:stretch>
+                      <a:fillRect/>
+                    </a:stretch>
+                  </pic:blipFill>
+                  <pic:spPr>
+                    <a:xfrm>
+                      <a:off x="0" y="0"/>
+                      <a:ext cx="3900419" cy="2372834"/>
+                    </a:xfrm>
+                    <a:prstGeom prst="rect">
+                      <a:avLst/>
+                    </a:prstGeom>
+                  </pic:spPr>
+                </pic:pic>
+              </a:graphicData>
+            </a:graphic>
+          </wp:inline>
+        </w:drawing>
+      </w:r>
+    </w:p>
+    <w:p>
+      <w:pPr>
+        <w:jc w:val="right"/>
+        <w:rPr>
+          <w:rFonts w:eastAsiaTheme="majorEastAsia"/>
+          <w:color w:val="3A3A3A" w:themeColor="background2" w:themeShade="40"/>
+          <w:spacing w:val="-10"/>
+          <w:kern w:val="28"/>
+          <w:sz w:val="18"/>
+          <w:szCs w:val="18"/>
+        </w:rPr>
+      </w:pPr>
+      <w:r>
+        <w:rPr>
+          <w:rFonts w:eastAsiaTheme="majorEastAsia"/>
+          <w:color w:val="3A3A3A" w:themeColor="background2" w:themeShade="40"/>
+          <w:spacing w:val="-10"/>
+          <w:kern w:val="28"/>
+          <w:sz w:val="18"/>
+          <w:szCs w:val="18"/>
+        </w:rPr>
+        <w:t>Figure 3. Customer Balance by Campaign Outcome</w:t>
+      </w:r>
+    </w:p>
+    <w:p>
+      <w:pPr>
         <w:rPr>
           <w:rFonts w:eastAsiaTheme="majorEastAsia"/>
           <w:b/>
@@ -3362,91 +3020,9 @@
           <w:color w:val="3A3A3A" w:themeColor="background2" w:themeShade="40"/>
           <w:spacing w:val="-10"/>
           <w:kern w:val="28"/>
-          <w:highlight w:val="yellow"/>
-        </w:rPr>
-        <w:t>Figure 1 – Distribution of Customer Age</w:t>
-      </w:r>
-    </w:p>
-    <w:p>
-      <w:pPr>
-        <w:rPr>
-          <w:rFonts w:eastAsiaTheme="majorEastAsia"/>
-          <w:color w:val="3A3A3A" w:themeColor="background2" w:themeShade="40"/>
-          <w:spacing w:val="-10"/>
-          <w:kern w:val="28"/>
-        </w:rPr>
-      </w:pPr>
-      <w:r>
-        <w:rPr>
-          <w:rFonts w:eastAsiaTheme="majorEastAsia"/>
-          <w:color w:val="3A3A3A" w:themeColor="background2" w:themeShade="40"/>
-          <w:spacing w:val="-10"/>
-          <w:kern w:val="28"/>
-        </w:rPr>
-        <w:t>[</w:t>
-      </w:r>
-      <w:proofErr w:type="spellStart"/>
-      <w:r>
-        <w:rPr>
-          <w:rFonts w:eastAsiaTheme="majorEastAsia"/>
-          <w:color w:val="3A3A3A" w:themeColor="background2" w:themeShade="40"/>
-          <w:spacing w:val="-10"/>
-          <w:kern w:val="28"/>
-        </w:rPr>
-        <w:t>Insira</w:t>
-      </w:r>
-      <w:proofErr w:type="spellEnd"/>
-      <w:r>
-        <w:rPr>
-          <w:rFonts w:eastAsiaTheme="majorEastAsia"/>
-          <w:color w:val="3A3A3A" w:themeColor="background2" w:themeShade="40"/>
-          <w:spacing w:val="-10"/>
-          <w:kern w:val="28"/>
-        </w:rPr>
-        <w:t xml:space="preserve"> o </w:t>
-      </w:r>
-      <w:proofErr w:type="spellStart"/>
-      <w:r>
-        <w:rPr>
-          <w:rFonts w:eastAsiaTheme="majorEastAsia"/>
-          <w:color w:val="3A3A3A" w:themeColor="background2" w:themeShade="40"/>
-          <w:spacing w:val="-10"/>
-          <w:kern w:val="28"/>
-        </w:rPr>
-        <w:t>histograma</w:t>
-      </w:r>
-      <w:proofErr w:type="spellEnd"/>
-      <w:r>
-        <w:rPr>
-          <w:rFonts w:eastAsiaTheme="majorEastAsia"/>
-          <w:color w:val="3A3A3A" w:themeColor="background2" w:themeShade="40"/>
-          <w:spacing w:val="-10"/>
-          <w:kern w:val="28"/>
-        </w:rPr>
-        <w:t xml:space="preserve"> de age.]</w:t>
-      </w:r>
-    </w:p>
-    <w:p>
-      <w:pPr>
-        <w:rPr>
-          <w:rFonts w:eastAsiaTheme="majorEastAsia"/>
-          <w:color w:val="3A3A3A" w:themeColor="background2" w:themeShade="40"/>
-          <w:spacing w:val="-10"/>
-          <w:kern w:val="28"/>
-        </w:rPr>
-      </w:pPr>
-      <w:r>
-        <w:rPr>
-          <w:rFonts w:eastAsiaTheme="majorEastAsia"/>
-          <w:color w:val="3A3A3A" w:themeColor="background2" w:themeShade="40"/>
-          <w:spacing w:val="-10"/>
-          <w:kern w:val="28"/>
-        </w:rPr>
-        <w:t>Interpret the shape of the distribution, the concentration of observations and any apparent skewness.</w:t>
-      </w:r>
-    </w:p>
-    <w:p>
-      <w:pPr>
+        </w:rPr>
+      </w:pPr>
+      <w:r>
         <w:rPr>
           <w:rFonts w:eastAsiaTheme="majorEastAsia"/>
           <w:b/>
@@ -3454,9 +3030,51 @@
           <w:color w:val="3A3A3A" w:themeColor="background2" w:themeShade="40"/>
           <w:spacing w:val="-10"/>
           <w:kern w:val="28"/>
-        </w:rPr>
-      </w:pPr>
-      <w:r>
+          <w:highlight w:val="yellow"/>
+        </w:rPr>
+        <w:t>Figure 1 – Distribution of Customer Age</w:t>
+      </w:r>
+    </w:p>
+    <w:p>
+      <w:pPr>
+        <w:rPr>
+          <w:rFonts w:eastAsiaTheme="majorEastAsia"/>
+          <w:color w:val="3A3A3A" w:themeColor="background2" w:themeShade="40"/>
+          <w:spacing w:val="-10"/>
+          <w:kern w:val="28"/>
+        </w:rPr>
+      </w:pPr>
+      <w:r>
+        <w:rPr>
+          <w:rFonts w:eastAsiaTheme="majorEastAsia"/>
+          <w:color w:val="3A3A3A" w:themeColor="background2" w:themeShade="40"/>
+          <w:spacing w:val="-10"/>
+          <w:kern w:val="28"/>
+        </w:rPr>
+        <w:t>[Insira o histograma de age.]</w:t>
+      </w:r>
+    </w:p>
+    <w:p>
+      <w:pPr>
+        <w:rPr>
+          <w:rFonts w:eastAsiaTheme="majorEastAsia"/>
+          <w:color w:val="3A3A3A" w:themeColor="background2" w:themeShade="40"/>
+          <w:spacing w:val="-10"/>
+          <w:kern w:val="28"/>
+        </w:rPr>
+      </w:pPr>
+      <w:r>
+        <w:rPr>
+          <w:rFonts w:eastAsiaTheme="majorEastAsia"/>
+          <w:color w:val="3A3A3A" w:themeColor="background2" w:themeShade="40"/>
+          <w:spacing w:val="-10"/>
+          <w:kern w:val="28"/>
+        </w:rPr>
+        <w:t>Interpret the shape of the distribution, the concentration of observations and any apparent skewness.</w:t>
+      </w:r>
+    </w:p>
+    <w:p>
+      <w:pPr>
         <w:rPr>
           <w:rFonts w:eastAsiaTheme="majorEastAsia"/>
           <w:b/>
@@ -3464,205 +3082,9 @@
           <w:color w:val="3A3A3A" w:themeColor="background2" w:themeShade="40"/>
           <w:spacing w:val="-10"/>
           <w:kern w:val="28"/>
-          <w:highlight w:val="yellow"/>
-        </w:rPr>
-        <w:t>Figure 2 – Campaign Success Rate by Job</w:t>
-      </w:r>
-    </w:p>
-    <w:p>
-      <w:pPr>
-        <w:rPr>
-          <w:rFonts w:eastAsiaTheme="majorEastAsia"/>
-          <w:color w:val="3A3A3A" w:themeColor="background2" w:themeShade="40"/>
-          <w:spacing w:val="-10"/>
-          <w:kern w:val="28"/>
-          <w:lang w:val="it-IT"/>
-        </w:rPr>
-      </w:pPr>
-      <w:r>
-        <w:rPr>
-          <w:rFonts w:eastAsiaTheme="majorEastAsia"/>
-          <w:color w:val="3A3A3A" w:themeColor="background2" w:themeShade="40"/>
-          <w:spacing w:val="-10"/>
-          <w:kern w:val="28"/>
-          <w:lang w:val="it-IT"/>
-        </w:rPr>
-        <w:t>[</w:t>
-      </w:r>
-      <w:proofErr w:type="spellStart"/>
-      <w:r>
-        <w:rPr>
-          <w:rFonts w:eastAsiaTheme="majorEastAsia"/>
-          <w:color w:val="3A3A3A" w:themeColor="background2" w:themeShade="40"/>
-          <w:spacing w:val="-10"/>
-          <w:kern w:val="28"/>
-          <w:lang w:val="it-IT"/>
-        </w:rPr>
-        <w:t>Insira</w:t>
-      </w:r>
-      <w:proofErr w:type="spellEnd"/>
-      <w:r>
-        <w:rPr>
-          <w:rFonts w:eastAsiaTheme="majorEastAsia"/>
-          <w:color w:val="3A3A3A" w:themeColor="background2" w:themeShade="40"/>
-          <w:spacing w:val="-10"/>
-          <w:kern w:val="28"/>
-          <w:lang w:val="it-IT"/>
-        </w:rPr>
-        <w:t xml:space="preserve"> o </w:t>
-      </w:r>
-      <w:proofErr w:type="spellStart"/>
-      <w:r>
-        <w:rPr>
-          <w:rFonts w:eastAsiaTheme="majorEastAsia"/>
-          <w:color w:val="3A3A3A" w:themeColor="background2" w:themeShade="40"/>
-          <w:spacing w:val="-10"/>
-          <w:kern w:val="28"/>
-          <w:lang w:val="it-IT"/>
-        </w:rPr>
-        <w:t>gráfico</w:t>
-      </w:r>
-      <w:proofErr w:type="spellEnd"/>
-      <w:r>
-        <w:rPr>
-          <w:rFonts w:eastAsiaTheme="majorEastAsia"/>
-          <w:color w:val="3A3A3A" w:themeColor="background2" w:themeShade="40"/>
-          <w:spacing w:val="-10"/>
-          <w:kern w:val="28"/>
-          <w:lang w:val="it-IT"/>
-        </w:rPr>
-        <w:t xml:space="preserve"> de </w:t>
-      </w:r>
-      <w:proofErr w:type="spellStart"/>
-      <w:r>
-        <w:rPr>
-          <w:rFonts w:eastAsiaTheme="majorEastAsia"/>
-          <w:color w:val="3A3A3A" w:themeColor="background2" w:themeShade="40"/>
-          <w:spacing w:val="-10"/>
-          <w:kern w:val="28"/>
-          <w:lang w:val="it-IT"/>
-        </w:rPr>
-        <w:t>barras</w:t>
-      </w:r>
-      <w:proofErr w:type="spellEnd"/>
-      <w:r>
-        <w:rPr>
-          <w:rFonts w:eastAsiaTheme="majorEastAsia"/>
-          <w:color w:val="3A3A3A" w:themeColor="background2" w:themeShade="40"/>
-          <w:spacing w:val="-10"/>
-          <w:kern w:val="28"/>
-          <w:lang w:val="it-IT"/>
-        </w:rPr>
-        <w:t xml:space="preserve"> </w:t>
-      </w:r>
-      <w:proofErr w:type="spellStart"/>
-      <w:r>
-        <w:rPr>
-          <w:rFonts w:eastAsiaTheme="majorEastAsia"/>
-          <w:color w:val="3A3A3A" w:themeColor="background2" w:themeShade="40"/>
-          <w:spacing w:val="-10"/>
-          <w:kern w:val="28"/>
-          <w:lang w:val="it-IT"/>
-        </w:rPr>
-        <w:t>com</w:t>
-      </w:r>
-      <w:proofErr w:type="spellEnd"/>
-      <w:r>
-        <w:rPr>
-          <w:rFonts w:eastAsiaTheme="majorEastAsia"/>
-          <w:color w:val="3A3A3A" w:themeColor="background2" w:themeShade="40"/>
-          <w:spacing w:val="-10"/>
-          <w:kern w:val="28"/>
-          <w:lang w:val="it-IT"/>
-        </w:rPr>
-        <w:t xml:space="preserve"> a taxa de </w:t>
-      </w:r>
-      <w:proofErr w:type="spellStart"/>
-      <w:r>
-        <w:rPr>
-          <w:rFonts w:eastAsiaTheme="majorEastAsia"/>
-          <w:color w:val="3A3A3A" w:themeColor="background2" w:themeShade="40"/>
-          <w:spacing w:val="-10"/>
-          <w:kern w:val="28"/>
-          <w:lang w:val="it-IT"/>
-        </w:rPr>
-        <w:t>sucesso</w:t>
-      </w:r>
-      <w:proofErr w:type="spellEnd"/>
-      <w:r>
-        <w:rPr>
-          <w:rFonts w:eastAsiaTheme="majorEastAsia"/>
-          <w:color w:val="3A3A3A" w:themeColor="background2" w:themeShade="40"/>
-          <w:spacing w:val="-10"/>
-          <w:kern w:val="28"/>
-          <w:lang w:val="it-IT"/>
-        </w:rPr>
-        <w:t xml:space="preserve"> por </w:t>
-      </w:r>
-      <w:proofErr w:type="spellStart"/>
-      <w:r>
-        <w:rPr>
-          <w:rFonts w:eastAsiaTheme="majorEastAsia"/>
-          <w:color w:val="3A3A3A" w:themeColor="background2" w:themeShade="40"/>
-          <w:spacing w:val="-10"/>
-          <w:kern w:val="28"/>
-          <w:lang w:val="it-IT"/>
-        </w:rPr>
-        <w:t>profissão</w:t>
-      </w:r>
-      <w:proofErr w:type="spellEnd"/>
-      <w:r>
-        <w:rPr>
-          <w:rFonts w:eastAsiaTheme="majorEastAsia"/>
-          <w:color w:val="3A3A3A" w:themeColor="background2" w:themeShade="40"/>
-          <w:spacing w:val="-10"/>
-          <w:kern w:val="28"/>
-          <w:lang w:val="it-IT"/>
-        </w:rPr>
-        <w:t>.]</w:t>
-      </w:r>
-    </w:p>
-    <w:p>
-      <w:pPr>
-        <w:rPr>
-          <w:rFonts w:eastAsiaTheme="majorEastAsia"/>
-          <w:color w:val="3A3A3A" w:themeColor="background2" w:themeShade="40"/>
-          <w:spacing w:val="-10"/>
-          <w:kern w:val="28"/>
-        </w:rPr>
-      </w:pPr>
-      <w:r>
-        <w:rPr>
-          <w:rFonts w:eastAsiaTheme="majorEastAsia"/>
-          <w:color w:val="3A3A3A" w:themeColor="background2" w:themeShade="40"/>
-          <w:spacing w:val="-10"/>
-          <w:kern w:val="28"/>
-        </w:rPr>
-        <w:t xml:space="preserve">Compare the observed percentages across job categories. Mention relevant differences without </w:t>
-      </w:r>
-      <w:proofErr w:type="gramStart"/>
-      <w:r>
-        <w:rPr>
-          <w:rFonts w:eastAsiaTheme="majorEastAsia"/>
-          <w:color w:val="3A3A3A" w:themeColor="background2" w:themeShade="40"/>
-          <w:spacing w:val="-10"/>
-          <w:kern w:val="28"/>
-        </w:rPr>
-        <w:t>assuming that</w:t>
-      </w:r>
-      <w:proofErr w:type="gramEnd"/>
-      <w:r>
-        <w:rPr>
-          <w:rFonts w:eastAsiaTheme="majorEastAsia"/>
-          <w:color w:val="3A3A3A" w:themeColor="background2" w:themeShade="40"/>
-          <w:spacing w:val="-10"/>
-          <w:kern w:val="28"/>
-        </w:rPr>
-        <w:t xml:space="preserve"> occupation causes campaign success.</w:t>
-      </w:r>
-    </w:p>
-    <w:p>
-      <w:pPr>
+        </w:rPr>
+      </w:pPr>
+      <w:r>
         <w:rPr>
           <w:rFonts w:eastAsiaTheme="majorEastAsia"/>
           <w:b/>
@@ -3670,9 +3092,53 @@
           <w:color w:val="3A3A3A" w:themeColor="background2" w:themeShade="40"/>
           <w:spacing w:val="-10"/>
           <w:kern w:val="28"/>
-        </w:rPr>
-      </w:pPr>
-      <w:r>
+          <w:highlight w:val="yellow"/>
+        </w:rPr>
+        <w:t>Figure 2 – Campaign Success Rate by Job</w:t>
+      </w:r>
+    </w:p>
+    <w:p>
+      <w:pPr>
+        <w:rPr>
+          <w:rFonts w:eastAsiaTheme="majorEastAsia"/>
+          <w:color w:val="3A3A3A" w:themeColor="background2" w:themeShade="40"/>
+          <w:spacing w:val="-10"/>
+          <w:kern w:val="28"/>
+          <w:lang w:val="it-IT"/>
+        </w:rPr>
+      </w:pPr>
+      <w:r>
+        <w:rPr>
+          <w:rFonts w:eastAsiaTheme="majorEastAsia"/>
+          <w:color w:val="3A3A3A" w:themeColor="background2" w:themeShade="40"/>
+          <w:spacing w:val="-10"/>
+          <w:kern w:val="28"/>
+          <w:lang w:val="it-IT"/>
+        </w:rPr>
+        <w:t>[Insira o gráfico de barras com a taxa de sucesso por profissão.]</w:t>
+      </w:r>
+    </w:p>
+    <w:p>
+      <w:pPr>
+        <w:rPr>
+          <w:rFonts w:eastAsiaTheme="majorEastAsia"/>
+          <w:color w:val="3A3A3A" w:themeColor="background2" w:themeShade="40"/>
+          <w:spacing w:val="-10"/>
+          <w:kern w:val="28"/>
+        </w:rPr>
+      </w:pPr>
+      <w:r>
+        <w:rPr>
+          <w:rFonts w:eastAsiaTheme="majorEastAsia"/>
+          <w:color w:val="3A3A3A" w:themeColor="background2" w:themeShade="40"/>
+          <w:spacing w:val="-10"/>
+          <w:kern w:val="28"/>
+        </w:rPr>
+        <w:t>Compare the observed percentages across job categories. Mention relevant differences without assuming that occupation causes campaign success.</w:t>
+      </w:r>
+    </w:p>
+    <w:p>
+      <w:pPr>
         <w:rPr>
           <w:rFonts w:eastAsiaTheme="majorEastAsia"/>
           <w:b/>
@@ -3681,158 +3147,8 @@
           <w:spacing w:val="-10"/>
           <w:kern w:val="28"/>
         </w:rPr>
-        <w:t>Figure 3 – Customer Balance by Campaign Outcome</w:t>
-      </w:r>
-    </w:p>
-    <w:p>
-      <w:pPr>
-        <w:rPr>
-          <w:rFonts w:eastAsiaTheme="majorEastAsia"/>
-          <w:color w:val="3A3A3A" w:themeColor="background2" w:themeShade="40"/>
-          <w:spacing w:val="-10"/>
-          <w:kern w:val="28"/>
-          <w:lang w:val="it-IT"/>
-        </w:rPr>
-      </w:pPr>
-      <w:r>
-        <w:rPr>
-          <w:rFonts w:eastAsiaTheme="majorEastAsia"/>
-          <w:color w:val="3A3A3A" w:themeColor="background2" w:themeShade="40"/>
-          <w:spacing w:val="-10"/>
-          <w:kern w:val="28"/>
-          <w:lang w:val="it-IT"/>
-        </w:rPr>
-        <w:t>[</w:t>
-      </w:r>
-      <w:proofErr w:type="spellStart"/>
-      <w:r>
-        <w:rPr>
-          <w:rFonts w:eastAsiaTheme="majorEastAsia"/>
-          <w:color w:val="3A3A3A" w:themeColor="background2" w:themeShade="40"/>
-          <w:spacing w:val="-10"/>
-          <w:kern w:val="28"/>
-          <w:lang w:val="it-IT"/>
-        </w:rPr>
-        <w:t>Insira</w:t>
-      </w:r>
-      <w:proofErr w:type="spellEnd"/>
-      <w:r>
-        <w:rPr>
-          <w:rFonts w:eastAsiaTheme="majorEastAsia"/>
-          <w:color w:val="3A3A3A" w:themeColor="background2" w:themeShade="40"/>
-          <w:spacing w:val="-10"/>
-          <w:kern w:val="28"/>
-          <w:lang w:val="it-IT"/>
-        </w:rPr>
-        <w:t xml:space="preserve"> o </w:t>
-      </w:r>
-      <w:proofErr w:type="spellStart"/>
-      <w:r>
-        <w:rPr>
-          <w:rFonts w:eastAsiaTheme="majorEastAsia"/>
-          <w:color w:val="3A3A3A" w:themeColor="background2" w:themeShade="40"/>
-          <w:spacing w:val="-10"/>
-          <w:kern w:val="28"/>
-          <w:lang w:val="it-IT"/>
-        </w:rPr>
-        <w:t>boxplot</w:t>
-      </w:r>
-      <w:proofErr w:type="spellEnd"/>
-      <w:r>
-        <w:rPr>
-          <w:rFonts w:eastAsiaTheme="majorEastAsia"/>
-          <w:color w:val="3A3A3A" w:themeColor="background2" w:themeShade="40"/>
-          <w:spacing w:val="-10"/>
-          <w:kern w:val="28"/>
-          <w:lang w:val="it-IT"/>
-        </w:rPr>
-        <w:t xml:space="preserve"> de balance para </w:t>
-      </w:r>
-      <w:proofErr w:type="spellStart"/>
-      <w:r>
-        <w:rPr>
-          <w:rFonts w:eastAsiaTheme="majorEastAsia"/>
-          <w:color w:val="3A3A3A" w:themeColor="background2" w:themeShade="40"/>
-          <w:spacing w:val="-10"/>
-          <w:kern w:val="28"/>
-          <w:lang w:val="it-IT"/>
-        </w:rPr>
-        <w:t>os</w:t>
-      </w:r>
-      <w:proofErr w:type="spellEnd"/>
-      <w:r>
-        <w:rPr>
-          <w:rFonts w:eastAsiaTheme="majorEastAsia"/>
-          <w:color w:val="3A3A3A" w:themeColor="background2" w:themeShade="40"/>
-          <w:spacing w:val="-10"/>
-          <w:kern w:val="28"/>
-          <w:lang w:val="it-IT"/>
-        </w:rPr>
-        <w:t xml:space="preserve"> </w:t>
-      </w:r>
-      <w:proofErr w:type="spellStart"/>
-      <w:r>
-        <w:rPr>
-          <w:rFonts w:eastAsiaTheme="majorEastAsia"/>
-          <w:color w:val="3A3A3A" w:themeColor="background2" w:themeShade="40"/>
-          <w:spacing w:val="-10"/>
-          <w:kern w:val="28"/>
-          <w:lang w:val="it-IT"/>
-        </w:rPr>
-        <w:t>grupos</w:t>
-      </w:r>
-      <w:proofErr w:type="spellEnd"/>
-      <w:r>
-        <w:rPr>
-          <w:rFonts w:eastAsiaTheme="majorEastAsia"/>
-          <w:color w:val="3A3A3A" w:themeColor="background2" w:themeShade="40"/>
-          <w:spacing w:val="-10"/>
-          <w:kern w:val="28"/>
-          <w:lang w:val="it-IT"/>
-        </w:rPr>
-        <w:t xml:space="preserve"> yes e no.]</w:t>
-      </w:r>
-    </w:p>
-    <w:p>
-      <w:pPr>
-        <w:rPr>
-          <w:rFonts w:eastAsiaTheme="majorEastAsia"/>
-          <w:color w:val="3A3A3A" w:themeColor="background2" w:themeShade="40"/>
-          <w:spacing w:val="-10"/>
-          <w:kern w:val="28"/>
-        </w:rPr>
-      </w:pPr>
-      <w:r>
-        <w:rPr>
-          <w:rFonts w:eastAsiaTheme="majorEastAsia"/>
-          <w:color w:val="3A3A3A" w:themeColor="background2" w:themeShade="40"/>
-          <w:spacing w:val="-10"/>
-          <w:kern w:val="28"/>
-        </w:rPr>
-        <w:t>Compare the medians and spreads. Discuss the possible effect of extreme values and whether the groups appear different.</w:t>
-      </w:r>
-    </w:p>
-    <w:p>
-      <w:pPr>
-        <w:rPr>
-          <w:rFonts w:eastAsiaTheme="majorEastAsia"/>
-          <w:color w:val="3A3A3A" w:themeColor="background2" w:themeShade="40"/>
-          <w:spacing w:val="-10"/>
-          <w:kern w:val="28"/>
-        </w:rPr>
-      </w:pPr>
-      <w:r>
-        <w:rPr>
-          <w:rFonts w:eastAsiaTheme="majorEastAsia"/>
-          <w:color w:val="3A3A3A" w:themeColor="background2" w:themeShade="40"/>
-          <w:spacing w:val="-10"/>
-          <w:kern w:val="28"/>
-        </w:rPr>
-        <w:t>Conclude this section by explaining what the descriptive analysis reveals and identifying any limitations.</w:t>
-      </w:r>
-    </w:p>
-    <w:p>
-      <w:pPr>
+      </w:pPr>
+      <w:r>
         <w:rPr>
           <w:rFonts w:eastAsiaTheme="majorEastAsia"/>
           <w:b/>
@@ -3841,8 +3157,71 @@
           <w:spacing w:val="-10"/>
           <w:kern w:val="28"/>
         </w:rPr>
-      </w:pPr>
-      <w:r>
+        <w:t>Figure 3 – Customer Balance by Campaign Outcome</w:t>
+      </w:r>
+    </w:p>
+    <w:p>
+      <w:pPr>
+        <w:rPr>
+          <w:rFonts w:eastAsiaTheme="majorEastAsia"/>
+          <w:color w:val="3A3A3A" w:themeColor="background2" w:themeShade="40"/>
+          <w:spacing w:val="-10"/>
+          <w:kern w:val="28"/>
+          <w:lang w:val="it-IT"/>
+        </w:rPr>
+      </w:pPr>
+      <w:r>
+        <w:rPr>
+          <w:rFonts w:eastAsiaTheme="majorEastAsia"/>
+          <w:color w:val="3A3A3A" w:themeColor="background2" w:themeShade="40"/>
+          <w:spacing w:val="-10"/>
+          <w:kern w:val="28"/>
+          <w:lang w:val="it-IT"/>
+        </w:rPr>
+        <w:lastRenderedPageBreak/>
+        <w:t>[Insira o boxplot de balance para os grupos yes e no.]</w:t>
+      </w:r>
+    </w:p>
+    <w:p>
+      <w:pPr>
+        <w:rPr>
+          <w:rFonts w:eastAsiaTheme="majorEastAsia"/>
+          <w:color w:val="3A3A3A" w:themeColor="background2" w:themeShade="40"/>
+          <w:spacing w:val="-10"/>
+          <w:kern w:val="28"/>
+        </w:rPr>
+      </w:pPr>
+      <w:r>
+        <w:rPr>
+          <w:rFonts w:eastAsiaTheme="majorEastAsia"/>
+          <w:color w:val="3A3A3A" w:themeColor="background2" w:themeShade="40"/>
+          <w:spacing w:val="-10"/>
+          <w:kern w:val="28"/>
+        </w:rPr>
+        <w:t>Compare the medians and spreads. Discuss the possible effect of extreme values and whether the groups appear different.</w:t>
+      </w:r>
+    </w:p>
+    <w:p>
+      <w:pPr>
+        <w:rPr>
+          <w:rFonts w:eastAsiaTheme="majorEastAsia"/>
+          <w:color w:val="3A3A3A" w:themeColor="background2" w:themeShade="40"/>
+          <w:spacing w:val="-10"/>
+          <w:kern w:val="28"/>
+        </w:rPr>
+      </w:pPr>
+      <w:r>
+        <w:rPr>
+          <w:rFonts w:eastAsiaTheme="majorEastAsia"/>
+          <w:color w:val="3A3A3A" w:themeColor="background2" w:themeShade="40"/>
+          <w:spacing w:val="-10"/>
+          <w:kern w:val="28"/>
+        </w:rPr>
+        <w:t>Conclude this section by explaining what the descriptive analysis reveals and identifying any limitations.</w:t>
+      </w:r>
+    </w:p>
+    <w:p>
+      <w:pPr>
         <w:rPr>
           <w:rFonts w:eastAsiaTheme="majorEastAsia"/>
           <w:b/>
@@ -3851,17 +3230,6 @@
           <w:spacing w:val="-10"/>
           <w:kern w:val="28"/>
         </w:rPr>
-        <w:t>3. Discrete Probability Distributions</w:t>
-      </w:r>
-    </w:p>
-    <w:p>
-      <w:pPr>
-        <w:rPr>
-          <w:rFonts w:eastAsiaTheme="majorEastAsia"/>
-          <w:color w:val="3A3A3A" w:themeColor="background2" w:themeShade="40"/>
-          <w:spacing w:val="-10"/>
-          <w:kern w:val="28"/>
-        </w:rPr>
       </w:pPr>
       <w:r>
         <w:rPr>
@@ -3872,11 +3240,19 @@
           <w:spacing w:val="-10"/>
           <w:kern w:val="28"/>
         </w:rPr>
-        <w:t>Target: approximately 400 words</w:t>
-      </w:r>
-    </w:p>
-    <w:p>
-      <w:pPr>
+        <w:t>3. Discrete Probability Distributions</w:t>
+      </w:r>
+    </w:p>
+    <w:p>
+      <w:pPr>
+        <w:rPr>
+          <w:rFonts w:eastAsiaTheme="majorEastAsia"/>
+          <w:color w:val="3A3A3A" w:themeColor="background2" w:themeShade="40"/>
+          <w:spacing w:val="-10"/>
+          <w:kern w:val="28"/>
+        </w:rPr>
+      </w:pPr>
+      <w:r>
         <w:rPr>
           <w:rFonts w:eastAsiaTheme="majorEastAsia"/>
           <w:b/>
@@ -3885,8 +3261,11 @@
           <w:spacing w:val="-10"/>
           <w:kern w:val="28"/>
         </w:rPr>
-      </w:pPr>
-      <w:r>
+        <w:t>Target: approximately 400 words</w:t>
+      </w:r>
+    </w:p>
+    <w:p>
+      <w:pPr>
         <w:rPr>
           <w:rFonts w:eastAsiaTheme="majorEastAsia"/>
           <w:b/>
@@ -3895,6 +3274,16 @@
           <w:spacing w:val="-10"/>
           <w:kern w:val="28"/>
         </w:rPr>
+      </w:pPr>
+      <w:r>
+        <w:rPr>
+          <w:rFonts w:eastAsiaTheme="majorEastAsia"/>
+          <w:b/>
+          <w:bCs/>
+          <w:color w:val="3A3A3A" w:themeColor="background2" w:themeShade="40"/>
+          <w:spacing w:val="-10"/>
+          <w:kern w:val="28"/>
+        </w:rPr>
         <w:t>3.1 Binomial Distribution</w:t>
       </w:r>
     </w:p>
@@ -3914,247 +3303,7 @@
           <w:spacing w:val="-10"/>
           <w:kern w:val="28"/>
         </w:rPr>
-        <w:t>[</w:t>
-      </w:r>
-      <w:proofErr w:type="spellStart"/>
-      <w:r>
-        <w:rPr>
-          <w:rFonts w:eastAsiaTheme="majorEastAsia"/>
-          <w:color w:val="3A3A3A" w:themeColor="background2" w:themeShade="40"/>
-          <w:spacing w:val="-10"/>
-          <w:kern w:val="28"/>
-        </w:rPr>
-        <w:t>Explique</w:t>
-      </w:r>
-      <w:proofErr w:type="spellEnd"/>
-      <w:r>
-        <w:rPr>
-          <w:rFonts w:eastAsiaTheme="majorEastAsia"/>
-          <w:color w:val="3A3A3A" w:themeColor="background2" w:themeShade="40"/>
-          <w:spacing w:val="-10"/>
-          <w:kern w:val="28"/>
-        </w:rPr>
-        <w:t xml:space="preserve"> </w:t>
-      </w:r>
-      <w:proofErr w:type="spellStart"/>
-      <w:r>
-        <w:rPr>
-          <w:rFonts w:eastAsiaTheme="majorEastAsia"/>
-          <w:color w:val="3A3A3A" w:themeColor="background2" w:themeShade="40"/>
-          <w:spacing w:val="-10"/>
-          <w:kern w:val="28"/>
-        </w:rPr>
-        <w:t>por</w:t>
-      </w:r>
-      <w:proofErr w:type="spellEnd"/>
-      <w:r>
-        <w:rPr>
-          <w:rFonts w:eastAsiaTheme="majorEastAsia"/>
-          <w:color w:val="3A3A3A" w:themeColor="background2" w:themeShade="40"/>
-          <w:spacing w:val="-10"/>
-          <w:kern w:val="28"/>
-        </w:rPr>
-        <w:t xml:space="preserve"> </w:t>
-      </w:r>
-      <w:proofErr w:type="spellStart"/>
-      <w:r>
-        <w:rPr>
-          <w:rFonts w:eastAsiaTheme="majorEastAsia"/>
-          <w:color w:val="3A3A3A" w:themeColor="background2" w:themeShade="40"/>
-          <w:spacing w:val="-10"/>
-          <w:kern w:val="28"/>
-        </w:rPr>
-        <w:t>que</w:t>
-      </w:r>
-      <w:proofErr w:type="spellEnd"/>
-      <w:r>
-        <w:rPr>
-          <w:rFonts w:eastAsiaTheme="majorEastAsia"/>
-          <w:color w:val="3A3A3A" w:themeColor="background2" w:themeShade="40"/>
-          <w:spacing w:val="-10"/>
-          <w:kern w:val="28"/>
-        </w:rPr>
-        <w:t xml:space="preserve"> a </w:t>
-      </w:r>
-      <w:proofErr w:type="spellStart"/>
-      <w:r>
-        <w:rPr>
-          <w:rFonts w:eastAsiaTheme="majorEastAsia"/>
-          <w:color w:val="3A3A3A" w:themeColor="background2" w:themeShade="40"/>
-          <w:spacing w:val="-10"/>
-          <w:kern w:val="28"/>
-        </w:rPr>
-        <w:t>distribuição</w:t>
-      </w:r>
-      <w:proofErr w:type="spellEnd"/>
-      <w:r>
-        <w:rPr>
-          <w:rFonts w:eastAsiaTheme="majorEastAsia"/>
-          <w:color w:val="3A3A3A" w:themeColor="background2" w:themeShade="40"/>
-          <w:spacing w:val="-10"/>
-          <w:kern w:val="28"/>
-        </w:rPr>
-        <w:t xml:space="preserve"> binomial é </w:t>
-      </w:r>
-      <w:proofErr w:type="spellStart"/>
-      <w:r>
-        <w:rPr>
-          <w:rFonts w:eastAsiaTheme="majorEastAsia"/>
-          <w:color w:val="3A3A3A" w:themeColor="background2" w:themeShade="40"/>
-          <w:spacing w:val="-10"/>
-          <w:kern w:val="28"/>
-        </w:rPr>
-        <w:t>apropriada</w:t>
-      </w:r>
-      <w:proofErr w:type="spellEnd"/>
-      <w:r>
-        <w:rPr>
-          <w:rFonts w:eastAsiaTheme="majorEastAsia"/>
-          <w:color w:val="3A3A3A" w:themeColor="background2" w:themeShade="40"/>
-          <w:spacing w:val="-10"/>
-          <w:kern w:val="28"/>
-        </w:rPr>
-        <w:t xml:space="preserve"> para </w:t>
-      </w:r>
-      <w:proofErr w:type="spellStart"/>
-      <w:r>
-        <w:rPr>
-          <w:rFonts w:eastAsiaTheme="majorEastAsia"/>
-          <w:color w:val="3A3A3A" w:themeColor="background2" w:themeShade="40"/>
-          <w:spacing w:val="-10"/>
-          <w:kern w:val="28"/>
-        </w:rPr>
-        <w:t>modelar</w:t>
-      </w:r>
-      <w:proofErr w:type="spellEnd"/>
-      <w:r>
-        <w:rPr>
-          <w:rFonts w:eastAsiaTheme="majorEastAsia"/>
-          <w:color w:val="3A3A3A" w:themeColor="background2" w:themeShade="40"/>
-          <w:spacing w:val="-10"/>
-          <w:kern w:val="28"/>
-        </w:rPr>
-        <w:t xml:space="preserve"> o </w:t>
-      </w:r>
-      <w:proofErr w:type="spellStart"/>
-      <w:r>
-        <w:rPr>
-          <w:rFonts w:eastAsiaTheme="majorEastAsia"/>
-          <w:color w:val="3A3A3A" w:themeColor="background2" w:themeShade="40"/>
-          <w:spacing w:val="-10"/>
-          <w:kern w:val="28"/>
-        </w:rPr>
-        <w:t>número</w:t>
-      </w:r>
-      <w:proofErr w:type="spellEnd"/>
-      <w:r>
-        <w:rPr>
-          <w:rFonts w:eastAsiaTheme="majorEastAsia"/>
-          <w:color w:val="3A3A3A" w:themeColor="background2" w:themeShade="40"/>
-          <w:spacing w:val="-10"/>
-          <w:kern w:val="28"/>
-        </w:rPr>
-        <w:t xml:space="preserve"> de </w:t>
-      </w:r>
-      <w:proofErr w:type="spellStart"/>
-      <w:r>
-        <w:rPr>
-          <w:rFonts w:eastAsiaTheme="majorEastAsia"/>
-          <w:color w:val="3A3A3A" w:themeColor="background2" w:themeShade="40"/>
-          <w:spacing w:val="-10"/>
-          <w:kern w:val="28"/>
-        </w:rPr>
-        <w:t>subscrições</w:t>
-      </w:r>
-      <w:proofErr w:type="spellEnd"/>
-      <w:r>
-        <w:rPr>
-          <w:rFonts w:eastAsiaTheme="majorEastAsia"/>
-          <w:color w:val="3A3A3A" w:themeColor="background2" w:themeShade="40"/>
-          <w:spacing w:val="-10"/>
-          <w:kern w:val="28"/>
-        </w:rPr>
-        <w:t xml:space="preserve"> </w:t>
-      </w:r>
-      <w:proofErr w:type="spellStart"/>
-      <w:r>
-        <w:rPr>
-          <w:rFonts w:eastAsiaTheme="majorEastAsia"/>
-          <w:color w:val="3A3A3A" w:themeColor="background2" w:themeShade="40"/>
-          <w:spacing w:val="-10"/>
-          <w:kern w:val="28"/>
-        </w:rPr>
-        <w:t>bem-sucedidas</w:t>
-      </w:r>
-      <w:proofErr w:type="spellEnd"/>
-      <w:r>
-        <w:rPr>
-          <w:rFonts w:eastAsiaTheme="majorEastAsia"/>
-          <w:color w:val="3A3A3A" w:themeColor="background2" w:themeShade="40"/>
-          <w:spacing w:val="-10"/>
-          <w:kern w:val="28"/>
-        </w:rPr>
-        <w:t xml:space="preserve"> </w:t>
-      </w:r>
-      <w:proofErr w:type="spellStart"/>
-      <w:r>
-        <w:rPr>
-          <w:rFonts w:eastAsiaTheme="majorEastAsia"/>
-          <w:color w:val="3A3A3A" w:themeColor="background2" w:themeShade="40"/>
-          <w:spacing w:val="-10"/>
-          <w:kern w:val="28"/>
-        </w:rPr>
-        <w:t>num</w:t>
-      </w:r>
-      <w:proofErr w:type="spellEnd"/>
-      <w:r>
-        <w:rPr>
-          <w:rFonts w:eastAsiaTheme="majorEastAsia"/>
-          <w:color w:val="3A3A3A" w:themeColor="background2" w:themeShade="40"/>
-          <w:spacing w:val="-10"/>
-          <w:kern w:val="28"/>
-        </w:rPr>
-        <w:t xml:space="preserve"> </w:t>
-      </w:r>
-      <w:proofErr w:type="spellStart"/>
-      <w:r>
-        <w:rPr>
-          <w:rFonts w:eastAsiaTheme="majorEastAsia"/>
-          <w:color w:val="3A3A3A" w:themeColor="background2" w:themeShade="40"/>
-          <w:spacing w:val="-10"/>
-          <w:kern w:val="28"/>
-        </w:rPr>
-        <w:t>grupo</w:t>
-      </w:r>
-      <w:proofErr w:type="spellEnd"/>
-      <w:r>
-        <w:rPr>
-          <w:rFonts w:eastAsiaTheme="majorEastAsia"/>
-          <w:color w:val="3A3A3A" w:themeColor="background2" w:themeShade="40"/>
-          <w:spacing w:val="-10"/>
-          <w:kern w:val="28"/>
-        </w:rPr>
-        <w:t xml:space="preserve"> de </w:t>
-      </w:r>
-      <w:proofErr w:type="spellStart"/>
-      <w:r>
-        <w:rPr>
-          <w:rFonts w:eastAsiaTheme="majorEastAsia"/>
-          <w:color w:val="3A3A3A" w:themeColor="background2" w:themeShade="40"/>
-          <w:spacing w:val="-10"/>
-          <w:kern w:val="28"/>
-        </w:rPr>
-        <w:t>clientes</w:t>
-      </w:r>
-      <w:proofErr w:type="spellEnd"/>
-      <w:r>
-        <w:rPr>
-          <w:rFonts w:eastAsiaTheme="majorEastAsia"/>
-          <w:color w:val="3A3A3A" w:themeColor="background2" w:themeShade="40"/>
-          <w:spacing w:val="-10"/>
-          <w:kern w:val="28"/>
-        </w:rPr>
-        <w:t>.]</w:t>
+        <w:t>[Explique por que a distribuição binomial é apropriada para modelar o número de subscrições bem-sucedidas num grupo de clientes.]</w:t>
       </w:r>
     </w:p>
     <w:p>
@@ -4242,7 +3391,6 @@
           <w:spacing w:val="-10"/>
           <w:kern w:val="28"/>
         </w:rPr>
-        <w:lastRenderedPageBreak/>
         <w:t>The number of trials, (n).</w:t>
       </w:r>
     </w:p>
@@ -4318,107 +3466,7 @@
           <w:kern w:val="28"/>
         </w:rPr>
         <w:br/>
-        <w:t>P(X=</w:t>
-      </w:r>
-      <w:proofErr w:type="gramStart"/>
-      <w:r>
-        <w:rPr>
-          <w:rFonts w:eastAsiaTheme="majorEastAsia"/>
-          <w:color w:val="3A3A3A" w:themeColor="background2" w:themeShade="40"/>
-          <w:spacing w:val="-10"/>
-          <w:kern w:val="28"/>
-        </w:rPr>
-        <w:t>k)=</w:t>
-      </w:r>
-      <w:proofErr w:type="gramEnd"/>
-      <w:r>
-        <w:rPr>
-          <w:rFonts w:eastAsiaTheme="majorEastAsia"/>
-          <w:color w:val="3A3A3A" w:themeColor="background2" w:themeShade="40"/>
-          <w:spacing w:val="-10"/>
-          <w:kern w:val="28"/>
-        </w:rPr>
-        <w:t>\</w:t>
-      </w:r>
-      <w:proofErr w:type="spellStart"/>
-      <w:r>
-        <w:rPr>
-          <w:rFonts w:eastAsiaTheme="majorEastAsia"/>
-          <w:color w:val="3A3A3A" w:themeColor="background2" w:themeShade="40"/>
-          <w:spacing w:val="-10"/>
-          <w:kern w:val="28"/>
-        </w:rPr>
-        <w:t>binom</w:t>
-      </w:r>
-      <w:proofErr w:type="spellEnd"/>
-      <w:r>
-        <w:rPr>
-          <w:rFonts w:eastAsiaTheme="majorEastAsia"/>
-          <w:color w:val="3A3A3A" w:themeColor="background2" w:themeShade="40"/>
-          <w:spacing w:val="-10"/>
-          <w:kern w:val="28"/>
-        </w:rPr>
-        <w:t>{n}{</w:t>
-      </w:r>
-      <w:proofErr w:type="gramStart"/>
-      <w:r>
-        <w:rPr>
-          <w:rFonts w:eastAsiaTheme="majorEastAsia"/>
-          <w:color w:val="3A3A3A" w:themeColor="background2" w:themeShade="40"/>
-          <w:spacing w:val="-10"/>
-          <w:kern w:val="28"/>
-        </w:rPr>
-        <w:t>k}</w:t>
-      </w:r>
-      <w:proofErr w:type="spellStart"/>
-      <w:r>
-        <w:rPr>
-          <w:rFonts w:eastAsiaTheme="majorEastAsia"/>
-          <w:color w:val="3A3A3A" w:themeColor="background2" w:themeShade="40"/>
-          <w:spacing w:val="-10"/>
-          <w:kern w:val="28"/>
-        </w:rPr>
-        <w:t>p</w:t>
-      </w:r>
-      <w:proofErr w:type="gramEnd"/>
-      <w:r>
-        <w:rPr>
-          <w:rFonts w:eastAsiaTheme="majorEastAsia"/>
-          <w:color w:val="3A3A3A" w:themeColor="background2" w:themeShade="40"/>
-          <w:spacing w:val="-10"/>
-          <w:kern w:val="28"/>
-        </w:rPr>
-        <w:t>^k</w:t>
-      </w:r>
-      <w:proofErr w:type="spellEnd"/>
-      <w:r>
-        <w:rPr>
-          <w:rFonts w:eastAsiaTheme="majorEastAsia"/>
-          <w:color w:val="3A3A3A" w:themeColor="background2" w:themeShade="40"/>
-          <w:spacing w:val="-10"/>
-          <w:kern w:val="28"/>
-        </w:rPr>
-        <w:t>(1-</w:t>
-      </w:r>
-      <w:proofErr w:type="gramStart"/>
-      <w:r>
-        <w:rPr>
-          <w:rFonts w:eastAsiaTheme="majorEastAsia"/>
-          <w:color w:val="3A3A3A" w:themeColor="background2" w:themeShade="40"/>
-          <w:spacing w:val="-10"/>
-          <w:kern w:val="28"/>
-        </w:rPr>
-        <w:t>p)^</w:t>
-      </w:r>
-      <w:proofErr w:type="gramEnd"/>
-      <w:r>
-        <w:rPr>
-          <w:rFonts w:eastAsiaTheme="majorEastAsia"/>
-          <w:color w:val="3A3A3A" w:themeColor="background2" w:themeShade="40"/>
-          <w:spacing w:val="-10"/>
-          <w:kern w:val="28"/>
-        </w:rPr>
-        <w:t>{n-k}</w:t>
+        <w:t>P(X=k)=\binom{n}{k}p^k(1-p)^{n-k}</w:t>
       </w:r>
       <w:r>
         <w:rPr>
@@ -4460,7 +3508,6 @@
           <w:lang w:val="it-IT"/>
         </w:rPr>
       </w:pPr>
-      <w:proofErr w:type="spellStart"/>
       <w:r>
         <w:rPr>
           <w:rFonts w:eastAsiaTheme="majorEastAsia"/>
@@ -4471,10 +3518,51 @@
           <w:kern w:val="28"/>
           <w:lang w:val="it-IT"/>
         </w:rPr>
-        <w:t>Insert</w:t>
-      </w:r>
-      <w:proofErr w:type="spellEnd"/>
-      <w:r>
+        <w:t>Insert Figure 4 – Binomial Probability Distribution</w:t>
+      </w:r>
+    </w:p>
+    <w:p>
+      <w:pPr>
+        <w:rPr>
+          <w:rFonts w:eastAsiaTheme="majorEastAsia"/>
+          <w:color w:val="3A3A3A" w:themeColor="background2" w:themeShade="40"/>
+          <w:spacing w:val="-10"/>
+          <w:kern w:val="28"/>
+          <w:lang w:val="it-IT"/>
+        </w:rPr>
+      </w:pPr>
+      <w:r>
+        <w:rPr>
+          <w:rFonts w:eastAsiaTheme="majorEastAsia"/>
+          <w:color w:val="3A3A3A" w:themeColor="background2" w:themeShade="40"/>
+          <w:spacing w:val="-10"/>
+          <w:kern w:val="28"/>
+          <w:lang w:val="it-IT"/>
+        </w:rPr>
+        <w:t>[Insira o gráfico que compara a distribuição para diferentes tamanhos de amostra.]</w:t>
+      </w:r>
+    </w:p>
+    <w:p>
+      <w:pPr>
+        <w:rPr>
+          <w:rFonts w:eastAsiaTheme="majorEastAsia"/>
+          <w:color w:val="3A3A3A" w:themeColor="background2" w:themeShade="40"/>
+          <w:spacing w:val="-10"/>
+          <w:kern w:val="28"/>
+        </w:rPr>
+      </w:pPr>
+      <w:r>
+        <w:rPr>
+          <w:rFonts w:eastAsiaTheme="majorEastAsia"/>
+          <w:color w:val="3A3A3A" w:themeColor="background2" w:themeShade="40"/>
+          <w:spacing w:val="-10"/>
+          <w:kern w:val="28"/>
+        </w:rPr>
+        <w:t>Interpret the graph. Explain how the expected number of successes changes as the sample size increases and discuss the assumptions of independence and a constant probability of success.</w:t>
+      </w:r>
+    </w:p>
+    <w:p>
+      <w:pPr>
         <w:rPr>
           <w:rFonts w:eastAsiaTheme="majorEastAsia"/>
           <w:b/>
@@ -4482,11 +3570,8 @@
           <w:color w:val="3A3A3A" w:themeColor="background2" w:themeShade="40"/>
           <w:spacing w:val="-10"/>
           <w:kern w:val="28"/>
-          <w:lang w:val="it-IT"/>
-        </w:rPr>
-        <w:t xml:space="preserve"> Figure 4 – </w:t>
-      </w:r>
-      <w:proofErr w:type="spellStart"/>
+        </w:rPr>
+      </w:pPr>
       <w:r>
         <w:rPr>
           <w:rFonts w:eastAsiaTheme="majorEastAsia"/>
@@ -4495,263 +3580,6 @@
           <w:color w:val="3A3A3A" w:themeColor="background2" w:themeShade="40"/>
           <w:spacing w:val="-10"/>
           <w:kern w:val="28"/>
-          <w:lang w:val="it-IT"/>
-        </w:rPr>
-        <w:t>Binomial</w:t>
-      </w:r>
-      <w:proofErr w:type="spellEnd"/>
-      <w:r>
-        <w:rPr>
-          <w:rFonts w:eastAsiaTheme="majorEastAsia"/>
-          <w:b/>
-          <w:bCs/>
-          <w:color w:val="3A3A3A" w:themeColor="background2" w:themeShade="40"/>
-          <w:spacing w:val="-10"/>
-          <w:kern w:val="28"/>
-          <w:lang w:val="it-IT"/>
-        </w:rPr>
-        <w:t xml:space="preserve"> </w:t>
-      </w:r>
-      <w:proofErr w:type="spellStart"/>
-      <w:r>
-        <w:rPr>
-          <w:rFonts w:eastAsiaTheme="majorEastAsia"/>
-          <w:b/>
-          <w:bCs/>
-          <w:color w:val="3A3A3A" w:themeColor="background2" w:themeShade="40"/>
-          <w:spacing w:val="-10"/>
-          <w:kern w:val="28"/>
-          <w:lang w:val="it-IT"/>
-        </w:rPr>
-        <w:t>Probability</w:t>
-      </w:r>
-      <w:proofErr w:type="spellEnd"/>
-      <w:r>
-        <w:rPr>
-          <w:rFonts w:eastAsiaTheme="majorEastAsia"/>
-          <w:b/>
-          <w:bCs/>
-          <w:color w:val="3A3A3A" w:themeColor="background2" w:themeShade="40"/>
-          <w:spacing w:val="-10"/>
-          <w:kern w:val="28"/>
-          <w:lang w:val="it-IT"/>
-        </w:rPr>
-        <w:t xml:space="preserve"> Distribution</w:t>
-      </w:r>
-    </w:p>
-    <w:p>
-      <w:pPr>
-        <w:rPr>
-          <w:rFonts w:eastAsiaTheme="majorEastAsia"/>
-          <w:color w:val="3A3A3A" w:themeColor="background2" w:themeShade="40"/>
-          <w:spacing w:val="-10"/>
-          <w:kern w:val="28"/>
-          <w:lang w:val="it-IT"/>
-        </w:rPr>
-      </w:pPr>
-      <w:r>
-        <w:rPr>
-          <w:rFonts w:eastAsiaTheme="majorEastAsia"/>
-          <w:color w:val="3A3A3A" w:themeColor="background2" w:themeShade="40"/>
-          <w:spacing w:val="-10"/>
-          <w:kern w:val="28"/>
-          <w:lang w:val="it-IT"/>
-        </w:rPr>
-        <w:t>[</w:t>
-      </w:r>
-      <w:proofErr w:type="spellStart"/>
-      <w:r>
-        <w:rPr>
-          <w:rFonts w:eastAsiaTheme="majorEastAsia"/>
-          <w:color w:val="3A3A3A" w:themeColor="background2" w:themeShade="40"/>
-          <w:spacing w:val="-10"/>
-          <w:kern w:val="28"/>
-          <w:lang w:val="it-IT"/>
-        </w:rPr>
-        <w:t>Insira</w:t>
-      </w:r>
-      <w:proofErr w:type="spellEnd"/>
-      <w:r>
-        <w:rPr>
-          <w:rFonts w:eastAsiaTheme="majorEastAsia"/>
-          <w:color w:val="3A3A3A" w:themeColor="background2" w:themeShade="40"/>
-          <w:spacing w:val="-10"/>
-          <w:kern w:val="28"/>
-          <w:lang w:val="it-IT"/>
-        </w:rPr>
-        <w:t xml:space="preserve"> o </w:t>
-      </w:r>
-      <w:proofErr w:type="spellStart"/>
-      <w:r>
-        <w:rPr>
-          <w:rFonts w:eastAsiaTheme="majorEastAsia"/>
-          <w:color w:val="3A3A3A" w:themeColor="background2" w:themeShade="40"/>
-          <w:spacing w:val="-10"/>
-          <w:kern w:val="28"/>
-          <w:lang w:val="it-IT"/>
-        </w:rPr>
-        <w:t>gráfico</w:t>
-      </w:r>
-      <w:proofErr w:type="spellEnd"/>
-      <w:r>
-        <w:rPr>
-          <w:rFonts w:eastAsiaTheme="majorEastAsia"/>
-          <w:color w:val="3A3A3A" w:themeColor="background2" w:themeShade="40"/>
-          <w:spacing w:val="-10"/>
-          <w:kern w:val="28"/>
-          <w:lang w:val="it-IT"/>
-        </w:rPr>
-        <w:t xml:space="preserve"> </w:t>
-      </w:r>
-      <w:proofErr w:type="spellStart"/>
-      <w:r>
-        <w:rPr>
-          <w:rFonts w:eastAsiaTheme="majorEastAsia"/>
-          <w:color w:val="3A3A3A" w:themeColor="background2" w:themeShade="40"/>
-          <w:spacing w:val="-10"/>
-          <w:kern w:val="28"/>
-          <w:lang w:val="it-IT"/>
-        </w:rPr>
-        <w:t>que</w:t>
-      </w:r>
-      <w:proofErr w:type="spellEnd"/>
-      <w:r>
-        <w:rPr>
-          <w:rFonts w:eastAsiaTheme="majorEastAsia"/>
-          <w:color w:val="3A3A3A" w:themeColor="background2" w:themeShade="40"/>
-          <w:spacing w:val="-10"/>
-          <w:kern w:val="28"/>
-          <w:lang w:val="it-IT"/>
-        </w:rPr>
-        <w:t xml:space="preserve"> compara a </w:t>
-      </w:r>
-      <w:proofErr w:type="spellStart"/>
-      <w:r>
-        <w:rPr>
-          <w:rFonts w:eastAsiaTheme="majorEastAsia"/>
-          <w:color w:val="3A3A3A" w:themeColor="background2" w:themeShade="40"/>
-          <w:spacing w:val="-10"/>
-          <w:kern w:val="28"/>
-          <w:lang w:val="it-IT"/>
-        </w:rPr>
-        <w:t>distribuição</w:t>
-      </w:r>
-      <w:proofErr w:type="spellEnd"/>
-      <w:r>
-        <w:rPr>
-          <w:rFonts w:eastAsiaTheme="majorEastAsia"/>
-          <w:color w:val="3A3A3A" w:themeColor="background2" w:themeShade="40"/>
-          <w:spacing w:val="-10"/>
-          <w:kern w:val="28"/>
-          <w:lang w:val="it-IT"/>
-        </w:rPr>
-        <w:t xml:space="preserve"> para </w:t>
-      </w:r>
-      <w:proofErr w:type="spellStart"/>
-      <w:r>
-        <w:rPr>
-          <w:rFonts w:eastAsiaTheme="majorEastAsia"/>
-          <w:color w:val="3A3A3A" w:themeColor="background2" w:themeShade="40"/>
-          <w:spacing w:val="-10"/>
-          <w:kern w:val="28"/>
-          <w:lang w:val="it-IT"/>
-        </w:rPr>
-        <w:t>diferentes</w:t>
-      </w:r>
-      <w:proofErr w:type="spellEnd"/>
-      <w:r>
-        <w:rPr>
-          <w:rFonts w:eastAsiaTheme="majorEastAsia"/>
-          <w:color w:val="3A3A3A" w:themeColor="background2" w:themeShade="40"/>
-          <w:spacing w:val="-10"/>
-          <w:kern w:val="28"/>
-          <w:lang w:val="it-IT"/>
-        </w:rPr>
-        <w:t xml:space="preserve"> </w:t>
-      </w:r>
-      <w:proofErr w:type="spellStart"/>
-      <w:r>
-        <w:rPr>
-          <w:rFonts w:eastAsiaTheme="majorEastAsia"/>
-          <w:color w:val="3A3A3A" w:themeColor="background2" w:themeShade="40"/>
-          <w:spacing w:val="-10"/>
-          <w:kern w:val="28"/>
-          <w:lang w:val="it-IT"/>
-        </w:rPr>
-        <w:t>tamanhos</w:t>
-      </w:r>
-      <w:proofErr w:type="spellEnd"/>
-      <w:r>
-        <w:rPr>
-          <w:rFonts w:eastAsiaTheme="majorEastAsia"/>
-          <w:color w:val="3A3A3A" w:themeColor="background2" w:themeShade="40"/>
-          <w:spacing w:val="-10"/>
-          <w:kern w:val="28"/>
-          <w:lang w:val="it-IT"/>
-        </w:rPr>
-        <w:t xml:space="preserve"> de </w:t>
-      </w:r>
-      <w:proofErr w:type="spellStart"/>
-      <w:r>
-        <w:rPr>
-          <w:rFonts w:eastAsiaTheme="majorEastAsia"/>
-          <w:color w:val="3A3A3A" w:themeColor="background2" w:themeShade="40"/>
-          <w:spacing w:val="-10"/>
-          <w:kern w:val="28"/>
-          <w:lang w:val="it-IT"/>
-        </w:rPr>
-        <w:t>amostra</w:t>
-      </w:r>
-      <w:proofErr w:type="spellEnd"/>
-      <w:r>
-        <w:rPr>
-          <w:rFonts w:eastAsiaTheme="majorEastAsia"/>
-          <w:color w:val="3A3A3A" w:themeColor="background2" w:themeShade="40"/>
-          <w:spacing w:val="-10"/>
-          <w:kern w:val="28"/>
-          <w:lang w:val="it-IT"/>
-        </w:rPr>
-        <w:t>.]</w:t>
-      </w:r>
-    </w:p>
-    <w:p>
-      <w:pPr>
-        <w:rPr>
-          <w:rFonts w:eastAsiaTheme="majorEastAsia"/>
-          <w:color w:val="3A3A3A" w:themeColor="background2" w:themeShade="40"/>
-          <w:spacing w:val="-10"/>
-          <w:kern w:val="28"/>
-        </w:rPr>
-      </w:pPr>
-      <w:r>
-        <w:rPr>
-          <w:rFonts w:eastAsiaTheme="majorEastAsia"/>
-          <w:color w:val="3A3A3A" w:themeColor="background2" w:themeShade="40"/>
-          <w:spacing w:val="-10"/>
-          <w:kern w:val="28"/>
-        </w:rPr>
-        <w:t>Interpret the graph. Explain how the expected number of successes changes as the sample size increases and discuss the assumptions of independence and a constant probability of success.</w:t>
-      </w:r>
-    </w:p>
-    <w:p>
-      <w:pPr>
-        <w:rPr>
-          <w:rFonts w:eastAsiaTheme="majorEastAsia"/>
-          <w:b/>
-          <w:bCs/>
-          <w:color w:val="3A3A3A" w:themeColor="background2" w:themeShade="40"/>
-          <w:spacing w:val="-10"/>
-          <w:kern w:val="28"/>
-        </w:rPr>
-      </w:pPr>
-      <w:r>
-        <w:rPr>
-          <w:rFonts w:eastAsiaTheme="majorEastAsia"/>
-          <w:b/>
-          <w:bCs/>
-          <w:color w:val="3A3A3A" w:themeColor="background2" w:themeShade="40"/>
-          <w:spacing w:val="-10"/>
-          <w:kern w:val="28"/>
         </w:rPr>
         <w:t>3.2 Poisson Distribution</w:t>
       </w:r>
@@ -4772,227 +3600,7 @@
           <w:spacing w:val="-10"/>
           <w:kern w:val="28"/>
         </w:rPr>
-        <w:t>[</w:t>
-      </w:r>
-      <w:proofErr w:type="spellStart"/>
-      <w:r>
-        <w:rPr>
-          <w:rFonts w:eastAsiaTheme="majorEastAsia"/>
-          <w:color w:val="3A3A3A" w:themeColor="background2" w:themeShade="40"/>
-          <w:spacing w:val="-10"/>
-          <w:kern w:val="28"/>
-        </w:rPr>
-        <w:t>Explique</w:t>
-      </w:r>
-      <w:proofErr w:type="spellEnd"/>
-      <w:r>
-        <w:rPr>
-          <w:rFonts w:eastAsiaTheme="majorEastAsia"/>
-          <w:color w:val="3A3A3A" w:themeColor="background2" w:themeShade="40"/>
-          <w:spacing w:val="-10"/>
-          <w:kern w:val="28"/>
-        </w:rPr>
-        <w:t xml:space="preserve"> a </w:t>
-      </w:r>
-      <w:proofErr w:type="spellStart"/>
-      <w:r>
-        <w:rPr>
-          <w:rFonts w:eastAsiaTheme="majorEastAsia"/>
-          <w:color w:val="3A3A3A" w:themeColor="background2" w:themeShade="40"/>
-          <w:spacing w:val="-10"/>
-          <w:kern w:val="28"/>
-        </w:rPr>
-        <w:t>aplicação</w:t>
-      </w:r>
-      <w:proofErr w:type="spellEnd"/>
-      <w:r>
-        <w:rPr>
-          <w:rFonts w:eastAsiaTheme="majorEastAsia"/>
-          <w:color w:val="3A3A3A" w:themeColor="background2" w:themeShade="40"/>
-          <w:spacing w:val="-10"/>
-          <w:kern w:val="28"/>
-        </w:rPr>
-        <w:t xml:space="preserve"> da </w:t>
-      </w:r>
-      <w:proofErr w:type="spellStart"/>
-      <w:r>
-        <w:rPr>
-          <w:rFonts w:eastAsiaTheme="majorEastAsia"/>
-          <w:color w:val="3A3A3A" w:themeColor="background2" w:themeShade="40"/>
-          <w:spacing w:val="-10"/>
-          <w:kern w:val="28"/>
-        </w:rPr>
-        <w:t>distribuição</w:t>
-      </w:r>
-      <w:proofErr w:type="spellEnd"/>
-      <w:r>
-        <w:rPr>
-          <w:rFonts w:eastAsiaTheme="majorEastAsia"/>
-          <w:color w:val="3A3A3A" w:themeColor="background2" w:themeShade="40"/>
-          <w:spacing w:val="-10"/>
-          <w:kern w:val="28"/>
-        </w:rPr>
-        <w:t xml:space="preserve"> de Poisson </w:t>
-      </w:r>
-      <w:proofErr w:type="spellStart"/>
-      <w:r>
-        <w:rPr>
-          <w:rFonts w:eastAsiaTheme="majorEastAsia"/>
-          <w:color w:val="3A3A3A" w:themeColor="background2" w:themeShade="40"/>
-          <w:spacing w:val="-10"/>
-          <w:kern w:val="28"/>
-        </w:rPr>
-        <w:t>ao</w:t>
-      </w:r>
-      <w:proofErr w:type="spellEnd"/>
-      <w:r>
-        <w:rPr>
-          <w:rFonts w:eastAsiaTheme="majorEastAsia"/>
-          <w:color w:val="3A3A3A" w:themeColor="background2" w:themeShade="40"/>
-          <w:spacing w:val="-10"/>
-          <w:kern w:val="28"/>
-        </w:rPr>
-        <w:t xml:space="preserve"> </w:t>
-      </w:r>
-      <w:proofErr w:type="spellStart"/>
-      <w:r>
-        <w:rPr>
-          <w:rFonts w:eastAsiaTheme="majorEastAsia"/>
-          <w:color w:val="3A3A3A" w:themeColor="background2" w:themeShade="40"/>
-          <w:spacing w:val="-10"/>
-          <w:kern w:val="28"/>
-        </w:rPr>
-        <w:t>número</w:t>
-      </w:r>
-      <w:proofErr w:type="spellEnd"/>
-      <w:r>
-        <w:rPr>
-          <w:rFonts w:eastAsiaTheme="majorEastAsia"/>
-          <w:color w:val="3A3A3A" w:themeColor="background2" w:themeShade="40"/>
-          <w:spacing w:val="-10"/>
-          <w:kern w:val="28"/>
-        </w:rPr>
-        <w:t xml:space="preserve"> de </w:t>
-      </w:r>
-      <w:proofErr w:type="spellStart"/>
-      <w:r>
-        <w:rPr>
-          <w:rFonts w:eastAsiaTheme="majorEastAsia"/>
-          <w:color w:val="3A3A3A" w:themeColor="background2" w:themeShade="40"/>
-          <w:spacing w:val="-10"/>
-          <w:kern w:val="28"/>
-        </w:rPr>
-        <w:t>contactos</w:t>
-      </w:r>
-      <w:proofErr w:type="spellEnd"/>
-      <w:r>
-        <w:rPr>
-          <w:rFonts w:eastAsiaTheme="majorEastAsia"/>
-          <w:color w:val="3A3A3A" w:themeColor="background2" w:themeShade="40"/>
-          <w:spacing w:val="-10"/>
-          <w:kern w:val="28"/>
-        </w:rPr>
-        <w:t xml:space="preserve"> </w:t>
-      </w:r>
-      <w:proofErr w:type="spellStart"/>
-      <w:r>
-        <w:rPr>
-          <w:rFonts w:eastAsiaTheme="majorEastAsia"/>
-          <w:color w:val="3A3A3A" w:themeColor="background2" w:themeShade="40"/>
-          <w:spacing w:val="-10"/>
-          <w:kern w:val="28"/>
-        </w:rPr>
-        <w:t>anteriores</w:t>
-      </w:r>
-      <w:proofErr w:type="spellEnd"/>
-      <w:r>
-        <w:rPr>
-          <w:rFonts w:eastAsiaTheme="majorEastAsia"/>
-          <w:color w:val="3A3A3A" w:themeColor="background2" w:themeShade="40"/>
-          <w:spacing w:val="-10"/>
-          <w:kern w:val="28"/>
-        </w:rPr>
-        <w:t xml:space="preserve"> de marketing </w:t>
-      </w:r>
-      <w:proofErr w:type="spellStart"/>
-      <w:r>
-        <w:rPr>
-          <w:rFonts w:eastAsiaTheme="majorEastAsia"/>
-          <w:color w:val="3A3A3A" w:themeColor="background2" w:themeShade="40"/>
-          <w:spacing w:val="-10"/>
-          <w:kern w:val="28"/>
-        </w:rPr>
-        <w:t>por</w:t>
-      </w:r>
-      <w:proofErr w:type="spellEnd"/>
-      <w:r>
-        <w:rPr>
-          <w:rFonts w:eastAsiaTheme="majorEastAsia"/>
-          <w:color w:val="3A3A3A" w:themeColor="background2" w:themeShade="40"/>
-          <w:spacing w:val="-10"/>
-          <w:kern w:val="28"/>
-        </w:rPr>
-        <w:t xml:space="preserve"> </w:t>
-      </w:r>
-      <w:proofErr w:type="spellStart"/>
-      <w:r>
-        <w:rPr>
-          <w:rFonts w:eastAsiaTheme="majorEastAsia"/>
-          <w:color w:val="3A3A3A" w:themeColor="background2" w:themeShade="40"/>
-          <w:spacing w:val="-10"/>
-          <w:kern w:val="28"/>
-        </w:rPr>
-        <w:t>cliente</w:t>
-      </w:r>
-      <w:proofErr w:type="spellEnd"/>
-      <w:r>
-        <w:rPr>
-          <w:rFonts w:eastAsiaTheme="majorEastAsia"/>
-          <w:color w:val="3A3A3A" w:themeColor="background2" w:themeShade="40"/>
-          <w:spacing w:val="-10"/>
-          <w:kern w:val="28"/>
-        </w:rPr>
-        <w:t xml:space="preserve">, </w:t>
-      </w:r>
-      <w:proofErr w:type="spellStart"/>
-      <w:r>
-        <w:rPr>
-          <w:rFonts w:eastAsiaTheme="majorEastAsia"/>
-          <w:color w:val="3A3A3A" w:themeColor="background2" w:themeShade="40"/>
-          <w:spacing w:val="-10"/>
-          <w:kern w:val="28"/>
-        </w:rPr>
-        <w:t>usando</w:t>
-      </w:r>
-      <w:proofErr w:type="spellEnd"/>
-      <w:r>
-        <w:rPr>
-          <w:rFonts w:eastAsiaTheme="majorEastAsia"/>
-          <w:color w:val="3A3A3A" w:themeColor="background2" w:themeShade="40"/>
-          <w:spacing w:val="-10"/>
-          <w:kern w:val="28"/>
-        </w:rPr>
-        <w:t xml:space="preserve"> a </w:t>
-      </w:r>
-      <w:proofErr w:type="spellStart"/>
-      <w:r>
-        <w:rPr>
-          <w:rFonts w:eastAsiaTheme="majorEastAsia"/>
-          <w:color w:val="3A3A3A" w:themeColor="background2" w:themeShade="40"/>
-          <w:spacing w:val="-10"/>
-          <w:kern w:val="28"/>
-        </w:rPr>
-        <w:t>variável</w:t>
-      </w:r>
-      <w:proofErr w:type="spellEnd"/>
-      <w:r>
-        <w:rPr>
-          <w:rFonts w:eastAsiaTheme="majorEastAsia"/>
-          <w:color w:val="3A3A3A" w:themeColor="background2" w:themeShade="40"/>
-          <w:spacing w:val="-10"/>
-          <w:kern w:val="28"/>
-        </w:rPr>
-        <w:t xml:space="preserve"> previous.]</w:t>
+        <w:t>[Explique a aplicação da distribuição de Poisson ao número de contactos anteriores de marketing por cliente, usando a variável previous.]</w:t>
       </w:r>
     </w:p>
     <w:p>
@@ -5109,78 +3717,7 @@
           <w:kern w:val="28"/>
         </w:rPr>
         <w:br/>
-        <w:t>P(X=</w:t>
-      </w:r>
-      <w:proofErr w:type="gramStart"/>
-      <w:r>
-        <w:rPr>
-          <w:rFonts w:eastAsiaTheme="majorEastAsia"/>
-          <w:color w:val="3A3A3A" w:themeColor="background2" w:themeShade="40"/>
-          <w:spacing w:val="-10"/>
-          <w:kern w:val="28"/>
-        </w:rPr>
-        <w:t>k)=</w:t>
-      </w:r>
-      <w:proofErr w:type="gramEnd"/>
-      <w:r>
-        <w:rPr>
-          <w:rFonts w:eastAsiaTheme="majorEastAsia"/>
-          <w:color w:val="3A3A3A" w:themeColor="background2" w:themeShade="40"/>
-          <w:spacing w:val="-10"/>
-          <w:kern w:val="28"/>
-        </w:rPr>
-        <w:t>\frac{e^{-\</w:t>
-      </w:r>
-      <w:proofErr w:type="gramStart"/>
-      <w:r>
-        <w:rPr>
-          <w:rFonts w:eastAsiaTheme="majorEastAsia"/>
-          <w:color w:val="3A3A3A" w:themeColor="background2" w:themeShade="40"/>
-          <w:spacing w:val="-10"/>
-          <w:kern w:val="28"/>
-        </w:rPr>
-        <w:t>lambda}\</w:t>
-      </w:r>
-      <w:proofErr w:type="spellStart"/>
-      <w:proofErr w:type="gramEnd"/>
-      <w:r>
-        <w:rPr>
-          <w:rFonts w:eastAsiaTheme="majorEastAsia"/>
-          <w:color w:val="3A3A3A" w:themeColor="background2" w:themeShade="40"/>
-          <w:spacing w:val="-10"/>
-          <w:kern w:val="28"/>
-        </w:rPr>
-        <w:t>lambda^</w:t>
-      </w:r>
-      <w:proofErr w:type="gramStart"/>
-      <w:r>
-        <w:rPr>
-          <w:rFonts w:eastAsiaTheme="majorEastAsia"/>
-          <w:color w:val="3A3A3A" w:themeColor="background2" w:themeShade="40"/>
-          <w:spacing w:val="-10"/>
-          <w:kern w:val="28"/>
-        </w:rPr>
-        <w:t>k</w:t>
-      </w:r>
-      <w:proofErr w:type="spellEnd"/>
-      <w:r>
-        <w:rPr>
-          <w:rFonts w:eastAsiaTheme="majorEastAsia"/>
-          <w:color w:val="3A3A3A" w:themeColor="background2" w:themeShade="40"/>
-          <w:spacing w:val="-10"/>
-          <w:kern w:val="28"/>
-        </w:rPr>
-        <w:t>}{</w:t>
-      </w:r>
-      <w:proofErr w:type="gramEnd"/>
-      <w:r>
-        <w:rPr>
-          <w:rFonts w:eastAsiaTheme="majorEastAsia"/>
-          <w:color w:val="3A3A3A" w:themeColor="background2" w:themeShade="40"/>
-          <w:spacing w:val="-10"/>
-          <w:kern w:val="28"/>
-        </w:rPr>
-        <w:t>k!}</w:t>
+        <w:t>P(X=k)=\frac{e^{-\lambda}\lambda^k}{k!}</w:t>
       </w:r>
       <w:r>
         <w:rPr>
@@ -5230,6 +3767,7 @@
           <w:spacing w:val="-10"/>
           <w:kern w:val="28"/>
         </w:rPr>
+        <w:lastRenderedPageBreak/>
         <w:t>Insert Figure 5 – Observed and Expected Poisson Distributions</w:t>
       </w:r>
     </w:p>
@@ -5251,73 +3789,7 @@
           <w:kern w:val="28"/>
           <w:lang w:val="it-IT"/>
         </w:rPr>
-        <w:t>[</w:t>
-      </w:r>
-      <w:proofErr w:type="spellStart"/>
-      <w:r>
-        <w:rPr>
-          <w:rFonts w:eastAsiaTheme="majorEastAsia"/>
-          <w:color w:val="3A3A3A" w:themeColor="background2" w:themeShade="40"/>
-          <w:spacing w:val="-10"/>
-          <w:kern w:val="28"/>
-          <w:lang w:val="it-IT"/>
-        </w:rPr>
-        <w:t>Insira</w:t>
-      </w:r>
-      <w:proofErr w:type="spellEnd"/>
-      <w:r>
-        <w:rPr>
-          <w:rFonts w:eastAsiaTheme="majorEastAsia"/>
-          <w:color w:val="3A3A3A" w:themeColor="background2" w:themeShade="40"/>
-          <w:spacing w:val="-10"/>
-          <w:kern w:val="28"/>
-          <w:lang w:val="it-IT"/>
-        </w:rPr>
-        <w:t xml:space="preserve"> o </w:t>
-      </w:r>
-      <w:proofErr w:type="spellStart"/>
-      <w:r>
-        <w:rPr>
-          <w:rFonts w:eastAsiaTheme="majorEastAsia"/>
-          <w:color w:val="3A3A3A" w:themeColor="background2" w:themeShade="40"/>
-          <w:spacing w:val="-10"/>
-          <w:kern w:val="28"/>
-          <w:lang w:val="it-IT"/>
-        </w:rPr>
-        <w:t>gráfico</w:t>
-      </w:r>
-      <w:proofErr w:type="spellEnd"/>
-      <w:r>
-        <w:rPr>
-          <w:rFonts w:eastAsiaTheme="majorEastAsia"/>
-          <w:color w:val="3A3A3A" w:themeColor="background2" w:themeShade="40"/>
-          <w:spacing w:val="-10"/>
-          <w:kern w:val="28"/>
-          <w:lang w:val="it-IT"/>
-        </w:rPr>
-        <w:t xml:space="preserve"> </w:t>
-      </w:r>
-      <w:proofErr w:type="spellStart"/>
-      <w:r>
-        <w:rPr>
-          <w:rFonts w:eastAsiaTheme="majorEastAsia"/>
-          <w:color w:val="3A3A3A" w:themeColor="background2" w:themeShade="40"/>
-          <w:spacing w:val="-10"/>
-          <w:kern w:val="28"/>
-          <w:lang w:val="it-IT"/>
-        </w:rPr>
-        <w:t>produzido</w:t>
-      </w:r>
-      <w:proofErr w:type="spellEnd"/>
-      <w:r>
-        <w:rPr>
-          <w:rFonts w:eastAsiaTheme="majorEastAsia"/>
-          <w:color w:val="3A3A3A" w:themeColor="background2" w:themeShade="40"/>
-          <w:spacing w:val="-10"/>
-          <w:kern w:val="28"/>
-          <w:lang w:val="it-IT"/>
-        </w:rPr>
-        <w:t xml:space="preserve"> no Python.]</w:t>
+        <w:t>[Insira o gráfico produzido no Python.]</w:t>
       </w:r>
     </w:p>
     <w:p>
@@ -5361,10 +3833,51 @@
           <w:kern w:val="28"/>
           <w:lang w:val="fr-FR"/>
         </w:rPr>
-        <w:t xml:space="preserve">3.3 </w:t>
-      </w:r>
-      <w:proofErr w:type="spellStart"/>
-      <w:r>
+        <w:t>3.3 Comparison and Interpretation</w:t>
+      </w:r>
+    </w:p>
+    <w:p>
+      <w:pPr>
+        <w:rPr>
+          <w:rFonts w:eastAsiaTheme="majorEastAsia"/>
+          <w:color w:val="3A3A3A" w:themeColor="background2" w:themeShade="40"/>
+          <w:spacing w:val="-10"/>
+          <w:kern w:val="28"/>
+          <w:lang w:val="fr-FR"/>
+        </w:rPr>
+      </w:pPr>
+      <w:r>
+        <w:rPr>
+          <w:rFonts w:eastAsiaTheme="majorEastAsia"/>
+          <w:color w:val="3A3A3A" w:themeColor="background2" w:themeShade="40"/>
+          <w:spacing w:val="-10"/>
+          <w:kern w:val="28"/>
+          <w:lang w:val="fr-FR"/>
+        </w:rPr>
+        <w:t>[Compare os dois modelos.]</w:t>
+      </w:r>
+    </w:p>
+    <w:p>
+      <w:pPr>
+        <w:rPr>
+          <w:rFonts w:eastAsiaTheme="majorEastAsia"/>
+          <w:color w:val="3A3A3A" w:themeColor="background2" w:themeShade="40"/>
+          <w:spacing w:val="-10"/>
+          <w:kern w:val="28"/>
+        </w:rPr>
+      </w:pPr>
+      <w:r>
+        <w:rPr>
+          <w:rFonts w:eastAsiaTheme="majorEastAsia"/>
+          <w:color w:val="3A3A3A" w:themeColor="background2" w:themeShade="40"/>
+          <w:spacing w:val="-10"/>
+          <w:kern w:val="28"/>
+        </w:rPr>
+        <w:t>Explain that the binomial distribution models the number of successes in a fixed number of trials, while the Poisson distribution models counts of events. Discuss the limitations of applying these theoretical models to real customer data.</w:t>
+      </w:r>
+    </w:p>
+    <w:p>
+      <w:pPr>
         <w:rPr>
           <w:rFonts w:eastAsiaTheme="majorEastAsia"/>
           <w:b/>
@@ -5372,11 +3885,8 @@
           <w:color w:val="3A3A3A" w:themeColor="background2" w:themeShade="40"/>
           <w:spacing w:val="-10"/>
           <w:kern w:val="28"/>
-          <w:lang w:val="fr-FR"/>
-        </w:rPr>
-        <w:t>Comparison</w:t>
-      </w:r>
-      <w:proofErr w:type="spellEnd"/>
+        </w:rPr>
+      </w:pPr>
       <w:r>
         <w:rPr>
           <w:rFonts w:eastAsiaTheme="majorEastAsia"/>
@@ -5385,11 +3895,19 @@
           <w:color w:val="3A3A3A" w:themeColor="background2" w:themeShade="40"/>
           <w:spacing w:val="-10"/>
           <w:kern w:val="28"/>
-          <w:lang w:val="fr-FR"/>
-        </w:rPr>
-        <w:t xml:space="preserve"> and </w:t>
-      </w:r>
-      <w:proofErr w:type="spellStart"/>
+        </w:rPr>
+        <w:t>4. Normal Distribution</w:t>
+      </w:r>
+    </w:p>
+    <w:p>
+      <w:pPr>
+        <w:rPr>
+          <w:rFonts w:eastAsiaTheme="majorEastAsia"/>
+          <w:color w:val="3A3A3A" w:themeColor="background2" w:themeShade="40"/>
+          <w:spacing w:val="-10"/>
+          <w:kern w:val="28"/>
+        </w:rPr>
+      </w:pPr>
       <w:r>
         <w:rPr>
           <w:rFonts w:eastAsiaTheme="majorEastAsia"/>
@@ -5398,134 +3916,6 @@
           <w:color w:val="3A3A3A" w:themeColor="background2" w:themeShade="40"/>
           <w:spacing w:val="-10"/>
           <w:kern w:val="28"/>
-          <w:lang w:val="fr-FR"/>
-        </w:rPr>
-        <w:t>Interpretation</w:t>
-      </w:r>
-      <w:proofErr w:type="spellEnd"/>
-    </w:p>
-    <w:p>
-      <w:pPr>
-        <w:rPr>
-          <w:rFonts w:eastAsiaTheme="majorEastAsia"/>
-          <w:color w:val="3A3A3A" w:themeColor="background2" w:themeShade="40"/>
-          <w:spacing w:val="-10"/>
-          <w:kern w:val="28"/>
-          <w:lang w:val="fr-FR"/>
-        </w:rPr>
-      </w:pPr>
-      <w:r>
-        <w:rPr>
-          <w:rFonts w:eastAsiaTheme="majorEastAsia"/>
-          <w:color w:val="3A3A3A" w:themeColor="background2" w:themeShade="40"/>
-          <w:spacing w:val="-10"/>
-          <w:kern w:val="28"/>
-          <w:lang w:val="fr-FR"/>
-        </w:rPr>
-        <w:t xml:space="preserve">[Compare os dois </w:t>
-      </w:r>
-      <w:proofErr w:type="spellStart"/>
-      <w:r>
-        <w:rPr>
-          <w:rFonts w:eastAsiaTheme="majorEastAsia"/>
-          <w:color w:val="3A3A3A" w:themeColor="background2" w:themeShade="40"/>
-          <w:spacing w:val="-10"/>
-          <w:kern w:val="28"/>
-          <w:lang w:val="fr-FR"/>
-        </w:rPr>
-        <w:t>modelos</w:t>
-      </w:r>
-      <w:proofErr w:type="spellEnd"/>
-      <w:r>
-        <w:rPr>
-          <w:rFonts w:eastAsiaTheme="majorEastAsia"/>
-          <w:color w:val="3A3A3A" w:themeColor="background2" w:themeShade="40"/>
-          <w:spacing w:val="-10"/>
-          <w:kern w:val="28"/>
-          <w:lang w:val="fr-FR"/>
-        </w:rPr>
-        <w:t>.]</w:t>
-      </w:r>
-    </w:p>
-    <w:p>
-      <w:pPr>
-        <w:rPr>
-          <w:rFonts w:eastAsiaTheme="majorEastAsia"/>
-          <w:color w:val="3A3A3A" w:themeColor="background2" w:themeShade="40"/>
-          <w:spacing w:val="-10"/>
-          <w:kern w:val="28"/>
-        </w:rPr>
-      </w:pPr>
-      <w:r>
-        <w:rPr>
-          <w:rFonts w:eastAsiaTheme="majorEastAsia"/>
-          <w:color w:val="3A3A3A" w:themeColor="background2" w:themeShade="40"/>
-          <w:spacing w:val="-10"/>
-          <w:kern w:val="28"/>
-        </w:rPr>
-        <w:t xml:space="preserve">Explain that the binomial distribution models the number of successes in a fixed number of trials, while the Poisson distribution models </w:t>
-      </w:r>
-      <w:proofErr w:type="gramStart"/>
-      <w:r>
-        <w:rPr>
-          <w:rFonts w:eastAsiaTheme="majorEastAsia"/>
-          <w:color w:val="3A3A3A" w:themeColor="background2" w:themeShade="40"/>
-          <w:spacing w:val="-10"/>
-          <w:kern w:val="28"/>
-        </w:rPr>
-        <w:t>counts</w:t>
-      </w:r>
-      <w:proofErr w:type="gramEnd"/>
-      <w:r>
-        <w:rPr>
-          <w:rFonts w:eastAsiaTheme="majorEastAsia"/>
-          <w:color w:val="3A3A3A" w:themeColor="background2" w:themeShade="40"/>
-          <w:spacing w:val="-10"/>
-          <w:kern w:val="28"/>
-        </w:rPr>
-        <w:t xml:space="preserve"> of events. Discuss the limitations of applying these theoretical models to real customer data.</w:t>
-      </w:r>
-    </w:p>
-    <w:p>
-      <w:pPr>
-        <w:rPr>
-          <w:rFonts w:eastAsiaTheme="majorEastAsia"/>
-          <w:b/>
-          <w:bCs/>
-          <w:color w:val="3A3A3A" w:themeColor="background2" w:themeShade="40"/>
-          <w:spacing w:val="-10"/>
-          <w:kern w:val="28"/>
-        </w:rPr>
-      </w:pPr>
-      <w:r>
-        <w:rPr>
-          <w:rFonts w:eastAsiaTheme="majorEastAsia"/>
-          <w:b/>
-          <w:bCs/>
-          <w:color w:val="3A3A3A" w:themeColor="background2" w:themeShade="40"/>
-          <w:spacing w:val="-10"/>
-          <w:kern w:val="28"/>
-        </w:rPr>
-        <w:t>4. Normal Distribution</w:t>
-      </w:r>
-    </w:p>
-    <w:p>
-      <w:pPr>
-        <w:rPr>
-          <w:rFonts w:eastAsiaTheme="majorEastAsia"/>
-          <w:color w:val="3A3A3A" w:themeColor="background2" w:themeShade="40"/>
-          <w:spacing w:val="-10"/>
-          <w:kern w:val="28"/>
-        </w:rPr>
-      </w:pPr>
-      <w:r>
-        <w:rPr>
-          <w:rFonts w:eastAsiaTheme="majorEastAsia"/>
-          <w:b/>
-          <w:bCs/>
-          <w:color w:val="3A3A3A" w:themeColor="background2" w:themeShade="40"/>
-          <w:spacing w:val="-10"/>
-          <w:kern w:val="28"/>
         </w:rPr>
         <w:t>Target: approximately 250 words</w:t>
       </w:r>
@@ -5547,168 +3937,7 @@
           <w:spacing w:val="-10"/>
           <w:kern w:val="28"/>
         </w:rPr>
-        <w:lastRenderedPageBreak/>
-        <w:t xml:space="preserve">[Analise </w:t>
-      </w:r>
-      <w:proofErr w:type="spellStart"/>
-      <w:r>
-        <w:rPr>
-          <w:rFonts w:eastAsiaTheme="majorEastAsia"/>
-          <w:color w:val="3A3A3A" w:themeColor="background2" w:themeShade="40"/>
-          <w:spacing w:val="-10"/>
-          <w:kern w:val="28"/>
-        </w:rPr>
-        <w:t>se</w:t>
-      </w:r>
-      <w:proofErr w:type="spellEnd"/>
-      <w:r>
-        <w:rPr>
-          <w:rFonts w:eastAsiaTheme="majorEastAsia"/>
-          <w:color w:val="3A3A3A" w:themeColor="background2" w:themeShade="40"/>
-          <w:spacing w:val="-10"/>
-          <w:kern w:val="28"/>
-        </w:rPr>
-        <w:t xml:space="preserve"> a </w:t>
-      </w:r>
-      <w:proofErr w:type="spellStart"/>
-      <w:r>
-        <w:rPr>
-          <w:rFonts w:eastAsiaTheme="majorEastAsia"/>
-          <w:color w:val="3A3A3A" w:themeColor="background2" w:themeShade="40"/>
-          <w:spacing w:val="-10"/>
-          <w:kern w:val="28"/>
-        </w:rPr>
-        <w:t>distribuição</w:t>
-      </w:r>
-      <w:proofErr w:type="spellEnd"/>
-      <w:r>
-        <w:rPr>
-          <w:rFonts w:eastAsiaTheme="majorEastAsia"/>
-          <w:color w:val="3A3A3A" w:themeColor="background2" w:themeShade="40"/>
-          <w:spacing w:val="-10"/>
-          <w:kern w:val="28"/>
-        </w:rPr>
-        <w:t xml:space="preserve"> normal é </w:t>
-      </w:r>
-      <w:proofErr w:type="spellStart"/>
-      <w:r>
-        <w:rPr>
-          <w:rFonts w:eastAsiaTheme="majorEastAsia"/>
-          <w:color w:val="3A3A3A" w:themeColor="background2" w:themeShade="40"/>
-          <w:spacing w:val="-10"/>
-          <w:kern w:val="28"/>
-        </w:rPr>
-        <w:t>uma</w:t>
-      </w:r>
-      <w:proofErr w:type="spellEnd"/>
-      <w:r>
-        <w:rPr>
-          <w:rFonts w:eastAsiaTheme="majorEastAsia"/>
-          <w:color w:val="3A3A3A" w:themeColor="background2" w:themeShade="40"/>
-          <w:spacing w:val="-10"/>
-          <w:kern w:val="28"/>
-        </w:rPr>
-        <w:t xml:space="preserve"> </w:t>
-      </w:r>
-      <w:proofErr w:type="spellStart"/>
-      <w:r>
-        <w:rPr>
-          <w:rFonts w:eastAsiaTheme="majorEastAsia"/>
-          <w:color w:val="3A3A3A" w:themeColor="background2" w:themeShade="40"/>
-          <w:spacing w:val="-10"/>
-          <w:kern w:val="28"/>
-        </w:rPr>
-        <w:t>aproximação</w:t>
-      </w:r>
-      <w:proofErr w:type="spellEnd"/>
-      <w:r>
-        <w:rPr>
-          <w:rFonts w:eastAsiaTheme="majorEastAsia"/>
-          <w:color w:val="3A3A3A" w:themeColor="background2" w:themeShade="40"/>
-          <w:spacing w:val="-10"/>
-          <w:kern w:val="28"/>
-        </w:rPr>
-        <w:t xml:space="preserve"> </w:t>
-      </w:r>
-      <w:proofErr w:type="spellStart"/>
-      <w:r>
-        <w:rPr>
-          <w:rFonts w:eastAsiaTheme="majorEastAsia"/>
-          <w:color w:val="3A3A3A" w:themeColor="background2" w:themeShade="40"/>
-          <w:spacing w:val="-10"/>
-          <w:kern w:val="28"/>
-        </w:rPr>
-        <w:t>razoável</w:t>
-      </w:r>
-      <w:proofErr w:type="spellEnd"/>
-      <w:r>
-        <w:rPr>
-          <w:rFonts w:eastAsiaTheme="majorEastAsia"/>
-          <w:color w:val="3A3A3A" w:themeColor="background2" w:themeShade="40"/>
-          <w:spacing w:val="-10"/>
-          <w:kern w:val="28"/>
-        </w:rPr>
-        <w:t xml:space="preserve"> para </w:t>
-      </w:r>
-      <w:proofErr w:type="spellStart"/>
-      <w:r>
-        <w:rPr>
-          <w:rFonts w:eastAsiaTheme="majorEastAsia"/>
-          <w:color w:val="3A3A3A" w:themeColor="background2" w:themeShade="40"/>
-          <w:spacing w:val="-10"/>
-          <w:kern w:val="28"/>
-        </w:rPr>
-        <w:t>uma</w:t>
-      </w:r>
-      <w:proofErr w:type="spellEnd"/>
-      <w:r>
-        <w:rPr>
-          <w:rFonts w:eastAsiaTheme="majorEastAsia"/>
-          <w:color w:val="3A3A3A" w:themeColor="background2" w:themeShade="40"/>
-          <w:spacing w:val="-10"/>
-          <w:kern w:val="28"/>
-        </w:rPr>
-        <w:t xml:space="preserve"> </w:t>
-      </w:r>
-      <w:proofErr w:type="spellStart"/>
-      <w:r>
-        <w:rPr>
-          <w:rFonts w:eastAsiaTheme="majorEastAsia"/>
-          <w:color w:val="3A3A3A" w:themeColor="background2" w:themeShade="40"/>
-          <w:spacing w:val="-10"/>
-          <w:kern w:val="28"/>
-        </w:rPr>
-        <w:t>variável</w:t>
-      </w:r>
-      <w:proofErr w:type="spellEnd"/>
-      <w:r>
-        <w:rPr>
-          <w:rFonts w:eastAsiaTheme="majorEastAsia"/>
-          <w:color w:val="3A3A3A" w:themeColor="background2" w:themeShade="40"/>
-          <w:spacing w:val="-10"/>
-          <w:kern w:val="28"/>
-        </w:rPr>
-        <w:t xml:space="preserve"> </w:t>
-      </w:r>
-      <w:proofErr w:type="spellStart"/>
-      <w:r>
-        <w:rPr>
-          <w:rFonts w:eastAsiaTheme="majorEastAsia"/>
-          <w:color w:val="3A3A3A" w:themeColor="background2" w:themeShade="40"/>
-          <w:spacing w:val="-10"/>
-          <w:kern w:val="28"/>
-        </w:rPr>
-        <w:t>numérica</w:t>
-      </w:r>
-      <w:proofErr w:type="spellEnd"/>
-      <w:r>
-        <w:rPr>
-          <w:rFonts w:eastAsiaTheme="majorEastAsia"/>
-          <w:color w:val="3A3A3A" w:themeColor="background2" w:themeShade="40"/>
-          <w:spacing w:val="-10"/>
-          <w:kern w:val="28"/>
-        </w:rPr>
-        <w:t xml:space="preserve"> do dataset. </w:t>
+        <w:t xml:space="preserve">[Analise se a distribuição normal é uma aproximação razoável para uma variável numérica do dataset. </w:t>
       </w:r>
       <w:r>
         <w:rPr>
@@ -5718,183 +3947,7 @@
           <w:kern w:val="28"/>
           <w:lang w:val="it-IT"/>
         </w:rPr>
-        <w:t xml:space="preserve">A </w:t>
-      </w:r>
-      <w:proofErr w:type="spellStart"/>
-      <w:r>
-        <w:rPr>
-          <w:rFonts w:eastAsiaTheme="majorEastAsia"/>
-          <w:color w:val="3A3A3A" w:themeColor="background2" w:themeShade="40"/>
-          <w:spacing w:val="-10"/>
-          <w:kern w:val="28"/>
-          <w:lang w:val="it-IT"/>
-        </w:rPr>
-        <w:t>idade</w:t>
-      </w:r>
-      <w:proofErr w:type="spellEnd"/>
-      <w:r>
-        <w:rPr>
-          <w:rFonts w:eastAsiaTheme="majorEastAsia"/>
-          <w:color w:val="3A3A3A" w:themeColor="background2" w:themeShade="40"/>
-          <w:spacing w:val="-10"/>
-          <w:kern w:val="28"/>
-          <w:lang w:val="it-IT"/>
-        </w:rPr>
-        <w:t xml:space="preserve"> (age) </w:t>
-      </w:r>
-      <w:proofErr w:type="spellStart"/>
-      <w:r>
-        <w:rPr>
-          <w:rFonts w:eastAsiaTheme="majorEastAsia"/>
-          <w:color w:val="3A3A3A" w:themeColor="background2" w:themeShade="40"/>
-          <w:spacing w:val="-10"/>
-          <w:kern w:val="28"/>
-          <w:lang w:val="it-IT"/>
-        </w:rPr>
-        <w:t>pode</w:t>
-      </w:r>
-      <w:proofErr w:type="spellEnd"/>
-      <w:r>
-        <w:rPr>
-          <w:rFonts w:eastAsiaTheme="majorEastAsia"/>
-          <w:color w:val="3A3A3A" w:themeColor="background2" w:themeShade="40"/>
-          <w:spacing w:val="-10"/>
-          <w:kern w:val="28"/>
-          <w:lang w:val="it-IT"/>
-        </w:rPr>
-        <w:t xml:space="preserve"> ser </w:t>
-      </w:r>
-      <w:proofErr w:type="spellStart"/>
-      <w:r>
-        <w:rPr>
-          <w:rFonts w:eastAsiaTheme="majorEastAsia"/>
-          <w:color w:val="3A3A3A" w:themeColor="background2" w:themeShade="40"/>
-          <w:spacing w:val="-10"/>
-          <w:kern w:val="28"/>
-          <w:lang w:val="it-IT"/>
-        </w:rPr>
-        <w:t>investigada</w:t>
-      </w:r>
-      <w:proofErr w:type="spellEnd"/>
-      <w:r>
-        <w:rPr>
-          <w:rFonts w:eastAsiaTheme="majorEastAsia"/>
-          <w:color w:val="3A3A3A" w:themeColor="background2" w:themeShade="40"/>
-          <w:spacing w:val="-10"/>
-          <w:kern w:val="28"/>
-          <w:lang w:val="it-IT"/>
-        </w:rPr>
-        <w:t xml:space="preserve">, mas </w:t>
-      </w:r>
-      <w:proofErr w:type="spellStart"/>
-      <w:r>
-        <w:rPr>
-          <w:rFonts w:eastAsiaTheme="majorEastAsia"/>
-          <w:color w:val="3A3A3A" w:themeColor="background2" w:themeShade="40"/>
-          <w:spacing w:val="-10"/>
-          <w:kern w:val="28"/>
-          <w:lang w:val="it-IT"/>
-        </w:rPr>
-        <w:t>não</w:t>
-      </w:r>
-      <w:proofErr w:type="spellEnd"/>
-      <w:r>
-        <w:rPr>
-          <w:rFonts w:eastAsiaTheme="majorEastAsia"/>
-          <w:color w:val="3A3A3A" w:themeColor="background2" w:themeShade="40"/>
-          <w:spacing w:val="-10"/>
-          <w:kern w:val="28"/>
-          <w:lang w:val="it-IT"/>
-        </w:rPr>
-        <w:t xml:space="preserve"> assuma </w:t>
-      </w:r>
-      <w:proofErr w:type="spellStart"/>
-      <w:r>
-        <w:rPr>
-          <w:rFonts w:eastAsiaTheme="majorEastAsia"/>
-          <w:color w:val="3A3A3A" w:themeColor="background2" w:themeShade="40"/>
-          <w:spacing w:val="-10"/>
-          <w:kern w:val="28"/>
-          <w:lang w:val="it-IT"/>
-        </w:rPr>
-        <w:t>que</w:t>
-      </w:r>
-      <w:proofErr w:type="spellEnd"/>
-      <w:r>
-        <w:rPr>
-          <w:rFonts w:eastAsiaTheme="majorEastAsia"/>
-          <w:color w:val="3A3A3A" w:themeColor="background2" w:themeShade="40"/>
-          <w:spacing w:val="-10"/>
-          <w:kern w:val="28"/>
-          <w:lang w:val="it-IT"/>
-        </w:rPr>
-        <w:t xml:space="preserve"> segue </w:t>
-      </w:r>
-      <w:proofErr w:type="spellStart"/>
-      <w:r>
-        <w:rPr>
-          <w:rFonts w:eastAsiaTheme="majorEastAsia"/>
-          <w:color w:val="3A3A3A" w:themeColor="background2" w:themeShade="40"/>
-          <w:spacing w:val="-10"/>
-          <w:kern w:val="28"/>
-          <w:lang w:val="it-IT"/>
-        </w:rPr>
-        <w:t>uma</w:t>
-      </w:r>
-      <w:proofErr w:type="spellEnd"/>
-      <w:r>
-        <w:rPr>
-          <w:rFonts w:eastAsiaTheme="majorEastAsia"/>
-          <w:color w:val="3A3A3A" w:themeColor="background2" w:themeShade="40"/>
-          <w:spacing w:val="-10"/>
-          <w:kern w:val="28"/>
-          <w:lang w:val="it-IT"/>
-        </w:rPr>
-        <w:t xml:space="preserve"> </w:t>
-      </w:r>
-      <w:proofErr w:type="spellStart"/>
-      <w:r>
-        <w:rPr>
-          <w:rFonts w:eastAsiaTheme="majorEastAsia"/>
-          <w:color w:val="3A3A3A" w:themeColor="background2" w:themeShade="40"/>
-          <w:spacing w:val="-10"/>
-          <w:kern w:val="28"/>
-          <w:lang w:val="it-IT"/>
-        </w:rPr>
-        <w:t>distribuição</w:t>
-      </w:r>
-      <w:proofErr w:type="spellEnd"/>
-      <w:r>
-        <w:rPr>
-          <w:rFonts w:eastAsiaTheme="majorEastAsia"/>
-          <w:color w:val="3A3A3A" w:themeColor="background2" w:themeShade="40"/>
-          <w:spacing w:val="-10"/>
-          <w:kern w:val="28"/>
-          <w:lang w:val="it-IT"/>
-        </w:rPr>
-        <w:t xml:space="preserve"> </w:t>
-      </w:r>
-      <w:proofErr w:type="spellStart"/>
-      <w:r>
-        <w:rPr>
-          <w:rFonts w:eastAsiaTheme="majorEastAsia"/>
-          <w:color w:val="3A3A3A" w:themeColor="background2" w:themeShade="40"/>
-          <w:spacing w:val="-10"/>
-          <w:kern w:val="28"/>
-          <w:lang w:val="it-IT"/>
-        </w:rPr>
-        <w:t>normal</w:t>
-      </w:r>
-      <w:proofErr w:type="spellEnd"/>
-      <w:r>
-        <w:rPr>
-          <w:rFonts w:eastAsiaTheme="majorEastAsia"/>
-          <w:color w:val="3A3A3A" w:themeColor="background2" w:themeShade="40"/>
-          <w:spacing w:val="-10"/>
-          <w:kern w:val="28"/>
-          <w:lang w:val="it-IT"/>
-        </w:rPr>
-        <w:t>.]</w:t>
+        <w:t>A idade (age) pode ser investigada, mas não assuma que segue uma distribuição normal.]</w:t>
       </w:r>
     </w:p>
     <w:p>
@@ -6070,95 +4123,7 @@
           <w:kern w:val="28"/>
           <w:lang w:val="it-IT"/>
         </w:rPr>
-        <w:t>[</w:t>
-      </w:r>
-      <w:proofErr w:type="spellStart"/>
-      <w:r>
-        <w:rPr>
-          <w:rFonts w:eastAsiaTheme="majorEastAsia"/>
-          <w:color w:val="3A3A3A" w:themeColor="background2" w:themeShade="40"/>
-          <w:spacing w:val="-10"/>
-          <w:kern w:val="28"/>
-          <w:lang w:val="it-IT"/>
-        </w:rPr>
-        <w:t>Insira</w:t>
-      </w:r>
-      <w:proofErr w:type="spellEnd"/>
-      <w:r>
-        <w:rPr>
-          <w:rFonts w:eastAsiaTheme="majorEastAsia"/>
-          <w:color w:val="3A3A3A" w:themeColor="background2" w:themeShade="40"/>
-          <w:spacing w:val="-10"/>
-          <w:kern w:val="28"/>
-          <w:lang w:val="it-IT"/>
-        </w:rPr>
-        <w:t xml:space="preserve"> o </w:t>
-      </w:r>
-      <w:proofErr w:type="spellStart"/>
-      <w:r>
-        <w:rPr>
-          <w:rFonts w:eastAsiaTheme="majorEastAsia"/>
-          <w:color w:val="3A3A3A" w:themeColor="background2" w:themeShade="40"/>
-          <w:spacing w:val="-10"/>
-          <w:kern w:val="28"/>
-          <w:lang w:val="it-IT"/>
-        </w:rPr>
-        <w:t>histograma</w:t>
-      </w:r>
-      <w:proofErr w:type="spellEnd"/>
-      <w:r>
-        <w:rPr>
-          <w:rFonts w:eastAsiaTheme="majorEastAsia"/>
-          <w:color w:val="3A3A3A" w:themeColor="background2" w:themeShade="40"/>
-          <w:spacing w:val="-10"/>
-          <w:kern w:val="28"/>
-          <w:lang w:val="it-IT"/>
-        </w:rPr>
-        <w:t xml:space="preserve"> </w:t>
-      </w:r>
-      <w:proofErr w:type="spellStart"/>
-      <w:r>
-        <w:rPr>
-          <w:rFonts w:eastAsiaTheme="majorEastAsia"/>
-          <w:color w:val="3A3A3A" w:themeColor="background2" w:themeShade="40"/>
-          <w:spacing w:val="-10"/>
-          <w:kern w:val="28"/>
-          <w:lang w:val="it-IT"/>
-        </w:rPr>
-        <w:t>com</w:t>
-      </w:r>
-      <w:proofErr w:type="spellEnd"/>
-      <w:r>
-        <w:rPr>
-          <w:rFonts w:eastAsiaTheme="majorEastAsia"/>
-          <w:color w:val="3A3A3A" w:themeColor="background2" w:themeShade="40"/>
-          <w:spacing w:val="-10"/>
-          <w:kern w:val="28"/>
-          <w:lang w:val="it-IT"/>
-        </w:rPr>
-        <w:t xml:space="preserve"> a curva </w:t>
-      </w:r>
-      <w:proofErr w:type="spellStart"/>
-      <w:r>
-        <w:rPr>
-          <w:rFonts w:eastAsiaTheme="majorEastAsia"/>
-          <w:color w:val="3A3A3A" w:themeColor="background2" w:themeShade="40"/>
-          <w:spacing w:val="-10"/>
-          <w:kern w:val="28"/>
-          <w:lang w:val="it-IT"/>
-        </w:rPr>
-        <w:t>normal</w:t>
-      </w:r>
-      <w:proofErr w:type="spellEnd"/>
-      <w:r>
-        <w:rPr>
-          <w:rFonts w:eastAsiaTheme="majorEastAsia"/>
-          <w:color w:val="3A3A3A" w:themeColor="background2" w:themeShade="40"/>
-          <w:spacing w:val="-10"/>
-          <w:kern w:val="28"/>
-          <w:lang w:val="it-IT"/>
-        </w:rPr>
-        <w:t>.]</w:t>
+        <w:t>[Insira o histograma com a curva normal.]</w:t>
       </w:r>
     </w:p>
     <w:p>
@@ -6202,51 +4167,7 @@
           <w:kern w:val="28"/>
           <w:lang w:val="it-IT"/>
         </w:rPr>
-        <w:t>[</w:t>
-      </w:r>
-      <w:proofErr w:type="spellStart"/>
-      <w:r>
-        <w:rPr>
-          <w:rFonts w:eastAsiaTheme="majorEastAsia"/>
-          <w:color w:val="3A3A3A" w:themeColor="background2" w:themeShade="40"/>
-          <w:spacing w:val="-10"/>
-          <w:kern w:val="28"/>
-          <w:lang w:val="it-IT"/>
-        </w:rPr>
-        <w:t>Insira</w:t>
-      </w:r>
-      <w:proofErr w:type="spellEnd"/>
-      <w:r>
-        <w:rPr>
-          <w:rFonts w:eastAsiaTheme="majorEastAsia"/>
-          <w:color w:val="3A3A3A" w:themeColor="background2" w:themeShade="40"/>
-          <w:spacing w:val="-10"/>
-          <w:kern w:val="28"/>
-          <w:lang w:val="it-IT"/>
-        </w:rPr>
-        <w:t xml:space="preserve"> o </w:t>
-      </w:r>
-      <w:proofErr w:type="spellStart"/>
-      <w:r>
-        <w:rPr>
-          <w:rFonts w:eastAsiaTheme="majorEastAsia"/>
-          <w:color w:val="3A3A3A" w:themeColor="background2" w:themeShade="40"/>
-          <w:spacing w:val="-10"/>
-          <w:kern w:val="28"/>
-          <w:lang w:val="it-IT"/>
-        </w:rPr>
-        <w:t>gráfico</w:t>
-      </w:r>
-      <w:proofErr w:type="spellEnd"/>
-      <w:r>
-        <w:rPr>
-          <w:rFonts w:eastAsiaTheme="majorEastAsia"/>
-          <w:color w:val="3A3A3A" w:themeColor="background2" w:themeShade="40"/>
-          <w:spacing w:val="-10"/>
-          <w:kern w:val="28"/>
-          <w:lang w:val="it-IT"/>
-        </w:rPr>
-        <w:t xml:space="preserve"> Q–Q.]</w:t>
+        <w:t>[Insira o gráfico Q–Q.]</w:t>
       </w:r>
     </w:p>
     <w:p>
@@ -6347,127 +4268,7 @@
           <w:spacing w:val="-10"/>
           <w:kern w:val="28"/>
         </w:rPr>
-        <w:t xml:space="preserve">[Resuma as </w:t>
-      </w:r>
-      <w:proofErr w:type="spellStart"/>
-      <w:r>
-        <w:rPr>
-          <w:rFonts w:eastAsiaTheme="majorEastAsia"/>
-          <w:color w:val="3A3A3A" w:themeColor="background2" w:themeShade="40"/>
-          <w:spacing w:val="-10"/>
-          <w:kern w:val="28"/>
-        </w:rPr>
-        <w:t>principais</w:t>
-      </w:r>
-      <w:proofErr w:type="spellEnd"/>
-      <w:r>
-        <w:rPr>
-          <w:rFonts w:eastAsiaTheme="majorEastAsia"/>
-          <w:color w:val="3A3A3A" w:themeColor="background2" w:themeShade="40"/>
-          <w:spacing w:val="-10"/>
-          <w:kern w:val="28"/>
-        </w:rPr>
-        <w:t xml:space="preserve"> </w:t>
-      </w:r>
-      <w:proofErr w:type="spellStart"/>
-      <w:r>
-        <w:rPr>
-          <w:rFonts w:eastAsiaTheme="majorEastAsia"/>
-          <w:color w:val="3A3A3A" w:themeColor="background2" w:themeShade="40"/>
-          <w:spacing w:val="-10"/>
-          <w:kern w:val="28"/>
-        </w:rPr>
-        <w:t>conclusões</w:t>
-      </w:r>
-      <w:proofErr w:type="spellEnd"/>
-      <w:r>
-        <w:rPr>
-          <w:rFonts w:eastAsiaTheme="majorEastAsia"/>
-          <w:color w:val="3A3A3A" w:themeColor="background2" w:themeShade="40"/>
-          <w:spacing w:val="-10"/>
-          <w:kern w:val="28"/>
-        </w:rPr>
-        <w:t xml:space="preserve"> da </w:t>
-      </w:r>
-      <w:proofErr w:type="spellStart"/>
-      <w:r>
-        <w:rPr>
-          <w:rFonts w:eastAsiaTheme="majorEastAsia"/>
-          <w:color w:val="3A3A3A" w:themeColor="background2" w:themeShade="40"/>
-          <w:spacing w:val="-10"/>
-          <w:kern w:val="28"/>
-        </w:rPr>
-        <w:t>análise</w:t>
-      </w:r>
-      <w:proofErr w:type="spellEnd"/>
-      <w:r>
-        <w:rPr>
-          <w:rFonts w:eastAsiaTheme="majorEastAsia"/>
-          <w:color w:val="3A3A3A" w:themeColor="background2" w:themeShade="40"/>
-          <w:spacing w:val="-10"/>
-          <w:kern w:val="28"/>
-        </w:rPr>
-        <w:t xml:space="preserve">, </w:t>
-      </w:r>
-      <w:proofErr w:type="spellStart"/>
-      <w:r>
-        <w:rPr>
-          <w:rFonts w:eastAsiaTheme="majorEastAsia"/>
-          <w:color w:val="3A3A3A" w:themeColor="background2" w:themeShade="40"/>
-          <w:spacing w:val="-10"/>
-          <w:kern w:val="28"/>
-        </w:rPr>
-        <w:t>relacionando</w:t>
-      </w:r>
-      <w:proofErr w:type="spellEnd"/>
-      <w:r>
-        <w:rPr>
-          <w:rFonts w:eastAsiaTheme="majorEastAsia"/>
-          <w:color w:val="3A3A3A" w:themeColor="background2" w:themeShade="40"/>
-          <w:spacing w:val="-10"/>
-          <w:kern w:val="28"/>
-        </w:rPr>
-        <w:t xml:space="preserve">-as à </w:t>
-      </w:r>
-      <w:proofErr w:type="spellStart"/>
-      <w:r>
-        <w:rPr>
-          <w:rFonts w:eastAsiaTheme="majorEastAsia"/>
-          <w:color w:val="3A3A3A" w:themeColor="background2" w:themeShade="40"/>
-          <w:spacing w:val="-10"/>
-          <w:kern w:val="28"/>
-        </w:rPr>
-        <w:t>pergunta</w:t>
-      </w:r>
-      <w:proofErr w:type="spellEnd"/>
-      <w:r>
-        <w:rPr>
-          <w:rFonts w:eastAsiaTheme="majorEastAsia"/>
-          <w:color w:val="3A3A3A" w:themeColor="background2" w:themeShade="40"/>
-          <w:spacing w:val="-10"/>
-          <w:kern w:val="28"/>
-        </w:rPr>
-        <w:t xml:space="preserve"> de </w:t>
-      </w:r>
-      <w:proofErr w:type="spellStart"/>
-      <w:r>
-        <w:rPr>
-          <w:rFonts w:eastAsiaTheme="majorEastAsia"/>
-          <w:color w:val="3A3A3A" w:themeColor="background2" w:themeShade="40"/>
-          <w:spacing w:val="-10"/>
-          <w:kern w:val="28"/>
-        </w:rPr>
-        <w:t>pesquisa</w:t>
-      </w:r>
-      <w:proofErr w:type="spellEnd"/>
-      <w:r>
-        <w:rPr>
-          <w:rFonts w:eastAsiaTheme="majorEastAsia"/>
-          <w:color w:val="3A3A3A" w:themeColor="background2" w:themeShade="40"/>
-          <w:spacing w:val="-10"/>
-          <w:kern w:val="28"/>
-        </w:rPr>
-        <w:t>.]</w:t>
+        <w:t>[Resuma as principais conclusões da análise, relacionando-as à pergunta de pesquisa.]</w:t>
       </w:r>
     </w:p>
     <w:p>
@@ -6555,6 +4356,7 @@
           <w:spacing w:val="-10"/>
           <w:kern w:val="28"/>
         </w:rPr>
+        <w:lastRenderedPageBreak/>
         <w:t>Whether the Poisson distribution provides a reasonable model for previous contacts.</w:t>
       </w:r>
     </w:p>
@@ -6668,25 +4470,20 @@
           <w:kern w:val="28"/>
           <w:lang w:val="it-IT"/>
         </w:rPr>
-        <w:t xml:space="preserve">6. </w:t>
-      </w:r>
-      <w:proofErr w:type="spellStart"/>
-      <w:r>
-        <w:rPr>
-          <w:rFonts w:eastAsiaTheme="majorEastAsia"/>
-          <w:b/>
-          <w:bCs/>
+        <w:t>6. References</w:t>
+      </w:r>
+    </w:p>
+    <w:p>
+      <w:pPr>
+        <w:rPr>
+          <w:rFonts w:eastAsiaTheme="majorEastAsia"/>
           <w:color w:val="3A3A3A" w:themeColor="background2" w:themeShade="40"/>
           <w:spacing w:val="-10"/>
           <w:kern w:val="28"/>
           <w:lang w:val="it-IT"/>
         </w:rPr>
-        <w:t>References</w:t>
-      </w:r>
-      <w:proofErr w:type="spellEnd"/>
-    </w:p>
-    <w:p>
-      <w:pPr>
+      </w:pPr>
+      <w:r>
         <w:rPr>
           <w:rFonts w:eastAsiaTheme="majorEastAsia"/>
           <w:color w:val="3A3A3A" w:themeColor="background2" w:themeShade="40"/>
@@ -6694,214 +4491,7 @@
           <w:kern w:val="28"/>
           <w:lang w:val="it-IT"/>
         </w:rPr>
-      </w:pPr>
-      <w:r>
-        <w:rPr>
-          <w:rFonts w:eastAsiaTheme="majorEastAsia"/>
-          <w:color w:val="3A3A3A" w:themeColor="background2" w:themeShade="40"/>
-          <w:spacing w:val="-10"/>
-          <w:kern w:val="28"/>
-          <w:lang w:val="it-IT"/>
-        </w:rPr>
-        <w:t xml:space="preserve">[Liste </w:t>
-      </w:r>
-      <w:proofErr w:type="spellStart"/>
-      <w:r>
-        <w:rPr>
-          <w:rFonts w:eastAsiaTheme="majorEastAsia"/>
-          <w:color w:val="3A3A3A" w:themeColor="background2" w:themeShade="40"/>
-          <w:spacing w:val="-10"/>
-          <w:kern w:val="28"/>
-          <w:lang w:val="it-IT"/>
-        </w:rPr>
-        <w:t>todas</w:t>
-      </w:r>
-      <w:proofErr w:type="spellEnd"/>
-      <w:r>
-        <w:rPr>
-          <w:rFonts w:eastAsiaTheme="majorEastAsia"/>
-          <w:color w:val="3A3A3A" w:themeColor="background2" w:themeShade="40"/>
-          <w:spacing w:val="-10"/>
-          <w:kern w:val="28"/>
-          <w:lang w:val="it-IT"/>
-        </w:rPr>
-        <w:t xml:space="preserve"> </w:t>
-      </w:r>
-      <w:proofErr w:type="spellStart"/>
-      <w:r>
-        <w:rPr>
-          <w:rFonts w:eastAsiaTheme="majorEastAsia"/>
-          <w:color w:val="3A3A3A" w:themeColor="background2" w:themeShade="40"/>
-          <w:spacing w:val="-10"/>
-          <w:kern w:val="28"/>
-          <w:lang w:val="it-IT"/>
-        </w:rPr>
-        <w:t>as</w:t>
-      </w:r>
-      <w:proofErr w:type="spellEnd"/>
-      <w:r>
-        <w:rPr>
-          <w:rFonts w:eastAsiaTheme="majorEastAsia"/>
-          <w:color w:val="3A3A3A" w:themeColor="background2" w:themeShade="40"/>
-          <w:spacing w:val="-10"/>
-          <w:kern w:val="28"/>
-          <w:lang w:val="it-IT"/>
-        </w:rPr>
-        <w:t xml:space="preserve"> </w:t>
-      </w:r>
-      <w:proofErr w:type="spellStart"/>
-      <w:r>
-        <w:rPr>
-          <w:rFonts w:eastAsiaTheme="majorEastAsia"/>
-          <w:color w:val="3A3A3A" w:themeColor="background2" w:themeShade="40"/>
-          <w:spacing w:val="-10"/>
-          <w:kern w:val="28"/>
-          <w:lang w:val="it-IT"/>
-        </w:rPr>
-        <w:t>fontes</w:t>
-      </w:r>
-      <w:proofErr w:type="spellEnd"/>
-      <w:r>
-        <w:rPr>
-          <w:rFonts w:eastAsiaTheme="majorEastAsia"/>
-          <w:color w:val="3A3A3A" w:themeColor="background2" w:themeShade="40"/>
-          <w:spacing w:val="-10"/>
-          <w:kern w:val="28"/>
-          <w:lang w:val="it-IT"/>
-        </w:rPr>
-        <w:t xml:space="preserve"> </w:t>
-      </w:r>
-      <w:proofErr w:type="spellStart"/>
-      <w:r>
-        <w:rPr>
-          <w:rFonts w:eastAsiaTheme="majorEastAsia"/>
-          <w:color w:val="3A3A3A" w:themeColor="background2" w:themeShade="40"/>
-          <w:spacing w:val="-10"/>
-          <w:kern w:val="28"/>
-          <w:lang w:val="it-IT"/>
-        </w:rPr>
-        <w:t>citadas</w:t>
-      </w:r>
-      <w:proofErr w:type="spellEnd"/>
-      <w:r>
-        <w:rPr>
-          <w:rFonts w:eastAsiaTheme="majorEastAsia"/>
-          <w:color w:val="3A3A3A" w:themeColor="background2" w:themeShade="40"/>
-          <w:spacing w:val="-10"/>
-          <w:kern w:val="28"/>
-          <w:lang w:val="it-IT"/>
-        </w:rPr>
-        <w:t xml:space="preserve"> </w:t>
-      </w:r>
-      <w:proofErr w:type="gramStart"/>
-      <w:r>
-        <w:rPr>
-          <w:rFonts w:eastAsiaTheme="majorEastAsia"/>
-          <w:color w:val="3A3A3A" w:themeColor="background2" w:themeShade="40"/>
-          <w:spacing w:val="-10"/>
-          <w:kern w:val="28"/>
-          <w:lang w:val="it-IT"/>
-        </w:rPr>
-        <w:t>no</w:t>
-      </w:r>
-      <w:proofErr w:type="gramEnd"/>
-      <w:r>
-        <w:rPr>
-          <w:rFonts w:eastAsiaTheme="majorEastAsia"/>
-          <w:color w:val="3A3A3A" w:themeColor="background2" w:themeShade="40"/>
-          <w:spacing w:val="-10"/>
-          <w:kern w:val="28"/>
-          <w:lang w:val="it-IT"/>
-        </w:rPr>
-        <w:t xml:space="preserve"> texto, </w:t>
-      </w:r>
-      <w:proofErr w:type="spellStart"/>
-      <w:r>
-        <w:rPr>
-          <w:rFonts w:eastAsiaTheme="majorEastAsia"/>
-          <w:color w:val="3A3A3A" w:themeColor="background2" w:themeShade="40"/>
-          <w:spacing w:val="-10"/>
-          <w:kern w:val="28"/>
-          <w:lang w:val="it-IT"/>
-        </w:rPr>
-        <w:t>utilizando</w:t>
-      </w:r>
-      <w:proofErr w:type="spellEnd"/>
-      <w:r>
-        <w:rPr>
-          <w:rFonts w:eastAsiaTheme="majorEastAsia"/>
-          <w:color w:val="3A3A3A" w:themeColor="background2" w:themeShade="40"/>
-          <w:spacing w:val="-10"/>
-          <w:kern w:val="28"/>
-          <w:lang w:val="it-IT"/>
-        </w:rPr>
-        <w:t xml:space="preserve"> o </w:t>
-      </w:r>
-      <w:proofErr w:type="spellStart"/>
-      <w:r>
-        <w:rPr>
-          <w:rFonts w:eastAsiaTheme="majorEastAsia"/>
-          <w:color w:val="3A3A3A" w:themeColor="background2" w:themeShade="40"/>
-          <w:spacing w:val="-10"/>
-          <w:kern w:val="28"/>
-          <w:lang w:val="it-IT"/>
-        </w:rPr>
-        <w:t>estilo</w:t>
-      </w:r>
-      <w:proofErr w:type="spellEnd"/>
-      <w:r>
-        <w:rPr>
-          <w:rFonts w:eastAsiaTheme="majorEastAsia"/>
-          <w:color w:val="3A3A3A" w:themeColor="background2" w:themeShade="40"/>
-          <w:spacing w:val="-10"/>
-          <w:kern w:val="28"/>
-          <w:lang w:val="it-IT"/>
-        </w:rPr>
-        <w:t xml:space="preserve"> Harvard </w:t>
-      </w:r>
-      <w:proofErr w:type="spellStart"/>
-      <w:r>
-        <w:rPr>
-          <w:rFonts w:eastAsiaTheme="majorEastAsia"/>
-          <w:color w:val="3A3A3A" w:themeColor="background2" w:themeShade="40"/>
-          <w:spacing w:val="-10"/>
-          <w:kern w:val="28"/>
-          <w:lang w:val="it-IT"/>
-        </w:rPr>
-        <w:t>exigido</w:t>
-      </w:r>
-      <w:proofErr w:type="spellEnd"/>
-      <w:r>
-        <w:rPr>
-          <w:rFonts w:eastAsiaTheme="majorEastAsia"/>
-          <w:color w:val="3A3A3A" w:themeColor="background2" w:themeShade="40"/>
-          <w:spacing w:val="-10"/>
-          <w:kern w:val="28"/>
-          <w:lang w:val="it-IT"/>
-        </w:rPr>
-        <w:t xml:space="preserve"> pelo </w:t>
-      </w:r>
-      <w:proofErr w:type="spellStart"/>
-      <w:r>
-        <w:rPr>
-          <w:rFonts w:eastAsiaTheme="majorEastAsia"/>
-          <w:color w:val="3A3A3A" w:themeColor="background2" w:themeShade="40"/>
-          <w:spacing w:val="-10"/>
-          <w:kern w:val="28"/>
-          <w:lang w:val="it-IT"/>
-        </w:rPr>
-        <w:t>curso</w:t>
-      </w:r>
-      <w:proofErr w:type="spellEnd"/>
-      <w:r>
-        <w:rPr>
-          <w:rFonts w:eastAsiaTheme="majorEastAsia"/>
-          <w:color w:val="3A3A3A" w:themeColor="background2" w:themeShade="40"/>
-          <w:spacing w:val="-10"/>
-          <w:kern w:val="28"/>
-          <w:lang w:val="it-IT"/>
-        </w:rPr>
-        <w:t>.]</w:t>
+        <w:t>[Liste todas as fontes citadas no texto, utilizando o estilo Harvard exigido pelo curso.]</w:t>
       </w:r>
     </w:p>
     <w:p>
@@ -6939,7 +4529,6 @@
           <w:spacing w:val="-10"/>
           <w:kern w:val="28"/>
         </w:rPr>
-        <w:lastRenderedPageBreak/>
         <w:t xml:space="preserve">UCI Machine Learning Repository. </w:t>
       </w:r>
       <w:r>
@@ -6962,7 +4551,7 @@
         </w:rPr>
         <w:t xml:space="preserve">. Available at: </w:t>
       </w:r>
-      <w:hyperlink r:id="rId17" w:history="1">
+      <w:hyperlink r:id="rId18" w:history="1">
         <w:r>
           <w:rPr>
             <w:rStyle w:val="Hyperlink"/>
@@ -7000,307 +4589,16 @@
           <w:kern w:val="28"/>
           <w:lang w:val="fr-FR"/>
         </w:rPr>
-        <w:t>[</w:t>
-      </w:r>
-      <w:proofErr w:type="spellStart"/>
-      <w:r>
-        <w:rPr>
-          <w:rFonts w:eastAsiaTheme="majorEastAsia"/>
-          <w:color w:val="3A3A3A" w:themeColor="background2" w:themeShade="40"/>
-          <w:spacing w:val="-10"/>
-          <w:kern w:val="28"/>
-          <w:lang w:val="fr-FR"/>
-        </w:rPr>
-        <w:t>Acrescente</w:t>
-      </w:r>
-      <w:proofErr w:type="spellEnd"/>
-      <w:r>
-        <w:rPr>
-          <w:rFonts w:eastAsiaTheme="majorEastAsia"/>
-          <w:color w:val="3A3A3A" w:themeColor="background2" w:themeShade="40"/>
-          <w:spacing w:val="-10"/>
-          <w:kern w:val="28"/>
-          <w:lang w:val="fr-FR"/>
-        </w:rPr>
-        <w:t xml:space="preserve"> outras fontes </w:t>
-      </w:r>
-      <w:proofErr w:type="spellStart"/>
-      <w:r>
-        <w:rPr>
-          <w:rFonts w:eastAsiaTheme="majorEastAsia"/>
-          <w:color w:val="3A3A3A" w:themeColor="background2" w:themeShade="40"/>
-          <w:spacing w:val="-10"/>
-          <w:kern w:val="28"/>
-          <w:lang w:val="fr-FR"/>
-        </w:rPr>
-        <w:t>académicas</w:t>
-      </w:r>
-      <w:proofErr w:type="spellEnd"/>
-      <w:r>
-        <w:rPr>
-          <w:rFonts w:eastAsiaTheme="majorEastAsia"/>
-          <w:color w:val="3A3A3A" w:themeColor="background2" w:themeShade="40"/>
-          <w:spacing w:val="-10"/>
-          <w:kern w:val="28"/>
-          <w:lang w:val="fr-FR"/>
-        </w:rPr>
-        <w:t xml:space="preserve"> ou </w:t>
-      </w:r>
-      <w:proofErr w:type="spellStart"/>
-      <w:r>
-        <w:rPr>
-          <w:rFonts w:eastAsiaTheme="majorEastAsia"/>
-          <w:color w:val="3A3A3A" w:themeColor="background2" w:themeShade="40"/>
-          <w:spacing w:val="-10"/>
-          <w:kern w:val="28"/>
-          <w:lang w:val="fr-FR"/>
-        </w:rPr>
-        <w:t>técnicas</w:t>
-      </w:r>
-      <w:proofErr w:type="spellEnd"/>
-      <w:r>
-        <w:rPr>
-          <w:rFonts w:eastAsiaTheme="majorEastAsia"/>
-          <w:color w:val="3A3A3A" w:themeColor="background2" w:themeShade="40"/>
-          <w:spacing w:val="-10"/>
-          <w:kern w:val="28"/>
-          <w:lang w:val="fr-FR"/>
-        </w:rPr>
-        <w:t xml:space="preserve"> </w:t>
-      </w:r>
-      <w:proofErr w:type="spellStart"/>
-      <w:r>
-        <w:rPr>
-          <w:rFonts w:eastAsiaTheme="majorEastAsia"/>
-          <w:color w:val="3A3A3A" w:themeColor="background2" w:themeShade="40"/>
-          <w:spacing w:val="-10"/>
-          <w:kern w:val="28"/>
-          <w:lang w:val="fr-FR"/>
-        </w:rPr>
-        <w:t>efetivamente</w:t>
-      </w:r>
-      <w:proofErr w:type="spellEnd"/>
-      <w:r>
-        <w:rPr>
-          <w:rFonts w:eastAsiaTheme="majorEastAsia"/>
-          <w:color w:val="3A3A3A" w:themeColor="background2" w:themeShade="40"/>
-          <w:spacing w:val="-10"/>
-          <w:kern w:val="28"/>
-          <w:lang w:val="fr-FR"/>
-        </w:rPr>
-        <w:t xml:space="preserve"> </w:t>
-      </w:r>
-      <w:proofErr w:type="spellStart"/>
-      <w:r>
-        <w:rPr>
-          <w:rFonts w:eastAsiaTheme="majorEastAsia"/>
-          <w:color w:val="3A3A3A" w:themeColor="background2" w:themeShade="40"/>
-          <w:spacing w:val="-10"/>
-          <w:kern w:val="28"/>
-          <w:lang w:val="fr-FR"/>
-        </w:rPr>
-        <w:t>consultadas</w:t>
-      </w:r>
-      <w:proofErr w:type="spellEnd"/>
-      <w:r>
-        <w:rPr>
-          <w:rFonts w:eastAsiaTheme="majorEastAsia"/>
-          <w:color w:val="3A3A3A" w:themeColor="background2" w:themeShade="40"/>
-          <w:spacing w:val="-10"/>
-          <w:kern w:val="28"/>
-          <w:lang w:val="fr-FR"/>
-        </w:rPr>
-        <w:t xml:space="preserve">, </w:t>
-      </w:r>
-      <w:proofErr w:type="spellStart"/>
-      <w:r>
-        <w:rPr>
-          <w:rFonts w:eastAsiaTheme="majorEastAsia"/>
-          <w:color w:val="3A3A3A" w:themeColor="background2" w:themeShade="40"/>
-          <w:spacing w:val="-10"/>
-          <w:kern w:val="28"/>
-          <w:lang w:val="fr-FR"/>
-        </w:rPr>
-        <w:t>incluindo</w:t>
-      </w:r>
-      <w:proofErr w:type="spellEnd"/>
-      <w:r>
-        <w:rPr>
-          <w:rFonts w:eastAsiaTheme="majorEastAsia"/>
-          <w:color w:val="3A3A3A" w:themeColor="background2" w:themeShade="40"/>
-          <w:spacing w:val="-10"/>
-          <w:kern w:val="28"/>
-          <w:lang w:val="fr-FR"/>
-        </w:rPr>
-        <w:t xml:space="preserve"> as </w:t>
-      </w:r>
-      <w:proofErr w:type="spellStart"/>
-      <w:r>
-        <w:rPr>
-          <w:rFonts w:eastAsiaTheme="majorEastAsia"/>
-          <w:color w:val="3A3A3A" w:themeColor="background2" w:themeShade="40"/>
-          <w:spacing w:val="-10"/>
-          <w:kern w:val="28"/>
-          <w:lang w:val="fr-FR"/>
-        </w:rPr>
-        <w:t>utilizadas</w:t>
-      </w:r>
-      <w:proofErr w:type="spellEnd"/>
-      <w:r>
-        <w:rPr>
-          <w:rFonts w:eastAsiaTheme="majorEastAsia"/>
-          <w:color w:val="3A3A3A" w:themeColor="background2" w:themeShade="40"/>
-          <w:spacing w:val="-10"/>
-          <w:kern w:val="28"/>
-          <w:lang w:val="fr-FR"/>
-        </w:rPr>
-        <w:t xml:space="preserve"> para </w:t>
-      </w:r>
-      <w:proofErr w:type="spellStart"/>
-      <w:r>
-        <w:rPr>
-          <w:rFonts w:eastAsiaTheme="majorEastAsia"/>
-          <w:color w:val="3A3A3A" w:themeColor="background2" w:themeShade="40"/>
-          <w:spacing w:val="-10"/>
-          <w:kern w:val="28"/>
-          <w:lang w:val="fr-FR"/>
-        </w:rPr>
-        <w:t>explicar</w:t>
-      </w:r>
-      <w:proofErr w:type="spellEnd"/>
-      <w:r>
-        <w:rPr>
-          <w:rFonts w:eastAsiaTheme="majorEastAsia"/>
-          <w:color w:val="3A3A3A" w:themeColor="background2" w:themeShade="40"/>
-          <w:spacing w:val="-10"/>
-          <w:kern w:val="28"/>
-          <w:lang w:val="fr-FR"/>
-        </w:rPr>
-        <w:t xml:space="preserve"> os </w:t>
-      </w:r>
-      <w:proofErr w:type="spellStart"/>
-      <w:r>
-        <w:rPr>
-          <w:rFonts w:eastAsiaTheme="majorEastAsia"/>
-          <w:color w:val="3A3A3A" w:themeColor="background2" w:themeShade="40"/>
-          <w:spacing w:val="-10"/>
-          <w:kern w:val="28"/>
-          <w:lang w:val="fr-FR"/>
-        </w:rPr>
-        <w:t>métodos</w:t>
-      </w:r>
-      <w:proofErr w:type="spellEnd"/>
-      <w:r>
-        <w:rPr>
-          <w:rFonts w:eastAsiaTheme="majorEastAsia"/>
-          <w:color w:val="3A3A3A" w:themeColor="background2" w:themeShade="40"/>
-          <w:spacing w:val="-10"/>
-          <w:kern w:val="28"/>
-          <w:lang w:val="fr-FR"/>
-        </w:rPr>
-        <w:t xml:space="preserve"> </w:t>
-      </w:r>
-      <w:proofErr w:type="spellStart"/>
-      <w:r>
-        <w:rPr>
-          <w:rFonts w:eastAsiaTheme="majorEastAsia"/>
-          <w:color w:val="3A3A3A" w:themeColor="background2" w:themeShade="40"/>
-          <w:spacing w:val="-10"/>
-          <w:kern w:val="28"/>
-          <w:lang w:val="fr-FR"/>
-        </w:rPr>
-        <w:t>estatísticos</w:t>
-      </w:r>
-      <w:proofErr w:type="spellEnd"/>
-      <w:r>
-        <w:rPr>
-          <w:rFonts w:eastAsiaTheme="majorEastAsia"/>
-          <w:color w:val="3A3A3A" w:themeColor="background2" w:themeShade="40"/>
-          <w:spacing w:val="-10"/>
-          <w:kern w:val="28"/>
-          <w:lang w:val="fr-FR"/>
-        </w:rPr>
-        <w:t xml:space="preserve">. </w:t>
-      </w:r>
-      <w:proofErr w:type="spellStart"/>
-      <w:r>
-        <w:rPr>
-          <w:rFonts w:eastAsiaTheme="majorEastAsia"/>
-          <w:color w:val="3A3A3A" w:themeColor="background2" w:themeShade="40"/>
-          <w:spacing w:val="-10"/>
-          <w:kern w:val="28"/>
-        </w:rPr>
-        <w:t>Verifique</w:t>
-      </w:r>
-      <w:proofErr w:type="spellEnd"/>
-      <w:r>
-        <w:rPr>
-          <w:rFonts w:eastAsiaTheme="majorEastAsia"/>
-          <w:color w:val="3A3A3A" w:themeColor="background2" w:themeShade="40"/>
-          <w:spacing w:val="-10"/>
-          <w:kern w:val="28"/>
-        </w:rPr>
-        <w:t xml:space="preserve"> as </w:t>
-      </w:r>
-      <w:proofErr w:type="spellStart"/>
-      <w:r>
-        <w:rPr>
-          <w:rFonts w:eastAsiaTheme="majorEastAsia"/>
-          <w:color w:val="3A3A3A" w:themeColor="background2" w:themeShade="40"/>
-          <w:spacing w:val="-10"/>
-          <w:kern w:val="28"/>
-        </w:rPr>
-        <w:t>regras</w:t>
-      </w:r>
-      <w:proofErr w:type="spellEnd"/>
-      <w:r>
-        <w:rPr>
-          <w:rFonts w:eastAsiaTheme="majorEastAsia"/>
-          <w:color w:val="3A3A3A" w:themeColor="background2" w:themeShade="40"/>
-          <w:spacing w:val="-10"/>
-          <w:kern w:val="28"/>
-        </w:rPr>
-        <w:t xml:space="preserve"> de Harvard </w:t>
-      </w:r>
-      <w:proofErr w:type="spellStart"/>
-      <w:r>
-        <w:rPr>
-          <w:rFonts w:eastAsiaTheme="majorEastAsia"/>
-          <w:color w:val="3A3A3A" w:themeColor="background2" w:themeShade="40"/>
-          <w:spacing w:val="-10"/>
-          <w:kern w:val="28"/>
-        </w:rPr>
-        <w:t>fornecidas</w:t>
-      </w:r>
-      <w:proofErr w:type="spellEnd"/>
-      <w:r>
-        <w:rPr>
-          <w:rFonts w:eastAsiaTheme="majorEastAsia"/>
-          <w:color w:val="3A3A3A" w:themeColor="background2" w:themeShade="40"/>
-          <w:spacing w:val="-10"/>
-          <w:kern w:val="28"/>
-        </w:rPr>
-        <w:t xml:space="preserve"> </w:t>
-      </w:r>
-      <w:proofErr w:type="spellStart"/>
-      <w:r>
-        <w:rPr>
-          <w:rFonts w:eastAsiaTheme="majorEastAsia"/>
-          <w:color w:val="3A3A3A" w:themeColor="background2" w:themeShade="40"/>
-          <w:spacing w:val="-10"/>
-          <w:kern w:val="28"/>
-        </w:rPr>
-        <w:t>pelo</w:t>
-      </w:r>
-      <w:proofErr w:type="spellEnd"/>
-      <w:r>
-        <w:rPr>
-          <w:rFonts w:eastAsiaTheme="majorEastAsia"/>
-          <w:color w:val="3A3A3A" w:themeColor="background2" w:themeShade="40"/>
-          <w:spacing w:val="-10"/>
-          <w:kern w:val="28"/>
-        </w:rPr>
-        <w:t xml:space="preserve"> CCT.]</w:t>
+        <w:t xml:space="preserve">[Acrescente outras fontes académicas ou técnicas efetivamente consultadas, incluindo as utilizadas para explicar os métodos estatísticos. </w:t>
+      </w:r>
+      <w:r>
+        <w:rPr>
+          <w:rFonts w:eastAsiaTheme="majorEastAsia"/>
+          <w:color w:val="3A3A3A" w:themeColor="background2" w:themeShade="40"/>
+          <w:spacing w:val="-10"/>
+          <w:kern w:val="28"/>
+        </w:rPr>
+        <w:t>Verifique as regras de Harvard fornecidas pelo CCT.]</w:t>
       </w:r>
     </w:p>
     <w:p>
@@ -7344,73 +4642,7 @@
           <w:kern w:val="28"/>
           <w:lang w:val="it-IT"/>
         </w:rPr>
-        <w:t>[</w:t>
-      </w:r>
-      <w:proofErr w:type="spellStart"/>
-      <w:r>
-        <w:rPr>
-          <w:rFonts w:eastAsiaTheme="majorEastAsia"/>
-          <w:color w:val="3A3A3A" w:themeColor="background2" w:themeShade="40"/>
-          <w:spacing w:val="-10"/>
-          <w:kern w:val="28"/>
-          <w:lang w:val="it-IT"/>
-        </w:rPr>
-        <w:t>Apêndice</w:t>
-      </w:r>
-      <w:proofErr w:type="spellEnd"/>
-      <w:r>
-        <w:rPr>
-          <w:rFonts w:eastAsiaTheme="majorEastAsia"/>
-          <w:color w:val="3A3A3A" w:themeColor="background2" w:themeShade="40"/>
-          <w:spacing w:val="-10"/>
-          <w:kern w:val="28"/>
-          <w:lang w:val="it-IT"/>
-        </w:rPr>
-        <w:t xml:space="preserve"> </w:t>
-      </w:r>
-      <w:proofErr w:type="spellStart"/>
-      <w:r>
-        <w:rPr>
-          <w:rFonts w:eastAsiaTheme="majorEastAsia"/>
-          <w:color w:val="3A3A3A" w:themeColor="background2" w:themeShade="40"/>
-          <w:spacing w:val="-10"/>
-          <w:kern w:val="28"/>
-          <w:lang w:val="it-IT"/>
-        </w:rPr>
-        <w:t>obrigatório</w:t>
-      </w:r>
-      <w:proofErr w:type="spellEnd"/>
-      <w:r>
-        <w:rPr>
-          <w:rFonts w:eastAsiaTheme="majorEastAsia"/>
-          <w:color w:val="3A3A3A" w:themeColor="background2" w:themeShade="40"/>
-          <w:spacing w:val="-10"/>
-          <w:kern w:val="28"/>
-          <w:lang w:val="it-IT"/>
-        </w:rPr>
-        <w:t xml:space="preserve"> conforme o </w:t>
-      </w:r>
-      <w:proofErr w:type="spellStart"/>
-      <w:r>
-        <w:rPr>
-          <w:rFonts w:eastAsiaTheme="majorEastAsia"/>
-          <w:color w:val="3A3A3A" w:themeColor="background2" w:themeShade="40"/>
-          <w:spacing w:val="-10"/>
-          <w:kern w:val="28"/>
-          <w:lang w:val="it-IT"/>
-        </w:rPr>
-        <w:t>enunciado</w:t>
-      </w:r>
-      <w:proofErr w:type="spellEnd"/>
-      <w:r>
-        <w:rPr>
-          <w:rFonts w:eastAsiaTheme="majorEastAsia"/>
-          <w:color w:val="3A3A3A" w:themeColor="background2" w:themeShade="40"/>
-          <w:spacing w:val="-10"/>
-          <w:kern w:val="28"/>
-          <w:lang w:val="it-IT"/>
-        </w:rPr>
-        <w:t>.]</w:t>
+        <w:t>[Apêndice obrigatório conforme o enunciado.]</w:t>
       </w:r>
     </w:p>
     <w:p>
@@ -7583,138 +4815,16 @@
           <w:kern w:val="28"/>
           <w:lang w:val="fr-FR"/>
         </w:rPr>
-        <w:t>[</w:t>
-      </w:r>
-      <w:proofErr w:type="spellStart"/>
-      <w:r>
-        <w:rPr>
-          <w:rFonts w:eastAsiaTheme="majorEastAsia"/>
-          <w:color w:val="3A3A3A" w:themeColor="background2" w:themeShade="40"/>
-          <w:spacing w:val="-10"/>
-          <w:kern w:val="28"/>
-          <w:lang w:val="fr-FR"/>
-        </w:rPr>
-        <w:t>Não</w:t>
-      </w:r>
-      <w:proofErr w:type="spellEnd"/>
-      <w:r>
-        <w:rPr>
-          <w:rFonts w:eastAsiaTheme="majorEastAsia"/>
-          <w:color w:val="3A3A3A" w:themeColor="background2" w:themeShade="40"/>
-          <w:spacing w:val="-10"/>
-          <w:kern w:val="28"/>
-          <w:lang w:val="fr-FR"/>
-        </w:rPr>
-        <w:t xml:space="preserve"> invente prompts ou outputs. </w:t>
-      </w:r>
-      <w:r>
-        <w:rPr>
-          <w:rFonts w:eastAsiaTheme="majorEastAsia"/>
-          <w:color w:val="3A3A3A" w:themeColor="background2" w:themeShade="40"/>
-          <w:spacing w:val="-10"/>
-          <w:kern w:val="28"/>
-        </w:rPr>
-        <w:t xml:space="preserve">Registe as </w:t>
-      </w:r>
-      <w:proofErr w:type="spellStart"/>
-      <w:r>
-        <w:rPr>
-          <w:rFonts w:eastAsiaTheme="majorEastAsia"/>
-          <w:color w:val="3A3A3A" w:themeColor="background2" w:themeShade="40"/>
-          <w:spacing w:val="-10"/>
-          <w:kern w:val="28"/>
-        </w:rPr>
-        <w:t>interações</w:t>
-      </w:r>
-      <w:proofErr w:type="spellEnd"/>
-      <w:r>
-        <w:rPr>
-          <w:rFonts w:eastAsiaTheme="majorEastAsia"/>
-          <w:color w:val="3A3A3A" w:themeColor="background2" w:themeShade="40"/>
-          <w:spacing w:val="-10"/>
-          <w:kern w:val="28"/>
-        </w:rPr>
-        <w:t xml:space="preserve"> reais e </w:t>
-      </w:r>
-      <w:proofErr w:type="spellStart"/>
-      <w:r>
-        <w:rPr>
-          <w:rFonts w:eastAsiaTheme="majorEastAsia"/>
-          <w:color w:val="3A3A3A" w:themeColor="background2" w:themeShade="40"/>
-          <w:spacing w:val="-10"/>
-          <w:kern w:val="28"/>
-        </w:rPr>
-        <w:t>siga</w:t>
-      </w:r>
-      <w:proofErr w:type="spellEnd"/>
-      <w:r>
-        <w:rPr>
-          <w:rFonts w:eastAsiaTheme="majorEastAsia"/>
-          <w:color w:val="3A3A3A" w:themeColor="background2" w:themeShade="40"/>
-          <w:spacing w:val="-10"/>
-          <w:kern w:val="28"/>
-        </w:rPr>
-        <w:t xml:space="preserve"> </w:t>
-      </w:r>
-      <w:proofErr w:type="spellStart"/>
-      <w:r>
-        <w:rPr>
-          <w:rFonts w:eastAsiaTheme="majorEastAsia"/>
-          <w:color w:val="3A3A3A" w:themeColor="background2" w:themeShade="40"/>
-          <w:spacing w:val="-10"/>
-          <w:kern w:val="28"/>
-        </w:rPr>
-        <w:t>exatamente</w:t>
-      </w:r>
-      <w:proofErr w:type="spellEnd"/>
-      <w:r>
-        <w:rPr>
-          <w:rFonts w:eastAsiaTheme="majorEastAsia"/>
-          <w:color w:val="3A3A3A" w:themeColor="background2" w:themeShade="40"/>
-          <w:spacing w:val="-10"/>
-          <w:kern w:val="28"/>
-        </w:rPr>
-        <w:t xml:space="preserve"> as </w:t>
-      </w:r>
-      <w:proofErr w:type="spellStart"/>
-      <w:r>
-        <w:rPr>
-          <w:rFonts w:eastAsiaTheme="majorEastAsia"/>
-          <w:color w:val="3A3A3A" w:themeColor="background2" w:themeShade="40"/>
-          <w:spacing w:val="-10"/>
-          <w:kern w:val="28"/>
-        </w:rPr>
-        <w:t>instruções</w:t>
-      </w:r>
-      <w:proofErr w:type="spellEnd"/>
-      <w:r>
-        <w:rPr>
-          <w:rFonts w:eastAsiaTheme="majorEastAsia"/>
-          <w:color w:val="3A3A3A" w:themeColor="background2" w:themeShade="40"/>
-          <w:spacing w:val="-10"/>
-          <w:kern w:val="28"/>
-        </w:rPr>
-        <w:t xml:space="preserve"> do </w:t>
-      </w:r>
-      <w:proofErr w:type="spellStart"/>
-      <w:r>
-        <w:rPr>
-          <w:rFonts w:eastAsiaTheme="majorEastAsia"/>
-          <w:color w:val="3A3A3A" w:themeColor="background2" w:themeShade="40"/>
-          <w:spacing w:val="-10"/>
-          <w:kern w:val="28"/>
-        </w:rPr>
-        <w:t>enunciado</w:t>
-      </w:r>
-      <w:proofErr w:type="spellEnd"/>
-      <w:r>
-        <w:rPr>
-          <w:rFonts w:eastAsiaTheme="majorEastAsia"/>
-          <w:color w:val="3A3A3A" w:themeColor="background2" w:themeShade="40"/>
-          <w:spacing w:val="-10"/>
-          <w:kern w:val="28"/>
-        </w:rPr>
-        <w:t>.]</w:t>
+        <w:t xml:space="preserve">[Não invente prompts ou outputs. </w:t>
+      </w:r>
+      <w:r>
+        <w:rPr>
+          <w:rFonts w:eastAsiaTheme="majorEastAsia"/>
+          <w:color w:val="3A3A3A" w:themeColor="background2" w:themeShade="40"/>
+          <w:spacing w:val="-10"/>
+          <w:kern w:val="28"/>
+        </w:rPr>
+        <w:t>Registe as interações reais e siga exatamente as instruções do enunciado.]</w:t>
       </w:r>
     </w:p>
     <w:p>
@@ -7758,183 +4868,7 @@
           <w:kern w:val="28"/>
           <w:lang w:val="it-IT"/>
         </w:rPr>
-        <w:t>[</w:t>
-      </w:r>
-      <w:proofErr w:type="spellStart"/>
-      <w:r>
-        <w:rPr>
-          <w:rFonts w:eastAsiaTheme="majorEastAsia"/>
-          <w:color w:val="3A3A3A" w:themeColor="background2" w:themeShade="40"/>
-          <w:spacing w:val="-10"/>
-          <w:kern w:val="28"/>
-          <w:lang w:val="it-IT"/>
-        </w:rPr>
-        <w:t>Escreva</w:t>
-      </w:r>
-      <w:proofErr w:type="spellEnd"/>
-      <w:r>
-        <w:rPr>
-          <w:rFonts w:eastAsiaTheme="majorEastAsia"/>
-          <w:color w:val="3A3A3A" w:themeColor="background2" w:themeShade="40"/>
-          <w:spacing w:val="-10"/>
-          <w:kern w:val="28"/>
-          <w:lang w:val="it-IT"/>
-        </w:rPr>
-        <w:t xml:space="preserve"> </w:t>
-      </w:r>
-      <w:proofErr w:type="spellStart"/>
-      <w:r>
-        <w:rPr>
-          <w:rFonts w:eastAsiaTheme="majorEastAsia"/>
-          <w:color w:val="3A3A3A" w:themeColor="background2" w:themeShade="40"/>
-          <w:spacing w:val="-10"/>
-          <w:kern w:val="28"/>
-          <w:lang w:val="it-IT"/>
-        </w:rPr>
-        <w:t>uma</w:t>
-      </w:r>
-      <w:proofErr w:type="spellEnd"/>
-      <w:r>
-        <w:rPr>
-          <w:rFonts w:eastAsiaTheme="majorEastAsia"/>
-          <w:color w:val="3A3A3A" w:themeColor="background2" w:themeShade="40"/>
-          <w:spacing w:val="-10"/>
-          <w:kern w:val="28"/>
-          <w:lang w:val="it-IT"/>
-        </w:rPr>
-        <w:t xml:space="preserve"> </w:t>
-      </w:r>
-      <w:proofErr w:type="spellStart"/>
-      <w:r>
-        <w:rPr>
-          <w:rFonts w:eastAsiaTheme="majorEastAsia"/>
-          <w:color w:val="3A3A3A" w:themeColor="background2" w:themeShade="40"/>
-          <w:spacing w:val="-10"/>
-          <w:kern w:val="28"/>
-          <w:lang w:val="it-IT"/>
-        </w:rPr>
-        <w:t>reflexão</w:t>
-      </w:r>
-      <w:proofErr w:type="spellEnd"/>
-      <w:r>
-        <w:rPr>
-          <w:rFonts w:eastAsiaTheme="majorEastAsia"/>
-          <w:color w:val="3A3A3A" w:themeColor="background2" w:themeShade="40"/>
-          <w:spacing w:val="-10"/>
-          <w:kern w:val="28"/>
-          <w:lang w:val="it-IT"/>
-        </w:rPr>
-        <w:t xml:space="preserve"> </w:t>
-      </w:r>
-      <w:proofErr w:type="spellStart"/>
-      <w:r>
-        <w:rPr>
-          <w:rFonts w:eastAsiaTheme="majorEastAsia"/>
-          <w:color w:val="3A3A3A" w:themeColor="background2" w:themeShade="40"/>
-          <w:spacing w:val="-10"/>
-          <w:kern w:val="28"/>
-          <w:lang w:val="it-IT"/>
-        </w:rPr>
-        <w:t>pessoal</w:t>
-      </w:r>
-      <w:proofErr w:type="spellEnd"/>
-      <w:r>
-        <w:rPr>
-          <w:rFonts w:eastAsiaTheme="majorEastAsia"/>
-          <w:color w:val="3A3A3A" w:themeColor="background2" w:themeShade="40"/>
-          <w:spacing w:val="-10"/>
-          <w:kern w:val="28"/>
-          <w:lang w:val="it-IT"/>
-        </w:rPr>
-        <w:t xml:space="preserve"> </w:t>
-      </w:r>
-      <w:proofErr w:type="spellStart"/>
-      <w:r>
-        <w:rPr>
-          <w:rFonts w:eastAsiaTheme="majorEastAsia"/>
-          <w:color w:val="3A3A3A" w:themeColor="background2" w:themeShade="40"/>
-          <w:spacing w:val="-10"/>
-          <w:kern w:val="28"/>
-          <w:lang w:val="it-IT"/>
-        </w:rPr>
-        <w:t>sobre</w:t>
-      </w:r>
-      <w:proofErr w:type="spellEnd"/>
-      <w:r>
-        <w:rPr>
-          <w:rFonts w:eastAsiaTheme="majorEastAsia"/>
-          <w:color w:val="3A3A3A" w:themeColor="background2" w:themeShade="40"/>
-          <w:spacing w:val="-10"/>
-          <w:kern w:val="28"/>
-          <w:lang w:val="it-IT"/>
-        </w:rPr>
-        <w:t xml:space="preserve"> o </w:t>
-      </w:r>
-      <w:proofErr w:type="spellStart"/>
-      <w:r>
-        <w:rPr>
-          <w:rFonts w:eastAsiaTheme="majorEastAsia"/>
-          <w:color w:val="3A3A3A" w:themeColor="background2" w:themeShade="40"/>
-          <w:spacing w:val="-10"/>
-          <w:kern w:val="28"/>
-          <w:lang w:val="it-IT"/>
-        </w:rPr>
-        <w:t>que</w:t>
-      </w:r>
-      <w:proofErr w:type="spellEnd"/>
-      <w:r>
-        <w:rPr>
-          <w:rFonts w:eastAsiaTheme="majorEastAsia"/>
-          <w:color w:val="3A3A3A" w:themeColor="background2" w:themeShade="40"/>
-          <w:spacing w:val="-10"/>
-          <w:kern w:val="28"/>
-          <w:lang w:val="it-IT"/>
-        </w:rPr>
-        <w:t xml:space="preserve"> </w:t>
-      </w:r>
-      <w:proofErr w:type="spellStart"/>
-      <w:r>
-        <w:rPr>
-          <w:rFonts w:eastAsiaTheme="majorEastAsia"/>
-          <w:color w:val="3A3A3A" w:themeColor="background2" w:themeShade="40"/>
-          <w:spacing w:val="-10"/>
-          <w:kern w:val="28"/>
-          <w:lang w:val="it-IT"/>
-        </w:rPr>
-        <w:t>aprendeu</w:t>
-      </w:r>
-      <w:proofErr w:type="spellEnd"/>
-      <w:r>
-        <w:rPr>
-          <w:rFonts w:eastAsiaTheme="majorEastAsia"/>
-          <w:color w:val="3A3A3A" w:themeColor="background2" w:themeShade="40"/>
-          <w:spacing w:val="-10"/>
-          <w:kern w:val="28"/>
-          <w:lang w:val="it-IT"/>
-        </w:rPr>
-        <w:t xml:space="preserve"> durante o </w:t>
-      </w:r>
-      <w:proofErr w:type="spellStart"/>
-      <w:r>
-        <w:rPr>
-          <w:rFonts w:eastAsiaTheme="majorEastAsia"/>
-          <w:color w:val="3A3A3A" w:themeColor="background2" w:themeShade="40"/>
-          <w:spacing w:val="-10"/>
-          <w:kern w:val="28"/>
-          <w:lang w:val="it-IT"/>
-        </w:rPr>
-        <w:t>trabalho</w:t>
-      </w:r>
-      <w:proofErr w:type="spellEnd"/>
-      <w:r>
-        <w:rPr>
-          <w:rFonts w:eastAsiaTheme="majorEastAsia"/>
-          <w:color w:val="3A3A3A" w:themeColor="background2" w:themeShade="40"/>
-          <w:spacing w:val="-10"/>
-          <w:kern w:val="28"/>
-          <w:lang w:val="it-IT"/>
-        </w:rPr>
-        <w:t>.]</w:t>
+        <w:t>[Escreva uma reflexão pessoal sobre o que aprendeu durante o trabalho.]</w:t>
       </w:r>
     </w:p>
     <w:p>
@@ -8186,7 +5120,7 @@
                     <pic:cNvPicPr/>
                   </pic:nvPicPr>
                   <pic:blipFill>
-                    <a:blip r:embed="rId18"/>
+                    <a:blip r:embed="rId19"/>
                     <a:stretch>
                       <a:fillRect/>
                     </a:stretch>
@@ -8225,6 +5159,7 @@
         <w:rPr>
           <w:color w:val="FF0000"/>
         </w:rPr>
+        <w:lastRenderedPageBreak/>
         <w:t xml:space="preserve">If you have used AI tools in your work, you must include screenshots of your requests in the appendix. </w:t>
       </w:r>
     </w:p>
@@ -8263,7 +5198,7 @@
     </w:p>
     <w:p/>
     <w:sectPr>
-      <w:footerReference w:type="default" r:id="rId19"/>
+      <w:footerReference w:type="default" r:id="rId20"/>
       <w:pgSz w:w="11906" w:h="16838"/>
       <w:pgMar w:top="1440" w:right="1440" w:bottom="1440" w:left="1440" w:header="708" w:footer="708" w:gutter="0"/>
       <w:pgNumType w:start="1"/>

--- a/Stats- HDip DBA Sept-26_2026617_CA-1.docx
+++ b/Stats- HDip DBA Sept-26_2026617_CA-1.docx
@@ -248,16 +248,12 @@
         <w:rPr>
           <w:b/>
           <w:color w:val="156082"/>
-          <w:sz w:val="36"/>
-          <w:szCs w:val="36"/>
         </w:rPr>
       </w:pPr>
       <w:r>
         <w:rPr>
           <w:b/>
           <w:color w:val="156082"/>
-          <w:sz w:val="36"/>
-          <w:szCs w:val="36"/>
         </w:rPr>
         <w:t>Assessment Cover Page</w:t>
       </w:r>
@@ -295,16 +291,12 @@
                 <w:ins w:id="0" w:author="naomie mboma" w:date="2026-04-19T22:07:00Z" w16du:dateUtc="2026-04-19T21:07:00Z"/>
                 <w:i/>
                 <w:color w:val="156082"/>
-                <w:sz w:val="32"/>
-                <w:szCs w:val="32"/>
               </w:rPr>
             </w:pPr>
             <w:r>
               <w:rPr>
                 <w:i/>
                 <w:color w:val="156082"/>
-                <w:sz w:val="32"/>
-                <w:szCs w:val="32"/>
               </w:rPr>
               <w:t>Student Full Name</w:t>
             </w:r>
@@ -315,16 +307,12 @@
               <w:rPr>
                 <w:i/>
                 <w:color w:val="156082"/>
-                <w:sz w:val="32"/>
-                <w:szCs w:val="32"/>
               </w:rPr>
             </w:pPr>
             <w:r>
               <w:rPr>
                 <w:i/>
                 <w:color w:val="156082"/>
-                <w:sz w:val="32"/>
-                <w:szCs w:val="32"/>
               </w:rPr>
               <w:t>Jessica Helena Ribeiro</w:t>
             </w:r>
@@ -333,8 +321,6 @@
                 <w:rPr>
                   <w:i/>
                   <w:color w:val="156082"/>
-                  <w:sz w:val="32"/>
-                  <w:szCs w:val="32"/>
                 </w:rPr>
                 <w:t xml:space="preserve"> </w:t>
               </w:r>
@@ -356,8 +342,6 @@
               <w:spacing w:line="480" w:lineRule="auto"/>
               <w:rPr>
                 <w:color w:val="000000"/>
-                <w:sz w:val="32"/>
-                <w:szCs w:val="32"/>
               </w:rPr>
             </w:pPr>
           </w:p>
@@ -382,16 +366,12 @@
                 <w:ins w:id="2" w:author="naomie mboma" w:date="2026-04-19T22:07:00Z" w16du:dateUtc="2026-04-19T21:07:00Z"/>
                 <w:i/>
                 <w:color w:val="156082"/>
-                <w:sz w:val="32"/>
-                <w:szCs w:val="32"/>
               </w:rPr>
             </w:pPr>
             <w:r>
               <w:rPr>
                 <w:i/>
                 <w:color w:val="156082"/>
-                <w:sz w:val="32"/>
-                <w:szCs w:val="32"/>
               </w:rPr>
               <w:t>Student Number</w:t>
             </w:r>
@@ -402,16 +382,12 @@
               <w:rPr>
                 <w:i/>
                 <w:color w:val="156082"/>
-                <w:sz w:val="32"/>
-                <w:szCs w:val="32"/>
               </w:rPr>
             </w:pPr>
             <w:r>
               <w:rPr>
                 <w:i/>
                 <w:color w:val="156082"/>
-                <w:sz w:val="32"/>
-                <w:szCs w:val="32"/>
               </w:rPr>
               <w:t>2026617</w:t>
             </w:r>
@@ -432,8 +408,6 @@
               <w:spacing w:line="480" w:lineRule="auto"/>
               <w:rPr>
                 <w:color w:val="000000"/>
-                <w:sz w:val="32"/>
-                <w:szCs w:val="32"/>
               </w:rPr>
             </w:pPr>
           </w:p>
@@ -458,16 +432,12 @@
                 <w:ins w:id="3" w:author="naomie mboma" w:date="2026-04-19T22:07:00Z" w16du:dateUtc="2026-04-19T21:07:00Z"/>
                 <w:i/>
                 <w:color w:val="156082"/>
-                <w:sz w:val="32"/>
-                <w:szCs w:val="32"/>
               </w:rPr>
             </w:pPr>
             <w:r>
               <w:rPr>
                 <w:i/>
                 <w:color w:val="156082"/>
-                <w:sz w:val="32"/>
-                <w:szCs w:val="32"/>
               </w:rPr>
               <w:t>Module Title</w:t>
             </w:r>
@@ -480,8 +450,6 @@
                 <w:bCs/>
                 <w:i/>
                 <w:color w:val="156082"/>
-                <w:sz w:val="32"/>
-                <w:szCs w:val="32"/>
               </w:rPr>
             </w:pPr>
             <w:r>
@@ -490,8 +458,6 @@
                 <w:bCs/>
                 <w:i/>
                 <w:color w:val="156082"/>
-                <w:sz w:val="32"/>
-                <w:szCs w:val="32"/>
               </w:rPr>
               <w:t>Statistical Techniques for Data Analysis</w:t>
             </w:r>
@@ -512,8 +478,6 @@
               <w:spacing w:line="480" w:lineRule="auto"/>
               <w:rPr>
                 <w:color w:val="000000"/>
-                <w:sz w:val="32"/>
-                <w:szCs w:val="32"/>
               </w:rPr>
             </w:pPr>
           </w:p>
@@ -538,16 +502,12 @@
                 <w:ins w:id="4" w:author="naomie mboma" w:date="2026-04-19T22:10:00Z" w16du:dateUtc="2026-04-19T21:10:00Z"/>
                 <w:i/>
                 <w:color w:val="156082"/>
-                <w:sz w:val="32"/>
-                <w:szCs w:val="32"/>
               </w:rPr>
             </w:pPr>
             <w:r>
               <w:rPr>
                 <w:i/>
                 <w:color w:val="156082"/>
-                <w:sz w:val="32"/>
-                <w:szCs w:val="32"/>
               </w:rPr>
               <w:t>Assessment Title</w:t>
             </w:r>
@@ -558,16 +518,12 @@
               <w:rPr>
                 <w:i/>
                 <w:color w:val="156082"/>
-                <w:sz w:val="32"/>
-                <w:szCs w:val="32"/>
               </w:rPr>
             </w:pPr>
             <w:r>
               <w:rPr>
                 <w:i/>
                 <w:color w:val="156082"/>
-                <w:sz w:val="32"/>
-                <w:szCs w:val="32"/>
               </w:rPr>
               <w:t>CA1</w:t>
             </w:r>
@@ -576,8 +532,6 @@
                 <w:rPr>
                   <w:i/>
                   <w:color w:val="156082"/>
-                  <w:sz w:val="32"/>
-                  <w:szCs w:val="32"/>
                 </w:rPr>
                 <w:t xml:space="preserve"> </w:t>
               </w:r>
@@ -599,8 +553,6 @@
               <w:spacing w:line="480" w:lineRule="auto"/>
               <w:rPr>
                 <w:color w:val="000000"/>
-                <w:sz w:val="32"/>
-                <w:szCs w:val="32"/>
               </w:rPr>
             </w:pPr>
           </w:p>
@@ -625,16 +577,12 @@
                 <w:ins w:id="6" w:author="naomie mboma" w:date="2026-04-19T22:10:00Z" w16du:dateUtc="2026-04-19T21:10:00Z"/>
                 <w:i/>
                 <w:color w:val="156082"/>
-                <w:sz w:val="32"/>
-                <w:szCs w:val="32"/>
               </w:rPr>
             </w:pPr>
             <w:r>
               <w:rPr>
                 <w:i/>
                 <w:color w:val="156082"/>
-                <w:sz w:val="32"/>
-                <w:szCs w:val="32"/>
               </w:rPr>
               <w:t>Lecturer/Supervisor</w:t>
             </w:r>
@@ -645,18 +593,23 @@
               <w:rPr>
                 <w:i/>
                 <w:color w:val="156082"/>
-                <w:sz w:val="32"/>
-                <w:szCs w:val="32"/>
               </w:rPr>
             </w:pPr>
+            <w:proofErr w:type="spellStart"/>
             <w:r>
               <w:rPr>
                 <w:i/>
                 <w:color w:val="156082"/>
-                <w:sz w:val="32"/>
-                <w:szCs w:val="32"/>
               </w:rPr>
-              <w:t>Taufique Ahmed</w:t>
+              <w:t>Taufique</w:t>
+            </w:r>
+            <w:proofErr w:type="spellEnd"/>
+            <w:r>
+              <w:rPr>
+                <w:i/>
+                <w:color w:val="156082"/>
+              </w:rPr>
+              <w:t xml:space="preserve"> Ahmed</w:t>
             </w:r>
           </w:p>
         </w:tc>
@@ -675,8 +628,6 @@
               <w:spacing w:line="480" w:lineRule="auto"/>
               <w:rPr>
                 <w:color w:val="000000"/>
-                <w:sz w:val="32"/>
-                <w:szCs w:val="32"/>
               </w:rPr>
             </w:pPr>
           </w:p>
@@ -701,16 +652,12 @@
                 <w:ins w:id="7" w:author="naomie mboma" w:date="2026-04-19T22:08:00Z" w16du:dateUtc="2026-04-19T21:08:00Z"/>
                 <w:i/>
                 <w:color w:val="156082"/>
-                <w:sz w:val="32"/>
-                <w:szCs w:val="32"/>
               </w:rPr>
             </w:pPr>
             <w:r>
               <w:rPr>
                 <w:i/>
                 <w:color w:val="156082"/>
-                <w:sz w:val="32"/>
-                <w:szCs w:val="32"/>
               </w:rPr>
               <w:t>Assessment Due Date</w:t>
             </w:r>
@@ -721,8 +668,6 @@
               <w:rPr>
                 <w:i/>
                 <w:color w:val="156082"/>
-                <w:sz w:val="32"/>
-                <w:szCs w:val="32"/>
               </w:rPr>
             </w:pPr>
             <w:ins w:id="8" w:author="naomie mboma" w:date="2026-04-19T22:08:00Z" w16du:dateUtc="2026-04-19T21:08:00Z">
@@ -730,8 +675,6 @@
                 <w:rPr>
                   <w:i/>
                   <w:color w:val="156082"/>
-                  <w:sz w:val="32"/>
-                  <w:szCs w:val="32"/>
                   <w:highlight w:val="yellow"/>
                 </w:rPr>
                 <w:t>1</w:t>
@@ -742,8 +685,6 @@
                 <w:rPr>
                   <w:i/>
                   <w:color w:val="156082"/>
-                  <w:sz w:val="32"/>
-                  <w:szCs w:val="32"/>
                   <w:highlight w:val="yellow"/>
                 </w:rPr>
                 <w:t>2/03/2026</w:t>
@@ -766,8 +707,6 @@
               <w:spacing w:line="480" w:lineRule="auto"/>
               <w:rPr>
                 <w:color w:val="000000"/>
-                <w:sz w:val="32"/>
-                <w:szCs w:val="32"/>
               </w:rPr>
             </w:pPr>
           </w:p>
@@ -792,18 +731,13 @@
                 <w:ins w:id="10" w:author="naomie mboma" w:date="2026-04-19T22:08:00Z" w16du:dateUtc="2026-04-19T21:08:00Z"/>
                 <w:i/>
                 <w:color w:val="156082"/>
-                <w:sz w:val="32"/>
-                <w:szCs w:val="32"/>
               </w:rPr>
             </w:pPr>
             <w:r>
               <w:rPr>
                 <w:i/>
                 <w:color w:val="156082"/>
-                <w:sz w:val="32"/>
-                <w:szCs w:val="32"/>
               </w:rPr>
-              <w:lastRenderedPageBreak/>
               <w:t>Date of Submission</w:t>
             </w:r>
           </w:p>
@@ -813,8 +747,6 @@
               <w:rPr>
                 <w:i/>
                 <w:color w:val="156082"/>
-                <w:sz w:val="32"/>
-                <w:szCs w:val="32"/>
               </w:rPr>
             </w:pPr>
             <w:ins w:id="11" w:author="naomie mboma" w:date="2026-04-19T22:08:00Z" w16du:dateUtc="2026-04-19T21:08:00Z">
@@ -822,8 +754,6 @@
                 <w:rPr>
                   <w:i/>
                   <w:color w:val="156082"/>
-                  <w:sz w:val="32"/>
-                  <w:szCs w:val="32"/>
                   <w:highlight w:val="yellow"/>
                 </w:rPr>
                 <w:t>19/04/</w:t>
@@ -834,8 +764,6 @@
                 <w:rPr>
                   <w:i/>
                   <w:color w:val="156082"/>
-                  <w:sz w:val="32"/>
-                  <w:szCs w:val="32"/>
                   <w:highlight w:val="yellow"/>
                 </w:rPr>
                 <w:t>2026</w:t>
@@ -858,8 +786,6 @@
               <w:spacing w:line="480" w:lineRule="auto"/>
               <w:rPr>
                 <w:color w:val="000000"/>
-                <w:sz w:val="32"/>
-                <w:szCs w:val="32"/>
               </w:rPr>
             </w:pPr>
           </w:p>
@@ -943,287 +869,6 @@
         <w:t xml:space="preserve">[provide a brief explanation of how you used the tool]. </w:t>
       </w:r>
     </w:p>
-    <w:p>
-      <w:r>
-        <w:rPr>
-          <w:noProof/>
-        </w:rPr>
-        <mc:AlternateContent>
-          <mc:Choice Requires="wps">
-            <w:drawing>
-              <wp:anchor distT="0" distB="0" distL="114300" distR="114300" simplePos="0" relativeHeight="251657728" behindDoc="0" locked="0" layoutInCell="1" hidden="0" allowOverlap="1" wp14:anchorId="29541C15" wp14:editId="123C3B55">
-                <wp:simplePos x="0" y="0"/>
-                <wp:positionH relativeFrom="margin">
-                  <wp:align>center</wp:align>
-                </wp:positionH>
-                <wp:positionV relativeFrom="paragraph">
-                  <wp:posOffset>492125</wp:posOffset>
-                </wp:positionV>
-                <wp:extent cx="5800725" cy="2876550"/>
-                <wp:effectExtent l="19050" t="19050" r="28575" b="19050"/>
-                <wp:wrapNone/>
-                <wp:docPr id="1728545882" name="Rectangle 1728545882"/>
-                <wp:cNvGraphicFramePr/>
-                <a:graphic xmlns:a="http://schemas.openxmlformats.org/drawingml/2006/main">
-                  <a:graphicData uri="http://schemas.microsoft.com/office/word/2010/wordprocessingShape">
-                    <wps:wsp>
-                      <wps:cNvSpPr/>
-                      <wps:spPr>
-                        <a:xfrm>
-                          <a:off x="0" y="0"/>
-                          <a:ext cx="5800725" cy="2876550"/>
-                        </a:xfrm>
-                        <a:prstGeom prst="rect">
-                          <a:avLst/>
-                        </a:prstGeom>
-                        <a:solidFill>
-                          <a:schemeClr val="lt1"/>
-                        </a:solidFill>
-                        <a:ln w="28575" cap="flat" cmpd="sng">
-                          <a:solidFill>
-                            <a:schemeClr val="accent1"/>
-                          </a:solidFill>
-                          <a:prstDash val="solid"/>
-                          <a:round/>
-                          <a:headEnd type="none" w="sm" len="sm"/>
-                          <a:tailEnd type="none" w="sm" len="sm"/>
-                        </a:ln>
-                      </wps:spPr>
-                      <wps:txbx>
-                        <w:txbxContent>
-                          <w:p>
-                            <w:pPr>
-                              <w:spacing w:line="258" w:lineRule="auto"/>
-                              <w:textDirection w:val="btLr"/>
-                            </w:pPr>
-                            <w:r>
-                              <w:rPr>
-                                <w:b/>
-                                <w:color w:val="156082"/>
-                                <w:sz w:val="32"/>
-                              </w:rPr>
-                              <w:t>Declaration</w:t>
-                            </w:r>
-                          </w:p>
-                          <w:p>
-                            <w:pPr>
-                              <w:spacing w:line="258" w:lineRule="auto"/>
-                              <w:textDirection w:val="btLr"/>
-                            </w:pPr>
-                            <w:r>
-                              <w:rPr>
-                                <w:color w:val="000000"/>
-                                <w:sz w:val="28"/>
-                              </w:rPr>
-                              <w:t xml:space="preserve">By submitting this assessment, I confirm that I have read the CCT policy on academic misconduct and understand the implications of submitting work that is not my own or does not appropriately reference material taken from a third party or other source. </w:t>
-                            </w:r>
-                          </w:p>
-                          <w:p>
-                            <w:pPr>
-                              <w:spacing w:line="258" w:lineRule="auto"/>
-                              <w:textDirection w:val="btLr"/>
-                            </w:pPr>
-                            <w:r>
-                              <w:rPr>
-                                <w:color w:val="000000"/>
-                                <w:sz w:val="28"/>
-                              </w:rPr>
-                              <w:t>I declare it to be my own work and that all material from third parties has been appropriately referenced.</w:t>
-                            </w:r>
-                          </w:p>
-                          <w:p>
-                            <w:pPr>
-                              <w:spacing w:line="258" w:lineRule="auto"/>
-                              <w:textDirection w:val="btLr"/>
-                            </w:pPr>
-                            <w:r>
-                              <w:rPr>
-                                <w:color w:val="000000"/>
-                                <w:sz w:val="28"/>
-                              </w:rPr>
-                              <w:t xml:space="preserve"> I further confirm that this work has not previously been submitted for assessment by myself or someone else in CCT College Dublin or any other higher education institution.</w:t>
-                            </w:r>
-                          </w:p>
-                        </w:txbxContent>
-                      </wps:txbx>
-                      <wps:bodyPr spcFirstLastPara="1" wrap="square" lIns="91425" tIns="45700" rIns="91425" bIns="45700" anchor="t" anchorCtr="0">
-                        <a:noAutofit/>
-                      </wps:bodyPr>
-                    </wps:wsp>
-                  </a:graphicData>
-                </a:graphic>
-              </wp:anchor>
-            </w:drawing>
-          </mc:Choice>
-          <mc:Fallback>
-            <w:pict>
-              <v:rect w14:anchorId="29541C15" id="Rectangle 1728545882" o:spid="_x0000_s1031" style="position:absolute;margin-left:0;margin-top:38.75pt;width:456.75pt;height:226.5pt;z-index:251657728;visibility:visible;mso-wrap-style:square;mso-wrap-distance-left:9pt;mso-wrap-distance-top:0;mso-wrap-distance-right:9pt;mso-wrap-distance-bottom:0;mso-position-horizontal:center;mso-position-horizontal-relative:margin;mso-position-vertical:absolute;mso-position-vertical-relative:text;v-text-anchor:top" o:gfxdata="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" fillcolor="white [3201]" strokecolor="#156082 [3204]" strokeweight="2.25pt">
-                <v:stroke startarrowwidth="narrow" startarrowlength="short" endarrowwidth="narrow" endarrowlength="short" joinstyle="round"/>
-                <v:textbox inset="2.53958mm,1.2694mm,2.53958mm,1.2694mm">
-                  <w:txbxContent>
-                    <w:p>
-                      <w:pPr>
-                        <w:spacing w:line="258" w:lineRule="auto"/>
-                        <w:textDirection w:val="btLr"/>
-                      </w:pPr>
-                      <w:r>
-                        <w:rPr>
-                          <w:b/>
-                          <w:color w:val="156082"/>
-                          <w:sz w:val="32"/>
-                        </w:rPr>
-                        <w:t>Declaration</w:t>
-                      </w:r>
-                    </w:p>
-                    <w:p>
-                      <w:pPr>
-                        <w:spacing w:line="258" w:lineRule="auto"/>
-                        <w:textDirection w:val="btLr"/>
-                      </w:pPr>
-                      <w:r>
-                        <w:rPr>
-                          <w:color w:val="000000"/>
-                          <w:sz w:val="28"/>
-                        </w:rPr>
-                        <w:t xml:space="preserve">By submitting this assessment, I confirm that I have read the CCT policy on academic misconduct and understand the implications of submitting work that is not my own or does not appropriately reference material taken from a third party or other source. </w:t>
-                      </w:r>
-                    </w:p>
-                    <w:p>
-                      <w:pPr>
-                        <w:spacing w:line="258" w:lineRule="auto"/>
-                        <w:textDirection w:val="btLr"/>
-                      </w:pPr>
-                      <w:r>
-                        <w:rPr>
-                          <w:color w:val="000000"/>
-                          <w:sz w:val="28"/>
-                        </w:rPr>
-                        <w:t>I declare it to be my own work and that all material from third parties has been appropriately referenced.</w:t>
-                      </w:r>
-                    </w:p>
-                    <w:p>
-                      <w:pPr>
-                        <w:spacing w:line="258" w:lineRule="auto"/>
-                        <w:textDirection w:val="btLr"/>
-                      </w:pPr>
-                      <w:r>
-                        <w:rPr>
-                          <w:color w:val="000000"/>
-                          <w:sz w:val="28"/>
-                        </w:rPr>
-                        <w:t xml:space="preserve"> I further confirm that this work has not previously been submitted for assessment by myself or someone else in CCT College Dublin or any other higher education institution.</w:t>
-                      </w:r>
-                    </w:p>
-                  </w:txbxContent>
-                </v:textbox>
-                <w10:wrap anchorx="margin"/>
-              </v:rect>
-            </w:pict>
-          </mc:Fallback>
-        </mc:AlternateContent>
-      </w:r>
-      <w:r>
-        <w:rPr>
-          <w:sz w:val="28"/>
-          <w:szCs w:val="28"/>
-        </w:rPr>
-        <w:t>I have not used any AI tools or technologies in the preparation of this assessment</w:t>
-      </w:r>
-      <w:r>
-        <w:rPr>
-          <w:sz w:val="28"/>
-          <w:szCs w:val="28"/>
-        </w:rPr>
-        <w:t>.</w:t>
-      </w:r>
-    </w:p>
-    <w:p/>
-    <w:p/>
-    <w:p/>
-    <w:p/>
-    <w:p>
-      <w:pPr>
-        <w:sectPr>
-          <w:pgSz w:w="11906" w:h="16838"/>
-          <w:pgMar w:top="1440" w:right="1440" w:bottom="1440" w:left="1440" w:header="708" w:footer="708" w:gutter="0"/>
-          <w:pgNumType w:start="1"/>
-          <w:cols w:space="720"/>
-        </w:sectPr>
-      </w:pPr>
-    </w:p>
-    <w:p>
-      <w:pPr>
-        <w:rPr>
-          <w:color w:val="3A3A3A"/>
-          <w:sz w:val="40"/>
-          <w:szCs w:val="40"/>
-        </w:rPr>
-      </w:pPr>
-      <w:r>
-        <w:rPr>
-          <w:color w:val="3A3A3A"/>
-          <w:sz w:val="40"/>
-          <w:szCs w:val="40"/>
-        </w:rPr>
-        <w:lastRenderedPageBreak/>
-        <w:t>Abstract</w:t>
-      </w:r>
-    </w:p>
-    <w:p/>
-    <w:p>
-      <w:pPr>
-        <w:rPr>
-          <w:color w:val="FF0000"/>
-        </w:rPr>
-      </w:pPr>
-      <w:r>
-        <w:rPr>
-          <w:color w:val="FF0000"/>
-        </w:rPr>
-        <w:t xml:space="preserve">[NOTE: This section is designated for the abstract. Abstracts are not assigned page numbers and should precede the table of contents. If an abstract is unnecessary for your work, please delete this page.] </w:t>
-      </w:r>
-    </w:p>
-    <w:p>
-      <w:pPr>
-        <w:rPr>
-          <w:color w:val="FF0000"/>
-        </w:rPr>
-      </w:pPr>
-    </w:p>
-    <w:p>
-      <w:pPr>
-        <w:rPr>
-          <w:color w:val="FF0000"/>
-        </w:rPr>
-      </w:pPr>
-    </w:p>
-    <w:p>
-      <w:pPr>
-        <w:rPr>
-          <w:color w:val="FF0000"/>
-        </w:rPr>
-      </w:pPr>
-    </w:p>
-    <w:p/>
-    <w:p/>
-    <w:p/>
-    <w:p/>
-    <w:p/>
-    <w:p/>
-    <w:p/>
-    <w:p/>
-    <w:p/>
-    <w:p/>
-    <w:p/>
-    <w:p/>
-    <w:p/>
-    <w:p/>
-    <w:p/>
-    <w:p/>
-    <w:p/>
-    <w:p/>
-    <w:p/>
-    <w:p/>
     <w:p/>
     <w:p/>
     <w:p>
@@ -1256,224 +901,6 @@
         <w:t>Contents</w:t>
       </w:r>
     </w:p>
-    <w:sdt>
-      <w:sdtPr>
-        <w:id w:val="-1939593324"/>
-        <w:docPartObj>
-          <w:docPartGallery w:val="Table of Contents"/>
-          <w:docPartUnique/>
-        </w:docPartObj>
-      </w:sdtPr>
-      <w:sdtContent>
-        <w:p>
-          <w:pPr>
-            <w:pStyle w:val="TOC1"/>
-            <w:tabs>
-              <w:tab w:val="right" w:leader="dot" w:pos="9016"/>
-            </w:tabs>
-            <w:rPr>
-              <w:rFonts w:asciiTheme="minorHAnsi" w:eastAsiaTheme="minorEastAsia" w:hAnsiTheme="minorHAnsi" w:cstheme="minorBidi"/>
-              <w:noProof/>
-              <w:kern w:val="2"/>
-              <w:sz w:val="24"/>
-              <w:szCs w:val="24"/>
-              <w14:ligatures w14:val="standardContextual"/>
-            </w:rPr>
-          </w:pPr>
-          <w:r>
-            <w:fldChar w:fldCharType="begin"/>
-          </w:r>
-          <w:r>
-            <w:instrText xml:space="preserve"> TOC \h \u \z \t "Heading 1,1,Heading 2,2,Heading 3,3,"</w:instrText>
-          </w:r>
-          <w:r>
-            <w:fldChar w:fldCharType="separate"/>
-          </w:r>
-          <w:hyperlink w:anchor="_Toc244029381" w:history="1">
-            <w:r>
-              <w:rPr>
-                <w:rStyle w:val="Hyperlink"/>
-                <w:noProof/>
-              </w:rPr>
-              <w:t>References</w:t>
-            </w:r>
-            <w:r>
-              <w:rPr>
-                <w:noProof/>
-                <w:webHidden/>
-              </w:rPr>
-              <w:tab/>
-            </w:r>
-            <w:r>
-              <w:rPr>
-                <w:noProof/>
-                <w:webHidden/>
-              </w:rPr>
-              <w:fldChar w:fldCharType="begin"/>
-            </w:r>
-            <w:r>
-              <w:rPr>
-                <w:noProof/>
-                <w:webHidden/>
-              </w:rPr>
-              <w:instrText xml:space="preserve"> PAGEREF _Toc244029381 \h </w:instrText>
-            </w:r>
-            <w:r>
-              <w:rPr>
-                <w:noProof/>
-                <w:webHidden/>
-              </w:rPr>
-            </w:r>
-            <w:r>
-              <w:rPr>
-                <w:noProof/>
-                <w:webHidden/>
-              </w:rPr>
-              <w:fldChar w:fldCharType="separate"/>
-            </w:r>
-            <w:r>
-              <w:rPr>
-                <w:noProof/>
-                <w:webHidden/>
-              </w:rPr>
-              <w:t>7</w:t>
-            </w:r>
-            <w:r>
-              <w:rPr>
-                <w:noProof/>
-                <w:webHidden/>
-              </w:rPr>
-              <w:fldChar w:fldCharType="end"/>
-            </w:r>
-          </w:hyperlink>
-        </w:p>
-        <w:p>
-          <w:pPr>
-            <w:pStyle w:val="TOC1"/>
-            <w:tabs>
-              <w:tab w:val="right" w:leader="dot" w:pos="9016"/>
-            </w:tabs>
-            <w:rPr>
-              <w:rFonts w:asciiTheme="minorHAnsi" w:eastAsiaTheme="minorEastAsia" w:hAnsiTheme="minorHAnsi" w:cstheme="minorBidi"/>
-              <w:noProof/>
-              <w:kern w:val="2"/>
-              <w:sz w:val="24"/>
-              <w:szCs w:val="24"/>
-              <w14:ligatures w14:val="standardContextual"/>
-            </w:rPr>
-          </w:pPr>
-          <w:hyperlink w:anchor="_Toc244029382" w:history="1">
-            <w:r>
-              <w:rPr>
-                <w:rStyle w:val="Hyperlink"/>
-                <w:noProof/>
-              </w:rPr>
-              <w:t>Appendix</w:t>
-            </w:r>
-            <w:r>
-              <w:rPr>
-                <w:noProof/>
-                <w:webHidden/>
-              </w:rPr>
-              <w:tab/>
-            </w:r>
-            <w:r>
-              <w:rPr>
-                <w:noProof/>
-                <w:webHidden/>
-              </w:rPr>
-              <w:fldChar w:fldCharType="begin"/>
-            </w:r>
-            <w:r>
-              <w:rPr>
-                <w:noProof/>
-                <w:webHidden/>
-              </w:rPr>
-              <w:instrText xml:space="preserve"> PAGEREF _Toc244029382 \h </w:instrText>
-            </w:r>
-            <w:r>
-              <w:rPr>
-                <w:noProof/>
-                <w:webHidden/>
-              </w:rPr>
-            </w:r>
-            <w:r>
-              <w:rPr>
-                <w:noProof/>
-                <w:webHidden/>
-              </w:rPr>
-              <w:fldChar w:fldCharType="separate"/>
-            </w:r>
-            <w:r>
-              <w:rPr>
-                <w:noProof/>
-                <w:webHidden/>
-              </w:rPr>
-              <w:t>8</w:t>
-            </w:r>
-            <w:r>
-              <w:rPr>
-                <w:noProof/>
-                <w:webHidden/>
-              </w:rPr>
-              <w:fldChar w:fldCharType="end"/>
-            </w:r>
-          </w:hyperlink>
-        </w:p>
-        <w:p>
-          <w:r>
-            <w:fldChar w:fldCharType="end"/>
-          </w:r>
-        </w:p>
-      </w:sdtContent>
-    </w:sdt>
-    <w:p/>
-    <w:p>
-      <w:pPr>
-        <w:rPr>
-          <w:color w:val="FF0000"/>
-        </w:rPr>
-      </w:pPr>
-      <w:r>
-        <w:rPr>
-          <w:color w:val="FF0000"/>
-        </w:rPr>
-        <w:t>[NOTE: The table of contents above has been included for your convenience. To refresh the table, simply click on it, then select 'Update Table' using the mouse. You can choose to update either the page numbers exclusively or the entire table as needed.]</w:t>
-      </w:r>
-    </w:p>
-    <w:p/>
-    <w:p>
-      <w:pPr>
-        <w:sectPr>
-          <w:footerReference w:type="default" r:id="rId13"/>
-          <w:pgSz w:w="11906" w:h="16838"/>
-          <w:pgMar w:top="1440" w:right="1440" w:bottom="1440" w:left="1440" w:header="708" w:footer="708" w:gutter="0"/>
-          <w:cols w:space="720"/>
-        </w:sectPr>
-      </w:pPr>
-    </w:p>
-    <w:p>
-      <w:pPr>
-        <w:rPr>
-          <w:rFonts w:eastAsiaTheme="majorEastAsia"/>
-          <w:color w:val="3A3A3A" w:themeColor="background2" w:themeShade="40"/>
-          <w:spacing w:val="-10"/>
-          <w:kern w:val="28"/>
-        </w:rPr>
-      </w:pPr>
-      <w:r>
-        <w:rPr>
-          <w:rFonts w:eastAsiaTheme="majorEastAsia"/>
-          <w:color w:val="3A3A3A" w:themeColor="background2" w:themeShade="40"/>
-          <w:spacing w:val="-10"/>
-          <w:kern w:val="28"/>
-        </w:rPr>
-        <w:lastRenderedPageBreak/>
-        <w:pict w14:anchorId="685D21F2">
-          <v:rect id="_x0000_i1025" style="width:0;height:1.5pt" o:hralign="center" o:hrstd="t" o:hr="t" fillcolor="#a0a0a0" stroked="f"/>
-        </w:pict>
-      </w:r>
-    </w:p>
     <w:p>
       <w:pPr>
         <w:rPr>
@@ -1485,17 +912,6 @@
           <w:kern w:val="28"/>
         </w:rPr>
       </w:pPr>
-      <w:r>
-        <w:rPr>
-          <w:rFonts w:eastAsiaTheme="majorEastAsia"/>
-          <w:b/>
-          <w:bCs/>
-          <w:color w:val="3A3A3A" w:themeColor="background2" w:themeShade="40"/>
-          <w:spacing w:val="-10"/>
-          <w:kern w:val="28"/>
-        </w:rPr>
-        <w:t>Table of Contents</w:t>
-      </w:r>
     </w:p>
     <w:p>
       <w:pPr>
@@ -1765,6 +1181,156 @@
       <w:pPr>
         <w:rPr>
           <w:rFonts w:eastAsiaTheme="majorEastAsia"/>
+          <w:color w:val="3A3A3A" w:themeColor="background2" w:themeShade="40"/>
+          <w:spacing w:val="-10"/>
+          <w:kern w:val="28"/>
+        </w:rPr>
+      </w:pPr>
+    </w:p>
+    <w:p>
+      <w:pPr>
+        <w:rPr>
+          <w:rFonts w:eastAsiaTheme="majorEastAsia"/>
+          <w:color w:val="3A3A3A" w:themeColor="background2" w:themeShade="40"/>
+          <w:spacing w:val="-10"/>
+          <w:kern w:val="28"/>
+        </w:rPr>
+      </w:pPr>
+    </w:p>
+    <w:p>
+      <w:pPr>
+        <w:rPr>
+          <w:rFonts w:eastAsiaTheme="majorEastAsia"/>
+          <w:color w:val="3A3A3A" w:themeColor="background2" w:themeShade="40"/>
+          <w:spacing w:val="-10"/>
+          <w:kern w:val="28"/>
+        </w:rPr>
+      </w:pPr>
+    </w:p>
+    <w:p>
+      <w:pPr>
+        <w:rPr>
+          <w:rFonts w:eastAsiaTheme="majorEastAsia"/>
+          <w:color w:val="3A3A3A" w:themeColor="background2" w:themeShade="40"/>
+          <w:spacing w:val="-10"/>
+          <w:kern w:val="28"/>
+        </w:rPr>
+      </w:pPr>
+    </w:p>
+    <w:p>
+      <w:pPr>
+        <w:rPr>
+          <w:rFonts w:eastAsiaTheme="majorEastAsia"/>
+          <w:color w:val="3A3A3A" w:themeColor="background2" w:themeShade="40"/>
+          <w:spacing w:val="-10"/>
+          <w:kern w:val="28"/>
+        </w:rPr>
+      </w:pPr>
+    </w:p>
+    <w:p>
+      <w:pPr>
+        <w:rPr>
+          <w:rFonts w:eastAsiaTheme="majorEastAsia"/>
+          <w:color w:val="3A3A3A" w:themeColor="background2" w:themeShade="40"/>
+          <w:spacing w:val="-10"/>
+          <w:kern w:val="28"/>
+        </w:rPr>
+      </w:pPr>
+    </w:p>
+    <w:p>
+      <w:pPr>
+        <w:rPr>
+          <w:rFonts w:eastAsiaTheme="majorEastAsia"/>
+          <w:color w:val="3A3A3A" w:themeColor="background2" w:themeShade="40"/>
+          <w:spacing w:val="-10"/>
+          <w:kern w:val="28"/>
+        </w:rPr>
+      </w:pPr>
+    </w:p>
+    <w:p>
+      <w:pPr>
+        <w:rPr>
+          <w:rFonts w:eastAsiaTheme="majorEastAsia"/>
+          <w:color w:val="3A3A3A" w:themeColor="background2" w:themeShade="40"/>
+          <w:spacing w:val="-10"/>
+          <w:kern w:val="28"/>
+        </w:rPr>
+      </w:pPr>
+    </w:p>
+    <w:p>
+      <w:pPr>
+        <w:rPr>
+          <w:rFonts w:eastAsiaTheme="majorEastAsia"/>
+          <w:color w:val="3A3A3A" w:themeColor="background2" w:themeShade="40"/>
+          <w:spacing w:val="-10"/>
+          <w:kern w:val="28"/>
+        </w:rPr>
+      </w:pPr>
+    </w:p>
+    <w:p>
+      <w:pPr>
+        <w:rPr>
+          <w:rFonts w:eastAsiaTheme="majorEastAsia"/>
+          <w:color w:val="3A3A3A" w:themeColor="background2" w:themeShade="40"/>
+          <w:spacing w:val="-10"/>
+          <w:kern w:val="28"/>
+        </w:rPr>
+      </w:pPr>
+    </w:p>
+    <w:p>
+      <w:pPr>
+        <w:rPr>
+          <w:rFonts w:eastAsiaTheme="majorEastAsia"/>
+          <w:color w:val="3A3A3A" w:themeColor="background2" w:themeShade="40"/>
+          <w:spacing w:val="-10"/>
+          <w:kern w:val="28"/>
+        </w:rPr>
+      </w:pPr>
+    </w:p>
+    <w:p>
+      <w:pPr>
+        <w:rPr>
+          <w:rFonts w:eastAsiaTheme="majorEastAsia"/>
+          <w:color w:val="3A3A3A" w:themeColor="background2" w:themeShade="40"/>
+          <w:spacing w:val="-10"/>
+          <w:kern w:val="28"/>
+        </w:rPr>
+      </w:pPr>
+    </w:p>
+    <w:p>
+      <w:pPr>
+        <w:rPr>
+          <w:rFonts w:eastAsiaTheme="majorEastAsia"/>
+          <w:color w:val="3A3A3A" w:themeColor="background2" w:themeShade="40"/>
+          <w:spacing w:val="-10"/>
+          <w:kern w:val="28"/>
+        </w:rPr>
+      </w:pPr>
+    </w:p>
+    <w:p>
+      <w:pPr>
+        <w:rPr>
+          <w:rFonts w:eastAsiaTheme="majorEastAsia"/>
+          <w:color w:val="3A3A3A" w:themeColor="background2" w:themeShade="40"/>
+          <w:spacing w:val="-10"/>
+          <w:kern w:val="28"/>
+        </w:rPr>
+      </w:pPr>
+    </w:p>
+    <w:p>
+      <w:pPr>
+        <w:rPr>
+          <w:rFonts w:eastAsiaTheme="majorEastAsia"/>
+          <w:color w:val="3A3A3A" w:themeColor="background2" w:themeShade="40"/>
+          <w:spacing w:val="-10"/>
+          <w:kern w:val="28"/>
+        </w:rPr>
+      </w:pPr>
+    </w:p>
+    <w:p>
+      <w:pPr>
+        <w:rPr>
+          <w:rFonts w:eastAsiaTheme="majorEastAsia"/>
           <w:b/>
           <w:bCs/>
           <w:color w:val="3A3A3A" w:themeColor="background2" w:themeShade="40"/>
@@ -1788,20 +1354,10 @@
           <w:highlight w:val="yellow"/>
           <w:lang w:val="it-IT"/>
         </w:rPr>
-        <w:t>1. Introduction</w:t>
-      </w:r>
-    </w:p>
-    <w:p>
-      <w:pPr>
-        <w:jc w:val="both"/>
-        <w:rPr>
-          <w:rFonts w:eastAsiaTheme="majorEastAsia"/>
-          <w:color w:val="3A3A3A" w:themeColor="background2" w:themeShade="40"/>
-          <w:spacing w:val="-10"/>
-          <w:kern w:val="28"/>
-          <w:lang w:val="it-IT"/>
-        </w:rPr>
-      </w:pPr>
+        <w:lastRenderedPageBreak/>
+        <w:t xml:space="preserve">1. </w:t>
+      </w:r>
+      <w:proofErr w:type="spellStart"/>
       <w:r>
         <w:rPr>
           <w:rFonts w:eastAsiaTheme="majorEastAsia"/>
@@ -1810,10 +1366,14 @@
           <w:color w:val="3A3A3A" w:themeColor="background2" w:themeShade="40"/>
           <w:spacing w:val="-10"/>
           <w:kern w:val="28"/>
+          <w:sz w:val="28"/>
+          <w:szCs w:val="28"/>
+          <w:highlight w:val="yellow"/>
           <w:lang w:val="it-IT"/>
         </w:rPr>
-        <w:t>Target: approximately 150 words</w:t>
-      </w:r>
+        <w:t>Introduction</w:t>
+      </w:r>
+      <w:proofErr w:type="spellEnd"/>
     </w:p>
     <w:p>
       <w:pPr>
@@ -1928,117 +1488,6 @@
     </w:p>
     <w:p>
       <w:pPr>
-        <w:jc w:val="both"/>
-        <w:rPr>
-          <w:rFonts w:eastAsiaTheme="majorEastAsia"/>
-          <w:color w:val="3A3A3A" w:themeColor="background2" w:themeShade="40"/>
-          <w:spacing w:val="-10"/>
-          <w:kern w:val="28"/>
-        </w:rPr>
-      </w:pPr>
-    </w:p>
-    <w:p>
-      <w:pPr>
-        <w:jc w:val="both"/>
-        <w:rPr>
-          <w:rFonts w:eastAsiaTheme="majorEastAsia"/>
-          <w:color w:val="3A3A3A" w:themeColor="background2" w:themeShade="40"/>
-          <w:spacing w:val="-10"/>
-          <w:kern w:val="28"/>
-        </w:rPr>
-      </w:pPr>
-      <w:r>
-        <w:rPr>
-          <w:rFonts w:eastAsiaTheme="majorEastAsia"/>
-          <w:color w:val="3A3A3A" w:themeColor="background2" w:themeShade="40"/>
-          <w:spacing w:val="-10"/>
-          <w:kern w:val="28"/>
-        </w:rPr>
-        <w:t>You can address the following points:</w:t>
-      </w:r>
-    </w:p>
-    <w:p>
-      <w:pPr>
-        <w:numPr>
-          <w:ilvl w:val="0"/>
-          <w:numId w:val="8"/>
-        </w:numPr>
-        <w:jc w:val="both"/>
-        <w:rPr>
-          <w:rFonts w:eastAsiaTheme="majorEastAsia"/>
-          <w:color w:val="3A3A3A" w:themeColor="background2" w:themeShade="40"/>
-          <w:spacing w:val="-10"/>
-          <w:kern w:val="28"/>
-        </w:rPr>
-      </w:pPr>
-      <w:r>
-        <w:rPr>
-          <w:rFonts w:eastAsiaTheme="majorEastAsia"/>
-          <w:color w:val="3A3A3A" w:themeColor="background2" w:themeShade="40"/>
-          <w:spacing w:val="-10"/>
-          <w:kern w:val="28"/>
-        </w:rPr>
-        <w:t>The importance of data analysis in business decision-making.</w:t>
-      </w:r>
-    </w:p>
-    <w:p>
-      <w:pPr>
-        <w:numPr>
-          <w:ilvl w:val="0"/>
-          <w:numId w:val="8"/>
-        </w:numPr>
-        <w:jc w:val="both"/>
-        <w:rPr>
-          <w:rFonts w:eastAsiaTheme="majorEastAsia"/>
-          <w:color w:val="3A3A3A" w:themeColor="background2" w:themeShade="40"/>
-          <w:spacing w:val="-10"/>
-          <w:kern w:val="28"/>
-        </w:rPr>
-      </w:pPr>
-      <w:r>
-        <w:rPr>
-          <w:rFonts w:eastAsiaTheme="majorEastAsia"/>
-          <w:color w:val="3A3A3A" w:themeColor="background2" w:themeShade="40"/>
-          <w:spacing w:val="-10"/>
-          <w:kern w:val="28"/>
-        </w:rPr>
-        <w:t>The purpose of analysing the Bank Marketing dataset.</w:t>
-      </w:r>
-    </w:p>
-    <w:p>
-      <w:pPr>
-        <w:numPr>
-          <w:ilvl w:val="0"/>
-          <w:numId w:val="8"/>
-        </w:numPr>
-        <w:jc w:val="both"/>
-        <w:rPr>
-          <w:rFonts w:eastAsiaTheme="majorEastAsia"/>
-          <w:color w:val="3A3A3A" w:themeColor="background2" w:themeShade="40"/>
-          <w:spacing w:val="-10"/>
-          <w:kern w:val="28"/>
-        </w:rPr>
-      </w:pPr>
-      <w:r>
-        <w:rPr>
-          <w:rFonts w:eastAsiaTheme="majorEastAsia"/>
-          <w:color w:val="3A3A3A" w:themeColor="background2" w:themeShade="40"/>
-          <w:spacing w:val="-10"/>
-          <w:kern w:val="28"/>
-        </w:rPr>
-        <w:t>The main research question:</w:t>
-      </w:r>
-    </w:p>
-    <w:p>
-      <w:pPr>
-        <w:rPr>
-          <w:rFonts w:eastAsiaTheme="majorEastAsia"/>
-          <w:color w:val="3A3A3A" w:themeColor="background2" w:themeShade="40"/>
-          <w:spacing w:val="-10"/>
-          <w:kern w:val="28"/>
-        </w:rPr>
-      </w:pPr>
-      <w:r>
         <w:rPr>
           <w:rFonts w:eastAsiaTheme="majorEastAsia"/>
           <w:b/>
@@ -2046,79 +1495,9 @@
           <w:color w:val="3A3A3A" w:themeColor="background2" w:themeShade="40"/>
           <w:spacing w:val="-10"/>
           <w:kern w:val="28"/>
-          <w:highlight w:val="yellow"/>
-        </w:rPr>
-        <w:t>Research question:</w:t>
-      </w:r>
-      <w:r>
-        <w:rPr>
-          <w:rFonts w:eastAsiaTheme="majorEastAsia"/>
-          <w:color w:val="3A3A3A" w:themeColor="background2" w:themeShade="40"/>
-          <w:spacing w:val="-10"/>
-          <w:kern w:val="28"/>
-          <w:highlight w:val="yellow"/>
-        </w:rPr>
-        <w:t xml:space="preserve"> </w:t>
-      </w:r>
-      <w:r>
-        <w:rPr>
-          <w:rFonts w:eastAsiaTheme="majorEastAsia"/>
-          <w:i/>
-          <w:iCs/>
-          <w:color w:val="3A3A3A" w:themeColor="background2" w:themeShade="40"/>
-          <w:spacing w:val="-10"/>
-          <w:kern w:val="28"/>
-          <w:highlight w:val="yellow"/>
-        </w:rPr>
-        <w:t>Which customer characteristics and campaign-related factors are associated with the success of a bank marketing campaign?</w:t>
-      </w:r>
-    </w:p>
-    <w:p>
-      <w:pPr>
-        <w:numPr>
-          <w:ilvl w:val="0"/>
-          <w:numId w:val="9"/>
-        </w:numPr>
-        <w:rPr>
-          <w:rFonts w:eastAsiaTheme="majorEastAsia"/>
-          <w:color w:val="3A3A3A" w:themeColor="background2" w:themeShade="40"/>
-          <w:spacing w:val="-10"/>
-          <w:kern w:val="28"/>
-        </w:rPr>
-      </w:pPr>
-      <w:r>
-        <w:rPr>
-          <w:rFonts w:eastAsiaTheme="majorEastAsia"/>
-          <w:color w:val="3A3A3A" w:themeColor="background2" w:themeShade="40"/>
-          <w:spacing w:val="-10"/>
-          <w:kern w:val="28"/>
-        </w:rPr>
-        <w:t>The statistical methods used in the report: descriptive statistics, data visualisation, binomial distribution, Poisson distribution and normal distribution.</w:t>
-      </w:r>
-    </w:p>
-    <w:p>
-      <w:pPr>
-        <w:rPr>
-          <w:rFonts w:eastAsiaTheme="majorEastAsia"/>
-          <w:color w:val="3A3A3A" w:themeColor="background2" w:themeShade="40"/>
-          <w:spacing w:val="-10"/>
-          <w:kern w:val="28"/>
-          <w:lang w:val="it-IT"/>
-        </w:rPr>
-      </w:pPr>
-      <w:r>
-        <w:rPr>
-          <w:rFonts w:eastAsiaTheme="majorEastAsia"/>
-          <w:color w:val="3A3A3A" w:themeColor="background2" w:themeShade="40"/>
-          <w:spacing w:val="-10"/>
-          <w:kern w:val="28"/>
-          <w:lang w:val="it-IT"/>
-        </w:rPr>
-        <w:t>[Escreva este texto depois de compreender o dataset e os métodos que realmente conseguiu aplicar.]</w:t>
-      </w:r>
-    </w:p>
-    <w:p>
-      <w:pPr>
+        </w:rPr>
+      </w:pPr>
+      <w:r>
         <w:rPr>
           <w:rFonts w:eastAsiaTheme="majorEastAsia"/>
           <w:b/>
@@ -2126,9 +1505,13 @@
           <w:color w:val="3A3A3A" w:themeColor="background2" w:themeShade="40"/>
           <w:spacing w:val="-10"/>
           <w:kern w:val="28"/>
-        </w:rPr>
-      </w:pPr>
-      <w:r>
+          <w:highlight w:val="yellow"/>
+        </w:rPr>
+        <w:t>2. Dataset Description and Descriptive Statistics</w:t>
+      </w:r>
+    </w:p>
+    <w:p>
+      <w:pPr>
         <w:rPr>
           <w:rFonts w:eastAsiaTheme="majorEastAsia"/>
           <w:b/>
@@ -2136,18 +1519,6 @@
           <w:color w:val="3A3A3A" w:themeColor="background2" w:themeShade="40"/>
           <w:spacing w:val="-10"/>
           <w:kern w:val="28"/>
-          <w:highlight w:val="yellow"/>
-        </w:rPr>
-        <w:t>2. Dataset Description and Descriptive Statistics</w:t>
-      </w:r>
-    </w:p>
-    <w:p>
-      <w:pPr>
-        <w:rPr>
-          <w:rFonts w:eastAsiaTheme="majorEastAsia"/>
-          <w:color w:val="3A3A3A" w:themeColor="background2" w:themeShade="40"/>
-          <w:spacing w:val="-10"/>
-          <w:kern w:val="28"/>
         </w:rPr>
       </w:pPr>
       <w:r>
@@ -2158,9 +1529,61 @@
           <w:color w:val="3A3A3A" w:themeColor="background2" w:themeShade="40"/>
           <w:spacing w:val="-10"/>
           <w:kern w:val="28"/>
-        </w:rPr>
-        <w:lastRenderedPageBreak/>
-        <w:t>Target: approximately 450 words</w:t>
+          <w:highlight w:val="yellow"/>
+        </w:rPr>
+        <w:t>2.1 Dataset Overview</w:t>
+      </w:r>
+    </w:p>
+    <w:p>
+      <w:pPr>
+        <w:ind w:firstLine="720"/>
+        <w:jc w:val="both"/>
+        <w:rPr>
+          <w:rFonts w:eastAsiaTheme="majorEastAsia"/>
+          <w:color w:val="3A3A3A" w:themeColor="background2" w:themeShade="40"/>
+          <w:spacing w:val="-10"/>
+          <w:kern w:val="28"/>
+        </w:rPr>
+      </w:pPr>
+      <w:r>
+        <w:rPr>
+          <w:rFonts w:eastAsiaTheme="majorEastAsia"/>
+          <w:color w:val="3A3A3A" w:themeColor="background2" w:themeShade="40"/>
+          <w:spacing w:val="-10"/>
+          <w:kern w:val="28"/>
+        </w:rPr>
+        <w:t xml:space="preserve">The Bank Marketing dataset contains 45,211 observations and 17 variables. The dataset includes customer characteristics, such as age, job, marital status and education, as well as financial information and details about marketing campaign contacts. The target variable, y, indicates whether a customer subscribed to a term deposit. The dataset contains seven integer-type columns and ten object-type columns, according to the initial Python inspection. No missing values were detected using the pandas </w:t>
+      </w:r>
+      <w:proofErr w:type="spellStart"/>
+      <w:proofErr w:type="gramStart"/>
+      <w:r>
+        <w:rPr>
+          <w:rFonts w:eastAsiaTheme="majorEastAsia"/>
+          <w:color w:val="3A3A3A" w:themeColor="background2" w:themeShade="40"/>
+          <w:spacing w:val="-10"/>
+          <w:kern w:val="28"/>
+        </w:rPr>
+        <w:t>isnull</w:t>
+      </w:r>
+      <w:proofErr w:type="spellEnd"/>
+      <w:r>
+        <w:rPr>
+          <w:rFonts w:eastAsiaTheme="majorEastAsia"/>
+          <w:color w:val="3A3A3A" w:themeColor="background2" w:themeShade="40"/>
+          <w:spacing w:val="-10"/>
+          <w:kern w:val="28"/>
+        </w:rPr>
+        <w:t>(</w:t>
+      </w:r>
+      <w:proofErr w:type="gramEnd"/>
+      <w:r>
+        <w:rPr>
+          <w:rFonts w:eastAsiaTheme="majorEastAsia"/>
+          <w:color w:val="3A3A3A" w:themeColor="background2" w:themeShade="40"/>
+          <w:spacing w:val="-10"/>
+          <w:kern w:val="28"/>
+        </w:rPr>
+        <w:t>) method. However, categorical values such as “unknown” may still require investigation.</w:t>
       </w:r>
     </w:p>
     <w:p>
@@ -2172,7 +1595,6 @@
           <w:color w:val="3A3A3A" w:themeColor="background2" w:themeShade="40"/>
           <w:spacing w:val="-10"/>
           <w:kern w:val="28"/>
-          <w:lang w:val="it-IT"/>
         </w:rPr>
       </w:pPr>
       <w:r>
@@ -2184,9 +1606,8 @@
           <w:spacing w:val="-10"/>
           <w:kern w:val="28"/>
           <w:highlight w:val="yellow"/>
-          <w:lang w:val="it-IT"/>
-        </w:rPr>
-        <w:t>2.1 Dataset Overview</w:t>
+        </w:rPr>
+        <w:t>2.2 Data Preparation</w:t>
       </w:r>
     </w:p>
     <w:p>
@@ -2207,236 +1628,98 @@
           <w:spacing w:val="-10"/>
           <w:kern w:val="28"/>
         </w:rPr>
-        <w:t>The Bank Marketing dataset contains 45,211 observations and 17 variables. The dataset includes customer characteristics, such as age, job, marital status and education, as well as financial information and details about marketing campaign contacts. The target variable, y, indicates whether a customer subscribed to a term deposit. The dataset contains seven integer-type columns and ten object-type columns, according to the initial Python inspection. No missing values were detected using the pandas isnull() method. However, categorical values such as “unknown” may still require investigation.</w:t>
-      </w:r>
-    </w:p>
-    <w:p>
-      <w:pPr>
-        <w:jc w:val="both"/>
-        <w:rPr>
-          <w:rFonts w:eastAsiaTheme="majorEastAsia"/>
-          <w:color w:val="3A3A3A" w:themeColor="background2" w:themeShade="40"/>
-          <w:spacing w:val="-10"/>
-          <w:kern w:val="28"/>
-        </w:rPr>
-      </w:pPr>
-    </w:p>
-    <w:p>
-      <w:pPr>
-        <w:rPr>
-          <w:rFonts w:eastAsiaTheme="majorEastAsia"/>
-          <w:color w:val="3A3A3A" w:themeColor="background2" w:themeShade="40"/>
-          <w:spacing w:val="-10"/>
-          <w:kern w:val="28"/>
-        </w:rPr>
-      </w:pPr>
-      <w:r>
-        <w:rPr>
-          <w:rFonts w:eastAsiaTheme="majorEastAsia"/>
-          <w:color w:val="3A3A3A" w:themeColor="background2" w:themeShade="40"/>
-          <w:spacing w:val="-10"/>
-          <w:kern w:val="28"/>
-        </w:rPr>
-        <w:t>Include:</w:t>
-      </w:r>
-    </w:p>
-    <w:p>
-      <w:pPr>
-        <w:numPr>
-          <w:ilvl w:val="0"/>
-          <w:numId w:val="10"/>
-        </w:numPr>
-        <w:rPr>
-          <w:rFonts w:eastAsiaTheme="majorEastAsia"/>
-          <w:color w:val="3A3A3A" w:themeColor="background2" w:themeShade="40"/>
-          <w:spacing w:val="-10"/>
-          <w:kern w:val="28"/>
-        </w:rPr>
-      </w:pPr>
-      <w:r>
-        <w:rPr>
-          <w:rFonts w:eastAsiaTheme="majorEastAsia"/>
-          <w:color w:val="3A3A3A" w:themeColor="background2" w:themeShade="40"/>
-          <w:spacing w:val="-10"/>
-          <w:kern w:val="28"/>
-        </w:rPr>
-        <w:t>Dataset name: Bank Marketing Dataset.</w:t>
-      </w:r>
-    </w:p>
-    <w:p>
-      <w:pPr>
-        <w:numPr>
-          <w:ilvl w:val="0"/>
-          <w:numId w:val="10"/>
-        </w:numPr>
-        <w:rPr>
-          <w:rFonts w:eastAsiaTheme="majorEastAsia"/>
-          <w:color w:val="3A3A3A" w:themeColor="background2" w:themeShade="40"/>
-          <w:spacing w:val="-10"/>
-          <w:kern w:val="28"/>
-        </w:rPr>
-      </w:pPr>
-      <w:r>
-        <w:rPr>
-          <w:rFonts w:eastAsiaTheme="majorEastAsia"/>
-          <w:color w:val="3A3A3A" w:themeColor="background2" w:themeShade="40"/>
-          <w:spacing w:val="-10"/>
-          <w:kern w:val="28"/>
-        </w:rPr>
-        <w:t>Source: UCI Machine Learning Repository.</w:t>
-      </w:r>
-    </w:p>
-    <w:p>
-      <w:pPr>
-        <w:numPr>
-          <w:ilvl w:val="0"/>
-          <w:numId w:val="10"/>
-        </w:numPr>
-        <w:rPr>
-          <w:rFonts w:eastAsiaTheme="majorEastAsia"/>
-          <w:color w:val="3A3A3A" w:themeColor="background2" w:themeShade="40"/>
-          <w:spacing w:val="-10"/>
-          <w:kern w:val="28"/>
-        </w:rPr>
-      </w:pPr>
-      <w:r>
-        <w:rPr>
-          <w:rFonts w:eastAsiaTheme="majorEastAsia"/>
-          <w:color w:val="3A3A3A" w:themeColor="background2" w:themeShade="40"/>
-          <w:spacing w:val="-10"/>
-          <w:kern w:val="28"/>
-        </w:rPr>
-        <w:t>Context: marketing campaigns conducted by a Portuguese bank.</w:t>
-      </w:r>
-    </w:p>
-    <w:p>
-      <w:pPr>
-        <w:numPr>
-          <w:ilvl w:val="0"/>
-          <w:numId w:val="10"/>
-        </w:numPr>
-        <w:rPr>
-          <w:rFonts w:eastAsiaTheme="majorEastAsia"/>
-          <w:color w:val="3A3A3A" w:themeColor="background2" w:themeShade="40"/>
-          <w:spacing w:val="-10"/>
-          <w:kern w:val="28"/>
-        </w:rPr>
-      </w:pPr>
-      <w:r>
-        <w:rPr>
-          <w:rFonts w:eastAsiaTheme="majorEastAsia"/>
-          <w:color w:val="3A3A3A" w:themeColor="background2" w:themeShade="40"/>
-          <w:spacing w:val="-10"/>
-          <w:kern w:val="28"/>
-        </w:rPr>
-        <w:t>Number of observations and variables, confirmed using Python.</w:t>
-      </w:r>
-    </w:p>
-    <w:p>
-      <w:pPr>
-        <w:numPr>
-          <w:ilvl w:val="0"/>
-          <w:numId w:val="10"/>
-        </w:numPr>
-        <w:rPr>
-          <w:rFonts w:eastAsiaTheme="majorEastAsia"/>
-          <w:color w:val="3A3A3A" w:themeColor="background2" w:themeShade="40"/>
-          <w:spacing w:val="-10"/>
-          <w:kern w:val="28"/>
-        </w:rPr>
-      </w:pPr>
-      <w:r>
-        <w:rPr>
-          <w:rFonts w:eastAsiaTheme="majorEastAsia"/>
-          <w:color w:val="3A3A3A" w:themeColor="background2" w:themeShade="40"/>
-          <w:spacing w:val="-10"/>
-          <w:kern w:val="28"/>
-        </w:rPr>
-        <w:t>The meaning of the target variable y, which indicates whether the client subscribed to a term deposit.</w:t>
-      </w:r>
-    </w:p>
-    <w:p>
-      <w:pPr>
-        <w:rPr>
-          <w:rFonts w:eastAsiaTheme="majorEastAsia"/>
-          <w:color w:val="3A3A3A" w:themeColor="background2" w:themeShade="40"/>
-          <w:spacing w:val="-10"/>
-          <w:kern w:val="28"/>
-        </w:rPr>
-      </w:pPr>
-      <w:r>
-        <w:rPr>
-          <w:rFonts w:eastAsiaTheme="majorEastAsia"/>
-          <w:color w:val="3A3A3A" w:themeColor="background2" w:themeShade="40"/>
-          <w:spacing w:val="-10"/>
-          <w:kern w:val="28"/>
-        </w:rPr>
-        <w:t>Mention examples of variables:</w:t>
-      </w:r>
-    </w:p>
-    <w:p>
-      <w:pPr>
-        <w:numPr>
-          <w:ilvl w:val="0"/>
-          <w:numId w:val="11"/>
-        </w:numPr>
-        <w:rPr>
-          <w:rFonts w:eastAsiaTheme="majorEastAsia"/>
-          <w:color w:val="3A3A3A" w:themeColor="background2" w:themeShade="40"/>
-          <w:spacing w:val="-10"/>
-          <w:kern w:val="28"/>
-        </w:rPr>
-      </w:pPr>
-      <w:r>
-        <w:rPr>
-          <w:rFonts w:eastAsiaTheme="majorEastAsia"/>
-          <w:color w:val="3A3A3A" w:themeColor="background2" w:themeShade="40"/>
-          <w:spacing w:val="-10"/>
-          <w:kern w:val="28"/>
-        </w:rPr>
-        <w:t>Categorical: job, marital, education, housing, loan and y.</w:t>
-      </w:r>
-    </w:p>
-    <w:p>
-      <w:pPr>
-        <w:numPr>
-          <w:ilvl w:val="0"/>
-          <w:numId w:val="11"/>
-        </w:numPr>
-        <w:rPr>
-          <w:rFonts w:eastAsiaTheme="majorEastAsia"/>
-          <w:color w:val="3A3A3A" w:themeColor="background2" w:themeShade="40"/>
-          <w:spacing w:val="-10"/>
-          <w:kern w:val="28"/>
-        </w:rPr>
-      </w:pPr>
-      <w:r>
-        <w:rPr>
-          <w:rFonts w:eastAsiaTheme="majorEastAsia"/>
-          <w:color w:val="3A3A3A" w:themeColor="background2" w:themeShade="40"/>
-          <w:spacing w:val="-10"/>
-          <w:kern w:val="28"/>
-        </w:rPr>
-        <w:t>Numerical: age, balance, duration, campaign and previous.</w:t>
-      </w:r>
-    </w:p>
-    <w:p>
-      <w:pPr>
-        <w:rPr>
-          <w:rFonts w:eastAsiaTheme="majorEastAsia"/>
-          <w:color w:val="3A3A3A" w:themeColor="background2" w:themeShade="40"/>
-          <w:spacing w:val="-10"/>
-          <w:kern w:val="28"/>
-        </w:rPr>
-      </w:pPr>
-      <w:r>
-        <w:rPr>
-          <w:rFonts w:eastAsiaTheme="majorEastAsia"/>
-          <w:color w:val="3A3A3A" w:themeColor="background2" w:themeShade="40"/>
-          <w:spacing w:val="-10"/>
-          <w:kern w:val="28"/>
-        </w:rPr>
-        <w:t>Explain why this dataset is relevant to business analytics.</w:t>
+        <w:t xml:space="preserve">The dataset was imported into Python using the </w:t>
+      </w:r>
+      <w:proofErr w:type="gramStart"/>
+      <w:r>
+        <w:rPr>
+          <w:rFonts w:eastAsiaTheme="majorEastAsia"/>
+          <w:color w:val="3A3A3A" w:themeColor="background2" w:themeShade="40"/>
+          <w:spacing w:val="-10"/>
+          <w:kern w:val="28"/>
+        </w:rPr>
+        <w:t>pandas</w:t>
+      </w:r>
+      <w:proofErr w:type="gramEnd"/>
+      <w:r>
+        <w:rPr>
+          <w:rFonts w:eastAsiaTheme="majorEastAsia"/>
+          <w:color w:val="3A3A3A" w:themeColor="background2" w:themeShade="40"/>
+          <w:spacing w:val="-10"/>
+          <w:kern w:val="28"/>
+        </w:rPr>
+        <w:t xml:space="preserve"> library. The initial inspection confirmed 45,211 observations and 17 variables. The </w:t>
+      </w:r>
+      <w:proofErr w:type="gramStart"/>
+      <w:r>
+        <w:rPr>
+          <w:rFonts w:eastAsiaTheme="majorEastAsia"/>
+          <w:color w:val="3A3A3A" w:themeColor="background2" w:themeShade="40"/>
+          <w:spacing w:val="-10"/>
+          <w:kern w:val="28"/>
+        </w:rPr>
+        <w:t>info(</w:t>
+      </w:r>
+      <w:proofErr w:type="gramEnd"/>
+      <w:r>
+        <w:rPr>
+          <w:rFonts w:eastAsiaTheme="majorEastAsia"/>
+          <w:color w:val="3A3A3A" w:themeColor="background2" w:themeShade="40"/>
+          <w:spacing w:val="-10"/>
+          <w:kern w:val="28"/>
+        </w:rPr>
+        <w:t xml:space="preserve">) and </w:t>
+      </w:r>
+      <w:proofErr w:type="spellStart"/>
+      <w:proofErr w:type="gramStart"/>
+      <w:r>
+        <w:rPr>
+          <w:rFonts w:eastAsiaTheme="majorEastAsia"/>
+          <w:color w:val="3A3A3A" w:themeColor="background2" w:themeShade="40"/>
+          <w:spacing w:val="-10"/>
+          <w:kern w:val="28"/>
+        </w:rPr>
+        <w:t>isnull</w:t>
+      </w:r>
+      <w:proofErr w:type="spellEnd"/>
+      <w:r>
+        <w:rPr>
+          <w:rFonts w:eastAsiaTheme="majorEastAsia"/>
+          <w:color w:val="3A3A3A" w:themeColor="background2" w:themeShade="40"/>
+          <w:spacing w:val="-10"/>
+          <w:kern w:val="28"/>
+        </w:rPr>
+        <w:t>(</w:t>
+      </w:r>
+      <w:proofErr w:type="gramEnd"/>
+      <w:r>
+        <w:rPr>
+          <w:rFonts w:eastAsiaTheme="majorEastAsia"/>
+          <w:color w:val="3A3A3A" w:themeColor="background2" w:themeShade="40"/>
+          <w:spacing w:val="-10"/>
+          <w:kern w:val="28"/>
+        </w:rPr>
+        <w:t xml:space="preserve">) methods showed that no conventional missing values were detected. However, further investigation identified “unknown” categories in the job, education, contact and </w:t>
+      </w:r>
+      <w:proofErr w:type="spellStart"/>
+      <w:r>
+        <w:rPr>
+          <w:rFonts w:eastAsiaTheme="majorEastAsia"/>
+          <w:color w:val="3A3A3A" w:themeColor="background2" w:themeShade="40"/>
+          <w:spacing w:val="-10"/>
+          <w:kern w:val="28"/>
+        </w:rPr>
+        <w:t>poutcome</w:t>
+      </w:r>
+      <w:proofErr w:type="spellEnd"/>
+      <w:r>
+        <w:rPr>
+          <w:rFonts w:eastAsiaTheme="majorEastAsia"/>
+          <w:color w:val="3A3A3A" w:themeColor="background2" w:themeShade="40"/>
+          <w:spacing w:val="-10"/>
+          <w:kern w:val="28"/>
+        </w:rPr>
+        <w:t xml:space="preserve"> variables. These occurred 288, 1,857, 13,020 and 36,959 times, respectively. These categories were retained during the initial analysis rather than being automatically removed or replaced. Numerical variables were examined using descriptive statistics, including the mean, median, standard deviation, variance and skewness.</w:t>
       </w:r>
     </w:p>
     <w:p>
@@ -2460,7 +1743,7 @@
           <w:kern w:val="28"/>
           <w:highlight w:val="yellow"/>
         </w:rPr>
-        <w:t>2.2 Data Preparation</w:t>
+        <w:t>2.3 Descriptive Statistical Analysis</w:t>
       </w:r>
     </w:p>
     <w:p>
@@ -2481,56 +1764,7 @@
           <w:spacing w:val="-10"/>
           <w:kern w:val="28"/>
         </w:rPr>
-        <w:t>The dataset was imported into Python using the pandas library. The initial inspection confirmed 45,211 observations and 17 variables. The info() and isnull() methods showed that no conventional missing values were detected. However, further investigation identified “unknown” categories in the job, education, contact and poutcome variables. These occurred 288, 1,857, 13,020 and 36,959 times, respectively. These categories were retained during the initial analysis rather than being automatically removed or replaced. Numerical variables were examined using descriptive statistics, including the mean, median, standard deviation, variance and skewness.</w:t>
-      </w:r>
-    </w:p>
-    <w:p>
-      <w:pPr>
-        <w:rPr>
-          <w:rFonts w:eastAsiaTheme="majorEastAsia"/>
-          <w:b/>
-          <w:bCs/>
-          <w:color w:val="3A3A3A" w:themeColor="background2" w:themeShade="40"/>
-          <w:spacing w:val="-10"/>
-          <w:kern w:val="28"/>
-          <w:lang w:val="it-IT"/>
-        </w:rPr>
-      </w:pPr>
-      <w:r>
-        <w:rPr>
-          <w:rFonts w:eastAsiaTheme="majorEastAsia"/>
-          <w:b/>
-          <w:bCs/>
-          <w:color w:val="3A3A3A" w:themeColor="background2" w:themeShade="40"/>
-          <w:spacing w:val="-10"/>
-          <w:kern w:val="28"/>
-          <w:highlight w:val="yellow"/>
-          <w:lang w:val="it-IT"/>
-        </w:rPr>
-        <w:t>2.3 Descriptive Statistical Analysis</w:t>
-      </w:r>
-    </w:p>
-    <w:p>
-      <w:pPr>
-        <w:rPr>
-          <w:rFonts w:eastAsiaTheme="majorEastAsia"/>
-          <w:b/>
-          <w:bCs/>
-          <w:color w:val="3A3A3A" w:themeColor="background2" w:themeShade="40"/>
-          <w:spacing w:val="-10"/>
-          <w:kern w:val="28"/>
-        </w:rPr>
-      </w:pPr>
-      <w:r>
-        <w:rPr>
-          <w:rFonts w:eastAsiaTheme="majorEastAsia"/>
-          <w:b/>
-          <w:bCs/>
-          <w:color w:val="3A3A3A" w:themeColor="background2" w:themeShade="40"/>
-          <w:spacing w:val="-10"/>
-          <w:kern w:val="28"/>
-        </w:rPr>
-        <w:t>2.3 Descriptive Statistical Analysis</w:t>
+        <w:t>Descriptive statistics were calculated for five numerical variables: age, balance, duration, campaign and previous. The mean age was 40.94 years, while the median was 39 years, indicating that the average age was slightly higher than the central value. Customer balance had a mean of 1,362.27 and a median of 448, suggesting that the mean may be influenced by customers with relatively high balances. The minimum balance was -8,019 and the maximum was 102,127, demonstrating considerable variation in the data.</w:t>
       </w:r>
     </w:p>
     <w:p>
@@ -2551,38 +1785,7 @@
           <w:spacing w:val="-10"/>
           <w:kern w:val="28"/>
         </w:rPr>
-        <w:t>Descriptive statistics were calculated for five numerical variables: age, balance, duration, campaign and previous. The mean age was 40.94 years, while the median was 39 years, indicating that the average age was slightly higher than the central value. Customer balance had a mean of 1,362.27 and a median of 448, suggesting that the mean may be influenced by customers with relatively high balances. The minimum balance was -8,019 and the maximum was 102,127, demonstrating considerable variation in the data.</w:t>
-      </w:r>
-    </w:p>
-    <w:p>
-      <w:pPr>
-        <w:ind w:firstLine="720"/>
-        <w:jc w:val="both"/>
-        <w:rPr>
-          <w:rFonts w:eastAsiaTheme="majorEastAsia"/>
-          <w:color w:val="3A3A3A" w:themeColor="background2" w:themeShade="40"/>
-          <w:spacing w:val="-10"/>
-          <w:kern w:val="28"/>
-        </w:rPr>
-      </w:pPr>
-      <w:r>
-        <w:rPr>
-          <w:rFonts w:eastAsiaTheme="majorEastAsia"/>
-          <w:color w:val="3A3A3A" w:themeColor="background2" w:themeShade="40"/>
-          <w:spacing w:val="-10"/>
-          <w:kern w:val="28"/>
-        </w:rPr>
-        <w:t xml:space="preserve">Call duration had a mean of 258.16 seconds and a median of 180 seconds. The difference between these values suggests that longer calls may influence the average. The mean number of contacts during the current campaign was 2.76, compared with a median of 2. For previous contacts, the mean was 0.58 and the median was </w:t>
-      </w:r>
-      <w:r>
-        <w:rPr>
-          <w:rFonts w:eastAsiaTheme="majorEastAsia"/>
-          <w:color w:val="3A3A3A" w:themeColor="background2" w:themeShade="40"/>
-          <w:spacing w:val="-10"/>
-          <w:kern w:val="28"/>
-        </w:rPr>
-        <w:lastRenderedPageBreak/>
-        <w:t>zero, indicating that at least half of the observations had no previous contacts recorded. Histograms and additional distribution measures will be used to investigate these patterns further.</w:t>
+        <w:t>Call duration had a mean of 258.16 seconds and a median of 180 seconds. The difference between these values suggests that longer calls may influence the average. The mean number of contacts during the current campaign was 2.76, compared with a median of 2. For previous contacts, the mean was 0.58 and the median was zero, indicating that at least half of the observations had no previous contacts recorded. Histograms and additional distribution measures will be used to investigate these patterns further.</w:t>
       </w:r>
     </w:p>
     <w:p>
@@ -2598,6 +1801,7 @@
       <w:r>
         <w:rPr>
           <w:rFonts w:eastAsiaTheme="majorEastAsia"/>
+          <w:noProof/>
           <w:color w:val="3A3A3A" w:themeColor="background2" w:themeShade="40"/>
           <w:spacing w:val="-10"/>
           <w:kern w:val="28"/>
@@ -2618,7 +1822,7 @@
                     <pic:cNvPicPr/>
                   </pic:nvPicPr>
                   <pic:blipFill>
-                    <a:blip r:embed="rId14"/>
+                    <a:blip r:embed="rId13"/>
                     <a:stretch>
                       <a:fillRect/>
                     </a:stretch>
@@ -2675,18 +1879,6 @@
     </w:p>
     <w:p>
       <w:pPr>
-        <w:rPr>
-          <w:rFonts w:eastAsiaTheme="majorEastAsia"/>
-          <w:b/>
-          <w:bCs/>
-          <w:color w:val="3A3A3A" w:themeColor="background2" w:themeShade="40"/>
-          <w:spacing w:val="-10"/>
-          <w:kern w:val="28"/>
-        </w:rPr>
-      </w:pPr>
-    </w:p>
-    <w:p>
-      <w:pPr>
         <w:ind w:firstLine="720"/>
         <w:jc w:val="both"/>
         <w:rPr>
@@ -2703,6 +1895,7 @@
           <w:spacing w:val="-10"/>
           <w:kern w:val="28"/>
         </w:rPr>
+        <w:lastRenderedPageBreak/>
         <w:t>The age variable ranges from 18 to 95 years, with a mean of 40.94 years and a median of 39 years. The highest frequencies occur among customers in their early thirties, with 2,085 customers aged 32 and 1,996 aged 31. The mean being higher than the median, together with a skewness value of 0.685, suggests a moderately right-skewed distribution. This indicates that the distribution is not perfectly symmetrical, although further graphical analysis is required before assessing whether a normal distribution provides a reasonable approximation.</w:t>
       </w:r>
     </w:p>
@@ -2719,6 +1912,7 @@
       <w:r>
         <w:rPr>
           <w:rFonts w:eastAsiaTheme="majorEastAsia"/>
+          <w:noProof/>
           <w:color w:val="3A3A3A" w:themeColor="background2" w:themeShade="40"/>
           <w:spacing w:val="-10"/>
           <w:kern w:val="28"/>
@@ -2739,7 +1933,7 @@
                     <pic:cNvPicPr/>
                   </pic:nvPicPr>
                   <pic:blipFill>
-                    <a:blip r:embed="rId15"/>
+                    <a:blip r:embed="rId14"/>
                     <a:stretch>
                       <a:fillRect/>
                     </a:stretch>
@@ -2829,11 +2023,11 @@
       <w:r>
         <w:rPr>
           <w:rFonts w:eastAsiaTheme="majorEastAsia"/>
-          <w:color w:val="3A3A3A" w:themeColor="background2" w:themeShade="40"/>
-          <w:spacing w:val="-10"/>
-          <w:kern w:val="28"/>
-        </w:rPr>
-        <w:lastRenderedPageBreak/>
+          <w:noProof/>
+          <w:color w:val="3A3A3A" w:themeColor="background2" w:themeShade="40"/>
+          <w:spacing w:val="-10"/>
+          <w:kern w:val="28"/>
+        </w:rPr>
         <w:drawing>
           <wp:inline distT="0" distB="0" distL="0" distR="0" wp14:anchorId="4D666246" wp14:editId="6E5A93DD">
             <wp:extent cx="4117022" cy="2003319"/>
@@ -2850,7 +2044,7 @@
                     <pic:cNvPicPr/>
                   </pic:nvPicPr>
                   <pic:blipFill>
-                    <a:blip r:embed="rId16"/>
+                    <a:blip r:embed="rId15"/>
                     <a:stretch>
                       <a:fillRect/>
                     </a:stretch>
@@ -2913,7 +2107,17 @@
           <w:spacing w:val="-10"/>
           <w:kern w:val="28"/>
         </w:rPr>
-        <w:t>The analysis compared customers’ account balances according to whether they subscribed to a term deposit. Customers who subscribed had a higher mean balance of 1,804.27, compared with 1,303.71 among customers who did not subscribe. The median balances were also higher for subscribers (733) than for non-subscribers (417). In both groups, the mean was substantially higher than the median, suggesting positively skewed distributions influenced by customers with relatively large balances. The high standard deviations indicate considerable variation in account balances within both groups. Although these results suggest an association between account balance and campaign outcome, they do not establish a causal relationship.</w:t>
+        <w:t xml:space="preserve">The analysis compared customers account balances according to whether they subscribed to a term deposit. Customers who subscribed had a higher mean balance of 1,804.27, compared with 1,303.71 among customers who did not subscribe. The median balances were also higher for subscribers (733) than for non-subscribers (417). In both groups, the mean was substantially higher than the median, suggesting positively skewed distributions influenced by customers with relatively large balances. The high standard deviations indicate </w:t>
+      </w:r>
+      <w:r>
+        <w:rPr>
+          <w:rFonts w:eastAsiaTheme="majorEastAsia"/>
+          <w:color w:val="3A3A3A" w:themeColor="background2" w:themeShade="40"/>
+          <w:spacing w:val="-10"/>
+          <w:kern w:val="28"/>
+        </w:rPr>
+        <w:lastRenderedPageBreak/>
+        <w:t>considerable variation in account balances within both groups. Although these results suggest an association between account balance and campaign outcome, they do not establish a causal relationship.</w:t>
       </w:r>
     </w:p>
     <w:p>
@@ -2946,6 +2150,7 @@
       <w:r>
         <w:rPr>
           <w:rFonts w:eastAsiaTheme="majorEastAsia"/>
+          <w:noProof/>
           <w:color w:val="3A3A3A" w:themeColor="background2" w:themeShade="40"/>
           <w:spacing w:val="-10"/>
           <w:kern w:val="28"/>
@@ -2966,7 +2171,7 @@
                     <pic:cNvPicPr/>
                   </pic:nvPicPr>
                   <pic:blipFill>
-                    <a:blip r:embed="rId17"/>
+                    <a:blip r:embed="rId16"/>
                     <a:stretch>
                       <a:fillRect/>
                     </a:stretch>
@@ -3030,47 +2235,8 @@
           <w:color w:val="3A3A3A" w:themeColor="background2" w:themeShade="40"/>
           <w:spacing w:val="-10"/>
           <w:kern w:val="28"/>
-          <w:highlight w:val="yellow"/>
-        </w:rPr>
-        <w:t>Figure 1 – Distribution of Customer Age</w:t>
-      </w:r>
-    </w:p>
-    <w:p>
-      <w:pPr>
-        <w:rPr>
-          <w:rFonts w:eastAsiaTheme="majorEastAsia"/>
-          <w:color w:val="3A3A3A" w:themeColor="background2" w:themeShade="40"/>
-          <w:spacing w:val="-10"/>
-          <w:kern w:val="28"/>
-        </w:rPr>
-      </w:pPr>
-      <w:r>
-        <w:rPr>
-          <w:rFonts w:eastAsiaTheme="majorEastAsia"/>
-          <w:color w:val="3A3A3A" w:themeColor="background2" w:themeShade="40"/>
-          <w:spacing w:val="-10"/>
-          <w:kern w:val="28"/>
-        </w:rPr>
-        <w:t>[Insira o histograma de age.]</w:t>
-      </w:r>
-    </w:p>
-    <w:p>
-      <w:pPr>
-        <w:rPr>
-          <w:rFonts w:eastAsiaTheme="majorEastAsia"/>
-          <w:color w:val="3A3A3A" w:themeColor="background2" w:themeShade="40"/>
-          <w:spacing w:val="-10"/>
-          <w:kern w:val="28"/>
-        </w:rPr>
-      </w:pPr>
-      <w:r>
-        <w:rPr>
-          <w:rFonts w:eastAsiaTheme="majorEastAsia"/>
-          <w:color w:val="3A3A3A" w:themeColor="background2" w:themeShade="40"/>
-          <w:spacing w:val="-10"/>
-          <w:kern w:val="28"/>
-        </w:rPr>
-        <w:t>Interpret the shape of the distribution, the concentration of observations and any apparent skewness.</w:t>
+        </w:rPr>
+        <w:t>3. Discrete Probability Distributions</w:t>
       </w:r>
     </w:p>
     <w:p>
@@ -3092,49 +2258,196 @@
           <w:color w:val="3A3A3A" w:themeColor="background2" w:themeShade="40"/>
           <w:spacing w:val="-10"/>
           <w:kern w:val="28"/>
-          <w:highlight w:val="yellow"/>
-        </w:rPr>
-        <w:t>Figure 2 – Campaign Success Rate by Job</w:t>
-      </w:r>
-    </w:p>
-    <w:p>
-      <w:pPr>
-        <w:rPr>
-          <w:rFonts w:eastAsiaTheme="majorEastAsia"/>
-          <w:color w:val="3A3A3A" w:themeColor="background2" w:themeShade="40"/>
-          <w:spacing w:val="-10"/>
-          <w:kern w:val="28"/>
+        </w:rPr>
+        <w:t>3.1 Binomial Distribution</w:t>
+      </w:r>
+    </w:p>
+    <w:p>
+      <w:pPr>
+        <w:ind w:firstLine="720"/>
+        <w:jc w:val="both"/>
+        <w:rPr>
+          <w:rFonts w:eastAsiaTheme="majorEastAsia"/>
+          <w:color w:val="3A3A3A" w:themeColor="background2" w:themeShade="40"/>
+          <w:spacing w:val="-10"/>
+          <w:kern w:val="28"/>
+        </w:rPr>
+      </w:pPr>
+      <w:r>
+        <w:rPr>
+          <w:rFonts w:eastAsiaTheme="majorEastAsia"/>
+          <w:color w:val="3A3A3A" w:themeColor="background2" w:themeShade="40"/>
+          <w:spacing w:val="-10"/>
+          <w:kern w:val="28"/>
+        </w:rPr>
+        <w:t xml:space="preserve">The Binomial distribution was used to estimate the probability of a specific number of successful term deposit subscriptions among a group of customers. The observed subscription rate in the dataset was approximately 11.70%. </w:t>
+      </w:r>
+      <w:proofErr w:type="gramStart"/>
+      <w:r>
+        <w:rPr>
+          <w:rFonts w:eastAsiaTheme="majorEastAsia"/>
+          <w:color w:val="3A3A3A" w:themeColor="background2" w:themeShade="40"/>
+          <w:spacing w:val="-10"/>
+          <w:kern w:val="28"/>
+        </w:rPr>
+        <w:t>Assuming that</w:t>
+      </w:r>
+      <w:proofErr w:type="gramEnd"/>
+      <w:r>
+        <w:rPr>
+          <w:rFonts w:eastAsiaTheme="majorEastAsia"/>
+          <w:color w:val="3A3A3A" w:themeColor="background2" w:themeShade="40"/>
+          <w:spacing w:val="-10"/>
+          <w:kern w:val="28"/>
+        </w:rPr>
+        <w:t xml:space="preserve"> each customer has the same probability of subscribing and that customer outcomes are independent, the probability of exactly five subscriptions among 30 customers was calculated as 13.92%. This demonstrates how the Binomial distribution can support the estimation of campaign outcomes. However, the assumptions of constant probability and independence may not fully reflect real-world customer behaviour.</w:t>
+      </w:r>
+    </w:p>
+    <w:p>
+      <w:pPr>
+        <w:ind w:firstLine="720"/>
+        <w:jc w:val="center"/>
+        <w:rPr>
+          <w:rFonts w:eastAsiaTheme="majorEastAsia"/>
+          <w:color w:val="3A3A3A" w:themeColor="background2" w:themeShade="40"/>
+          <w:spacing w:val="-10"/>
+          <w:kern w:val="28"/>
+        </w:rPr>
+      </w:pPr>
+      <w:r>
+        <w:rPr>
+          <w:rFonts w:eastAsiaTheme="majorEastAsia"/>
+          <w:color w:val="3A3A3A" w:themeColor="background2" w:themeShade="40"/>
+          <w:spacing w:val="-10"/>
+          <w:kern w:val="28"/>
+        </w:rPr>
+        <w:drawing>
+          <wp:inline distT="0" distB="0" distL="0" distR="0" wp14:anchorId="6791D41B" wp14:editId="0AEF9161">
+            <wp:extent cx="3757613" cy="1997871"/>
+            <wp:effectExtent l="0" t="0" r="0" b="2540"/>
+            <wp:docPr id="738207884" name="Picture 1"/>
+            <wp:cNvGraphicFramePr>
+              <a:graphicFrameLocks xmlns:a="http://schemas.openxmlformats.org/drawingml/2006/main" noChangeAspect="1"/>
+            </wp:cNvGraphicFramePr>
+            <a:graphic xmlns:a="http://schemas.openxmlformats.org/drawingml/2006/main">
+              <a:graphicData uri="http://schemas.openxmlformats.org/drawingml/2006/picture">
+                <pic:pic xmlns:pic="http://schemas.openxmlformats.org/drawingml/2006/picture">
+                  <pic:nvPicPr>
+                    <pic:cNvPr id="738207884" name=""/>
+                    <pic:cNvPicPr/>
+                  </pic:nvPicPr>
+                  <pic:blipFill>
+                    <a:blip r:embed="rId17"/>
+                    <a:stretch>
+                      <a:fillRect/>
+                    </a:stretch>
+                  </pic:blipFill>
+                  <pic:spPr>
+                    <a:xfrm>
+                      <a:off x="0" y="0"/>
+                      <a:ext cx="3775940" cy="2007615"/>
+                    </a:xfrm>
+                    <a:prstGeom prst="rect">
+                      <a:avLst/>
+                    </a:prstGeom>
+                  </pic:spPr>
+                </pic:pic>
+              </a:graphicData>
+            </a:graphic>
+          </wp:inline>
+        </w:drawing>
+      </w:r>
+    </w:p>
+    <w:p>
+      <w:pPr>
+        <w:jc w:val="right"/>
+        <w:rPr>
+          <w:rFonts w:eastAsiaTheme="majorEastAsia"/>
+          <w:color w:val="3A3A3A" w:themeColor="background2" w:themeShade="40"/>
+          <w:spacing w:val="-10"/>
+          <w:kern w:val="28"/>
+          <w:sz w:val="18"/>
+          <w:szCs w:val="18"/>
           <w:lang w:val="it-IT"/>
         </w:rPr>
       </w:pPr>
-      <w:r>
-        <w:rPr>
-          <w:rFonts w:eastAsiaTheme="majorEastAsia"/>
-          <w:color w:val="3A3A3A" w:themeColor="background2" w:themeShade="40"/>
-          <w:spacing w:val="-10"/>
-          <w:kern w:val="28"/>
+      <w:proofErr w:type="spellStart"/>
+      <w:r>
+        <w:rPr>
+          <w:rFonts w:eastAsiaTheme="majorEastAsia"/>
+          <w:color w:val="3A3A3A" w:themeColor="background2" w:themeShade="40"/>
+          <w:spacing w:val="-10"/>
+          <w:kern w:val="28"/>
+          <w:sz w:val="18"/>
+          <w:szCs w:val="18"/>
           <w:lang w:val="it-IT"/>
         </w:rPr>
-        <w:t>[Insira o gráfico de barras com a taxa de sucesso por profissão.]</w:t>
-      </w:r>
-    </w:p>
-    <w:p>
-      <w:pPr>
-        <w:rPr>
-          <w:rFonts w:eastAsiaTheme="majorEastAsia"/>
-          <w:color w:val="3A3A3A" w:themeColor="background2" w:themeShade="40"/>
-          <w:spacing w:val="-10"/>
-          <w:kern w:val="28"/>
-        </w:rPr>
-      </w:pPr>
-      <w:r>
-        <w:rPr>
-          <w:rFonts w:eastAsiaTheme="majorEastAsia"/>
-          <w:color w:val="3A3A3A" w:themeColor="background2" w:themeShade="40"/>
-          <w:spacing w:val="-10"/>
-          <w:kern w:val="28"/>
-        </w:rPr>
-        <w:t>Compare the observed percentages across job categories. Mention relevant differences without assuming that occupation causes campaign success.</w:t>
+        <w:t>Insert</w:t>
+      </w:r>
+      <w:proofErr w:type="spellEnd"/>
+      <w:r>
+        <w:rPr>
+          <w:rFonts w:eastAsiaTheme="majorEastAsia"/>
+          <w:color w:val="3A3A3A" w:themeColor="background2" w:themeShade="40"/>
+          <w:spacing w:val="-10"/>
+          <w:kern w:val="28"/>
+          <w:sz w:val="18"/>
+          <w:szCs w:val="18"/>
+          <w:lang w:val="it-IT"/>
+        </w:rPr>
+        <w:t xml:space="preserve"> Figure 4 – </w:t>
+      </w:r>
+      <w:proofErr w:type="spellStart"/>
+      <w:r>
+        <w:rPr>
+          <w:rFonts w:eastAsiaTheme="majorEastAsia"/>
+          <w:color w:val="3A3A3A" w:themeColor="background2" w:themeShade="40"/>
+          <w:spacing w:val="-10"/>
+          <w:kern w:val="28"/>
+          <w:sz w:val="18"/>
+          <w:szCs w:val="18"/>
+          <w:lang w:val="it-IT"/>
+        </w:rPr>
+        <w:t>Binomial</w:t>
+      </w:r>
+      <w:proofErr w:type="spellEnd"/>
+      <w:r>
+        <w:rPr>
+          <w:rFonts w:eastAsiaTheme="majorEastAsia"/>
+          <w:color w:val="3A3A3A" w:themeColor="background2" w:themeShade="40"/>
+          <w:spacing w:val="-10"/>
+          <w:kern w:val="28"/>
+          <w:sz w:val="18"/>
+          <w:szCs w:val="18"/>
+          <w:lang w:val="it-IT"/>
+        </w:rPr>
+        <w:t xml:space="preserve"> </w:t>
+      </w:r>
+      <w:proofErr w:type="spellStart"/>
+      <w:r>
+        <w:rPr>
+          <w:rFonts w:eastAsiaTheme="majorEastAsia"/>
+          <w:color w:val="3A3A3A" w:themeColor="background2" w:themeShade="40"/>
+          <w:spacing w:val="-10"/>
+          <w:kern w:val="28"/>
+          <w:sz w:val="18"/>
+          <w:szCs w:val="18"/>
+          <w:lang w:val="it-IT"/>
+        </w:rPr>
+        <w:t>Probability</w:t>
+      </w:r>
+      <w:proofErr w:type="spellEnd"/>
+      <w:r>
+        <w:rPr>
+          <w:rFonts w:eastAsiaTheme="majorEastAsia"/>
+          <w:color w:val="3A3A3A" w:themeColor="background2" w:themeShade="40"/>
+          <w:spacing w:val="-10"/>
+          <w:kern w:val="28"/>
+          <w:sz w:val="18"/>
+          <w:szCs w:val="18"/>
+          <w:lang w:val="it-IT"/>
+        </w:rPr>
+        <w:t xml:space="preserve"> Distribution</w:t>
       </w:r>
     </w:p>
     <w:p>
@@ -3157,67 +2470,127 @@
           <w:spacing w:val="-10"/>
           <w:kern w:val="28"/>
         </w:rPr>
-        <w:t>Figure 3 – Customer Balance by Campaign Outcome</w:t>
-      </w:r>
-    </w:p>
-    <w:p>
-      <w:pPr>
-        <w:rPr>
-          <w:rFonts w:eastAsiaTheme="majorEastAsia"/>
-          <w:color w:val="3A3A3A" w:themeColor="background2" w:themeShade="40"/>
-          <w:spacing w:val="-10"/>
-          <w:kern w:val="28"/>
-          <w:lang w:val="it-IT"/>
-        </w:rPr>
-      </w:pPr>
-      <w:r>
-        <w:rPr>
-          <w:rFonts w:eastAsiaTheme="majorEastAsia"/>
-          <w:color w:val="3A3A3A" w:themeColor="background2" w:themeShade="40"/>
-          <w:spacing w:val="-10"/>
-          <w:kern w:val="28"/>
-          <w:lang w:val="it-IT"/>
+        <w:t>3.2 Poisson Distribution</w:t>
+      </w:r>
+    </w:p>
+    <w:p>
+      <w:pPr>
+        <w:ind w:firstLine="720"/>
+        <w:jc w:val="both"/>
+        <w:rPr>
+          <w:rFonts w:eastAsiaTheme="majorEastAsia"/>
+          <w:color w:val="3A3A3A" w:themeColor="background2" w:themeShade="40"/>
+          <w:spacing w:val="-10"/>
+          <w:kern w:val="28"/>
+        </w:rPr>
+      </w:pPr>
+      <w:r>
+        <w:rPr>
+          <w:rFonts w:eastAsiaTheme="majorEastAsia"/>
+          <w:color w:val="3A3A3A" w:themeColor="background2" w:themeShade="40"/>
+          <w:spacing w:val="-10"/>
+          <w:kern w:val="28"/>
+        </w:rPr>
+        <w:t xml:space="preserve">The Poisson distribution was considered for modelling the number of previous contacts recorded for each customer. The sample mean was 0.5803, whereas the sample variance was 5.3058. In a Poisson distribution, the theoretical mean and variance are equal. The substantial difference between these values suggests overdispersion and indicates that a simple Poisson model may not adequately represent the observed data. This highlights the </w:t>
+      </w:r>
+      <w:r>
+        <w:rPr>
+          <w:rFonts w:eastAsiaTheme="majorEastAsia"/>
+          <w:color w:val="3A3A3A" w:themeColor="background2" w:themeShade="40"/>
+          <w:spacing w:val="-10"/>
+          <w:kern w:val="28"/>
         </w:rPr>
         <w:lastRenderedPageBreak/>
-        <w:t>[Insira o boxplot de balance para os grupos yes e no.]</w:t>
-      </w:r>
-    </w:p>
-    <w:p>
-      <w:pPr>
-        <w:rPr>
-          <w:rFonts w:eastAsiaTheme="majorEastAsia"/>
-          <w:color w:val="3A3A3A" w:themeColor="background2" w:themeShade="40"/>
-          <w:spacing w:val="-10"/>
-          <w:kern w:val="28"/>
-        </w:rPr>
-      </w:pPr>
-      <w:r>
-        <w:rPr>
-          <w:rFonts w:eastAsiaTheme="majorEastAsia"/>
-          <w:color w:val="3A3A3A" w:themeColor="background2" w:themeShade="40"/>
-          <w:spacing w:val="-10"/>
-          <w:kern w:val="28"/>
-        </w:rPr>
-        <w:t>Compare the medians and spreads. Discuss the possible effect of extreme values and whether the groups appear different.</w:t>
-      </w:r>
-    </w:p>
-    <w:p>
-      <w:pPr>
-        <w:rPr>
-          <w:rFonts w:eastAsiaTheme="majorEastAsia"/>
-          <w:color w:val="3A3A3A" w:themeColor="background2" w:themeShade="40"/>
-          <w:spacing w:val="-10"/>
-          <w:kern w:val="28"/>
-        </w:rPr>
-      </w:pPr>
-      <w:r>
-        <w:rPr>
-          <w:rFonts w:eastAsiaTheme="majorEastAsia"/>
-          <w:color w:val="3A3A3A" w:themeColor="background2" w:themeShade="40"/>
-          <w:spacing w:val="-10"/>
-          <w:kern w:val="28"/>
-        </w:rPr>
-        <w:t>Conclude this section by explaining what the descriptive analysis reveals and identifying any limitations.</w:t>
+        <w:t>importance of comparing the assumptions of a theoretical distribution with the characteristics of the actual dataset before using it for probability estimation.</w:t>
+      </w:r>
+    </w:p>
+    <w:p>
+      <w:pPr>
+        <w:jc w:val="center"/>
+        <w:rPr>
+          <w:rFonts w:eastAsiaTheme="majorEastAsia"/>
+          <w:color w:val="3A3A3A" w:themeColor="background2" w:themeShade="40"/>
+          <w:spacing w:val="-10"/>
+          <w:kern w:val="28"/>
+        </w:rPr>
+      </w:pPr>
+      <w:r>
+        <w:rPr>
+          <w:rFonts w:eastAsiaTheme="majorEastAsia"/>
+          <w:color w:val="3A3A3A" w:themeColor="background2" w:themeShade="40"/>
+          <w:spacing w:val="-10"/>
+          <w:kern w:val="28"/>
+        </w:rPr>
+        <w:drawing>
+          <wp:inline distT="0" distB="0" distL="0" distR="0" wp14:anchorId="25602108" wp14:editId="56443BF0">
+            <wp:extent cx="3541185" cy="1747837"/>
+            <wp:effectExtent l="0" t="0" r="2540" b="5080"/>
+            <wp:docPr id="940483718" name="Picture 1"/>
+            <wp:cNvGraphicFramePr>
+              <a:graphicFrameLocks xmlns:a="http://schemas.openxmlformats.org/drawingml/2006/main" noChangeAspect="1"/>
+            </wp:cNvGraphicFramePr>
+            <a:graphic xmlns:a="http://schemas.openxmlformats.org/drawingml/2006/main">
+              <a:graphicData uri="http://schemas.openxmlformats.org/drawingml/2006/picture">
+                <pic:pic xmlns:pic="http://schemas.openxmlformats.org/drawingml/2006/picture">
+                  <pic:nvPicPr>
+                    <pic:cNvPr id="940483718" name=""/>
+                    <pic:cNvPicPr/>
+                  </pic:nvPicPr>
+                  <pic:blipFill>
+                    <a:blip r:embed="rId18"/>
+                    <a:stretch>
+                      <a:fillRect/>
+                    </a:stretch>
+                  </pic:blipFill>
+                  <pic:spPr>
+                    <a:xfrm>
+                      <a:off x="0" y="0"/>
+                      <a:ext cx="3571794" cy="1762945"/>
+                    </a:xfrm>
+                    <a:prstGeom prst="rect">
+                      <a:avLst/>
+                    </a:prstGeom>
+                  </pic:spPr>
+                </pic:pic>
+              </a:graphicData>
+            </a:graphic>
+          </wp:inline>
+        </w:drawing>
+      </w:r>
+    </w:p>
+    <w:p>
+      <w:pPr>
+        <w:jc w:val="center"/>
+        <w:rPr>
+          <w:rFonts w:eastAsiaTheme="majorEastAsia"/>
+          <w:color w:val="3A3A3A" w:themeColor="background2" w:themeShade="40"/>
+          <w:spacing w:val="-10"/>
+          <w:kern w:val="28"/>
+        </w:rPr>
+      </w:pPr>
+    </w:p>
+    <w:p>
+      <w:pPr>
+        <w:jc w:val="right"/>
+        <w:rPr>
+          <w:rFonts w:eastAsiaTheme="majorEastAsia"/>
+          <w:color w:val="3A3A3A" w:themeColor="background2" w:themeShade="40"/>
+          <w:spacing w:val="-10"/>
+          <w:kern w:val="28"/>
+          <w:sz w:val="18"/>
+          <w:szCs w:val="18"/>
+        </w:rPr>
+      </w:pPr>
+      <w:r>
+        <w:rPr>
+          <w:rFonts w:eastAsiaTheme="majorEastAsia"/>
+          <w:color w:val="3A3A3A" w:themeColor="background2" w:themeShade="40"/>
+          <w:spacing w:val="-10"/>
+          <w:kern w:val="28"/>
+          <w:sz w:val="18"/>
+          <w:szCs w:val="18"/>
+        </w:rPr>
+        <w:t>Insert Figure 5 – Observed and Expected Poisson Distributions</w:t>
       </w:r>
     </w:p>
     <w:p>
@@ -3239,19 +2612,10 @@
           <w:color w:val="3A3A3A" w:themeColor="background2" w:themeShade="40"/>
           <w:spacing w:val="-10"/>
           <w:kern w:val="28"/>
-        </w:rPr>
-        <w:t>3. Discrete Probability Distributions</w:t>
-      </w:r>
-    </w:p>
-    <w:p>
-      <w:pPr>
-        <w:rPr>
-          <w:rFonts w:eastAsiaTheme="majorEastAsia"/>
-          <w:color w:val="3A3A3A" w:themeColor="background2" w:themeShade="40"/>
-          <w:spacing w:val="-10"/>
-          <w:kern w:val="28"/>
-        </w:rPr>
-      </w:pPr>
+          <w:highlight w:val="yellow"/>
+        </w:rPr>
+        <w:t xml:space="preserve">3.3 </w:t>
+      </w:r>
       <w:r>
         <w:rPr>
           <w:rFonts w:eastAsiaTheme="majorEastAsia"/>
@@ -3261,7 +2625,212 @@
           <w:spacing w:val="-10"/>
           <w:kern w:val="28"/>
         </w:rPr>
-        <w:t>Target: approximately 400 words</w:t>
+        <w:t>Comparison and Justification of Statistical Distributions</w:t>
+      </w:r>
+    </w:p>
+    <w:p>
+      <w:pPr>
+        <w:ind w:firstLine="720"/>
+        <w:jc w:val="both"/>
+        <w:rPr>
+          <w:rFonts w:eastAsiaTheme="majorEastAsia"/>
+          <w:color w:val="3A3A3A" w:themeColor="background2" w:themeShade="40"/>
+          <w:spacing w:val="-10"/>
+          <w:kern w:val="28"/>
+        </w:rPr>
+      </w:pPr>
+      <w:r>
+        <w:rPr>
+          <w:rFonts w:eastAsiaTheme="majorEastAsia"/>
+          <w:color w:val="3A3A3A" w:themeColor="background2" w:themeShade="40"/>
+          <w:spacing w:val="-10"/>
+          <w:kern w:val="28"/>
+        </w:rPr>
+        <w:t>The three probability distributions were investigated for different analytical purposes. The Binomial distribution was used to estimate the probability of a specified number of term deposit subscriptions among a fixed number of customers. With an estimated subscription probability of 11.70%, the probability of exactly five subscriptions among 30 customers was calculated as 13.92%. This model is appropriate when each trial has two possible outcomes, the probability of success remains constant, and the trials are independent. However, these assumptions may not fully reflect customer behaviour in a real marketing campaign.</w:t>
+      </w:r>
+    </w:p>
+    <w:p>
+      <w:pPr>
+        <w:ind w:firstLine="720"/>
+        <w:jc w:val="both"/>
+        <w:rPr>
+          <w:rFonts w:eastAsiaTheme="majorEastAsia"/>
+          <w:color w:val="3A3A3A" w:themeColor="background2" w:themeShade="40"/>
+          <w:spacing w:val="-10"/>
+          <w:kern w:val="28"/>
+        </w:rPr>
+      </w:pPr>
+      <w:r>
+        <w:rPr>
+          <w:rFonts w:eastAsiaTheme="majorEastAsia"/>
+          <w:color w:val="3A3A3A" w:themeColor="background2" w:themeShade="40"/>
+          <w:spacing w:val="-10"/>
+          <w:kern w:val="28"/>
+        </w:rPr>
+        <w:t>The Poisson distribution was examined using the number of previous contacts per customer. The observed mean was 0.5803, while the variance was 5.3058. Since a Poisson distribution assumes that its theoretical mean and variance are equal, this substantial difference suggests overdispersion. Consequently, the simple Poisson model may not provide an adequate representation of the observed contact counts. Alternative count models could be investigated in further analysis.</w:t>
+      </w:r>
+    </w:p>
+    <w:p>
+      <w:pPr>
+        <w:ind w:firstLine="720"/>
+        <w:jc w:val="both"/>
+        <w:rPr>
+          <w:rFonts w:eastAsiaTheme="majorEastAsia"/>
+          <w:color w:val="3A3A3A" w:themeColor="background2" w:themeShade="40"/>
+          <w:spacing w:val="-10"/>
+          <w:kern w:val="28"/>
+        </w:rPr>
+      </w:pPr>
+      <w:r>
+        <w:rPr>
+          <w:rFonts w:eastAsiaTheme="majorEastAsia"/>
+          <w:color w:val="3A3A3A" w:themeColor="background2" w:themeShade="40"/>
+          <w:spacing w:val="-10"/>
+          <w:kern w:val="28"/>
+        </w:rPr>
+        <w:t>The Normal distribution was assessed using customer age. The mean age was 40.94 years, the standard deviation was 10.62 years, and the skewness coefficient was 0.685. The Q-Q plot showed deviations from the reference line, particularly towards the tails. These findings suggest that the age distribution is not perfectly Normal, although the Normal curve remains useful as a visual reference.</w:t>
+      </w:r>
+    </w:p>
+    <w:p>
+      <w:pPr>
+        <w:ind w:firstLine="720"/>
+        <w:jc w:val="both"/>
+        <w:rPr>
+          <w:rFonts w:eastAsiaTheme="majorEastAsia"/>
+          <w:color w:val="3A3A3A" w:themeColor="background2" w:themeShade="40"/>
+          <w:spacing w:val="-10"/>
+          <w:kern w:val="28"/>
+        </w:rPr>
+      </w:pPr>
+      <w:r>
+        <w:rPr>
+          <w:rFonts w:eastAsiaTheme="majorEastAsia"/>
+          <w:color w:val="3A3A3A" w:themeColor="background2" w:themeShade="40"/>
+          <w:spacing w:val="-10"/>
+          <w:kern w:val="28"/>
+        </w:rPr>
+        <w:t xml:space="preserve">Discrete variables can sometimes be approximated by a </w:t>
+      </w:r>
+      <w:proofErr w:type="gramStart"/>
+      <w:r>
+        <w:rPr>
+          <w:rFonts w:eastAsiaTheme="majorEastAsia"/>
+          <w:color w:val="3A3A3A" w:themeColor="background2" w:themeShade="40"/>
+          <w:spacing w:val="-10"/>
+          <w:kern w:val="28"/>
+        </w:rPr>
+        <w:t>Normal</w:t>
+      </w:r>
+      <w:proofErr w:type="gramEnd"/>
+      <w:r>
+        <w:rPr>
+          <w:rFonts w:eastAsiaTheme="majorEastAsia"/>
+          <w:color w:val="3A3A3A" w:themeColor="background2" w:themeShade="40"/>
+          <w:spacing w:val="-10"/>
+          <w:kern w:val="28"/>
+        </w:rPr>
+        <w:t xml:space="preserve"> distribution under suitable conditions. For a Binomial distribution, a </w:t>
+      </w:r>
+      <w:proofErr w:type="gramStart"/>
+      <w:r>
+        <w:rPr>
+          <w:rFonts w:eastAsiaTheme="majorEastAsia"/>
+          <w:color w:val="3A3A3A" w:themeColor="background2" w:themeShade="40"/>
+          <w:spacing w:val="-10"/>
+          <w:kern w:val="28"/>
+        </w:rPr>
+        <w:t>Normal</w:t>
+      </w:r>
+      <w:proofErr w:type="gramEnd"/>
+      <w:r>
+        <w:rPr>
+          <w:rFonts w:eastAsiaTheme="majorEastAsia"/>
+          <w:color w:val="3A3A3A" w:themeColor="background2" w:themeShade="40"/>
+          <w:spacing w:val="-10"/>
+          <w:kern w:val="28"/>
+        </w:rPr>
+        <w:t xml:space="preserve"> approximation may be reasonable when both the expected number of successes and failures are sufficiently large. For a Poisson distribution, a </w:t>
+      </w:r>
+      <w:proofErr w:type="gramStart"/>
+      <w:r>
+        <w:rPr>
+          <w:rFonts w:eastAsiaTheme="majorEastAsia"/>
+          <w:color w:val="3A3A3A" w:themeColor="background2" w:themeShade="40"/>
+          <w:spacing w:val="-10"/>
+          <w:kern w:val="28"/>
+        </w:rPr>
+        <w:t>Normal</w:t>
+      </w:r>
+      <w:proofErr w:type="gramEnd"/>
+      <w:r>
+        <w:rPr>
+          <w:rFonts w:eastAsiaTheme="majorEastAsia"/>
+          <w:color w:val="3A3A3A" w:themeColor="background2" w:themeShade="40"/>
+          <w:spacing w:val="-10"/>
+          <w:kern w:val="28"/>
+        </w:rPr>
+        <w:t xml:space="preserve"> approximation generally becomes more appropriate when its rate parameter is large. However, the number of observations in a dataset alone does not guarantee a good approximation. The underlying distribution and its parameters must also be considered. In this study, the low mean and substantial overdispersion of the previous-contact variable do not support </w:t>
+      </w:r>
+      <w:proofErr w:type="gramStart"/>
+      <w:r>
+        <w:rPr>
+          <w:rFonts w:eastAsiaTheme="majorEastAsia"/>
+          <w:color w:val="3A3A3A" w:themeColor="background2" w:themeShade="40"/>
+          <w:spacing w:val="-10"/>
+          <w:kern w:val="28"/>
+        </w:rPr>
+        <w:t>assuming that</w:t>
+      </w:r>
+      <w:proofErr w:type="gramEnd"/>
+      <w:r>
+        <w:rPr>
+          <w:rFonts w:eastAsiaTheme="majorEastAsia"/>
+          <w:color w:val="3A3A3A" w:themeColor="background2" w:themeShade="40"/>
+          <w:spacing w:val="-10"/>
+          <w:kern w:val="28"/>
+        </w:rPr>
+        <w:t xml:space="preserve"> a </w:t>
+      </w:r>
+      <w:proofErr w:type="gramStart"/>
+      <w:r>
+        <w:rPr>
+          <w:rFonts w:eastAsiaTheme="majorEastAsia"/>
+          <w:color w:val="3A3A3A" w:themeColor="background2" w:themeShade="40"/>
+          <w:spacing w:val="-10"/>
+          <w:kern w:val="28"/>
+        </w:rPr>
+        <w:t>Normal</w:t>
+      </w:r>
+      <w:proofErr w:type="gramEnd"/>
+      <w:r>
+        <w:rPr>
+          <w:rFonts w:eastAsiaTheme="majorEastAsia"/>
+          <w:color w:val="3A3A3A" w:themeColor="background2" w:themeShade="40"/>
+          <w:spacing w:val="-10"/>
+          <w:kern w:val="28"/>
+        </w:rPr>
+        <w:t xml:space="preserve"> approximation to a simple Poisson model would be satisfactory.</w:t>
+      </w:r>
+    </w:p>
+    <w:p>
+      <w:pPr>
+        <w:ind w:firstLine="720"/>
+        <w:jc w:val="both"/>
+        <w:rPr>
+          <w:rFonts w:eastAsiaTheme="majorEastAsia"/>
+          <w:color w:val="3A3A3A" w:themeColor="background2" w:themeShade="40"/>
+          <w:spacing w:val="-10"/>
+          <w:kern w:val="28"/>
+        </w:rPr>
+      </w:pPr>
+      <w:r>
+        <w:rPr>
+          <w:rFonts w:eastAsiaTheme="majorEastAsia"/>
+          <w:color w:val="3A3A3A" w:themeColor="background2" w:themeShade="40"/>
+          <w:spacing w:val="-10"/>
+          <w:kern w:val="28"/>
+        </w:rPr>
+        <w:t>Overall, the analysis demonstrates that statistical distributions should be selected according to the type of variable, the research question, and the extent to which the model assumptions agree with the observed data.</w:t>
       </w:r>
     </w:p>
     <w:p>
@@ -3284,231 +2853,225 @@
           <w:spacing w:val="-10"/>
           <w:kern w:val="28"/>
         </w:rPr>
-        <w:t>3.1 Binomial Distribution</w:t>
-      </w:r>
-    </w:p>
-    <w:p>
-      <w:pPr>
-        <w:rPr>
-          <w:rFonts w:eastAsiaTheme="majorEastAsia"/>
-          <w:color w:val="3A3A3A" w:themeColor="background2" w:themeShade="40"/>
-          <w:spacing w:val="-10"/>
-          <w:kern w:val="28"/>
-        </w:rPr>
-      </w:pPr>
-      <w:r>
-        <w:rPr>
-          <w:rFonts w:eastAsiaTheme="majorEastAsia"/>
-          <w:color w:val="3A3A3A" w:themeColor="background2" w:themeShade="40"/>
-          <w:spacing w:val="-10"/>
-          <w:kern w:val="28"/>
-        </w:rPr>
-        <w:t>[Explique por que a distribuição binomial é apropriada para modelar o número de subscrições bem-sucedidas num grupo de clientes.]</w:t>
-      </w:r>
-    </w:p>
-    <w:p>
-      <w:pPr>
-        <w:rPr>
-          <w:rFonts w:eastAsiaTheme="majorEastAsia"/>
-          <w:color w:val="3A3A3A" w:themeColor="background2" w:themeShade="40"/>
-          <w:spacing w:val="-10"/>
-          <w:kern w:val="28"/>
-        </w:rPr>
-      </w:pPr>
-      <w:r>
-        <w:rPr>
-          <w:rFonts w:eastAsiaTheme="majorEastAsia"/>
-          <w:color w:val="3A3A3A" w:themeColor="background2" w:themeShade="40"/>
-          <w:spacing w:val="-10"/>
-          <w:kern w:val="28"/>
-        </w:rPr>
-        <w:t>Discuss the following:</w:t>
-      </w:r>
-    </w:p>
-    <w:p>
-      <w:pPr>
-        <w:numPr>
-          <w:ilvl w:val="0"/>
-          <w:numId w:val="14"/>
-        </w:numPr>
-        <w:rPr>
-          <w:rFonts w:eastAsiaTheme="majorEastAsia"/>
-          <w:color w:val="3A3A3A" w:themeColor="background2" w:themeShade="40"/>
-          <w:spacing w:val="-10"/>
-          <w:kern w:val="28"/>
-        </w:rPr>
-      </w:pPr>
-      <w:r>
-        <w:rPr>
-          <w:rFonts w:eastAsiaTheme="majorEastAsia"/>
-          <w:color w:val="3A3A3A" w:themeColor="background2" w:themeShade="40"/>
-          <w:spacing w:val="-10"/>
-          <w:kern w:val="28"/>
-        </w:rPr>
-        <w:t>The binary outcome: subscription (yes) or no subscription (no).</w:t>
-      </w:r>
-    </w:p>
-    <w:p>
-      <w:pPr>
-        <w:numPr>
-          <w:ilvl w:val="0"/>
-          <w:numId w:val="14"/>
-        </w:numPr>
-        <w:rPr>
-          <w:rFonts w:eastAsiaTheme="majorEastAsia"/>
-          <w:color w:val="3A3A3A" w:themeColor="background2" w:themeShade="40"/>
-          <w:spacing w:val="-10"/>
-          <w:kern w:val="28"/>
-        </w:rPr>
-      </w:pPr>
-      <w:r>
-        <w:rPr>
-          <w:rFonts w:eastAsiaTheme="majorEastAsia"/>
-          <w:color w:val="3A3A3A" w:themeColor="background2" w:themeShade="40"/>
-          <w:spacing w:val="-10"/>
-          <w:kern w:val="28"/>
-        </w:rPr>
-        <w:t>The estimated probability of success, calculated from the dataset.</w:t>
-      </w:r>
-    </w:p>
-    <w:p>
-      <w:pPr>
-        <w:numPr>
-          <w:ilvl w:val="0"/>
-          <w:numId w:val="14"/>
-        </w:numPr>
-        <w:rPr>
-          <w:rFonts w:eastAsiaTheme="majorEastAsia"/>
-          <w:color w:val="3A3A3A" w:themeColor="background2" w:themeShade="40"/>
-          <w:spacing w:val="-10"/>
-          <w:kern w:val="28"/>
-        </w:rPr>
-      </w:pPr>
-      <w:r>
-        <w:rPr>
-          <w:rFonts w:eastAsiaTheme="majorEastAsia"/>
-          <w:color w:val="3A3A3A" w:themeColor="background2" w:themeShade="40"/>
-          <w:spacing w:val="-10"/>
-          <w:kern w:val="28"/>
-        </w:rPr>
-        <w:t>The number of trials, (n).</w:t>
-      </w:r>
-    </w:p>
-    <w:p>
-      <w:pPr>
-        <w:numPr>
-          <w:ilvl w:val="0"/>
-          <w:numId w:val="14"/>
-        </w:numPr>
-        <w:rPr>
-          <w:rFonts w:eastAsiaTheme="majorEastAsia"/>
-          <w:color w:val="3A3A3A" w:themeColor="background2" w:themeShade="40"/>
-          <w:spacing w:val="-10"/>
-          <w:kern w:val="28"/>
-        </w:rPr>
-      </w:pPr>
-      <w:r>
-        <w:rPr>
-          <w:rFonts w:eastAsiaTheme="majorEastAsia"/>
-          <w:color w:val="3A3A3A" w:themeColor="background2" w:themeShade="40"/>
-          <w:spacing w:val="-10"/>
-          <w:kern w:val="28"/>
-        </w:rPr>
-        <w:t>The number of successes, (k).</w:t>
-      </w:r>
-    </w:p>
-    <w:p>
-      <w:pPr>
-        <w:numPr>
-          <w:ilvl w:val="0"/>
-          <w:numId w:val="14"/>
-        </w:numPr>
-        <w:rPr>
-          <w:rFonts w:eastAsiaTheme="majorEastAsia"/>
-          <w:color w:val="3A3A3A" w:themeColor="background2" w:themeShade="40"/>
-          <w:spacing w:val="-10"/>
-          <w:kern w:val="28"/>
-        </w:rPr>
-      </w:pPr>
-      <w:r>
-        <w:rPr>
-          <w:rFonts w:eastAsiaTheme="majorEastAsia"/>
-          <w:color w:val="3A3A3A" w:themeColor="background2" w:themeShade="40"/>
-          <w:spacing w:val="-10"/>
-          <w:kern w:val="28"/>
-        </w:rPr>
-        <w:t>The binomial probability formula:</w:t>
-      </w:r>
-    </w:p>
-    <w:p>
-      <w:pPr>
-        <w:rPr>
-          <w:rFonts w:eastAsiaTheme="majorEastAsia"/>
-          <w:color w:val="3A3A3A" w:themeColor="background2" w:themeShade="40"/>
-          <w:spacing w:val="-10"/>
-          <w:kern w:val="28"/>
-        </w:rPr>
-      </w:pPr>
-      <w:r>
-        <w:rPr>
-          <w:rFonts w:eastAsiaTheme="majorEastAsia"/>
-          <w:color w:val="3A3A3A" w:themeColor="background2" w:themeShade="40"/>
-          <w:spacing w:val="-10"/>
-          <w:kern w:val="28"/>
-        </w:rPr>
-        <w:t>[</w:t>
-      </w:r>
-      <w:r>
-        <w:rPr>
-          <w:rFonts w:eastAsiaTheme="majorEastAsia"/>
-          <w:color w:val="3A3A3A" w:themeColor="background2" w:themeShade="40"/>
-          <w:spacing w:val="-10"/>
-          <w:kern w:val="28"/>
-        </w:rPr>
-        <w:br/>
-        <w:t>P(X=k)=\binom{n}{k}p^k(1-p)^{n-k}</w:t>
-      </w:r>
-      <w:r>
-        <w:rPr>
-          <w:rFonts w:eastAsiaTheme="majorEastAsia"/>
-          <w:color w:val="3A3A3A" w:themeColor="background2" w:themeShade="40"/>
-          <w:spacing w:val="-10"/>
-          <w:kern w:val="28"/>
-        </w:rPr>
-        <w:br/>
-        <w:t>]</w:t>
-      </w:r>
-    </w:p>
-    <w:p>
-      <w:pPr>
-        <w:rPr>
-          <w:rFonts w:eastAsiaTheme="majorEastAsia"/>
-          <w:color w:val="3A3A3A" w:themeColor="background2" w:themeShade="40"/>
-          <w:spacing w:val="-10"/>
-          <w:kern w:val="28"/>
-        </w:rPr>
-      </w:pPr>
-      <w:r>
-        <w:rPr>
-          <w:rFonts w:eastAsiaTheme="majorEastAsia"/>
-          <w:color w:val="3A3A3A" w:themeColor="background2" w:themeShade="40"/>
-          <w:spacing w:val="-10"/>
-          <w:kern w:val="28"/>
-        </w:rPr>
-        <w:t>Present one example using the actual values calculated in Python.</w:t>
-      </w:r>
-    </w:p>
-    <w:p>
-      <w:pPr>
-        <w:rPr>
-          <w:rFonts w:eastAsiaTheme="majorEastAsia"/>
-          <w:color w:val="3A3A3A" w:themeColor="background2" w:themeShade="40"/>
-          <w:spacing w:val="-10"/>
-          <w:kern w:val="28"/>
-          <w:lang w:val="it-IT"/>
-        </w:rPr>
-      </w:pPr>
-      <w:r>
+        <w:t>4. Normal Distribution</w:t>
+      </w:r>
+    </w:p>
+    <w:p>
+      <w:pPr>
+        <w:ind w:firstLine="720"/>
+        <w:jc w:val="both"/>
+        <w:rPr>
+          <w:rFonts w:eastAsiaTheme="majorEastAsia"/>
+          <w:color w:val="3A3A3A" w:themeColor="background2" w:themeShade="40"/>
+          <w:spacing w:val="-10"/>
+          <w:kern w:val="28"/>
+        </w:rPr>
+      </w:pPr>
+      <w:r>
+        <w:rPr>
+          <w:rFonts w:eastAsiaTheme="majorEastAsia"/>
+          <w:color w:val="3A3A3A" w:themeColor="background2" w:themeShade="40"/>
+          <w:spacing w:val="-10"/>
+          <w:kern w:val="28"/>
+        </w:rPr>
+        <w:t xml:space="preserve">The Normal distribution was investigated using the customers’ age variable. The mean age was 40.94 years, with a standard deviation of 10.62 years. The skewness coefficient was 0.685, indicating a moderately </w:t>
+      </w:r>
+      <w:r>
+        <w:rPr>
+          <w:rFonts w:eastAsiaTheme="majorEastAsia"/>
+          <w:color w:val="3A3A3A" w:themeColor="background2" w:themeShade="40"/>
+          <w:spacing w:val="-10"/>
+          <w:kern w:val="28"/>
+        </w:rPr>
+        <w:lastRenderedPageBreak/>
+        <w:t>positively skewed distribution. Since a theoretical Normal distribution is symmetric, this result suggests that the age data do not follow a perfectly Normal distribution. Nevertheless, a fitted Normal curve can provide a useful visual comparison with the observed data. The suitability of this approximation should be assessed by examining the histogram and a Normal Q-Q plot, rather than relying on the mean and standard deviation alone.</w:t>
+      </w:r>
+    </w:p>
+    <w:p>
+      <w:pPr>
+        <w:jc w:val="center"/>
+        <w:rPr>
+          <w:rFonts w:eastAsiaTheme="majorEastAsia"/>
+          <w:color w:val="3A3A3A" w:themeColor="background2" w:themeShade="40"/>
+          <w:spacing w:val="-10"/>
+          <w:kern w:val="28"/>
+        </w:rPr>
+      </w:pPr>
+      <w:r>
+        <w:rPr>
+          <w:rFonts w:eastAsiaTheme="majorEastAsia"/>
+          <w:color w:val="3A3A3A" w:themeColor="background2" w:themeShade="40"/>
+          <w:spacing w:val="-10"/>
+          <w:kern w:val="28"/>
+        </w:rPr>
+        <w:drawing>
+          <wp:inline distT="0" distB="0" distL="0" distR="0" wp14:anchorId="334E8223" wp14:editId="65E34F1B">
+            <wp:extent cx="3467100" cy="1900260"/>
+            <wp:effectExtent l="0" t="0" r="0" b="5080"/>
+            <wp:docPr id="59743229" name="Picture 1"/>
+            <wp:cNvGraphicFramePr>
+              <a:graphicFrameLocks xmlns:a="http://schemas.openxmlformats.org/drawingml/2006/main" noChangeAspect="1"/>
+            </wp:cNvGraphicFramePr>
+            <a:graphic xmlns:a="http://schemas.openxmlformats.org/drawingml/2006/main">
+              <a:graphicData uri="http://schemas.openxmlformats.org/drawingml/2006/picture">
+                <pic:pic xmlns:pic="http://schemas.openxmlformats.org/drawingml/2006/picture">
+                  <pic:nvPicPr>
+                    <pic:cNvPr id="59743229" name=""/>
+                    <pic:cNvPicPr/>
+                  </pic:nvPicPr>
+                  <pic:blipFill>
+                    <a:blip r:embed="rId19"/>
+                    <a:stretch>
+                      <a:fillRect/>
+                    </a:stretch>
+                  </pic:blipFill>
+                  <pic:spPr>
+                    <a:xfrm>
+                      <a:off x="0" y="0"/>
+                      <a:ext cx="3477445" cy="1905930"/>
+                    </a:xfrm>
+                    <a:prstGeom prst="rect">
+                      <a:avLst/>
+                    </a:prstGeom>
+                  </pic:spPr>
+                </pic:pic>
+              </a:graphicData>
+            </a:graphic>
+          </wp:inline>
+        </w:drawing>
+      </w:r>
+    </w:p>
+    <w:p>
+      <w:pPr>
+        <w:jc w:val="right"/>
+        <w:rPr>
+          <w:rFonts w:eastAsiaTheme="majorEastAsia"/>
+          <w:color w:val="3A3A3A" w:themeColor="background2" w:themeShade="40"/>
+          <w:spacing w:val="-10"/>
+          <w:kern w:val="28"/>
+          <w:sz w:val="18"/>
+          <w:szCs w:val="18"/>
+        </w:rPr>
+      </w:pPr>
+      <w:r>
+        <w:rPr>
+          <w:rFonts w:eastAsiaTheme="majorEastAsia"/>
+          <w:color w:val="3A3A3A" w:themeColor="background2" w:themeShade="40"/>
+          <w:spacing w:val="-10"/>
+          <w:kern w:val="28"/>
+          <w:sz w:val="18"/>
+          <w:szCs w:val="18"/>
+        </w:rPr>
+        <w:t>Insert Figure 6 – Observed Distribution and Fitted Normal Curve</w:t>
+      </w:r>
+    </w:p>
+    <w:p>
+      <w:pPr>
+        <w:jc w:val="center"/>
+        <w:rPr>
+          <w:rFonts w:eastAsiaTheme="majorEastAsia"/>
+          <w:color w:val="3A3A3A" w:themeColor="background2" w:themeShade="40"/>
+          <w:spacing w:val="-10"/>
+          <w:kern w:val="28"/>
+          <w:sz w:val="18"/>
+          <w:szCs w:val="18"/>
+        </w:rPr>
+      </w:pPr>
+      <w:r>
+        <w:rPr>
+          <w:rFonts w:eastAsiaTheme="majorEastAsia"/>
+          <w:color w:val="3A3A3A" w:themeColor="background2" w:themeShade="40"/>
+          <w:spacing w:val="-10"/>
+          <w:kern w:val="28"/>
+          <w:sz w:val="18"/>
+          <w:szCs w:val="18"/>
+        </w:rPr>
+        <w:drawing>
+          <wp:inline distT="0" distB="0" distL="0" distR="0" wp14:anchorId="6AF5CA16" wp14:editId="16050442">
+            <wp:extent cx="3605213" cy="2439290"/>
+            <wp:effectExtent l="0" t="0" r="0" b="0"/>
+            <wp:docPr id="299722588" name="Picture 1"/>
+            <wp:cNvGraphicFramePr>
+              <a:graphicFrameLocks xmlns:a="http://schemas.openxmlformats.org/drawingml/2006/main" noChangeAspect="1"/>
+            </wp:cNvGraphicFramePr>
+            <a:graphic xmlns:a="http://schemas.openxmlformats.org/drawingml/2006/main">
+              <a:graphicData uri="http://schemas.openxmlformats.org/drawingml/2006/picture">
+                <pic:pic xmlns:pic="http://schemas.openxmlformats.org/drawingml/2006/picture">
+                  <pic:nvPicPr>
+                    <pic:cNvPr id="299722588" name=""/>
+                    <pic:cNvPicPr/>
+                  </pic:nvPicPr>
+                  <pic:blipFill>
+                    <a:blip r:embed="rId20"/>
+                    <a:stretch>
+                      <a:fillRect/>
+                    </a:stretch>
+                  </pic:blipFill>
+                  <pic:spPr>
+                    <a:xfrm>
+                      <a:off x="0" y="0"/>
+                      <a:ext cx="3612629" cy="2444308"/>
+                    </a:xfrm>
+                    <a:prstGeom prst="rect">
+                      <a:avLst/>
+                    </a:prstGeom>
+                  </pic:spPr>
+                </pic:pic>
+              </a:graphicData>
+            </a:graphic>
+          </wp:inline>
+        </w:drawing>
+      </w:r>
+    </w:p>
+    <w:p>
+      <w:pPr>
+        <w:jc w:val="right"/>
+        <w:rPr>
+          <w:rFonts w:eastAsiaTheme="majorEastAsia"/>
+          <w:color w:val="3A3A3A" w:themeColor="background2" w:themeShade="40"/>
+          <w:spacing w:val="-10"/>
+          <w:kern w:val="28"/>
+          <w:sz w:val="18"/>
+          <w:szCs w:val="18"/>
+          <w:lang w:val="fr-FR"/>
+        </w:rPr>
+      </w:pPr>
+      <w:r>
+        <w:rPr>
+          <w:rFonts w:eastAsiaTheme="majorEastAsia"/>
+          <w:color w:val="3A3A3A" w:themeColor="background2" w:themeShade="40"/>
+          <w:spacing w:val="-10"/>
+          <w:kern w:val="28"/>
+          <w:sz w:val="18"/>
+          <w:szCs w:val="18"/>
+          <w:lang w:val="fr-FR"/>
+        </w:rPr>
+        <w:t>Insert Figure 7 – Normal Q–Q Plot</w:t>
+      </w:r>
+    </w:p>
+    <w:p>
+      <w:pPr>
+        <w:ind w:firstLine="720"/>
+        <w:jc w:val="both"/>
+        <w:rPr>
+          <w:rFonts w:eastAsiaTheme="majorEastAsia"/>
+          <w:color w:val="3A3A3A" w:themeColor="background2" w:themeShade="40"/>
+          <w:spacing w:val="-10"/>
+          <w:kern w:val="28"/>
+        </w:rPr>
+      </w:pPr>
+      <w:r>
+        <w:rPr>
+          <w:rFonts w:eastAsiaTheme="majorEastAsia"/>
+          <w:color w:val="3A3A3A" w:themeColor="background2" w:themeShade="40"/>
+          <w:spacing w:val="-10"/>
+          <w:kern w:val="28"/>
+        </w:rPr>
+        <w:t>The Normal Q-Q plot provides further evidence that customer ages do not follow a perfectly Normal distribution. Although many points in the central region lie relatively close to the reference line, noticeable deviations occur towards both tails, particularly among older customers. Combined with the positive skewness coefficient of 0.685, this suggests that the Normal distribution provides only an approximate representation of customer ages. Therefore, the fitted Normal curve should be interpreted cautiously rather than assumed to describe the data accurately.</w:t>
+      </w:r>
+    </w:p>
+    <w:p>
+      <w:pPr>
         <w:rPr>
           <w:rFonts w:eastAsiaTheme="majorEastAsia"/>
           <w:b/>
@@ -3516,53 +3079,9 @@
           <w:color w:val="3A3A3A" w:themeColor="background2" w:themeShade="40"/>
           <w:spacing w:val="-10"/>
           <w:kern w:val="28"/>
-          <w:lang w:val="it-IT"/>
-        </w:rPr>
-        <w:t>Insert Figure 4 – Binomial Probability Distribution</w:t>
-      </w:r>
-    </w:p>
-    <w:p>
-      <w:pPr>
-        <w:rPr>
-          <w:rFonts w:eastAsiaTheme="majorEastAsia"/>
-          <w:color w:val="3A3A3A" w:themeColor="background2" w:themeShade="40"/>
-          <w:spacing w:val="-10"/>
-          <w:kern w:val="28"/>
-          <w:lang w:val="it-IT"/>
-        </w:rPr>
-      </w:pPr>
-      <w:r>
-        <w:rPr>
-          <w:rFonts w:eastAsiaTheme="majorEastAsia"/>
-          <w:color w:val="3A3A3A" w:themeColor="background2" w:themeShade="40"/>
-          <w:spacing w:val="-10"/>
-          <w:kern w:val="28"/>
-          <w:lang w:val="it-IT"/>
-        </w:rPr>
-        <w:t>[Insira o gráfico que compara a distribuição para diferentes tamanhos de amostra.]</w:t>
-      </w:r>
-    </w:p>
-    <w:p>
-      <w:pPr>
-        <w:rPr>
-          <w:rFonts w:eastAsiaTheme="majorEastAsia"/>
-          <w:color w:val="3A3A3A" w:themeColor="background2" w:themeShade="40"/>
-          <w:spacing w:val="-10"/>
-          <w:kern w:val="28"/>
-        </w:rPr>
-      </w:pPr>
-      <w:r>
-        <w:rPr>
-          <w:rFonts w:eastAsiaTheme="majorEastAsia"/>
-          <w:color w:val="3A3A3A" w:themeColor="background2" w:themeShade="40"/>
-          <w:spacing w:val="-10"/>
-          <w:kern w:val="28"/>
-        </w:rPr>
-        <w:t>Interpret the graph. Explain how the expected number of successes changes as the sample size increases and discuss the assumptions of independence and a constant probability of success.</w:t>
-      </w:r>
-    </w:p>
-    <w:p>
-      <w:pPr>
+        </w:rPr>
+      </w:pPr>
+      <w:r>
         <w:rPr>
           <w:rFonts w:eastAsiaTheme="majorEastAsia"/>
           <w:b/>
@@ -3571,8 +3090,84 @@
           <w:spacing w:val="-10"/>
           <w:kern w:val="28"/>
         </w:rPr>
-      </w:pPr>
-      <w:r>
+        <w:t>5. Discussion and Conclusion</w:t>
+      </w:r>
+    </w:p>
+    <w:p>
+      <w:pPr>
+        <w:ind w:firstLine="720"/>
+        <w:jc w:val="both"/>
+        <w:rPr>
+          <w:rFonts w:eastAsiaTheme="majorEastAsia"/>
+          <w:color w:val="3A3A3A" w:themeColor="background2" w:themeShade="40"/>
+          <w:spacing w:val="-10"/>
+          <w:kern w:val="28"/>
+        </w:rPr>
+      </w:pPr>
+      <w:r>
+        <w:rPr>
+          <w:rFonts w:eastAsiaTheme="majorEastAsia"/>
+          <w:color w:val="3A3A3A" w:themeColor="background2" w:themeShade="40"/>
+          <w:spacing w:val="-10"/>
+          <w:kern w:val="28"/>
+        </w:rPr>
+        <w:t>This project applied descriptive statistics and probability distributions to the Bank Marketing dataset, which contains 45,211 customer records and 17 variables. The descriptive analysis identified differences in customer characteristics and campaign outcomes. For example, the observed subscription rate was higher among students and retired customers than among several other occupational groups. Customers who subscribed also had a higher mean and median account balance than those who did not subscribe.</w:t>
+      </w:r>
+    </w:p>
+    <w:p>
+      <w:pPr>
+        <w:ind w:firstLine="720"/>
+        <w:jc w:val="both"/>
+        <w:rPr>
+          <w:rFonts w:eastAsiaTheme="majorEastAsia"/>
+          <w:color w:val="3A3A3A" w:themeColor="background2" w:themeShade="40"/>
+          <w:spacing w:val="-10"/>
+          <w:kern w:val="28"/>
+        </w:rPr>
+      </w:pPr>
+      <w:r>
+        <w:rPr>
+          <w:rFonts w:eastAsiaTheme="majorEastAsia"/>
+          <w:color w:val="3A3A3A" w:themeColor="background2" w:themeShade="40"/>
+          <w:spacing w:val="-10"/>
+          <w:kern w:val="28"/>
+        </w:rPr>
+        <w:t xml:space="preserve">The probability analysis demonstrated how the Binomial distribution can estimate the likelihood of a specific number of subscriptions. The Poisson analysis identified a substantial difference between the mean and </w:t>
+      </w:r>
+      <w:r>
+        <w:rPr>
+          <w:rFonts w:eastAsiaTheme="majorEastAsia"/>
+          <w:color w:val="3A3A3A" w:themeColor="background2" w:themeShade="40"/>
+          <w:spacing w:val="-10"/>
+          <w:kern w:val="28"/>
+        </w:rPr>
+        <w:lastRenderedPageBreak/>
+        <w:t>variance of previous contacts, suggesting that a simple Poisson model may not adequately describe this variable. The Normal distribution analysis also showed deviations from theoretical Normality in customer ages.</w:t>
+      </w:r>
+    </w:p>
+    <w:p>
+      <w:pPr>
+        <w:ind w:firstLine="720"/>
+        <w:jc w:val="both"/>
+        <w:rPr>
+          <w:rFonts w:eastAsiaTheme="majorEastAsia"/>
+          <w:color w:val="3A3A3A" w:themeColor="background2" w:themeShade="40"/>
+          <w:spacing w:val="-10"/>
+          <w:kern w:val="28"/>
+        </w:rPr>
+      </w:pPr>
+      <w:r>
+        <w:rPr>
+          <w:rFonts w:eastAsiaTheme="majorEastAsia"/>
+          <w:color w:val="3A3A3A" w:themeColor="background2" w:themeShade="40"/>
+          <w:spacing w:val="-10"/>
+          <w:kern w:val="28"/>
+        </w:rPr>
+        <w:t>Overall, the project demonstrated the value of Python for statistical analysis, data visualisation and probability estimation. It also highlighted the importance of checking model assumptions before drawing conclusions from statistical results.</w:t>
+      </w:r>
+    </w:p>
+    <w:p>
+      <w:pPr>
         <w:rPr>
           <w:rFonts w:eastAsiaTheme="majorEastAsia"/>
           <w:b/>
@@ -3580,185 +3175,12 @@
           <w:color w:val="3A3A3A" w:themeColor="background2" w:themeShade="40"/>
           <w:spacing w:val="-10"/>
           <w:kern w:val="28"/>
-        </w:rPr>
-        <w:t>3.2 Poisson Distribution</w:t>
-      </w:r>
-    </w:p>
-    <w:p>
-      <w:pPr>
-        <w:rPr>
-          <w:rFonts w:eastAsiaTheme="majorEastAsia"/>
-          <w:color w:val="3A3A3A" w:themeColor="background2" w:themeShade="40"/>
-          <w:spacing w:val="-10"/>
-          <w:kern w:val="28"/>
-        </w:rPr>
-      </w:pPr>
-      <w:r>
-        <w:rPr>
-          <w:rFonts w:eastAsiaTheme="majorEastAsia"/>
-          <w:color w:val="3A3A3A" w:themeColor="background2" w:themeShade="40"/>
-          <w:spacing w:val="-10"/>
-          <w:kern w:val="28"/>
-        </w:rPr>
-        <w:t>[Explique a aplicação da distribuição de Poisson ao número de contactos anteriores de marketing por cliente, usando a variável previous.]</w:t>
-      </w:r>
-    </w:p>
-    <w:p>
-      <w:pPr>
-        <w:rPr>
-          <w:rFonts w:eastAsiaTheme="majorEastAsia"/>
-          <w:color w:val="3A3A3A" w:themeColor="background2" w:themeShade="40"/>
-          <w:spacing w:val="-10"/>
-          <w:kern w:val="28"/>
-        </w:rPr>
-      </w:pPr>
-      <w:r>
-        <w:rPr>
-          <w:rFonts w:eastAsiaTheme="majorEastAsia"/>
-          <w:color w:val="3A3A3A" w:themeColor="background2" w:themeShade="40"/>
-          <w:spacing w:val="-10"/>
-          <w:kern w:val="28"/>
-        </w:rPr>
-        <w:t>Discuss:</w:t>
-      </w:r>
-    </w:p>
-    <w:p>
-      <w:pPr>
-        <w:numPr>
-          <w:ilvl w:val="0"/>
-          <w:numId w:val="15"/>
-        </w:numPr>
-        <w:rPr>
-          <w:rFonts w:eastAsiaTheme="majorEastAsia"/>
-          <w:color w:val="3A3A3A" w:themeColor="background2" w:themeShade="40"/>
-          <w:spacing w:val="-10"/>
-          <w:kern w:val="28"/>
-        </w:rPr>
-      </w:pPr>
-      <w:r>
-        <w:rPr>
-          <w:rFonts w:eastAsiaTheme="majorEastAsia"/>
-          <w:color w:val="3A3A3A" w:themeColor="background2" w:themeShade="40"/>
-          <w:spacing w:val="-10"/>
-          <w:kern w:val="28"/>
-        </w:rPr>
-        <w:t>Why previous is a count variable.</w:t>
-      </w:r>
-    </w:p>
-    <w:p>
-      <w:pPr>
-        <w:numPr>
-          <w:ilvl w:val="0"/>
-          <w:numId w:val="15"/>
-        </w:numPr>
-        <w:rPr>
-          <w:rFonts w:eastAsiaTheme="majorEastAsia"/>
-          <w:color w:val="3A3A3A" w:themeColor="background2" w:themeShade="40"/>
-          <w:spacing w:val="-10"/>
-          <w:kern w:val="28"/>
-        </w:rPr>
-      </w:pPr>
-      <w:r>
-        <w:rPr>
-          <w:rFonts w:eastAsiaTheme="majorEastAsia"/>
-          <w:color w:val="3A3A3A" w:themeColor="background2" w:themeShade="40"/>
-          <w:spacing w:val="-10"/>
-          <w:kern w:val="28"/>
-        </w:rPr>
-        <w:t>The estimated parameter, (\lambda), calculated as the sample mean.</w:t>
-      </w:r>
-    </w:p>
-    <w:p>
-      <w:pPr>
-        <w:numPr>
-          <w:ilvl w:val="0"/>
-          <w:numId w:val="15"/>
-        </w:numPr>
-        <w:rPr>
-          <w:rFonts w:eastAsiaTheme="majorEastAsia"/>
-          <w:color w:val="3A3A3A" w:themeColor="background2" w:themeShade="40"/>
-          <w:spacing w:val="-10"/>
-          <w:kern w:val="28"/>
-        </w:rPr>
-      </w:pPr>
-      <w:r>
-        <w:rPr>
-          <w:rFonts w:eastAsiaTheme="majorEastAsia"/>
-          <w:color w:val="3A3A3A" w:themeColor="background2" w:themeShade="40"/>
-          <w:spacing w:val="-10"/>
-          <w:kern w:val="28"/>
-        </w:rPr>
-        <w:t>The Poisson probability formula:</w:t>
-      </w:r>
-    </w:p>
-    <w:p>
-      <w:pPr>
-        <w:rPr>
-          <w:rFonts w:eastAsiaTheme="majorEastAsia"/>
-          <w:color w:val="3A3A3A" w:themeColor="background2" w:themeShade="40"/>
-          <w:spacing w:val="-10"/>
-          <w:kern w:val="28"/>
-        </w:rPr>
-      </w:pPr>
-      <w:r>
-        <w:rPr>
-          <w:rFonts w:eastAsiaTheme="majorEastAsia"/>
-          <w:color w:val="3A3A3A" w:themeColor="background2" w:themeShade="40"/>
-          <w:spacing w:val="-10"/>
-          <w:kern w:val="28"/>
-        </w:rPr>
-        <w:t>[</w:t>
-      </w:r>
-      <w:r>
-        <w:rPr>
-          <w:rFonts w:eastAsiaTheme="majorEastAsia"/>
-          <w:color w:val="3A3A3A" w:themeColor="background2" w:themeShade="40"/>
-          <w:spacing w:val="-10"/>
-          <w:kern w:val="28"/>
-        </w:rPr>
-        <w:br/>
-        <w:t>P(X=k)=\frac{e^{-\lambda}\lambda^k}{k!}</w:t>
-      </w:r>
-      <w:r>
-        <w:rPr>
-          <w:rFonts w:eastAsiaTheme="majorEastAsia"/>
-          <w:color w:val="3A3A3A" w:themeColor="background2" w:themeShade="40"/>
-          <w:spacing w:val="-10"/>
-          <w:kern w:val="28"/>
-        </w:rPr>
-        <w:br/>
-        <w:t>]</w:t>
-      </w:r>
-    </w:p>
-    <w:p>
-      <w:pPr>
-        <w:rPr>
-          <w:rFonts w:eastAsiaTheme="majorEastAsia"/>
-          <w:color w:val="3A3A3A" w:themeColor="background2" w:themeShade="40"/>
-          <w:spacing w:val="-10"/>
-          <w:kern w:val="28"/>
-        </w:rPr>
-      </w:pPr>
-      <w:r>
-        <w:rPr>
-          <w:rFonts w:eastAsiaTheme="majorEastAsia"/>
-          <w:color w:val="3A3A3A" w:themeColor="background2" w:themeShade="40"/>
-          <w:spacing w:val="-10"/>
-          <w:kern w:val="28"/>
-        </w:rPr>
-        <w:t>Compare the observed distribution with the fitted Poisson distribution.</w:t>
-      </w:r>
-    </w:p>
-    <w:p>
-      <w:pPr>
-        <w:rPr>
-          <w:rFonts w:eastAsiaTheme="majorEastAsia"/>
-          <w:color w:val="3A3A3A" w:themeColor="background2" w:themeShade="40"/>
-          <w:spacing w:val="-10"/>
-          <w:kern w:val="28"/>
-        </w:rPr>
-      </w:pPr>
-      <w:r>
+          <w:lang w:val="it-IT"/>
+        </w:rPr>
+      </w:pPr>
+    </w:p>
+    <w:p>
+      <w:pPr>
         <w:rPr>
           <w:rFonts w:eastAsiaTheme="majorEastAsia"/>
           <w:b/>
@@ -3766,53 +3188,10 @@
           <w:color w:val="3A3A3A" w:themeColor="background2" w:themeShade="40"/>
           <w:spacing w:val="-10"/>
           <w:kern w:val="28"/>
-        </w:rPr>
-        <w:lastRenderedPageBreak/>
-        <w:t>Insert Figure 5 – Observed and Expected Poisson Distributions</w:t>
-      </w:r>
-    </w:p>
-    <w:p>
-      <w:pPr>
-        <w:rPr>
-          <w:rFonts w:eastAsiaTheme="majorEastAsia"/>
-          <w:color w:val="3A3A3A" w:themeColor="background2" w:themeShade="40"/>
-          <w:spacing w:val="-10"/>
-          <w:kern w:val="28"/>
           <w:lang w:val="it-IT"/>
         </w:rPr>
       </w:pPr>
       <w:r>
-        <w:rPr>
-          <w:rFonts w:eastAsiaTheme="majorEastAsia"/>
-          <w:color w:val="3A3A3A" w:themeColor="background2" w:themeShade="40"/>
-          <w:spacing w:val="-10"/>
-          <w:kern w:val="28"/>
-          <w:lang w:val="it-IT"/>
-        </w:rPr>
-        <w:t>[Insira o gráfico produzido no Python.]</w:t>
-      </w:r>
-    </w:p>
-    <w:p>
-      <w:pPr>
-        <w:rPr>
-          <w:rFonts w:eastAsiaTheme="majorEastAsia"/>
-          <w:color w:val="3A3A3A" w:themeColor="background2" w:themeShade="40"/>
-          <w:spacing w:val="-10"/>
-          <w:kern w:val="28"/>
-        </w:rPr>
-      </w:pPr>
-      <w:r>
-        <w:rPr>
-          <w:rFonts w:eastAsiaTheme="majorEastAsia"/>
-          <w:color w:val="3A3A3A" w:themeColor="background2" w:themeShade="40"/>
-          <w:spacing w:val="-10"/>
-          <w:kern w:val="28"/>
-        </w:rPr>
-        <w:t>Discuss whether the model appears to fit the data. Compare the mean and variance, consider the number of zero counts and explain any important differences between the observed and expected distributions.</w:t>
-      </w:r>
-    </w:p>
-    <w:p>
-      <w:pPr>
         <w:rPr>
           <w:rFonts w:eastAsiaTheme="majorEastAsia"/>
           <w:b/>
@@ -3820,9 +3199,11 @@
           <w:color w:val="3A3A3A" w:themeColor="background2" w:themeShade="40"/>
           <w:spacing w:val="-10"/>
           <w:kern w:val="28"/>
-          <w:lang w:val="fr-FR"/>
-        </w:rPr>
-      </w:pPr>
+          <w:lang w:val="it-IT"/>
+        </w:rPr>
+        <w:t>6. R</w:t>
+      </w:r>
+      <w:proofErr w:type="spellStart"/>
       <w:r>
         <w:rPr>
           <w:rFonts w:eastAsiaTheme="majorEastAsia"/>
@@ -3831,115 +3212,14 @@
           <w:color w:val="3A3A3A" w:themeColor="background2" w:themeShade="40"/>
           <w:spacing w:val="-10"/>
           <w:kern w:val="28"/>
-          <w:lang w:val="fr-FR"/>
-        </w:rPr>
-        <w:t>3.3 Comparison and Interpretation</w:t>
-      </w:r>
-    </w:p>
-    <w:p>
-      <w:pPr>
-        <w:rPr>
-          <w:rFonts w:eastAsiaTheme="majorEastAsia"/>
-          <w:color w:val="3A3A3A" w:themeColor="background2" w:themeShade="40"/>
-          <w:spacing w:val="-10"/>
-          <w:kern w:val="28"/>
-          <w:lang w:val="fr-FR"/>
-        </w:rPr>
-      </w:pPr>
-      <w:r>
-        <w:rPr>
-          <w:rFonts w:eastAsiaTheme="majorEastAsia"/>
-          <w:color w:val="3A3A3A" w:themeColor="background2" w:themeShade="40"/>
-          <w:spacing w:val="-10"/>
-          <w:kern w:val="28"/>
-          <w:lang w:val="fr-FR"/>
-        </w:rPr>
-        <w:t>[Compare os dois modelos.]</w:t>
-      </w:r>
-    </w:p>
-    <w:p>
-      <w:pPr>
-        <w:rPr>
-          <w:rFonts w:eastAsiaTheme="majorEastAsia"/>
-          <w:color w:val="3A3A3A" w:themeColor="background2" w:themeShade="40"/>
-          <w:spacing w:val="-10"/>
-          <w:kern w:val="28"/>
-        </w:rPr>
-      </w:pPr>
-      <w:r>
-        <w:rPr>
-          <w:rFonts w:eastAsiaTheme="majorEastAsia"/>
-          <w:color w:val="3A3A3A" w:themeColor="background2" w:themeShade="40"/>
-          <w:spacing w:val="-10"/>
-          <w:kern w:val="28"/>
-        </w:rPr>
-        <w:t>Explain that the binomial distribution models the number of successes in a fixed number of trials, while the Poisson distribution models counts of events. Discuss the limitations of applying these theoretical models to real customer data.</w:t>
-      </w:r>
-    </w:p>
-    <w:p>
-      <w:pPr>
-        <w:rPr>
-          <w:rFonts w:eastAsiaTheme="majorEastAsia"/>
-          <w:b/>
-          <w:bCs/>
-          <w:color w:val="3A3A3A" w:themeColor="background2" w:themeShade="40"/>
-          <w:spacing w:val="-10"/>
-          <w:kern w:val="28"/>
-        </w:rPr>
-      </w:pPr>
-      <w:r>
-        <w:rPr>
-          <w:rFonts w:eastAsiaTheme="majorEastAsia"/>
-          <w:b/>
-          <w:bCs/>
-          <w:color w:val="3A3A3A" w:themeColor="background2" w:themeShade="40"/>
-          <w:spacing w:val="-10"/>
-          <w:kern w:val="28"/>
-        </w:rPr>
-        <w:t>4. Normal Distribution</w:t>
-      </w:r>
-    </w:p>
-    <w:p>
-      <w:pPr>
-        <w:rPr>
-          <w:rFonts w:eastAsiaTheme="majorEastAsia"/>
-          <w:color w:val="3A3A3A" w:themeColor="background2" w:themeShade="40"/>
-          <w:spacing w:val="-10"/>
-          <w:kern w:val="28"/>
-        </w:rPr>
-      </w:pPr>
-      <w:r>
-        <w:rPr>
-          <w:rFonts w:eastAsiaTheme="majorEastAsia"/>
-          <w:b/>
-          <w:bCs/>
-          <w:color w:val="3A3A3A" w:themeColor="background2" w:themeShade="40"/>
-          <w:spacing w:val="-10"/>
-          <w:kern w:val="28"/>
-        </w:rPr>
-        <w:t>Target: approximately 250 words</w:t>
-      </w:r>
-    </w:p>
-    <w:p>
-      <w:pPr>
-        <w:rPr>
-          <w:rFonts w:eastAsiaTheme="majorEastAsia"/>
-          <w:color w:val="3A3A3A" w:themeColor="background2" w:themeShade="40"/>
-          <w:spacing w:val="-10"/>
-          <w:kern w:val="28"/>
           <w:lang w:val="it-IT"/>
         </w:rPr>
-      </w:pPr>
-      <w:r>
-        <w:rPr>
-          <w:rFonts w:eastAsiaTheme="majorEastAsia"/>
-          <w:color w:val="3A3A3A" w:themeColor="background2" w:themeShade="40"/>
-          <w:spacing w:val="-10"/>
-          <w:kern w:val="28"/>
-        </w:rPr>
-        <w:t xml:space="preserve">[Analise se a distribuição normal é uma aproximação razoável para uma variável numérica do dataset. </w:t>
-      </w:r>
-      <w:r>
+        <w:t>eferences</w:t>
+      </w:r>
+      <w:proofErr w:type="spellEnd"/>
+    </w:p>
+    <w:p>
+      <w:pPr>
         <w:rPr>
           <w:rFonts w:eastAsiaTheme="majorEastAsia"/>
           <w:color w:val="3A3A3A" w:themeColor="background2" w:themeShade="40"/>
@@ -3947,166 +3227,8 @@
           <w:kern w:val="28"/>
           <w:lang w:val="it-IT"/>
         </w:rPr>
-        <w:t>A idade (age) pode ser investigada, mas não assuma que segue uma distribuição normal.]</w:t>
-      </w:r>
-    </w:p>
-    <w:p>
-      <w:pPr>
-        <w:rPr>
-          <w:rFonts w:eastAsiaTheme="majorEastAsia"/>
-          <w:color w:val="3A3A3A" w:themeColor="background2" w:themeShade="40"/>
-          <w:spacing w:val="-10"/>
-          <w:kern w:val="28"/>
-        </w:rPr>
-      </w:pPr>
-      <w:r>
-        <w:rPr>
-          <w:rFonts w:eastAsiaTheme="majorEastAsia"/>
-          <w:color w:val="3A3A3A" w:themeColor="background2" w:themeShade="40"/>
-          <w:spacing w:val="-10"/>
-          <w:kern w:val="28"/>
-        </w:rPr>
-        <w:t>Explain:</w:t>
-      </w:r>
-    </w:p>
-    <w:p>
-      <w:pPr>
-        <w:numPr>
-          <w:ilvl w:val="0"/>
-          <w:numId w:val="16"/>
-        </w:numPr>
-        <w:rPr>
-          <w:rFonts w:eastAsiaTheme="majorEastAsia"/>
-          <w:color w:val="3A3A3A" w:themeColor="background2" w:themeShade="40"/>
-          <w:spacing w:val="-10"/>
-          <w:kern w:val="28"/>
-        </w:rPr>
-      </w:pPr>
-      <w:r>
-        <w:rPr>
-          <w:rFonts w:eastAsiaTheme="majorEastAsia"/>
-          <w:color w:val="3A3A3A" w:themeColor="background2" w:themeShade="40"/>
-          <w:spacing w:val="-10"/>
-          <w:kern w:val="28"/>
-        </w:rPr>
-        <w:t>The meaning of the normal distribution.</w:t>
-      </w:r>
-    </w:p>
-    <w:p>
-      <w:pPr>
-        <w:numPr>
-          <w:ilvl w:val="0"/>
-          <w:numId w:val="16"/>
-        </w:numPr>
-        <w:rPr>
-          <w:rFonts w:eastAsiaTheme="majorEastAsia"/>
-          <w:color w:val="3A3A3A" w:themeColor="background2" w:themeShade="40"/>
-          <w:spacing w:val="-10"/>
-          <w:kern w:val="28"/>
-        </w:rPr>
-      </w:pPr>
-      <w:r>
-        <w:rPr>
-          <w:rFonts w:eastAsiaTheme="majorEastAsia"/>
-          <w:color w:val="3A3A3A" w:themeColor="background2" w:themeShade="40"/>
-          <w:spacing w:val="-10"/>
-          <w:kern w:val="28"/>
-        </w:rPr>
-        <w:t>The sample mean and standard deviation of the selected variable.</w:t>
-      </w:r>
-    </w:p>
-    <w:p>
-      <w:pPr>
-        <w:numPr>
-          <w:ilvl w:val="0"/>
-          <w:numId w:val="16"/>
-        </w:numPr>
-        <w:rPr>
-          <w:rFonts w:eastAsiaTheme="majorEastAsia"/>
-          <w:color w:val="3A3A3A" w:themeColor="background2" w:themeShade="40"/>
-          <w:spacing w:val="-10"/>
-          <w:kern w:val="28"/>
-        </w:rPr>
-      </w:pPr>
-      <w:r>
-        <w:rPr>
-          <w:rFonts w:eastAsiaTheme="majorEastAsia"/>
-          <w:color w:val="3A3A3A" w:themeColor="background2" w:themeShade="40"/>
-          <w:spacing w:val="-10"/>
-          <w:kern w:val="28"/>
-        </w:rPr>
-        <w:t>The shape of the observed histogram.</w:t>
-      </w:r>
-    </w:p>
-    <w:p>
-      <w:pPr>
-        <w:numPr>
-          <w:ilvl w:val="0"/>
-          <w:numId w:val="16"/>
-        </w:numPr>
-        <w:rPr>
-          <w:rFonts w:eastAsiaTheme="majorEastAsia"/>
-          <w:color w:val="3A3A3A" w:themeColor="background2" w:themeShade="40"/>
-          <w:spacing w:val="-10"/>
-          <w:kern w:val="28"/>
-        </w:rPr>
-      </w:pPr>
-      <w:r>
-        <w:rPr>
-          <w:rFonts w:eastAsiaTheme="majorEastAsia"/>
-          <w:color w:val="3A3A3A" w:themeColor="background2" w:themeShade="40"/>
-          <w:spacing w:val="-10"/>
-          <w:kern w:val="28"/>
-        </w:rPr>
-        <w:t>Whether the fitted normal curve appears to match the data.</w:t>
-      </w:r>
-    </w:p>
-    <w:p>
-      <w:pPr>
-        <w:numPr>
-          <w:ilvl w:val="0"/>
-          <w:numId w:val="16"/>
-        </w:numPr>
-        <w:rPr>
-          <w:rFonts w:eastAsiaTheme="majorEastAsia"/>
-          <w:color w:val="3A3A3A" w:themeColor="background2" w:themeShade="40"/>
-          <w:spacing w:val="-10"/>
-          <w:kern w:val="28"/>
-        </w:rPr>
-      </w:pPr>
-      <w:r>
-        <w:rPr>
-          <w:rFonts w:eastAsiaTheme="majorEastAsia"/>
-          <w:color w:val="3A3A3A" w:themeColor="background2" w:themeShade="40"/>
-          <w:spacing w:val="-10"/>
-          <w:kern w:val="28"/>
-        </w:rPr>
-        <w:t>What the Q–Q plot suggests about normality.</w:t>
-      </w:r>
-    </w:p>
-    <w:p>
-      <w:pPr>
-        <w:rPr>
-          <w:rFonts w:eastAsiaTheme="majorEastAsia"/>
-          <w:color w:val="3A3A3A" w:themeColor="background2" w:themeShade="40"/>
-          <w:spacing w:val="-10"/>
-          <w:kern w:val="28"/>
-        </w:rPr>
-      </w:pPr>
-      <w:r>
-        <w:rPr>
-          <w:rFonts w:eastAsiaTheme="majorEastAsia"/>
-          <w:b/>
-          <w:bCs/>
-          <w:color w:val="3A3A3A" w:themeColor="background2" w:themeShade="40"/>
-          <w:spacing w:val="-10"/>
-          <w:kern w:val="28"/>
-        </w:rPr>
-        <w:t>Insert Figure 6 – Observed Distribution and Fitted Normal Curve</w:t>
-      </w:r>
-    </w:p>
-    <w:p>
-      <w:pPr>
+      </w:pPr>
+      <w:r>
         <w:rPr>
           <w:rFonts w:eastAsiaTheme="majorEastAsia"/>
           <w:color w:val="3A3A3A" w:themeColor="background2" w:themeShade="40"/>
@@ -4114,7 +3236,9 @@
           <w:kern w:val="28"/>
           <w:lang w:val="it-IT"/>
         </w:rPr>
-      </w:pPr>
+        <w:t xml:space="preserve">[Liste </w:t>
+      </w:r>
+      <w:proofErr w:type="spellStart"/>
       <w:r>
         <w:rPr>
           <w:rFonts w:eastAsiaTheme="majorEastAsia"/>
@@ -4123,34 +3247,10 @@
           <w:kern w:val="28"/>
           <w:lang w:val="it-IT"/>
         </w:rPr>
-        <w:t>[Insira o histograma com a curva normal.]</w:t>
-      </w:r>
-    </w:p>
-    <w:p>
-      <w:pPr>
-        <w:rPr>
-          <w:rFonts w:eastAsiaTheme="majorEastAsia"/>
-          <w:color w:val="3A3A3A" w:themeColor="background2" w:themeShade="40"/>
-          <w:spacing w:val="-10"/>
-          <w:kern w:val="28"/>
-          <w:lang w:val="fr-FR"/>
-        </w:rPr>
-      </w:pPr>
-      <w:r>
-        <w:rPr>
-          <w:rFonts w:eastAsiaTheme="majorEastAsia"/>
-          <w:b/>
-          <w:bCs/>
-          <w:color w:val="3A3A3A" w:themeColor="background2" w:themeShade="40"/>
-          <w:spacing w:val="-10"/>
-          <w:kern w:val="28"/>
-          <w:lang w:val="fr-FR"/>
-        </w:rPr>
-        <w:t>Insert Figure 7 – Normal Q–Q Plot</w:t>
-      </w:r>
-    </w:p>
-    <w:p>
-      <w:pPr>
+        <w:t>todas</w:t>
+      </w:r>
+      <w:proofErr w:type="spellEnd"/>
+      <w:r>
         <w:rPr>
           <w:rFonts w:eastAsiaTheme="majorEastAsia"/>
           <w:color w:val="3A3A3A" w:themeColor="background2" w:themeShade="40"/>
@@ -4158,7 +3258,9 @@
           <w:kern w:val="28"/>
           <w:lang w:val="it-IT"/>
         </w:rPr>
-      </w:pPr>
+        <w:t xml:space="preserve"> </w:t>
+      </w:r>
+      <w:proofErr w:type="spellStart"/>
       <w:r>
         <w:rPr>
           <w:rFonts w:eastAsiaTheme="majorEastAsia"/>
@@ -4167,314 +3269,32 @@
           <w:kern w:val="28"/>
           <w:lang w:val="it-IT"/>
         </w:rPr>
-        <w:t>[Insira o gráfico Q–Q.]</w:t>
-      </w:r>
-    </w:p>
-    <w:p>
-      <w:pPr>
-        <w:rPr>
-          <w:rFonts w:eastAsiaTheme="majorEastAsia"/>
-          <w:color w:val="3A3A3A" w:themeColor="background2" w:themeShade="40"/>
-          <w:spacing w:val="-10"/>
-          <w:kern w:val="28"/>
-        </w:rPr>
-      </w:pPr>
-      <w:r>
-        <w:rPr>
-          <w:rFonts w:eastAsiaTheme="majorEastAsia"/>
-          <w:color w:val="3A3A3A" w:themeColor="background2" w:themeShade="40"/>
-          <w:spacing w:val="-10"/>
-          <w:kern w:val="28"/>
-        </w:rPr>
-        <w:t>Interpret both graphs and refer to the actual numerical results. If the distribution is skewed or the Q–Q plot departs from a straight line, explain why the normal model may be limited.</w:t>
-      </w:r>
-    </w:p>
-    <w:p>
-      <w:pPr>
-        <w:rPr>
-          <w:rFonts w:eastAsiaTheme="majorEastAsia"/>
-          <w:color w:val="3A3A3A" w:themeColor="background2" w:themeShade="40"/>
-          <w:spacing w:val="-10"/>
-          <w:kern w:val="28"/>
-        </w:rPr>
-      </w:pPr>
-      <w:r>
-        <w:rPr>
-          <w:rFonts w:eastAsiaTheme="majorEastAsia"/>
-          <w:color w:val="3A3A3A" w:themeColor="background2" w:themeShade="40"/>
-          <w:spacing w:val="-10"/>
-          <w:kern w:val="28"/>
-        </w:rPr>
-        <w:t>If appropriate, discuss the empirical rule of approximately 68%, 95% and 99.7% within one, two and three standard deviations of the mean. Make clear that this rule depends on the normal model being a reasonable fit.</w:t>
-      </w:r>
-    </w:p>
-    <w:p>
-      <w:pPr>
-        <w:rPr>
-          <w:rFonts w:eastAsiaTheme="majorEastAsia"/>
-          <w:b/>
-          <w:bCs/>
-          <w:color w:val="3A3A3A" w:themeColor="background2" w:themeShade="40"/>
-          <w:spacing w:val="-10"/>
-          <w:kern w:val="28"/>
-        </w:rPr>
-      </w:pPr>
-      <w:r>
-        <w:rPr>
-          <w:rFonts w:eastAsiaTheme="majorEastAsia"/>
-          <w:b/>
-          <w:bCs/>
-          <w:color w:val="3A3A3A" w:themeColor="background2" w:themeShade="40"/>
-          <w:spacing w:val="-10"/>
-          <w:kern w:val="28"/>
-        </w:rPr>
-        <w:t>5. Discussion and Conclusion</w:t>
-      </w:r>
-    </w:p>
-    <w:p>
-      <w:pPr>
-        <w:rPr>
-          <w:rFonts w:eastAsiaTheme="majorEastAsia"/>
-          <w:color w:val="3A3A3A" w:themeColor="background2" w:themeShade="40"/>
-          <w:spacing w:val="-10"/>
-          <w:kern w:val="28"/>
-        </w:rPr>
-      </w:pPr>
-      <w:r>
-        <w:rPr>
-          <w:rFonts w:eastAsiaTheme="majorEastAsia"/>
-          <w:b/>
-          <w:bCs/>
-          <w:color w:val="3A3A3A" w:themeColor="background2" w:themeShade="40"/>
-          <w:spacing w:val="-10"/>
-          <w:kern w:val="28"/>
-        </w:rPr>
-        <w:t>Target: approximately 250 words</w:t>
-      </w:r>
-    </w:p>
-    <w:p>
-      <w:pPr>
-        <w:rPr>
-          <w:rFonts w:eastAsiaTheme="majorEastAsia"/>
-          <w:color w:val="3A3A3A" w:themeColor="background2" w:themeShade="40"/>
-          <w:spacing w:val="-10"/>
-          <w:kern w:val="28"/>
-        </w:rPr>
-      </w:pPr>
-      <w:r>
-        <w:rPr>
-          <w:rFonts w:eastAsiaTheme="majorEastAsia"/>
-          <w:color w:val="3A3A3A" w:themeColor="background2" w:themeShade="40"/>
-          <w:spacing w:val="-10"/>
-          <w:kern w:val="28"/>
-        </w:rPr>
-        <w:t>[Resuma as principais conclusões da análise, relacionando-as à pergunta de pesquisa.]</w:t>
-      </w:r>
-    </w:p>
-    <w:p>
-      <w:pPr>
-        <w:rPr>
-          <w:rFonts w:eastAsiaTheme="majorEastAsia"/>
-          <w:color w:val="3A3A3A" w:themeColor="background2" w:themeShade="40"/>
-          <w:spacing w:val="-10"/>
-          <w:kern w:val="28"/>
-        </w:rPr>
-      </w:pPr>
-      <w:r>
-        <w:rPr>
-          <w:rFonts w:eastAsiaTheme="majorEastAsia"/>
-          <w:color w:val="3A3A3A" w:themeColor="background2" w:themeShade="40"/>
-          <w:spacing w:val="-10"/>
-          <w:kern w:val="28"/>
-        </w:rPr>
-        <w:t>Address:</w:t>
-      </w:r>
-    </w:p>
-    <w:p>
-      <w:pPr>
-        <w:numPr>
-          <w:ilvl w:val="0"/>
-          <w:numId w:val="17"/>
-        </w:numPr>
-        <w:rPr>
-          <w:rFonts w:eastAsiaTheme="majorEastAsia"/>
-          <w:color w:val="3A3A3A" w:themeColor="background2" w:themeShade="40"/>
-          <w:spacing w:val="-10"/>
-          <w:kern w:val="28"/>
-        </w:rPr>
-      </w:pPr>
-      <w:r>
-        <w:rPr>
-          <w:rFonts w:eastAsiaTheme="majorEastAsia"/>
-          <w:color w:val="3A3A3A" w:themeColor="background2" w:themeShade="40"/>
-          <w:spacing w:val="-10"/>
-          <w:kern w:val="28"/>
-        </w:rPr>
-        <w:t>The most important findings from the descriptive statistics and graphs.</w:t>
-      </w:r>
-    </w:p>
-    <w:p>
-      <w:pPr>
-        <w:numPr>
-          <w:ilvl w:val="0"/>
-          <w:numId w:val="17"/>
-        </w:numPr>
-        <w:rPr>
-          <w:rFonts w:eastAsiaTheme="majorEastAsia"/>
-          <w:color w:val="3A3A3A" w:themeColor="background2" w:themeShade="40"/>
-          <w:spacing w:val="-10"/>
-          <w:kern w:val="28"/>
-        </w:rPr>
-      </w:pPr>
-      <w:r>
-        <w:rPr>
-          <w:rFonts w:eastAsiaTheme="majorEastAsia"/>
-          <w:color w:val="3A3A3A" w:themeColor="background2" w:themeShade="40"/>
-          <w:spacing w:val="-10"/>
-          <w:kern w:val="28"/>
-        </w:rPr>
-        <w:t>What the binomial model tells us about the probability of campaign success.</w:t>
-      </w:r>
-    </w:p>
-    <w:p>
-      <w:pPr>
-        <w:numPr>
-          <w:ilvl w:val="0"/>
-          <w:numId w:val="17"/>
-        </w:numPr>
-        <w:rPr>
-          <w:rFonts w:eastAsiaTheme="majorEastAsia"/>
-          <w:color w:val="3A3A3A" w:themeColor="background2" w:themeShade="40"/>
-          <w:spacing w:val="-10"/>
-          <w:kern w:val="28"/>
-        </w:rPr>
-      </w:pPr>
-      <w:r>
-        <w:rPr>
-          <w:rFonts w:eastAsiaTheme="majorEastAsia"/>
-          <w:color w:val="3A3A3A" w:themeColor="background2" w:themeShade="40"/>
-          <w:spacing w:val="-10"/>
-          <w:kern w:val="28"/>
-        </w:rPr>
-        <w:lastRenderedPageBreak/>
-        <w:t>Whether the Poisson distribution provides a reasonable model for previous contacts.</w:t>
-      </w:r>
-    </w:p>
-    <w:p>
-      <w:pPr>
-        <w:numPr>
-          <w:ilvl w:val="0"/>
-          <w:numId w:val="17"/>
-        </w:numPr>
-        <w:rPr>
-          <w:rFonts w:eastAsiaTheme="majorEastAsia"/>
-          <w:color w:val="3A3A3A" w:themeColor="background2" w:themeShade="40"/>
-          <w:spacing w:val="-10"/>
-          <w:kern w:val="28"/>
-        </w:rPr>
-      </w:pPr>
-      <w:r>
-        <w:rPr>
-          <w:rFonts w:eastAsiaTheme="majorEastAsia"/>
-          <w:color w:val="3A3A3A" w:themeColor="background2" w:themeShade="40"/>
-          <w:spacing w:val="-10"/>
-          <w:kern w:val="28"/>
-        </w:rPr>
-        <w:t>Whether the selected numerical variable appears approximately normal.</w:t>
-      </w:r>
-    </w:p>
-    <w:p>
-      <w:pPr>
-        <w:numPr>
-          <w:ilvl w:val="0"/>
-          <w:numId w:val="17"/>
-        </w:numPr>
-        <w:rPr>
-          <w:rFonts w:eastAsiaTheme="majorEastAsia"/>
-          <w:color w:val="3A3A3A" w:themeColor="background2" w:themeShade="40"/>
-          <w:spacing w:val="-10"/>
-          <w:kern w:val="28"/>
-        </w:rPr>
-      </w:pPr>
-      <w:r>
-        <w:rPr>
-          <w:rFonts w:eastAsiaTheme="majorEastAsia"/>
-          <w:color w:val="3A3A3A" w:themeColor="background2" w:themeShade="40"/>
-          <w:spacing w:val="-10"/>
-          <w:kern w:val="28"/>
-        </w:rPr>
-        <w:t>The practical relevance of the findings for business decision-making.</w:t>
-      </w:r>
-    </w:p>
-    <w:p>
-      <w:pPr>
-        <w:numPr>
-          <w:ilvl w:val="0"/>
-          <w:numId w:val="17"/>
-        </w:numPr>
-        <w:rPr>
-          <w:rFonts w:eastAsiaTheme="majorEastAsia"/>
-          <w:color w:val="3A3A3A" w:themeColor="background2" w:themeShade="40"/>
-          <w:spacing w:val="-10"/>
-          <w:kern w:val="28"/>
-        </w:rPr>
-      </w:pPr>
-      <w:r>
-        <w:rPr>
-          <w:rFonts w:eastAsiaTheme="majorEastAsia"/>
-          <w:color w:val="3A3A3A" w:themeColor="background2" w:themeShade="40"/>
-          <w:spacing w:val="-10"/>
-          <w:kern w:val="28"/>
-        </w:rPr>
-        <w:t>Limitations, such as the observational nature of the dataset, model assumptions and the possibility that associations do not imply causation.</w:t>
-      </w:r>
-    </w:p>
-    <w:p>
-      <w:pPr>
-        <w:rPr>
-          <w:rFonts w:eastAsiaTheme="majorEastAsia"/>
-          <w:color w:val="3A3A3A" w:themeColor="background2" w:themeShade="40"/>
-          <w:spacing w:val="-10"/>
-          <w:kern w:val="28"/>
-        </w:rPr>
-      </w:pPr>
-      <w:r>
-        <w:rPr>
-          <w:rFonts w:eastAsiaTheme="majorEastAsia"/>
-          <w:color w:val="3A3A3A" w:themeColor="background2" w:themeShade="40"/>
-          <w:spacing w:val="-10"/>
-          <w:kern w:val="28"/>
-        </w:rPr>
-        <w:t>Finally, explain why probability distributions are useful in data analytics and whether discrete variables can sometimes be approximated by a normal distribution under suitable conditions.</w:t>
-      </w:r>
-    </w:p>
-    <w:p>
-      <w:pPr>
-        <w:rPr>
-          <w:rFonts w:eastAsiaTheme="majorEastAsia"/>
-          <w:b/>
-          <w:bCs/>
+        <w:t>as</w:t>
+      </w:r>
+      <w:proofErr w:type="spellEnd"/>
+      <w:r>
+        <w:rPr>
+          <w:rFonts w:eastAsiaTheme="majorEastAsia"/>
           <w:color w:val="3A3A3A" w:themeColor="background2" w:themeShade="40"/>
           <w:spacing w:val="-10"/>
           <w:kern w:val="28"/>
           <w:lang w:val="it-IT"/>
         </w:rPr>
-      </w:pPr>
-      <w:r>
-        <w:rPr>
-          <w:rFonts w:eastAsiaTheme="majorEastAsia"/>
-          <w:b/>
-          <w:bCs/>
+        <w:t xml:space="preserve"> </w:t>
+      </w:r>
+      <w:proofErr w:type="spellStart"/>
+      <w:r>
+        <w:rPr>
+          <w:rFonts w:eastAsiaTheme="majorEastAsia"/>
           <w:color w:val="3A3A3A" w:themeColor="background2" w:themeShade="40"/>
           <w:spacing w:val="-10"/>
           <w:kern w:val="28"/>
           <w:lang w:val="it-IT"/>
         </w:rPr>
-        <w:t>6. References</w:t>
-      </w:r>
-    </w:p>
-    <w:p>
-      <w:pPr>
+        <w:t>fontes</w:t>
+      </w:r>
+      <w:proofErr w:type="spellEnd"/>
+      <w:r>
         <w:rPr>
           <w:rFonts w:eastAsiaTheme="majorEastAsia"/>
           <w:color w:val="3A3A3A" w:themeColor="background2" w:themeShade="40"/>
@@ -4482,7 +3302,9 @@
           <w:kern w:val="28"/>
           <w:lang w:val="it-IT"/>
         </w:rPr>
-      </w:pPr>
+        <w:t xml:space="preserve"> </w:t>
+      </w:r>
+      <w:proofErr w:type="spellStart"/>
       <w:r>
         <w:rPr>
           <w:rFonts w:eastAsiaTheme="majorEastAsia"/>
@@ -4491,7 +3313,128 @@
           <w:kern w:val="28"/>
           <w:lang w:val="it-IT"/>
         </w:rPr>
-        <w:t>[Liste todas as fontes citadas no texto, utilizando o estilo Harvard exigido pelo curso.]</w:t>
+        <w:t>citadas</w:t>
+      </w:r>
+      <w:proofErr w:type="spellEnd"/>
+      <w:r>
+        <w:rPr>
+          <w:rFonts w:eastAsiaTheme="majorEastAsia"/>
+          <w:color w:val="3A3A3A" w:themeColor="background2" w:themeShade="40"/>
+          <w:spacing w:val="-10"/>
+          <w:kern w:val="28"/>
+          <w:lang w:val="it-IT"/>
+        </w:rPr>
+        <w:t xml:space="preserve"> </w:t>
+      </w:r>
+      <w:proofErr w:type="gramStart"/>
+      <w:r>
+        <w:rPr>
+          <w:rFonts w:eastAsiaTheme="majorEastAsia"/>
+          <w:color w:val="3A3A3A" w:themeColor="background2" w:themeShade="40"/>
+          <w:spacing w:val="-10"/>
+          <w:kern w:val="28"/>
+          <w:lang w:val="it-IT"/>
+        </w:rPr>
+        <w:t>no</w:t>
+      </w:r>
+      <w:proofErr w:type="gramEnd"/>
+      <w:r>
+        <w:rPr>
+          <w:rFonts w:eastAsiaTheme="majorEastAsia"/>
+          <w:color w:val="3A3A3A" w:themeColor="background2" w:themeShade="40"/>
+          <w:spacing w:val="-10"/>
+          <w:kern w:val="28"/>
+          <w:lang w:val="it-IT"/>
+        </w:rPr>
+        <w:t xml:space="preserve"> texto, </w:t>
+      </w:r>
+      <w:proofErr w:type="spellStart"/>
+      <w:r>
+        <w:rPr>
+          <w:rFonts w:eastAsiaTheme="majorEastAsia"/>
+          <w:color w:val="3A3A3A" w:themeColor="background2" w:themeShade="40"/>
+          <w:spacing w:val="-10"/>
+          <w:kern w:val="28"/>
+          <w:lang w:val="it-IT"/>
+        </w:rPr>
+        <w:t>utilizando</w:t>
+      </w:r>
+      <w:proofErr w:type="spellEnd"/>
+      <w:r>
+        <w:rPr>
+          <w:rFonts w:eastAsiaTheme="majorEastAsia"/>
+          <w:color w:val="3A3A3A" w:themeColor="background2" w:themeShade="40"/>
+          <w:spacing w:val="-10"/>
+          <w:kern w:val="28"/>
+          <w:lang w:val="it-IT"/>
+        </w:rPr>
+        <w:t xml:space="preserve"> o </w:t>
+      </w:r>
+      <w:proofErr w:type="spellStart"/>
+      <w:r>
+        <w:rPr>
+          <w:rFonts w:eastAsiaTheme="majorEastAsia"/>
+          <w:color w:val="3A3A3A" w:themeColor="background2" w:themeShade="40"/>
+          <w:spacing w:val="-10"/>
+          <w:kern w:val="28"/>
+          <w:lang w:val="it-IT"/>
+        </w:rPr>
+        <w:t>estilo</w:t>
+      </w:r>
+      <w:proofErr w:type="spellEnd"/>
+      <w:r>
+        <w:rPr>
+          <w:rFonts w:eastAsiaTheme="majorEastAsia"/>
+          <w:color w:val="3A3A3A" w:themeColor="background2" w:themeShade="40"/>
+          <w:spacing w:val="-10"/>
+          <w:kern w:val="28"/>
+          <w:lang w:val="it-IT"/>
+        </w:rPr>
+        <w:t xml:space="preserve"> Harvard </w:t>
+      </w:r>
+      <w:proofErr w:type="spellStart"/>
+      <w:r>
+        <w:rPr>
+          <w:rFonts w:eastAsiaTheme="majorEastAsia"/>
+          <w:color w:val="3A3A3A" w:themeColor="background2" w:themeShade="40"/>
+          <w:spacing w:val="-10"/>
+          <w:kern w:val="28"/>
+          <w:lang w:val="it-IT"/>
+        </w:rPr>
+        <w:t>exigido</w:t>
+      </w:r>
+      <w:proofErr w:type="spellEnd"/>
+      <w:r>
+        <w:rPr>
+          <w:rFonts w:eastAsiaTheme="majorEastAsia"/>
+          <w:color w:val="3A3A3A" w:themeColor="background2" w:themeShade="40"/>
+          <w:spacing w:val="-10"/>
+          <w:kern w:val="28"/>
+          <w:lang w:val="it-IT"/>
+        </w:rPr>
+        <w:t xml:space="preserve"> pelo </w:t>
+      </w:r>
+      <w:proofErr w:type="spellStart"/>
+      <w:r>
+        <w:rPr>
+          <w:rFonts w:eastAsiaTheme="majorEastAsia"/>
+          <w:color w:val="3A3A3A" w:themeColor="background2" w:themeShade="40"/>
+          <w:spacing w:val="-10"/>
+          <w:kern w:val="28"/>
+          <w:lang w:val="it-IT"/>
+        </w:rPr>
+        <w:t>curso</w:t>
+      </w:r>
+      <w:proofErr w:type="spellEnd"/>
+      <w:r>
+        <w:rPr>
+          <w:rFonts w:eastAsiaTheme="majorEastAsia"/>
+          <w:color w:val="3A3A3A" w:themeColor="background2" w:themeShade="40"/>
+          <w:spacing w:val="-10"/>
+          <w:kern w:val="28"/>
+          <w:lang w:val="it-IT"/>
+        </w:rPr>
+        <w:t>.]</w:t>
       </w:r>
     </w:p>
     <w:p>
@@ -4551,7 +3494,7 @@
         </w:rPr>
         <w:t xml:space="preserve">. Available at: </w:t>
       </w:r>
-      <w:hyperlink r:id="rId18" w:history="1">
+      <w:hyperlink r:id="rId21" w:history="1">
         <w:r>
           <w:rPr>
             <w:rStyle w:val="Hyperlink"/>
@@ -4589,16 +3532,307 @@
           <w:kern w:val="28"/>
           <w:lang w:val="fr-FR"/>
         </w:rPr>
-        <w:t xml:space="preserve">[Acrescente outras fontes académicas ou técnicas efetivamente consultadas, incluindo as utilizadas para explicar os métodos estatísticos. </w:t>
-      </w:r>
-      <w:r>
-        <w:rPr>
-          <w:rFonts w:eastAsiaTheme="majorEastAsia"/>
-          <w:color w:val="3A3A3A" w:themeColor="background2" w:themeShade="40"/>
-          <w:spacing w:val="-10"/>
-          <w:kern w:val="28"/>
-        </w:rPr>
-        <w:t>Verifique as regras de Harvard fornecidas pelo CCT.]</w:t>
+        <w:t>[</w:t>
+      </w:r>
+      <w:proofErr w:type="spellStart"/>
+      <w:r>
+        <w:rPr>
+          <w:rFonts w:eastAsiaTheme="majorEastAsia"/>
+          <w:color w:val="3A3A3A" w:themeColor="background2" w:themeShade="40"/>
+          <w:spacing w:val="-10"/>
+          <w:kern w:val="28"/>
+          <w:lang w:val="fr-FR"/>
+        </w:rPr>
+        <w:t>Acrescente</w:t>
+      </w:r>
+      <w:proofErr w:type="spellEnd"/>
+      <w:r>
+        <w:rPr>
+          <w:rFonts w:eastAsiaTheme="majorEastAsia"/>
+          <w:color w:val="3A3A3A" w:themeColor="background2" w:themeShade="40"/>
+          <w:spacing w:val="-10"/>
+          <w:kern w:val="28"/>
+          <w:lang w:val="fr-FR"/>
+        </w:rPr>
+        <w:t xml:space="preserve"> outras fontes </w:t>
+      </w:r>
+      <w:proofErr w:type="spellStart"/>
+      <w:r>
+        <w:rPr>
+          <w:rFonts w:eastAsiaTheme="majorEastAsia"/>
+          <w:color w:val="3A3A3A" w:themeColor="background2" w:themeShade="40"/>
+          <w:spacing w:val="-10"/>
+          <w:kern w:val="28"/>
+          <w:lang w:val="fr-FR"/>
+        </w:rPr>
+        <w:t>académicas</w:t>
+      </w:r>
+      <w:proofErr w:type="spellEnd"/>
+      <w:r>
+        <w:rPr>
+          <w:rFonts w:eastAsiaTheme="majorEastAsia"/>
+          <w:color w:val="3A3A3A" w:themeColor="background2" w:themeShade="40"/>
+          <w:spacing w:val="-10"/>
+          <w:kern w:val="28"/>
+          <w:lang w:val="fr-FR"/>
+        </w:rPr>
+        <w:t xml:space="preserve"> ou </w:t>
+      </w:r>
+      <w:proofErr w:type="spellStart"/>
+      <w:r>
+        <w:rPr>
+          <w:rFonts w:eastAsiaTheme="majorEastAsia"/>
+          <w:color w:val="3A3A3A" w:themeColor="background2" w:themeShade="40"/>
+          <w:spacing w:val="-10"/>
+          <w:kern w:val="28"/>
+          <w:lang w:val="fr-FR"/>
+        </w:rPr>
+        <w:t>técnicas</w:t>
+      </w:r>
+      <w:proofErr w:type="spellEnd"/>
+      <w:r>
+        <w:rPr>
+          <w:rFonts w:eastAsiaTheme="majorEastAsia"/>
+          <w:color w:val="3A3A3A" w:themeColor="background2" w:themeShade="40"/>
+          <w:spacing w:val="-10"/>
+          <w:kern w:val="28"/>
+          <w:lang w:val="fr-FR"/>
+        </w:rPr>
+        <w:t xml:space="preserve"> </w:t>
+      </w:r>
+      <w:proofErr w:type="spellStart"/>
+      <w:r>
+        <w:rPr>
+          <w:rFonts w:eastAsiaTheme="majorEastAsia"/>
+          <w:color w:val="3A3A3A" w:themeColor="background2" w:themeShade="40"/>
+          <w:spacing w:val="-10"/>
+          <w:kern w:val="28"/>
+          <w:lang w:val="fr-FR"/>
+        </w:rPr>
+        <w:t>efetivamente</w:t>
+      </w:r>
+      <w:proofErr w:type="spellEnd"/>
+      <w:r>
+        <w:rPr>
+          <w:rFonts w:eastAsiaTheme="majorEastAsia"/>
+          <w:color w:val="3A3A3A" w:themeColor="background2" w:themeShade="40"/>
+          <w:spacing w:val="-10"/>
+          <w:kern w:val="28"/>
+          <w:lang w:val="fr-FR"/>
+        </w:rPr>
+        <w:t xml:space="preserve"> </w:t>
+      </w:r>
+      <w:proofErr w:type="spellStart"/>
+      <w:r>
+        <w:rPr>
+          <w:rFonts w:eastAsiaTheme="majorEastAsia"/>
+          <w:color w:val="3A3A3A" w:themeColor="background2" w:themeShade="40"/>
+          <w:spacing w:val="-10"/>
+          <w:kern w:val="28"/>
+          <w:lang w:val="fr-FR"/>
+        </w:rPr>
+        <w:t>consultadas</w:t>
+      </w:r>
+      <w:proofErr w:type="spellEnd"/>
+      <w:r>
+        <w:rPr>
+          <w:rFonts w:eastAsiaTheme="majorEastAsia"/>
+          <w:color w:val="3A3A3A" w:themeColor="background2" w:themeShade="40"/>
+          <w:spacing w:val="-10"/>
+          <w:kern w:val="28"/>
+          <w:lang w:val="fr-FR"/>
+        </w:rPr>
+        <w:t xml:space="preserve">, </w:t>
+      </w:r>
+      <w:proofErr w:type="spellStart"/>
+      <w:r>
+        <w:rPr>
+          <w:rFonts w:eastAsiaTheme="majorEastAsia"/>
+          <w:color w:val="3A3A3A" w:themeColor="background2" w:themeShade="40"/>
+          <w:spacing w:val="-10"/>
+          <w:kern w:val="28"/>
+          <w:lang w:val="fr-FR"/>
+        </w:rPr>
+        <w:t>incluindo</w:t>
+      </w:r>
+      <w:proofErr w:type="spellEnd"/>
+      <w:r>
+        <w:rPr>
+          <w:rFonts w:eastAsiaTheme="majorEastAsia"/>
+          <w:color w:val="3A3A3A" w:themeColor="background2" w:themeShade="40"/>
+          <w:spacing w:val="-10"/>
+          <w:kern w:val="28"/>
+          <w:lang w:val="fr-FR"/>
+        </w:rPr>
+        <w:t xml:space="preserve"> as </w:t>
+      </w:r>
+      <w:proofErr w:type="spellStart"/>
+      <w:r>
+        <w:rPr>
+          <w:rFonts w:eastAsiaTheme="majorEastAsia"/>
+          <w:color w:val="3A3A3A" w:themeColor="background2" w:themeShade="40"/>
+          <w:spacing w:val="-10"/>
+          <w:kern w:val="28"/>
+          <w:lang w:val="fr-FR"/>
+        </w:rPr>
+        <w:t>utilizadas</w:t>
+      </w:r>
+      <w:proofErr w:type="spellEnd"/>
+      <w:r>
+        <w:rPr>
+          <w:rFonts w:eastAsiaTheme="majorEastAsia"/>
+          <w:color w:val="3A3A3A" w:themeColor="background2" w:themeShade="40"/>
+          <w:spacing w:val="-10"/>
+          <w:kern w:val="28"/>
+          <w:lang w:val="fr-FR"/>
+        </w:rPr>
+        <w:t xml:space="preserve"> para </w:t>
+      </w:r>
+      <w:proofErr w:type="spellStart"/>
+      <w:r>
+        <w:rPr>
+          <w:rFonts w:eastAsiaTheme="majorEastAsia"/>
+          <w:color w:val="3A3A3A" w:themeColor="background2" w:themeShade="40"/>
+          <w:spacing w:val="-10"/>
+          <w:kern w:val="28"/>
+          <w:lang w:val="fr-FR"/>
+        </w:rPr>
+        <w:t>explicar</w:t>
+      </w:r>
+      <w:proofErr w:type="spellEnd"/>
+      <w:r>
+        <w:rPr>
+          <w:rFonts w:eastAsiaTheme="majorEastAsia"/>
+          <w:color w:val="3A3A3A" w:themeColor="background2" w:themeShade="40"/>
+          <w:spacing w:val="-10"/>
+          <w:kern w:val="28"/>
+          <w:lang w:val="fr-FR"/>
+        </w:rPr>
+        <w:t xml:space="preserve"> os </w:t>
+      </w:r>
+      <w:proofErr w:type="spellStart"/>
+      <w:r>
+        <w:rPr>
+          <w:rFonts w:eastAsiaTheme="majorEastAsia"/>
+          <w:color w:val="3A3A3A" w:themeColor="background2" w:themeShade="40"/>
+          <w:spacing w:val="-10"/>
+          <w:kern w:val="28"/>
+          <w:lang w:val="fr-FR"/>
+        </w:rPr>
+        <w:t>métodos</w:t>
+      </w:r>
+      <w:proofErr w:type="spellEnd"/>
+      <w:r>
+        <w:rPr>
+          <w:rFonts w:eastAsiaTheme="majorEastAsia"/>
+          <w:color w:val="3A3A3A" w:themeColor="background2" w:themeShade="40"/>
+          <w:spacing w:val="-10"/>
+          <w:kern w:val="28"/>
+          <w:lang w:val="fr-FR"/>
+        </w:rPr>
+        <w:t xml:space="preserve"> </w:t>
+      </w:r>
+      <w:proofErr w:type="spellStart"/>
+      <w:r>
+        <w:rPr>
+          <w:rFonts w:eastAsiaTheme="majorEastAsia"/>
+          <w:color w:val="3A3A3A" w:themeColor="background2" w:themeShade="40"/>
+          <w:spacing w:val="-10"/>
+          <w:kern w:val="28"/>
+          <w:lang w:val="fr-FR"/>
+        </w:rPr>
+        <w:t>estatísticos</w:t>
+      </w:r>
+      <w:proofErr w:type="spellEnd"/>
+      <w:r>
+        <w:rPr>
+          <w:rFonts w:eastAsiaTheme="majorEastAsia"/>
+          <w:color w:val="3A3A3A" w:themeColor="background2" w:themeShade="40"/>
+          <w:spacing w:val="-10"/>
+          <w:kern w:val="28"/>
+          <w:lang w:val="fr-FR"/>
+        </w:rPr>
+        <w:t xml:space="preserve">. </w:t>
+      </w:r>
+      <w:proofErr w:type="spellStart"/>
+      <w:r>
+        <w:rPr>
+          <w:rFonts w:eastAsiaTheme="majorEastAsia"/>
+          <w:color w:val="3A3A3A" w:themeColor="background2" w:themeShade="40"/>
+          <w:spacing w:val="-10"/>
+          <w:kern w:val="28"/>
+        </w:rPr>
+        <w:t>Verifique</w:t>
+      </w:r>
+      <w:proofErr w:type="spellEnd"/>
+      <w:r>
+        <w:rPr>
+          <w:rFonts w:eastAsiaTheme="majorEastAsia"/>
+          <w:color w:val="3A3A3A" w:themeColor="background2" w:themeShade="40"/>
+          <w:spacing w:val="-10"/>
+          <w:kern w:val="28"/>
+        </w:rPr>
+        <w:t xml:space="preserve"> as </w:t>
+      </w:r>
+      <w:proofErr w:type="spellStart"/>
+      <w:r>
+        <w:rPr>
+          <w:rFonts w:eastAsiaTheme="majorEastAsia"/>
+          <w:color w:val="3A3A3A" w:themeColor="background2" w:themeShade="40"/>
+          <w:spacing w:val="-10"/>
+          <w:kern w:val="28"/>
+        </w:rPr>
+        <w:t>regras</w:t>
+      </w:r>
+      <w:proofErr w:type="spellEnd"/>
+      <w:r>
+        <w:rPr>
+          <w:rFonts w:eastAsiaTheme="majorEastAsia"/>
+          <w:color w:val="3A3A3A" w:themeColor="background2" w:themeShade="40"/>
+          <w:spacing w:val="-10"/>
+          <w:kern w:val="28"/>
+        </w:rPr>
+        <w:t xml:space="preserve"> de Harvard </w:t>
+      </w:r>
+      <w:proofErr w:type="spellStart"/>
+      <w:r>
+        <w:rPr>
+          <w:rFonts w:eastAsiaTheme="majorEastAsia"/>
+          <w:color w:val="3A3A3A" w:themeColor="background2" w:themeShade="40"/>
+          <w:spacing w:val="-10"/>
+          <w:kern w:val="28"/>
+        </w:rPr>
+        <w:t>fornecidas</w:t>
+      </w:r>
+      <w:proofErr w:type="spellEnd"/>
+      <w:r>
+        <w:rPr>
+          <w:rFonts w:eastAsiaTheme="majorEastAsia"/>
+          <w:color w:val="3A3A3A" w:themeColor="background2" w:themeShade="40"/>
+          <w:spacing w:val="-10"/>
+          <w:kern w:val="28"/>
+        </w:rPr>
+        <w:t xml:space="preserve"> </w:t>
+      </w:r>
+      <w:proofErr w:type="spellStart"/>
+      <w:r>
+        <w:rPr>
+          <w:rFonts w:eastAsiaTheme="majorEastAsia"/>
+          <w:color w:val="3A3A3A" w:themeColor="background2" w:themeShade="40"/>
+          <w:spacing w:val="-10"/>
+          <w:kern w:val="28"/>
+        </w:rPr>
+        <w:t>pelo</w:t>
+      </w:r>
+      <w:proofErr w:type="spellEnd"/>
+      <w:r>
+        <w:rPr>
+          <w:rFonts w:eastAsiaTheme="majorEastAsia"/>
+          <w:color w:val="3A3A3A" w:themeColor="background2" w:themeShade="40"/>
+          <w:spacing w:val="-10"/>
+          <w:kern w:val="28"/>
+        </w:rPr>
+        <w:t xml:space="preserve"> CCT.]</w:t>
       </w:r>
     </w:p>
     <w:p>
@@ -4642,7 +3876,73 @@
           <w:kern w:val="28"/>
           <w:lang w:val="it-IT"/>
         </w:rPr>
-        <w:t>[Apêndice obrigatório conforme o enunciado.]</w:t>
+        <w:t>[</w:t>
+      </w:r>
+      <w:proofErr w:type="spellStart"/>
+      <w:r>
+        <w:rPr>
+          <w:rFonts w:eastAsiaTheme="majorEastAsia"/>
+          <w:color w:val="3A3A3A" w:themeColor="background2" w:themeShade="40"/>
+          <w:spacing w:val="-10"/>
+          <w:kern w:val="28"/>
+          <w:lang w:val="it-IT"/>
+        </w:rPr>
+        <w:t>Apêndice</w:t>
+      </w:r>
+      <w:proofErr w:type="spellEnd"/>
+      <w:r>
+        <w:rPr>
+          <w:rFonts w:eastAsiaTheme="majorEastAsia"/>
+          <w:color w:val="3A3A3A" w:themeColor="background2" w:themeShade="40"/>
+          <w:spacing w:val="-10"/>
+          <w:kern w:val="28"/>
+          <w:lang w:val="it-IT"/>
+        </w:rPr>
+        <w:t xml:space="preserve"> </w:t>
+      </w:r>
+      <w:proofErr w:type="spellStart"/>
+      <w:r>
+        <w:rPr>
+          <w:rFonts w:eastAsiaTheme="majorEastAsia"/>
+          <w:color w:val="3A3A3A" w:themeColor="background2" w:themeShade="40"/>
+          <w:spacing w:val="-10"/>
+          <w:kern w:val="28"/>
+          <w:lang w:val="it-IT"/>
+        </w:rPr>
+        <w:t>obrigatório</w:t>
+      </w:r>
+      <w:proofErr w:type="spellEnd"/>
+      <w:r>
+        <w:rPr>
+          <w:rFonts w:eastAsiaTheme="majorEastAsia"/>
+          <w:color w:val="3A3A3A" w:themeColor="background2" w:themeShade="40"/>
+          <w:spacing w:val="-10"/>
+          <w:kern w:val="28"/>
+          <w:lang w:val="it-IT"/>
+        </w:rPr>
+        <w:t xml:space="preserve"> conforme o </w:t>
+      </w:r>
+      <w:proofErr w:type="spellStart"/>
+      <w:r>
+        <w:rPr>
+          <w:rFonts w:eastAsiaTheme="majorEastAsia"/>
+          <w:color w:val="3A3A3A" w:themeColor="background2" w:themeShade="40"/>
+          <w:spacing w:val="-10"/>
+          <w:kern w:val="28"/>
+          <w:lang w:val="it-IT"/>
+        </w:rPr>
+        <w:t>enunciado</w:t>
+      </w:r>
+      <w:proofErr w:type="spellEnd"/>
+      <w:r>
+        <w:rPr>
+          <w:rFonts w:eastAsiaTheme="majorEastAsia"/>
+          <w:color w:val="3A3A3A" w:themeColor="background2" w:themeShade="40"/>
+          <w:spacing w:val="-10"/>
+          <w:kern w:val="28"/>
+          <w:lang w:val="it-IT"/>
+        </w:rPr>
+        <w:t>.]</w:t>
       </w:r>
     </w:p>
     <w:p>
@@ -4815,299 +4115,158 @@
           <w:kern w:val="28"/>
           <w:lang w:val="fr-FR"/>
         </w:rPr>
-        <w:t xml:space="preserve">[Não invente prompts ou outputs. </w:t>
-      </w:r>
-      <w:r>
-        <w:rPr>
-          <w:rFonts w:eastAsiaTheme="majorEastAsia"/>
-          <w:color w:val="3A3A3A" w:themeColor="background2" w:themeShade="40"/>
-          <w:spacing w:val="-10"/>
-          <w:kern w:val="28"/>
-        </w:rPr>
-        <w:t>Registe as interações reais e siga exatamente as instruções do enunciado.]</w:t>
-      </w:r>
-    </w:p>
-    <w:p>
-      <w:pPr>
-        <w:rPr>
-          <w:rFonts w:eastAsiaTheme="majorEastAsia"/>
-          <w:b/>
-          <w:bCs/>
-          <w:color w:val="3A3A3A" w:themeColor="background2" w:themeShade="40"/>
-          <w:spacing w:val="-10"/>
-          <w:kern w:val="28"/>
-        </w:rPr>
-      </w:pPr>
-      <w:r>
-        <w:rPr>
-          <w:rFonts w:eastAsiaTheme="majorEastAsia"/>
-          <w:b/>
-          <w:bCs/>
-          <w:color w:val="3A3A3A" w:themeColor="background2" w:themeShade="40"/>
-          <w:spacing w:val="-10"/>
-          <w:kern w:val="28"/>
-        </w:rPr>
-        <w:t>8. Appendix B – Reflection on Learning</w:t>
-      </w:r>
-    </w:p>
-    <w:p>
-      <w:pPr>
-        <w:rPr>
-          <w:rFonts w:eastAsiaTheme="majorEastAsia"/>
-          <w:color w:val="3A3A3A" w:themeColor="background2" w:themeShade="40"/>
-          <w:spacing w:val="-10"/>
-          <w:kern w:val="28"/>
-          <w:lang w:val="it-IT"/>
-        </w:rPr>
-      </w:pPr>
-      <w:r>
-        <w:rPr>
-          <w:rFonts w:eastAsiaTheme="majorEastAsia"/>
-          <w:color w:val="3A3A3A" w:themeColor="background2" w:themeShade="40"/>
-          <w:spacing w:val="-10"/>
-          <w:kern w:val="28"/>
-          <w:lang w:val="it-IT"/>
-        </w:rPr>
-        <w:t>[Escreva uma reflexão pessoal sobre o que aprendeu durante o trabalho.]</w:t>
-      </w:r>
-    </w:p>
-    <w:p>
-      <w:pPr>
-        <w:rPr>
-          <w:rFonts w:eastAsiaTheme="majorEastAsia"/>
-          <w:color w:val="3A3A3A" w:themeColor="background2" w:themeShade="40"/>
-          <w:spacing w:val="-10"/>
-          <w:kern w:val="28"/>
-        </w:rPr>
-      </w:pPr>
-      <w:r>
-        <w:rPr>
-          <w:rFonts w:eastAsiaTheme="majorEastAsia"/>
-          <w:color w:val="3A3A3A" w:themeColor="background2" w:themeShade="40"/>
-          <w:spacing w:val="-10"/>
-          <w:kern w:val="28"/>
-        </w:rPr>
-        <w:t>Consider:</w:t>
-      </w:r>
-    </w:p>
-    <w:p>
-      <w:pPr>
-        <w:numPr>
-          <w:ilvl w:val="0"/>
-          <w:numId w:val="19"/>
-        </w:numPr>
-        <w:rPr>
-          <w:rFonts w:eastAsiaTheme="majorEastAsia"/>
-          <w:color w:val="3A3A3A" w:themeColor="background2" w:themeShade="40"/>
-          <w:spacing w:val="-10"/>
-          <w:kern w:val="28"/>
-        </w:rPr>
-      </w:pPr>
-      <w:r>
-        <w:rPr>
-          <w:rFonts w:eastAsiaTheme="majorEastAsia"/>
-          <w:color w:val="3A3A3A" w:themeColor="background2" w:themeShade="40"/>
-          <w:spacing w:val="-10"/>
-          <w:kern w:val="28"/>
-        </w:rPr>
-        <w:t>What you learned about descriptive statistics and probability distributions.</w:t>
-      </w:r>
-    </w:p>
-    <w:p>
-      <w:pPr>
-        <w:numPr>
-          <w:ilvl w:val="0"/>
-          <w:numId w:val="19"/>
-        </w:numPr>
-        <w:rPr>
-          <w:rFonts w:eastAsiaTheme="majorEastAsia"/>
-          <w:color w:val="3A3A3A" w:themeColor="background2" w:themeShade="40"/>
-          <w:spacing w:val="-10"/>
-          <w:kern w:val="28"/>
-        </w:rPr>
-      </w:pPr>
-      <w:r>
-        <w:rPr>
-          <w:rFonts w:eastAsiaTheme="majorEastAsia"/>
-          <w:color w:val="3A3A3A" w:themeColor="background2" w:themeShade="40"/>
-          <w:spacing w:val="-10"/>
-          <w:kern w:val="28"/>
-        </w:rPr>
-        <w:t>Which Python operations or statistical concepts were most challenging.</w:t>
-      </w:r>
-    </w:p>
-    <w:p>
-      <w:pPr>
-        <w:numPr>
-          <w:ilvl w:val="0"/>
-          <w:numId w:val="19"/>
-        </w:numPr>
-        <w:rPr>
-          <w:rFonts w:eastAsiaTheme="majorEastAsia"/>
-          <w:color w:val="3A3A3A" w:themeColor="background2" w:themeShade="40"/>
-          <w:spacing w:val="-10"/>
-          <w:kern w:val="28"/>
-        </w:rPr>
-      </w:pPr>
-      <w:r>
-        <w:rPr>
-          <w:rFonts w:eastAsiaTheme="majorEastAsia"/>
-          <w:color w:val="3A3A3A" w:themeColor="background2" w:themeShade="40"/>
-          <w:spacing w:val="-10"/>
-          <w:kern w:val="28"/>
-        </w:rPr>
-        <w:t>How you checked whether the results were reliable.</w:t>
-      </w:r>
-    </w:p>
-    <w:p>
-      <w:pPr>
-        <w:numPr>
-          <w:ilvl w:val="0"/>
-          <w:numId w:val="19"/>
-        </w:numPr>
-        <w:rPr>
-          <w:rFonts w:eastAsiaTheme="majorEastAsia"/>
-          <w:color w:val="3A3A3A" w:themeColor="background2" w:themeShade="40"/>
-          <w:spacing w:val="-10"/>
-          <w:kern w:val="28"/>
-        </w:rPr>
-      </w:pPr>
-      <w:r>
-        <w:rPr>
-          <w:rFonts w:eastAsiaTheme="majorEastAsia"/>
-          <w:color w:val="3A3A3A" w:themeColor="background2" w:themeShade="40"/>
-          <w:spacing w:val="-10"/>
-          <w:kern w:val="28"/>
-        </w:rPr>
-        <w:t>What you would improve if you repeated the analysis.</w:t>
-      </w:r>
-    </w:p>
-    <w:p>
-      <w:pPr>
-        <w:numPr>
-          <w:ilvl w:val="0"/>
-          <w:numId w:val="19"/>
-        </w:numPr>
-        <w:rPr>
-          <w:rFonts w:eastAsiaTheme="majorEastAsia"/>
-          <w:color w:val="3A3A3A" w:themeColor="background2" w:themeShade="40"/>
-          <w:spacing w:val="-10"/>
-          <w:kern w:val="28"/>
-        </w:rPr>
-      </w:pPr>
-      <w:r>
-        <w:rPr>
-          <w:rFonts w:eastAsiaTheme="majorEastAsia"/>
-          <w:color w:val="3A3A3A" w:themeColor="background2" w:themeShade="40"/>
-          <w:spacing w:val="-10"/>
-          <w:kern w:val="28"/>
-        </w:rPr>
-        <w:t>How these skills could be useful in a business environment.</w:t>
-      </w:r>
-    </w:p>
-    <w:p>
-      <w:pPr>
-        <w:ind w:left="720" w:hanging="720"/>
-      </w:pPr>
-    </w:p>
-    <w:p/>
-    <w:p/>
-    <w:p/>
-    <w:p/>
-    <w:p/>
-    <w:p/>
-    <w:p/>
-    <w:p/>
-    <w:p/>
-    <w:p/>
-    <w:p>
-      <w:pPr>
-        <w:pStyle w:val="Heading1"/>
-      </w:pPr>
-      <w:bookmarkStart w:id="13" w:name="_Toc244029381"/>
-      <w:r>
-        <w:t>References</w:t>
-      </w:r>
-      <w:bookmarkEnd w:id="13"/>
-    </w:p>
-    <w:p/>
-    <w:p>
-      <w:pPr>
-        <w:rPr>
-          <w:color w:val="FF0000"/>
-        </w:rPr>
-      </w:pPr>
-      <w:r>
-        <w:rPr>
-          <w:color w:val="FF0000"/>
-        </w:rPr>
-        <w:t>Please list all the references you have used in your assignment alphabetically and in the Harvard style. You can find information on how to correctly reference in Harvard at this link: https://library.cct.ie/referencing/harvard</w:t>
-      </w:r>
-    </w:p>
-    <w:p/>
-    <w:p/>
-    <w:p/>
-    <w:p/>
-    <w:p/>
-    <w:p/>
-    <w:p/>
-    <w:p/>
-    <w:p/>
-    <w:p/>
-    <w:p/>
-    <w:p/>
-    <w:p/>
-    <w:p/>
-    <w:p/>
-    <w:p/>
-    <w:p/>
-    <w:p>
-      <w:pPr>
-        <w:pBdr>
-          <w:top w:val="nil"/>
-          <w:left w:val="nil"/>
-          <w:bottom w:val="nil"/>
-          <w:right w:val="nil"/>
-          <w:between w:val="nil"/>
-        </w:pBdr>
-        <w:spacing w:after="0" w:line="240" w:lineRule="auto"/>
-        <w:rPr>
-          <w:color w:val="000000"/>
-        </w:rPr>
-      </w:pPr>
-    </w:p>
-    <w:p/>
-    <w:p/>
-    <w:p/>
-    <w:p/>
-    <w:p/>
-    <w:p/>
-    <w:p/>
-    <w:p/>
-    <w:p/>
-    <w:p/>
-    <w:p>
-      <w:pPr>
-        <w:pStyle w:val="Heading1"/>
-      </w:pPr>
-      <w:bookmarkStart w:id="14" w:name="_heading=h.kfkjs3rwl2c1" w:colFirst="0" w:colLast="0"/>
-      <w:bookmarkStart w:id="15" w:name="_Toc244029382"/>
-      <w:bookmarkEnd w:id="14"/>
-      <w:r>
-        <w:t>Appendix</w:t>
-      </w:r>
-      <w:bookmarkEnd w:id="15"/>
-    </w:p>
-    <w:p/>
-    <w:p>
+        <w:t>[</w:t>
+      </w:r>
+      <w:proofErr w:type="spellStart"/>
+      <w:r>
+        <w:rPr>
+          <w:rFonts w:eastAsiaTheme="majorEastAsia"/>
+          <w:color w:val="3A3A3A" w:themeColor="background2" w:themeShade="40"/>
+          <w:spacing w:val="-10"/>
+          <w:kern w:val="28"/>
+          <w:lang w:val="fr-FR"/>
+        </w:rPr>
+        <w:t>Não</w:t>
+      </w:r>
+      <w:proofErr w:type="spellEnd"/>
+      <w:r>
+        <w:rPr>
+          <w:rFonts w:eastAsiaTheme="majorEastAsia"/>
+          <w:color w:val="3A3A3A" w:themeColor="background2" w:themeShade="40"/>
+          <w:spacing w:val="-10"/>
+          <w:kern w:val="28"/>
+          <w:lang w:val="fr-FR"/>
+        </w:rPr>
+        <w:t xml:space="preserve"> invente prompts ou outputs. </w:t>
+      </w:r>
+      <w:r>
+        <w:rPr>
+          <w:rFonts w:eastAsiaTheme="majorEastAsia"/>
+          <w:color w:val="3A3A3A" w:themeColor="background2" w:themeShade="40"/>
+          <w:spacing w:val="-10"/>
+          <w:kern w:val="28"/>
+        </w:rPr>
+        <w:t xml:space="preserve">Registe as </w:t>
+      </w:r>
+      <w:proofErr w:type="spellStart"/>
+      <w:r>
+        <w:rPr>
+          <w:rFonts w:eastAsiaTheme="majorEastAsia"/>
+          <w:color w:val="3A3A3A" w:themeColor="background2" w:themeShade="40"/>
+          <w:spacing w:val="-10"/>
+          <w:kern w:val="28"/>
+        </w:rPr>
+        <w:t>interações</w:t>
+      </w:r>
+      <w:proofErr w:type="spellEnd"/>
+      <w:r>
+        <w:rPr>
+          <w:rFonts w:eastAsiaTheme="majorEastAsia"/>
+          <w:color w:val="3A3A3A" w:themeColor="background2" w:themeShade="40"/>
+          <w:spacing w:val="-10"/>
+          <w:kern w:val="28"/>
+        </w:rPr>
+        <w:t xml:space="preserve"> reais e </w:t>
+      </w:r>
+      <w:proofErr w:type="spellStart"/>
+      <w:r>
+        <w:rPr>
+          <w:rFonts w:eastAsiaTheme="majorEastAsia"/>
+          <w:color w:val="3A3A3A" w:themeColor="background2" w:themeShade="40"/>
+          <w:spacing w:val="-10"/>
+          <w:kern w:val="28"/>
+        </w:rPr>
+        <w:t>siga</w:t>
+      </w:r>
+      <w:proofErr w:type="spellEnd"/>
+      <w:r>
+        <w:rPr>
+          <w:rFonts w:eastAsiaTheme="majorEastAsia"/>
+          <w:color w:val="3A3A3A" w:themeColor="background2" w:themeShade="40"/>
+          <w:spacing w:val="-10"/>
+          <w:kern w:val="28"/>
+        </w:rPr>
+        <w:t xml:space="preserve"> </w:t>
+      </w:r>
+      <w:proofErr w:type="spellStart"/>
+      <w:r>
+        <w:rPr>
+          <w:rFonts w:eastAsiaTheme="majorEastAsia"/>
+          <w:color w:val="3A3A3A" w:themeColor="background2" w:themeShade="40"/>
+          <w:spacing w:val="-10"/>
+          <w:kern w:val="28"/>
+        </w:rPr>
+        <w:t>exatamente</w:t>
+      </w:r>
+      <w:proofErr w:type="spellEnd"/>
+      <w:r>
+        <w:rPr>
+          <w:rFonts w:eastAsiaTheme="majorEastAsia"/>
+          <w:color w:val="3A3A3A" w:themeColor="background2" w:themeShade="40"/>
+          <w:spacing w:val="-10"/>
+          <w:kern w:val="28"/>
+        </w:rPr>
+        <w:t xml:space="preserve"> as </w:t>
+      </w:r>
+      <w:proofErr w:type="spellStart"/>
+      <w:r>
+        <w:rPr>
+          <w:rFonts w:eastAsiaTheme="majorEastAsia"/>
+          <w:color w:val="3A3A3A" w:themeColor="background2" w:themeShade="40"/>
+          <w:spacing w:val="-10"/>
+          <w:kern w:val="28"/>
+        </w:rPr>
+        <w:t>instruções</w:t>
+      </w:r>
+      <w:proofErr w:type="spellEnd"/>
+      <w:r>
+        <w:rPr>
+          <w:rFonts w:eastAsiaTheme="majorEastAsia"/>
+          <w:color w:val="3A3A3A" w:themeColor="background2" w:themeShade="40"/>
+          <w:spacing w:val="-10"/>
+          <w:kern w:val="28"/>
+        </w:rPr>
+        <w:t xml:space="preserve"> do </w:t>
+      </w:r>
+      <w:proofErr w:type="spellStart"/>
+      <w:r>
+        <w:rPr>
+          <w:rFonts w:eastAsiaTheme="majorEastAsia"/>
+          <w:color w:val="3A3A3A" w:themeColor="background2" w:themeShade="40"/>
+          <w:spacing w:val="-10"/>
+          <w:kern w:val="28"/>
+        </w:rPr>
+        <w:t>enunciado</w:t>
+      </w:r>
+      <w:proofErr w:type="spellEnd"/>
+      <w:r>
+        <w:rPr>
+          <w:rFonts w:eastAsiaTheme="majorEastAsia"/>
+          <w:color w:val="3A3A3A" w:themeColor="background2" w:themeShade="40"/>
+          <w:spacing w:val="-10"/>
+          <w:kern w:val="28"/>
+        </w:rPr>
+        <w:t>.]</w:t>
+      </w:r>
+    </w:p>
+    <w:p>
+      <w:pPr>
+        <w:rPr>
+          <w:rFonts w:eastAsiaTheme="majorEastAsia"/>
+          <w:color w:val="3A3A3A" w:themeColor="background2" w:themeShade="40"/>
+          <w:spacing w:val="-10"/>
+          <w:kern w:val="28"/>
+        </w:rPr>
+      </w:pPr>
       <w:r>
         <w:rPr>
           <w:noProof/>
         </w:rPr>
+        <w:lastRenderedPageBreak/>
         <w:drawing>
-          <wp:inline distT="0" distB="0" distL="0" distR="0" wp14:anchorId="2408230F" wp14:editId="22DEB6EE">
-            <wp:extent cx="5731510" cy="3722370"/>
-            <wp:effectExtent l="0" t="0" r="2540" b="0"/>
+          <wp:inline distT="0" distB="0" distL="0" distR="0" wp14:anchorId="6A792C71" wp14:editId="45AAD4A0">
+            <wp:extent cx="4500563" cy="2922923"/>
+            <wp:effectExtent l="0" t="0" r="0" b="0"/>
             <wp:docPr id="273231921" name="Picture 1"/>
             <wp:cNvGraphicFramePr>
               <a:graphicFrameLocks xmlns:a="http://schemas.openxmlformats.org/drawingml/2006/main" noChangeAspect="1"/>
@@ -5120,7 +4279,7 @@
                     <pic:cNvPicPr/>
                   </pic:nvPicPr>
                   <pic:blipFill>
-                    <a:blip r:embed="rId19"/>
+                    <a:blip r:embed="rId22"/>
                     <a:stretch>
                       <a:fillRect/>
                     </a:stretch>
@@ -5128,7 +4287,7 @@
                   <pic:spPr>
                     <a:xfrm>
                       <a:off x="0" y="0"/>
-                      <a:ext cx="5731510" cy="3722370"/>
+                      <a:ext cx="4505055" cy="2925841"/>
                     </a:xfrm>
                     <a:prstGeom prst="rect">
                       <a:avLst/>
@@ -5141,53 +4300,35 @@
         </w:drawing>
       </w:r>
     </w:p>
-    <w:p/>
-    <w:p>
-      <w:pPr>
-        <w:rPr>
-          <w:color w:val="FF0000"/>
-        </w:rPr>
-      </w:pPr>
-    </w:p>
-    <w:p>
-      <w:pPr>
-        <w:rPr>
-          <w:color w:val="FF0000"/>
-        </w:rPr>
-      </w:pPr>
-      <w:r>
-        <w:rPr>
-          <w:color w:val="FF0000"/>
-        </w:rPr>
-        <w:lastRenderedPageBreak/>
-        <w:t xml:space="preserve">If you have used AI tools in your work, you must include screenshots of your requests in the appendix. </w:t>
-      </w:r>
-    </w:p>
-    <w:p>
-      <w:pPr>
-        <w:rPr>
-          <w:color w:val="FF0000"/>
-        </w:rPr>
-      </w:pPr>
-      <w:r>
-        <w:rPr>
-          <w:color w:val="FF0000"/>
-        </w:rPr>
-        <w:t>The appendix serves as a repository for additional or supplementary information that is deemed too extensive or detailed for integration into the main body of the text. This supplementary content can encompass data tables, charts, graphs, questionnaires, or any other supporting materials that contribute to a comprehensive understanding of the research.</w:t>
-      </w:r>
-    </w:p>
-    <w:p>
-      <w:pPr>
-        <w:rPr>
-          <w:color w:val="FF0000"/>
-        </w:rPr>
-      </w:pPr>
-      <w:r>
-        <w:rPr>
-          <w:color w:val="FF0000"/>
-        </w:rPr>
-        <w:t>If you haven't used AI tools and there's no need for supplementary data, you can remove the appendix section entirely.</w:t>
-      </w:r>
+    <w:p>
+      <w:pPr>
+        <w:rPr>
+          <w:rFonts w:eastAsiaTheme="majorEastAsia"/>
+          <w:b/>
+          <w:bCs/>
+          <w:color w:val="3A3A3A" w:themeColor="background2" w:themeShade="40"/>
+          <w:spacing w:val="-10"/>
+          <w:kern w:val="28"/>
+        </w:rPr>
+      </w:pPr>
+      <w:r>
+        <w:rPr>
+          <w:rFonts w:eastAsiaTheme="majorEastAsia"/>
+          <w:b/>
+          <w:bCs/>
+          <w:color w:val="3A3A3A" w:themeColor="background2" w:themeShade="40"/>
+          <w:spacing w:val="-10"/>
+          <w:kern w:val="28"/>
+        </w:rPr>
+        <w:t>8. Appendix B – Reflection on Learning</w:t>
+      </w:r>
+    </w:p>
+    <w:p>
+      <w:pPr>
+        <w:jc w:val="center"/>
+      </w:pPr>
+      <w:bookmarkStart w:id="13" w:name="_heading=h.kfkjs3rwl2c1" w:colFirst="0" w:colLast="0"/>
+      <w:bookmarkEnd w:id="13"/>
     </w:p>
     <w:p>
       <w:pPr>
@@ -5198,7 +4339,7 @@
     </w:p>
     <w:p/>
     <w:sectPr>
-      <w:footerReference w:type="default" r:id="rId20"/>
+      <w:footerReference w:type="default" r:id="rId23"/>
       <w:pgSz w:w="11906" w:h="16838"/>
       <w:pgMar w:top="1440" w:right="1440" w:bottom="1440" w:left="1440" w:header="708" w:footer="708" w:gutter="0"/>
       <w:pgNumType w:start="1"/>
@@ -5234,50 +4375,6 @@
 </file>
 
 <file path=word/footer1.xml><?xml version="1.0" encoding="utf-8"?>
-<w:ftr xmlns:wpc="http://schemas.microsoft.com/office/word/2010/wordprocessingCanvas" xmlns:cx="http://schemas.microsoft.com/office/drawing/2014/chartex" xmlns:cx1="http://schemas.microsoft.com/office/drawing/2015/9/8/chartex" xmlns:cx2="http://schemas.microsoft.com/office/drawing/2015/10/21/chartex" xmlns:cx3="http://schemas.microsoft.com/office/drawing/2016/5/9/chartex" xmlns:cx4="http://schemas.microsoft.com/office/drawing/2016/5/10/chartex" xmlns:cx5="http://schemas.microsoft.com/office/drawing/2016/5/11/chartex" xmlns:cx6="http://schemas.microsoft.com/office/drawing/2016/5/12/chartex" xmlns:cx7="http://schemas.microsoft.com/office/drawing/2016/5/13/chartex" xmlns:cx8="http://schemas.microsoft.com/office/drawing/2016/5/14/chartex" xmlns:mc="http://schemas.openxmlformats.org/markup-compatibility/2006" xmlns:aink="http://schemas.microsoft.com/office/drawing/2016/ink" xmlns:am3d="http://schemas.microsoft.com/office/drawing/2017/model3d" xmlns:o="urn:schemas-microsoft-com:office:office" xmlns:oel="http://schemas.microsoft.com/office/2019/extlst" xmlns:r="http://schemas.openxmlformats.org/officeDocument/2006/relationships" xmlns:m="http://schemas.openxmlformats.org/officeDocument/2006/math" xmlns:v="urn:schemas-microsoft-com:vml" xmlns:wp14="http://schemas.microsoft.com/office/word/2010/wordprocessingDrawing" xmlns:wp="http://schemas.openxmlformats.org/drawingml/2006/wordprocessingDrawing" xmlns:w10="urn:schemas-microsoft-com:office:word" xmlns:w="http://schemas.openxmlformats.org/wordprocessingml/2006/main" xmlns:w14="http://schemas.microsoft.com/office/word/2010/wordml" xmlns:w15="http://schemas.microsoft.com/office/word/2012/wordml" xmlns:w16cex="http://schemas.microsoft.com/office/word/2018/wordml/cex" xmlns:w16cid="http://schemas.microsoft.com/office/word/2016/wordml/cid" xmlns:w16="http://schemas.microsoft.com/office/word/2018/wordml" xmlns:w16du="http://schemas.microsoft.com/office/word/2023/wordml/word16du" xmlns:w16sdtdh="http://schemas.microsoft.com/office/word/2020/wordml/sdtdatahash" xmlns:w16sdtfl="http://schemas.microsoft.com/office/word/2024/wordml/sdtformatlock" xmlns:w16se="http://schemas.microsoft.com/office/word/2015/wordml/symex" xmlns:wpg="http://schemas.microsoft.com/office/word/2010/wordprocessingGroup" xmlns:wpi="http://schemas.microsoft.com/office/word/2010/wordprocessingInk" xmlns:wne="http://schemas.microsoft.com/office/word/2006/wordml" xmlns:wps="http://schemas.microsoft.com/office/word/2010/wordprocessingShape" mc:Ignorable="w14 w15 w16se w16cid w16 w16cex w16sdtdh w16sdtfl w16du wp14">
-  <w:p>
-    <w:pPr>
-      <w:pBdr>
-        <w:top w:val="nil"/>
-        <w:left w:val="nil"/>
-        <w:bottom w:val="nil"/>
-        <w:right w:val="nil"/>
-        <w:between w:val="nil"/>
-      </w:pBdr>
-      <w:tabs>
-        <w:tab w:val="center" w:pos="4513"/>
-        <w:tab w:val="right" w:pos="9026"/>
-      </w:tabs>
-      <w:spacing w:after="0" w:line="240" w:lineRule="auto"/>
-      <w:jc w:val="center"/>
-      <w:rPr>
-        <w:color w:val="000000"/>
-      </w:rPr>
-    </w:pPr>
-  </w:p>
-  <w:p>
-    <w:pPr>
-      <w:pBdr>
-        <w:top w:val="nil"/>
-        <w:left w:val="nil"/>
-        <w:bottom w:val="nil"/>
-        <w:right w:val="nil"/>
-        <w:between w:val="nil"/>
-      </w:pBdr>
-      <w:tabs>
-        <w:tab w:val="center" w:pos="4513"/>
-        <w:tab w:val="right" w:pos="9026"/>
-      </w:tabs>
-      <w:spacing w:after="0" w:line="240" w:lineRule="auto"/>
-      <w:rPr>
-        <w:color w:val="000000"/>
-      </w:rPr>
-    </w:pPr>
-  </w:p>
-</w:ftr>
-</file>
-
-<file path=word/footer2.xml><?xml version="1.0" encoding="utf-8"?>
 <w:ftr xmlns:wpc="http://schemas.microsoft.com/office/word/2010/wordprocessingCanvas" xmlns:cx="http://schemas.microsoft.com/office/drawing/2014/chartex" xmlns:cx1="http://schemas.microsoft.com/office/drawing/2015/9/8/chartex" xmlns:cx2="http://schemas.microsoft.com/office/drawing/2015/10/21/chartex" xmlns:cx3="http://schemas.microsoft.com/office/drawing/2016/5/9/chartex" xmlns:cx4="http://schemas.microsoft.com/office/drawing/2016/5/10/chartex" xmlns:cx5="http://schemas.microsoft.com/office/drawing/2016/5/11/chartex" xmlns:cx6="http://schemas.microsoft.com/office/drawing/2016/5/12/chartex" xmlns:cx7="http://schemas.microsoft.com/office/drawing/2016/5/13/chartex" xmlns:cx8="http://schemas.microsoft.com/office/drawing/2016/5/14/chartex" xmlns:mc="http://schemas.openxmlformats.org/markup-compatibility/2006" xmlns:aink="http://schemas.microsoft.com/office/drawing/2016/ink" xmlns:am3d="http://schemas.microsoft.com/office/drawing/2017/model3d" xmlns:o="urn:schemas-microsoft-com:office:office" xmlns:oel="http://schemas.microsoft.com/office/2019/extlst" xmlns:r="http://schemas.openxmlformats.org/officeDocument/2006/relationships" xmlns:m="http://schemas.openxmlformats.org/officeDocument/2006/math" xmlns:v="urn:schemas-microsoft-com:vml" xmlns:wp14="http://schemas.microsoft.com/office/word/2010/wordprocessingDrawing" xmlns:wp="http://schemas.openxmlformats.org/drawingml/2006/wordprocessingDrawing" xmlns:w10="urn:schemas-microsoft-com:office:word" xmlns:w="http://schemas.openxmlformats.org/wordprocessingml/2006/main" xmlns:w14="http://schemas.microsoft.com/office/word/2010/wordml" xmlns:w15="http://schemas.microsoft.com/office/word/2012/wordml" xmlns:w16cex="http://schemas.microsoft.com/office/word/2018/wordml/cex" xmlns:w16cid="http://schemas.microsoft.com/office/word/2016/wordml/cid" xmlns:w16="http://schemas.microsoft.com/office/word/2018/wordml" xmlns:w16du="http://schemas.microsoft.com/office/word/2023/wordml/word16du" xmlns:w16sdtdh="http://schemas.microsoft.com/office/word/2020/wordml/sdtdatahash" xmlns:w16sdtfl="http://schemas.microsoft.com/office/word/2024/wordml/sdtformatlock" xmlns:w16se="http://schemas.microsoft.com/office/word/2015/wordml/symex" xmlns:wpg="http://schemas.microsoft.com/office/word/2010/wordprocessingGroup" xmlns:wpi="http://schemas.microsoft.com/office/word/2010/wordprocessingInk" xmlns:wne="http://schemas.microsoft.com/office/word/2006/wordml" xmlns:wps="http://schemas.microsoft.com/office/word/2010/wordprocessingShape" mc:Ignorable="w14 w15 w16se w16cid w16 w16cex w16sdtdh w16sdtfl w16du wp14">
   <w:p>
     <w:pPr>
@@ -9713,20 +8810,10 @@
 </file>
 
 <file path=customXml/item2.xml><?xml version="1.0" encoding="utf-8"?>
-<go:gDocsCustomXmlDataStorage xmlns:go="http://customooxmlschemas.google.com/" xmlns:r="http://schemas.openxmlformats.org/officeDocument/2006/relationships" uri="GoogleDocsCustomDataVersion2">
-  <go:docsCustomData xmlns:go="http://customooxmlschemas.google.com/" roundtripDataSignature="AMtx7miehlgh2pzFvkmpnhkVaeODs3Wnuw==">CgMxLjAyCGguZ2pkZ3hzMgloLjMwajB6bGwyCWguMWZvYjl0ZTIJaC4zem55c2g3MgloLjJldDkycDAyDmgua2ZranMzcndsMmMxOAByITF6bEVRVXYyWkdtTjZWemdfYk5uaGpmb0x1c2hhYUo3dw==</go:docsCustomData>
-</go:gDocsCustomXmlDataStorage>
+<b:Sources xmlns:b="http://schemas.openxmlformats.org/officeDocument/2006/bibliography" xmlns="http://schemas.openxmlformats.org/officeDocument/2006/bibliography" SelectedStyle="\APASixthEditionOfficeOnline.xsl" StyleName="APA" Version="6"/>
 </file>
 
 <file path=customXml/item3.xml><?xml version="1.0" encoding="utf-8"?>
-<p:properties xmlns:p="http://schemas.microsoft.com/office/2006/metadata/properties" xmlns:xsi="http://www.w3.org/2001/XMLSchema-instance" xmlns:pc="http://schemas.microsoft.com/office/infopath/2007/PartnerControls">
-  <documentManagement>
-    <_activity xmlns="b16a9495-4dfd-42d3-807b-98cb11f03b43" xsi:nil="true"/>
-  </documentManagement>
-</p:properties>
-</file>
-
-<file path=customXml/item4.xml><?xml version="1.0" encoding="utf-8"?>
 <?mso-contentType ?>
 <FormTemplates xmlns="http://schemas.microsoft.com/sharepoint/v3/contenttype/forms">
   <Display>DocumentLibraryForm</Display>
@@ -9735,8 +8822,18 @@
 </FormTemplates>
 </file>
 
+<file path=customXml/item4.xml><?xml version="1.0" encoding="utf-8"?>
+<p:properties xmlns:p="http://schemas.microsoft.com/office/2006/metadata/properties" xmlns:xsi="http://www.w3.org/2001/XMLSchema-instance" xmlns:pc="http://schemas.microsoft.com/office/infopath/2007/PartnerControls">
+  <documentManagement>
+    <_activity xmlns="b16a9495-4dfd-42d3-807b-98cb11f03b43" xsi:nil="true"/>
+  </documentManagement>
+</p:properties>
+</file>
+
 <file path=customXml/item5.xml><?xml version="1.0" encoding="utf-8"?>
-<b:Sources xmlns:b="http://schemas.openxmlformats.org/officeDocument/2006/bibliography" xmlns="http://schemas.openxmlformats.org/officeDocument/2006/bibliography" SelectedStyle="\APASixthEditionOfficeOnline.xsl" StyleName="APA" Version="6"/>
+<go:gDocsCustomXmlDataStorage xmlns:go="http://customooxmlschemas.google.com/" xmlns:r="http://schemas.openxmlformats.org/officeDocument/2006/relationships" uri="GoogleDocsCustomDataVersion2">
+  <go:docsCustomData xmlns:go="http://customooxmlschemas.google.com/" roundtripDataSignature="AMtx7miehlgh2pzFvkmpnhkVaeODs3Wnuw==">CgMxLjAyCGguZ2pkZ3hzMgloLjMwajB6bGwyCWguMWZvYjl0ZTIJaC4zem55c2g3MgloLjJldDkycDAyDmgua2ZranMzcndsMmMxOAByITF6bEVRVXYyWkdtTjZWemdfYk5uaGpmb0x1c2hhYUo3dw==</go:docsCustomData>
+</go:gDocsCustomXmlDataStorage>
 </file>
 
 <file path=customXml/itemProps1.xml><?xml version="1.0" encoding="utf-8"?>
@@ -9758,15 +8855,22 @@
 </file>
 
 <file path=customXml/itemProps2.xml><?xml version="1.0" encoding="utf-8"?>
-<ds:datastoreItem xmlns:ds="http://schemas.openxmlformats.org/officeDocument/2006/customXml" ds:itemID="{11111111-1234-1234-1234-123412341234}">
+<ds:datastoreItem xmlns:ds="http://schemas.openxmlformats.org/officeDocument/2006/customXml" ds:itemID="{A5C61161-19E4-4D42-A5DA-EC591AFE0A7D}">
   <ds:schemaRefs>
-    <ds:schemaRef ds:uri="http://customooxmlschemas.google.com/"/>
-    <ds:schemaRef ds:uri="http://schemas.openxmlformats.org/officeDocument/2006/relationships"/>
+    <ds:schemaRef ds:uri="http://schemas.openxmlformats.org/officeDocument/2006/bibliography"/>
   </ds:schemaRefs>
 </ds:datastoreItem>
 </file>
 
 <file path=customXml/itemProps3.xml><?xml version="1.0" encoding="utf-8"?>
+<ds:datastoreItem xmlns:ds="http://schemas.openxmlformats.org/officeDocument/2006/customXml" ds:itemID="{AD64260C-1345-4C21-A804-B9FBE7B91489}">
+  <ds:schemaRefs>
+    <ds:schemaRef ds:uri="http://schemas.microsoft.com/sharepoint/v3/contenttype/forms"/>
+  </ds:schemaRefs>
+</ds:datastoreItem>
+</file>
+
+<file path=customXml/itemProps4.xml><?xml version="1.0" encoding="utf-8"?>
 <ds:datastoreItem xmlns:ds="http://schemas.openxmlformats.org/officeDocument/2006/customXml" ds:itemID="{D51EB97A-8C7A-4EE1-A3AD-E57FDBFA6BEE}">
   <ds:schemaRefs>
     <ds:schemaRef ds:uri="http://schemas.microsoft.com/office/2006/metadata/properties"/>
@@ -9776,18 +8880,11 @@
 </ds:datastoreItem>
 </file>
 
-<file path=customXml/itemProps4.xml><?xml version="1.0" encoding="utf-8"?>
-<ds:datastoreItem xmlns:ds="http://schemas.openxmlformats.org/officeDocument/2006/customXml" ds:itemID="{AD64260C-1345-4C21-A804-B9FBE7B91489}">
+<file path=customXml/itemProps5.xml><?xml version="1.0" encoding="utf-8"?>
+<ds:datastoreItem xmlns:ds="http://schemas.openxmlformats.org/officeDocument/2006/customXml" ds:itemID="{11111111-1234-1234-1234-123412341234}">
   <ds:schemaRefs>
-    <ds:schemaRef ds:uri="http://schemas.microsoft.com/sharepoint/v3/contenttype/forms"/>
-  </ds:schemaRefs>
-</ds:datastoreItem>
-</file>
-
-<file path=customXml/itemProps5.xml><?xml version="1.0" encoding="utf-8"?>
-<ds:datastoreItem xmlns:ds="http://schemas.openxmlformats.org/officeDocument/2006/customXml" ds:itemID="{A5C61161-19E4-4D42-A5DA-EC591AFE0A7D}">
-  <ds:schemaRefs>
-    <ds:schemaRef ds:uri="http://schemas.openxmlformats.org/officeDocument/2006/bibliography"/>
+    <ds:schemaRef ds:uri="http://customooxmlschemas.google.com/"/>
+    <ds:schemaRef ds:uri="http://schemas.openxmlformats.org/officeDocument/2006/relationships"/>
   </ds:schemaRefs>
 </ds:datastoreItem>
 </file>
--- a/Stats- HDip DBA Sept-26_2026617_CA-1.docx
+++ b/Stats- HDip DBA Sept-26_2026617_CA-1.docx
@@ -247,6 +247,7 @@
       <w:pPr>
         <w:rPr>
           <w:b/>
+          <w:bCs/>
           <w:color w:val="156082"/>
         </w:rPr>
       </w:pPr>
@@ -255,7 +256,15 @@
           <w:b/>
           <w:color w:val="156082"/>
         </w:rPr>
-        <w:t>Assessment Cover Page</w:t>
+        <w:t xml:space="preserve">CA1 - </w:t>
+      </w:r>
+      <w:r>
+        <w:rPr>
+          <w:b/>
+          <w:bCs/>
+          <w:color w:val="156082"/>
+        </w:rPr>
+        <w:t>Statistical Techniques for Data Analysis</w:t>
       </w:r>
     </w:p>
     <w:tbl>
@@ -305,12 +314,16 @@
             <w:pPr>
               <w:spacing w:line="480" w:lineRule="auto"/>
               <w:rPr>
+                <w:b/>
+                <w:bCs/>
                 <w:i/>
                 <w:color w:val="156082"/>
               </w:rPr>
             </w:pPr>
             <w:r>
               <w:rPr>
+                <w:b/>
+                <w:bCs/>
                 <w:i/>
                 <w:color w:val="156082"/>
               </w:rPr>
@@ -319,6 +332,8 @@
             <w:ins w:id="1" w:author="naomie mboma" w:date="2026-04-19T22:07:00Z" w16du:dateUtc="2026-04-19T21:07:00Z">
               <w:r>
                 <w:rPr>
+                  <w:b/>
+                  <w:bCs/>
                   <w:i/>
                   <w:color w:val="156082"/>
                 </w:rPr>
@@ -380,12 +395,16 @@
             <w:pPr>
               <w:spacing w:line="480" w:lineRule="auto"/>
               <w:rPr>
+                <w:b/>
+                <w:bCs/>
                 <w:i/>
                 <w:color w:val="156082"/>
               </w:rPr>
             </w:pPr>
             <w:r>
               <w:rPr>
+                <w:b/>
+                <w:bCs/>
                 <w:i/>
                 <w:color w:val="156082"/>
               </w:rPr>
@@ -516,12 +535,16 @@
             <w:pPr>
               <w:spacing w:line="480" w:lineRule="auto"/>
               <w:rPr>
+                <w:b/>
+                <w:bCs/>
                 <w:i/>
                 <w:color w:val="156082"/>
               </w:rPr>
             </w:pPr>
             <w:r>
               <w:rPr>
+                <w:b/>
+                <w:bCs/>
                 <w:i/>
                 <w:color w:val="156082"/>
               </w:rPr>
@@ -530,6 +553,8 @@
             <w:ins w:id="5" w:author="naomie mboma" w:date="2026-04-19T22:11:00Z" w16du:dateUtc="2026-04-19T21:11:00Z">
               <w:r>
                 <w:rPr>
+                  <w:b/>
+                  <w:bCs/>
                   <w:i/>
                   <w:color w:val="156082"/>
                 </w:rPr>
@@ -591,25 +616,20 @@
             <w:pPr>
               <w:spacing w:line="480" w:lineRule="auto"/>
               <w:rPr>
+                <w:b/>
+                <w:bCs/>
                 <w:i/>
                 <w:color w:val="156082"/>
               </w:rPr>
             </w:pPr>
-            <w:proofErr w:type="spellStart"/>
             <w:r>
               <w:rPr>
+                <w:b/>
+                <w:bCs/>
                 <w:i/>
                 <w:color w:val="156082"/>
               </w:rPr>
-              <w:t>Taufique</w:t>
-            </w:r>
-            <w:proofErr w:type="spellEnd"/>
-            <w:r>
-              <w:rPr>
-                <w:i/>
-                <w:color w:val="156082"/>
-              </w:rPr>
-              <w:t xml:space="preserve"> Ahmed</w:t>
+              <w:t>Taufique Ahmed</w:t>
             </w:r>
           </w:p>
         </w:tc>
@@ -666,28 +686,50 @@
             <w:pPr>
               <w:spacing w:line="480" w:lineRule="auto"/>
               <w:rPr>
+                <w:b/>
+                <w:bCs/>
                 <w:i/>
                 <w:color w:val="156082"/>
               </w:rPr>
             </w:pPr>
-            <w:ins w:id="8" w:author="naomie mboma" w:date="2026-04-19T22:08:00Z" w16du:dateUtc="2026-04-19T21:08:00Z">
+            <w:r>
+              <w:rPr>
+                <w:b/>
+                <w:bCs/>
+                <w:i/>
+                <w:color w:val="156082"/>
+              </w:rPr>
+              <w:t>01</w:t>
+            </w:r>
+            <w:ins w:id="8" w:author="naomie mboma" w:date="2026-04-19T22:11:00Z" w16du:dateUtc="2026-04-19T21:11:00Z">
               <w:r>
                 <w:rPr>
+                  <w:b/>
+                  <w:bCs/>
                   <w:i/>
                   <w:color w:val="156082"/>
-                  <w:highlight w:val="yellow"/>
                 </w:rPr>
-                <w:t>1</w:t>
+                <w:t>/</w:t>
               </w:r>
             </w:ins>
+            <w:r>
+              <w:rPr>
+                <w:b/>
+                <w:bCs/>
+                <w:i/>
+                <w:color w:val="156082"/>
+              </w:rPr>
+              <w:t>11</w:t>
+            </w:r>
             <w:ins w:id="9" w:author="naomie mboma" w:date="2026-04-19T22:11:00Z" w16du:dateUtc="2026-04-19T21:11:00Z">
               <w:r>
                 <w:rPr>
+                  <w:b/>
+                  <w:bCs/>
                   <w:i/>
                   <w:color w:val="156082"/>
-                  <w:highlight w:val="yellow"/>
                 </w:rPr>
-                <w:t>2/03/2026</w:t>
+                <w:t>/2026</w:t>
               </w:r>
             </w:ins>
           </w:p>
@@ -745,26 +787,59 @@
             <w:pPr>
               <w:spacing w:line="480" w:lineRule="auto"/>
               <w:rPr>
+                <w:b/>
+                <w:bCs/>
                 <w:i/>
                 <w:color w:val="156082"/>
               </w:rPr>
             </w:pPr>
+            <w:r>
+              <w:rPr>
+                <w:b/>
+                <w:bCs/>
+                <w:i/>
+                <w:color w:val="156082"/>
+              </w:rPr>
+              <w:t>31</w:t>
+            </w:r>
             <w:ins w:id="11" w:author="naomie mboma" w:date="2026-04-19T22:08:00Z" w16du:dateUtc="2026-04-19T21:08:00Z">
               <w:r>
                 <w:rPr>
+                  <w:b/>
+                  <w:bCs/>
                   <w:i/>
                   <w:color w:val="156082"/>
-                  <w:highlight w:val="yellow"/>
                 </w:rPr>
-                <w:t>19/04/</w:t>
+                <w:t>/</w:t>
               </w:r>
             </w:ins>
-            <w:ins w:id="12" w:author="naomie mboma" w:date="2026-04-19T22:09:00Z" w16du:dateUtc="2026-04-19T21:09:00Z">
+            <w:r>
+              <w:rPr>
+                <w:b/>
+                <w:bCs/>
+                <w:i/>
+                <w:color w:val="156082"/>
+              </w:rPr>
+              <w:t>10</w:t>
+            </w:r>
+            <w:ins w:id="12" w:author="naomie mboma" w:date="2026-04-19T22:08:00Z" w16du:dateUtc="2026-04-19T21:08:00Z">
               <w:r>
                 <w:rPr>
+                  <w:b/>
+                  <w:bCs/>
                   <w:i/>
                   <w:color w:val="156082"/>
-                  <w:highlight w:val="yellow"/>
+                </w:rPr>
+                <w:t>/</w:t>
+              </w:r>
+            </w:ins>
+            <w:ins w:id="13" w:author="naomie mboma" w:date="2026-04-19T22:09:00Z" w16du:dateUtc="2026-04-19T21:09:00Z">
+              <w:r>
+                <w:rPr>
+                  <w:b/>
+                  <w:bCs/>
+                  <w:i/>
+                  <w:color w:val="156082"/>
                 </w:rPr>
                 <w:t>2026</w:t>
               </w:r>
@@ -797,16 +872,16 @@
         <w:rPr>
           <w:b/>
           <w:color w:val="156082"/>
-          <w:sz w:val="32"/>
-          <w:szCs w:val="32"/>
+          <w:sz w:val="24"/>
+          <w:szCs w:val="24"/>
         </w:rPr>
       </w:pPr>
       <w:r>
         <w:rPr>
           <w:b/>
           <w:color w:val="156082"/>
-          <w:sz w:val="32"/>
-          <w:szCs w:val="32"/>
+          <w:sz w:val="24"/>
+          <w:szCs w:val="24"/>
         </w:rPr>
         <w:t>Use of AI Tools</w:t>
       </w:r>
@@ -814,26 +889,6 @@
     <w:p>
       <w:pPr>
         <w:rPr>
-          <w:rFonts w:ascii="Quattrocento Sans" w:eastAsia="Quattrocento Sans" w:hAnsi="Quattrocento Sans" w:cs="Quattrocento Sans"/>
-          <w:b/>
-          <w:color w:val="FF0000"/>
-          <w:highlight w:val="white"/>
-        </w:rPr>
-      </w:pPr>
-      <w:r>
-        <w:rPr>
-          <w:rFonts w:ascii="Quattrocento Sans" w:eastAsia="Quattrocento Sans" w:hAnsi="Quattrocento Sans" w:cs="Quattrocento Sans"/>
-          <w:b/>
-          <w:color w:val="FF0000"/>
-          <w:highlight w:val="white"/>
-        </w:rPr>
-        <w:t>Choose the statement that fits your work and delete the other.</w:t>
-      </w:r>
-    </w:p>
-    <w:p>
-      <w:pPr>
-        <w:rPr>
-          <w:b/>
           <w:sz w:val="28"/>
           <w:szCs w:val="28"/>
         </w:rPr>
@@ -848,29 +903,20 @@
       <w:r>
         <w:rPr>
           <w:b/>
+          <w:bCs/>
           <w:sz w:val="28"/>
           <w:szCs w:val="28"/>
         </w:rPr>
-        <w:t>[enter name of the AI tool you used]</w:t>
+        <w:t>Chat GPT</w:t>
       </w:r>
       <w:r>
         <w:rPr>
           <w:sz w:val="28"/>
           <w:szCs w:val="28"/>
         </w:rPr>
-        <w:t xml:space="preserve"> for the purpose of </w:t>
-      </w:r>
-      <w:r>
-        <w:rPr>
-          <w:b/>
-          <w:sz w:val="28"/>
-          <w:szCs w:val="28"/>
-        </w:rPr>
-        <w:t xml:space="preserve">[provide a brief explanation of how you used the tool]. </w:t>
-      </w:r>
-    </w:p>
-    <w:p/>
-    <w:p/>
+        <w:t xml:space="preserve"> for the purpose of helping me better understand the Python codes I learned in class and compare them with those that could be used in my work. I used AI to correct my code, suggest additional functions and commands that could help me develop my work further, and explain every line of code I was using, so I could better understand its purpose and how to apply it effectively to my project.</w:t>
+      </w:r>
+    </w:p>
     <w:p>
       <w:pPr>
         <w:keepNext/>
@@ -1355,10 +1401,122 @@
           <w:lang w:val="it-IT"/>
         </w:rPr>
         <w:lastRenderedPageBreak/>
-        <w:t xml:space="preserve">1. </w:t>
-      </w:r>
-      <w:proofErr w:type="spellStart"/>
-      <w:r>
+        <w:t>1. Introduction</w:t>
+      </w:r>
+    </w:p>
+    <w:p>
+      <w:pPr>
+        <w:ind w:firstLine="720"/>
+        <w:jc w:val="both"/>
+        <w:rPr>
+          <w:rFonts w:eastAsiaTheme="majorEastAsia"/>
+          <w:color w:val="3A3A3A" w:themeColor="background2" w:themeShade="40"/>
+          <w:spacing w:val="-10"/>
+          <w:kern w:val="28"/>
+        </w:rPr>
+      </w:pPr>
+      <w:r>
+        <w:rPr>
+          <w:rFonts w:eastAsiaTheme="majorEastAsia"/>
+          <w:color w:val="3A3A3A" w:themeColor="background2" w:themeShade="40"/>
+          <w:spacing w:val="-10"/>
+          <w:kern w:val="28"/>
+        </w:rPr>
+        <w:t>This notebook analyses the Bank Marketing dataset using Python.</w:t>
+      </w:r>
+      <w:r>
+        <w:rPr>
+          <w:rFonts w:eastAsiaTheme="majorEastAsia"/>
+          <w:color w:val="3A3A3A" w:themeColor="background2" w:themeShade="40"/>
+          <w:spacing w:val="-10"/>
+          <w:kern w:val="28"/>
+        </w:rPr>
+        <w:t xml:space="preserve"> </w:t>
+      </w:r>
+      <w:r>
+        <w:rPr>
+          <w:rFonts w:eastAsiaTheme="majorEastAsia"/>
+          <w:color w:val="3A3A3A" w:themeColor="background2" w:themeShade="40"/>
+          <w:spacing w:val="-10"/>
+          <w:kern w:val="28"/>
+        </w:rPr>
+        <w:t>The analysis includes descriptive statistics, data visualisation,</w:t>
+      </w:r>
+      <w:r>
+        <w:rPr>
+          <w:rFonts w:eastAsiaTheme="majorEastAsia"/>
+          <w:color w:val="3A3A3A" w:themeColor="background2" w:themeShade="40"/>
+          <w:spacing w:val="-10"/>
+          <w:kern w:val="28"/>
+        </w:rPr>
+        <w:t xml:space="preserve"> </w:t>
+      </w:r>
+      <w:r>
+        <w:rPr>
+          <w:rFonts w:eastAsiaTheme="majorEastAsia"/>
+          <w:color w:val="3A3A3A" w:themeColor="background2" w:themeShade="40"/>
+          <w:spacing w:val="-10"/>
+          <w:kern w:val="28"/>
+        </w:rPr>
+        <w:t>the binomial distribution, the Poisson distribution and the normal distribution.</w:t>
+      </w:r>
+      <w:r>
+        <w:rPr>
+          <w:rFonts w:eastAsiaTheme="majorEastAsia"/>
+          <w:color w:val="3A3A3A" w:themeColor="background2" w:themeShade="40"/>
+          <w:spacing w:val="-10"/>
+          <w:kern w:val="28"/>
+        </w:rPr>
+        <w:t xml:space="preserve"> </w:t>
+      </w:r>
+      <w:r>
+        <w:rPr>
+          <w:rFonts w:eastAsiaTheme="majorEastAsia"/>
+          <w:color w:val="3A3A3A" w:themeColor="background2" w:themeShade="40"/>
+          <w:spacing w:val="-10"/>
+          <w:kern w:val="28"/>
+        </w:rPr>
+        <w:t>The main research question is:</w:t>
+      </w:r>
+      <w:r>
+        <w:rPr>
+          <w:rFonts w:eastAsiaTheme="majorEastAsia"/>
+          <w:color w:val="3A3A3A" w:themeColor="background2" w:themeShade="40"/>
+          <w:spacing w:val="-10"/>
+          <w:kern w:val="28"/>
+        </w:rPr>
+        <w:t xml:space="preserve"> </w:t>
+      </w:r>
+      <w:r>
+        <w:rPr>
+          <w:rFonts w:eastAsiaTheme="majorEastAsia"/>
+          <w:color w:val="3A3A3A" w:themeColor="background2" w:themeShade="40"/>
+          <w:spacing w:val="-10"/>
+          <w:kern w:val="28"/>
+        </w:rPr>
+        <w:t>Which customer characteristics and campaign-related factors</w:t>
+      </w:r>
+      <w:r>
+        <w:rPr>
+          <w:rFonts w:eastAsiaTheme="majorEastAsia"/>
+          <w:color w:val="3A3A3A" w:themeColor="background2" w:themeShade="40"/>
+          <w:spacing w:val="-10"/>
+          <w:kern w:val="28"/>
+        </w:rPr>
+        <w:t xml:space="preserve"> </w:t>
+      </w:r>
+      <w:r>
+        <w:rPr>
+          <w:rFonts w:eastAsiaTheme="majorEastAsia"/>
+          <w:color w:val="3A3A3A" w:themeColor="background2" w:themeShade="40"/>
+          <w:spacing w:val="-10"/>
+          <w:kern w:val="28"/>
+        </w:rPr>
+        <w:t>are associated with the success of a bank marketing campaign?</w:t>
+      </w:r>
+    </w:p>
+    <w:p>
+      <w:pPr>
         <w:rPr>
           <w:rFonts w:eastAsiaTheme="majorEastAsia"/>
           <w:b/>
@@ -1366,14 +1524,44 @@
           <w:color w:val="3A3A3A" w:themeColor="background2" w:themeShade="40"/>
           <w:spacing w:val="-10"/>
           <w:kern w:val="28"/>
-          <w:sz w:val="28"/>
-          <w:szCs w:val="28"/>
+        </w:rPr>
+      </w:pPr>
+      <w:r>
+        <w:rPr>
+          <w:rFonts w:eastAsiaTheme="majorEastAsia"/>
+          <w:b/>
+          <w:bCs/>
+          <w:color w:val="3A3A3A" w:themeColor="background2" w:themeShade="40"/>
+          <w:spacing w:val="-10"/>
+          <w:kern w:val="28"/>
           <w:highlight w:val="yellow"/>
-          <w:lang w:val="it-IT"/>
-        </w:rPr>
-        <w:t>Introduction</w:t>
-      </w:r>
-      <w:proofErr w:type="spellEnd"/>
+        </w:rPr>
+        <w:t>2. Dataset Description and Descriptive Statistics</w:t>
+      </w:r>
+    </w:p>
+    <w:p>
+      <w:pPr>
+        <w:rPr>
+          <w:rFonts w:eastAsiaTheme="majorEastAsia"/>
+          <w:b/>
+          <w:bCs/>
+          <w:color w:val="3A3A3A" w:themeColor="background2" w:themeShade="40"/>
+          <w:spacing w:val="-10"/>
+          <w:kern w:val="28"/>
+        </w:rPr>
+      </w:pPr>
+      <w:r>
+        <w:rPr>
+          <w:rFonts w:eastAsiaTheme="majorEastAsia"/>
+          <w:b/>
+          <w:bCs/>
+          <w:color w:val="3A3A3A" w:themeColor="background2" w:themeShade="40"/>
+          <w:spacing w:val="-10"/>
+          <w:kern w:val="28"/>
+          <w:highlight w:val="yellow"/>
+        </w:rPr>
+        <w:t>2.1 Dataset Overview</w:t>
+      </w:r>
     </w:p>
     <w:p>
       <w:pPr>
@@ -1393,97 +1581,7 @@
           <w:spacing w:val="-10"/>
           <w:kern w:val="28"/>
         </w:rPr>
-        <w:t>This notebook analyses the Bank Marketing dataset using Python.</w:t>
-      </w:r>
-      <w:r>
-        <w:rPr>
-          <w:rFonts w:eastAsiaTheme="majorEastAsia"/>
-          <w:color w:val="3A3A3A" w:themeColor="background2" w:themeShade="40"/>
-          <w:spacing w:val="-10"/>
-          <w:kern w:val="28"/>
-        </w:rPr>
-        <w:t xml:space="preserve"> </w:t>
-      </w:r>
-      <w:r>
-        <w:rPr>
-          <w:rFonts w:eastAsiaTheme="majorEastAsia"/>
-          <w:color w:val="3A3A3A" w:themeColor="background2" w:themeShade="40"/>
-          <w:spacing w:val="-10"/>
-          <w:kern w:val="28"/>
-        </w:rPr>
-        <w:t>The analysis includes descriptive statistics, data visualisation,</w:t>
-      </w:r>
-      <w:r>
-        <w:rPr>
-          <w:rFonts w:eastAsiaTheme="majorEastAsia"/>
-          <w:color w:val="3A3A3A" w:themeColor="background2" w:themeShade="40"/>
-          <w:spacing w:val="-10"/>
-          <w:kern w:val="28"/>
-        </w:rPr>
-        <w:t xml:space="preserve"> </w:t>
-      </w:r>
-      <w:r>
-        <w:rPr>
-          <w:rFonts w:eastAsiaTheme="majorEastAsia"/>
-          <w:color w:val="3A3A3A" w:themeColor="background2" w:themeShade="40"/>
-          <w:spacing w:val="-10"/>
-          <w:kern w:val="28"/>
-        </w:rPr>
-        <w:t>the binomial distribution, the Poisson distribution and the normal distribution.</w:t>
-      </w:r>
-      <w:r>
-        <w:rPr>
-          <w:rFonts w:eastAsiaTheme="majorEastAsia"/>
-          <w:color w:val="3A3A3A" w:themeColor="background2" w:themeShade="40"/>
-          <w:spacing w:val="-10"/>
-          <w:kern w:val="28"/>
-        </w:rPr>
-        <w:t xml:space="preserve"> </w:t>
-      </w:r>
-      <w:r>
-        <w:rPr>
-          <w:rFonts w:eastAsiaTheme="majorEastAsia"/>
-          <w:color w:val="3A3A3A" w:themeColor="background2" w:themeShade="40"/>
-          <w:spacing w:val="-10"/>
-          <w:kern w:val="28"/>
-        </w:rPr>
-        <w:t>The main research question is:</w:t>
-      </w:r>
-      <w:r>
-        <w:rPr>
-          <w:rFonts w:eastAsiaTheme="majorEastAsia"/>
-          <w:color w:val="3A3A3A" w:themeColor="background2" w:themeShade="40"/>
-          <w:spacing w:val="-10"/>
-          <w:kern w:val="28"/>
-        </w:rPr>
-        <w:t xml:space="preserve"> </w:t>
-      </w:r>
-      <w:r>
-        <w:rPr>
-          <w:rFonts w:eastAsiaTheme="majorEastAsia"/>
-          <w:color w:val="3A3A3A" w:themeColor="background2" w:themeShade="40"/>
-          <w:spacing w:val="-10"/>
-          <w:kern w:val="28"/>
-        </w:rPr>
-        <w:t>Which customer characteristics and campaign-related factors</w:t>
-      </w:r>
-      <w:r>
-        <w:rPr>
-          <w:rFonts w:eastAsiaTheme="majorEastAsia"/>
-          <w:color w:val="3A3A3A" w:themeColor="background2" w:themeShade="40"/>
-          <w:spacing w:val="-10"/>
-          <w:kern w:val="28"/>
-        </w:rPr>
-        <w:t xml:space="preserve"> </w:t>
-      </w:r>
-      <w:r>
-        <w:rPr>
-          <w:rFonts w:eastAsiaTheme="majorEastAsia"/>
-          <w:color w:val="3A3A3A" w:themeColor="background2" w:themeShade="40"/>
-          <w:spacing w:val="-10"/>
-          <w:kern w:val="28"/>
-        </w:rPr>
-        <w:t>are associated with the success of a bank marketing campaign?</w:t>
+        <w:t>The Bank Marketing dataset contains 45,211 observations and 17 variables. The dataset includes customer characteristics, such as age, job, marital status and education, as well as financial information and details about marketing campaign contacts. The target variable, y, indicates whether a customer subscribed to a term deposit. The dataset contains seven integer-type columns and ten object-type columns, according to the initial Python inspection. No missing values were detected using the pandas isnull() method. However, categorical values such as “unknown” may still require investigation.</w:t>
       </w:r>
     </w:p>
     <w:p>
@@ -1507,31 +1605,7 @@
           <w:kern w:val="28"/>
           <w:highlight w:val="yellow"/>
         </w:rPr>
-        <w:t>2. Dataset Description and Descriptive Statistics</w:t>
-      </w:r>
-    </w:p>
-    <w:p>
-      <w:pPr>
-        <w:rPr>
-          <w:rFonts w:eastAsiaTheme="majorEastAsia"/>
-          <w:b/>
-          <w:bCs/>
-          <w:color w:val="3A3A3A" w:themeColor="background2" w:themeShade="40"/>
-          <w:spacing w:val="-10"/>
-          <w:kern w:val="28"/>
-        </w:rPr>
-      </w:pPr>
-      <w:r>
-        <w:rPr>
-          <w:rFonts w:eastAsiaTheme="majorEastAsia"/>
-          <w:b/>
-          <w:bCs/>
-          <w:color w:val="3A3A3A" w:themeColor="background2" w:themeShade="40"/>
-          <w:spacing w:val="-10"/>
-          <w:kern w:val="28"/>
-          <w:highlight w:val="yellow"/>
-        </w:rPr>
-        <w:t>2.1 Dataset Overview</w:t>
+        <w:t>2.2 Data Preparation</w:t>
       </w:r>
     </w:p>
     <w:p>
@@ -1552,174 +1626,7 @@
           <w:spacing w:val="-10"/>
           <w:kern w:val="28"/>
         </w:rPr>
-        <w:t xml:space="preserve">The Bank Marketing dataset contains 45,211 observations and 17 variables. The dataset includes customer characteristics, such as age, job, marital status and education, as well as financial information and details about marketing campaign contacts. The target variable, y, indicates whether a customer subscribed to a term deposit. The dataset contains seven integer-type columns and ten object-type columns, according to the initial Python inspection. No missing values were detected using the pandas </w:t>
-      </w:r>
-      <w:proofErr w:type="spellStart"/>
-      <w:proofErr w:type="gramStart"/>
-      <w:r>
-        <w:rPr>
-          <w:rFonts w:eastAsiaTheme="majorEastAsia"/>
-          <w:color w:val="3A3A3A" w:themeColor="background2" w:themeShade="40"/>
-          <w:spacing w:val="-10"/>
-          <w:kern w:val="28"/>
-        </w:rPr>
-        <w:t>isnull</w:t>
-      </w:r>
-      <w:proofErr w:type="spellEnd"/>
-      <w:r>
-        <w:rPr>
-          <w:rFonts w:eastAsiaTheme="majorEastAsia"/>
-          <w:color w:val="3A3A3A" w:themeColor="background2" w:themeShade="40"/>
-          <w:spacing w:val="-10"/>
-          <w:kern w:val="28"/>
-        </w:rPr>
-        <w:t>(</w:t>
-      </w:r>
-      <w:proofErr w:type="gramEnd"/>
-      <w:r>
-        <w:rPr>
-          <w:rFonts w:eastAsiaTheme="majorEastAsia"/>
-          <w:color w:val="3A3A3A" w:themeColor="background2" w:themeShade="40"/>
-          <w:spacing w:val="-10"/>
-          <w:kern w:val="28"/>
-        </w:rPr>
-        <w:t>) method. However, categorical values such as “unknown” may still require investigation.</w:t>
-      </w:r>
-    </w:p>
-    <w:p>
-      <w:pPr>
-        <w:rPr>
-          <w:rFonts w:eastAsiaTheme="majorEastAsia"/>
-          <w:b/>
-          <w:bCs/>
-          <w:color w:val="3A3A3A" w:themeColor="background2" w:themeShade="40"/>
-          <w:spacing w:val="-10"/>
-          <w:kern w:val="28"/>
-        </w:rPr>
-      </w:pPr>
-      <w:r>
-        <w:rPr>
-          <w:rFonts w:eastAsiaTheme="majorEastAsia"/>
-          <w:b/>
-          <w:bCs/>
-          <w:color w:val="3A3A3A" w:themeColor="background2" w:themeShade="40"/>
-          <w:spacing w:val="-10"/>
-          <w:kern w:val="28"/>
-          <w:highlight w:val="yellow"/>
-        </w:rPr>
-        <w:t>2.2 Data Preparation</w:t>
-      </w:r>
-    </w:p>
-    <w:p>
-      <w:pPr>
-        <w:ind w:firstLine="720"/>
-        <w:jc w:val="both"/>
-        <w:rPr>
-          <w:rFonts w:eastAsiaTheme="majorEastAsia"/>
-          <w:color w:val="3A3A3A" w:themeColor="background2" w:themeShade="40"/>
-          <w:spacing w:val="-10"/>
-          <w:kern w:val="28"/>
-        </w:rPr>
-      </w:pPr>
-      <w:r>
-        <w:rPr>
-          <w:rFonts w:eastAsiaTheme="majorEastAsia"/>
-          <w:color w:val="3A3A3A" w:themeColor="background2" w:themeShade="40"/>
-          <w:spacing w:val="-10"/>
-          <w:kern w:val="28"/>
-        </w:rPr>
-        <w:t xml:space="preserve">The dataset was imported into Python using the </w:t>
-      </w:r>
-      <w:proofErr w:type="gramStart"/>
-      <w:r>
-        <w:rPr>
-          <w:rFonts w:eastAsiaTheme="majorEastAsia"/>
-          <w:color w:val="3A3A3A" w:themeColor="background2" w:themeShade="40"/>
-          <w:spacing w:val="-10"/>
-          <w:kern w:val="28"/>
-        </w:rPr>
-        <w:t>pandas</w:t>
-      </w:r>
-      <w:proofErr w:type="gramEnd"/>
-      <w:r>
-        <w:rPr>
-          <w:rFonts w:eastAsiaTheme="majorEastAsia"/>
-          <w:color w:val="3A3A3A" w:themeColor="background2" w:themeShade="40"/>
-          <w:spacing w:val="-10"/>
-          <w:kern w:val="28"/>
-        </w:rPr>
-        <w:t xml:space="preserve"> library. The initial inspection confirmed 45,211 observations and 17 variables. The </w:t>
-      </w:r>
-      <w:proofErr w:type="gramStart"/>
-      <w:r>
-        <w:rPr>
-          <w:rFonts w:eastAsiaTheme="majorEastAsia"/>
-          <w:color w:val="3A3A3A" w:themeColor="background2" w:themeShade="40"/>
-          <w:spacing w:val="-10"/>
-          <w:kern w:val="28"/>
-        </w:rPr>
-        <w:t>info(</w:t>
-      </w:r>
-      <w:proofErr w:type="gramEnd"/>
-      <w:r>
-        <w:rPr>
-          <w:rFonts w:eastAsiaTheme="majorEastAsia"/>
-          <w:color w:val="3A3A3A" w:themeColor="background2" w:themeShade="40"/>
-          <w:spacing w:val="-10"/>
-          <w:kern w:val="28"/>
-        </w:rPr>
-        <w:t xml:space="preserve">) and </w:t>
-      </w:r>
-      <w:proofErr w:type="spellStart"/>
-      <w:proofErr w:type="gramStart"/>
-      <w:r>
-        <w:rPr>
-          <w:rFonts w:eastAsiaTheme="majorEastAsia"/>
-          <w:color w:val="3A3A3A" w:themeColor="background2" w:themeShade="40"/>
-          <w:spacing w:val="-10"/>
-          <w:kern w:val="28"/>
-        </w:rPr>
-        <w:t>isnull</w:t>
-      </w:r>
-      <w:proofErr w:type="spellEnd"/>
-      <w:r>
-        <w:rPr>
-          <w:rFonts w:eastAsiaTheme="majorEastAsia"/>
-          <w:color w:val="3A3A3A" w:themeColor="background2" w:themeShade="40"/>
-          <w:spacing w:val="-10"/>
-          <w:kern w:val="28"/>
-        </w:rPr>
-        <w:t>(</w:t>
-      </w:r>
-      <w:proofErr w:type="gramEnd"/>
-      <w:r>
-        <w:rPr>
-          <w:rFonts w:eastAsiaTheme="majorEastAsia"/>
-          <w:color w:val="3A3A3A" w:themeColor="background2" w:themeShade="40"/>
-          <w:spacing w:val="-10"/>
-          <w:kern w:val="28"/>
-        </w:rPr>
-        <w:t xml:space="preserve">) methods showed that no conventional missing values were detected. However, further investigation identified “unknown” categories in the job, education, contact and </w:t>
-      </w:r>
-      <w:proofErr w:type="spellStart"/>
-      <w:r>
-        <w:rPr>
-          <w:rFonts w:eastAsiaTheme="majorEastAsia"/>
-          <w:color w:val="3A3A3A" w:themeColor="background2" w:themeShade="40"/>
-          <w:spacing w:val="-10"/>
-          <w:kern w:val="28"/>
-        </w:rPr>
-        <w:t>poutcome</w:t>
-      </w:r>
-      <w:proofErr w:type="spellEnd"/>
-      <w:r>
-        <w:rPr>
-          <w:rFonts w:eastAsiaTheme="majorEastAsia"/>
-          <w:color w:val="3A3A3A" w:themeColor="background2" w:themeShade="40"/>
-          <w:spacing w:val="-10"/>
-          <w:kern w:val="28"/>
-        </w:rPr>
-        <w:t xml:space="preserve"> variables. These occurred 288, 1,857, 13,020 and 36,959 times, respectively. These categories were retained during the initial analysis rather than being automatically removed or replaced. Numerical variables were examined using descriptive statistics, including the mean, median, standard deviation, variance and skewness.</w:t>
+        <w:t>The dataset was imported into Python using the pandas library. The initial inspection confirmed 45,211 observations and 17 variables. The info() and isnull() methods showed that no conventional missing values were detected. However, further investigation identified “unknown” categories in the job, education, contact and poutcome variables. These occurred 288, 1,857, 13,020 and 36,959 times, respectively. These categories were retained during the initial analysis rather than being automatically removed or replaced. Numerical variables were examined using descriptive statistics, including the mean, median, standard deviation, variance and skewness.</w:t>
       </w:r>
     </w:p>
     <w:p>
@@ -2280,27 +2187,7 @@
           <w:spacing w:val="-10"/>
           <w:kern w:val="28"/>
         </w:rPr>
-        <w:t xml:space="preserve">The Binomial distribution was used to estimate the probability of a specific number of successful term deposit subscriptions among a group of customers. The observed subscription rate in the dataset was approximately 11.70%. </w:t>
-      </w:r>
-      <w:proofErr w:type="gramStart"/>
-      <w:r>
-        <w:rPr>
-          <w:rFonts w:eastAsiaTheme="majorEastAsia"/>
-          <w:color w:val="3A3A3A" w:themeColor="background2" w:themeShade="40"/>
-          <w:spacing w:val="-10"/>
-          <w:kern w:val="28"/>
-        </w:rPr>
-        <w:t>Assuming that</w:t>
-      </w:r>
-      <w:proofErr w:type="gramEnd"/>
-      <w:r>
-        <w:rPr>
-          <w:rFonts w:eastAsiaTheme="majorEastAsia"/>
-          <w:color w:val="3A3A3A" w:themeColor="background2" w:themeShade="40"/>
-          <w:spacing w:val="-10"/>
-          <w:kern w:val="28"/>
-        </w:rPr>
-        <w:t xml:space="preserve"> each customer has the same probability of subscribing and that customer outcomes are independent, the probability of exactly five subscriptions among 30 customers was calculated as 13.92%. This demonstrates how the Binomial distribution can support the estimation of campaign outcomes. However, the assumptions of constant probability and independence may not fully reflect real-world customer behaviour.</w:t>
+        <w:t>The Binomial distribution was used to estimate the probability of a specific number of successful term deposit subscriptions among a group of customers. The observed subscription rate in the dataset was approximately 11.70%. Assuming that each customer has the same probability of subscribing and that customer outcomes are independent, the probability of exactly five subscriptions among 30 customers was calculated as 13.92%. This demonstrates how the Binomial distribution can support the estimation of campaign outcomes. However, the assumptions of constant probability and independence may not fully reflect real-world customer behaviour.</w:t>
       </w:r>
     </w:p>
     <w:p>
@@ -2317,6 +2204,7 @@
       <w:r>
         <w:rPr>
           <w:rFonts w:eastAsiaTheme="majorEastAsia"/>
+          <w:noProof/>
           <w:color w:val="3A3A3A" w:themeColor="background2" w:themeShade="40"/>
           <w:spacing w:val="-10"/>
           <w:kern w:val="28"/>
@@ -2368,10 +2256,8 @@
           <w:kern w:val="28"/>
           <w:sz w:val="18"/>
           <w:szCs w:val="18"/>
-          <w:lang w:val="it-IT"/>
-        </w:rPr>
-      </w:pPr>
-      <w:proofErr w:type="spellStart"/>
+        </w:rPr>
+      </w:pPr>
       <w:r>
         <w:rPr>
           <w:rFonts w:eastAsiaTheme="majorEastAsia"/>
@@ -2380,74 +2266,8 @@
           <w:kern w:val="28"/>
           <w:sz w:val="18"/>
           <w:szCs w:val="18"/>
-          <w:lang w:val="it-IT"/>
-        </w:rPr>
-        <w:t>Insert</w:t>
-      </w:r>
-      <w:proofErr w:type="spellEnd"/>
-      <w:r>
-        <w:rPr>
-          <w:rFonts w:eastAsiaTheme="majorEastAsia"/>
-          <w:color w:val="3A3A3A" w:themeColor="background2" w:themeShade="40"/>
-          <w:spacing w:val="-10"/>
-          <w:kern w:val="28"/>
-          <w:sz w:val="18"/>
-          <w:szCs w:val="18"/>
-          <w:lang w:val="it-IT"/>
-        </w:rPr>
-        <w:t xml:space="preserve"> Figure 4 – </w:t>
-      </w:r>
-      <w:proofErr w:type="spellStart"/>
-      <w:r>
-        <w:rPr>
-          <w:rFonts w:eastAsiaTheme="majorEastAsia"/>
-          <w:color w:val="3A3A3A" w:themeColor="background2" w:themeShade="40"/>
-          <w:spacing w:val="-10"/>
-          <w:kern w:val="28"/>
-          <w:sz w:val="18"/>
-          <w:szCs w:val="18"/>
-          <w:lang w:val="it-IT"/>
-        </w:rPr>
-        <w:t>Binomial</w:t>
-      </w:r>
-      <w:proofErr w:type="spellEnd"/>
-      <w:r>
-        <w:rPr>
-          <w:rFonts w:eastAsiaTheme="majorEastAsia"/>
-          <w:color w:val="3A3A3A" w:themeColor="background2" w:themeShade="40"/>
-          <w:spacing w:val="-10"/>
-          <w:kern w:val="28"/>
-          <w:sz w:val="18"/>
-          <w:szCs w:val="18"/>
-          <w:lang w:val="it-IT"/>
-        </w:rPr>
-        <w:t xml:space="preserve"> </w:t>
-      </w:r>
-      <w:proofErr w:type="spellStart"/>
-      <w:r>
-        <w:rPr>
-          <w:rFonts w:eastAsiaTheme="majorEastAsia"/>
-          <w:color w:val="3A3A3A" w:themeColor="background2" w:themeShade="40"/>
-          <w:spacing w:val="-10"/>
-          <w:kern w:val="28"/>
-          <w:sz w:val="18"/>
-          <w:szCs w:val="18"/>
-          <w:lang w:val="it-IT"/>
-        </w:rPr>
-        <w:t>Probability</w:t>
-      </w:r>
-      <w:proofErr w:type="spellEnd"/>
-      <w:r>
-        <w:rPr>
-          <w:rFonts w:eastAsiaTheme="majorEastAsia"/>
-          <w:color w:val="3A3A3A" w:themeColor="background2" w:themeShade="40"/>
-          <w:spacing w:val="-10"/>
-          <w:kern w:val="28"/>
-          <w:sz w:val="18"/>
-          <w:szCs w:val="18"/>
-          <w:lang w:val="it-IT"/>
-        </w:rPr>
-        <w:t xml:space="preserve"> Distribution</w:t>
+        </w:rPr>
+        <w:t>Insert Figure 4 – Binomial Probability Distribution</w:t>
       </w:r>
     </w:p>
     <w:p>
@@ -2517,6 +2337,7 @@
       <w:r>
         <w:rPr>
           <w:rFonts w:eastAsiaTheme="majorEastAsia"/>
+          <w:noProof/>
           <w:color w:val="3A3A3A" w:themeColor="background2" w:themeShade="40"/>
           <w:spacing w:val="-10"/>
           <w:kern w:val="28"/>
@@ -2709,107 +2530,7 @@
           <w:spacing w:val="-10"/>
           <w:kern w:val="28"/>
         </w:rPr>
-        <w:t xml:space="preserve">Discrete variables can sometimes be approximated by a </w:t>
-      </w:r>
-      <w:proofErr w:type="gramStart"/>
-      <w:r>
-        <w:rPr>
-          <w:rFonts w:eastAsiaTheme="majorEastAsia"/>
-          <w:color w:val="3A3A3A" w:themeColor="background2" w:themeShade="40"/>
-          <w:spacing w:val="-10"/>
-          <w:kern w:val="28"/>
-        </w:rPr>
-        <w:t>Normal</w:t>
-      </w:r>
-      <w:proofErr w:type="gramEnd"/>
-      <w:r>
-        <w:rPr>
-          <w:rFonts w:eastAsiaTheme="majorEastAsia"/>
-          <w:color w:val="3A3A3A" w:themeColor="background2" w:themeShade="40"/>
-          <w:spacing w:val="-10"/>
-          <w:kern w:val="28"/>
-        </w:rPr>
-        <w:t xml:space="preserve"> distribution under suitable conditions. For a Binomial distribution, a </w:t>
-      </w:r>
-      <w:proofErr w:type="gramStart"/>
-      <w:r>
-        <w:rPr>
-          <w:rFonts w:eastAsiaTheme="majorEastAsia"/>
-          <w:color w:val="3A3A3A" w:themeColor="background2" w:themeShade="40"/>
-          <w:spacing w:val="-10"/>
-          <w:kern w:val="28"/>
-        </w:rPr>
-        <w:t>Normal</w:t>
-      </w:r>
-      <w:proofErr w:type="gramEnd"/>
-      <w:r>
-        <w:rPr>
-          <w:rFonts w:eastAsiaTheme="majorEastAsia"/>
-          <w:color w:val="3A3A3A" w:themeColor="background2" w:themeShade="40"/>
-          <w:spacing w:val="-10"/>
-          <w:kern w:val="28"/>
-        </w:rPr>
-        <w:t xml:space="preserve"> approximation may be reasonable when both the expected number of successes and failures are sufficiently large. For a Poisson distribution, a </w:t>
-      </w:r>
-      <w:proofErr w:type="gramStart"/>
-      <w:r>
-        <w:rPr>
-          <w:rFonts w:eastAsiaTheme="majorEastAsia"/>
-          <w:color w:val="3A3A3A" w:themeColor="background2" w:themeShade="40"/>
-          <w:spacing w:val="-10"/>
-          <w:kern w:val="28"/>
-        </w:rPr>
-        <w:t>Normal</w:t>
-      </w:r>
-      <w:proofErr w:type="gramEnd"/>
-      <w:r>
-        <w:rPr>
-          <w:rFonts w:eastAsiaTheme="majorEastAsia"/>
-          <w:color w:val="3A3A3A" w:themeColor="background2" w:themeShade="40"/>
-          <w:spacing w:val="-10"/>
-          <w:kern w:val="28"/>
-        </w:rPr>
-        <w:t xml:space="preserve"> approximation generally becomes more appropriate when its rate parameter is large. However, the number of observations in a dataset alone does not guarantee a good approximation. The underlying distribution and its parameters must also be considered. In this study, the low mean and substantial overdispersion of the previous-contact variable do not support </w:t>
-      </w:r>
-      <w:proofErr w:type="gramStart"/>
-      <w:r>
-        <w:rPr>
-          <w:rFonts w:eastAsiaTheme="majorEastAsia"/>
-          <w:color w:val="3A3A3A" w:themeColor="background2" w:themeShade="40"/>
-          <w:spacing w:val="-10"/>
-          <w:kern w:val="28"/>
-        </w:rPr>
-        <w:t>assuming that</w:t>
-      </w:r>
-      <w:proofErr w:type="gramEnd"/>
-      <w:r>
-        <w:rPr>
-          <w:rFonts w:eastAsiaTheme="majorEastAsia"/>
-          <w:color w:val="3A3A3A" w:themeColor="background2" w:themeShade="40"/>
-          <w:spacing w:val="-10"/>
-          <w:kern w:val="28"/>
-        </w:rPr>
-        <w:t xml:space="preserve"> a </w:t>
-      </w:r>
-      <w:proofErr w:type="gramStart"/>
-      <w:r>
-        <w:rPr>
-          <w:rFonts w:eastAsiaTheme="majorEastAsia"/>
-          <w:color w:val="3A3A3A" w:themeColor="background2" w:themeShade="40"/>
-          <w:spacing w:val="-10"/>
-          <w:kern w:val="28"/>
-        </w:rPr>
-        <w:t>Normal</w:t>
-      </w:r>
-      <w:proofErr w:type="gramEnd"/>
-      <w:r>
-        <w:rPr>
-          <w:rFonts w:eastAsiaTheme="majorEastAsia"/>
-          <w:color w:val="3A3A3A" w:themeColor="background2" w:themeShade="40"/>
-          <w:spacing w:val="-10"/>
-          <w:kern w:val="28"/>
-        </w:rPr>
-        <w:t xml:space="preserve"> approximation to a simple Poisson model would be satisfactory.</w:t>
+        <w:t>Discrete variables can sometimes be approximated by a Normal distribution under suitable conditions. For a Binomial distribution, a Normal approximation may be reasonable when both the expected number of successes and failures are sufficiently large. For a Poisson distribution, a Normal approximation generally becomes more appropriate when its rate parameter is large. However, the number of observations in a dataset alone does not guarantee a good approximation. The underlying distribution and its parameters must also be considered. In this study, the low mean and substantial overdispersion of the previous-contact variable do not support assuming that a Normal approximation to a simple Poisson model would be satisfactory.</w:t>
       </w:r>
     </w:p>
     <w:p>
@@ -2900,6 +2621,7 @@
       <w:r>
         <w:rPr>
           <w:rFonts w:eastAsiaTheme="majorEastAsia"/>
+          <w:noProof/>
           <w:color w:val="3A3A3A" w:themeColor="background2" w:themeShade="40"/>
           <w:spacing w:val="-10"/>
           <w:kern w:val="28"/>
@@ -2980,6 +2702,7 @@
       <w:r>
         <w:rPr>
           <w:rFonts w:eastAsiaTheme="majorEastAsia"/>
+          <w:noProof/>
           <w:color w:val="3A3A3A" w:themeColor="background2" w:themeShade="40"/>
           <w:spacing w:val="-10"/>
           <w:kern w:val="28"/>
@@ -3175,7 +2898,6 @@
           <w:color w:val="3A3A3A" w:themeColor="background2" w:themeShade="40"/>
           <w:spacing w:val="-10"/>
           <w:kern w:val="28"/>
-          <w:lang w:val="it-IT"/>
         </w:rPr>
       </w:pPr>
     </w:p>
@@ -3201,25 +2923,20 @@
           <w:kern w:val="28"/>
           <w:lang w:val="it-IT"/>
         </w:rPr>
-        <w:t>6. R</w:t>
-      </w:r>
-      <w:proofErr w:type="spellStart"/>
-      <w:r>
-        <w:rPr>
-          <w:rFonts w:eastAsiaTheme="majorEastAsia"/>
-          <w:b/>
-          <w:bCs/>
+        <w:t>6. References</w:t>
+      </w:r>
+    </w:p>
+    <w:p>
+      <w:pPr>
+        <w:rPr>
+          <w:rFonts w:eastAsiaTheme="majorEastAsia"/>
           <w:color w:val="3A3A3A" w:themeColor="background2" w:themeShade="40"/>
           <w:spacing w:val="-10"/>
           <w:kern w:val="28"/>
           <w:lang w:val="it-IT"/>
         </w:rPr>
-        <w:t>eferences</w:t>
-      </w:r>
-      <w:proofErr w:type="spellEnd"/>
-    </w:p>
-    <w:p>
-      <w:pPr>
+      </w:pPr>
+      <w:r>
         <w:rPr>
           <w:rFonts w:eastAsiaTheme="majorEastAsia"/>
           <w:color w:val="3A3A3A" w:themeColor="background2" w:themeShade="40"/>
@@ -3227,214 +2944,7 @@
           <w:kern w:val="28"/>
           <w:lang w:val="it-IT"/>
         </w:rPr>
-      </w:pPr>
-      <w:r>
-        <w:rPr>
-          <w:rFonts w:eastAsiaTheme="majorEastAsia"/>
-          <w:color w:val="3A3A3A" w:themeColor="background2" w:themeShade="40"/>
-          <w:spacing w:val="-10"/>
-          <w:kern w:val="28"/>
-          <w:lang w:val="it-IT"/>
-        </w:rPr>
-        <w:t xml:space="preserve">[Liste </w:t>
-      </w:r>
-      <w:proofErr w:type="spellStart"/>
-      <w:r>
-        <w:rPr>
-          <w:rFonts w:eastAsiaTheme="majorEastAsia"/>
-          <w:color w:val="3A3A3A" w:themeColor="background2" w:themeShade="40"/>
-          <w:spacing w:val="-10"/>
-          <w:kern w:val="28"/>
-          <w:lang w:val="it-IT"/>
-        </w:rPr>
-        <w:t>todas</w:t>
-      </w:r>
-      <w:proofErr w:type="spellEnd"/>
-      <w:r>
-        <w:rPr>
-          <w:rFonts w:eastAsiaTheme="majorEastAsia"/>
-          <w:color w:val="3A3A3A" w:themeColor="background2" w:themeShade="40"/>
-          <w:spacing w:val="-10"/>
-          <w:kern w:val="28"/>
-          <w:lang w:val="it-IT"/>
-        </w:rPr>
-        <w:t xml:space="preserve"> </w:t>
-      </w:r>
-      <w:proofErr w:type="spellStart"/>
-      <w:r>
-        <w:rPr>
-          <w:rFonts w:eastAsiaTheme="majorEastAsia"/>
-          <w:color w:val="3A3A3A" w:themeColor="background2" w:themeShade="40"/>
-          <w:spacing w:val="-10"/>
-          <w:kern w:val="28"/>
-          <w:lang w:val="it-IT"/>
-        </w:rPr>
-        <w:t>as</w:t>
-      </w:r>
-      <w:proofErr w:type="spellEnd"/>
-      <w:r>
-        <w:rPr>
-          <w:rFonts w:eastAsiaTheme="majorEastAsia"/>
-          <w:color w:val="3A3A3A" w:themeColor="background2" w:themeShade="40"/>
-          <w:spacing w:val="-10"/>
-          <w:kern w:val="28"/>
-          <w:lang w:val="it-IT"/>
-        </w:rPr>
-        <w:t xml:space="preserve"> </w:t>
-      </w:r>
-      <w:proofErr w:type="spellStart"/>
-      <w:r>
-        <w:rPr>
-          <w:rFonts w:eastAsiaTheme="majorEastAsia"/>
-          <w:color w:val="3A3A3A" w:themeColor="background2" w:themeShade="40"/>
-          <w:spacing w:val="-10"/>
-          <w:kern w:val="28"/>
-          <w:lang w:val="it-IT"/>
-        </w:rPr>
-        <w:t>fontes</w:t>
-      </w:r>
-      <w:proofErr w:type="spellEnd"/>
-      <w:r>
-        <w:rPr>
-          <w:rFonts w:eastAsiaTheme="majorEastAsia"/>
-          <w:color w:val="3A3A3A" w:themeColor="background2" w:themeShade="40"/>
-          <w:spacing w:val="-10"/>
-          <w:kern w:val="28"/>
-          <w:lang w:val="it-IT"/>
-        </w:rPr>
-        <w:t xml:space="preserve"> </w:t>
-      </w:r>
-      <w:proofErr w:type="spellStart"/>
-      <w:r>
-        <w:rPr>
-          <w:rFonts w:eastAsiaTheme="majorEastAsia"/>
-          <w:color w:val="3A3A3A" w:themeColor="background2" w:themeShade="40"/>
-          <w:spacing w:val="-10"/>
-          <w:kern w:val="28"/>
-          <w:lang w:val="it-IT"/>
-        </w:rPr>
-        <w:t>citadas</w:t>
-      </w:r>
-      <w:proofErr w:type="spellEnd"/>
-      <w:r>
-        <w:rPr>
-          <w:rFonts w:eastAsiaTheme="majorEastAsia"/>
-          <w:color w:val="3A3A3A" w:themeColor="background2" w:themeShade="40"/>
-          <w:spacing w:val="-10"/>
-          <w:kern w:val="28"/>
-          <w:lang w:val="it-IT"/>
-        </w:rPr>
-        <w:t xml:space="preserve"> </w:t>
-      </w:r>
-      <w:proofErr w:type="gramStart"/>
-      <w:r>
-        <w:rPr>
-          <w:rFonts w:eastAsiaTheme="majorEastAsia"/>
-          <w:color w:val="3A3A3A" w:themeColor="background2" w:themeShade="40"/>
-          <w:spacing w:val="-10"/>
-          <w:kern w:val="28"/>
-          <w:lang w:val="it-IT"/>
-        </w:rPr>
-        <w:t>no</w:t>
-      </w:r>
-      <w:proofErr w:type="gramEnd"/>
-      <w:r>
-        <w:rPr>
-          <w:rFonts w:eastAsiaTheme="majorEastAsia"/>
-          <w:color w:val="3A3A3A" w:themeColor="background2" w:themeShade="40"/>
-          <w:spacing w:val="-10"/>
-          <w:kern w:val="28"/>
-          <w:lang w:val="it-IT"/>
-        </w:rPr>
-        <w:t xml:space="preserve"> texto, </w:t>
-      </w:r>
-      <w:proofErr w:type="spellStart"/>
-      <w:r>
-        <w:rPr>
-          <w:rFonts w:eastAsiaTheme="majorEastAsia"/>
-          <w:color w:val="3A3A3A" w:themeColor="background2" w:themeShade="40"/>
-          <w:spacing w:val="-10"/>
-          <w:kern w:val="28"/>
-          <w:lang w:val="it-IT"/>
-        </w:rPr>
-        <w:t>utilizando</w:t>
-      </w:r>
-      <w:proofErr w:type="spellEnd"/>
-      <w:r>
-        <w:rPr>
-          <w:rFonts w:eastAsiaTheme="majorEastAsia"/>
-          <w:color w:val="3A3A3A" w:themeColor="background2" w:themeShade="40"/>
-          <w:spacing w:val="-10"/>
-          <w:kern w:val="28"/>
-          <w:lang w:val="it-IT"/>
-        </w:rPr>
-        <w:t xml:space="preserve"> o </w:t>
-      </w:r>
-      <w:proofErr w:type="spellStart"/>
-      <w:r>
-        <w:rPr>
-          <w:rFonts w:eastAsiaTheme="majorEastAsia"/>
-          <w:color w:val="3A3A3A" w:themeColor="background2" w:themeShade="40"/>
-          <w:spacing w:val="-10"/>
-          <w:kern w:val="28"/>
-          <w:lang w:val="it-IT"/>
-        </w:rPr>
-        <w:t>estilo</w:t>
-      </w:r>
-      <w:proofErr w:type="spellEnd"/>
-      <w:r>
-        <w:rPr>
-          <w:rFonts w:eastAsiaTheme="majorEastAsia"/>
-          <w:color w:val="3A3A3A" w:themeColor="background2" w:themeShade="40"/>
-          <w:spacing w:val="-10"/>
-          <w:kern w:val="28"/>
-          <w:lang w:val="it-IT"/>
-        </w:rPr>
-        <w:t xml:space="preserve"> Harvard </w:t>
-      </w:r>
-      <w:proofErr w:type="spellStart"/>
-      <w:r>
-        <w:rPr>
-          <w:rFonts w:eastAsiaTheme="majorEastAsia"/>
-          <w:color w:val="3A3A3A" w:themeColor="background2" w:themeShade="40"/>
-          <w:spacing w:val="-10"/>
-          <w:kern w:val="28"/>
-          <w:lang w:val="it-IT"/>
-        </w:rPr>
-        <w:t>exigido</w:t>
-      </w:r>
-      <w:proofErr w:type="spellEnd"/>
-      <w:r>
-        <w:rPr>
-          <w:rFonts w:eastAsiaTheme="majorEastAsia"/>
-          <w:color w:val="3A3A3A" w:themeColor="background2" w:themeShade="40"/>
-          <w:spacing w:val="-10"/>
-          <w:kern w:val="28"/>
-          <w:lang w:val="it-IT"/>
-        </w:rPr>
-        <w:t xml:space="preserve"> pelo </w:t>
-      </w:r>
-      <w:proofErr w:type="spellStart"/>
-      <w:r>
-        <w:rPr>
-          <w:rFonts w:eastAsiaTheme="majorEastAsia"/>
-          <w:color w:val="3A3A3A" w:themeColor="background2" w:themeShade="40"/>
-          <w:spacing w:val="-10"/>
-          <w:kern w:val="28"/>
-          <w:lang w:val="it-IT"/>
-        </w:rPr>
-        <w:t>curso</w:t>
-      </w:r>
-      <w:proofErr w:type="spellEnd"/>
-      <w:r>
-        <w:rPr>
-          <w:rFonts w:eastAsiaTheme="majorEastAsia"/>
-          <w:color w:val="3A3A3A" w:themeColor="background2" w:themeShade="40"/>
-          <w:spacing w:val="-10"/>
-          <w:kern w:val="28"/>
-          <w:lang w:val="it-IT"/>
-        </w:rPr>
-        <w:t>.]</w:t>
+        <w:t>[Liste todas as fontes citadas no texto, utilizando o estilo Harvard exigido pelo curso.]</w:t>
       </w:r>
     </w:p>
     <w:p>
@@ -3532,307 +3042,16 @@
           <w:kern w:val="28"/>
           <w:lang w:val="fr-FR"/>
         </w:rPr>
-        <w:t>[</w:t>
-      </w:r>
-      <w:proofErr w:type="spellStart"/>
-      <w:r>
-        <w:rPr>
-          <w:rFonts w:eastAsiaTheme="majorEastAsia"/>
-          <w:color w:val="3A3A3A" w:themeColor="background2" w:themeShade="40"/>
-          <w:spacing w:val="-10"/>
-          <w:kern w:val="28"/>
-          <w:lang w:val="fr-FR"/>
-        </w:rPr>
-        <w:t>Acrescente</w:t>
-      </w:r>
-      <w:proofErr w:type="spellEnd"/>
-      <w:r>
-        <w:rPr>
-          <w:rFonts w:eastAsiaTheme="majorEastAsia"/>
-          <w:color w:val="3A3A3A" w:themeColor="background2" w:themeShade="40"/>
-          <w:spacing w:val="-10"/>
-          <w:kern w:val="28"/>
-          <w:lang w:val="fr-FR"/>
-        </w:rPr>
-        <w:t xml:space="preserve"> outras fontes </w:t>
-      </w:r>
-      <w:proofErr w:type="spellStart"/>
-      <w:r>
-        <w:rPr>
-          <w:rFonts w:eastAsiaTheme="majorEastAsia"/>
-          <w:color w:val="3A3A3A" w:themeColor="background2" w:themeShade="40"/>
-          <w:spacing w:val="-10"/>
-          <w:kern w:val="28"/>
-          <w:lang w:val="fr-FR"/>
-        </w:rPr>
-        <w:t>académicas</w:t>
-      </w:r>
-      <w:proofErr w:type="spellEnd"/>
-      <w:r>
-        <w:rPr>
-          <w:rFonts w:eastAsiaTheme="majorEastAsia"/>
-          <w:color w:val="3A3A3A" w:themeColor="background2" w:themeShade="40"/>
-          <w:spacing w:val="-10"/>
-          <w:kern w:val="28"/>
-          <w:lang w:val="fr-FR"/>
-        </w:rPr>
-        <w:t xml:space="preserve"> ou </w:t>
-      </w:r>
-      <w:proofErr w:type="spellStart"/>
-      <w:r>
-        <w:rPr>
-          <w:rFonts w:eastAsiaTheme="majorEastAsia"/>
-          <w:color w:val="3A3A3A" w:themeColor="background2" w:themeShade="40"/>
-          <w:spacing w:val="-10"/>
-          <w:kern w:val="28"/>
-          <w:lang w:val="fr-FR"/>
-        </w:rPr>
-        <w:t>técnicas</w:t>
-      </w:r>
-      <w:proofErr w:type="spellEnd"/>
-      <w:r>
-        <w:rPr>
-          <w:rFonts w:eastAsiaTheme="majorEastAsia"/>
-          <w:color w:val="3A3A3A" w:themeColor="background2" w:themeShade="40"/>
-          <w:spacing w:val="-10"/>
-          <w:kern w:val="28"/>
-          <w:lang w:val="fr-FR"/>
-        </w:rPr>
-        <w:t xml:space="preserve"> </w:t>
-      </w:r>
-      <w:proofErr w:type="spellStart"/>
-      <w:r>
-        <w:rPr>
-          <w:rFonts w:eastAsiaTheme="majorEastAsia"/>
-          <w:color w:val="3A3A3A" w:themeColor="background2" w:themeShade="40"/>
-          <w:spacing w:val="-10"/>
-          <w:kern w:val="28"/>
-          <w:lang w:val="fr-FR"/>
-        </w:rPr>
-        <w:t>efetivamente</w:t>
-      </w:r>
-      <w:proofErr w:type="spellEnd"/>
-      <w:r>
-        <w:rPr>
-          <w:rFonts w:eastAsiaTheme="majorEastAsia"/>
-          <w:color w:val="3A3A3A" w:themeColor="background2" w:themeShade="40"/>
-          <w:spacing w:val="-10"/>
-          <w:kern w:val="28"/>
-          <w:lang w:val="fr-FR"/>
-        </w:rPr>
-        <w:t xml:space="preserve"> </w:t>
-      </w:r>
-      <w:proofErr w:type="spellStart"/>
-      <w:r>
-        <w:rPr>
-          <w:rFonts w:eastAsiaTheme="majorEastAsia"/>
-          <w:color w:val="3A3A3A" w:themeColor="background2" w:themeShade="40"/>
-          <w:spacing w:val="-10"/>
-          <w:kern w:val="28"/>
-          <w:lang w:val="fr-FR"/>
-        </w:rPr>
-        <w:t>consultadas</w:t>
-      </w:r>
-      <w:proofErr w:type="spellEnd"/>
-      <w:r>
-        <w:rPr>
-          <w:rFonts w:eastAsiaTheme="majorEastAsia"/>
-          <w:color w:val="3A3A3A" w:themeColor="background2" w:themeShade="40"/>
-          <w:spacing w:val="-10"/>
-          <w:kern w:val="28"/>
-          <w:lang w:val="fr-FR"/>
-        </w:rPr>
-        <w:t xml:space="preserve">, </w:t>
-      </w:r>
-      <w:proofErr w:type="spellStart"/>
-      <w:r>
-        <w:rPr>
-          <w:rFonts w:eastAsiaTheme="majorEastAsia"/>
-          <w:color w:val="3A3A3A" w:themeColor="background2" w:themeShade="40"/>
-          <w:spacing w:val="-10"/>
-          <w:kern w:val="28"/>
-          <w:lang w:val="fr-FR"/>
-        </w:rPr>
-        <w:t>incluindo</w:t>
-      </w:r>
-      <w:proofErr w:type="spellEnd"/>
-      <w:r>
-        <w:rPr>
-          <w:rFonts w:eastAsiaTheme="majorEastAsia"/>
-          <w:color w:val="3A3A3A" w:themeColor="background2" w:themeShade="40"/>
-          <w:spacing w:val="-10"/>
-          <w:kern w:val="28"/>
-          <w:lang w:val="fr-FR"/>
-        </w:rPr>
-        <w:t xml:space="preserve"> as </w:t>
-      </w:r>
-      <w:proofErr w:type="spellStart"/>
-      <w:r>
-        <w:rPr>
-          <w:rFonts w:eastAsiaTheme="majorEastAsia"/>
-          <w:color w:val="3A3A3A" w:themeColor="background2" w:themeShade="40"/>
-          <w:spacing w:val="-10"/>
-          <w:kern w:val="28"/>
-          <w:lang w:val="fr-FR"/>
-        </w:rPr>
-        <w:t>utilizadas</w:t>
-      </w:r>
-      <w:proofErr w:type="spellEnd"/>
-      <w:r>
-        <w:rPr>
-          <w:rFonts w:eastAsiaTheme="majorEastAsia"/>
-          <w:color w:val="3A3A3A" w:themeColor="background2" w:themeShade="40"/>
-          <w:spacing w:val="-10"/>
-          <w:kern w:val="28"/>
-          <w:lang w:val="fr-FR"/>
-        </w:rPr>
-        <w:t xml:space="preserve"> para </w:t>
-      </w:r>
-      <w:proofErr w:type="spellStart"/>
-      <w:r>
-        <w:rPr>
-          <w:rFonts w:eastAsiaTheme="majorEastAsia"/>
-          <w:color w:val="3A3A3A" w:themeColor="background2" w:themeShade="40"/>
-          <w:spacing w:val="-10"/>
-          <w:kern w:val="28"/>
-          <w:lang w:val="fr-FR"/>
-        </w:rPr>
-        <w:t>explicar</w:t>
-      </w:r>
-      <w:proofErr w:type="spellEnd"/>
-      <w:r>
-        <w:rPr>
-          <w:rFonts w:eastAsiaTheme="majorEastAsia"/>
-          <w:color w:val="3A3A3A" w:themeColor="background2" w:themeShade="40"/>
-          <w:spacing w:val="-10"/>
-          <w:kern w:val="28"/>
-          <w:lang w:val="fr-FR"/>
-        </w:rPr>
-        <w:t xml:space="preserve"> os </w:t>
-      </w:r>
-      <w:proofErr w:type="spellStart"/>
-      <w:r>
-        <w:rPr>
-          <w:rFonts w:eastAsiaTheme="majorEastAsia"/>
-          <w:color w:val="3A3A3A" w:themeColor="background2" w:themeShade="40"/>
-          <w:spacing w:val="-10"/>
-          <w:kern w:val="28"/>
-          <w:lang w:val="fr-FR"/>
-        </w:rPr>
-        <w:t>métodos</w:t>
-      </w:r>
-      <w:proofErr w:type="spellEnd"/>
-      <w:r>
-        <w:rPr>
-          <w:rFonts w:eastAsiaTheme="majorEastAsia"/>
-          <w:color w:val="3A3A3A" w:themeColor="background2" w:themeShade="40"/>
-          <w:spacing w:val="-10"/>
-          <w:kern w:val="28"/>
-          <w:lang w:val="fr-FR"/>
-        </w:rPr>
-        <w:t xml:space="preserve"> </w:t>
-      </w:r>
-      <w:proofErr w:type="spellStart"/>
-      <w:r>
-        <w:rPr>
-          <w:rFonts w:eastAsiaTheme="majorEastAsia"/>
-          <w:color w:val="3A3A3A" w:themeColor="background2" w:themeShade="40"/>
-          <w:spacing w:val="-10"/>
-          <w:kern w:val="28"/>
-          <w:lang w:val="fr-FR"/>
-        </w:rPr>
-        <w:t>estatísticos</w:t>
-      </w:r>
-      <w:proofErr w:type="spellEnd"/>
-      <w:r>
-        <w:rPr>
-          <w:rFonts w:eastAsiaTheme="majorEastAsia"/>
-          <w:color w:val="3A3A3A" w:themeColor="background2" w:themeShade="40"/>
-          <w:spacing w:val="-10"/>
-          <w:kern w:val="28"/>
-          <w:lang w:val="fr-FR"/>
-        </w:rPr>
-        <w:t xml:space="preserve">. </w:t>
-      </w:r>
-      <w:proofErr w:type="spellStart"/>
-      <w:r>
-        <w:rPr>
-          <w:rFonts w:eastAsiaTheme="majorEastAsia"/>
-          <w:color w:val="3A3A3A" w:themeColor="background2" w:themeShade="40"/>
-          <w:spacing w:val="-10"/>
-          <w:kern w:val="28"/>
-        </w:rPr>
-        <w:t>Verifique</w:t>
-      </w:r>
-      <w:proofErr w:type="spellEnd"/>
-      <w:r>
-        <w:rPr>
-          <w:rFonts w:eastAsiaTheme="majorEastAsia"/>
-          <w:color w:val="3A3A3A" w:themeColor="background2" w:themeShade="40"/>
-          <w:spacing w:val="-10"/>
-          <w:kern w:val="28"/>
-        </w:rPr>
-        <w:t xml:space="preserve"> as </w:t>
-      </w:r>
-      <w:proofErr w:type="spellStart"/>
-      <w:r>
-        <w:rPr>
-          <w:rFonts w:eastAsiaTheme="majorEastAsia"/>
-          <w:color w:val="3A3A3A" w:themeColor="background2" w:themeShade="40"/>
-          <w:spacing w:val="-10"/>
-          <w:kern w:val="28"/>
-        </w:rPr>
-        <w:t>regras</w:t>
-      </w:r>
-      <w:proofErr w:type="spellEnd"/>
-      <w:r>
-        <w:rPr>
-          <w:rFonts w:eastAsiaTheme="majorEastAsia"/>
-          <w:color w:val="3A3A3A" w:themeColor="background2" w:themeShade="40"/>
-          <w:spacing w:val="-10"/>
-          <w:kern w:val="28"/>
-        </w:rPr>
-        <w:t xml:space="preserve"> de Harvard </w:t>
-      </w:r>
-      <w:proofErr w:type="spellStart"/>
-      <w:r>
-        <w:rPr>
-          <w:rFonts w:eastAsiaTheme="majorEastAsia"/>
-          <w:color w:val="3A3A3A" w:themeColor="background2" w:themeShade="40"/>
-          <w:spacing w:val="-10"/>
-          <w:kern w:val="28"/>
-        </w:rPr>
-        <w:t>fornecidas</w:t>
-      </w:r>
-      <w:proofErr w:type="spellEnd"/>
-      <w:r>
-        <w:rPr>
-          <w:rFonts w:eastAsiaTheme="majorEastAsia"/>
-          <w:color w:val="3A3A3A" w:themeColor="background2" w:themeShade="40"/>
-          <w:spacing w:val="-10"/>
-          <w:kern w:val="28"/>
-        </w:rPr>
-        <w:t xml:space="preserve"> </w:t>
-      </w:r>
-      <w:proofErr w:type="spellStart"/>
-      <w:r>
-        <w:rPr>
-          <w:rFonts w:eastAsiaTheme="majorEastAsia"/>
-          <w:color w:val="3A3A3A" w:themeColor="background2" w:themeShade="40"/>
-          <w:spacing w:val="-10"/>
-          <w:kern w:val="28"/>
-        </w:rPr>
-        <w:t>pelo</w:t>
-      </w:r>
-      <w:proofErr w:type="spellEnd"/>
-      <w:r>
-        <w:rPr>
-          <w:rFonts w:eastAsiaTheme="majorEastAsia"/>
-          <w:color w:val="3A3A3A" w:themeColor="background2" w:themeShade="40"/>
-          <w:spacing w:val="-10"/>
-          <w:kern w:val="28"/>
-        </w:rPr>
-        <w:t xml:space="preserve"> CCT.]</w:t>
+        <w:t xml:space="preserve">[Acrescente outras fontes académicas ou técnicas efetivamente consultadas, incluindo as utilizadas para explicar os métodos estatísticos. </w:t>
+      </w:r>
+      <w:r>
+        <w:rPr>
+          <w:rFonts w:eastAsiaTheme="majorEastAsia"/>
+          <w:color w:val="3A3A3A" w:themeColor="background2" w:themeShade="40"/>
+          <w:spacing w:val="-10"/>
+          <w:kern w:val="28"/>
+        </w:rPr>
+        <w:t>Verifique as regras de Harvard fornecidas pelo CCT.]</w:t>
       </w:r>
     </w:p>
     <w:p>
@@ -3876,73 +3095,7 @@
           <w:kern w:val="28"/>
           <w:lang w:val="it-IT"/>
         </w:rPr>
-        <w:t>[</w:t>
-      </w:r>
-      <w:proofErr w:type="spellStart"/>
-      <w:r>
-        <w:rPr>
-          <w:rFonts w:eastAsiaTheme="majorEastAsia"/>
-          <w:color w:val="3A3A3A" w:themeColor="background2" w:themeShade="40"/>
-          <w:spacing w:val="-10"/>
-          <w:kern w:val="28"/>
-          <w:lang w:val="it-IT"/>
-        </w:rPr>
-        <w:t>Apêndice</w:t>
-      </w:r>
-      <w:proofErr w:type="spellEnd"/>
-      <w:r>
-        <w:rPr>
-          <w:rFonts w:eastAsiaTheme="majorEastAsia"/>
-          <w:color w:val="3A3A3A" w:themeColor="background2" w:themeShade="40"/>
-          <w:spacing w:val="-10"/>
-          <w:kern w:val="28"/>
-          <w:lang w:val="it-IT"/>
-        </w:rPr>
-        <w:t xml:space="preserve"> </w:t>
-      </w:r>
-      <w:proofErr w:type="spellStart"/>
-      <w:r>
-        <w:rPr>
-          <w:rFonts w:eastAsiaTheme="majorEastAsia"/>
-          <w:color w:val="3A3A3A" w:themeColor="background2" w:themeShade="40"/>
-          <w:spacing w:val="-10"/>
-          <w:kern w:val="28"/>
-          <w:lang w:val="it-IT"/>
-        </w:rPr>
-        <w:t>obrigatório</w:t>
-      </w:r>
-      <w:proofErr w:type="spellEnd"/>
-      <w:r>
-        <w:rPr>
-          <w:rFonts w:eastAsiaTheme="majorEastAsia"/>
-          <w:color w:val="3A3A3A" w:themeColor="background2" w:themeShade="40"/>
-          <w:spacing w:val="-10"/>
-          <w:kern w:val="28"/>
-          <w:lang w:val="it-IT"/>
-        </w:rPr>
-        <w:t xml:space="preserve"> conforme o </w:t>
-      </w:r>
-      <w:proofErr w:type="spellStart"/>
-      <w:r>
-        <w:rPr>
-          <w:rFonts w:eastAsiaTheme="majorEastAsia"/>
-          <w:color w:val="3A3A3A" w:themeColor="background2" w:themeShade="40"/>
-          <w:spacing w:val="-10"/>
-          <w:kern w:val="28"/>
-          <w:lang w:val="it-IT"/>
-        </w:rPr>
-        <w:t>enunciado</w:t>
-      </w:r>
-      <w:proofErr w:type="spellEnd"/>
-      <w:r>
-        <w:rPr>
-          <w:rFonts w:eastAsiaTheme="majorEastAsia"/>
-          <w:color w:val="3A3A3A" w:themeColor="background2" w:themeShade="40"/>
-          <w:spacing w:val="-10"/>
-          <w:kern w:val="28"/>
-          <w:lang w:val="it-IT"/>
-        </w:rPr>
-        <w:t>.]</w:t>
+        <w:t>[Apêndice obrigatório conforme o enunciado.]</w:t>
       </w:r>
     </w:p>
     <w:p>
@@ -4115,138 +3268,16 @@
           <w:kern w:val="28"/>
           <w:lang w:val="fr-FR"/>
         </w:rPr>
-        <w:t>[</w:t>
-      </w:r>
-      <w:proofErr w:type="spellStart"/>
-      <w:r>
-        <w:rPr>
-          <w:rFonts w:eastAsiaTheme="majorEastAsia"/>
-          <w:color w:val="3A3A3A" w:themeColor="background2" w:themeShade="40"/>
-          <w:spacing w:val="-10"/>
-          <w:kern w:val="28"/>
-          <w:lang w:val="fr-FR"/>
-        </w:rPr>
-        <w:t>Não</w:t>
-      </w:r>
-      <w:proofErr w:type="spellEnd"/>
-      <w:r>
-        <w:rPr>
-          <w:rFonts w:eastAsiaTheme="majorEastAsia"/>
-          <w:color w:val="3A3A3A" w:themeColor="background2" w:themeShade="40"/>
-          <w:spacing w:val="-10"/>
-          <w:kern w:val="28"/>
-          <w:lang w:val="fr-FR"/>
-        </w:rPr>
-        <w:t xml:space="preserve"> invente prompts ou outputs. </w:t>
-      </w:r>
-      <w:r>
-        <w:rPr>
-          <w:rFonts w:eastAsiaTheme="majorEastAsia"/>
-          <w:color w:val="3A3A3A" w:themeColor="background2" w:themeShade="40"/>
-          <w:spacing w:val="-10"/>
-          <w:kern w:val="28"/>
-        </w:rPr>
-        <w:t xml:space="preserve">Registe as </w:t>
-      </w:r>
-      <w:proofErr w:type="spellStart"/>
-      <w:r>
-        <w:rPr>
-          <w:rFonts w:eastAsiaTheme="majorEastAsia"/>
-          <w:color w:val="3A3A3A" w:themeColor="background2" w:themeShade="40"/>
-          <w:spacing w:val="-10"/>
-          <w:kern w:val="28"/>
-        </w:rPr>
-        <w:t>interações</w:t>
-      </w:r>
-      <w:proofErr w:type="spellEnd"/>
-      <w:r>
-        <w:rPr>
-          <w:rFonts w:eastAsiaTheme="majorEastAsia"/>
-          <w:color w:val="3A3A3A" w:themeColor="background2" w:themeShade="40"/>
-          <w:spacing w:val="-10"/>
-          <w:kern w:val="28"/>
-        </w:rPr>
-        <w:t xml:space="preserve"> reais e </w:t>
-      </w:r>
-      <w:proofErr w:type="spellStart"/>
-      <w:r>
-        <w:rPr>
-          <w:rFonts w:eastAsiaTheme="majorEastAsia"/>
-          <w:color w:val="3A3A3A" w:themeColor="background2" w:themeShade="40"/>
-          <w:spacing w:val="-10"/>
-          <w:kern w:val="28"/>
-        </w:rPr>
-        <w:t>siga</w:t>
-      </w:r>
-      <w:proofErr w:type="spellEnd"/>
-      <w:r>
-        <w:rPr>
-          <w:rFonts w:eastAsiaTheme="majorEastAsia"/>
-          <w:color w:val="3A3A3A" w:themeColor="background2" w:themeShade="40"/>
-          <w:spacing w:val="-10"/>
-          <w:kern w:val="28"/>
-        </w:rPr>
-        <w:t xml:space="preserve"> </w:t>
-      </w:r>
-      <w:proofErr w:type="spellStart"/>
-      <w:r>
-        <w:rPr>
-          <w:rFonts w:eastAsiaTheme="majorEastAsia"/>
-          <w:color w:val="3A3A3A" w:themeColor="background2" w:themeShade="40"/>
-          <w:spacing w:val="-10"/>
-          <w:kern w:val="28"/>
-        </w:rPr>
-        <w:t>exatamente</w:t>
-      </w:r>
-      <w:proofErr w:type="spellEnd"/>
-      <w:r>
-        <w:rPr>
-          <w:rFonts w:eastAsiaTheme="majorEastAsia"/>
-          <w:color w:val="3A3A3A" w:themeColor="background2" w:themeShade="40"/>
-          <w:spacing w:val="-10"/>
-          <w:kern w:val="28"/>
-        </w:rPr>
-        <w:t xml:space="preserve"> as </w:t>
-      </w:r>
-      <w:proofErr w:type="spellStart"/>
-      <w:r>
-        <w:rPr>
-          <w:rFonts w:eastAsiaTheme="majorEastAsia"/>
-          <w:color w:val="3A3A3A" w:themeColor="background2" w:themeShade="40"/>
-          <w:spacing w:val="-10"/>
-          <w:kern w:val="28"/>
-        </w:rPr>
-        <w:t>instruções</w:t>
-      </w:r>
-      <w:proofErr w:type="spellEnd"/>
-      <w:r>
-        <w:rPr>
-          <w:rFonts w:eastAsiaTheme="majorEastAsia"/>
-          <w:color w:val="3A3A3A" w:themeColor="background2" w:themeShade="40"/>
-          <w:spacing w:val="-10"/>
-          <w:kern w:val="28"/>
-        </w:rPr>
-        <w:t xml:space="preserve"> do </w:t>
-      </w:r>
-      <w:proofErr w:type="spellStart"/>
-      <w:r>
-        <w:rPr>
-          <w:rFonts w:eastAsiaTheme="majorEastAsia"/>
-          <w:color w:val="3A3A3A" w:themeColor="background2" w:themeShade="40"/>
-          <w:spacing w:val="-10"/>
-          <w:kern w:val="28"/>
-        </w:rPr>
-        <w:t>enunciado</w:t>
-      </w:r>
-      <w:proofErr w:type="spellEnd"/>
-      <w:r>
-        <w:rPr>
-          <w:rFonts w:eastAsiaTheme="majorEastAsia"/>
-          <w:color w:val="3A3A3A" w:themeColor="background2" w:themeShade="40"/>
-          <w:spacing w:val="-10"/>
-          <w:kern w:val="28"/>
-        </w:rPr>
-        <w:t>.]</w:t>
+        <w:t xml:space="preserve">[Não invente prompts ou outputs. </w:t>
+      </w:r>
+      <w:r>
+        <w:rPr>
+          <w:rFonts w:eastAsiaTheme="majorEastAsia"/>
+          <w:color w:val="3A3A3A" w:themeColor="background2" w:themeShade="40"/>
+          <w:spacing w:val="-10"/>
+          <w:kern w:val="28"/>
+        </w:rPr>
+        <w:t>Registe as interações reais e siga exatamente as instruções do enunciado.]</w:t>
       </w:r>
     </w:p>
     <w:p>
@@ -4262,11 +3293,10 @@
         <w:rPr>
           <w:noProof/>
         </w:rPr>
-        <w:lastRenderedPageBreak/>
         <w:drawing>
-          <wp:inline distT="0" distB="0" distL="0" distR="0" wp14:anchorId="6A792C71" wp14:editId="45AAD4A0">
-            <wp:extent cx="4500563" cy="2922923"/>
-            <wp:effectExtent l="0" t="0" r="0" b="0"/>
+          <wp:inline distT="0" distB="0" distL="0" distR="0" wp14:anchorId="6A792C71" wp14:editId="3C1A3A0D">
+            <wp:extent cx="4265489" cy="2770253"/>
+            <wp:effectExtent l="0" t="0" r="1905" b="0"/>
             <wp:docPr id="273231921" name="Picture 1"/>
             <wp:cNvGraphicFramePr>
               <a:graphicFrameLocks xmlns:a="http://schemas.openxmlformats.org/drawingml/2006/main" noChangeAspect="1"/>
@@ -4287,7 +3317,7 @@
                   <pic:spPr>
                     <a:xfrm>
                       <a:off x="0" y="0"/>
-                      <a:ext cx="4505055" cy="2925841"/>
+                      <a:ext cx="4282780" cy="2781483"/>
                     </a:xfrm>
                     <a:prstGeom prst="rect">
                       <a:avLst/>
@@ -4304,6 +3334,168 @@
       <w:pPr>
         <w:rPr>
           <w:rFonts w:eastAsiaTheme="majorEastAsia"/>
+          <w:color w:val="3A3A3A" w:themeColor="background2" w:themeShade="40"/>
+          <w:spacing w:val="-10"/>
+          <w:kern w:val="28"/>
+        </w:rPr>
+      </w:pPr>
+      <w:r>
+        <w:rPr>
+          <w:rFonts w:eastAsiaTheme="majorEastAsia"/>
+          <w:noProof/>
+          <w:color w:val="3A3A3A" w:themeColor="background2" w:themeShade="40"/>
+          <w:spacing w:val="-10"/>
+          <w:kern w:val="28"/>
+        </w:rPr>
+        <w:lastRenderedPageBreak/>
+        <w:drawing>
+          <wp:inline distT="0" distB="0" distL="0" distR="0" wp14:anchorId="0608E5DE" wp14:editId="1427CDAB">
+            <wp:extent cx="4258182" cy="1439177"/>
+            <wp:effectExtent l="0" t="0" r="0" b="8890"/>
+            <wp:docPr id="1896272920" name="Picture 1"/>
+            <wp:cNvGraphicFramePr>
+              <a:graphicFrameLocks xmlns:a="http://schemas.openxmlformats.org/drawingml/2006/main" noChangeAspect="1"/>
+            </wp:cNvGraphicFramePr>
+            <a:graphic xmlns:a="http://schemas.openxmlformats.org/drawingml/2006/main">
+              <a:graphicData uri="http://schemas.openxmlformats.org/drawingml/2006/picture">
+                <pic:pic xmlns:pic="http://schemas.openxmlformats.org/drawingml/2006/picture">
+                  <pic:nvPicPr>
+                    <pic:cNvPr id="1896272920" name=""/>
+                    <pic:cNvPicPr/>
+                  </pic:nvPicPr>
+                  <pic:blipFill>
+                    <a:blip r:embed="rId23"/>
+                    <a:stretch>
+                      <a:fillRect/>
+                    </a:stretch>
+                  </pic:blipFill>
+                  <pic:spPr>
+                    <a:xfrm>
+                      <a:off x="0" y="0"/>
+                      <a:ext cx="4275313" cy="1444967"/>
+                    </a:xfrm>
+                    <a:prstGeom prst="rect">
+                      <a:avLst/>
+                    </a:prstGeom>
+                  </pic:spPr>
+                </pic:pic>
+              </a:graphicData>
+            </a:graphic>
+          </wp:inline>
+        </w:drawing>
+      </w:r>
+    </w:p>
+    <w:p>
+      <w:pPr>
+        <w:rPr>
+          <w:rFonts w:eastAsiaTheme="majorEastAsia"/>
+          <w:color w:val="3A3A3A" w:themeColor="background2" w:themeShade="40"/>
+          <w:spacing w:val="-10"/>
+          <w:kern w:val="28"/>
+        </w:rPr>
+      </w:pPr>
+      <w:r>
+        <w:rPr>
+          <w:rFonts w:eastAsiaTheme="majorEastAsia"/>
+          <w:noProof/>
+          <w:color w:val="3A3A3A" w:themeColor="background2" w:themeShade="40"/>
+          <w:spacing w:val="-10"/>
+          <w:kern w:val="28"/>
+        </w:rPr>
+        <w:drawing>
+          <wp:inline distT="0" distB="0" distL="0" distR="0" wp14:anchorId="4DA95868" wp14:editId="33139A7A">
+            <wp:extent cx="4301467" cy="2297039"/>
+            <wp:effectExtent l="0" t="0" r="4445" b="8255"/>
+            <wp:docPr id="856903987" name="Picture 1"/>
+            <wp:cNvGraphicFramePr>
+              <a:graphicFrameLocks xmlns:a="http://schemas.openxmlformats.org/drawingml/2006/main" noChangeAspect="1"/>
+            </wp:cNvGraphicFramePr>
+            <a:graphic xmlns:a="http://schemas.openxmlformats.org/drawingml/2006/main">
+              <a:graphicData uri="http://schemas.openxmlformats.org/drawingml/2006/picture">
+                <pic:pic xmlns:pic="http://schemas.openxmlformats.org/drawingml/2006/picture">
+                  <pic:nvPicPr>
+                    <pic:cNvPr id="856903987" name=""/>
+                    <pic:cNvPicPr/>
+                  </pic:nvPicPr>
+                  <pic:blipFill>
+                    <a:blip r:embed="rId24"/>
+                    <a:stretch>
+                      <a:fillRect/>
+                    </a:stretch>
+                  </pic:blipFill>
+                  <pic:spPr>
+                    <a:xfrm>
+                      <a:off x="0" y="0"/>
+                      <a:ext cx="4310246" cy="2301727"/>
+                    </a:xfrm>
+                    <a:prstGeom prst="rect">
+                      <a:avLst/>
+                    </a:prstGeom>
+                  </pic:spPr>
+                </pic:pic>
+              </a:graphicData>
+            </a:graphic>
+          </wp:inline>
+        </w:drawing>
+      </w:r>
+    </w:p>
+    <w:p>
+      <w:pPr>
+        <w:rPr>
+          <w:rFonts w:eastAsiaTheme="majorEastAsia"/>
+          <w:color w:val="3A3A3A" w:themeColor="background2" w:themeShade="40"/>
+          <w:spacing w:val="-10"/>
+          <w:kern w:val="28"/>
+        </w:rPr>
+      </w:pPr>
+      <w:r>
+        <w:rPr>
+          <w:rFonts w:eastAsiaTheme="majorEastAsia"/>
+          <w:color w:val="3A3A3A" w:themeColor="background2" w:themeShade="40"/>
+          <w:spacing w:val="-10"/>
+          <w:kern w:val="28"/>
+        </w:rPr>
+        <w:drawing>
+          <wp:inline distT="0" distB="0" distL="0" distR="0" wp14:anchorId="161EDE75" wp14:editId="133EA592">
+            <wp:extent cx="4262949" cy="2447249"/>
+            <wp:effectExtent l="0" t="0" r="4445" b="0"/>
+            <wp:docPr id="1167557008" name="Picture 1"/>
+            <wp:cNvGraphicFramePr>
+              <a:graphicFrameLocks xmlns:a="http://schemas.openxmlformats.org/drawingml/2006/main" noChangeAspect="1"/>
+            </wp:cNvGraphicFramePr>
+            <a:graphic xmlns:a="http://schemas.openxmlformats.org/drawingml/2006/main">
+              <a:graphicData uri="http://schemas.openxmlformats.org/drawingml/2006/picture">
+                <pic:pic xmlns:pic="http://schemas.openxmlformats.org/drawingml/2006/picture">
+                  <pic:nvPicPr>
+                    <pic:cNvPr id="1167557008" name=""/>
+                    <pic:cNvPicPr/>
+                  </pic:nvPicPr>
+                  <pic:blipFill>
+                    <a:blip r:embed="rId25"/>
+                    <a:stretch>
+                      <a:fillRect/>
+                    </a:stretch>
+                  </pic:blipFill>
+                  <pic:spPr>
+                    <a:xfrm>
+                      <a:off x="0" y="0"/>
+                      <a:ext cx="4268659" cy="2450527"/>
+                    </a:xfrm>
+                    <a:prstGeom prst="rect">
+                      <a:avLst/>
+                    </a:prstGeom>
+                  </pic:spPr>
+                </pic:pic>
+              </a:graphicData>
+            </a:graphic>
+          </wp:inline>
+        </w:drawing>
+      </w:r>
+    </w:p>
+    <w:p>
+      <w:pPr>
+        <w:rPr>
+          <w:rFonts w:eastAsiaTheme="majorEastAsia"/>
           <w:b/>
           <w:bCs/>
           <w:color w:val="3A3A3A" w:themeColor="background2" w:themeShade="40"/>
@@ -4327,8 +3519,8 @@
       <w:pPr>
         <w:jc w:val="center"/>
       </w:pPr>
-      <w:bookmarkStart w:id="13" w:name="_heading=h.kfkjs3rwl2c1" w:colFirst="0" w:colLast="0"/>
-      <w:bookmarkEnd w:id="13"/>
+      <w:bookmarkStart w:id="14" w:name="_heading=h.kfkjs3rwl2c1" w:colFirst="0" w:colLast="0"/>
+      <w:bookmarkEnd w:id="14"/>
     </w:p>
     <w:p>
       <w:pPr>
@@ -4339,7 +3531,7 @@
     </w:p>
     <w:p/>
     <w:sectPr>
-      <w:footerReference w:type="default" r:id="rId23"/>
+      <w:footerReference w:type="default" r:id="rId26"/>
       <w:pgSz w:w="11906" w:h="16838"/>
       <w:pgMar w:top="1440" w:right="1440" w:bottom="1440" w:left="1440" w:header="708" w:footer="708" w:gutter="0"/>
       <w:pgNumType w:start="1"/>
@@ -7840,6 +7032,7 @@
   <w:style w:type="character" w:default="1" w:styleId="DefaultParagraphFont">
     <w:name w:val="Default Paragraph Font"/>
     <w:uiPriority w:val="1"/>
+    <w:semiHidden/>
     <w:unhideWhenUsed/>
   </w:style>
   <w:style w:type="table" w:default="1" w:styleId="TableNormal">

--- a/Stats- HDip DBA Sept-26_2026617_CA-1.docx
+++ b/Stats- HDip DBA Sept-26_2026617_CA-1.docx
@@ -622,6 +622,7 @@
                 <w:color w:val="156082"/>
               </w:rPr>
             </w:pPr>
+            <w:proofErr w:type="spellStart"/>
             <w:r>
               <w:rPr>
                 <w:b/>
@@ -629,7 +630,17 @@
                 <w:i/>
                 <w:color w:val="156082"/>
               </w:rPr>
-              <w:t>Taufique Ahmed</w:t>
+              <w:t>Taufique</w:t>
+            </w:r>
+            <w:proofErr w:type="spellEnd"/>
+            <w:r>
+              <w:rPr>
+                <w:b/>
+                <w:bCs/>
+                <w:i/>
+                <w:color w:val="156082"/>
+              </w:rPr>
+              <w:t xml:space="preserve"> Ahmed</w:t>
             </w:r>
           </w:p>
         </w:tc>
@@ -1397,11 +1408,130 @@
           <w:kern w:val="28"/>
           <w:sz w:val="28"/>
           <w:szCs w:val="28"/>
-          <w:highlight w:val="yellow"/>
           <w:lang w:val="it-IT"/>
         </w:rPr>
         <w:lastRenderedPageBreak/>
-        <w:t>1. Introduction</w:t>
+        <w:t xml:space="preserve">1. </w:t>
+      </w:r>
+      <w:proofErr w:type="spellStart"/>
+      <w:r>
+        <w:rPr>
+          <w:rFonts w:eastAsiaTheme="majorEastAsia"/>
+          <w:b/>
+          <w:bCs/>
+          <w:color w:val="3A3A3A" w:themeColor="background2" w:themeShade="40"/>
+          <w:spacing w:val="-10"/>
+          <w:kern w:val="28"/>
+          <w:sz w:val="28"/>
+          <w:szCs w:val="28"/>
+          <w:lang w:val="it-IT"/>
+        </w:rPr>
+        <w:t>Introduction</w:t>
+      </w:r>
+      <w:proofErr w:type="spellEnd"/>
+    </w:p>
+    <w:p>
+      <w:pPr>
+        <w:jc w:val="both"/>
+        <w:rPr>
+          <w:rFonts w:eastAsiaTheme="majorEastAsia"/>
+          <w:color w:val="3A3A3A" w:themeColor="background2" w:themeShade="40"/>
+          <w:spacing w:val="-10"/>
+          <w:kern w:val="28"/>
+        </w:rPr>
+      </w:pPr>
+      <w:r>
+        <w:rPr>
+          <w:rFonts w:eastAsiaTheme="majorEastAsia"/>
+          <w:color w:val="3A3A3A" w:themeColor="background2" w:themeShade="40"/>
+          <w:spacing w:val="-10"/>
+          <w:kern w:val="28"/>
+        </w:rPr>
+        <w:tab/>
+        <w:t xml:space="preserve">This report uses Python to analyse the Bank Marketing dataset. It looks at </w:t>
+      </w:r>
+      <w:proofErr w:type="spellStart"/>
+      <w:r>
+        <w:rPr>
+          <w:rFonts w:eastAsiaTheme="majorEastAsia"/>
+          <w:color w:val="3A3A3A" w:themeColor="background2" w:themeShade="40"/>
+          <w:spacing w:val="-10"/>
+          <w:kern w:val="28"/>
+        </w:rPr>
+        <w:t>custumer</w:t>
+      </w:r>
+      <w:proofErr w:type="spellEnd"/>
+      <w:r>
+        <w:rPr>
+          <w:rFonts w:eastAsiaTheme="majorEastAsia"/>
+          <w:color w:val="3A3A3A" w:themeColor="background2" w:themeShade="40"/>
+          <w:spacing w:val="-10"/>
+          <w:kern w:val="28"/>
+        </w:rPr>
+        <w:t xml:space="preserve"> details and campaign factor that may be linked if a costumer subscribes to a term deposit. The work </w:t>
+      </w:r>
+      <w:proofErr w:type="gramStart"/>
+      <w:r>
+        <w:rPr>
+          <w:rFonts w:eastAsiaTheme="majorEastAsia"/>
+          <w:color w:val="3A3A3A" w:themeColor="background2" w:themeShade="40"/>
+          <w:spacing w:val="-10"/>
+          <w:kern w:val="28"/>
+        </w:rPr>
+        <w:t>include</w:t>
+      </w:r>
+      <w:proofErr w:type="gramEnd"/>
+      <w:r>
+        <w:rPr>
+          <w:rFonts w:eastAsiaTheme="majorEastAsia"/>
+          <w:color w:val="3A3A3A" w:themeColor="background2" w:themeShade="40"/>
+          <w:spacing w:val="-10"/>
+          <w:kern w:val="28"/>
+        </w:rPr>
+        <w:t xml:space="preserve"> descriptive statistics, graphs, Binomial, Poisson and Normal distribution. The main question for this is@: Which customer and campaign details are linked to campaign success? The analyses can show patterns, but it cannot prove that one </w:t>
+      </w:r>
+      <w:proofErr w:type="spellStart"/>
+      <w:r>
+        <w:rPr>
+          <w:rFonts w:eastAsiaTheme="majorEastAsia"/>
+          <w:color w:val="3A3A3A" w:themeColor="background2" w:themeShade="40"/>
+          <w:spacing w:val="-10"/>
+          <w:kern w:val="28"/>
+        </w:rPr>
+        <w:t>facor</w:t>
+      </w:r>
+      <w:proofErr w:type="spellEnd"/>
+      <w:r>
+        <w:rPr>
+          <w:rFonts w:eastAsiaTheme="majorEastAsia"/>
+          <w:color w:val="3A3A3A" w:themeColor="background2" w:themeShade="40"/>
+          <w:spacing w:val="-10"/>
+          <w:kern w:val="28"/>
+        </w:rPr>
+        <w:t xml:space="preserve"> causes a customer to subscribe.</w:t>
+      </w:r>
+    </w:p>
+    <w:p>
+      <w:pPr>
+        <w:rPr>
+          <w:rFonts w:eastAsiaTheme="majorEastAsia"/>
+          <w:b/>
+          <w:bCs/>
+          <w:color w:val="3A3A3A" w:themeColor="background2" w:themeShade="40"/>
+          <w:spacing w:val="-10"/>
+          <w:kern w:val="28"/>
+        </w:rPr>
+      </w:pPr>
+      <w:r>
+        <w:rPr>
+          <w:rFonts w:eastAsiaTheme="majorEastAsia"/>
+          <w:b/>
+          <w:bCs/>
+          <w:color w:val="3A3A3A" w:themeColor="background2" w:themeShade="40"/>
+          <w:spacing w:val="-10"/>
+          <w:kern w:val="28"/>
+        </w:rPr>
+        <w:t>2. Dataset Description and Descriptive Statistics</w:t>
       </w:r>
     </w:p>
     <w:p>
@@ -1422,97 +1552,65 @@
           <w:spacing w:val="-10"/>
           <w:kern w:val="28"/>
         </w:rPr>
-        <w:t>This notebook analyses the Bank Marketing dataset using Python.</w:t>
-      </w:r>
-      <w:r>
-        <w:rPr>
-          <w:rFonts w:eastAsiaTheme="majorEastAsia"/>
-          <w:color w:val="3A3A3A" w:themeColor="background2" w:themeShade="40"/>
-          <w:spacing w:val="-10"/>
-          <w:kern w:val="28"/>
-        </w:rPr>
-        <w:t xml:space="preserve"> </w:t>
-      </w:r>
-      <w:r>
-        <w:rPr>
-          <w:rFonts w:eastAsiaTheme="majorEastAsia"/>
-          <w:color w:val="3A3A3A" w:themeColor="background2" w:themeShade="40"/>
-          <w:spacing w:val="-10"/>
-          <w:kern w:val="28"/>
-        </w:rPr>
-        <w:t>The analysis includes descriptive statistics, data visualisation,</w:t>
-      </w:r>
-      <w:r>
-        <w:rPr>
-          <w:rFonts w:eastAsiaTheme="majorEastAsia"/>
-          <w:color w:val="3A3A3A" w:themeColor="background2" w:themeShade="40"/>
-          <w:spacing w:val="-10"/>
-          <w:kern w:val="28"/>
-        </w:rPr>
-        <w:t xml:space="preserve"> </w:t>
-      </w:r>
-      <w:r>
-        <w:rPr>
-          <w:rFonts w:eastAsiaTheme="majorEastAsia"/>
-          <w:color w:val="3A3A3A" w:themeColor="background2" w:themeShade="40"/>
-          <w:spacing w:val="-10"/>
-          <w:kern w:val="28"/>
-        </w:rPr>
-        <w:t>the binomial distribution, the Poisson distribution and the normal distribution.</w:t>
-      </w:r>
-      <w:r>
-        <w:rPr>
-          <w:rFonts w:eastAsiaTheme="majorEastAsia"/>
-          <w:color w:val="3A3A3A" w:themeColor="background2" w:themeShade="40"/>
-          <w:spacing w:val="-10"/>
-          <w:kern w:val="28"/>
-        </w:rPr>
-        <w:t xml:space="preserve"> </w:t>
-      </w:r>
-      <w:r>
-        <w:rPr>
-          <w:rFonts w:eastAsiaTheme="majorEastAsia"/>
-          <w:color w:val="3A3A3A" w:themeColor="background2" w:themeShade="40"/>
-          <w:spacing w:val="-10"/>
-          <w:kern w:val="28"/>
-        </w:rPr>
-        <w:t>The main research question is:</w:t>
-      </w:r>
-      <w:r>
-        <w:rPr>
-          <w:rFonts w:eastAsiaTheme="majorEastAsia"/>
-          <w:color w:val="3A3A3A" w:themeColor="background2" w:themeShade="40"/>
-          <w:spacing w:val="-10"/>
-          <w:kern w:val="28"/>
-        </w:rPr>
-        <w:t xml:space="preserve"> </w:t>
-      </w:r>
-      <w:r>
-        <w:rPr>
-          <w:rFonts w:eastAsiaTheme="majorEastAsia"/>
-          <w:color w:val="3A3A3A" w:themeColor="background2" w:themeShade="40"/>
-          <w:spacing w:val="-10"/>
-          <w:kern w:val="28"/>
-        </w:rPr>
-        <w:t>Which customer characteristics and campaign-related factors</w:t>
-      </w:r>
-      <w:r>
-        <w:rPr>
-          <w:rFonts w:eastAsiaTheme="majorEastAsia"/>
-          <w:color w:val="3A3A3A" w:themeColor="background2" w:themeShade="40"/>
-          <w:spacing w:val="-10"/>
-          <w:kern w:val="28"/>
-        </w:rPr>
-        <w:t xml:space="preserve"> </w:t>
-      </w:r>
-      <w:r>
-        <w:rPr>
-          <w:rFonts w:eastAsiaTheme="majorEastAsia"/>
-          <w:color w:val="3A3A3A" w:themeColor="background2" w:themeShade="40"/>
-          <w:spacing w:val="-10"/>
-          <w:kern w:val="28"/>
-        </w:rPr>
-        <w:t>are associated with the success of a bank marketing campaign?</w:t>
+        <w:t xml:space="preserve">The Bank Marketing dataset contains 45,211 </w:t>
+      </w:r>
+      <w:r>
+        <w:rPr>
+          <w:rFonts w:eastAsiaTheme="majorEastAsia"/>
+          <w:color w:val="3A3A3A" w:themeColor="background2" w:themeShade="40"/>
+          <w:spacing w:val="-10"/>
+          <w:kern w:val="28"/>
+        </w:rPr>
+        <w:t xml:space="preserve">customer records and 17 columns where includes details such as age, job, marital status and education, as well as account balance and </w:t>
+      </w:r>
+      <w:proofErr w:type="spellStart"/>
+      <w:r>
+        <w:rPr>
+          <w:rFonts w:eastAsiaTheme="majorEastAsia"/>
+          <w:color w:val="3A3A3A" w:themeColor="background2" w:themeShade="40"/>
+          <w:spacing w:val="-10"/>
+          <w:kern w:val="28"/>
+        </w:rPr>
+        <w:t>campign</w:t>
+      </w:r>
+      <w:proofErr w:type="spellEnd"/>
+      <w:r>
+        <w:rPr>
+          <w:rFonts w:eastAsiaTheme="majorEastAsia"/>
+          <w:color w:val="3A3A3A" w:themeColor="background2" w:themeShade="40"/>
+          <w:spacing w:val="-10"/>
+          <w:kern w:val="28"/>
+        </w:rPr>
+        <w:t xml:space="preserve"> contact information. The column Y shows if a customer subscribed to a term deposit (yes or no). </w:t>
+      </w:r>
+      <w:r>
+        <w:rPr>
+          <w:rFonts w:eastAsiaTheme="majorEastAsia"/>
+          <w:color w:val="3A3A3A" w:themeColor="background2" w:themeShade="40"/>
+          <w:spacing w:val="-10"/>
+          <w:kern w:val="28"/>
+        </w:rPr>
+        <w:t xml:space="preserve">Jupyter notebook showed 7 </w:t>
+      </w:r>
+      <w:proofErr w:type="spellStart"/>
+      <w:r>
+        <w:rPr>
+          <w:rFonts w:eastAsiaTheme="majorEastAsia"/>
+          <w:color w:val="3A3A3A" w:themeColor="background2" w:themeShade="40"/>
+          <w:spacing w:val="-10"/>
+          <w:kern w:val="28"/>
+        </w:rPr>
+        <w:t>interger</w:t>
+      </w:r>
+      <w:proofErr w:type="spellEnd"/>
+      <w:r>
+        <w:rPr>
+          <w:rFonts w:eastAsiaTheme="majorEastAsia"/>
+          <w:color w:val="3A3A3A" w:themeColor="background2" w:themeShade="40"/>
+          <w:spacing w:val="-10"/>
+          <w:kern w:val="28"/>
+        </w:rPr>
+        <w:t xml:space="preserve"> columns and 10 text columns.</w:t>
       </w:r>
     </w:p>
     <w:p>
@@ -1536,11 +1634,9 @@
           <w:kern w:val="28"/>
           <w:highlight w:val="yellow"/>
         </w:rPr>
-        <w:t>2. Dataset Description and Descriptive Statistics</w:t>
-      </w:r>
-    </w:p>
-    <w:p>
-      <w:pPr>
+        <w:t>2.</w:t>
+      </w:r>
+      <w:r>
         <w:rPr>
           <w:rFonts w:eastAsiaTheme="majorEastAsia"/>
           <w:b/>
@@ -1548,8 +1644,10 @@
           <w:color w:val="3A3A3A" w:themeColor="background2" w:themeShade="40"/>
           <w:spacing w:val="-10"/>
           <w:kern w:val="28"/>
-        </w:rPr>
-      </w:pPr>
+          <w:highlight w:val="yellow"/>
+        </w:rPr>
+        <w:t>1</w:t>
+      </w:r>
       <w:r>
         <w:rPr>
           <w:rFonts w:eastAsiaTheme="majorEastAsia"/>
@@ -1560,7 +1658,7 @@
           <w:kern w:val="28"/>
           <w:highlight w:val="yellow"/>
         </w:rPr>
-        <w:t>2.1 Dataset Overview</w:t>
+        <w:t xml:space="preserve"> Data Preparation</w:t>
       </w:r>
     </w:p>
     <w:p>
@@ -1581,7 +1679,147 @@
           <w:spacing w:val="-10"/>
           <w:kern w:val="28"/>
         </w:rPr>
-        <w:t>The Bank Marketing dataset contains 45,211 observations and 17 variables. The dataset includes customer characteristics, such as age, job, marital status and education, as well as financial information and details about marketing campaign contacts. The target variable, y, indicates whether a customer subscribed to a term deposit. The dataset contains seven integer-type columns and ten object-type columns, according to the initial Python inspection. No missing values were detected using the pandas isnull() method. However, categorical values such as “unknown” may still require investigation.</w:t>
+        <w:t xml:space="preserve">The file was imported using pandas </w:t>
+      </w:r>
+      <w:proofErr w:type="spellStart"/>
+      <w:r>
+        <w:rPr>
+          <w:rFonts w:eastAsiaTheme="majorEastAsia"/>
+          <w:color w:val="3A3A3A" w:themeColor="background2" w:themeShade="40"/>
+          <w:spacing w:val="-10"/>
+          <w:kern w:val="28"/>
+        </w:rPr>
+        <w:t>read_</w:t>
+      </w:r>
+      <w:proofErr w:type="gramStart"/>
+      <w:r>
+        <w:rPr>
+          <w:rFonts w:eastAsiaTheme="majorEastAsia"/>
+          <w:color w:val="3A3A3A" w:themeColor="background2" w:themeShade="40"/>
+          <w:spacing w:val="-10"/>
+          <w:kern w:val="28"/>
+        </w:rPr>
+        <w:t>csv</w:t>
+      </w:r>
+      <w:proofErr w:type="spellEnd"/>
+      <w:r>
+        <w:rPr>
+          <w:rFonts w:eastAsiaTheme="majorEastAsia"/>
+          <w:color w:val="3A3A3A" w:themeColor="background2" w:themeShade="40"/>
+          <w:spacing w:val="-10"/>
+          <w:kern w:val="28"/>
+        </w:rPr>
+        <w:t>(</w:t>
+      </w:r>
+      <w:proofErr w:type="gramEnd"/>
+      <w:r>
+        <w:rPr>
+          <w:rFonts w:eastAsiaTheme="majorEastAsia"/>
+          <w:color w:val="3A3A3A" w:themeColor="background2" w:themeShade="40"/>
+          <w:spacing w:val="-10"/>
+          <w:kern w:val="28"/>
+        </w:rPr>
+        <w:t xml:space="preserve">). I used </w:t>
+      </w:r>
+      <w:proofErr w:type="spellStart"/>
+      <w:r>
+        <w:rPr>
+          <w:rFonts w:eastAsiaTheme="majorEastAsia"/>
+          <w:color w:val="3A3A3A" w:themeColor="background2" w:themeShade="40"/>
+          <w:spacing w:val="-10"/>
+          <w:kern w:val="28"/>
+        </w:rPr>
+        <w:t>sep</w:t>
+      </w:r>
+      <w:proofErr w:type="spellEnd"/>
+      <w:r>
+        <w:rPr>
+          <w:rFonts w:eastAsiaTheme="majorEastAsia"/>
+          <w:color w:val="3A3A3A" w:themeColor="background2" w:themeShade="40"/>
+          <w:spacing w:val="-10"/>
+          <w:kern w:val="28"/>
+        </w:rPr>
+        <w:t xml:space="preserve">=’;’ because the values were separated by semicolons, not commas. Used </w:t>
+      </w:r>
+      <w:proofErr w:type="gramStart"/>
+      <w:r>
+        <w:rPr>
+          <w:rFonts w:eastAsiaTheme="majorEastAsia"/>
+          <w:color w:val="3A3A3A" w:themeColor="background2" w:themeShade="40"/>
+          <w:spacing w:val="-10"/>
+          <w:kern w:val="28"/>
+        </w:rPr>
+        <w:t>info(</w:t>
+      </w:r>
+      <w:proofErr w:type="gramEnd"/>
+      <w:r>
+        <w:rPr>
+          <w:rFonts w:eastAsiaTheme="majorEastAsia"/>
+          <w:color w:val="3A3A3A" w:themeColor="background2" w:themeShade="40"/>
+          <w:spacing w:val="-10"/>
+          <w:kern w:val="28"/>
+        </w:rPr>
+        <w:t xml:space="preserve">) to check data type and </w:t>
+      </w:r>
+      <w:proofErr w:type="spellStart"/>
+      <w:r>
+        <w:rPr>
+          <w:rFonts w:eastAsiaTheme="majorEastAsia"/>
+          <w:color w:val="3A3A3A" w:themeColor="background2" w:themeShade="40"/>
+          <w:spacing w:val="-10"/>
+          <w:kern w:val="28"/>
+        </w:rPr>
+        <w:t>isnull</w:t>
+      </w:r>
+      <w:proofErr w:type="spellEnd"/>
+      <w:r>
+        <w:rPr>
+          <w:rFonts w:eastAsiaTheme="majorEastAsia"/>
+          <w:color w:val="3A3A3A" w:themeColor="background2" w:themeShade="40"/>
+          <w:spacing w:val="-10"/>
+          <w:kern w:val="28"/>
+        </w:rPr>
+        <w:t>(</w:t>
+      </w:r>
+      <w:proofErr w:type="gramStart"/>
+      <w:r>
+        <w:rPr>
+          <w:rFonts w:eastAsiaTheme="majorEastAsia"/>
+          <w:color w:val="3A3A3A" w:themeColor="background2" w:themeShade="40"/>
+          <w:spacing w:val="-10"/>
+          <w:kern w:val="28"/>
+        </w:rPr>
+        <w:t>).sum</w:t>
+      </w:r>
+      <w:proofErr w:type="gramEnd"/>
+      <w:r>
+        <w:rPr>
+          <w:rFonts w:eastAsiaTheme="majorEastAsia"/>
+          <w:color w:val="3A3A3A" w:themeColor="background2" w:themeShade="40"/>
+          <w:spacing w:val="-10"/>
+          <w:kern w:val="28"/>
+        </w:rPr>
+        <w:t xml:space="preserve">() to check for empty values. No standard missing values were found, but some entries are recorded as “unknown”: 288 in job, 1857 in education, 13020 in contact and 36959 in </w:t>
+      </w:r>
+      <w:proofErr w:type="spellStart"/>
+      <w:r>
+        <w:rPr>
+          <w:rFonts w:eastAsiaTheme="majorEastAsia"/>
+          <w:color w:val="3A3A3A" w:themeColor="background2" w:themeShade="40"/>
+          <w:spacing w:val="-10"/>
+          <w:kern w:val="28"/>
+        </w:rPr>
+        <w:t>poutcome</w:t>
+      </w:r>
+      <w:proofErr w:type="spellEnd"/>
+      <w:r>
+        <w:rPr>
+          <w:rFonts w:eastAsiaTheme="majorEastAsia"/>
+          <w:color w:val="3A3A3A" w:themeColor="background2" w:themeShade="40"/>
+          <w:spacing w:val="-10"/>
+          <w:kern w:val="28"/>
+        </w:rPr>
+        <w:t>. It was kept the values because if removed or changed without reason could affect the results. It was also examined the numerical variables using the mean, median, standard deviation, variance and skewness.</w:t>
       </w:r>
     </w:p>
     <w:p>
@@ -1605,32 +1843,9 @@
           <w:kern w:val="28"/>
           <w:highlight w:val="yellow"/>
         </w:rPr>
-        <w:t>2.2 Data Preparation</w:t>
-      </w:r>
-    </w:p>
-    <w:p>
-      <w:pPr>
-        <w:ind w:firstLine="720"/>
-        <w:jc w:val="both"/>
-        <w:rPr>
-          <w:rFonts w:eastAsiaTheme="majorEastAsia"/>
-          <w:color w:val="3A3A3A" w:themeColor="background2" w:themeShade="40"/>
-          <w:spacing w:val="-10"/>
-          <w:kern w:val="28"/>
-        </w:rPr>
-      </w:pPr>
-      <w:r>
-        <w:rPr>
-          <w:rFonts w:eastAsiaTheme="majorEastAsia"/>
-          <w:color w:val="3A3A3A" w:themeColor="background2" w:themeShade="40"/>
-          <w:spacing w:val="-10"/>
-          <w:kern w:val="28"/>
-        </w:rPr>
-        <w:t>The dataset was imported into Python using the pandas library. The initial inspection confirmed 45,211 observations and 17 variables. The info() and isnull() methods showed that no conventional missing values were detected. However, further investigation identified “unknown” categories in the job, education, contact and poutcome variables. These occurred 288, 1,857, 13,020 and 36,959 times, respectively. These categories were retained during the initial analysis rather than being automatically removed or replaced. Numerical variables were examined using descriptive statistics, including the mean, median, standard deviation, variance and skewness.</w:t>
-      </w:r>
-    </w:p>
-    <w:p>
-      <w:pPr>
+        <w:t>2.</w:t>
+      </w:r>
+      <w:r>
         <w:rPr>
           <w:rFonts w:eastAsiaTheme="majorEastAsia"/>
           <w:b/>
@@ -1638,8 +1853,10 @@
           <w:color w:val="3A3A3A" w:themeColor="background2" w:themeShade="40"/>
           <w:spacing w:val="-10"/>
           <w:kern w:val="28"/>
-        </w:rPr>
-      </w:pPr>
+          <w:highlight w:val="yellow"/>
+        </w:rPr>
+        <w:t>2</w:t>
+      </w:r>
       <w:r>
         <w:rPr>
           <w:rFonts w:eastAsiaTheme="majorEastAsia"/>
@@ -1650,7 +1867,7 @@
           <w:kern w:val="28"/>
           <w:highlight w:val="yellow"/>
         </w:rPr>
-        <w:t>2.3 Descriptive Statistical Analysis</w:t>
+        <w:t xml:space="preserve"> Descriptive Statistical Analysis</w:t>
       </w:r>
     </w:p>
     <w:p>
@@ -1781,7 +1998,31 @@
           <w:kern w:val="28"/>
           <w:highlight w:val="yellow"/>
         </w:rPr>
-        <w:t>2.4 Visual Analysis</w:t>
+        <w:t>2.</w:t>
+      </w:r>
+      <w:r>
+        <w:rPr>
+          <w:rFonts w:eastAsiaTheme="majorEastAsia"/>
+          <w:b/>
+          <w:bCs/>
+          <w:color w:val="3A3A3A" w:themeColor="background2" w:themeShade="40"/>
+          <w:spacing w:val="-10"/>
+          <w:kern w:val="28"/>
+          <w:highlight w:val="yellow"/>
+        </w:rPr>
+        <w:t xml:space="preserve">3 </w:t>
+      </w:r>
+      <w:r>
+        <w:rPr>
+          <w:rFonts w:eastAsiaTheme="majorEastAsia"/>
+          <w:b/>
+          <w:bCs/>
+          <w:color w:val="3A3A3A" w:themeColor="background2" w:themeShade="40"/>
+          <w:spacing w:val="-10"/>
+          <w:kern w:val="28"/>
+          <w:highlight w:val="yellow"/>
+        </w:rPr>
+        <w:t>Visual Analysis</w:t>
       </w:r>
     </w:p>
     <w:p>
@@ -1802,8 +2043,17 @@
           <w:spacing w:val="-10"/>
           <w:kern w:val="28"/>
         </w:rPr>
+        <w:t xml:space="preserve">The age variable ranges from 18 to 95 years, with a mean of 40.94 years and a median of 39 years. The highest frequencies occur among customers in their early thirties, with 2,085 customers aged 32 and 1,996 aged </w:t>
+      </w:r>
+      <w:r>
+        <w:rPr>
+          <w:rFonts w:eastAsiaTheme="majorEastAsia"/>
+          <w:color w:val="3A3A3A" w:themeColor="background2" w:themeShade="40"/>
+          <w:spacing w:val="-10"/>
+          <w:kern w:val="28"/>
+        </w:rPr>
         <w:lastRenderedPageBreak/>
-        <w:t>The age variable ranges from 18 to 95 years, with a mean of 40.94 years and a median of 39 years. The highest frequencies occur among customers in their early thirties, with 2,085 customers aged 32 and 1,996 aged 31. The mean being higher than the median, together with a skewness value of 0.685, suggests a moderately right-skewed distribution. This indicates that the distribution is not perfectly symmetrical, although further graphical analysis is required before assessing whether a normal distribution provides a reasonable approximation.</w:t>
+        <w:t>31. The mean being higher than the median, together with a skewness value of 0.685, suggests a moderately right-skewed distribution. This indicates that the distribution is not perfectly symmetrical, although further graphical analysis is required before assessing whether a normal distribution provides a reasonable approximation.</w:t>
       </w:r>
     </w:p>
     <w:p>
@@ -2014,17 +2264,7 @@
           <w:spacing w:val="-10"/>
           <w:kern w:val="28"/>
         </w:rPr>
-        <w:t xml:space="preserve">The analysis compared customers account balances according to whether they subscribed to a term deposit. Customers who subscribed had a higher mean balance of 1,804.27, compared with 1,303.71 among customers who did not subscribe. The median balances were also higher for subscribers (733) than for non-subscribers (417). In both groups, the mean was substantially higher than the median, suggesting positively skewed distributions influenced by customers with relatively large balances. The high standard deviations indicate </w:t>
-      </w:r>
-      <w:r>
-        <w:rPr>
-          <w:rFonts w:eastAsiaTheme="majorEastAsia"/>
-          <w:color w:val="3A3A3A" w:themeColor="background2" w:themeShade="40"/>
-          <w:spacing w:val="-10"/>
-          <w:kern w:val="28"/>
-        </w:rPr>
-        <w:lastRenderedPageBreak/>
-        <w:t>considerable variation in account balances within both groups. Although these results suggest an association between account balance and campaign outcome, they do not establish a causal relationship.</w:t>
+        <w:t>The analysis compared customers account balances according to whether they subscribed to a term deposit. Customers who subscribed had a higher mean balance of 1,804.27, compared with 1,303.71 among customers who did not subscribe. The median balances were also higher for subscribers (733) than for non-subscribers (417). In both groups, the mean was substantially higher than the median, suggesting positively skewed distributions influenced by customers with relatively large balances. The high standard deviations indicate considerable variation in account balances within both groups. Although these results suggest an association between account balance and campaign outcome, they do not establish a causal relationship.</w:t>
       </w:r>
     </w:p>
     <w:p>
@@ -2187,7 +2427,27 @@
           <w:spacing w:val="-10"/>
           <w:kern w:val="28"/>
         </w:rPr>
-        <w:t>The Binomial distribution was used to estimate the probability of a specific number of successful term deposit subscriptions among a group of customers. The observed subscription rate in the dataset was approximately 11.70%. Assuming that each customer has the same probability of subscribing and that customer outcomes are independent, the probability of exactly five subscriptions among 30 customers was calculated as 13.92%. This demonstrates how the Binomial distribution can support the estimation of campaign outcomes. However, the assumptions of constant probability and independence may not fully reflect real-world customer behaviour.</w:t>
+        <w:t xml:space="preserve">The Binomial distribution was used to estimate the probability of a specific number of successful term deposit subscriptions among a group of customers. The observed subscription rate in the dataset was approximately 11.70%. </w:t>
+      </w:r>
+      <w:proofErr w:type="gramStart"/>
+      <w:r>
+        <w:rPr>
+          <w:rFonts w:eastAsiaTheme="majorEastAsia"/>
+          <w:color w:val="3A3A3A" w:themeColor="background2" w:themeShade="40"/>
+          <w:spacing w:val="-10"/>
+          <w:kern w:val="28"/>
+        </w:rPr>
+        <w:t>Assuming that</w:t>
+      </w:r>
+      <w:proofErr w:type="gramEnd"/>
+      <w:r>
+        <w:rPr>
+          <w:rFonts w:eastAsiaTheme="majorEastAsia"/>
+          <w:color w:val="3A3A3A" w:themeColor="background2" w:themeShade="40"/>
+          <w:spacing w:val="-10"/>
+          <w:kern w:val="28"/>
+        </w:rPr>
+        <w:t xml:space="preserve"> each customer has the same probability of subscribing and that customer outcomes are independent, the probability of exactly five subscriptions among 30 customers was calculated as 13.92%. This demonstrates how the Binomial distribution can support the estimation of campaign outcomes. However, the assumptions of constant probability and independence may not fully reflect real-world customer behaviour.</w:t>
       </w:r>
     </w:p>
     <w:p>
@@ -2311,37 +2571,28 @@
           <w:spacing w:val="-10"/>
           <w:kern w:val="28"/>
         </w:rPr>
-        <w:t xml:space="preserve">The Poisson distribution was considered for modelling the number of previous contacts recorded for each customer. The sample mean was 0.5803, whereas the sample variance was 5.3058. In a Poisson distribution, the theoretical mean and variance are equal. The substantial difference between these values suggests overdispersion and indicates that a simple Poisson model may not adequately represent the observed data. This highlights the </w:t>
-      </w:r>
-      <w:r>
-        <w:rPr>
-          <w:rFonts w:eastAsiaTheme="majorEastAsia"/>
+        <w:t>The Poisson distribution was considered for modelling the number of previous contacts recorded for each customer. The sample mean was 0.5803, whereas the sample variance was 5.3058. In a Poisson distribution, the theoretical mean and variance are equal. The substantial difference between these values suggests overdispersion and indicates that a simple Poisson model may not adequately represent the observed data. This highlights the importance of comparing the assumptions of a theoretical distribution with the characteristics of the actual dataset before using it for probability estimation.</w:t>
+      </w:r>
+    </w:p>
+    <w:p>
+      <w:pPr>
+        <w:jc w:val="center"/>
+        <w:rPr>
+          <w:rFonts w:eastAsiaTheme="majorEastAsia"/>
+          <w:color w:val="3A3A3A" w:themeColor="background2" w:themeShade="40"/>
+          <w:spacing w:val="-10"/>
+          <w:kern w:val="28"/>
+        </w:rPr>
+      </w:pPr>
+      <w:r>
+        <w:rPr>
+          <w:rFonts w:eastAsiaTheme="majorEastAsia"/>
+          <w:noProof/>
           <w:color w:val="3A3A3A" w:themeColor="background2" w:themeShade="40"/>
           <w:spacing w:val="-10"/>
           <w:kern w:val="28"/>
         </w:rPr>
         <w:lastRenderedPageBreak/>
-        <w:t>importance of comparing the assumptions of a theoretical distribution with the characteristics of the actual dataset before using it for probability estimation.</w:t>
-      </w:r>
-    </w:p>
-    <w:p>
-      <w:pPr>
-        <w:jc w:val="center"/>
-        <w:rPr>
-          <w:rFonts w:eastAsiaTheme="majorEastAsia"/>
-          <w:color w:val="3A3A3A" w:themeColor="background2" w:themeShade="40"/>
-          <w:spacing w:val="-10"/>
-          <w:kern w:val="28"/>
-        </w:rPr>
-      </w:pPr>
-      <w:r>
-        <w:rPr>
-          <w:rFonts w:eastAsiaTheme="majorEastAsia"/>
-          <w:noProof/>
-          <w:color w:val="3A3A3A" w:themeColor="background2" w:themeShade="40"/>
-          <w:spacing w:val="-10"/>
-          <w:kern w:val="28"/>
-        </w:rPr>
         <w:drawing>
           <wp:inline distT="0" distB="0" distL="0" distR="0" wp14:anchorId="25602108" wp14:editId="56443BF0">
             <wp:extent cx="3541185" cy="1747837"/>
@@ -2530,7 +2781,107 @@
           <w:spacing w:val="-10"/>
           <w:kern w:val="28"/>
         </w:rPr>
-        <w:t>Discrete variables can sometimes be approximated by a Normal distribution under suitable conditions. For a Binomial distribution, a Normal approximation may be reasonable when both the expected number of successes and failures are sufficiently large. For a Poisson distribution, a Normal approximation generally becomes more appropriate when its rate parameter is large. However, the number of observations in a dataset alone does not guarantee a good approximation. The underlying distribution and its parameters must also be considered. In this study, the low mean and substantial overdispersion of the previous-contact variable do not support assuming that a Normal approximation to a simple Poisson model would be satisfactory.</w:t>
+        <w:t xml:space="preserve">Discrete variables can sometimes be approximated by a </w:t>
+      </w:r>
+      <w:proofErr w:type="gramStart"/>
+      <w:r>
+        <w:rPr>
+          <w:rFonts w:eastAsiaTheme="majorEastAsia"/>
+          <w:color w:val="3A3A3A" w:themeColor="background2" w:themeShade="40"/>
+          <w:spacing w:val="-10"/>
+          <w:kern w:val="28"/>
+        </w:rPr>
+        <w:t>Normal</w:t>
+      </w:r>
+      <w:proofErr w:type="gramEnd"/>
+      <w:r>
+        <w:rPr>
+          <w:rFonts w:eastAsiaTheme="majorEastAsia"/>
+          <w:color w:val="3A3A3A" w:themeColor="background2" w:themeShade="40"/>
+          <w:spacing w:val="-10"/>
+          <w:kern w:val="28"/>
+        </w:rPr>
+        <w:t xml:space="preserve"> distribution under suitable conditions. For a Binomial distribution, a </w:t>
+      </w:r>
+      <w:proofErr w:type="gramStart"/>
+      <w:r>
+        <w:rPr>
+          <w:rFonts w:eastAsiaTheme="majorEastAsia"/>
+          <w:color w:val="3A3A3A" w:themeColor="background2" w:themeShade="40"/>
+          <w:spacing w:val="-10"/>
+          <w:kern w:val="28"/>
+        </w:rPr>
+        <w:t>Normal</w:t>
+      </w:r>
+      <w:proofErr w:type="gramEnd"/>
+      <w:r>
+        <w:rPr>
+          <w:rFonts w:eastAsiaTheme="majorEastAsia"/>
+          <w:color w:val="3A3A3A" w:themeColor="background2" w:themeShade="40"/>
+          <w:spacing w:val="-10"/>
+          <w:kern w:val="28"/>
+        </w:rPr>
+        <w:t xml:space="preserve"> approximation may be reasonable when both the expected number of successes and failures are sufficiently large. For a Poisson distribution, a </w:t>
+      </w:r>
+      <w:proofErr w:type="gramStart"/>
+      <w:r>
+        <w:rPr>
+          <w:rFonts w:eastAsiaTheme="majorEastAsia"/>
+          <w:color w:val="3A3A3A" w:themeColor="background2" w:themeShade="40"/>
+          <w:spacing w:val="-10"/>
+          <w:kern w:val="28"/>
+        </w:rPr>
+        <w:t>Normal</w:t>
+      </w:r>
+      <w:proofErr w:type="gramEnd"/>
+      <w:r>
+        <w:rPr>
+          <w:rFonts w:eastAsiaTheme="majorEastAsia"/>
+          <w:color w:val="3A3A3A" w:themeColor="background2" w:themeShade="40"/>
+          <w:spacing w:val="-10"/>
+          <w:kern w:val="28"/>
+        </w:rPr>
+        <w:t xml:space="preserve"> approximation generally becomes more appropriate when its rate parameter is large. However, the number of observations in a dataset alone does not guarantee a good approximation. The underlying distribution and its parameters must also be considered. In this study, the low mean and substantial overdispersion of the previous-contact variable do not support </w:t>
+      </w:r>
+      <w:proofErr w:type="gramStart"/>
+      <w:r>
+        <w:rPr>
+          <w:rFonts w:eastAsiaTheme="majorEastAsia"/>
+          <w:color w:val="3A3A3A" w:themeColor="background2" w:themeShade="40"/>
+          <w:spacing w:val="-10"/>
+          <w:kern w:val="28"/>
+        </w:rPr>
+        <w:t>assuming that</w:t>
+      </w:r>
+      <w:proofErr w:type="gramEnd"/>
+      <w:r>
+        <w:rPr>
+          <w:rFonts w:eastAsiaTheme="majorEastAsia"/>
+          <w:color w:val="3A3A3A" w:themeColor="background2" w:themeShade="40"/>
+          <w:spacing w:val="-10"/>
+          <w:kern w:val="28"/>
+        </w:rPr>
+        <w:t xml:space="preserve"> a </w:t>
+      </w:r>
+      <w:proofErr w:type="gramStart"/>
+      <w:r>
+        <w:rPr>
+          <w:rFonts w:eastAsiaTheme="majorEastAsia"/>
+          <w:color w:val="3A3A3A" w:themeColor="background2" w:themeShade="40"/>
+          <w:spacing w:val="-10"/>
+          <w:kern w:val="28"/>
+        </w:rPr>
+        <w:t>Normal</w:t>
+      </w:r>
+      <w:proofErr w:type="gramEnd"/>
+      <w:r>
+        <w:rPr>
+          <w:rFonts w:eastAsiaTheme="majorEastAsia"/>
+          <w:color w:val="3A3A3A" w:themeColor="background2" w:themeShade="40"/>
+          <w:spacing w:val="-10"/>
+          <w:kern w:val="28"/>
+        </w:rPr>
+        <w:t xml:space="preserve"> approximation to a simple Poisson model would be satisfactory.</w:t>
       </w:r>
     </w:p>
     <w:p>
@@ -2595,7 +2946,7 @@
           <w:spacing w:val="-10"/>
           <w:kern w:val="28"/>
         </w:rPr>
-        <w:t xml:space="preserve">The Normal distribution was investigated using the customers’ age variable. The mean age was 40.94 years, with a standard deviation of 10.62 years. The skewness coefficient was 0.685, indicating a moderately </w:t>
+        <w:t xml:space="preserve">The Normal distribution was investigated using the customers’ age variable. The mean age was 40.94 years, with a standard deviation of 10.62 years. The skewness coefficient was 0.685, indicating a moderately positively skewed distribution. Since a theoretical Normal distribution is symmetric, this result suggests that the age data do not follow a perfectly Normal distribution. Nevertheless, a fitted Normal curve can provide a useful </w:t>
       </w:r>
       <w:r>
         <w:rPr>
@@ -2605,7 +2956,7 @@
           <w:kern w:val="28"/>
         </w:rPr>
         <w:lastRenderedPageBreak/>
-        <w:t>positively skewed distribution. Since a theoretical Normal distribution is symmetric, this result suggests that the age data do not follow a perfectly Normal distribution. Nevertheless, a fitted Normal curve can provide a useful visual comparison with the observed data. The suitability of this approximation should be assessed by examining the histogram and a Normal Q-Q plot, rather than relying on the mean and standard deviation alone.</w:t>
+        <w:t>visual comparison with the observed data. The suitability of this approximation should be assessed by examining the histogram and a Normal Q-Q plot, rather than relying on the mean and standard deviation alone.</w:t>
       </w:r>
     </w:p>
     <w:p>
@@ -2855,17 +3206,7 @@
           <w:spacing w:val="-10"/>
           <w:kern w:val="28"/>
         </w:rPr>
-        <w:t xml:space="preserve">The probability analysis demonstrated how the Binomial distribution can estimate the likelihood of a specific number of subscriptions. The Poisson analysis identified a substantial difference between the mean and </w:t>
-      </w:r>
-      <w:r>
-        <w:rPr>
-          <w:rFonts w:eastAsiaTheme="majorEastAsia"/>
-          <w:color w:val="3A3A3A" w:themeColor="background2" w:themeShade="40"/>
-          <w:spacing w:val="-10"/>
-          <w:kern w:val="28"/>
-        </w:rPr>
-        <w:lastRenderedPageBreak/>
-        <w:t>variance of previous contacts, suggesting that a simple Poisson model may not adequately describe this variable. The Normal distribution analysis also showed deviations from theoretical Normality in customer ages.</w:t>
+        <w:t>The probability analysis demonstrated how the Binomial distribution can estimate the likelihood of a specific number of subscriptions. The Poisson analysis identified a substantial difference between the mean and variance of previous contacts, suggesting that a simple Poisson model may not adequately describe this variable. The Normal distribution analysis also showed deviations from theoretical Normality in customer ages.</w:t>
       </w:r>
     </w:p>
     <w:p>
@@ -2886,6 +3227,7 @@
           <w:spacing w:val="-10"/>
           <w:kern w:val="28"/>
         </w:rPr>
+        <w:lastRenderedPageBreak/>
         <w:t>Overall, the project demonstrated the value of Python for statistical analysis, data visualisation and probability estimation. It also highlighted the importance of checking model assumptions before drawing conclusions from statistical results.</w:t>
       </w:r>
     </w:p>
@@ -2923,20 +3265,25 @@
           <w:kern w:val="28"/>
           <w:lang w:val="it-IT"/>
         </w:rPr>
-        <w:t>6. References</w:t>
-      </w:r>
-    </w:p>
-    <w:p>
-      <w:pPr>
-        <w:rPr>
-          <w:rFonts w:eastAsiaTheme="majorEastAsia"/>
+        <w:t xml:space="preserve">6. </w:t>
+      </w:r>
+      <w:proofErr w:type="spellStart"/>
+      <w:r>
+        <w:rPr>
+          <w:rFonts w:eastAsiaTheme="majorEastAsia"/>
+          <w:b/>
+          <w:bCs/>
           <w:color w:val="3A3A3A" w:themeColor="background2" w:themeShade="40"/>
           <w:spacing w:val="-10"/>
           <w:kern w:val="28"/>
           <w:lang w:val="it-IT"/>
         </w:rPr>
-      </w:pPr>
-      <w:r>
+        <w:t>References</w:t>
+      </w:r>
+      <w:proofErr w:type="spellEnd"/>
+    </w:p>
+    <w:p>
+      <w:pPr>
         <w:rPr>
           <w:rFonts w:eastAsiaTheme="majorEastAsia"/>
           <w:color w:val="3A3A3A" w:themeColor="background2" w:themeShade="40"/>
@@ -2944,7 +3291,214 @@
           <w:kern w:val="28"/>
           <w:lang w:val="it-IT"/>
         </w:rPr>
-        <w:t>[Liste todas as fontes citadas no texto, utilizando o estilo Harvard exigido pelo curso.]</w:t>
+      </w:pPr>
+      <w:r>
+        <w:rPr>
+          <w:rFonts w:eastAsiaTheme="majorEastAsia"/>
+          <w:color w:val="3A3A3A" w:themeColor="background2" w:themeShade="40"/>
+          <w:spacing w:val="-10"/>
+          <w:kern w:val="28"/>
+          <w:lang w:val="it-IT"/>
+        </w:rPr>
+        <w:t xml:space="preserve">[Liste </w:t>
+      </w:r>
+      <w:proofErr w:type="spellStart"/>
+      <w:r>
+        <w:rPr>
+          <w:rFonts w:eastAsiaTheme="majorEastAsia"/>
+          <w:color w:val="3A3A3A" w:themeColor="background2" w:themeShade="40"/>
+          <w:spacing w:val="-10"/>
+          <w:kern w:val="28"/>
+          <w:lang w:val="it-IT"/>
+        </w:rPr>
+        <w:t>todas</w:t>
+      </w:r>
+      <w:proofErr w:type="spellEnd"/>
+      <w:r>
+        <w:rPr>
+          <w:rFonts w:eastAsiaTheme="majorEastAsia"/>
+          <w:color w:val="3A3A3A" w:themeColor="background2" w:themeShade="40"/>
+          <w:spacing w:val="-10"/>
+          <w:kern w:val="28"/>
+          <w:lang w:val="it-IT"/>
+        </w:rPr>
+        <w:t xml:space="preserve"> </w:t>
+      </w:r>
+      <w:proofErr w:type="spellStart"/>
+      <w:r>
+        <w:rPr>
+          <w:rFonts w:eastAsiaTheme="majorEastAsia"/>
+          <w:color w:val="3A3A3A" w:themeColor="background2" w:themeShade="40"/>
+          <w:spacing w:val="-10"/>
+          <w:kern w:val="28"/>
+          <w:lang w:val="it-IT"/>
+        </w:rPr>
+        <w:t>as</w:t>
+      </w:r>
+      <w:proofErr w:type="spellEnd"/>
+      <w:r>
+        <w:rPr>
+          <w:rFonts w:eastAsiaTheme="majorEastAsia"/>
+          <w:color w:val="3A3A3A" w:themeColor="background2" w:themeShade="40"/>
+          <w:spacing w:val="-10"/>
+          <w:kern w:val="28"/>
+          <w:lang w:val="it-IT"/>
+        </w:rPr>
+        <w:t xml:space="preserve"> </w:t>
+      </w:r>
+      <w:proofErr w:type="spellStart"/>
+      <w:r>
+        <w:rPr>
+          <w:rFonts w:eastAsiaTheme="majorEastAsia"/>
+          <w:color w:val="3A3A3A" w:themeColor="background2" w:themeShade="40"/>
+          <w:spacing w:val="-10"/>
+          <w:kern w:val="28"/>
+          <w:lang w:val="it-IT"/>
+        </w:rPr>
+        <w:t>fontes</w:t>
+      </w:r>
+      <w:proofErr w:type="spellEnd"/>
+      <w:r>
+        <w:rPr>
+          <w:rFonts w:eastAsiaTheme="majorEastAsia"/>
+          <w:color w:val="3A3A3A" w:themeColor="background2" w:themeShade="40"/>
+          <w:spacing w:val="-10"/>
+          <w:kern w:val="28"/>
+          <w:lang w:val="it-IT"/>
+        </w:rPr>
+        <w:t xml:space="preserve"> </w:t>
+      </w:r>
+      <w:proofErr w:type="spellStart"/>
+      <w:r>
+        <w:rPr>
+          <w:rFonts w:eastAsiaTheme="majorEastAsia"/>
+          <w:color w:val="3A3A3A" w:themeColor="background2" w:themeShade="40"/>
+          <w:spacing w:val="-10"/>
+          <w:kern w:val="28"/>
+          <w:lang w:val="it-IT"/>
+        </w:rPr>
+        <w:t>citadas</w:t>
+      </w:r>
+      <w:proofErr w:type="spellEnd"/>
+      <w:r>
+        <w:rPr>
+          <w:rFonts w:eastAsiaTheme="majorEastAsia"/>
+          <w:color w:val="3A3A3A" w:themeColor="background2" w:themeShade="40"/>
+          <w:spacing w:val="-10"/>
+          <w:kern w:val="28"/>
+          <w:lang w:val="it-IT"/>
+        </w:rPr>
+        <w:t xml:space="preserve"> </w:t>
+      </w:r>
+      <w:proofErr w:type="gramStart"/>
+      <w:r>
+        <w:rPr>
+          <w:rFonts w:eastAsiaTheme="majorEastAsia"/>
+          <w:color w:val="3A3A3A" w:themeColor="background2" w:themeShade="40"/>
+          <w:spacing w:val="-10"/>
+          <w:kern w:val="28"/>
+          <w:lang w:val="it-IT"/>
+        </w:rPr>
+        <w:t>no</w:t>
+      </w:r>
+      <w:proofErr w:type="gramEnd"/>
+      <w:r>
+        <w:rPr>
+          <w:rFonts w:eastAsiaTheme="majorEastAsia"/>
+          <w:color w:val="3A3A3A" w:themeColor="background2" w:themeShade="40"/>
+          <w:spacing w:val="-10"/>
+          <w:kern w:val="28"/>
+          <w:lang w:val="it-IT"/>
+        </w:rPr>
+        <w:t xml:space="preserve"> texto, </w:t>
+      </w:r>
+      <w:proofErr w:type="spellStart"/>
+      <w:r>
+        <w:rPr>
+          <w:rFonts w:eastAsiaTheme="majorEastAsia"/>
+          <w:color w:val="3A3A3A" w:themeColor="background2" w:themeShade="40"/>
+          <w:spacing w:val="-10"/>
+          <w:kern w:val="28"/>
+          <w:lang w:val="it-IT"/>
+        </w:rPr>
+        <w:t>utilizando</w:t>
+      </w:r>
+      <w:proofErr w:type="spellEnd"/>
+      <w:r>
+        <w:rPr>
+          <w:rFonts w:eastAsiaTheme="majorEastAsia"/>
+          <w:color w:val="3A3A3A" w:themeColor="background2" w:themeShade="40"/>
+          <w:spacing w:val="-10"/>
+          <w:kern w:val="28"/>
+          <w:lang w:val="it-IT"/>
+        </w:rPr>
+        <w:t xml:space="preserve"> o </w:t>
+      </w:r>
+      <w:proofErr w:type="spellStart"/>
+      <w:r>
+        <w:rPr>
+          <w:rFonts w:eastAsiaTheme="majorEastAsia"/>
+          <w:color w:val="3A3A3A" w:themeColor="background2" w:themeShade="40"/>
+          <w:spacing w:val="-10"/>
+          <w:kern w:val="28"/>
+          <w:lang w:val="it-IT"/>
+        </w:rPr>
+        <w:t>estilo</w:t>
+      </w:r>
+      <w:proofErr w:type="spellEnd"/>
+      <w:r>
+        <w:rPr>
+          <w:rFonts w:eastAsiaTheme="majorEastAsia"/>
+          <w:color w:val="3A3A3A" w:themeColor="background2" w:themeShade="40"/>
+          <w:spacing w:val="-10"/>
+          <w:kern w:val="28"/>
+          <w:lang w:val="it-IT"/>
+        </w:rPr>
+        <w:t xml:space="preserve"> Harvard </w:t>
+      </w:r>
+      <w:proofErr w:type="spellStart"/>
+      <w:r>
+        <w:rPr>
+          <w:rFonts w:eastAsiaTheme="majorEastAsia"/>
+          <w:color w:val="3A3A3A" w:themeColor="background2" w:themeShade="40"/>
+          <w:spacing w:val="-10"/>
+          <w:kern w:val="28"/>
+          <w:lang w:val="it-IT"/>
+        </w:rPr>
+        <w:t>exigido</w:t>
+      </w:r>
+      <w:proofErr w:type="spellEnd"/>
+      <w:r>
+        <w:rPr>
+          <w:rFonts w:eastAsiaTheme="majorEastAsia"/>
+          <w:color w:val="3A3A3A" w:themeColor="background2" w:themeShade="40"/>
+          <w:spacing w:val="-10"/>
+          <w:kern w:val="28"/>
+          <w:lang w:val="it-IT"/>
+        </w:rPr>
+        <w:t xml:space="preserve"> pelo </w:t>
+      </w:r>
+      <w:proofErr w:type="spellStart"/>
+      <w:r>
+        <w:rPr>
+          <w:rFonts w:eastAsiaTheme="majorEastAsia"/>
+          <w:color w:val="3A3A3A" w:themeColor="background2" w:themeShade="40"/>
+          <w:spacing w:val="-10"/>
+          <w:kern w:val="28"/>
+          <w:lang w:val="it-IT"/>
+        </w:rPr>
+        <w:t>curso</w:t>
+      </w:r>
+      <w:proofErr w:type="spellEnd"/>
+      <w:r>
+        <w:rPr>
+          <w:rFonts w:eastAsiaTheme="majorEastAsia"/>
+          <w:color w:val="3A3A3A" w:themeColor="background2" w:themeShade="40"/>
+          <w:spacing w:val="-10"/>
+          <w:kern w:val="28"/>
+          <w:lang w:val="it-IT"/>
+        </w:rPr>
+        <w:t>.]</w:t>
       </w:r>
     </w:p>
     <w:p>
@@ -3042,16 +3596,307 @@
           <w:kern w:val="28"/>
           <w:lang w:val="fr-FR"/>
         </w:rPr>
-        <w:t xml:space="preserve">[Acrescente outras fontes académicas ou técnicas efetivamente consultadas, incluindo as utilizadas para explicar os métodos estatísticos. </w:t>
-      </w:r>
-      <w:r>
-        <w:rPr>
-          <w:rFonts w:eastAsiaTheme="majorEastAsia"/>
-          <w:color w:val="3A3A3A" w:themeColor="background2" w:themeShade="40"/>
-          <w:spacing w:val="-10"/>
-          <w:kern w:val="28"/>
-        </w:rPr>
-        <w:t>Verifique as regras de Harvard fornecidas pelo CCT.]</w:t>
+        <w:t>[</w:t>
+      </w:r>
+      <w:proofErr w:type="spellStart"/>
+      <w:r>
+        <w:rPr>
+          <w:rFonts w:eastAsiaTheme="majorEastAsia"/>
+          <w:color w:val="3A3A3A" w:themeColor="background2" w:themeShade="40"/>
+          <w:spacing w:val="-10"/>
+          <w:kern w:val="28"/>
+          <w:lang w:val="fr-FR"/>
+        </w:rPr>
+        <w:t>Acrescente</w:t>
+      </w:r>
+      <w:proofErr w:type="spellEnd"/>
+      <w:r>
+        <w:rPr>
+          <w:rFonts w:eastAsiaTheme="majorEastAsia"/>
+          <w:color w:val="3A3A3A" w:themeColor="background2" w:themeShade="40"/>
+          <w:spacing w:val="-10"/>
+          <w:kern w:val="28"/>
+          <w:lang w:val="fr-FR"/>
+        </w:rPr>
+        <w:t xml:space="preserve"> outras fontes </w:t>
+      </w:r>
+      <w:proofErr w:type="spellStart"/>
+      <w:r>
+        <w:rPr>
+          <w:rFonts w:eastAsiaTheme="majorEastAsia"/>
+          <w:color w:val="3A3A3A" w:themeColor="background2" w:themeShade="40"/>
+          <w:spacing w:val="-10"/>
+          <w:kern w:val="28"/>
+          <w:lang w:val="fr-FR"/>
+        </w:rPr>
+        <w:t>académicas</w:t>
+      </w:r>
+      <w:proofErr w:type="spellEnd"/>
+      <w:r>
+        <w:rPr>
+          <w:rFonts w:eastAsiaTheme="majorEastAsia"/>
+          <w:color w:val="3A3A3A" w:themeColor="background2" w:themeShade="40"/>
+          <w:spacing w:val="-10"/>
+          <w:kern w:val="28"/>
+          <w:lang w:val="fr-FR"/>
+        </w:rPr>
+        <w:t xml:space="preserve"> ou </w:t>
+      </w:r>
+      <w:proofErr w:type="spellStart"/>
+      <w:r>
+        <w:rPr>
+          <w:rFonts w:eastAsiaTheme="majorEastAsia"/>
+          <w:color w:val="3A3A3A" w:themeColor="background2" w:themeShade="40"/>
+          <w:spacing w:val="-10"/>
+          <w:kern w:val="28"/>
+          <w:lang w:val="fr-FR"/>
+        </w:rPr>
+        <w:t>técnicas</w:t>
+      </w:r>
+      <w:proofErr w:type="spellEnd"/>
+      <w:r>
+        <w:rPr>
+          <w:rFonts w:eastAsiaTheme="majorEastAsia"/>
+          <w:color w:val="3A3A3A" w:themeColor="background2" w:themeShade="40"/>
+          <w:spacing w:val="-10"/>
+          <w:kern w:val="28"/>
+          <w:lang w:val="fr-FR"/>
+        </w:rPr>
+        <w:t xml:space="preserve"> </w:t>
+      </w:r>
+      <w:proofErr w:type="spellStart"/>
+      <w:r>
+        <w:rPr>
+          <w:rFonts w:eastAsiaTheme="majorEastAsia"/>
+          <w:color w:val="3A3A3A" w:themeColor="background2" w:themeShade="40"/>
+          <w:spacing w:val="-10"/>
+          <w:kern w:val="28"/>
+          <w:lang w:val="fr-FR"/>
+        </w:rPr>
+        <w:t>efetivamente</w:t>
+      </w:r>
+      <w:proofErr w:type="spellEnd"/>
+      <w:r>
+        <w:rPr>
+          <w:rFonts w:eastAsiaTheme="majorEastAsia"/>
+          <w:color w:val="3A3A3A" w:themeColor="background2" w:themeShade="40"/>
+          <w:spacing w:val="-10"/>
+          <w:kern w:val="28"/>
+          <w:lang w:val="fr-FR"/>
+        </w:rPr>
+        <w:t xml:space="preserve"> </w:t>
+      </w:r>
+      <w:proofErr w:type="spellStart"/>
+      <w:r>
+        <w:rPr>
+          <w:rFonts w:eastAsiaTheme="majorEastAsia"/>
+          <w:color w:val="3A3A3A" w:themeColor="background2" w:themeShade="40"/>
+          <w:spacing w:val="-10"/>
+          <w:kern w:val="28"/>
+          <w:lang w:val="fr-FR"/>
+        </w:rPr>
+        <w:t>consultadas</w:t>
+      </w:r>
+      <w:proofErr w:type="spellEnd"/>
+      <w:r>
+        <w:rPr>
+          <w:rFonts w:eastAsiaTheme="majorEastAsia"/>
+          <w:color w:val="3A3A3A" w:themeColor="background2" w:themeShade="40"/>
+          <w:spacing w:val="-10"/>
+          <w:kern w:val="28"/>
+          <w:lang w:val="fr-FR"/>
+        </w:rPr>
+        <w:t xml:space="preserve">, </w:t>
+      </w:r>
+      <w:proofErr w:type="spellStart"/>
+      <w:r>
+        <w:rPr>
+          <w:rFonts w:eastAsiaTheme="majorEastAsia"/>
+          <w:color w:val="3A3A3A" w:themeColor="background2" w:themeShade="40"/>
+          <w:spacing w:val="-10"/>
+          <w:kern w:val="28"/>
+          <w:lang w:val="fr-FR"/>
+        </w:rPr>
+        <w:t>incluindo</w:t>
+      </w:r>
+      <w:proofErr w:type="spellEnd"/>
+      <w:r>
+        <w:rPr>
+          <w:rFonts w:eastAsiaTheme="majorEastAsia"/>
+          <w:color w:val="3A3A3A" w:themeColor="background2" w:themeShade="40"/>
+          <w:spacing w:val="-10"/>
+          <w:kern w:val="28"/>
+          <w:lang w:val="fr-FR"/>
+        </w:rPr>
+        <w:t xml:space="preserve"> as </w:t>
+      </w:r>
+      <w:proofErr w:type="spellStart"/>
+      <w:r>
+        <w:rPr>
+          <w:rFonts w:eastAsiaTheme="majorEastAsia"/>
+          <w:color w:val="3A3A3A" w:themeColor="background2" w:themeShade="40"/>
+          <w:spacing w:val="-10"/>
+          <w:kern w:val="28"/>
+          <w:lang w:val="fr-FR"/>
+        </w:rPr>
+        <w:t>utilizadas</w:t>
+      </w:r>
+      <w:proofErr w:type="spellEnd"/>
+      <w:r>
+        <w:rPr>
+          <w:rFonts w:eastAsiaTheme="majorEastAsia"/>
+          <w:color w:val="3A3A3A" w:themeColor="background2" w:themeShade="40"/>
+          <w:spacing w:val="-10"/>
+          <w:kern w:val="28"/>
+          <w:lang w:val="fr-FR"/>
+        </w:rPr>
+        <w:t xml:space="preserve"> para </w:t>
+      </w:r>
+      <w:proofErr w:type="spellStart"/>
+      <w:r>
+        <w:rPr>
+          <w:rFonts w:eastAsiaTheme="majorEastAsia"/>
+          <w:color w:val="3A3A3A" w:themeColor="background2" w:themeShade="40"/>
+          <w:spacing w:val="-10"/>
+          <w:kern w:val="28"/>
+          <w:lang w:val="fr-FR"/>
+        </w:rPr>
+        <w:t>explicar</w:t>
+      </w:r>
+      <w:proofErr w:type="spellEnd"/>
+      <w:r>
+        <w:rPr>
+          <w:rFonts w:eastAsiaTheme="majorEastAsia"/>
+          <w:color w:val="3A3A3A" w:themeColor="background2" w:themeShade="40"/>
+          <w:spacing w:val="-10"/>
+          <w:kern w:val="28"/>
+          <w:lang w:val="fr-FR"/>
+        </w:rPr>
+        <w:t xml:space="preserve"> os </w:t>
+      </w:r>
+      <w:proofErr w:type="spellStart"/>
+      <w:r>
+        <w:rPr>
+          <w:rFonts w:eastAsiaTheme="majorEastAsia"/>
+          <w:color w:val="3A3A3A" w:themeColor="background2" w:themeShade="40"/>
+          <w:spacing w:val="-10"/>
+          <w:kern w:val="28"/>
+          <w:lang w:val="fr-FR"/>
+        </w:rPr>
+        <w:t>métodos</w:t>
+      </w:r>
+      <w:proofErr w:type="spellEnd"/>
+      <w:r>
+        <w:rPr>
+          <w:rFonts w:eastAsiaTheme="majorEastAsia"/>
+          <w:color w:val="3A3A3A" w:themeColor="background2" w:themeShade="40"/>
+          <w:spacing w:val="-10"/>
+          <w:kern w:val="28"/>
+          <w:lang w:val="fr-FR"/>
+        </w:rPr>
+        <w:t xml:space="preserve"> </w:t>
+      </w:r>
+      <w:proofErr w:type="spellStart"/>
+      <w:r>
+        <w:rPr>
+          <w:rFonts w:eastAsiaTheme="majorEastAsia"/>
+          <w:color w:val="3A3A3A" w:themeColor="background2" w:themeShade="40"/>
+          <w:spacing w:val="-10"/>
+          <w:kern w:val="28"/>
+          <w:lang w:val="fr-FR"/>
+        </w:rPr>
+        <w:t>estatísticos</w:t>
+      </w:r>
+      <w:proofErr w:type="spellEnd"/>
+      <w:r>
+        <w:rPr>
+          <w:rFonts w:eastAsiaTheme="majorEastAsia"/>
+          <w:color w:val="3A3A3A" w:themeColor="background2" w:themeShade="40"/>
+          <w:spacing w:val="-10"/>
+          <w:kern w:val="28"/>
+          <w:lang w:val="fr-FR"/>
+        </w:rPr>
+        <w:t xml:space="preserve">. </w:t>
+      </w:r>
+      <w:proofErr w:type="spellStart"/>
+      <w:r>
+        <w:rPr>
+          <w:rFonts w:eastAsiaTheme="majorEastAsia"/>
+          <w:color w:val="3A3A3A" w:themeColor="background2" w:themeShade="40"/>
+          <w:spacing w:val="-10"/>
+          <w:kern w:val="28"/>
+        </w:rPr>
+        <w:t>Verifique</w:t>
+      </w:r>
+      <w:proofErr w:type="spellEnd"/>
+      <w:r>
+        <w:rPr>
+          <w:rFonts w:eastAsiaTheme="majorEastAsia"/>
+          <w:color w:val="3A3A3A" w:themeColor="background2" w:themeShade="40"/>
+          <w:spacing w:val="-10"/>
+          <w:kern w:val="28"/>
+        </w:rPr>
+        <w:t xml:space="preserve"> as </w:t>
+      </w:r>
+      <w:proofErr w:type="spellStart"/>
+      <w:r>
+        <w:rPr>
+          <w:rFonts w:eastAsiaTheme="majorEastAsia"/>
+          <w:color w:val="3A3A3A" w:themeColor="background2" w:themeShade="40"/>
+          <w:spacing w:val="-10"/>
+          <w:kern w:val="28"/>
+        </w:rPr>
+        <w:t>regras</w:t>
+      </w:r>
+      <w:proofErr w:type="spellEnd"/>
+      <w:r>
+        <w:rPr>
+          <w:rFonts w:eastAsiaTheme="majorEastAsia"/>
+          <w:color w:val="3A3A3A" w:themeColor="background2" w:themeShade="40"/>
+          <w:spacing w:val="-10"/>
+          <w:kern w:val="28"/>
+        </w:rPr>
+        <w:t xml:space="preserve"> de Harvard </w:t>
+      </w:r>
+      <w:proofErr w:type="spellStart"/>
+      <w:r>
+        <w:rPr>
+          <w:rFonts w:eastAsiaTheme="majorEastAsia"/>
+          <w:color w:val="3A3A3A" w:themeColor="background2" w:themeShade="40"/>
+          <w:spacing w:val="-10"/>
+          <w:kern w:val="28"/>
+        </w:rPr>
+        <w:t>fornecidas</w:t>
+      </w:r>
+      <w:proofErr w:type="spellEnd"/>
+      <w:r>
+        <w:rPr>
+          <w:rFonts w:eastAsiaTheme="majorEastAsia"/>
+          <w:color w:val="3A3A3A" w:themeColor="background2" w:themeShade="40"/>
+          <w:spacing w:val="-10"/>
+          <w:kern w:val="28"/>
+        </w:rPr>
+        <w:t xml:space="preserve"> </w:t>
+      </w:r>
+      <w:proofErr w:type="spellStart"/>
+      <w:r>
+        <w:rPr>
+          <w:rFonts w:eastAsiaTheme="majorEastAsia"/>
+          <w:color w:val="3A3A3A" w:themeColor="background2" w:themeShade="40"/>
+          <w:spacing w:val="-10"/>
+          <w:kern w:val="28"/>
+        </w:rPr>
+        <w:t>pelo</w:t>
+      </w:r>
+      <w:proofErr w:type="spellEnd"/>
+      <w:r>
+        <w:rPr>
+          <w:rFonts w:eastAsiaTheme="majorEastAsia"/>
+          <w:color w:val="3A3A3A" w:themeColor="background2" w:themeShade="40"/>
+          <w:spacing w:val="-10"/>
+          <w:kern w:val="28"/>
+        </w:rPr>
+        <w:t xml:space="preserve"> CCT.]</w:t>
       </w:r>
     </w:p>
     <w:p>
@@ -3095,7 +3940,73 @@
           <w:kern w:val="28"/>
           <w:lang w:val="it-IT"/>
         </w:rPr>
-        <w:t>[Apêndice obrigatório conforme o enunciado.]</w:t>
+        <w:t>[</w:t>
+      </w:r>
+      <w:proofErr w:type="spellStart"/>
+      <w:r>
+        <w:rPr>
+          <w:rFonts w:eastAsiaTheme="majorEastAsia"/>
+          <w:color w:val="3A3A3A" w:themeColor="background2" w:themeShade="40"/>
+          <w:spacing w:val="-10"/>
+          <w:kern w:val="28"/>
+          <w:lang w:val="it-IT"/>
+        </w:rPr>
+        <w:t>Apêndice</w:t>
+      </w:r>
+      <w:proofErr w:type="spellEnd"/>
+      <w:r>
+        <w:rPr>
+          <w:rFonts w:eastAsiaTheme="majorEastAsia"/>
+          <w:color w:val="3A3A3A" w:themeColor="background2" w:themeShade="40"/>
+          <w:spacing w:val="-10"/>
+          <w:kern w:val="28"/>
+          <w:lang w:val="it-IT"/>
+        </w:rPr>
+        <w:t xml:space="preserve"> </w:t>
+      </w:r>
+      <w:proofErr w:type="spellStart"/>
+      <w:r>
+        <w:rPr>
+          <w:rFonts w:eastAsiaTheme="majorEastAsia"/>
+          <w:color w:val="3A3A3A" w:themeColor="background2" w:themeShade="40"/>
+          <w:spacing w:val="-10"/>
+          <w:kern w:val="28"/>
+          <w:lang w:val="it-IT"/>
+        </w:rPr>
+        <w:t>obrigatório</w:t>
+      </w:r>
+      <w:proofErr w:type="spellEnd"/>
+      <w:r>
+        <w:rPr>
+          <w:rFonts w:eastAsiaTheme="majorEastAsia"/>
+          <w:color w:val="3A3A3A" w:themeColor="background2" w:themeShade="40"/>
+          <w:spacing w:val="-10"/>
+          <w:kern w:val="28"/>
+          <w:lang w:val="it-IT"/>
+        </w:rPr>
+        <w:t xml:space="preserve"> conforme o </w:t>
+      </w:r>
+      <w:proofErr w:type="spellStart"/>
+      <w:r>
+        <w:rPr>
+          <w:rFonts w:eastAsiaTheme="majorEastAsia"/>
+          <w:color w:val="3A3A3A" w:themeColor="background2" w:themeShade="40"/>
+          <w:spacing w:val="-10"/>
+          <w:kern w:val="28"/>
+          <w:lang w:val="it-IT"/>
+        </w:rPr>
+        <w:t>enunciado</w:t>
+      </w:r>
+      <w:proofErr w:type="spellEnd"/>
+      <w:r>
+        <w:rPr>
+          <w:rFonts w:eastAsiaTheme="majorEastAsia"/>
+          <w:color w:val="3A3A3A" w:themeColor="background2" w:themeShade="40"/>
+          <w:spacing w:val="-10"/>
+          <w:kern w:val="28"/>
+          <w:lang w:val="it-IT"/>
+        </w:rPr>
+        <w:t>.]</w:t>
       </w:r>
     </w:p>
     <w:p>
@@ -3268,16 +4179,138 @@
           <w:kern w:val="28"/>
           <w:lang w:val="fr-FR"/>
         </w:rPr>
-        <w:t xml:space="preserve">[Não invente prompts ou outputs. </w:t>
-      </w:r>
-      <w:r>
-        <w:rPr>
-          <w:rFonts w:eastAsiaTheme="majorEastAsia"/>
-          <w:color w:val="3A3A3A" w:themeColor="background2" w:themeShade="40"/>
-          <w:spacing w:val="-10"/>
-          <w:kern w:val="28"/>
-        </w:rPr>
-        <w:t>Registe as interações reais e siga exatamente as instruções do enunciado.]</w:t>
+        <w:t>[</w:t>
+      </w:r>
+      <w:proofErr w:type="spellStart"/>
+      <w:r>
+        <w:rPr>
+          <w:rFonts w:eastAsiaTheme="majorEastAsia"/>
+          <w:color w:val="3A3A3A" w:themeColor="background2" w:themeShade="40"/>
+          <w:spacing w:val="-10"/>
+          <w:kern w:val="28"/>
+          <w:lang w:val="fr-FR"/>
+        </w:rPr>
+        <w:t>Não</w:t>
+      </w:r>
+      <w:proofErr w:type="spellEnd"/>
+      <w:r>
+        <w:rPr>
+          <w:rFonts w:eastAsiaTheme="majorEastAsia"/>
+          <w:color w:val="3A3A3A" w:themeColor="background2" w:themeShade="40"/>
+          <w:spacing w:val="-10"/>
+          <w:kern w:val="28"/>
+          <w:lang w:val="fr-FR"/>
+        </w:rPr>
+        <w:t xml:space="preserve"> invente prompts ou outputs. </w:t>
+      </w:r>
+      <w:r>
+        <w:rPr>
+          <w:rFonts w:eastAsiaTheme="majorEastAsia"/>
+          <w:color w:val="3A3A3A" w:themeColor="background2" w:themeShade="40"/>
+          <w:spacing w:val="-10"/>
+          <w:kern w:val="28"/>
+        </w:rPr>
+        <w:t xml:space="preserve">Registe as </w:t>
+      </w:r>
+      <w:proofErr w:type="spellStart"/>
+      <w:r>
+        <w:rPr>
+          <w:rFonts w:eastAsiaTheme="majorEastAsia"/>
+          <w:color w:val="3A3A3A" w:themeColor="background2" w:themeShade="40"/>
+          <w:spacing w:val="-10"/>
+          <w:kern w:val="28"/>
+        </w:rPr>
+        <w:t>interações</w:t>
+      </w:r>
+      <w:proofErr w:type="spellEnd"/>
+      <w:r>
+        <w:rPr>
+          <w:rFonts w:eastAsiaTheme="majorEastAsia"/>
+          <w:color w:val="3A3A3A" w:themeColor="background2" w:themeShade="40"/>
+          <w:spacing w:val="-10"/>
+          <w:kern w:val="28"/>
+        </w:rPr>
+        <w:t xml:space="preserve"> reais e </w:t>
+      </w:r>
+      <w:proofErr w:type="spellStart"/>
+      <w:r>
+        <w:rPr>
+          <w:rFonts w:eastAsiaTheme="majorEastAsia"/>
+          <w:color w:val="3A3A3A" w:themeColor="background2" w:themeShade="40"/>
+          <w:spacing w:val="-10"/>
+          <w:kern w:val="28"/>
+        </w:rPr>
+        <w:t>siga</w:t>
+      </w:r>
+      <w:proofErr w:type="spellEnd"/>
+      <w:r>
+        <w:rPr>
+          <w:rFonts w:eastAsiaTheme="majorEastAsia"/>
+          <w:color w:val="3A3A3A" w:themeColor="background2" w:themeShade="40"/>
+          <w:spacing w:val="-10"/>
+          <w:kern w:val="28"/>
+        </w:rPr>
+        <w:t xml:space="preserve"> </w:t>
+      </w:r>
+      <w:proofErr w:type="spellStart"/>
+      <w:r>
+        <w:rPr>
+          <w:rFonts w:eastAsiaTheme="majorEastAsia"/>
+          <w:color w:val="3A3A3A" w:themeColor="background2" w:themeShade="40"/>
+          <w:spacing w:val="-10"/>
+          <w:kern w:val="28"/>
+        </w:rPr>
+        <w:t>exatamente</w:t>
+      </w:r>
+      <w:proofErr w:type="spellEnd"/>
+      <w:r>
+        <w:rPr>
+          <w:rFonts w:eastAsiaTheme="majorEastAsia"/>
+          <w:color w:val="3A3A3A" w:themeColor="background2" w:themeShade="40"/>
+          <w:spacing w:val="-10"/>
+          <w:kern w:val="28"/>
+        </w:rPr>
+        <w:t xml:space="preserve"> as </w:t>
+      </w:r>
+      <w:proofErr w:type="spellStart"/>
+      <w:r>
+        <w:rPr>
+          <w:rFonts w:eastAsiaTheme="majorEastAsia"/>
+          <w:color w:val="3A3A3A" w:themeColor="background2" w:themeShade="40"/>
+          <w:spacing w:val="-10"/>
+          <w:kern w:val="28"/>
+        </w:rPr>
+        <w:t>instruções</w:t>
+      </w:r>
+      <w:proofErr w:type="spellEnd"/>
+      <w:r>
+        <w:rPr>
+          <w:rFonts w:eastAsiaTheme="majorEastAsia"/>
+          <w:color w:val="3A3A3A" w:themeColor="background2" w:themeShade="40"/>
+          <w:spacing w:val="-10"/>
+          <w:kern w:val="28"/>
+        </w:rPr>
+        <w:t xml:space="preserve"> do </w:t>
+      </w:r>
+      <w:proofErr w:type="spellStart"/>
+      <w:r>
+        <w:rPr>
+          <w:rFonts w:eastAsiaTheme="majorEastAsia"/>
+          <w:color w:val="3A3A3A" w:themeColor="background2" w:themeShade="40"/>
+          <w:spacing w:val="-10"/>
+          <w:kern w:val="28"/>
+        </w:rPr>
+        <w:t>enunciado</w:t>
+      </w:r>
+      <w:proofErr w:type="spellEnd"/>
+      <w:r>
+        <w:rPr>
+          <w:rFonts w:eastAsiaTheme="majorEastAsia"/>
+          <w:color w:val="3A3A3A" w:themeColor="background2" w:themeShade="40"/>
+          <w:spacing w:val="-10"/>
+          <w:kern w:val="28"/>
+        </w:rPr>
+        <w:t>.]</w:t>
       </w:r>
     </w:p>
     <w:p>
@@ -3451,6 +4484,7 @@
       <w:r>
         <w:rPr>
           <w:rFonts w:eastAsiaTheme="majorEastAsia"/>
+          <w:noProof/>
           <w:color w:val="3A3A3A" w:themeColor="background2" w:themeShade="40"/>
           <w:spacing w:val="-10"/>
           <w:kern w:val="28"/>
@@ -7853,6 +8887,10 @@
 </file>
 
 <file path=customXml/item1.xml><?xml version="1.0" encoding="utf-8"?>
+<b:Sources xmlns:b="http://schemas.openxmlformats.org/officeDocument/2006/bibliography" xmlns="http://schemas.openxmlformats.org/officeDocument/2006/bibliography" SelectedStyle="\APASixthEditionOfficeOnline.xsl" StyleName="APA" Version="6"/>
+</file>
+
+<file path=customXml/item2.xml><?xml version="1.0" encoding="utf-8"?>
 <ct:contentTypeSchema xmlns:ct="http://schemas.microsoft.com/office/2006/metadata/contentType" xmlns:ma="http://schemas.microsoft.com/office/2006/metadata/properties/metaAttributes" ct:_="" ma:_="" ma:contentTypeName="Document" ma:contentTypeID="0x01010091CA7052A48FB44E8BAE44044031FC77" ma:contentTypeVersion="5" ma:contentTypeDescription="Create a new document." ma:contentTypeScope="" ma:versionID="72110da391d7bf7bbbd9879cda66318c">
   <xsd:schema xmlns:xsd="http://www.w3.org/2001/XMLSchema" xmlns:xs="http://www.w3.org/2001/XMLSchema" xmlns:p="http://schemas.microsoft.com/office/2006/metadata/properties" xmlns:ns3="b16a9495-4dfd-42d3-807b-98cb11f03b43" targetNamespace="http://schemas.microsoft.com/office/2006/metadata/properties" ma:root="true" ma:fieldsID="65d4c4ab10123b5e2192ffab3149626d" ns3:_="">
     <xsd:import namespace="b16a9495-4dfd-42d3-807b-98cb11f03b43"/>
@@ -8002,17 +9040,10 @@
 </ct:contentTypeSchema>
 </file>
 
-<file path=customXml/item2.xml><?xml version="1.0" encoding="utf-8"?>
-<b:Sources xmlns:b="http://schemas.openxmlformats.org/officeDocument/2006/bibliography" xmlns="http://schemas.openxmlformats.org/officeDocument/2006/bibliography" SelectedStyle="\APASixthEditionOfficeOnline.xsl" StyleName="APA" Version="6"/>
-</file>
-
 <file path=customXml/item3.xml><?xml version="1.0" encoding="utf-8"?>
-<?mso-contentType ?>
-<FormTemplates xmlns="http://schemas.microsoft.com/sharepoint/v3/contenttype/forms">
-  <Display>DocumentLibraryForm</Display>
-  <Edit>DocumentLibraryForm</Edit>
-  <New>DocumentLibraryForm</New>
-</FormTemplates>
+<go:gDocsCustomXmlDataStorage xmlns:go="http://customooxmlschemas.google.com/" xmlns:r="http://schemas.openxmlformats.org/officeDocument/2006/relationships" uri="GoogleDocsCustomDataVersion2">
+  <go:docsCustomData xmlns:go="http://customooxmlschemas.google.com/" roundtripDataSignature="AMtx7miehlgh2pzFvkmpnhkVaeODs3Wnuw==">CgMxLjAyCGguZ2pkZ3hzMgloLjMwajB6bGwyCWguMWZvYjl0ZTIJaC4zem55c2g3MgloLjJldDkycDAyDmgua2ZranMzcndsMmMxOAByITF6bEVRVXYyWkdtTjZWemdfYk5uaGpmb0x1c2hhYUo3dw==</go:docsCustomData>
+</go:gDocsCustomXmlDataStorage>
 </file>
 
 <file path=customXml/item4.xml><?xml version="1.0" encoding="utf-8"?>
@@ -8024,12 +9055,23 @@
 </file>
 
 <file path=customXml/item5.xml><?xml version="1.0" encoding="utf-8"?>
-<go:gDocsCustomXmlDataStorage xmlns:go="http://customooxmlschemas.google.com/" xmlns:r="http://schemas.openxmlformats.org/officeDocument/2006/relationships" uri="GoogleDocsCustomDataVersion2">
-  <go:docsCustomData xmlns:go="http://customooxmlschemas.google.com/" roundtripDataSignature="AMtx7miehlgh2pzFvkmpnhkVaeODs3Wnuw==">CgMxLjAyCGguZ2pkZ3hzMgloLjMwajB6bGwyCWguMWZvYjl0ZTIJaC4zem55c2g3MgloLjJldDkycDAyDmgua2ZranMzcndsMmMxOAByITF6bEVRVXYyWkdtTjZWemdfYk5uaGpmb0x1c2hhYUo3dw==</go:docsCustomData>
-</go:gDocsCustomXmlDataStorage>
+<?mso-contentType ?>
+<FormTemplates xmlns="http://schemas.microsoft.com/sharepoint/v3/contenttype/forms">
+  <Display>DocumentLibraryForm</Display>
+  <Edit>DocumentLibraryForm</Edit>
+  <New>DocumentLibraryForm</New>
+</FormTemplates>
 </file>
 
 <file path=customXml/itemProps1.xml><?xml version="1.0" encoding="utf-8"?>
+<ds:datastoreItem xmlns:ds="http://schemas.openxmlformats.org/officeDocument/2006/customXml" ds:itemID="{A5C61161-19E4-4D42-A5DA-EC591AFE0A7D}">
+  <ds:schemaRefs>
+    <ds:schemaRef ds:uri="http://schemas.openxmlformats.org/officeDocument/2006/bibliography"/>
+  </ds:schemaRefs>
+</ds:datastoreItem>
+</file>
+
+<file path=customXml/itemProps2.xml><?xml version="1.0" encoding="utf-8"?>
 <ds:datastoreItem xmlns:ds="http://schemas.openxmlformats.org/officeDocument/2006/customXml" ds:itemID="{1CD39011-2B34-4226-8638-59B13D86301D}">
   <ds:schemaRefs>
     <ds:schemaRef ds:uri="http://schemas.microsoft.com/office/2006/metadata/contentType"/>
@@ -8047,18 +9089,11 @@
 </ds:datastoreItem>
 </file>
 
-<file path=customXml/itemProps2.xml><?xml version="1.0" encoding="utf-8"?>
-<ds:datastoreItem xmlns:ds="http://schemas.openxmlformats.org/officeDocument/2006/customXml" ds:itemID="{A5C61161-19E4-4D42-A5DA-EC591AFE0A7D}">
+<file path=customXml/itemProps3.xml><?xml version="1.0" encoding="utf-8"?>
+<ds:datastoreItem xmlns:ds="http://schemas.openxmlformats.org/officeDocument/2006/customXml" ds:itemID="{11111111-1234-1234-1234-123412341234}">
   <ds:schemaRefs>
-    <ds:schemaRef ds:uri="http://schemas.openxmlformats.org/officeDocument/2006/bibliography"/>
-  </ds:schemaRefs>
-</ds:datastoreItem>
-</file>
-
-<file path=customXml/itemProps3.xml><?xml version="1.0" encoding="utf-8"?>
-<ds:datastoreItem xmlns:ds="http://schemas.openxmlformats.org/officeDocument/2006/customXml" ds:itemID="{AD64260C-1345-4C21-A804-B9FBE7B91489}">
-  <ds:schemaRefs>
-    <ds:schemaRef ds:uri="http://schemas.microsoft.com/sharepoint/v3/contenttype/forms"/>
+    <ds:schemaRef ds:uri="http://customooxmlschemas.google.com/"/>
+    <ds:schemaRef ds:uri="http://schemas.openxmlformats.org/officeDocument/2006/relationships"/>
   </ds:schemaRefs>
 </ds:datastoreItem>
 </file>
@@ -8074,10 +9109,9 @@
 </file>
 
 <file path=customXml/itemProps5.xml><?xml version="1.0" encoding="utf-8"?>
-<ds:datastoreItem xmlns:ds="http://schemas.openxmlformats.org/officeDocument/2006/customXml" ds:itemID="{11111111-1234-1234-1234-123412341234}">
+<ds:datastoreItem xmlns:ds="http://schemas.openxmlformats.org/officeDocument/2006/customXml" ds:itemID="{AD64260C-1345-4C21-A804-B9FBE7B91489}">
   <ds:schemaRefs>
-    <ds:schemaRef ds:uri="http://customooxmlschemas.google.com/"/>
-    <ds:schemaRef ds:uri="http://schemas.openxmlformats.org/officeDocument/2006/relationships"/>
+    <ds:schemaRef ds:uri="http://schemas.microsoft.com/sharepoint/v3/contenttype/forms"/>
   </ds:schemaRefs>
 </ds:datastoreItem>
 </file>
--- a/Stats- HDip DBA Sept-26_2026617_CA-1.docx
+++ b/Stats- HDip DBA Sept-26_2026617_CA-1.docx
@@ -622,7 +622,6 @@
                 <w:color w:val="156082"/>
               </w:rPr>
             </w:pPr>
-            <w:proofErr w:type="spellStart"/>
             <w:r>
               <w:rPr>
                 <w:b/>
@@ -630,17 +629,7 @@
                 <w:i/>
                 <w:color w:val="156082"/>
               </w:rPr>
-              <w:t>Taufique</w:t>
-            </w:r>
-            <w:proofErr w:type="spellEnd"/>
-            <w:r>
-              <w:rPr>
-                <w:b/>
-                <w:bCs/>
-                <w:i/>
-                <w:color w:val="156082"/>
-              </w:rPr>
-              <w:t xml:space="preserve"> Ahmed</w:t>
+              <w:t>Taufique Ahmed</w:t>
             </w:r>
           </w:p>
         </w:tc>
@@ -1411,10 +1400,32 @@
           <w:lang w:val="it-IT"/>
         </w:rPr>
         <w:lastRenderedPageBreak/>
-        <w:t xml:space="preserve">1. </w:t>
-      </w:r>
-      <w:proofErr w:type="spellStart"/>
-      <w:r>
+        <w:t>1. Introduction</w:t>
+      </w:r>
+    </w:p>
+    <w:p>
+      <w:pPr>
+        <w:jc w:val="both"/>
+        <w:rPr>
+          <w:rFonts w:eastAsiaTheme="majorEastAsia"/>
+          <w:color w:val="3A3A3A" w:themeColor="background2" w:themeShade="40"/>
+          <w:spacing w:val="-10"/>
+          <w:kern w:val="28"/>
+        </w:rPr>
+      </w:pPr>
+      <w:r>
+        <w:rPr>
+          <w:rFonts w:eastAsiaTheme="majorEastAsia"/>
+          <w:color w:val="3A3A3A" w:themeColor="background2" w:themeShade="40"/>
+          <w:spacing w:val="-10"/>
+          <w:kern w:val="28"/>
+        </w:rPr>
+        <w:tab/>
+        <w:t>This report uses Python to analyse the Bank Marketing dataset. It looks at custumer details and campaign factor that may be linked if a costumer subscribes to a term deposit. The work include descriptive statistics, graphs, Binomial, Poisson and Normal distribution. The main question for this is@: Which customer and campaign details are linked to campaign success? The analyses can show patterns, but it cannot prove that one facor causes a customer to subscribe.</w:t>
+      </w:r>
+    </w:p>
+    <w:p>
+      <w:pPr>
         <w:rPr>
           <w:rFonts w:eastAsiaTheme="majorEastAsia"/>
           <w:b/>
@@ -1422,97 +1433,9 @@
           <w:color w:val="3A3A3A" w:themeColor="background2" w:themeShade="40"/>
           <w:spacing w:val="-10"/>
           <w:kern w:val="28"/>
-          <w:sz w:val="28"/>
-          <w:szCs w:val="28"/>
-          <w:lang w:val="it-IT"/>
-        </w:rPr>
-        <w:t>Introduction</w:t>
-      </w:r>
-      <w:proofErr w:type="spellEnd"/>
-    </w:p>
-    <w:p>
-      <w:pPr>
-        <w:jc w:val="both"/>
-        <w:rPr>
-          <w:rFonts w:eastAsiaTheme="majorEastAsia"/>
-          <w:color w:val="3A3A3A" w:themeColor="background2" w:themeShade="40"/>
-          <w:spacing w:val="-10"/>
-          <w:kern w:val="28"/>
-        </w:rPr>
-      </w:pPr>
-      <w:r>
-        <w:rPr>
-          <w:rFonts w:eastAsiaTheme="majorEastAsia"/>
-          <w:color w:val="3A3A3A" w:themeColor="background2" w:themeShade="40"/>
-          <w:spacing w:val="-10"/>
-          <w:kern w:val="28"/>
-        </w:rPr>
-        <w:tab/>
-        <w:t xml:space="preserve">This report uses Python to analyse the Bank Marketing dataset. It looks at </w:t>
-      </w:r>
-      <w:proofErr w:type="spellStart"/>
-      <w:r>
-        <w:rPr>
-          <w:rFonts w:eastAsiaTheme="majorEastAsia"/>
-          <w:color w:val="3A3A3A" w:themeColor="background2" w:themeShade="40"/>
-          <w:spacing w:val="-10"/>
-          <w:kern w:val="28"/>
-        </w:rPr>
-        <w:t>custumer</w:t>
-      </w:r>
-      <w:proofErr w:type="spellEnd"/>
-      <w:r>
-        <w:rPr>
-          <w:rFonts w:eastAsiaTheme="majorEastAsia"/>
-          <w:color w:val="3A3A3A" w:themeColor="background2" w:themeShade="40"/>
-          <w:spacing w:val="-10"/>
-          <w:kern w:val="28"/>
-        </w:rPr>
-        <w:t xml:space="preserve"> details and campaign factor that may be linked if a costumer subscribes to a term deposit. The work </w:t>
-      </w:r>
-      <w:proofErr w:type="gramStart"/>
-      <w:r>
-        <w:rPr>
-          <w:rFonts w:eastAsiaTheme="majorEastAsia"/>
-          <w:color w:val="3A3A3A" w:themeColor="background2" w:themeShade="40"/>
-          <w:spacing w:val="-10"/>
-          <w:kern w:val="28"/>
-        </w:rPr>
-        <w:t>include</w:t>
-      </w:r>
-      <w:proofErr w:type="gramEnd"/>
-      <w:r>
-        <w:rPr>
-          <w:rFonts w:eastAsiaTheme="majorEastAsia"/>
-          <w:color w:val="3A3A3A" w:themeColor="background2" w:themeShade="40"/>
-          <w:spacing w:val="-10"/>
-          <w:kern w:val="28"/>
-        </w:rPr>
-        <w:t xml:space="preserve"> descriptive statistics, graphs, Binomial, Poisson and Normal distribution. The main question for this is@: Which customer and campaign details are linked to campaign success? The analyses can show patterns, but it cannot prove that one </w:t>
-      </w:r>
-      <w:proofErr w:type="spellStart"/>
-      <w:r>
-        <w:rPr>
-          <w:rFonts w:eastAsiaTheme="majorEastAsia"/>
-          <w:color w:val="3A3A3A" w:themeColor="background2" w:themeShade="40"/>
-          <w:spacing w:val="-10"/>
-          <w:kern w:val="28"/>
-        </w:rPr>
-        <w:t>facor</w:t>
-      </w:r>
-      <w:proofErr w:type="spellEnd"/>
-      <w:r>
-        <w:rPr>
-          <w:rFonts w:eastAsiaTheme="majorEastAsia"/>
-          <w:color w:val="3A3A3A" w:themeColor="background2" w:themeShade="40"/>
-          <w:spacing w:val="-10"/>
-          <w:kern w:val="28"/>
-        </w:rPr>
-        <w:t xml:space="preserve"> causes a customer to subscribe.</w:t>
-      </w:r>
-    </w:p>
-    <w:p>
-      <w:pPr>
+        </w:rPr>
+      </w:pPr>
+      <w:r>
         <w:rPr>
           <w:rFonts w:eastAsiaTheme="majorEastAsia"/>
           <w:b/>
@@ -1521,8 +1444,50 @@
           <w:spacing w:val="-10"/>
           <w:kern w:val="28"/>
         </w:rPr>
-      </w:pPr>
-      <w:r>
+        <w:t>2. Dataset Description and Descriptive Statistics</w:t>
+      </w:r>
+    </w:p>
+    <w:p>
+      <w:pPr>
+        <w:ind w:firstLine="720"/>
+        <w:jc w:val="both"/>
+        <w:rPr>
+          <w:rFonts w:eastAsiaTheme="majorEastAsia"/>
+          <w:color w:val="3A3A3A" w:themeColor="background2" w:themeShade="40"/>
+          <w:spacing w:val="-10"/>
+          <w:kern w:val="28"/>
+        </w:rPr>
+      </w:pPr>
+      <w:r>
+        <w:rPr>
+          <w:rFonts w:eastAsiaTheme="majorEastAsia"/>
+          <w:color w:val="3A3A3A" w:themeColor="background2" w:themeShade="40"/>
+          <w:spacing w:val="-10"/>
+          <w:kern w:val="28"/>
+        </w:rPr>
+        <w:t xml:space="preserve">The Bank Marketing dataset contains 45,211 </w:t>
+      </w:r>
+      <w:r>
+        <w:rPr>
+          <w:rFonts w:eastAsiaTheme="majorEastAsia"/>
+          <w:color w:val="3A3A3A" w:themeColor="background2" w:themeShade="40"/>
+          <w:spacing w:val="-10"/>
+          <w:kern w:val="28"/>
+        </w:rPr>
+        <w:t xml:space="preserve">customer records and 17 columns where includes details such as age, job, marital status and education, as well as account balance and campign contact information. The column Y shows if a customer subscribed to a term deposit (yes or no). </w:t>
+      </w:r>
+      <w:r>
+        <w:rPr>
+          <w:rFonts w:eastAsiaTheme="majorEastAsia"/>
+          <w:color w:val="3A3A3A" w:themeColor="background2" w:themeShade="40"/>
+          <w:spacing w:val="-10"/>
+          <w:kern w:val="28"/>
+        </w:rPr>
+        <w:t>Jupyter notebook showed 7 interger columns and 10 text columns.</w:t>
+      </w:r>
+    </w:p>
+    <w:p>
+      <w:pPr>
         <w:rPr>
           <w:rFonts w:eastAsiaTheme="majorEastAsia"/>
           <w:b/>
@@ -1531,7 +1496,39 @@
           <w:spacing w:val="-10"/>
           <w:kern w:val="28"/>
         </w:rPr>
-        <w:t>2. Dataset Description and Descriptive Statistics</w:t>
+      </w:pPr>
+      <w:r>
+        <w:rPr>
+          <w:rFonts w:eastAsiaTheme="majorEastAsia"/>
+          <w:b/>
+          <w:bCs/>
+          <w:color w:val="3A3A3A" w:themeColor="background2" w:themeShade="40"/>
+          <w:spacing w:val="-10"/>
+          <w:kern w:val="28"/>
+        </w:rPr>
+        <w:t>2.</w:t>
+      </w:r>
+      <w:r>
+        <w:rPr>
+          <w:rFonts w:eastAsiaTheme="majorEastAsia"/>
+          <w:b/>
+          <w:bCs/>
+          <w:color w:val="3A3A3A" w:themeColor="background2" w:themeShade="40"/>
+          <w:spacing w:val="-10"/>
+          <w:kern w:val="28"/>
+        </w:rPr>
+        <w:t>1</w:t>
+      </w:r>
+      <w:r>
+        <w:rPr>
+          <w:rFonts w:eastAsiaTheme="majorEastAsia"/>
+          <w:b/>
+          <w:bCs/>
+          <w:color w:val="3A3A3A" w:themeColor="background2" w:themeShade="40"/>
+          <w:spacing w:val="-10"/>
+          <w:kern w:val="28"/>
+        </w:rPr>
+        <w:t xml:space="preserve"> Data Preparation</w:t>
       </w:r>
     </w:p>
     <w:p>
@@ -1552,65 +1549,7 @@
           <w:spacing w:val="-10"/>
           <w:kern w:val="28"/>
         </w:rPr>
-        <w:t xml:space="preserve">The Bank Marketing dataset contains 45,211 </w:t>
-      </w:r>
-      <w:r>
-        <w:rPr>
-          <w:rFonts w:eastAsiaTheme="majorEastAsia"/>
-          <w:color w:val="3A3A3A" w:themeColor="background2" w:themeShade="40"/>
-          <w:spacing w:val="-10"/>
-          <w:kern w:val="28"/>
-        </w:rPr>
-        <w:t xml:space="preserve">customer records and 17 columns where includes details such as age, job, marital status and education, as well as account balance and </w:t>
-      </w:r>
-      <w:proofErr w:type="spellStart"/>
-      <w:r>
-        <w:rPr>
-          <w:rFonts w:eastAsiaTheme="majorEastAsia"/>
-          <w:color w:val="3A3A3A" w:themeColor="background2" w:themeShade="40"/>
-          <w:spacing w:val="-10"/>
-          <w:kern w:val="28"/>
-        </w:rPr>
-        <w:t>campign</w:t>
-      </w:r>
-      <w:proofErr w:type="spellEnd"/>
-      <w:r>
-        <w:rPr>
-          <w:rFonts w:eastAsiaTheme="majorEastAsia"/>
-          <w:color w:val="3A3A3A" w:themeColor="background2" w:themeShade="40"/>
-          <w:spacing w:val="-10"/>
-          <w:kern w:val="28"/>
-        </w:rPr>
-        <w:t xml:space="preserve"> contact information. The column Y shows if a customer subscribed to a term deposit (yes or no). </w:t>
-      </w:r>
-      <w:r>
-        <w:rPr>
-          <w:rFonts w:eastAsiaTheme="majorEastAsia"/>
-          <w:color w:val="3A3A3A" w:themeColor="background2" w:themeShade="40"/>
-          <w:spacing w:val="-10"/>
-          <w:kern w:val="28"/>
-        </w:rPr>
-        <w:t xml:space="preserve">Jupyter notebook showed 7 </w:t>
-      </w:r>
-      <w:proofErr w:type="spellStart"/>
-      <w:r>
-        <w:rPr>
-          <w:rFonts w:eastAsiaTheme="majorEastAsia"/>
-          <w:color w:val="3A3A3A" w:themeColor="background2" w:themeShade="40"/>
-          <w:spacing w:val="-10"/>
-          <w:kern w:val="28"/>
-        </w:rPr>
-        <w:t>interger</w:t>
-      </w:r>
-      <w:proofErr w:type="spellEnd"/>
-      <w:r>
-        <w:rPr>
-          <w:rFonts w:eastAsiaTheme="majorEastAsia"/>
-          <w:color w:val="3A3A3A" w:themeColor="background2" w:themeShade="40"/>
-          <w:spacing w:val="-10"/>
-          <w:kern w:val="28"/>
-        </w:rPr>
-        <w:t xml:space="preserve"> columns and 10 text columns.</w:t>
+        <w:t>The file was imported using pandas read_csv(). I used sep=’;’ because the values were separated by semicolons, not commas. Used info() to check data type and isnull().sum() to check for empty values. No standard missing values were found, but some entries are recorded as “unknown”: 288 in job, 1857 in education, 13020 in contact and 36959 in poutcome. It was kept the values because if removed or changed without reason could affect the results. It was also examined the numerical variables using the mean, median, standard deviation, variance and skewness.</w:t>
       </w:r>
     </w:p>
     <w:p>
@@ -1632,7 +1571,6 @@
           <w:color w:val="3A3A3A" w:themeColor="background2" w:themeShade="40"/>
           <w:spacing w:val="-10"/>
           <w:kern w:val="28"/>
-          <w:highlight w:val="yellow"/>
         </w:rPr>
         <w:t>2.</w:t>
       </w:r>
@@ -1644,9 +1582,8 @@
           <w:color w:val="3A3A3A" w:themeColor="background2" w:themeShade="40"/>
           <w:spacing w:val="-10"/>
           <w:kern w:val="28"/>
-          <w:highlight w:val="yellow"/>
-        </w:rPr>
-        <w:t>1</w:t>
+        </w:rPr>
+        <w:t>2</w:t>
       </w:r>
       <w:r>
         <w:rPr>
@@ -1656,9 +1593,8 @@
           <w:color w:val="3A3A3A" w:themeColor="background2" w:themeShade="40"/>
           <w:spacing w:val="-10"/>
           <w:kern w:val="28"/>
-          <w:highlight w:val="yellow"/>
-        </w:rPr>
-        <w:t xml:space="preserve"> Data Preparation</w:t>
+        </w:rPr>
+        <w:t xml:space="preserve"> Descriptive Statistical Analysis</w:t>
       </w:r>
     </w:p>
     <w:p>
@@ -1679,195 +1615,34 @@
           <w:spacing w:val="-10"/>
           <w:kern w:val="28"/>
         </w:rPr>
-        <w:t xml:space="preserve">The file was imported using pandas </w:t>
-      </w:r>
-      <w:proofErr w:type="spellStart"/>
-      <w:r>
-        <w:rPr>
-          <w:rFonts w:eastAsiaTheme="majorEastAsia"/>
-          <w:color w:val="3A3A3A" w:themeColor="background2" w:themeShade="40"/>
-          <w:spacing w:val="-10"/>
-          <w:kern w:val="28"/>
-        </w:rPr>
-        <w:t>read_</w:t>
-      </w:r>
-      <w:proofErr w:type="gramStart"/>
-      <w:r>
-        <w:rPr>
-          <w:rFonts w:eastAsiaTheme="majorEastAsia"/>
-          <w:color w:val="3A3A3A" w:themeColor="background2" w:themeShade="40"/>
-          <w:spacing w:val="-10"/>
-          <w:kern w:val="28"/>
-        </w:rPr>
-        <w:t>csv</w:t>
-      </w:r>
-      <w:proofErr w:type="spellEnd"/>
-      <w:r>
-        <w:rPr>
-          <w:rFonts w:eastAsiaTheme="majorEastAsia"/>
-          <w:color w:val="3A3A3A" w:themeColor="background2" w:themeShade="40"/>
-          <w:spacing w:val="-10"/>
-          <w:kern w:val="28"/>
-        </w:rPr>
-        <w:t>(</w:t>
-      </w:r>
-      <w:proofErr w:type="gramEnd"/>
-      <w:r>
-        <w:rPr>
-          <w:rFonts w:eastAsiaTheme="majorEastAsia"/>
-          <w:color w:val="3A3A3A" w:themeColor="background2" w:themeShade="40"/>
-          <w:spacing w:val="-10"/>
-          <w:kern w:val="28"/>
-        </w:rPr>
-        <w:t xml:space="preserve">). I used </w:t>
-      </w:r>
-      <w:proofErr w:type="spellStart"/>
-      <w:r>
-        <w:rPr>
-          <w:rFonts w:eastAsiaTheme="majorEastAsia"/>
-          <w:color w:val="3A3A3A" w:themeColor="background2" w:themeShade="40"/>
-          <w:spacing w:val="-10"/>
-          <w:kern w:val="28"/>
-        </w:rPr>
-        <w:t>sep</w:t>
-      </w:r>
-      <w:proofErr w:type="spellEnd"/>
-      <w:r>
-        <w:rPr>
-          <w:rFonts w:eastAsiaTheme="majorEastAsia"/>
-          <w:color w:val="3A3A3A" w:themeColor="background2" w:themeShade="40"/>
-          <w:spacing w:val="-10"/>
-          <w:kern w:val="28"/>
-        </w:rPr>
-        <w:t xml:space="preserve">=’;’ because the values were separated by semicolons, not commas. Used </w:t>
-      </w:r>
-      <w:proofErr w:type="gramStart"/>
-      <w:r>
-        <w:rPr>
-          <w:rFonts w:eastAsiaTheme="majorEastAsia"/>
-          <w:color w:val="3A3A3A" w:themeColor="background2" w:themeShade="40"/>
-          <w:spacing w:val="-10"/>
-          <w:kern w:val="28"/>
-        </w:rPr>
-        <w:t>info(</w:t>
-      </w:r>
-      <w:proofErr w:type="gramEnd"/>
-      <w:r>
-        <w:rPr>
-          <w:rFonts w:eastAsiaTheme="majorEastAsia"/>
-          <w:color w:val="3A3A3A" w:themeColor="background2" w:themeShade="40"/>
-          <w:spacing w:val="-10"/>
-          <w:kern w:val="28"/>
-        </w:rPr>
-        <w:t xml:space="preserve">) to check data type and </w:t>
-      </w:r>
-      <w:proofErr w:type="spellStart"/>
-      <w:r>
-        <w:rPr>
-          <w:rFonts w:eastAsiaTheme="majorEastAsia"/>
-          <w:color w:val="3A3A3A" w:themeColor="background2" w:themeShade="40"/>
-          <w:spacing w:val="-10"/>
-          <w:kern w:val="28"/>
-        </w:rPr>
-        <w:t>isnull</w:t>
-      </w:r>
-      <w:proofErr w:type="spellEnd"/>
-      <w:r>
-        <w:rPr>
-          <w:rFonts w:eastAsiaTheme="majorEastAsia"/>
-          <w:color w:val="3A3A3A" w:themeColor="background2" w:themeShade="40"/>
-          <w:spacing w:val="-10"/>
-          <w:kern w:val="28"/>
-        </w:rPr>
-        <w:t>(</w:t>
-      </w:r>
-      <w:proofErr w:type="gramStart"/>
-      <w:r>
-        <w:rPr>
-          <w:rFonts w:eastAsiaTheme="majorEastAsia"/>
-          <w:color w:val="3A3A3A" w:themeColor="background2" w:themeShade="40"/>
-          <w:spacing w:val="-10"/>
-          <w:kern w:val="28"/>
-        </w:rPr>
-        <w:t>).sum</w:t>
-      </w:r>
-      <w:proofErr w:type="gramEnd"/>
-      <w:r>
-        <w:rPr>
-          <w:rFonts w:eastAsiaTheme="majorEastAsia"/>
-          <w:color w:val="3A3A3A" w:themeColor="background2" w:themeShade="40"/>
-          <w:spacing w:val="-10"/>
-          <w:kern w:val="28"/>
-        </w:rPr>
-        <w:t xml:space="preserve">() to check for empty values. No standard missing values were found, but some entries are recorded as “unknown”: 288 in job, 1857 in education, 13020 in contact and 36959 in </w:t>
-      </w:r>
-      <w:proofErr w:type="spellStart"/>
-      <w:r>
-        <w:rPr>
-          <w:rFonts w:eastAsiaTheme="majorEastAsia"/>
-          <w:color w:val="3A3A3A" w:themeColor="background2" w:themeShade="40"/>
-          <w:spacing w:val="-10"/>
-          <w:kern w:val="28"/>
-        </w:rPr>
-        <w:t>poutcome</w:t>
-      </w:r>
-      <w:proofErr w:type="spellEnd"/>
-      <w:r>
-        <w:rPr>
-          <w:rFonts w:eastAsiaTheme="majorEastAsia"/>
-          <w:color w:val="3A3A3A" w:themeColor="background2" w:themeShade="40"/>
-          <w:spacing w:val="-10"/>
-          <w:kern w:val="28"/>
-        </w:rPr>
-        <w:t>. It was kept the values because if removed or changed without reason could affect the results. It was also examined the numerical variables using the mean, median, standard deviation, variance and skewness.</w:t>
-      </w:r>
-    </w:p>
-    <w:p>
-      <w:pPr>
-        <w:rPr>
-          <w:rFonts w:eastAsiaTheme="majorEastAsia"/>
-          <w:b/>
-          <w:bCs/>
-          <w:color w:val="3A3A3A" w:themeColor="background2" w:themeShade="40"/>
-          <w:spacing w:val="-10"/>
-          <w:kern w:val="28"/>
-        </w:rPr>
-      </w:pPr>
-      <w:r>
-        <w:rPr>
-          <w:rFonts w:eastAsiaTheme="majorEastAsia"/>
-          <w:b/>
-          <w:bCs/>
-          <w:color w:val="3A3A3A" w:themeColor="background2" w:themeShade="40"/>
-          <w:spacing w:val="-10"/>
-          <w:kern w:val="28"/>
-          <w:highlight w:val="yellow"/>
-        </w:rPr>
-        <w:t>2.</w:t>
-      </w:r>
-      <w:r>
-        <w:rPr>
-          <w:rFonts w:eastAsiaTheme="majorEastAsia"/>
-          <w:b/>
-          <w:bCs/>
-          <w:color w:val="3A3A3A" w:themeColor="background2" w:themeShade="40"/>
-          <w:spacing w:val="-10"/>
-          <w:kern w:val="28"/>
-          <w:highlight w:val="yellow"/>
-        </w:rPr>
-        <w:t>2</w:t>
-      </w:r>
-      <w:r>
-        <w:rPr>
-          <w:rFonts w:eastAsiaTheme="majorEastAsia"/>
-          <w:b/>
-          <w:bCs/>
-          <w:color w:val="3A3A3A" w:themeColor="background2" w:themeShade="40"/>
-          <w:spacing w:val="-10"/>
-          <w:kern w:val="28"/>
-          <w:highlight w:val="yellow"/>
-        </w:rPr>
-        <w:t xml:space="preserve"> Descriptive Statistical Analysis</w:t>
+        <w:t>Descriptive statistics were calculated for five numerical variables: age, balance, duration, campaign and previous. The mean age was 40.94 years</w:t>
+      </w:r>
+      <w:r>
+        <w:rPr>
+          <w:rFonts w:eastAsiaTheme="majorEastAsia"/>
+          <w:color w:val="3A3A3A" w:themeColor="background2" w:themeShade="40"/>
+          <w:spacing w:val="-10"/>
+          <w:kern w:val="28"/>
+        </w:rPr>
+        <w:t xml:space="preserve"> and </w:t>
+      </w:r>
+      <w:r>
+        <w:rPr>
+          <w:rFonts w:eastAsiaTheme="majorEastAsia"/>
+          <w:color w:val="3A3A3A" w:themeColor="background2" w:themeShade="40"/>
+          <w:spacing w:val="-10"/>
+          <w:kern w:val="28"/>
+        </w:rPr>
+        <w:t>the median was 39 years</w:t>
+      </w:r>
+      <w:r>
+        <w:rPr>
+          <w:rFonts w:eastAsiaTheme="majorEastAsia"/>
+          <w:color w:val="3A3A3A" w:themeColor="background2" w:themeShade="40"/>
+          <w:spacing w:val="-10"/>
+          <w:kern w:val="28"/>
+        </w:rPr>
+        <w:t>. Balance had a mean of 1,362.27 and a median of 448. The difference suggests that some high balances increase the average. Balances ranged from -8,019 to 102,127, shows a wide spread.</w:t>
       </w:r>
     </w:p>
     <w:p>
@@ -1888,7 +1663,7 @@
           <w:spacing w:val="-10"/>
           <w:kern w:val="28"/>
         </w:rPr>
-        <w:t>Descriptive statistics were calculated for five numerical variables: age, balance, duration, campaign and previous. The mean age was 40.94 years, while the median was 39 years, indicating that the average age was slightly higher than the central value. Customer balance had a mean of 1,362.27 and a median of 448, suggesting that the mean may be influenced by customers with relatively high balances. The minimum balance was -8,019 and the maximum was 102,127, demonstrating considerable variation in the data.</w:t>
+        <w:t>The mean call duration was 258.16 secods and the median was 180 secods, given the idea that some calls increase the average. The mean number of contacts in the current campaign was 2.76, with a median of 2. For previous contact, the mean was 0.58 and the median was zero. At least half of customers had no previous contact recorded.  The graph shows these patterns.</w:t>
       </w:r>
     </w:p>
     <w:p>
@@ -1902,15 +1677,6 @@
           <w:kern w:val="28"/>
         </w:rPr>
       </w:pPr>
-      <w:r>
-        <w:rPr>
-          <w:rFonts w:eastAsiaTheme="majorEastAsia"/>
-          <w:color w:val="3A3A3A" w:themeColor="background2" w:themeShade="40"/>
-          <w:spacing w:val="-10"/>
-          <w:kern w:val="28"/>
-        </w:rPr>
-        <w:t>Call duration had a mean of 258.16 seconds and a median of 180 seconds. The difference between these values suggests that longer calls may influence the average. The mean number of contacts during the current campaign was 2.76, compared with a median of 2. For previous contacts, the mean was 0.58 and the median was zero, indicating that at least half of the observations had no previous contacts recorded. Histograms and additional distribution measures will be used to investigate these patterns further.</w:t>
-      </w:r>
     </w:p>
     <w:p>
       <w:pPr>
@@ -2427,27 +2193,7 @@
           <w:spacing w:val="-10"/>
           <w:kern w:val="28"/>
         </w:rPr>
-        <w:t xml:space="preserve">The Binomial distribution was used to estimate the probability of a specific number of successful term deposit subscriptions among a group of customers. The observed subscription rate in the dataset was approximately 11.70%. </w:t>
-      </w:r>
-      <w:proofErr w:type="gramStart"/>
-      <w:r>
-        <w:rPr>
-          <w:rFonts w:eastAsiaTheme="majorEastAsia"/>
-          <w:color w:val="3A3A3A" w:themeColor="background2" w:themeShade="40"/>
-          <w:spacing w:val="-10"/>
-          <w:kern w:val="28"/>
-        </w:rPr>
-        <w:t>Assuming that</w:t>
-      </w:r>
-      <w:proofErr w:type="gramEnd"/>
-      <w:r>
-        <w:rPr>
-          <w:rFonts w:eastAsiaTheme="majorEastAsia"/>
-          <w:color w:val="3A3A3A" w:themeColor="background2" w:themeShade="40"/>
-          <w:spacing w:val="-10"/>
-          <w:kern w:val="28"/>
-        </w:rPr>
-        <w:t xml:space="preserve"> each customer has the same probability of subscribing and that customer outcomes are independent, the probability of exactly five subscriptions among 30 customers was calculated as 13.92%. This demonstrates how the Binomial distribution can support the estimation of campaign outcomes. However, the assumptions of constant probability and independence may not fully reflect real-world customer behaviour.</w:t>
+        <w:t>The Binomial distribution was used to estimate the probability of a specific number of successful term deposit subscriptions among a group of customers. The observed subscription rate in the dataset was approximately 11.70%. Assuming that each customer has the same probability of subscribing and that customer outcomes are independent, the probability of exactly five subscriptions among 30 customers was calculated as 13.92%. This demonstrates how the Binomial distribution can support the estimation of campaign outcomes. However, the assumptions of constant probability and independence may not fully reflect real-world customer behaviour.</w:t>
       </w:r>
     </w:p>
     <w:p>
@@ -2781,107 +2527,7 @@
           <w:spacing w:val="-10"/>
           <w:kern w:val="28"/>
         </w:rPr>
-        <w:t xml:space="preserve">Discrete variables can sometimes be approximated by a </w:t>
-      </w:r>
-      <w:proofErr w:type="gramStart"/>
-      <w:r>
-        <w:rPr>
-          <w:rFonts w:eastAsiaTheme="majorEastAsia"/>
-          <w:color w:val="3A3A3A" w:themeColor="background2" w:themeShade="40"/>
-          <w:spacing w:val="-10"/>
-          <w:kern w:val="28"/>
-        </w:rPr>
-        <w:t>Normal</w:t>
-      </w:r>
-      <w:proofErr w:type="gramEnd"/>
-      <w:r>
-        <w:rPr>
-          <w:rFonts w:eastAsiaTheme="majorEastAsia"/>
-          <w:color w:val="3A3A3A" w:themeColor="background2" w:themeShade="40"/>
-          <w:spacing w:val="-10"/>
-          <w:kern w:val="28"/>
-        </w:rPr>
-        <w:t xml:space="preserve"> distribution under suitable conditions. For a Binomial distribution, a </w:t>
-      </w:r>
-      <w:proofErr w:type="gramStart"/>
-      <w:r>
-        <w:rPr>
-          <w:rFonts w:eastAsiaTheme="majorEastAsia"/>
-          <w:color w:val="3A3A3A" w:themeColor="background2" w:themeShade="40"/>
-          <w:spacing w:val="-10"/>
-          <w:kern w:val="28"/>
-        </w:rPr>
-        <w:t>Normal</w:t>
-      </w:r>
-      <w:proofErr w:type="gramEnd"/>
-      <w:r>
-        <w:rPr>
-          <w:rFonts w:eastAsiaTheme="majorEastAsia"/>
-          <w:color w:val="3A3A3A" w:themeColor="background2" w:themeShade="40"/>
-          <w:spacing w:val="-10"/>
-          <w:kern w:val="28"/>
-        </w:rPr>
-        <w:t xml:space="preserve"> approximation may be reasonable when both the expected number of successes and failures are sufficiently large. For a Poisson distribution, a </w:t>
-      </w:r>
-      <w:proofErr w:type="gramStart"/>
-      <w:r>
-        <w:rPr>
-          <w:rFonts w:eastAsiaTheme="majorEastAsia"/>
-          <w:color w:val="3A3A3A" w:themeColor="background2" w:themeShade="40"/>
-          <w:spacing w:val="-10"/>
-          <w:kern w:val="28"/>
-        </w:rPr>
-        <w:t>Normal</w:t>
-      </w:r>
-      <w:proofErr w:type="gramEnd"/>
-      <w:r>
-        <w:rPr>
-          <w:rFonts w:eastAsiaTheme="majorEastAsia"/>
-          <w:color w:val="3A3A3A" w:themeColor="background2" w:themeShade="40"/>
-          <w:spacing w:val="-10"/>
-          <w:kern w:val="28"/>
-        </w:rPr>
-        <w:t xml:space="preserve"> approximation generally becomes more appropriate when its rate parameter is large. However, the number of observations in a dataset alone does not guarantee a good approximation. The underlying distribution and its parameters must also be considered. In this study, the low mean and substantial overdispersion of the previous-contact variable do not support </w:t>
-      </w:r>
-      <w:proofErr w:type="gramStart"/>
-      <w:r>
-        <w:rPr>
-          <w:rFonts w:eastAsiaTheme="majorEastAsia"/>
-          <w:color w:val="3A3A3A" w:themeColor="background2" w:themeShade="40"/>
-          <w:spacing w:val="-10"/>
-          <w:kern w:val="28"/>
-        </w:rPr>
-        <w:t>assuming that</w:t>
-      </w:r>
-      <w:proofErr w:type="gramEnd"/>
-      <w:r>
-        <w:rPr>
-          <w:rFonts w:eastAsiaTheme="majorEastAsia"/>
-          <w:color w:val="3A3A3A" w:themeColor="background2" w:themeShade="40"/>
-          <w:spacing w:val="-10"/>
-          <w:kern w:val="28"/>
-        </w:rPr>
-        <w:t xml:space="preserve"> a </w:t>
-      </w:r>
-      <w:proofErr w:type="gramStart"/>
-      <w:r>
-        <w:rPr>
-          <w:rFonts w:eastAsiaTheme="majorEastAsia"/>
-          <w:color w:val="3A3A3A" w:themeColor="background2" w:themeShade="40"/>
-          <w:spacing w:val="-10"/>
-          <w:kern w:val="28"/>
-        </w:rPr>
-        <w:t>Normal</w:t>
-      </w:r>
-      <w:proofErr w:type="gramEnd"/>
-      <w:r>
-        <w:rPr>
-          <w:rFonts w:eastAsiaTheme="majorEastAsia"/>
-          <w:color w:val="3A3A3A" w:themeColor="background2" w:themeShade="40"/>
-          <w:spacing w:val="-10"/>
-          <w:kern w:val="28"/>
-        </w:rPr>
-        <w:t xml:space="preserve"> approximation to a simple Poisson model would be satisfactory.</w:t>
+        <w:t>Discrete variables can sometimes be approximated by a Normal distribution under suitable conditions. For a Binomial distribution, a Normal approximation may be reasonable when both the expected number of successes and failures are sufficiently large. For a Poisson distribution, a Normal approximation generally becomes more appropriate when its rate parameter is large. However, the number of observations in a dataset alone does not guarantee a good approximation. The underlying distribution and its parameters must also be considered. In this study, the low mean and substantial overdispersion of the previous-contact variable do not support assuming that a Normal approximation to a simple Poisson model would be satisfactory.</w:t>
       </w:r>
     </w:p>
     <w:p>
@@ -3265,25 +2911,20 @@
           <w:kern w:val="28"/>
           <w:lang w:val="it-IT"/>
         </w:rPr>
-        <w:t xml:space="preserve">6. </w:t>
-      </w:r>
-      <w:proofErr w:type="spellStart"/>
-      <w:r>
-        <w:rPr>
-          <w:rFonts w:eastAsiaTheme="majorEastAsia"/>
-          <w:b/>
-          <w:bCs/>
+        <w:t>6. References</w:t>
+      </w:r>
+    </w:p>
+    <w:p>
+      <w:pPr>
+        <w:rPr>
+          <w:rFonts w:eastAsiaTheme="majorEastAsia"/>
           <w:color w:val="3A3A3A" w:themeColor="background2" w:themeShade="40"/>
           <w:spacing w:val="-10"/>
           <w:kern w:val="28"/>
           <w:lang w:val="it-IT"/>
         </w:rPr>
-        <w:t>References</w:t>
-      </w:r>
-      <w:proofErr w:type="spellEnd"/>
-    </w:p>
-    <w:p>
-      <w:pPr>
+      </w:pPr>
+      <w:r>
         <w:rPr>
           <w:rFonts w:eastAsiaTheme="majorEastAsia"/>
           <w:color w:val="3A3A3A" w:themeColor="background2" w:themeShade="40"/>
@@ -3291,214 +2932,7 @@
           <w:kern w:val="28"/>
           <w:lang w:val="it-IT"/>
         </w:rPr>
-      </w:pPr>
-      <w:r>
-        <w:rPr>
-          <w:rFonts w:eastAsiaTheme="majorEastAsia"/>
-          <w:color w:val="3A3A3A" w:themeColor="background2" w:themeShade="40"/>
-          <w:spacing w:val="-10"/>
-          <w:kern w:val="28"/>
-          <w:lang w:val="it-IT"/>
-        </w:rPr>
-        <w:t xml:space="preserve">[Liste </w:t>
-      </w:r>
-      <w:proofErr w:type="spellStart"/>
-      <w:r>
-        <w:rPr>
-          <w:rFonts w:eastAsiaTheme="majorEastAsia"/>
-          <w:color w:val="3A3A3A" w:themeColor="background2" w:themeShade="40"/>
-          <w:spacing w:val="-10"/>
-          <w:kern w:val="28"/>
-          <w:lang w:val="it-IT"/>
-        </w:rPr>
-        <w:t>todas</w:t>
-      </w:r>
-      <w:proofErr w:type="spellEnd"/>
-      <w:r>
-        <w:rPr>
-          <w:rFonts w:eastAsiaTheme="majorEastAsia"/>
-          <w:color w:val="3A3A3A" w:themeColor="background2" w:themeShade="40"/>
-          <w:spacing w:val="-10"/>
-          <w:kern w:val="28"/>
-          <w:lang w:val="it-IT"/>
-        </w:rPr>
-        <w:t xml:space="preserve"> </w:t>
-      </w:r>
-      <w:proofErr w:type="spellStart"/>
-      <w:r>
-        <w:rPr>
-          <w:rFonts w:eastAsiaTheme="majorEastAsia"/>
-          <w:color w:val="3A3A3A" w:themeColor="background2" w:themeShade="40"/>
-          <w:spacing w:val="-10"/>
-          <w:kern w:val="28"/>
-          <w:lang w:val="it-IT"/>
-        </w:rPr>
-        <w:t>as</w:t>
-      </w:r>
-      <w:proofErr w:type="spellEnd"/>
-      <w:r>
-        <w:rPr>
-          <w:rFonts w:eastAsiaTheme="majorEastAsia"/>
-          <w:color w:val="3A3A3A" w:themeColor="background2" w:themeShade="40"/>
-          <w:spacing w:val="-10"/>
-          <w:kern w:val="28"/>
-          <w:lang w:val="it-IT"/>
-        </w:rPr>
-        <w:t xml:space="preserve"> </w:t>
-      </w:r>
-      <w:proofErr w:type="spellStart"/>
-      <w:r>
-        <w:rPr>
-          <w:rFonts w:eastAsiaTheme="majorEastAsia"/>
-          <w:color w:val="3A3A3A" w:themeColor="background2" w:themeShade="40"/>
-          <w:spacing w:val="-10"/>
-          <w:kern w:val="28"/>
-          <w:lang w:val="it-IT"/>
-        </w:rPr>
-        <w:t>fontes</w:t>
-      </w:r>
-      <w:proofErr w:type="spellEnd"/>
-      <w:r>
-        <w:rPr>
-          <w:rFonts w:eastAsiaTheme="majorEastAsia"/>
-          <w:color w:val="3A3A3A" w:themeColor="background2" w:themeShade="40"/>
-          <w:spacing w:val="-10"/>
-          <w:kern w:val="28"/>
-          <w:lang w:val="it-IT"/>
-        </w:rPr>
-        <w:t xml:space="preserve"> </w:t>
-      </w:r>
-      <w:proofErr w:type="spellStart"/>
-      <w:r>
-        <w:rPr>
-          <w:rFonts w:eastAsiaTheme="majorEastAsia"/>
-          <w:color w:val="3A3A3A" w:themeColor="background2" w:themeShade="40"/>
-          <w:spacing w:val="-10"/>
-          <w:kern w:val="28"/>
-          <w:lang w:val="it-IT"/>
-        </w:rPr>
-        <w:t>citadas</w:t>
-      </w:r>
-      <w:proofErr w:type="spellEnd"/>
-      <w:r>
-        <w:rPr>
-          <w:rFonts w:eastAsiaTheme="majorEastAsia"/>
-          <w:color w:val="3A3A3A" w:themeColor="background2" w:themeShade="40"/>
-          <w:spacing w:val="-10"/>
-          <w:kern w:val="28"/>
-          <w:lang w:val="it-IT"/>
-        </w:rPr>
-        <w:t xml:space="preserve"> </w:t>
-      </w:r>
-      <w:proofErr w:type="gramStart"/>
-      <w:r>
-        <w:rPr>
-          <w:rFonts w:eastAsiaTheme="majorEastAsia"/>
-          <w:color w:val="3A3A3A" w:themeColor="background2" w:themeShade="40"/>
-          <w:spacing w:val="-10"/>
-          <w:kern w:val="28"/>
-          <w:lang w:val="it-IT"/>
-        </w:rPr>
-        <w:t>no</w:t>
-      </w:r>
-      <w:proofErr w:type="gramEnd"/>
-      <w:r>
-        <w:rPr>
-          <w:rFonts w:eastAsiaTheme="majorEastAsia"/>
-          <w:color w:val="3A3A3A" w:themeColor="background2" w:themeShade="40"/>
-          <w:spacing w:val="-10"/>
-          <w:kern w:val="28"/>
-          <w:lang w:val="it-IT"/>
-        </w:rPr>
-        <w:t xml:space="preserve"> texto, </w:t>
-      </w:r>
-      <w:proofErr w:type="spellStart"/>
-      <w:r>
-        <w:rPr>
-          <w:rFonts w:eastAsiaTheme="majorEastAsia"/>
-          <w:color w:val="3A3A3A" w:themeColor="background2" w:themeShade="40"/>
-          <w:spacing w:val="-10"/>
-          <w:kern w:val="28"/>
-          <w:lang w:val="it-IT"/>
-        </w:rPr>
-        <w:t>utilizando</w:t>
-      </w:r>
-      <w:proofErr w:type="spellEnd"/>
-      <w:r>
-        <w:rPr>
-          <w:rFonts w:eastAsiaTheme="majorEastAsia"/>
-          <w:color w:val="3A3A3A" w:themeColor="background2" w:themeShade="40"/>
-          <w:spacing w:val="-10"/>
-          <w:kern w:val="28"/>
-          <w:lang w:val="it-IT"/>
-        </w:rPr>
-        <w:t xml:space="preserve"> o </w:t>
-      </w:r>
-      <w:proofErr w:type="spellStart"/>
-      <w:r>
-        <w:rPr>
-          <w:rFonts w:eastAsiaTheme="majorEastAsia"/>
-          <w:color w:val="3A3A3A" w:themeColor="background2" w:themeShade="40"/>
-          <w:spacing w:val="-10"/>
-          <w:kern w:val="28"/>
-          <w:lang w:val="it-IT"/>
-        </w:rPr>
-        <w:t>estilo</w:t>
-      </w:r>
-      <w:proofErr w:type="spellEnd"/>
-      <w:r>
-        <w:rPr>
-          <w:rFonts w:eastAsiaTheme="majorEastAsia"/>
-          <w:color w:val="3A3A3A" w:themeColor="background2" w:themeShade="40"/>
-          <w:spacing w:val="-10"/>
-          <w:kern w:val="28"/>
-          <w:lang w:val="it-IT"/>
-        </w:rPr>
-        <w:t xml:space="preserve"> Harvard </w:t>
-      </w:r>
-      <w:proofErr w:type="spellStart"/>
-      <w:r>
-        <w:rPr>
-          <w:rFonts w:eastAsiaTheme="majorEastAsia"/>
-          <w:color w:val="3A3A3A" w:themeColor="background2" w:themeShade="40"/>
-          <w:spacing w:val="-10"/>
-          <w:kern w:val="28"/>
-          <w:lang w:val="it-IT"/>
-        </w:rPr>
-        <w:t>exigido</w:t>
-      </w:r>
-      <w:proofErr w:type="spellEnd"/>
-      <w:r>
-        <w:rPr>
-          <w:rFonts w:eastAsiaTheme="majorEastAsia"/>
-          <w:color w:val="3A3A3A" w:themeColor="background2" w:themeShade="40"/>
-          <w:spacing w:val="-10"/>
-          <w:kern w:val="28"/>
-          <w:lang w:val="it-IT"/>
-        </w:rPr>
-        <w:t xml:space="preserve"> pelo </w:t>
-      </w:r>
-      <w:proofErr w:type="spellStart"/>
-      <w:r>
-        <w:rPr>
-          <w:rFonts w:eastAsiaTheme="majorEastAsia"/>
-          <w:color w:val="3A3A3A" w:themeColor="background2" w:themeShade="40"/>
-          <w:spacing w:val="-10"/>
-          <w:kern w:val="28"/>
-          <w:lang w:val="it-IT"/>
-        </w:rPr>
-        <w:t>curso</w:t>
-      </w:r>
-      <w:proofErr w:type="spellEnd"/>
-      <w:r>
-        <w:rPr>
-          <w:rFonts w:eastAsiaTheme="majorEastAsia"/>
-          <w:color w:val="3A3A3A" w:themeColor="background2" w:themeShade="40"/>
-          <w:spacing w:val="-10"/>
-          <w:kern w:val="28"/>
-          <w:lang w:val="it-IT"/>
-        </w:rPr>
-        <w:t>.]</w:t>
+        <w:t>[Liste todas as fontes citadas no texto, utilizando o estilo Harvard exigido pelo curso.]</w:t>
       </w:r>
     </w:p>
     <w:p>
@@ -3596,307 +3030,16 @@
           <w:kern w:val="28"/>
           <w:lang w:val="fr-FR"/>
         </w:rPr>
-        <w:t>[</w:t>
-      </w:r>
-      <w:proofErr w:type="spellStart"/>
-      <w:r>
-        <w:rPr>
-          <w:rFonts w:eastAsiaTheme="majorEastAsia"/>
-          <w:color w:val="3A3A3A" w:themeColor="background2" w:themeShade="40"/>
-          <w:spacing w:val="-10"/>
-          <w:kern w:val="28"/>
-          <w:lang w:val="fr-FR"/>
-        </w:rPr>
-        <w:t>Acrescente</w:t>
-      </w:r>
-      <w:proofErr w:type="spellEnd"/>
-      <w:r>
-        <w:rPr>
-          <w:rFonts w:eastAsiaTheme="majorEastAsia"/>
-          <w:color w:val="3A3A3A" w:themeColor="background2" w:themeShade="40"/>
-          <w:spacing w:val="-10"/>
-          <w:kern w:val="28"/>
-          <w:lang w:val="fr-FR"/>
-        </w:rPr>
-        <w:t xml:space="preserve"> outras fontes </w:t>
-      </w:r>
-      <w:proofErr w:type="spellStart"/>
-      <w:r>
-        <w:rPr>
-          <w:rFonts w:eastAsiaTheme="majorEastAsia"/>
-          <w:color w:val="3A3A3A" w:themeColor="background2" w:themeShade="40"/>
-          <w:spacing w:val="-10"/>
-          <w:kern w:val="28"/>
-          <w:lang w:val="fr-FR"/>
-        </w:rPr>
-        <w:t>académicas</w:t>
-      </w:r>
-      <w:proofErr w:type="spellEnd"/>
-      <w:r>
-        <w:rPr>
-          <w:rFonts w:eastAsiaTheme="majorEastAsia"/>
-          <w:color w:val="3A3A3A" w:themeColor="background2" w:themeShade="40"/>
-          <w:spacing w:val="-10"/>
-          <w:kern w:val="28"/>
-          <w:lang w:val="fr-FR"/>
-        </w:rPr>
-        <w:t xml:space="preserve"> ou </w:t>
-      </w:r>
-      <w:proofErr w:type="spellStart"/>
-      <w:r>
-        <w:rPr>
-          <w:rFonts w:eastAsiaTheme="majorEastAsia"/>
-          <w:color w:val="3A3A3A" w:themeColor="background2" w:themeShade="40"/>
-          <w:spacing w:val="-10"/>
-          <w:kern w:val="28"/>
-          <w:lang w:val="fr-FR"/>
-        </w:rPr>
-        <w:t>técnicas</w:t>
-      </w:r>
-      <w:proofErr w:type="spellEnd"/>
-      <w:r>
-        <w:rPr>
-          <w:rFonts w:eastAsiaTheme="majorEastAsia"/>
-          <w:color w:val="3A3A3A" w:themeColor="background2" w:themeShade="40"/>
-          <w:spacing w:val="-10"/>
-          <w:kern w:val="28"/>
-          <w:lang w:val="fr-FR"/>
-        </w:rPr>
-        <w:t xml:space="preserve"> </w:t>
-      </w:r>
-      <w:proofErr w:type="spellStart"/>
-      <w:r>
-        <w:rPr>
-          <w:rFonts w:eastAsiaTheme="majorEastAsia"/>
-          <w:color w:val="3A3A3A" w:themeColor="background2" w:themeShade="40"/>
-          <w:spacing w:val="-10"/>
-          <w:kern w:val="28"/>
-          <w:lang w:val="fr-FR"/>
-        </w:rPr>
-        <w:t>efetivamente</w:t>
-      </w:r>
-      <w:proofErr w:type="spellEnd"/>
-      <w:r>
-        <w:rPr>
-          <w:rFonts w:eastAsiaTheme="majorEastAsia"/>
-          <w:color w:val="3A3A3A" w:themeColor="background2" w:themeShade="40"/>
-          <w:spacing w:val="-10"/>
-          <w:kern w:val="28"/>
-          <w:lang w:val="fr-FR"/>
-        </w:rPr>
-        <w:t xml:space="preserve"> </w:t>
-      </w:r>
-      <w:proofErr w:type="spellStart"/>
-      <w:r>
-        <w:rPr>
-          <w:rFonts w:eastAsiaTheme="majorEastAsia"/>
-          <w:color w:val="3A3A3A" w:themeColor="background2" w:themeShade="40"/>
-          <w:spacing w:val="-10"/>
-          <w:kern w:val="28"/>
-          <w:lang w:val="fr-FR"/>
-        </w:rPr>
-        <w:t>consultadas</w:t>
-      </w:r>
-      <w:proofErr w:type="spellEnd"/>
-      <w:r>
-        <w:rPr>
-          <w:rFonts w:eastAsiaTheme="majorEastAsia"/>
-          <w:color w:val="3A3A3A" w:themeColor="background2" w:themeShade="40"/>
-          <w:spacing w:val="-10"/>
-          <w:kern w:val="28"/>
-          <w:lang w:val="fr-FR"/>
-        </w:rPr>
-        <w:t xml:space="preserve">, </w:t>
-      </w:r>
-      <w:proofErr w:type="spellStart"/>
-      <w:r>
-        <w:rPr>
-          <w:rFonts w:eastAsiaTheme="majorEastAsia"/>
-          <w:color w:val="3A3A3A" w:themeColor="background2" w:themeShade="40"/>
-          <w:spacing w:val="-10"/>
-          <w:kern w:val="28"/>
-          <w:lang w:val="fr-FR"/>
-        </w:rPr>
-        <w:t>incluindo</w:t>
-      </w:r>
-      <w:proofErr w:type="spellEnd"/>
-      <w:r>
-        <w:rPr>
-          <w:rFonts w:eastAsiaTheme="majorEastAsia"/>
-          <w:color w:val="3A3A3A" w:themeColor="background2" w:themeShade="40"/>
-          <w:spacing w:val="-10"/>
-          <w:kern w:val="28"/>
-          <w:lang w:val="fr-FR"/>
-        </w:rPr>
-        <w:t xml:space="preserve"> as </w:t>
-      </w:r>
-      <w:proofErr w:type="spellStart"/>
-      <w:r>
-        <w:rPr>
-          <w:rFonts w:eastAsiaTheme="majorEastAsia"/>
-          <w:color w:val="3A3A3A" w:themeColor="background2" w:themeShade="40"/>
-          <w:spacing w:val="-10"/>
-          <w:kern w:val="28"/>
-          <w:lang w:val="fr-FR"/>
-        </w:rPr>
-        <w:t>utilizadas</w:t>
-      </w:r>
-      <w:proofErr w:type="spellEnd"/>
-      <w:r>
-        <w:rPr>
-          <w:rFonts w:eastAsiaTheme="majorEastAsia"/>
-          <w:color w:val="3A3A3A" w:themeColor="background2" w:themeShade="40"/>
-          <w:spacing w:val="-10"/>
-          <w:kern w:val="28"/>
-          <w:lang w:val="fr-FR"/>
-        </w:rPr>
-        <w:t xml:space="preserve"> para </w:t>
-      </w:r>
-      <w:proofErr w:type="spellStart"/>
-      <w:r>
-        <w:rPr>
-          <w:rFonts w:eastAsiaTheme="majorEastAsia"/>
-          <w:color w:val="3A3A3A" w:themeColor="background2" w:themeShade="40"/>
-          <w:spacing w:val="-10"/>
-          <w:kern w:val="28"/>
-          <w:lang w:val="fr-FR"/>
-        </w:rPr>
-        <w:t>explicar</w:t>
-      </w:r>
-      <w:proofErr w:type="spellEnd"/>
-      <w:r>
-        <w:rPr>
-          <w:rFonts w:eastAsiaTheme="majorEastAsia"/>
-          <w:color w:val="3A3A3A" w:themeColor="background2" w:themeShade="40"/>
-          <w:spacing w:val="-10"/>
-          <w:kern w:val="28"/>
-          <w:lang w:val="fr-FR"/>
-        </w:rPr>
-        <w:t xml:space="preserve"> os </w:t>
-      </w:r>
-      <w:proofErr w:type="spellStart"/>
-      <w:r>
-        <w:rPr>
-          <w:rFonts w:eastAsiaTheme="majorEastAsia"/>
-          <w:color w:val="3A3A3A" w:themeColor="background2" w:themeShade="40"/>
-          <w:spacing w:val="-10"/>
-          <w:kern w:val="28"/>
-          <w:lang w:val="fr-FR"/>
-        </w:rPr>
-        <w:t>métodos</w:t>
-      </w:r>
-      <w:proofErr w:type="spellEnd"/>
-      <w:r>
-        <w:rPr>
-          <w:rFonts w:eastAsiaTheme="majorEastAsia"/>
-          <w:color w:val="3A3A3A" w:themeColor="background2" w:themeShade="40"/>
-          <w:spacing w:val="-10"/>
-          <w:kern w:val="28"/>
-          <w:lang w:val="fr-FR"/>
-        </w:rPr>
-        <w:t xml:space="preserve"> </w:t>
-      </w:r>
-      <w:proofErr w:type="spellStart"/>
-      <w:r>
-        <w:rPr>
-          <w:rFonts w:eastAsiaTheme="majorEastAsia"/>
-          <w:color w:val="3A3A3A" w:themeColor="background2" w:themeShade="40"/>
-          <w:spacing w:val="-10"/>
-          <w:kern w:val="28"/>
-          <w:lang w:val="fr-FR"/>
-        </w:rPr>
-        <w:t>estatísticos</w:t>
-      </w:r>
-      <w:proofErr w:type="spellEnd"/>
-      <w:r>
-        <w:rPr>
-          <w:rFonts w:eastAsiaTheme="majorEastAsia"/>
-          <w:color w:val="3A3A3A" w:themeColor="background2" w:themeShade="40"/>
-          <w:spacing w:val="-10"/>
-          <w:kern w:val="28"/>
-          <w:lang w:val="fr-FR"/>
-        </w:rPr>
-        <w:t xml:space="preserve">. </w:t>
-      </w:r>
-      <w:proofErr w:type="spellStart"/>
-      <w:r>
-        <w:rPr>
-          <w:rFonts w:eastAsiaTheme="majorEastAsia"/>
-          <w:color w:val="3A3A3A" w:themeColor="background2" w:themeShade="40"/>
-          <w:spacing w:val="-10"/>
-          <w:kern w:val="28"/>
-        </w:rPr>
-        <w:t>Verifique</w:t>
-      </w:r>
-      <w:proofErr w:type="spellEnd"/>
-      <w:r>
-        <w:rPr>
-          <w:rFonts w:eastAsiaTheme="majorEastAsia"/>
-          <w:color w:val="3A3A3A" w:themeColor="background2" w:themeShade="40"/>
-          <w:spacing w:val="-10"/>
-          <w:kern w:val="28"/>
-        </w:rPr>
-        <w:t xml:space="preserve"> as </w:t>
-      </w:r>
-      <w:proofErr w:type="spellStart"/>
-      <w:r>
-        <w:rPr>
-          <w:rFonts w:eastAsiaTheme="majorEastAsia"/>
-          <w:color w:val="3A3A3A" w:themeColor="background2" w:themeShade="40"/>
-          <w:spacing w:val="-10"/>
-          <w:kern w:val="28"/>
-        </w:rPr>
-        <w:t>regras</w:t>
-      </w:r>
-      <w:proofErr w:type="spellEnd"/>
-      <w:r>
-        <w:rPr>
-          <w:rFonts w:eastAsiaTheme="majorEastAsia"/>
-          <w:color w:val="3A3A3A" w:themeColor="background2" w:themeShade="40"/>
-          <w:spacing w:val="-10"/>
-          <w:kern w:val="28"/>
-        </w:rPr>
-        <w:t xml:space="preserve"> de Harvard </w:t>
-      </w:r>
-      <w:proofErr w:type="spellStart"/>
-      <w:r>
-        <w:rPr>
-          <w:rFonts w:eastAsiaTheme="majorEastAsia"/>
-          <w:color w:val="3A3A3A" w:themeColor="background2" w:themeShade="40"/>
-          <w:spacing w:val="-10"/>
-          <w:kern w:val="28"/>
-        </w:rPr>
-        <w:t>fornecidas</w:t>
-      </w:r>
-      <w:proofErr w:type="spellEnd"/>
-      <w:r>
-        <w:rPr>
-          <w:rFonts w:eastAsiaTheme="majorEastAsia"/>
-          <w:color w:val="3A3A3A" w:themeColor="background2" w:themeShade="40"/>
-          <w:spacing w:val="-10"/>
-          <w:kern w:val="28"/>
-        </w:rPr>
-        <w:t xml:space="preserve"> </w:t>
-      </w:r>
-      <w:proofErr w:type="spellStart"/>
-      <w:r>
-        <w:rPr>
-          <w:rFonts w:eastAsiaTheme="majorEastAsia"/>
-          <w:color w:val="3A3A3A" w:themeColor="background2" w:themeShade="40"/>
-          <w:spacing w:val="-10"/>
-          <w:kern w:val="28"/>
-        </w:rPr>
-        <w:t>pelo</w:t>
-      </w:r>
-      <w:proofErr w:type="spellEnd"/>
-      <w:r>
-        <w:rPr>
-          <w:rFonts w:eastAsiaTheme="majorEastAsia"/>
-          <w:color w:val="3A3A3A" w:themeColor="background2" w:themeShade="40"/>
-          <w:spacing w:val="-10"/>
-          <w:kern w:val="28"/>
-        </w:rPr>
-        <w:t xml:space="preserve"> CCT.]</w:t>
+        <w:t xml:space="preserve">[Acrescente outras fontes académicas ou técnicas efetivamente consultadas, incluindo as utilizadas para explicar os métodos estatísticos. </w:t>
+      </w:r>
+      <w:r>
+        <w:rPr>
+          <w:rFonts w:eastAsiaTheme="majorEastAsia"/>
+          <w:color w:val="3A3A3A" w:themeColor="background2" w:themeShade="40"/>
+          <w:spacing w:val="-10"/>
+          <w:kern w:val="28"/>
+        </w:rPr>
+        <w:t>Verifique as regras de Harvard fornecidas pelo CCT.]</w:t>
       </w:r>
     </w:p>
     <w:p>
@@ -3940,73 +3083,7 @@
           <w:kern w:val="28"/>
           <w:lang w:val="it-IT"/>
         </w:rPr>
-        <w:t>[</w:t>
-      </w:r>
-      <w:proofErr w:type="spellStart"/>
-      <w:r>
-        <w:rPr>
-          <w:rFonts w:eastAsiaTheme="majorEastAsia"/>
-          <w:color w:val="3A3A3A" w:themeColor="background2" w:themeShade="40"/>
-          <w:spacing w:val="-10"/>
-          <w:kern w:val="28"/>
-          <w:lang w:val="it-IT"/>
-        </w:rPr>
-        <w:t>Apêndice</w:t>
-      </w:r>
-      <w:proofErr w:type="spellEnd"/>
-      <w:r>
-        <w:rPr>
-          <w:rFonts w:eastAsiaTheme="majorEastAsia"/>
-          <w:color w:val="3A3A3A" w:themeColor="background2" w:themeShade="40"/>
-          <w:spacing w:val="-10"/>
-          <w:kern w:val="28"/>
-          <w:lang w:val="it-IT"/>
-        </w:rPr>
-        <w:t xml:space="preserve"> </w:t>
-      </w:r>
-      <w:proofErr w:type="spellStart"/>
-      <w:r>
-        <w:rPr>
-          <w:rFonts w:eastAsiaTheme="majorEastAsia"/>
-          <w:color w:val="3A3A3A" w:themeColor="background2" w:themeShade="40"/>
-          <w:spacing w:val="-10"/>
-          <w:kern w:val="28"/>
-          <w:lang w:val="it-IT"/>
-        </w:rPr>
-        <w:t>obrigatório</w:t>
-      </w:r>
-      <w:proofErr w:type="spellEnd"/>
-      <w:r>
-        <w:rPr>
-          <w:rFonts w:eastAsiaTheme="majorEastAsia"/>
-          <w:color w:val="3A3A3A" w:themeColor="background2" w:themeShade="40"/>
-          <w:spacing w:val="-10"/>
-          <w:kern w:val="28"/>
-          <w:lang w:val="it-IT"/>
-        </w:rPr>
-        <w:t xml:space="preserve"> conforme o </w:t>
-      </w:r>
-      <w:proofErr w:type="spellStart"/>
-      <w:r>
-        <w:rPr>
-          <w:rFonts w:eastAsiaTheme="majorEastAsia"/>
-          <w:color w:val="3A3A3A" w:themeColor="background2" w:themeShade="40"/>
-          <w:spacing w:val="-10"/>
-          <w:kern w:val="28"/>
-          <w:lang w:val="it-IT"/>
-        </w:rPr>
-        <w:t>enunciado</w:t>
-      </w:r>
-      <w:proofErr w:type="spellEnd"/>
-      <w:r>
-        <w:rPr>
-          <w:rFonts w:eastAsiaTheme="majorEastAsia"/>
-          <w:color w:val="3A3A3A" w:themeColor="background2" w:themeShade="40"/>
-          <w:spacing w:val="-10"/>
-          <w:kern w:val="28"/>
-          <w:lang w:val="it-IT"/>
-        </w:rPr>
-        <w:t>.]</w:t>
+        <w:t>[Apêndice obrigatório conforme o enunciado.]</w:t>
       </w:r>
     </w:p>
     <w:p>
@@ -4179,138 +3256,16 @@
           <w:kern w:val="28"/>
           <w:lang w:val="fr-FR"/>
         </w:rPr>
-        <w:t>[</w:t>
-      </w:r>
-      <w:proofErr w:type="spellStart"/>
-      <w:r>
-        <w:rPr>
-          <w:rFonts w:eastAsiaTheme="majorEastAsia"/>
-          <w:color w:val="3A3A3A" w:themeColor="background2" w:themeShade="40"/>
-          <w:spacing w:val="-10"/>
-          <w:kern w:val="28"/>
-          <w:lang w:val="fr-FR"/>
-        </w:rPr>
-        <w:t>Não</w:t>
-      </w:r>
-      <w:proofErr w:type="spellEnd"/>
-      <w:r>
-        <w:rPr>
-          <w:rFonts w:eastAsiaTheme="majorEastAsia"/>
-          <w:color w:val="3A3A3A" w:themeColor="background2" w:themeShade="40"/>
-          <w:spacing w:val="-10"/>
-          <w:kern w:val="28"/>
-          <w:lang w:val="fr-FR"/>
-        </w:rPr>
-        <w:t xml:space="preserve"> invente prompts ou outputs. </w:t>
-      </w:r>
-      <w:r>
-        <w:rPr>
-          <w:rFonts w:eastAsiaTheme="majorEastAsia"/>
-          <w:color w:val="3A3A3A" w:themeColor="background2" w:themeShade="40"/>
-          <w:spacing w:val="-10"/>
-          <w:kern w:val="28"/>
-        </w:rPr>
-        <w:t xml:space="preserve">Registe as </w:t>
-      </w:r>
-      <w:proofErr w:type="spellStart"/>
-      <w:r>
-        <w:rPr>
-          <w:rFonts w:eastAsiaTheme="majorEastAsia"/>
-          <w:color w:val="3A3A3A" w:themeColor="background2" w:themeShade="40"/>
-          <w:spacing w:val="-10"/>
-          <w:kern w:val="28"/>
-        </w:rPr>
-        <w:t>interações</w:t>
-      </w:r>
-      <w:proofErr w:type="spellEnd"/>
-      <w:r>
-        <w:rPr>
-          <w:rFonts w:eastAsiaTheme="majorEastAsia"/>
-          <w:color w:val="3A3A3A" w:themeColor="background2" w:themeShade="40"/>
-          <w:spacing w:val="-10"/>
-          <w:kern w:val="28"/>
-        </w:rPr>
-        <w:t xml:space="preserve"> reais e </w:t>
-      </w:r>
-      <w:proofErr w:type="spellStart"/>
-      <w:r>
-        <w:rPr>
-          <w:rFonts w:eastAsiaTheme="majorEastAsia"/>
-          <w:color w:val="3A3A3A" w:themeColor="background2" w:themeShade="40"/>
-          <w:spacing w:val="-10"/>
-          <w:kern w:val="28"/>
-        </w:rPr>
-        <w:t>siga</w:t>
-      </w:r>
-      <w:proofErr w:type="spellEnd"/>
-      <w:r>
-        <w:rPr>
-          <w:rFonts w:eastAsiaTheme="majorEastAsia"/>
-          <w:color w:val="3A3A3A" w:themeColor="background2" w:themeShade="40"/>
-          <w:spacing w:val="-10"/>
-          <w:kern w:val="28"/>
-        </w:rPr>
-        <w:t xml:space="preserve"> </w:t>
-      </w:r>
-      <w:proofErr w:type="spellStart"/>
-      <w:r>
-        <w:rPr>
-          <w:rFonts w:eastAsiaTheme="majorEastAsia"/>
-          <w:color w:val="3A3A3A" w:themeColor="background2" w:themeShade="40"/>
-          <w:spacing w:val="-10"/>
-          <w:kern w:val="28"/>
-        </w:rPr>
-        <w:t>exatamente</w:t>
-      </w:r>
-      <w:proofErr w:type="spellEnd"/>
-      <w:r>
-        <w:rPr>
-          <w:rFonts w:eastAsiaTheme="majorEastAsia"/>
-          <w:color w:val="3A3A3A" w:themeColor="background2" w:themeShade="40"/>
-          <w:spacing w:val="-10"/>
-          <w:kern w:val="28"/>
-        </w:rPr>
-        <w:t xml:space="preserve"> as </w:t>
-      </w:r>
-      <w:proofErr w:type="spellStart"/>
-      <w:r>
-        <w:rPr>
-          <w:rFonts w:eastAsiaTheme="majorEastAsia"/>
-          <w:color w:val="3A3A3A" w:themeColor="background2" w:themeShade="40"/>
-          <w:spacing w:val="-10"/>
-          <w:kern w:val="28"/>
-        </w:rPr>
-        <w:t>instruções</w:t>
-      </w:r>
-      <w:proofErr w:type="spellEnd"/>
-      <w:r>
-        <w:rPr>
-          <w:rFonts w:eastAsiaTheme="majorEastAsia"/>
-          <w:color w:val="3A3A3A" w:themeColor="background2" w:themeShade="40"/>
-          <w:spacing w:val="-10"/>
-          <w:kern w:val="28"/>
-        </w:rPr>
-        <w:t xml:space="preserve"> do </w:t>
-      </w:r>
-      <w:proofErr w:type="spellStart"/>
-      <w:r>
-        <w:rPr>
-          <w:rFonts w:eastAsiaTheme="majorEastAsia"/>
-          <w:color w:val="3A3A3A" w:themeColor="background2" w:themeShade="40"/>
-          <w:spacing w:val="-10"/>
-          <w:kern w:val="28"/>
-        </w:rPr>
-        <w:t>enunciado</w:t>
-      </w:r>
-      <w:proofErr w:type="spellEnd"/>
-      <w:r>
-        <w:rPr>
-          <w:rFonts w:eastAsiaTheme="majorEastAsia"/>
-          <w:color w:val="3A3A3A" w:themeColor="background2" w:themeShade="40"/>
-          <w:spacing w:val="-10"/>
-          <w:kern w:val="28"/>
-        </w:rPr>
-        <w:t>.]</w:t>
+        <w:t xml:space="preserve">[Não invente prompts ou outputs. </w:t>
+      </w:r>
+      <w:r>
+        <w:rPr>
+          <w:rFonts w:eastAsiaTheme="majorEastAsia"/>
+          <w:color w:val="3A3A3A" w:themeColor="background2" w:themeShade="40"/>
+          <w:spacing w:val="-10"/>
+          <w:kern w:val="28"/>
+        </w:rPr>
+        <w:t>Registe as interações reais e siga exatamente as instruções do enunciado.]</w:t>
       </w:r>
     </w:p>
     <w:p>

--- a/Stats- HDip DBA Sept-26_2026617_CA-1.docx
+++ b/Stats- HDip DBA Sept-26_2026617_CA-1.docx
@@ -622,6 +622,7 @@
                 <w:color w:val="156082"/>
               </w:rPr>
             </w:pPr>
+            <w:proofErr w:type="spellStart"/>
             <w:r>
               <w:rPr>
                 <w:b/>
@@ -629,7 +630,17 @@
                 <w:i/>
                 <w:color w:val="156082"/>
               </w:rPr>
-              <w:t>Taufique Ahmed</w:t>
+              <w:t>Taufique</w:t>
+            </w:r>
+            <w:proofErr w:type="spellEnd"/>
+            <w:r>
+              <w:rPr>
+                <w:b/>
+                <w:bCs/>
+                <w:i/>
+                <w:color w:val="156082"/>
+              </w:rPr>
+              <w:t xml:space="preserve"> Ahmed</w:t>
             </w:r>
           </w:p>
         </w:tc>
@@ -1400,32 +1411,10 @@
           <w:lang w:val="it-IT"/>
         </w:rPr>
         <w:lastRenderedPageBreak/>
-        <w:t>1. Introduction</w:t>
-      </w:r>
-    </w:p>
-    <w:p>
-      <w:pPr>
-        <w:jc w:val="both"/>
-        <w:rPr>
-          <w:rFonts w:eastAsiaTheme="majorEastAsia"/>
-          <w:color w:val="3A3A3A" w:themeColor="background2" w:themeShade="40"/>
-          <w:spacing w:val="-10"/>
-          <w:kern w:val="28"/>
-        </w:rPr>
-      </w:pPr>
-      <w:r>
-        <w:rPr>
-          <w:rFonts w:eastAsiaTheme="majorEastAsia"/>
-          <w:color w:val="3A3A3A" w:themeColor="background2" w:themeShade="40"/>
-          <w:spacing w:val="-10"/>
-          <w:kern w:val="28"/>
-        </w:rPr>
-        <w:tab/>
-        <w:t>This report uses Python to analyse the Bank Marketing dataset. It looks at custumer details and campaign factor that may be linked if a costumer subscribes to a term deposit. The work include descriptive statistics, graphs, Binomial, Poisson and Normal distribution. The main question for this is@: Which customer and campaign details are linked to campaign success? The analyses can show patterns, but it cannot prove that one facor causes a customer to subscribe.</w:t>
-      </w:r>
-    </w:p>
-    <w:p>
-      <w:pPr>
+        <w:t xml:space="preserve">1. </w:t>
+      </w:r>
+      <w:proofErr w:type="spellStart"/>
+      <w:r>
         <w:rPr>
           <w:rFonts w:eastAsiaTheme="majorEastAsia"/>
           <w:b/>
@@ -1433,9 +1422,97 @@
           <w:color w:val="3A3A3A" w:themeColor="background2" w:themeShade="40"/>
           <w:spacing w:val="-10"/>
           <w:kern w:val="28"/>
-        </w:rPr>
-      </w:pPr>
-      <w:r>
+          <w:sz w:val="28"/>
+          <w:szCs w:val="28"/>
+          <w:lang w:val="it-IT"/>
+        </w:rPr>
+        <w:t>Introduction</w:t>
+      </w:r>
+      <w:proofErr w:type="spellEnd"/>
+    </w:p>
+    <w:p>
+      <w:pPr>
+        <w:jc w:val="both"/>
+        <w:rPr>
+          <w:rFonts w:eastAsiaTheme="majorEastAsia"/>
+          <w:color w:val="3A3A3A" w:themeColor="background2" w:themeShade="40"/>
+          <w:spacing w:val="-10"/>
+          <w:kern w:val="28"/>
+        </w:rPr>
+      </w:pPr>
+      <w:r>
+        <w:rPr>
+          <w:rFonts w:eastAsiaTheme="majorEastAsia"/>
+          <w:color w:val="3A3A3A" w:themeColor="background2" w:themeShade="40"/>
+          <w:spacing w:val="-10"/>
+          <w:kern w:val="28"/>
+        </w:rPr>
+        <w:tab/>
+        <w:t xml:space="preserve">This report uses Python to analyse the Bank Marketing dataset. It looks at </w:t>
+      </w:r>
+      <w:proofErr w:type="spellStart"/>
+      <w:r>
+        <w:rPr>
+          <w:rFonts w:eastAsiaTheme="majorEastAsia"/>
+          <w:color w:val="3A3A3A" w:themeColor="background2" w:themeShade="40"/>
+          <w:spacing w:val="-10"/>
+          <w:kern w:val="28"/>
+        </w:rPr>
+        <w:t>custumer</w:t>
+      </w:r>
+      <w:proofErr w:type="spellEnd"/>
+      <w:r>
+        <w:rPr>
+          <w:rFonts w:eastAsiaTheme="majorEastAsia"/>
+          <w:color w:val="3A3A3A" w:themeColor="background2" w:themeShade="40"/>
+          <w:spacing w:val="-10"/>
+          <w:kern w:val="28"/>
+        </w:rPr>
+        <w:t xml:space="preserve"> details and campaign factor that may be linked if a costumer subscribes to a term deposit. The work </w:t>
+      </w:r>
+      <w:proofErr w:type="gramStart"/>
+      <w:r>
+        <w:rPr>
+          <w:rFonts w:eastAsiaTheme="majorEastAsia"/>
+          <w:color w:val="3A3A3A" w:themeColor="background2" w:themeShade="40"/>
+          <w:spacing w:val="-10"/>
+          <w:kern w:val="28"/>
+        </w:rPr>
+        <w:t>include</w:t>
+      </w:r>
+      <w:proofErr w:type="gramEnd"/>
+      <w:r>
+        <w:rPr>
+          <w:rFonts w:eastAsiaTheme="majorEastAsia"/>
+          <w:color w:val="3A3A3A" w:themeColor="background2" w:themeShade="40"/>
+          <w:spacing w:val="-10"/>
+          <w:kern w:val="28"/>
+        </w:rPr>
+        <w:t xml:space="preserve"> descriptive statistics, graphs, Binomial, Poisson and Normal distribution. The main question for this is@: Which customer and campaign details are linked to campaign success? The analyses can show patterns, but it cannot prove that one </w:t>
+      </w:r>
+      <w:proofErr w:type="spellStart"/>
+      <w:r>
+        <w:rPr>
+          <w:rFonts w:eastAsiaTheme="majorEastAsia"/>
+          <w:color w:val="3A3A3A" w:themeColor="background2" w:themeShade="40"/>
+          <w:spacing w:val="-10"/>
+          <w:kern w:val="28"/>
+        </w:rPr>
+        <w:t>facor</w:t>
+      </w:r>
+      <w:proofErr w:type="spellEnd"/>
+      <w:r>
+        <w:rPr>
+          <w:rFonts w:eastAsiaTheme="majorEastAsia"/>
+          <w:color w:val="3A3A3A" w:themeColor="background2" w:themeShade="40"/>
+          <w:spacing w:val="-10"/>
+          <w:kern w:val="28"/>
+        </w:rPr>
+        <w:t xml:space="preserve"> causes a customer to subscribe.</w:t>
+      </w:r>
+    </w:p>
+    <w:p>
+      <w:pPr>
         <w:rPr>
           <w:rFonts w:eastAsiaTheme="majorEastAsia"/>
           <w:b/>
@@ -1444,6 +1521,16 @@
           <w:spacing w:val="-10"/>
           <w:kern w:val="28"/>
         </w:rPr>
+      </w:pPr>
+      <w:r>
+        <w:rPr>
+          <w:rFonts w:eastAsiaTheme="majorEastAsia"/>
+          <w:b/>
+          <w:bCs/>
+          <w:color w:val="3A3A3A" w:themeColor="background2" w:themeShade="40"/>
+          <w:spacing w:val="-10"/>
+          <w:kern w:val="28"/>
+        </w:rPr>
         <w:t>2. Dataset Description and Descriptive Statistics</w:t>
       </w:r>
     </w:p>
@@ -1474,16 +1561,56 @@
           <w:spacing w:val="-10"/>
           <w:kern w:val="28"/>
         </w:rPr>
-        <w:t xml:space="preserve">customer records and 17 columns where includes details such as age, job, marital status and education, as well as account balance and campign contact information. The column Y shows if a customer subscribed to a term deposit (yes or no). </w:t>
-      </w:r>
-      <w:r>
-        <w:rPr>
-          <w:rFonts w:eastAsiaTheme="majorEastAsia"/>
-          <w:color w:val="3A3A3A" w:themeColor="background2" w:themeShade="40"/>
-          <w:spacing w:val="-10"/>
-          <w:kern w:val="28"/>
-        </w:rPr>
-        <w:t>Jupyter notebook showed 7 interger columns and 10 text columns.</w:t>
+        <w:t xml:space="preserve">customer records and 17 columns where includes details such as age, job, marital status and education, as well as account balance and </w:t>
+      </w:r>
+      <w:proofErr w:type="spellStart"/>
+      <w:r>
+        <w:rPr>
+          <w:rFonts w:eastAsiaTheme="majorEastAsia"/>
+          <w:color w:val="3A3A3A" w:themeColor="background2" w:themeShade="40"/>
+          <w:spacing w:val="-10"/>
+          <w:kern w:val="28"/>
+        </w:rPr>
+        <w:t>campign</w:t>
+      </w:r>
+      <w:proofErr w:type="spellEnd"/>
+      <w:r>
+        <w:rPr>
+          <w:rFonts w:eastAsiaTheme="majorEastAsia"/>
+          <w:color w:val="3A3A3A" w:themeColor="background2" w:themeShade="40"/>
+          <w:spacing w:val="-10"/>
+          <w:kern w:val="28"/>
+        </w:rPr>
+        <w:t xml:space="preserve"> contact information. The column Y shows if a customer subscribed to a term deposit (yes or no). </w:t>
+      </w:r>
+      <w:r>
+        <w:rPr>
+          <w:rFonts w:eastAsiaTheme="majorEastAsia"/>
+          <w:color w:val="3A3A3A" w:themeColor="background2" w:themeShade="40"/>
+          <w:spacing w:val="-10"/>
+          <w:kern w:val="28"/>
+        </w:rPr>
+        <w:t xml:space="preserve">Jupyter notebook showed 7 </w:t>
+      </w:r>
+      <w:proofErr w:type="spellStart"/>
+      <w:r>
+        <w:rPr>
+          <w:rFonts w:eastAsiaTheme="majorEastAsia"/>
+          <w:color w:val="3A3A3A" w:themeColor="background2" w:themeShade="40"/>
+          <w:spacing w:val="-10"/>
+          <w:kern w:val="28"/>
+        </w:rPr>
+        <w:t>interger</w:t>
+      </w:r>
+      <w:proofErr w:type="spellEnd"/>
+      <w:r>
+        <w:rPr>
+          <w:rFonts w:eastAsiaTheme="majorEastAsia"/>
+          <w:color w:val="3A3A3A" w:themeColor="background2" w:themeShade="40"/>
+          <w:spacing w:val="-10"/>
+          <w:kern w:val="28"/>
+        </w:rPr>
+        <w:t xml:space="preserve"> columns and 10 text columns.</w:t>
       </w:r>
     </w:p>
     <w:p>
@@ -1549,7 +1676,147 @@
           <w:spacing w:val="-10"/>
           <w:kern w:val="28"/>
         </w:rPr>
-        <w:t>The file was imported using pandas read_csv(). I used sep=’;’ because the values were separated by semicolons, not commas. Used info() to check data type and isnull().sum() to check for empty values. No standard missing values were found, but some entries are recorded as “unknown”: 288 in job, 1857 in education, 13020 in contact and 36959 in poutcome. It was kept the values because if removed or changed without reason could affect the results. It was also examined the numerical variables using the mean, median, standard deviation, variance and skewness.</w:t>
+        <w:t xml:space="preserve">The file was imported using pandas </w:t>
+      </w:r>
+      <w:proofErr w:type="spellStart"/>
+      <w:r>
+        <w:rPr>
+          <w:rFonts w:eastAsiaTheme="majorEastAsia"/>
+          <w:color w:val="3A3A3A" w:themeColor="background2" w:themeShade="40"/>
+          <w:spacing w:val="-10"/>
+          <w:kern w:val="28"/>
+        </w:rPr>
+        <w:t>read_</w:t>
+      </w:r>
+      <w:proofErr w:type="gramStart"/>
+      <w:r>
+        <w:rPr>
+          <w:rFonts w:eastAsiaTheme="majorEastAsia"/>
+          <w:color w:val="3A3A3A" w:themeColor="background2" w:themeShade="40"/>
+          <w:spacing w:val="-10"/>
+          <w:kern w:val="28"/>
+        </w:rPr>
+        <w:t>csv</w:t>
+      </w:r>
+      <w:proofErr w:type="spellEnd"/>
+      <w:r>
+        <w:rPr>
+          <w:rFonts w:eastAsiaTheme="majorEastAsia"/>
+          <w:color w:val="3A3A3A" w:themeColor="background2" w:themeShade="40"/>
+          <w:spacing w:val="-10"/>
+          <w:kern w:val="28"/>
+        </w:rPr>
+        <w:t>(</w:t>
+      </w:r>
+      <w:proofErr w:type="gramEnd"/>
+      <w:r>
+        <w:rPr>
+          <w:rFonts w:eastAsiaTheme="majorEastAsia"/>
+          <w:color w:val="3A3A3A" w:themeColor="background2" w:themeShade="40"/>
+          <w:spacing w:val="-10"/>
+          <w:kern w:val="28"/>
+        </w:rPr>
+        <w:t xml:space="preserve">). I used </w:t>
+      </w:r>
+      <w:proofErr w:type="spellStart"/>
+      <w:r>
+        <w:rPr>
+          <w:rFonts w:eastAsiaTheme="majorEastAsia"/>
+          <w:color w:val="3A3A3A" w:themeColor="background2" w:themeShade="40"/>
+          <w:spacing w:val="-10"/>
+          <w:kern w:val="28"/>
+        </w:rPr>
+        <w:t>sep</w:t>
+      </w:r>
+      <w:proofErr w:type="spellEnd"/>
+      <w:r>
+        <w:rPr>
+          <w:rFonts w:eastAsiaTheme="majorEastAsia"/>
+          <w:color w:val="3A3A3A" w:themeColor="background2" w:themeShade="40"/>
+          <w:spacing w:val="-10"/>
+          <w:kern w:val="28"/>
+        </w:rPr>
+        <w:t xml:space="preserve">=’;’ because the values were separated by semicolons, not commas. Used </w:t>
+      </w:r>
+      <w:proofErr w:type="gramStart"/>
+      <w:r>
+        <w:rPr>
+          <w:rFonts w:eastAsiaTheme="majorEastAsia"/>
+          <w:color w:val="3A3A3A" w:themeColor="background2" w:themeShade="40"/>
+          <w:spacing w:val="-10"/>
+          <w:kern w:val="28"/>
+        </w:rPr>
+        <w:t>info(</w:t>
+      </w:r>
+      <w:proofErr w:type="gramEnd"/>
+      <w:r>
+        <w:rPr>
+          <w:rFonts w:eastAsiaTheme="majorEastAsia"/>
+          <w:color w:val="3A3A3A" w:themeColor="background2" w:themeShade="40"/>
+          <w:spacing w:val="-10"/>
+          <w:kern w:val="28"/>
+        </w:rPr>
+        <w:t xml:space="preserve">) to check data type and </w:t>
+      </w:r>
+      <w:proofErr w:type="spellStart"/>
+      <w:r>
+        <w:rPr>
+          <w:rFonts w:eastAsiaTheme="majorEastAsia"/>
+          <w:color w:val="3A3A3A" w:themeColor="background2" w:themeShade="40"/>
+          <w:spacing w:val="-10"/>
+          <w:kern w:val="28"/>
+        </w:rPr>
+        <w:t>isnull</w:t>
+      </w:r>
+      <w:proofErr w:type="spellEnd"/>
+      <w:r>
+        <w:rPr>
+          <w:rFonts w:eastAsiaTheme="majorEastAsia"/>
+          <w:color w:val="3A3A3A" w:themeColor="background2" w:themeShade="40"/>
+          <w:spacing w:val="-10"/>
+          <w:kern w:val="28"/>
+        </w:rPr>
+        <w:t>(</w:t>
+      </w:r>
+      <w:proofErr w:type="gramStart"/>
+      <w:r>
+        <w:rPr>
+          <w:rFonts w:eastAsiaTheme="majorEastAsia"/>
+          <w:color w:val="3A3A3A" w:themeColor="background2" w:themeShade="40"/>
+          <w:spacing w:val="-10"/>
+          <w:kern w:val="28"/>
+        </w:rPr>
+        <w:t>).sum</w:t>
+      </w:r>
+      <w:proofErr w:type="gramEnd"/>
+      <w:r>
+        <w:rPr>
+          <w:rFonts w:eastAsiaTheme="majorEastAsia"/>
+          <w:color w:val="3A3A3A" w:themeColor="background2" w:themeShade="40"/>
+          <w:spacing w:val="-10"/>
+          <w:kern w:val="28"/>
+        </w:rPr>
+        <w:t xml:space="preserve">() to check for empty values. No standard missing values were found, but some entries are recorded as “unknown”: 288 in job, 1857 in education, 13020 in contact and 36959 in </w:t>
+      </w:r>
+      <w:proofErr w:type="spellStart"/>
+      <w:r>
+        <w:rPr>
+          <w:rFonts w:eastAsiaTheme="majorEastAsia"/>
+          <w:color w:val="3A3A3A" w:themeColor="background2" w:themeShade="40"/>
+          <w:spacing w:val="-10"/>
+          <w:kern w:val="28"/>
+        </w:rPr>
+        <w:t>poutcome</w:t>
+      </w:r>
+      <w:proofErr w:type="spellEnd"/>
+      <w:r>
+        <w:rPr>
+          <w:rFonts w:eastAsiaTheme="majorEastAsia"/>
+          <w:color w:val="3A3A3A" w:themeColor="background2" w:themeShade="40"/>
+          <w:spacing w:val="-10"/>
+          <w:kern w:val="28"/>
+        </w:rPr>
+        <w:t>. It was kept the values because if removed or changed without reason could affect the results. It was also examined the numerical variables using the mean, median, standard deviation, variance and skewness.</w:t>
       </w:r>
     </w:p>
     <w:p>
@@ -1615,8 +1882,19 @@
           <w:spacing w:val="-10"/>
           <w:kern w:val="28"/>
         </w:rPr>
-        <w:t>Descriptive statistics were calculated for five numerical variables: age, balance, duration, campaign and previous. The mean age was 40.94 years</w:t>
-      </w:r>
+        <w:t xml:space="preserve">Descriptive statistics were calculated for five numerical variables: age, balance, duration, campaign and previous. The mean age was 40.94 </w:t>
+      </w:r>
+      <w:proofErr w:type="gramStart"/>
+      <w:r>
+        <w:rPr>
+          <w:rFonts w:eastAsiaTheme="majorEastAsia"/>
+          <w:color w:val="3A3A3A" w:themeColor="background2" w:themeShade="40"/>
+          <w:spacing w:val="-10"/>
+          <w:kern w:val="28"/>
+        </w:rPr>
+        <w:t>years</w:t>
+      </w:r>
+      <w:proofErr w:type="gramEnd"/>
       <w:r>
         <w:rPr>
           <w:rFonts w:eastAsiaTheme="majorEastAsia"/>
@@ -1642,7 +1920,27 @@
           <w:spacing w:val="-10"/>
           <w:kern w:val="28"/>
         </w:rPr>
-        <w:t>. Balance had a mean of 1,362.27 and a median of 448. The difference suggests that some high balances increase the average. Balances ranged from -8,019 to 102,127, shows a wide spread.</w:t>
+        <w:t xml:space="preserve">. Balance had a mean of 1,362.27 and a median of 448. The difference suggests that some high balances increase the average. Balances ranged from -8,019 to 102,127, shows a </w:t>
+      </w:r>
+      <w:proofErr w:type="gramStart"/>
+      <w:r>
+        <w:rPr>
+          <w:rFonts w:eastAsiaTheme="majorEastAsia"/>
+          <w:color w:val="3A3A3A" w:themeColor="background2" w:themeShade="40"/>
+          <w:spacing w:val="-10"/>
+          <w:kern w:val="28"/>
+        </w:rPr>
+        <w:t>wide spread</w:t>
+      </w:r>
+      <w:proofErr w:type="gramEnd"/>
+      <w:r>
+        <w:rPr>
+          <w:rFonts w:eastAsiaTheme="majorEastAsia"/>
+          <w:color w:val="3A3A3A" w:themeColor="background2" w:themeShade="40"/>
+          <w:spacing w:val="-10"/>
+          <w:kern w:val="28"/>
+        </w:rPr>
+        <w:t>.</w:t>
       </w:r>
     </w:p>
     <w:p>
@@ -1663,7 +1961,47 @@
           <w:spacing w:val="-10"/>
           <w:kern w:val="28"/>
         </w:rPr>
-        <w:t>The mean call duration was 258.16 secods and the median was 180 secods, given the idea that some calls increase the average. The mean number of contacts in the current campaign was 2.76, with a median of 2. For previous contact, the mean was 0.58 and the median was zero. At least half of customers had no previous contact recorded.  The graph shows these patterns.</w:t>
+        <w:t xml:space="preserve">The mean call duration was 258.16 </w:t>
+      </w:r>
+      <w:proofErr w:type="spellStart"/>
+      <w:r>
+        <w:rPr>
+          <w:rFonts w:eastAsiaTheme="majorEastAsia"/>
+          <w:color w:val="3A3A3A" w:themeColor="background2" w:themeShade="40"/>
+          <w:spacing w:val="-10"/>
+          <w:kern w:val="28"/>
+        </w:rPr>
+        <w:t>secods</w:t>
+      </w:r>
+      <w:proofErr w:type="spellEnd"/>
+      <w:r>
+        <w:rPr>
+          <w:rFonts w:eastAsiaTheme="majorEastAsia"/>
+          <w:color w:val="3A3A3A" w:themeColor="background2" w:themeShade="40"/>
+          <w:spacing w:val="-10"/>
+          <w:kern w:val="28"/>
+        </w:rPr>
+        <w:t xml:space="preserve"> and the median was 180 </w:t>
+      </w:r>
+      <w:proofErr w:type="spellStart"/>
+      <w:r>
+        <w:rPr>
+          <w:rFonts w:eastAsiaTheme="majorEastAsia"/>
+          <w:color w:val="3A3A3A" w:themeColor="background2" w:themeShade="40"/>
+          <w:spacing w:val="-10"/>
+          <w:kern w:val="28"/>
+        </w:rPr>
+        <w:t>secods</w:t>
+      </w:r>
+      <w:proofErr w:type="spellEnd"/>
+      <w:r>
+        <w:rPr>
+          <w:rFonts w:eastAsiaTheme="majorEastAsia"/>
+          <w:color w:val="3A3A3A" w:themeColor="background2" w:themeShade="40"/>
+          <w:spacing w:val="-10"/>
+          <w:kern w:val="28"/>
+        </w:rPr>
+        <w:t>, given the idea that some calls increase the average. The mean number of contacts in the current campaign was 2.76, with a median of 2. For previous contact, the mean was 0.58 and the median was zero. At least half of customers had no previous contact recorded.  The graph shows these patterns.</w:t>
       </w:r>
     </w:p>
     <w:p>
@@ -1762,7 +2100,6 @@
           <w:color w:val="3A3A3A" w:themeColor="background2" w:themeShade="40"/>
           <w:spacing w:val="-10"/>
           <w:kern w:val="28"/>
-          <w:highlight w:val="yellow"/>
         </w:rPr>
         <w:t>2.</w:t>
       </w:r>
@@ -1774,7 +2111,6 @@
           <w:color w:val="3A3A3A" w:themeColor="background2" w:themeShade="40"/>
           <w:spacing w:val="-10"/>
           <w:kern w:val="28"/>
-          <w:highlight w:val="yellow"/>
         </w:rPr>
         <w:t xml:space="preserve">3 </w:t>
       </w:r>
@@ -1786,7 +2122,6 @@
           <w:color w:val="3A3A3A" w:themeColor="background2" w:themeShade="40"/>
           <w:spacing w:val="-10"/>
           <w:kern w:val="28"/>
-          <w:highlight w:val="yellow"/>
         </w:rPr>
         <w:t>Visual Analysis</w:t>
       </w:r>
@@ -1809,7 +2144,7 @@
           <w:spacing w:val="-10"/>
           <w:kern w:val="28"/>
         </w:rPr>
-        <w:t xml:space="preserve">The age variable ranges from 18 to 95 years, with a mean of 40.94 years and a median of 39 years. The highest frequencies occur among customers in their early thirties, with 2,085 customers aged 32 and 1,996 aged </w:t>
+        <w:t xml:space="preserve">Figure 1 shows customer ages, where range from 18 to 95. The mean was 40.94 and the median was 39. The most common ages were 32 and 31. The skewness value of 0.685 and the higher mean suggest a slight right </w:t>
       </w:r>
       <w:r>
         <w:rPr>
@@ -1819,7 +2154,7 @@
           <w:kern w:val="28"/>
         </w:rPr>
         <w:lastRenderedPageBreak/>
-        <w:t>31. The mean being higher than the median, together with a skewness value of 0.685, suggests a moderately right-skewed distribution. This indicates that the distribution is not perfectly symmetrical, although further graphical analysis is required before assessing whether a normal distribution provides a reasonable approximation.</w:t>
+        <w:t>skew. This means that some older ages extend the right side of the distribution. The graphic isn’t symmetrical, so it will be compared with Normal distribution later.</w:t>
       </w:r>
     </w:p>
     <w:p>
@@ -1919,7 +2254,74 @@
           <w:spacing w:val="-10"/>
           <w:kern w:val="28"/>
         </w:rPr>
-        <w:t>The analysis revealed differences in term deposit subscription rates across occupational categories. Students recorded the highest observed subscription rate at 28.68%, followed by retired customers at 22.79% and unemployed customers at 15.50%. In contrast, blue-collar workers had the lowest rate at 7.27%, followed by entrepreneurs at 8.27% and housemaids at 8.79%. The student subscription rate was almost four times the rate observed among blue-collar workers. These differences may be useful when investigating customer segments, but they do not establish that occupation causes campaign success. The number of customers in each occupational category should also be considered when interpreting the results.</w:t>
+        <w:t>Figure 2 compares subscription rates by job</w:t>
+      </w:r>
+      <w:r>
+        <w:rPr>
+          <w:rFonts w:eastAsiaTheme="majorEastAsia"/>
+          <w:color w:val="3A3A3A" w:themeColor="background2" w:themeShade="40"/>
+          <w:spacing w:val="-10"/>
+          <w:kern w:val="28"/>
+        </w:rPr>
+        <w:t>.</w:t>
+      </w:r>
+      <w:r>
+        <w:rPr>
+          <w:rFonts w:eastAsiaTheme="majorEastAsia"/>
+          <w:color w:val="3A3A3A" w:themeColor="background2" w:themeShade="40"/>
+          <w:spacing w:val="-10"/>
+          <w:kern w:val="28"/>
+        </w:rPr>
+        <w:t xml:space="preserve"> Students had the highest rate</w:t>
+      </w:r>
+      <w:r>
+        <w:rPr>
+          <w:rFonts w:eastAsiaTheme="majorEastAsia"/>
+          <w:color w:val="3A3A3A" w:themeColor="background2" w:themeShade="40"/>
+          <w:spacing w:val="-10"/>
+          <w:kern w:val="28"/>
+        </w:rPr>
+        <w:t xml:space="preserve"> (28.68%), followed by retired customers (22.79%) and unemployed customers (15,50%). Blue collar works had the lowest rate (7.27%), followed by entrepreneurs (8.27</w:t>
+      </w:r>
+      <w:proofErr w:type="gramStart"/>
+      <w:r>
+        <w:rPr>
+          <w:rFonts w:eastAsiaTheme="majorEastAsia"/>
+          <w:color w:val="3A3A3A" w:themeColor="background2" w:themeShade="40"/>
+          <w:spacing w:val="-10"/>
+          <w:kern w:val="28"/>
+        </w:rPr>
+        <w:t>%( and</w:t>
+      </w:r>
+      <w:proofErr w:type="gramEnd"/>
+      <w:r>
+        <w:rPr>
+          <w:rFonts w:eastAsiaTheme="majorEastAsia"/>
+          <w:color w:val="3A3A3A" w:themeColor="background2" w:themeShade="40"/>
+          <w:spacing w:val="-10"/>
+          <w:kern w:val="28"/>
+        </w:rPr>
+        <w:t xml:space="preserve"> housemaids (8.79%). The student rate was almost four times the </w:t>
+      </w:r>
+      <w:proofErr w:type="gramStart"/>
+      <w:r>
+        <w:rPr>
+          <w:rFonts w:eastAsiaTheme="majorEastAsia"/>
+          <w:color w:val="3A3A3A" w:themeColor="background2" w:themeShade="40"/>
+          <w:spacing w:val="-10"/>
+          <w:kern w:val="28"/>
+        </w:rPr>
+        <w:t>blue collar</w:t>
+      </w:r>
+      <w:proofErr w:type="gramEnd"/>
+      <w:r>
+        <w:rPr>
+          <w:rFonts w:eastAsiaTheme="majorEastAsia"/>
+          <w:color w:val="3A3A3A" w:themeColor="background2" w:themeShade="40"/>
+          <w:spacing w:val="-10"/>
+          <w:kern w:val="28"/>
+        </w:rPr>
+        <w:t xml:space="preserve"> rate. These results show differences between groups, but they do not prove that occupation causes subscription. Group sizes should be also considered.</w:t>
       </w:r>
     </w:p>
     <w:p>
@@ -2024,13 +2426,7 @@
         </w:rPr>
       </w:pPr>
       <w:r>
-        <w:rPr>
-          <w:rFonts w:eastAsiaTheme="majorEastAsia"/>
-          <w:color w:val="3A3A3A" w:themeColor="background2" w:themeShade="40"/>
-          <w:spacing w:val="-10"/>
-          <w:kern w:val="28"/>
-        </w:rPr>
-        <w:t>The analysis compared customers account balances according to whether they subscribed to a term deposit. Customers who subscribed had a higher mean balance of 1,804.27, compared with 1,303.71 among customers who did not subscribe. The median balances were also higher for subscribers (733) than for non-subscribers (417). In both groups, the mean was substantially higher than the median, suggesting positively skewed distributions influenced by customers with relatively large balances. The high standard deviations indicate considerable variation in account balances within both groups. Although these results suggest an association between account balance and campaign outcome, they do not establish a causal relationship.</w:t>
+        <w:t>Figure 3 compares balances for customers who subscribed and those who did not. Subscribers had a higher mean balance (1,804.27) than non-subscribers (1,303.71). Their median was also higher (733 compared with 417). In both groups, the mean was higher than the median, suggesting that high balances increase the average. Balances varied widely in both groups. The boxplot hides outlier points to make the main boxes easier to compare; no data were deleted. The results show an association, not proof that balance causes subscription.</w:t>
       </w:r>
     </w:p>
     <w:p>
@@ -2068,6 +2464,7 @@
           <w:spacing w:val="-10"/>
           <w:kern w:val="28"/>
         </w:rPr>
+        <w:lastRenderedPageBreak/>
         <w:drawing>
           <wp:inline distT="0" distB="0" distL="0" distR="0" wp14:anchorId="7BEE7983" wp14:editId="4226A2F0">
             <wp:extent cx="3878897" cy="2359741"/>
@@ -2193,7 +2590,16 @@
           <w:spacing w:val="-10"/>
           <w:kern w:val="28"/>
         </w:rPr>
-        <w:t>The Binomial distribution was used to estimate the probability of a specific number of successful term deposit subscriptions among a group of customers. The observed subscription rate in the dataset was approximately 11.70%. Assuming that each customer has the same probability of subscribing and that customer outcomes are independent, the probability of exactly five subscriptions among 30 customers was calculated as 13.92%. This demonstrates how the Binomial distribution can support the estimation of campaign outcomes. However, the assumptions of constant probability and independence may not fully reflect real-world customer behaviour.</w:t>
+        <w:t xml:space="preserve">The Binomial distribution </w:t>
+      </w:r>
+      <w:r>
+        <w:rPr>
+          <w:rFonts w:eastAsiaTheme="majorEastAsia"/>
+          <w:color w:val="3A3A3A" w:themeColor="background2" w:themeShade="40"/>
+          <w:spacing w:val="-10"/>
+          <w:kern w:val="28"/>
+        </w:rPr>
+        <w:t xml:space="preserve">is useful when there is a fixed number of trials and each trial has two possible results, such as yes or no. Here success means subscribing to a term deposit. The subscription rate was about 11.70&amp;. It was used as the probability of success for a group of 30 customers. The probability of 5 subscription was 13.92%. This assumes that every customer has the same chance of subscribing and that outcomes are independent. Real customers may differ, so these assumptions may not always hold. </w:t>
       </w:r>
     </w:p>
     <w:p>
@@ -2311,14 +2717,20 @@
         </w:rPr>
       </w:pPr>
       <w:r>
-        <w:rPr>
-          <w:rFonts w:eastAsiaTheme="majorEastAsia"/>
-          <w:color w:val="3A3A3A" w:themeColor="background2" w:themeShade="40"/>
-          <w:spacing w:val="-10"/>
-          <w:kern w:val="28"/>
-        </w:rPr>
-        <w:t>The Poisson distribution was considered for modelling the number of previous contacts recorded for each customer. The sample mean was 0.5803, whereas the sample variance was 5.3058. In a Poisson distribution, the theoretical mean and variance are equal. The substantial difference between these values suggests overdispersion and indicates that a simple Poisson model may not adequately represent the observed data. This highlights the importance of comparing the assumptions of a theoretical distribution with the characteristics of the actual dataset before using it for probability estimation.</w:t>
-      </w:r>
+        <w:t>The Poisson distribution was tested using the number of previous contacts per customer. The mean was 0.5803 and the variance was 5.3058. A Poisson model expects the mean and variance to be equal. The much higher variance is called overdispersion and suggests that a simple Poisson model may not fit these data well. The graph compares the observed contact counts with the probabilities expected from the model.</w:t>
+      </w:r>
+    </w:p>
+    <w:p>
+      <w:pPr>
+        <w:ind w:firstLine="720"/>
+        <w:jc w:val="both"/>
+        <w:rPr>
+          <w:rFonts w:eastAsiaTheme="majorEastAsia"/>
+          <w:color w:val="3A3A3A" w:themeColor="background2" w:themeShade="40"/>
+          <w:spacing w:val="-10"/>
+          <w:kern w:val="28"/>
+        </w:rPr>
+      </w:pPr>
     </w:p>
     <w:p>
       <w:pPr>
@@ -2527,7 +2939,107 @@
           <w:spacing w:val="-10"/>
           <w:kern w:val="28"/>
         </w:rPr>
-        <w:t>Discrete variables can sometimes be approximated by a Normal distribution under suitable conditions. For a Binomial distribution, a Normal approximation may be reasonable when both the expected number of successes and failures are sufficiently large. For a Poisson distribution, a Normal approximation generally becomes more appropriate when its rate parameter is large. However, the number of observations in a dataset alone does not guarantee a good approximation. The underlying distribution and its parameters must also be considered. In this study, the low mean and substantial overdispersion of the previous-contact variable do not support assuming that a Normal approximation to a simple Poisson model would be satisfactory.</w:t>
+        <w:t xml:space="preserve">Discrete variables can sometimes be approximated by a </w:t>
+      </w:r>
+      <w:proofErr w:type="gramStart"/>
+      <w:r>
+        <w:rPr>
+          <w:rFonts w:eastAsiaTheme="majorEastAsia"/>
+          <w:color w:val="3A3A3A" w:themeColor="background2" w:themeShade="40"/>
+          <w:spacing w:val="-10"/>
+          <w:kern w:val="28"/>
+        </w:rPr>
+        <w:t>Normal</w:t>
+      </w:r>
+      <w:proofErr w:type="gramEnd"/>
+      <w:r>
+        <w:rPr>
+          <w:rFonts w:eastAsiaTheme="majorEastAsia"/>
+          <w:color w:val="3A3A3A" w:themeColor="background2" w:themeShade="40"/>
+          <w:spacing w:val="-10"/>
+          <w:kern w:val="28"/>
+        </w:rPr>
+        <w:t xml:space="preserve"> distribution under suitable conditions. For a Binomial distribution, a </w:t>
+      </w:r>
+      <w:proofErr w:type="gramStart"/>
+      <w:r>
+        <w:rPr>
+          <w:rFonts w:eastAsiaTheme="majorEastAsia"/>
+          <w:color w:val="3A3A3A" w:themeColor="background2" w:themeShade="40"/>
+          <w:spacing w:val="-10"/>
+          <w:kern w:val="28"/>
+        </w:rPr>
+        <w:t>Normal</w:t>
+      </w:r>
+      <w:proofErr w:type="gramEnd"/>
+      <w:r>
+        <w:rPr>
+          <w:rFonts w:eastAsiaTheme="majorEastAsia"/>
+          <w:color w:val="3A3A3A" w:themeColor="background2" w:themeShade="40"/>
+          <w:spacing w:val="-10"/>
+          <w:kern w:val="28"/>
+        </w:rPr>
+        <w:t xml:space="preserve"> approximation may be reasonable when both the expected number of successes and failures are sufficiently large. For a Poisson distribution, a </w:t>
+      </w:r>
+      <w:proofErr w:type="gramStart"/>
+      <w:r>
+        <w:rPr>
+          <w:rFonts w:eastAsiaTheme="majorEastAsia"/>
+          <w:color w:val="3A3A3A" w:themeColor="background2" w:themeShade="40"/>
+          <w:spacing w:val="-10"/>
+          <w:kern w:val="28"/>
+        </w:rPr>
+        <w:t>Normal</w:t>
+      </w:r>
+      <w:proofErr w:type="gramEnd"/>
+      <w:r>
+        <w:rPr>
+          <w:rFonts w:eastAsiaTheme="majorEastAsia"/>
+          <w:color w:val="3A3A3A" w:themeColor="background2" w:themeShade="40"/>
+          <w:spacing w:val="-10"/>
+          <w:kern w:val="28"/>
+        </w:rPr>
+        <w:t xml:space="preserve"> approximation generally becomes more appropriate when its rate parameter is large. However, the number of observations in a dataset alone does not guarantee a good approximation. The underlying distribution and its parameters must also be considered. In this study, the low mean and substantial overdispersion of the previous-contact variable do not support </w:t>
+      </w:r>
+      <w:proofErr w:type="gramStart"/>
+      <w:r>
+        <w:rPr>
+          <w:rFonts w:eastAsiaTheme="majorEastAsia"/>
+          <w:color w:val="3A3A3A" w:themeColor="background2" w:themeShade="40"/>
+          <w:spacing w:val="-10"/>
+          <w:kern w:val="28"/>
+        </w:rPr>
+        <w:t>assuming that</w:t>
+      </w:r>
+      <w:proofErr w:type="gramEnd"/>
+      <w:r>
+        <w:rPr>
+          <w:rFonts w:eastAsiaTheme="majorEastAsia"/>
+          <w:color w:val="3A3A3A" w:themeColor="background2" w:themeShade="40"/>
+          <w:spacing w:val="-10"/>
+          <w:kern w:val="28"/>
+        </w:rPr>
+        <w:t xml:space="preserve"> a </w:t>
+      </w:r>
+      <w:proofErr w:type="gramStart"/>
+      <w:r>
+        <w:rPr>
+          <w:rFonts w:eastAsiaTheme="majorEastAsia"/>
+          <w:color w:val="3A3A3A" w:themeColor="background2" w:themeShade="40"/>
+          <w:spacing w:val="-10"/>
+          <w:kern w:val="28"/>
+        </w:rPr>
+        <w:t>Normal</w:t>
+      </w:r>
+      <w:proofErr w:type="gramEnd"/>
+      <w:r>
+        <w:rPr>
+          <w:rFonts w:eastAsiaTheme="majorEastAsia"/>
+          <w:color w:val="3A3A3A" w:themeColor="background2" w:themeShade="40"/>
+          <w:spacing w:val="-10"/>
+          <w:kern w:val="28"/>
+        </w:rPr>
+        <w:t xml:space="preserve"> approximation to a simple Poisson model would be satisfactory.</w:t>
       </w:r>
     </w:p>
     <w:p>
@@ -2911,20 +3423,25 @@
           <w:kern w:val="28"/>
           <w:lang w:val="it-IT"/>
         </w:rPr>
-        <w:t>6. References</w:t>
-      </w:r>
-    </w:p>
-    <w:p>
-      <w:pPr>
-        <w:rPr>
-          <w:rFonts w:eastAsiaTheme="majorEastAsia"/>
+        <w:t xml:space="preserve">6. </w:t>
+      </w:r>
+      <w:proofErr w:type="spellStart"/>
+      <w:r>
+        <w:rPr>
+          <w:rFonts w:eastAsiaTheme="majorEastAsia"/>
+          <w:b/>
+          <w:bCs/>
           <w:color w:val="3A3A3A" w:themeColor="background2" w:themeShade="40"/>
           <w:spacing w:val="-10"/>
           <w:kern w:val="28"/>
           <w:lang w:val="it-IT"/>
         </w:rPr>
-      </w:pPr>
-      <w:r>
+        <w:t>References</w:t>
+      </w:r>
+      <w:proofErr w:type="spellEnd"/>
+    </w:p>
+    <w:p>
+      <w:pPr>
         <w:rPr>
           <w:rFonts w:eastAsiaTheme="majorEastAsia"/>
           <w:color w:val="3A3A3A" w:themeColor="background2" w:themeShade="40"/>
@@ -2932,7 +3449,214 @@
           <w:kern w:val="28"/>
           <w:lang w:val="it-IT"/>
         </w:rPr>
-        <w:t>[Liste todas as fontes citadas no texto, utilizando o estilo Harvard exigido pelo curso.]</w:t>
+      </w:pPr>
+      <w:r>
+        <w:rPr>
+          <w:rFonts w:eastAsiaTheme="majorEastAsia"/>
+          <w:color w:val="3A3A3A" w:themeColor="background2" w:themeShade="40"/>
+          <w:spacing w:val="-10"/>
+          <w:kern w:val="28"/>
+          <w:lang w:val="it-IT"/>
+        </w:rPr>
+        <w:t xml:space="preserve">[Liste </w:t>
+      </w:r>
+      <w:proofErr w:type="spellStart"/>
+      <w:r>
+        <w:rPr>
+          <w:rFonts w:eastAsiaTheme="majorEastAsia"/>
+          <w:color w:val="3A3A3A" w:themeColor="background2" w:themeShade="40"/>
+          <w:spacing w:val="-10"/>
+          <w:kern w:val="28"/>
+          <w:lang w:val="it-IT"/>
+        </w:rPr>
+        <w:t>todas</w:t>
+      </w:r>
+      <w:proofErr w:type="spellEnd"/>
+      <w:r>
+        <w:rPr>
+          <w:rFonts w:eastAsiaTheme="majorEastAsia"/>
+          <w:color w:val="3A3A3A" w:themeColor="background2" w:themeShade="40"/>
+          <w:spacing w:val="-10"/>
+          <w:kern w:val="28"/>
+          <w:lang w:val="it-IT"/>
+        </w:rPr>
+        <w:t xml:space="preserve"> </w:t>
+      </w:r>
+      <w:proofErr w:type="spellStart"/>
+      <w:r>
+        <w:rPr>
+          <w:rFonts w:eastAsiaTheme="majorEastAsia"/>
+          <w:color w:val="3A3A3A" w:themeColor="background2" w:themeShade="40"/>
+          <w:spacing w:val="-10"/>
+          <w:kern w:val="28"/>
+          <w:lang w:val="it-IT"/>
+        </w:rPr>
+        <w:t>as</w:t>
+      </w:r>
+      <w:proofErr w:type="spellEnd"/>
+      <w:r>
+        <w:rPr>
+          <w:rFonts w:eastAsiaTheme="majorEastAsia"/>
+          <w:color w:val="3A3A3A" w:themeColor="background2" w:themeShade="40"/>
+          <w:spacing w:val="-10"/>
+          <w:kern w:val="28"/>
+          <w:lang w:val="it-IT"/>
+        </w:rPr>
+        <w:t xml:space="preserve"> </w:t>
+      </w:r>
+      <w:proofErr w:type="spellStart"/>
+      <w:r>
+        <w:rPr>
+          <w:rFonts w:eastAsiaTheme="majorEastAsia"/>
+          <w:color w:val="3A3A3A" w:themeColor="background2" w:themeShade="40"/>
+          <w:spacing w:val="-10"/>
+          <w:kern w:val="28"/>
+          <w:lang w:val="it-IT"/>
+        </w:rPr>
+        <w:t>fontes</w:t>
+      </w:r>
+      <w:proofErr w:type="spellEnd"/>
+      <w:r>
+        <w:rPr>
+          <w:rFonts w:eastAsiaTheme="majorEastAsia"/>
+          <w:color w:val="3A3A3A" w:themeColor="background2" w:themeShade="40"/>
+          <w:spacing w:val="-10"/>
+          <w:kern w:val="28"/>
+          <w:lang w:val="it-IT"/>
+        </w:rPr>
+        <w:t xml:space="preserve"> </w:t>
+      </w:r>
+      <w:proofErr w:type="spellStart"/>
+      <w:r>
+        <w:rPr>
+          <w:rFonts w:eastAsiaTheme="majorEastAsia"/>
+          <w:color w:val="3A3A3A" w:themeColor="background2" w:themeShade="40"/>
+          <w:spacing w:val="-10"/>
+          <w:kern w:val="28"/>
+          <w:lang w:val="it-IT"/>
+        </w:rPr>
+        <w:t>citadas</w:t>
+      </w:r>
+      <w:proofErr w:type="spellEnd"/>
+      <w:r>
+        <w:rPr>
+          <w:rFonts w:eastAsiaTheme="majorEastAsia"/>
+          <w:color w:val="3A3A3A" w:themeColor="background2" w:themeShade="40"/>
+          <w:spacing w:val="-10"/>
+          <w:kern w:val="28"/>
+          <w:lang w:val="it-IT"/>
+        </w:rPr>
+        <w:t xml:space="preserve"> </w:t>
+      </w:r>
+      <w:proofErr w:type="gramStart"/>
+      <w:r>
+        <w:rPr>
+          <w:rFonts w:eastAsiaTheme="majorEastAsia"/>
+          <w:color w:val="3A3A3A" w:themeColor="background2" w:themeShade="40"/>
+          <w:spacing w:val="-10"/>
+          <w:kern w:val="28"/>
+          <w:lang w:val="it-IT"/>
+        </w:rPr>
+        <w:t>no</w:t>
+      </w:r>
+      <w:proofErr w:type="gramEnd"/>
+      <w:r>
+        <w:rPr>
+          <w:rFonts w:eastAsiaTheme="majorEastAsia"/>
+          <w:color w:val="3A3A3A" w:themeColor="background2" w:themeShade="40"/>
+          <w:spacing w:val="-10"/>
+          <w:kern w:val="28"/>
+          <w:lang w:val="it-IT"/>
+        </w:rPr>
+        <w:t xml:space="preserve"> texto, </w:t>
+      </w:r>
+      <w:proofErr w:type="spellStart"/>
+      <w:r>
+        <w:rPr>
+          <w:rFonts w:eastAsiaTheme="majorEastAsia"/>
+          <w:color w:val="3A3A3A" w:themeColor="background2" w:themeShade="40"/>
+          <w:spacing w:val="-10"/>
+          <w:kern w:val="28"/>
+          <w:lang w:val="it-IT"/>
+        </w:rPr>
+        <w:t>utilizando</w:t>
+      </w:r>
+      <w:proofErr w:type="spellEnd"/>
+      <w:r>
+        <w:rPr>
+          <w:rFonts w:eastAsiaTheme="majorEastAsia"/>
+          <w:color w:val="3A3A3A" w:themeColor="background2" w:themeShade="40"/>
+          <w:spacing w:val="-10"/>
+          <w:kern w:val="28"/>
+          <w:lang w:val="it-IT"/>
+        </w:rPr>
+        <w:t xml:space="preserve"> o </w:t>
+      </w:r>
+      <w:proofErr w:type="spellStart"/>
+      <w:r>
+        <w:rPr>
+          <w:rFonts w:eastAsiaTheme="majorEastAsia"/>
+          <w:color w:val="3A3A3A" w:themeColor="background2" w:themeShade="40"/>
+          <w:spacing w:val="-10"/>
+          <w:kern w:val="28"/>
+          <w:lang w:val="it-IT"/>
+        </w:rPr>
+        <w:t>estilo</w:t>
+      </w:r>
+      <w:proofErr w:type="spellEnd"/>
+      <w:r>
+        <w:rPr>
+          <w:rFonts w:eastAsiaTheme="majorEastAsia"/>
+          <w:color w:val="3A3A3A" w:themeColor="background2" w:themeShade="40"/>
+          <w:spacing w:val="-10"/>
+          <w:kern w:val="28"/>
+          <w:lang w:val="it-IT"/>
+        </w:rPr>
+        <w:t xml:space="preserve"> Harvard </w:t>
+      </w:r>
+      <w:proofErr w:type="spellStart"/>
+      <w:r>
+        <w:rPr>
+          <w:rFonts w:eastAsiaTheme="majorEastAsia"/>
+          <w:color w:val="3A3A3A" w:themeColor="background2" w:themeShade="40"/>
+          <w:spacing w:val="-10"/>
+          <w:kern w:val="28"/>
+          <w:lang w:val="it-IT"/>
+        </w:rPr>
+        <w:t>exigido</w:t>
+      </w:r>
+      <w:proofErr w:type="spellEnd"/>
+      <w:r>
+        <w:rPr>
+          <w:rFonts w:eastAsiaTheme="majorEastAsia"/>
+          <w:color w:val="3A3A3A" w:themeColor="background2" w:themeShade="40"/>
+          <w:spacing w:val="-10"/>
+          <w:kern w:val="28"/>
+          <w:lang w:val="it-IT"/>
+        </w:rPr>
+        <w:t xml:space="preserve"> pelo </w:t>
+      </w:r>
+      <w:proofErr w:type="spellStart"/>
+      <w:r>
+        <w:rPr>
+          <w:rFonts w:eastAsiaTheme="majorEastAsia"/>
+          <w:color w:val="3A3A3A" w:themeColor="background2" w:themeShade="40"/>
+          <w:spacing w:val="-10"/>
+          <w:kern w:val="28"/>
+          <w:lang w:val="it-IT"/>
+        </w:rPr>
+        <w:t>curso</w:t>
+      </w:r>
+      <w:proofErr w:type="spellEnd"/>
+      <w:r>
+        <w:rPr>
+          <w:rFonts w:eastAsiaTheme="majorEastAsia"/>
+          <w:color w:val="3A3A3A" w:themeColor="background2" w:themeShade="40"/>
+          <w:spacing w:val="-10"/>
+          <w:kern w:val="28"/>
+          <w:lang w:val="it-IT"/>
+        </w:rPr>
+        <w:t>.]</w:t>
       </w:r>
     </w:p>
     <w:p>
@@ -3030,16 +3754,307 @@
           <w:kern w:val="28"/>
           <w:lang w:val="fr-FR"/>
         </w:rPr>
-        <w:t xml:space="preserve">[Acrescente outras fontes académicas ou técnicas efetivamente consultadas, incluindo as utilizadas para explicar os métodos estatísticos. </w:t>
-      </w:r>
-      <w:r>
-        <w:rPr>
-          <w:rFonts w:eastAsiaTheme="majorEastAsia"/>
-          <w:color w:val="3A3A3A" w:themeColor="background2" w:themeShade="40"/>
-          <w:spacing w:val="-10"/>
-          <w:kern w:val="28"/>
-        </w:rPr>
-        <w:t>Verifique as regras de Harvard fornecidas pelo CCT.]</w:t>
+        <w:t>[</w:t>
+      </w:r>
+      <w:proofErr w:type="spellStart"/>
+      <w:r>
+        <w:rPr>
+          <w:rFonts w:eastAsiaTheme="majorEastAsia"/>
+          <w:color w:val="3A3A3A" w:themeColor="background2" w:themeShade="40"/>
+          <w:spacing w:val="-10"/>
+          <w:kern w:val="28"/>
+          <w:lang w:val="fr-FR"/>
+        </w:rPr>
+        <w:t>Acrescente</w:t>
+      </w:r>
+      <w:proofErr w:type="spellEnd"/>
+      <w:r>
+        <w:rPr>
+          <w:rFonts w:eastAsiaTheme="majorEastAsia"/>
+          <w:color w:val="3A3A3A" w:themeColor="background2" w:themeShade="40"/>
+          <w:spacing w:val="-10"/>
+          <w:kern w:val="28"/>
+          <w:lang w:val="fr-FR"/>
+        </w:rPr>
+        <w:t xml:space="preserve"> outras fontes </w:t>
+      </w:r>
+      <w:proofErr w:type="spellStart"/>
+      <w:r>
+        <w:rPr>
+          <w:rFonts w:eastAsiaTheme="majorEastAsia"/>
+          <w:color w:val="3A3A3A" w:themeColor="background2" w:themeShade="40"/>
+          <w:spacing w:val="-10"/>
+          <w:kern w:val="28"/>
+          <w:lang w:val="fr-FR"/>
+        </w:rPr>
+        <w:t>académicas</w:t>
+      </w:r>
+      <w:proofErr w:type="spellEnd"/>
+      <w:r>
+        <w:rPr>
+          <w:rFonts w:eastAsiaTheme="majorEastAsia"/>
+          <w:color w:val="3A3A3A" w:themeColor="background2" w:themeShade="40"/>
+          <w:spacing w:val="-10"/>
+          <w:kern w:val="28"/>
+          <w:lang w:val="fr-FR"/>
+        </w:rPr>
+        <w:t xml:space="preserve"> ou </w:t>
+      </w:r>
+      <w:proofErr w:type="spellStart"/>
+      <w:r>
+        <w:rPr>
+          <w:rFonts w:eastAsiaTheme="majorEastAsia"/>
+          <w:color w:val="3A3A3A" w:themeColor="background2" w:themeShade="40"/>
+          <w:spacing w:val="-10"/>
+          <w:kern w:val="28"/>
+          <w:lang w:val="fr-FR"/>
+        </w:rPr>
+        <w:t>técnicas</w:t>
+      </w:r>
+      <w:proofErr w:type="spellEnd"/>
+      <w:r>
+        <w:rPr>
+          <w:rFonts w:eastAsiaTheme="majorEastAsia"/>
+          <w:color w:val="3A3A3A" w:themeColor="background2" w:themeShade="40"/>
+          <w:spacing w:val="-10"/>
+          <w:kern w:val="28"/>
+          <w:lang w:val="fr-FR"/>
+        </w:rPr>
+        <w:t xml:space="preserve"> </w:t>
+      </w:r>
+      <w:proofErr w:type="spellStart"/>
+      <w:r>
+        <w:rPr>
+          <w:rFonts w:eastAsiaTheme="majorEastAsia"/>
+          <w:color w:val="3A3A3A" w:themeColor="background2" w:themeShade="40"/>
+          <w:spacing w:val="-10"/>
+          <w:kern w:val="28"/>
+          <w:lang w:val="fr-FR"/>
+        </w:rPr>
+        <w:t>efetivamente</w:t>
+      </w:r>
+      <w:proofErr w:type="spellEnd"/>
+      <w:r>
+        <w:rPr>
+          <w:rFonts w:eastAsiaTheme="majorEastAsia"/>
+          <w:color w:val="3A3A3A" w:themeColor="background2" w:themeShade="40"/>
+          <w:spacing w:val="-10"/>
+          <w:kern w:val="28"/>
+          <w:lang w:val="fr-FR"/>
+        </w:rPr>
+        <w:t xml:space="preserve"> </w:t>
+      </w:r>
+      <w:proofErr w:type="spellStart"/>
+      <w:r>
+        <w:rPr>
+          <w:rFonts w:eastAsiaTheme="majorEastAsia"/>
+          <w:color w:val="3A3A3A" w:themeColor="background2" w:themeShade="40"/>
+          <w:spacing w:val="-10"/>
+          <w:kern w:val="28"/>
+          <w:lang w:val="fr-FR"/>
+        </w:rPr>
+        <w:t>consultadas</w:t>
+      </w:r>
+      <w:proofErr w:type="spellEnd"/>
+      <w:r>
+        <w:rPr>
+          <w:rFonts w:eastAsiaTheme="majorEastAsia"/>
+          <w:color w:val="3A3A3A" w:themeColor="background2" w:themeShade="40"/>
+          <w:spacing w:val="-10"/>
+          <w:kern w:val="28"/>
+          <w:lang w:val="fr-FR"/>
+        </w:rPr>
+        <w:t xml:space="preserve">, </w:t>
+      </w:r>
+      <w:proofErr w:type="spellStart"/>
+      <w:r>
+        <w:rPr>
+          <w:rFonts w:eastAsiaTheme="majorEastAsia"/>
+          <w:color w:val="3A3A3A" w:themeColor="background2" w:themeShade="40"/>
+          <w:spacing w:val="-10"/>
+          <w:kern w:val="28"/>
+          <w:lang w:val="fr-FR"/>
+        </w:rPr>
+        <w:t>incluindo</w:t>
+      </w:r>
+      <w:proofErr w:type="spellEnd"/>
+      <w:r>
+        <w:rPr>
+          <w:rFonts w:eastAsiaTheme="majorEastAsia"/>
+          <w:color w:val="3A3A3A" w:themeColor="background2" w:themeShade="40"/>
+          <w:spacing w:val="-10"/>
+          <w:kern w:val="28"/>
+          <w:lang w:val="fr-FR"/>
+        </w:rPr>
+        <w:t xml:space="preserve"> as </w:t>
+      </w:r>
+      <w:proofErr w:type="spellStart"/>
+      <w:r>
+        <w:rPr>
+          <w:rFonts w:eastAsiaTheme="majorEastAsia"/>
+          <w:color w:val="3A3A3A" w:themeColor="background2" w:themeShade="40"/>
+          <w:spacing w:val="-10"/>
+          <w:kern w:val="28"/>
+          <w:lang w:val="fr-FR"/>
+        </w:rPr>
+        <w:t>utilizadas</w:t>
+      </w:r>
+      <w:proofErr w:type="spellEnd"/>
+      <w:r>
+        <w:rPr>
+          <w:rFonts w:eastAsiaTheme="majorEastAsia"/>
+          <w:color w:val="3A3A3A" w:themeColor="background2" w:themeShade="40"/>
+          <w:spacing w:val="-10"/>
+          <w:kern w:val="28"/>
+          <w:lang w:val="fr-FR"/>
+        </w:rPr>
+        <w:t xml:space="preserve"> para </w:t>
+      </w:r>
+      <w:proofErr w:type="spellStart"/>
+      <w:r>
+        <w:rPr>
+          <w:rFonts w:eastAsiaTheme="majorEastAsia"/>
+          <w:color w:val="3A3A3A" w:themeColor="background2" w:themeShade="40"/>
+          <w:spacing w:val="-10"/>
+          <w:kern w:val="28"/>
+          <w:lang w:val="fr-FR"/>
+        </w:rPr>
+        <w:t>explicar</w:t>
+      </w:r>
+      <w:proofErr w:type="spellEnd"/>
+      <w:r>
+        <w:rPr>
+          <w:rFonts w:eastAsiaTheme="majorEastAsia"/>
+          <w:color w:val="3A3A3A" w:themeColor="background2" w:themeShade="40"/>
+          <w:spacing w:val="-10"/>
+          <w:kern w:val="28"/>
+          <w:lang w:val="fr-FR"/>
+        </w:rPr>
+        <w:t xml:space="preserve"> os </w:t>
+      </w:r>
+      <w:proofErr w:type="spellStart"/>
+      <w:r>
+        <w:rPr>
+          <w:rFonts w:eastAsiaTheme="majorEastAsia"/>
+          <w:color w:val="3A3A3A" w:themeColor="background2" w:themeShade="40"/>
+          <w:spacing w:val="-10"/>
+          <w:kern w:val="28"/>
+          <w:lang w:val="fr-FR"/>
+        </w:rPr>
+        <w:t>métodos</w:t>
+      </w:r>
+      <w:proofErr w:type="spellEnd"/>
+      <w:r>
+        <w:rPr>
+          <w:rFonts w:eastAsiaTheme="majorEastAsia"/>
+          <w:color w:val="3A3A3A" w:themeColor="background2" w:themeShade="40"/>
+          <w:spacing w:val="-10"/>
+          <w:kern w:val="28"/>
+          <w:lang w:val="fr-FR"/>
+        </w:rPr>
+        <w:t xml:space="preserve"> </w:t>
+      </w:r>
+      <w:proofErr w:type="spellStart"/>
+      <w:r>
+        <w:rPr>
+          <w:rFonts w:eastAsiaTheme="majorEastAsia"/>
+          <w:color w:val="3A3A3A" w:themeColor="background2" w:themeShade="40"/>
+          <w:spacing w:val="-10"/>
+          <w:kern w:val="28"/>
+          <w:lang w:val="fr-FR"/>
+        </w:rPr>
+        <w:t>estatísticos</w:t>
+      </w:r>
+      <w:proofErr w:type="spellEnd"/>
+      <w:r>
+        <w:rPr>
+          <w:rFonts w:eastAsiaTheme="majorEastAsia"/>
+          <w:color w:val="3A3A3A" w:themeColor="background2" w:themeShade="40"/>
+          <w:spacing w:val="-10"/>
+          <w:kern w:val="28"/>
+          <w:lang w:val="fr-FR"/>
+        </w:rPr>
+        <w:t xml:space="preserve">. </w:t>
+      </w:r>
+      <w:proofErr w:type="spellStart"/>
+      <w:r>
+        <w:rPr>
+          <w:rFonts w:eastAsiaTheme="majorEastAsia"/>
+          <w:color w:val="3A3A3A" w:themeColor="background2" w:themeShade="40"/>
+          <w:spacing w:val="-10"/>
+          <w:kern w:val="28"/>
+        </w:rPr>
+        <w:t>Verifique</w:t>
+      </w:r>
+      <w:proofErr w:type="spellEnd"/>
+      <w:r>
+        <w:rPr>
+          <w:rFonts w:eastAsiaTheme="majorEastAsia"/>
+          <w:color w:val="3A3A3A" w:themeColor="background2" w:themeShade="40"/>
+          <w:spacing w:val="-10"/>
+          <w:kern w:val="28"/>
+        </w:rPr>
+        <w:t xml:space="preserve"> as </w:t>
+      </w:r>
+      <w:proofErr w:type="spellStart"/>
+      <w:r>
+        <w:rPr>
+          <w:rFonts w:eastAsiaTheme="majorEastAsia"/>
+          <w:color w:val="3A3A3A" w:themeColor="background2" w:themeShade="40"/>
+          <w:spacing w:val="-10"/>
+          <w:kern w:val="28"/>
+        </w:rPr>
+        <w:t>regras</w:t>
+      </w:r>
+      <w:proofErr w:type="spellEnd"/>
+      <w:r>
+        <w:rPr>
+          <w:rFonts w:eastAsiaTheme="majorEastAsia"/>
+          <w:color w:val="3A3A3A" w:themeColor="background2" w:themeShade="40"/>
+          <w:spacing w:val="-10"/>
+          <w:kern w:val="28"/>
+        </w:rPr>
+        <w:t xml:space="preserve"> de Harvard </w:t>
+      </w:r>
+      <w:proofErr w:type="spellStart"/>
+      <w:r>
+        <w:rPr>
+          <w:rFonts w:eastAsiaTheme="majorEastAsia"/>
+          <w:color w:val="3A3A3A" w:themeColor="background2" w:themeShade="40"/>
+          <w:spacing w:val="-10"/>
+          <w:kern w:val="28"/>
+        </w:rPr>
+        <w:t>fornecidas</w:t>
+      </w:r>
+      <w:proofErr w:type="spellEnd"/>
+      <w:r>
+        <w:rPr>
+          <w:rFonts w:eastAsiaTheme="majorEastAsia"/>
+          <w:color w:val="3A3A3A" w:themeColor="background2" w:themeShade="40"/>
+          <w:spacing w:val="-10"/>
+          <w:kern w:val="28"/>
+        </w:rPr>
+        <w:t xml:space="preserve"> </w:t>
+      </w:r>
+      <w:proofErr w:type="spellStart"/>
+      <w:r>
+        <w:rPr>
+          <w:rFonts w:eastAsiaTheme="majorEastAsia"/>
+          <w:color w:val="3A3A3A" w:themeColor="background2" w:themeShade="40"/>
+          <w:spacing w:val="-10"/>
+          <w:kern w:val="28"/>
+        </w:rPr>
+        <w:t>pelo</w:t>
+      </w:r>
+      <w:proofErr w:type="spellEnd"/>
+      <w:r>
+        <w:rPr>
+          <w:rFonts w:eastAsiaTheme="majorEastAsia"/>
+          <w:color w:val="3A3A3A" w:themeColor="background2" w:themeShade="40"/>
+          <w:spacing w:val="-10"/>
+          <w:kern w:val="28"/>
+        </w:rPr>
+        <w:t xml:space="preserve"> CCT.]</w:t>
       </w:r>
     </w:p>
     <w:p>
@@ -3083,7 +4098,73 @@
           <w:kern w:val="28"/>
           <w:lang w:val="it-IT"/>
         </w:rPr>
-        <w:t>[Apêndice obrigatório conforme o enunciado.]</w:t>
+        <w:t>[</w:t>
+      </w:r>
+      <w:proofErr w:type="spellStart"/>
+      <w:r>
+        <w:rPr>
+          <w:rFonts w:eastAsiaTheme="majorEastAsia"/>
+          <w:color w:val="3A3A3A" w:themeColor="background2" w:themeShade="40"/>
+          <w:spacing w:val="-10"/>
+          <w:kern w:val="28"/>
+          <w:lang w:val="it-IT"/>
+        </w:rPr>
+        <w:t>Apêndice</w:t>
+      </w:r>
+      <w:proofErr w:type="spellEnd"/>
+      <w:r>
+        <w:rPr>
+          <w:rFonts w:eastAsiaTheme="majorEastAsia"/>
+          <w:color w:val="3A3A3A" w:themeColor="background2" w:themeShade="40"/>
+          <w:spacing w:val="-10"/>
+          <w:kern w:val="28"/>
+          <w:lang w:val="it-IT"/>
+        </w:rPr>
+        <w:t xml:space="preserve"> </w:t>
+      </w:r>
+      <w:proofErr w:type="spellStart"/>
+      <w:r>
+        <w:rPr>
+          <w:rFonts w:eastAsiaTheme="majorEastAsia"/>
+          <w:color w:val="3A3A3A" w:themeColor="background2" w:themeShade="40"/>
+          <w:spacing w:val="-10"/>
+          <w:kern w:val="28"/>
+          <w:lang w:val="it-IT"/>
+        </w:rPr>
+        <w:t>obrigatório</w:t>
+      </w:r>
+      <w:proofErr w:type="spellEnd"/>
+      <w:r>
+        <w:rPr>
+          <w:rFonts w:eastAsiaTheme="majorEastAsia"/>
+          <w:color w:val="3A3A3A" w:themeColor="background2" w:themeShade="40"/>
+          <w:spacing w:val="-10"/>
+          <w:kern w:val="28"/>
+          <w:lang w:val="it-IT"/>
+        </w:rPr>
+        <w:t xml:space="preserve"> conforme o </w:t>
+      </w:r>
+      <w:proofErr w:type="spellStart"/>
+      <w:r>
+        <w:rPr>
+          <w:rFonts w:eastAsiaTheme="majorEastAsia"/>
+          <w:color w:val="3A3A3A" w:themeColor="background2" w:themeShade="40"/>
+          <w:spacing w:val="-10"/>
+          <w:kern w:val="28"/>
+          <w:lang w:val="it-IT"/>
+        </w:rPr>
+        <w:t>enunciado</w:t>
+      </w:r>
+      <w:proofErr w:type="spellEnd"/>
+      <w:r>
+        <w:rPr>
+          <w:rFonts w:eastAsiaTheme="majorEastAsia"/>
+          <w:color w:val="3A3A3A" w:themeColor="background2" w:themeShade="40"/>
+          <w:spacing w:val="-10"/>
+          <w:kern w:val="28"/>
+          <w:lang w:val="it-IT"/>
+        </w:rPr>
+        <w:t>.]</w:t>
       </w:r>
     </w:p>
     <w:p>
@@ -3256,16 +4337,138 @@
           <w:kern w:val="28"/>
           <w:lang w:val="fr-FR"/>
         </w:rPr>
-        <w:t xml:space="preserve">[Não invente prompts ou outputs. </w:t>
-      </w:r>
-      <w:r>
-        <w:rPr>
-          <w:rFonts w:eastAsiaTheme="majorEastAsia"/>
-          <w:color w:val="3A3A3A" w:themeColor="background2" w:themeShade="40"/>
-          <w:spacing w:val="-10"/>
-          <w:kern w:val="28"/>
-        </w:rPr>
-        <w:t>Registe as interações reais e siga exatamente as instruções do enunciado.]</w:t>
+        <w:t>[</w:t>
+      </w:r>
+      <w:proofErr w:type="spellStart"/>
+      <w:r>
+        <w:rPr>
+          <w:rFonts w:eastAsiaTheme="majorEastAsia"/>
+          <w:color w:val="3A3A3A" w:themeColor="background2" w:themeShade="40"/>
+          <w:spacing w:val="-10"/>
+          <w:kern w:val="28"/>
+          <w:lang w:val="fr-FR"/>
+        </w:rPr>
+        <w:t>Não</w:t>
+      </w:r>
+      <w:proofErr w:type="spellEnd"/>
+      <w:r>
+        <w:rPr>
+          <w:rFonts w:eastAsiaTheme="majorEastAsia"/>
+          <w:color w:val="3A3A3A" w:themeColor="background2" w:themeShade="40"/>
+          <w:spacing w:val="-10"/>
+          <w:kern w:val="28"/>
+          <w:lang w:val="fr-FR"/>
+        </w:rPr>
+        <w:t xml:space="preserve"> invente prompts ou outputs. </w:t>
+      </w:r>
+      <w:r>
+        <w:rPr>
+          <w:rFonts w:eastAsiaTheme="majorEastAsia"/>
+          <w:color w:val="3A3A3A" w:themeColor="background2" w:themeShade="40"/>
+          <w:spacing w:val="-10"/>
+          <w:kern w:val="28"/>
+        </w:rPr>
+        <w:t xml:space="preserve">Registe as </w:t>
+      </w:r>
+      <w:proofErr w:type="spellStart"/>
+      <w:r>
+        <w:rPr>
+          <w:rFonts w:eastAsiaTheme="majorEastAsia"/>
+          <w:color w:val="3A3A3A" w:themeColor="background2" w:themeShade="40"/>
+          <w:spacing w:val="-10"/>
+          <w:kern w:val="28"/>
+        </w:rPr>
+        <w:t>interações</w:t>
+      </w:r>
+      <w:proofErr w:type="spellEnd"/>
+      <w:r>
+        <w:rPr>
+          <w:rFonts w:eastAsiaTheme="majorEastAsia"/>
+          <w:color w:val="3A3A3A" w:themeColor="background2" w:themeShade="40"/>
+          <w:spacing w:val="-10"/>
+          <w:kern w:val="28"/>
+        </w:rPr>
+        <w:t xml:space="preserve"> reais e </w:t>
+      </w:r>
+      <w:proofErr w:type="spellStart"/>
+      <w:r>
+        <w:rPr>
+          <w:rFonts w:eastAsiaTheme="majorEastAsia"/>
+          <w:color w:val="3A3A3A" w:themeColor="background2" w:themeShade="40"/>
+          <w:spacing w:val="-10"/>
+          <w:kern w:val="28"/>
+        </w:rPr>
+        <w:t>siga</w:t>
+      </w:r>
+      <w:proofErr w:type="spellEnd"/>
+      <w:r>
+        <w:rPr>
+          <w:rFonts w:eastAsiaTheme="majorEastAsia"/>
+          <w:color w:val="3A3A3A" w:themeColor="background2" w:themeShade="40"/>
+          <w:spacing w:val="-10"/>
+          <w:kern w:val="28"/>
+        </w:rPr>
+        <w:t xml:space="preserve"> </w:t>
+      </w:r>
+      <w:proofErr w:type="spellStart"/>
+      <w:r>
+        <w:rPr>
+          <w:rFonts w:eastAsiaTheme="majorEastAsia"/>
+          <w:color w:val="3A3A3A" w:themeColor="background2" w:themeShade="40"/>
+          <w:spacing w:val="-10"/>
+          <w:kern w:val="28"/>
+        </w:rPr>
+        <w:t>exatamente</w:t>
+      </w:r>
+      <w:proofErr w:type="spellEnd"/>
+      <w:r>
+        <w:rPr>
+          <w:rFonts w:eastAsiaTheme="majorEastAsia"/>
+          <w:color w:val="3A3A3A" w:themeColor="background2" w:themeShade="40"/>
+          <w:spacing w:val="-10"/>
+          <w:kern w:val="28"/>
+        </w:rPr>
+        <w:t xml:space="preserve"> as </w:t>
+      </w:r>
+      <w:proofErr w:type="spellStart"/>
+      <w:r>
+        <w:rPr>
+          <w:rFonts w:eastAsiaTheme="majorEastAsia"/>
+          <w:color w:val="3A3A3A" w:themeColor="background2" w:themeShade="40"/>
+          <w:spacing w:val="-10"/>
+          <w:kern w:val="28"/>
+        </w:rPr>
+        <w:t>instruções</w:t>
+      </w:r>
+      <w:proofErr w:type="spellEnd"/>
+      <w:r>
+        <w:rPr>
+          <w:rFonts w:eastAsiaTheme="majorEastAsia"/>
+          <w:color w:val="3A3A3A" w:themeColor="background2" w:themeShade="40"/>
+          <w:spacing w:val="-10"/>
+          <w:kern w:val="28"/>
+        </w:rPr>
+        <w:t xml:space="preserve"> do </w:t>
+      </w:r>
+      <w:proofErr w:type="spellStart"/>
+      <w:r>
+        <w:rPr>
+          <w:rFonts w:eastAsiaTheme="majorEastAsia"/>
+          <w:color w:val="3A3A3A" w:themeColor="background2" w:themeShade="40"/>
+          <w:spacing w:val="-10"/>
+          <w:kern w:val="28"/>
+        </w:rPr>
+        <w:t>enunciado</w:t>
+      </w:r>
+      <w:proofErr w:type="spellEnd"/>
+      <w:r>
+        <w:rPr>
+          <w:rFonts w:eastAsiaTheme="majorEastAsia"/>
+          <w:color w:val="3A3A3A" w:themeColor="background2" w:themeShade="40"/>
+          <w:spacing w:val="-10"/>
+          <w:kern w:val="28"/>
+        </w:rPr>
+        <w:t>.]</w:t>
       </w:r>
     </w:p>
     <w:p>

--- a/Stats- HDip DBA Sept-26_2026617_CA-1.docx
+++ b/Stats- HDip DBA Sept-26_2026617_CA-1.docx
@@ -1468,27 +1468,7 @@
           <w:spacing w:val="-10"/>
           <w:kern w:val="28"/>
         </w:rPr>
-        <w:t xml:space="preserve"> details and campaign factor that may be linked if a costumer subscribes to a term deposit. The work </w:t>
-      </w:r>
-      <w:proofErr w:type="gramStart"/>
-      <w:r>
-        <w:rPr>
-          <w:rFonts w:eastAsiaTheme="majorEastAsia"/>
-          <w:color w:val="3A3A3A" w:themeColor="background2" w:themeShade="40"/>
-          <w:spacing w:val="-10"/>
-          <w:kern w:val="28"/>
-        </w:rPr>
-        <w:t>include</w:t>
-      </w:r>
-      <w:proofErr w:type="gramEnd"/>
-      <w:r>
-        <w:rPr>
-          <w:rFonts w:eastAsiaTheme="majorEastAsia"/>
-          <w:color w:val="3A3A3A" w:themeColor="background2" w:themeShade="40"/>
-          <w:spacing w:val="-10"/>
-          <w:kern w:val="28"/>
-        </w:rPr>
-        <w:t xml:space="preserve"> descriptive statistics, graphs, Binomial, Poisson and Normal distribution. The main question for this is@: Which customer and campaign details are linked to campaign success? The analyses can show patterns, but it cannot prove that one </w:t>
+        <w:t xml:space="preserve"> details and campaign factor that may be linked if a costumer subscribes to a term deposit. The work include descriptive statistics, graphs, Binomial, Poisson and Normal distribution. The main question for this is@: Which customer and campaign details are linked to campaign success? The analyses can show patterns, but it cannot prove that one </w:t>
       </w:r>
       <w:proofErr w:type="spellStart"/>
       <w:r>
@@ -1686,17 +1666,7 @@
           <w:spacing w:val="-10"/>
           <w:kern w:val="28"/>
         </w:rPr>
-        <w:t>read_</w:t>
-      </w:r>
-      <w:proofErr w:type="gramStart"/>
-      <w:r>
-        <w:rPr>
-          <w:rFonts w:eastAsiaTheme="majorEastAsia"/>
-          <w:color w:val="3A3A3A" w:themeColor="background2" w:themeShade="40"/>
-          <w:spacing w:val="-10"/>
-          <w:kern w:val="28"/>
-        </w:rPr>
-        <w:t>csv</w:t>
+        <w:t>read_csv</w:t>
       </w:r>
       <w:proofErr w:type="spellEnd"/>
       <w:r>
@@ -1706,17 +1676,7 @@
           <w:spacing w:val="-10"/>
           <w:kern w:val="28"/>
         </w:rPr>
-        <w:t>(</w:t>
-      </w:r>
-      <w:proofErr w:type="gramEnd"/>
-      <w:r>
-        <w:rPr>
-          <w:rFonts w:eastAsiaTheme="majorEastAsia"/>
-          <w:color w:val="3A3A3A" w:themeColor="background2" w:themeShade="40"/>
-          <w:spacing w:val="-10"/>
-          <w:kern w:val="28"/>
-        </w:rPr>
-        <w:t xml:space="preserve">). I used </w:t>
+        <w:t xml:space="preserve">(). I used </w:t>
       </w:r>
       <w:proofErr w:type="spellStart"/>
       <w:r>
@@ -1736,27 +1696,7 @@
           <w:spacing w:val="-10"/>
           <w:kern w:val="28"/>
         </w:rPr>
-        <w:t xml:space="preserve">=’;’ because the values were separated by semicolons, not commas. Used </w:t>
-      </w:r>
-      <w:proofErr w:type="gramStart"/>
-      <w:r>
-        <w:rPr>
-          <w:rFonts w:eastAsiaTheme="majorEastAsia"/>
-          <w:color w:val="3A3A3A" w:themeColor="background2" w:themeShade="40"/>
-          <w:spacing w:val="-10"/>
-          <w:kern w:val="28"/>
-        </w:rPr>
-        <w:t>info(</w:t>
-      </w:r>
-      <w:proofErr w:type="gramEnd"/>
-      <w:r>
-        <w:rPr>
-          <w:rFonts w:eastAsiaTheme="majorEastAsia"/>
-          <w:color w:val="3A3A3A" w:themeColor="background2" w:themeShade="40"/>
-          <w:spacing w:val="-10"/>
-          <w:kern w:val="28"/>
-        </w:rPr>
-        <w:t xml:space="preserve">) to check data type and </w:t>
+        <w:t xml:space="preserve">=’;’ because the values were separated by semicolons, not commas. Used info() to check data type and </w:t>
       </w:r>
       <w:proofErr w:type="spellStart"/>
       <w:r>
@@ -1776,27 +1716,7 @@
           <w:spacing w:val="-10"/>
           <w:kern w:val="28"/>
         </w:rPr>
-        <w:t>(</w:t>
-      </w:r>
-      <w:proofErr w:type="gramStart"/>
-      <w:r>
-        <w:rPr>
-          <w:rFonts w:eastAsiaTheme="majorEastAsia"/>
-          <w:color w:val="3A3A3A" w:themeColor="background2" w:themeShade="40"/>
-          <w:spacing w:val="-10"/>
-          <w:kern w:val="28"/>
-        </w:rPr>
-        <w:t>).sum</w:t>
-      </w:r>
-      <w:proofErr w:type="gramEnd"/>
-      <w:r>
-        <w:rPr>
-          <w:rFonts w:eastAsiaTheme="majorEastAsia"/>
-          <w:color w:val="3A3A3A" w:themeColor="background2" w:themeShade="40"/>
-          <w:spacing w:val="-10"/>
-          <w:kern w:val="28"/>
-        </w:rPr>
-        <w:t xml:space="preserve">() to check for empty values. No standard missing values were found, but some entries are recorded as “unknown”: 288 in job, 1857 in education, 13020 in contact and 36959 in </w:t>
+        <w:t xml:space="preserve">().sum() to check for empty values. No standard missing values were found, but some entries are recorded as “unknown”: 288 in job, 1857 in education, 13020 in contact and 36959 in </w:t>
       </w:r>
       <w:proofErr w:type="spellStart"/>
       <w:r>
@@ -1882,19 +1802,8 @@
           <w:spacing w:val="-10"/>
           <w:kern w:val="28"/>
         </w:rPr>
-        <w:t xml:space="preserve">Descriptive statistics were calculated for five numerical variables: age, balance, duration, campaign and previous. The mean age was 40.94 </w:t>
-      </w:r>
-      <w:proofErr w:type="gramStart"/>
-      <w:r>
-        <w:rPr>
-          <w:rFonts w:eastAsiaTheme="majorEastAsia"/>
-          <w:color w:val="3A3A3A" w:themeColor="background2" w:themeShade="40"/>
-          <w:spacing w:val="-10"/>
-          <w:kern w:val="28"/>
-        </w:rPr>
-        <w:t>years</w:t>
-      </w:r>
-      <w:proofErr w:type="gramEnd"/>
+        <w:t>Descriptive statistics were calculated for five numerical variables: age, balance, duration, campaign and previous. The mean age was 40.94 years</w:t>
+      </w:r>
       <w:r>
         <w:rPr>
           <w:rFonts w:eastAsiaTheme="majorEastAsia"/>
@@ -1920,27 +1829,7 @@
           <w:spacing w:val="-10"/>
           <w:kern w:val="28"/>
         </w:rPr>
-        <w:t xml:space="preserve">. Balance had a mean of 1,362.27 and a median of 448. The difference suggests that some high balances increase the average. Balances ranged from -8,019 to 102,127, shows a </w:t>
-      </w:r>
-      <w:proofErr w:type="gramStart"/>
-      <w:r>
-        <w:rPr>
-          <w:rFonts w:eastAsiaTheme="majorEastAsia"/>
-          <w:color w:val="3A3A3A" w:themeColor="background2" w:themeShade="40"/>
-          <w:spacing w:val="-10"/>
-          <w:kern w:val="28"/>
-        </w:rPr>
-        <w:t>wide spread</w:t>
-      </w:r>
-      <w:proofErr w:type="gramEnd"/>
-      <w:r>
-        <w:rPr>
-          <w:rFonts w:eastAsiaTheme="majorEastAsia"/>
-          <w:color w:val="3A3A3A" w:themeColor="background2" w:themeShade="40"/>
-          <w:spacing w:val="-10"/>
-          <w:kern w:val="28"/>
-        </w:rPr>
-        <w:t>.</w:t>
+        <w:t>. Balance had a mean of 1,362.27 and a median of 448. The difference suggests that some high balances increase the average. Balances ranged from -8,019 to 102,127, shows a wide spread.</w:t>
       </w:r>
     </w:p>
     <w:p>
@@ -2281,47 +2170,7 @@
           <w:spacing w:val="-10"/>
           <w:kern w:val="28"/>
         </w:rPr>
-        <w:t xml:space="preserve"> (28.68%), followed by retired customers (22.79%) and unemployed customers (15,50%). Blue collar works had the lowest rate (7.27%), followed by entrepreneurs (8.27</w:t>
-      </w:r>
-      <w:proofErr w:type="gramStart"/>
-      <w:r>
-        <w:rPr>
-          <w:rFonts w:eastAsiaTheme="majorEastAsia"/>
-          <w:color w:val="3A3A3A" w:themeColor="background2" w:themeShade="40"/>
-          <w:spacing w:val="-10"/>
-          <w:kern w:val="28"/>
-        </w:rPr>
-        <w:t>%( and</w:t>
-      </w:r>
-      <w:proofErr w:type="gramEnd"/>
-      <w:r>
-        <w:rPr>
-          <w:rFonts w:eastAsiaTheme="majorEastAsia"/>
-          <w:color w:val="3A3A3A" w:themeColor="background2" w:themeShade="40"/>
-          <w:spacing w:val="-10"/>
-          <w:kern w:val="28"/>
-        </w:rPr>
-        <w:t xml:space="preserve"> housemaids (8.79%). The student rate was almost four times the </w:t>
-      </w:r>
-      <w:proofErr w:type="gramStart"/>
-      <w:r>
-        <w:rPr>
-          <w:rFonts w:eastAsiaTheme="majorEastAsia"/>
-          <w:color w:val="3A3A3A" w:themeColor="background2" w:themeShade="40"/>
-          <w:spacing w:val="-10"/>
-          <w:kern w:val="28"/>
-        </w:rPr>
-        <w:t>blue collar</w:t>
-      </w:r>
-      <w:proofErr w:type="gramEnd"/>
-      <w:r>
-        <w:rPr>
-          <w:rFonts w:eastAsiaTheme="majorEastAsia"/>
-          <w:color w:val="3A3A3A" w:themeColor="background2" w:themeShade="40"/>
-          <w:spacing w:val="-10"/>
-          <w:kern w:val="28"/>
-        </w:rPr>
-        <w:t xml:space="preserve"> rate. These results show differences between groups, but they do not prove that occupation causes subscription. Group sizes should be also considered.</w:t>
+        <w:t xml:space="preserve"> (28.68%), followed by retired customers (22.79%) and unemployed customers (15,50%). Blue collar works had the lowest rate (7.27%), followed by entrepreneurs (8.27%( and housemaids (8.79%). The student rate was almost four times the blue collar rate. These results show differences between groups, but they do not prove that occupation causes subscription. Group sizes should be also considered.</w:t>
       </w:r>
     </w:p>
     <w:p>
@@ -2870,13 +2719,7 @@
         </w:rPr>
       </w:pPr>
       <w:r>
-        <w:rPr>
-          <w:rFonts w:eastAsiaTheme="majorEastAsia"/>
-          <w:color w:val="3A3A3A" w:themeColor="background2" w:themeShade="40"/>
-          <w:spacing w:val="-10"/>
-          <w:kern w:val="28"/>
-        </w:rPr>
-        <w:t>The three probability distributions were investigated for different analytical purposes. The Binomial distribution was used to estimate the probability of a specified number of term deposit subscriptions among a fixed number of customers. With an estimated subscription probability of 11.70%, the probability of exactly five subscriptions among 30 customers was calculated as 13.92%. This model is appropriate when each trial has two possible outcomes, the probability of success remains constant, and the trials are independent. However, these assumptions may not fully reflect customer behaviour in a real marketing campaign.</w:t>
+        <w:t>The Binomial distribution answers how many customers in a fixed group of 30 may subscribe. Each customer has two possible outcomes. Using the subscription rate of 11.70%, the probability of exactly five subscriptions was 13.92%. This assumes the same probability for each customer and independent outcomes. These assumptions may not fully reflect real customer behaviour.</w:t>
       </w:r>
     </w:p>
     <w:p>
@@ -2891,13 +2734,7 @@
         </w:rPr>
       </w:pPr>
       <w:r>
-        <w:rPr>
-          <w:rFonts w:eastAsiaTheme="majorEastAsia"/>
-          <w:color w:val="3A3A3A" w:themeColor="background2" w:themeShade="40"/>
-          <w:spacing w:val="-10"/>
-          <w:kern w:val="28"/>
-        </w:rPr>
-        <w:t>The Poisson distribution was examined using the number of previous contacts per customer. The observed mean was 0.5803, while the variance was 5.3058. Since a Poisson distribution assumes that its theoretical mean and variance are equal, this substantial difference suggests overdispersion. Consequently, the simple Poisson model may not provide an adequate representation of the observed contact counts. Alternative count models could be investigated in further analysis.</w:t>
+        <w:t>For previous contacts, the mean was 0.5803 and the variance was 5.3058. Since a Poisson model expects these values to be equal, the difference suggests overdispersion. A simple Poisson model may not fit this variable. Another count model could be tested in future work.</w:t>
       </w:r>
     </w:p>
     <w:p>
@@ -2912,13 +2749,7 @@
         </w:rPr>
       </w:pPr>
       <w:r>
-        <w:rPr>
-          <w:rFonts w:eastAsiaTheme="majorEastAsia"/>
-          <w:color w:val="3A3A3A" w:themeColor="background2" w:themeShade="40"/>
-          <w:spacing w:val="-10"/>
-          <w:kern w:val="28"/>
-        </w:rPr>
-        <w:t>The Normal distribution was assessed using customer age. The mean age was 40.94 years, the standard deviation was 10.62 years, and the skewness coefficient was 0.685. The Q-Q plot showed deviations from the reference line, particularly towards the tails. These findings suggest that the age distribution is not perfectly Normal, although the Normal curve remains useful as a visual reference.</w:t>
+        <w:t>For customer age, the mean was 40.94 years, the standard deviation was 10.62 and skewness was 0.685. The histogram and Q-Q plot show that ages are not perfectly Normal. Many middle values are close to the reference line, but there are differences at the ends. The Normal curve is useful for comparison, but is not an exact description.</w:t>
       </w:r>
     </w:p>
     <w:p>
@@ -2933,113 +2764,43 @@
         </w:rPr>
       </w:pPr>
       <w:r>
-        <w:rPr>
-          <w:rFonts w:eastAsiaTheme="majorEastAsia"/>
-          <w:color w:val="3A3A3A" w:themeColor="background2" w:themeShade="40"/>
-          <w:spacing w:val="-10"/>
-          <w:kern w:val="28"/>
-        </w:rPr>
-        <w:t xml:space="preserve">Discrete variables can sometimes be approximated by a </w:t>
-      </w:r>
-      <w:proofErr w:type="gramStart"/>
-      <w:r>
-        <w:rPr>
-          <w:rFonts w:eastAsiaTheme="majorEastAsia"/>
-          <w:color w:val="3A3A3A" w:themeColor="background2" w:themeShade="40"/>
-          <w:spacing w:val="-10"/>
-          <w:kern w:val="28"/>
-        </w:rPr>
-        <w:t>Normal</w:t>
-      </w:r>
-      <w:proofErr w:type="gramEnd"/>
-      <w:r>
-        <w:rPr>
-          <w:rFonts w:eastAsiaTheme="majorEastAsia"/>
-          <w:color w:val="3A3A3A" w:themeColor="background2" w:themeShade="40"/>
-          <w:spacing w:val="-10"/>
-          <w:kern w:val="28"/>
-        </w:rPr>
-        <w:t xml:space="preserve"> distribution under suitable conditions. For a Binomial distribution, a </w:t>
-      </w:r>
-      <w:proofErr w:type="gramStart"/>
-      <w:r>
-        <w:rPr>
-          <w:rFonts w:eastAsiaTheme="majorEastAsia"/>
-          <w:color w:val="3A3A3A" w:themeColor="background2" w:themeShade="40"/>
-          <w:spacing w:val="-10"/>
-          <w:kern w:val="28"/>
-        </w:rPr>
-        <w:t>Normal</w:t>
-      </w:r>
-      <w:proofErr w:type="gramEnd"/>
-      <w:r>
-        <w:rPr>
-          <w:rFonts w:eastAsiaTheme="majorEastAsia"/>
-          <w:color w:val="3A3A3A" w:themeColor="background2" w:themeShade="40"/>
-          <w:spacing w:val="-10"/>
-          <w:kern w:val="28"/>
-        </w:rPr>
-        <w:t xml:space="preserve"> approximation may be reasonable when both the expected number of successes and failures are sufficiently large. For a Poisson distribution, a </w:t>
-      </w:r>
-      <w:proofErr w:type="gramStart"/>
-      <w:r>
-        <w:rPr>
-          <w:rFonts w:eastAsiaTheme="majorEastAsia"/>
-          <w:color w:val="3A3A3A" w:themeColor="background2" w:themeShade="40"/>
-          <w:spacing w:val="-10"/>
-          <w:kern w:val="28"/>
-        </w:rPr>
-        <w:t>Normal</w:t>
-      </w:r>
-      <w:proofErr w:type="gramEnd"/>
-      <w:r>
-        <w:rPr>
-          <w:rFonts w:eastAsiaTheme="majorEastAsia"/>
-          <w:color w:val="3A3A3A" w:themeColor="background2" w:themeShade="40"/>
-          <w:spacing w:val="-10"/>
-          <w:kern w:val="28"/>
-        </w:rPr>
-        <w:t xml:space="preserve"> approximation generally becomes more appropriate when its rate parameter is large. However, the number of observations in a dataset alone does not guarantee a good approximation. The underlying distribution and its parameters must also be considered. In this study, the low mean and substantial overdispersion of the previous-contact variable do not support </w:t>
-      </w:r>
-      <w:proofErr w:type="gramStart"/>
-      <w:r>
-        <w:rPr>
-          <w:rFonts w:eastAsiaTheme="majorEastAsia"/>
-          <w:color w:val="3A3A3A" w:themeColor="background2" w:themeShade="40"/>
-          <w:spacing w:val="-10"/>
-          <w:kern w:val="28"/>
-        </w:rPr>
-        <w:t>assuming that</w:t>
-      </w:r>
-      <w:proofErr w:type="gramEnd"/>
-      <w:r>
-        <w:rPr>
-          <w:rFonts w:eastAsiaTheme="majorEastAsia"/>
-          <w:color w:val="3A3A3A" w:themeColor="background2" w:themeShade="40"/>
-          <w:spacing w:val="-10"/>
-          <w:kern w:val="28"/>
-        </w:rPr>
-        <w:t xml:space="preserve"> a </w:t>
-      </w:r>
-      <w:proofErr w:type="gramStart"/>
-      <w:r>
-        <w:rPr>
-          <w:rFonts w:eastAsiaTheme="majorEastAsia"/>
-          <w:color w:val="3A3A3A" w:themeColor="background2" w:themeShade="40"/>
-          <w:spacing w:val="-10"/>
-          <w:kern w:val="28"/>
-        </w:rPr>
-        <w:t>Normal</w:t>
-      </w:r>
-      <w:proofErr w:type="gramEnd"/>
-      <w:r>
-        <w:rPr>
-          <w:rFonts w:eastAsiaTheme="majorEastAsia"/>
-          <w:color w:val="3A3A3A" w:themeColor="background2" w:themeShade="40"/>
-          <w:spacing w:val="-10"/>
-          <w:kern w:val="28"/>
-        </w:rPr>
-        <w:t xml:space="preserve"> approximation to a simple Poisson model would be satisfactory.</w:t>
+        <w:t>A Normal distribution can approximate discrete data when certain conditions are met. For a Binomial distribution, the expected numbers of successes and failures should both be large enough. Here, n × p = 30 × 0.117 = 3.51, which is small, so the Normal approximation may be weak. For a Poisson distribution, a Normal approximation is usually better when the average rate is large. Here, the mean is only 0.5803 and there is overdispersion, so a Normal approximation is not suitable. A large dataset alone does not guarantee a good approximation.</w:t>
+      </w:r>
+    </w:p>
+    <w:p>
+      <w:pPr>
+        <w:rPr>
+          <w:rFonts w:eastAsiaTheme="majorEastAsia"/>
+          <w:color w:val="3A3A3A" w:themeColor="background2" w:themeShade="40"/>
+          <w:spacing w:val="-10"/>
+          <w:kern w:val="28"/>
+        </w:rPr>
+      </w:pPr>
+      <w:r>
+        <w:t>The distributions have different purposes: Binomial models successes in a fixed number of trials, Poisson models event counts, and Normal describes continuous data that are roughly symmetrical. The choice depends on the research question and whether the data meet the model assumptions.</w:t>
+      </w:r>
+    </w:p>
+    <w:p>
+      <w:pPr>
+        <w:rPr>
+          <w:rFonts w:eastAsiaTheme="majorEastAsia"/>
+          <w:b/>
+          <w:bCs/>
+          <w:color w:val="3A3A3A" w:themeColor="background2" w:themeShade="40"/>
+          <w:spacing w:val="-10"/>
+          <w:kern w:val="28"/>
+        </w:rPr>
+      </w:pPr>
+      <w:r>
+        <w:rPr>
+          <w:rFonts w:eastAsiaTheme="majorEastAsia"/>
+          <w:b/>
+          <w:bCs/>
+          <w:color w:val="3A3A3A" w:themeColor="background2" w:themeShade="40"/>
+          <w:spacing w:val="-10"/>
+          <w:kern w:val="28"/>
+        </w:rPr>
+        <w:t>4. Normal Distribution</w:t>
       </w:r>
     </w:p>
     <w:p>
@@ -3060,81 +2821,48 @@
           <w:spacing w:val="-10"/>
           <w:kern w:val="28"/>
         </w:rPr>
-        <w:t>Overall, the analysis demonstrates that statistical distributions should be selected according to the type of variable, the research question, and the extent to which the model assumptions agree with the observed data.</w:t>
-      </w:r>
-    </w:p>
-    <w:p>
-      <w:pPr>
-        <w:rPr>
-          <w:rFonts w:eastAsiaTheme="majorEastAsia"/>
-          <w:b/>
-          <w:bCs/>
-          <w:color w:val="3A3A3A" w:themeColor="background2" w:themeShade="40"/>
-          <w:spacing w:val="-10"/>
-          <w:kern w:val="28"/>
-        </w:rPr>
-      </w:pPr>
-      <w:r>
-        <w:rPr>
-          <w:rFonts w:eastAsiaTheme="majorEastAsia"/>
-          <w:b/>
-          <w:bCs/>
-          <w:color w:val="3A3A3A" w:themeColor="background2" w:themeShade="40"/>
-          <w:spacing w:val="-10"/>
-          <w:kern w:val="28"/>
-        </w:rPr>
-        <w:t>4. Normal Distribution</w:t>
-      </w:r>
-    </w:p>
-    <w:p>
-      <w:pPr>
-        <w:ind w:firstLine="720"/>
-        <w:jc w:val="both"/>
-        <w:rPr>
-          <w:rFonts w:eastAsiaTheme="majorEastAsia"/>
-          <w:color w:val="3A3A3A" w:themeColor="background2" w:themeShade="40"/>
-          <w:spacing w:val="-10"/>
-          <w:kern w:val="28"/>
-        </w:rPr>
-      </w:pPr>
-      <w:r>
-        <w:rPr>
-          <w:rFonts w:eastAsiaTheme="majorEastAsia"/>
-          <w:color w:val="3A3A3A" w:themeColor="background2" w:themeShade="40"/>
-          <w:spacing w:val="-10"/>
-          <w:kern w:val="28"/>
-        </w:rPr>
-        <w:t xml:space="preserve">The Normal distribution was investigated using the customers’ age variable. The mean age was 40.94 years, with a standard deviation of 10.62 years. The skewness coefficient was 0.685, indicating a moderately positively skewed distribution. Since a theoretical Normal distribution is symmetric, this result suggests that the age data do not follow a perfectly Normal distribution. Nevertheless, a fitted Normal curve can provide a useful </w:t>
-      </w:r>
-      <w:r>
-        <w:rPr>
-          <w:rFonts w:eastAsiaTheme="majorEastAsia"/>
+        <w:t xml:space="preserve">The age was used to study the Normal Distribution because it is numerical. The mean was 40.94 years, the standard deviation was 10.62 and skewness was 0.685. A normal distribution is symmetrical, so </w:t>
+      </w:r>
+      <w:proofErr w:type="spellStart"/>
+      <w:r>
+        <w:rPr>
+          <w:rFonts w:eastAsiaTheme="majorEastAsia"/>
+          <w:color w:val="3A3A3A" w:themeColor="background2" w:themeShade="40"/>
+          <w:spacing w:val="-10"/>
+          <w:kern w:val="28"/>
+        </w:rPr>
+        <w:t>th</w:t>
+      </w:r>
+      <w:proofErr w:type="spellEnd"/>
+      <w:r>
+        <w:rPr>
+          <w:rFonts w:eastAsiaTheme="majorEastAsia"/>
+          <w:color w:val="3A3A3A" w:themeColor="background2" w:themeShade="40"/>
+          <w:spacing w:val="-10"/>
+          <w:kern w:val="28"/>
+        </w:rPr>
+        <w:t xml:space="preserve"> positive skew suggests that ages are not perfectly normal. It was compared the age histogram with a normal curve based on the sample mean and standard deviation. The histogram and QQ plot help assess the fit; the mean and standard deviation alone are not enough.</w:t>
+      </w:r>
+    </w:p>
+    <w:p>
+      <w:pPr>
+        <w:jc w:val="center"/>
+        <w:rPr>
+          <w:rFonts w:eastAsiaTheme="majorEastAsia"/>
+          <w:color w:val="3A3A3A" w:themeColor="background2" w:themeShade="40"/>
+          <w:spacing w:val="-10"/>
+          <w:kern w:val="28"/>
+        </w:rPr>
+      </w:pPr>
+      <w:r>
+        <w:rPr>
+          <w:rFonts w:eastAsiaTheme="majorEastAsia"/>
+          <w:noProof/>
           <w:color w:val="3A3A3A" w:themeColor="background2" w:themeShade="40"/>
           <w:spacing w:val="-10"/>
           <w:kern w:val="28"/>
         </w:rPr>
         <w:lastRenderedPageBreak/>
-        <w:t>visual comparison with the observed data. The suitability of this approximation should be assessed by examining the histogram and a Normal Q-Q plot, rather than relying on the mean and standard deviation alone.</w:t>
-      </w:r>
-    </w:p>
-    <w:p>
-      <w:pPr>
-        <w:jc w:val="center"/>
-        <w:rPr>
-          <w:rFonts w:eastAsiaTheme="majorEastAsia"/>
-          <w:color w:val="3A3A3A" w:themeColor="background2" w:themeShade="40"/>
-          <w:spacing w:val="-10"/>
-          <w:kern w:val="28"/>
-        </w:rPr>
-      </w:pPr>
-      <w:r>
-        <w:rPr>
-          <w:rFonts w:eastAsiaTheme="majorEastAsia"/>
-          <w:noProof/>
-          <w:color w:val="3A3A3A" w:themeColor="background2" w:themeShade="40"/>
-          <w:spacing w:val="-10"/>
-          <w:kern w:val="28"/>
-        </w:rPr>
         <w:drawing>
           <wp:inline distT="0" distB="0" distL="0" distR="0" wp14:anchorId="334E8223" wp14:editId="65E34F1B">
             <wp:extent cx="3467100" cy="1900260"/>
@@ -3546,29 +3274,7 @@
           <w:kern w:val="28"/>
           <w:lang w:val="it-IT"/>
         </w:rPr>
-        <w:t xml:space="preserve"> </w:t>
-      </w:r>
-      <w:proofErr w:type="gramStart"/>
-      <w:r>
-        <w:rPr>
-          <w:rFonts w:eastAsiaTheme="majorEastAsia"/>
-          <w:color w:val="3A3A3A" w:themeColor="background2" w:themeShade="40"/>
-          <w:spacing w:val="-10"/>
-          <w:kern w:val="28"/>
-          <w:lang w:val="it-IT"/>
-        </w:rPr>
-        <w:t>no</w:t>
-      </w:r>
-      <w:proofErr w:type="gramEnd"/>
-      <w:r>
-        <w:rPr>
-          <w:rFonts w:eastAsiaTheme="majorEastAsia"/>
-          <w:color w:val="3A3A3A" w:themeColor="background2" w:themeShade="40"/>
-          <w:spacing w:val="-10"/>
-          <w:kern w:val="28"/>
-          <w:lang w:val="it-IT"/>
-        </w:rPr>
-        <w:t xml:space="preserve"> texto, </w:t>
+        <w:t xml:space="preserve"> no texto, </w:t>
       </w:r>
       <w:proofErr w:type="spellStart"/>
       <w:r>

--- a/Stats- HDip DBA Sept-26_2026617_CA-1.docx
+++ b/Stats- HDip DBA Sept-26_2026617_CA-1.docx
@@ -3,6 +3,13 @@
 <w:document xmlns:wpc="http://schemas.microsoft.com/office/word/2010/wordprocessingCanvas" xmlns:cx="http://schemas.microsoft.com/office/drawing/2014/chartex" xmlns:cx1="http://schemas.microsoft.com/office/drawing/2015/9/8/chartex" xmlns:cx2="http://schemas.microsoft.com/office/drawing/2015/10/21/chartex" xmlns:cx3="http://schemas.microsoft.com/office/drawing/2016/5/9/chartex" xmlns:cx4="http://schemas.microsoft.com/office/drawing/2016/5/10/chartex" xmlns:cx5="http://schemas.microsoft.com/office/drawing/2016/5/11/chartex" xmlns:cx6="http://schemas.microsoft.com/office/drawing/2016/5/12/chartex" xmlns:cx7="http://schemas.microsoft.com/office/drawing/2016/5/13/chartex" xmlns:cx8="http://schemas.microsoft.com/office/drawing/2016/5/14/chartex" xmlns:mc="http://schemas.openxmlformats.org/markup-compatibility/2006" xmlns:aink="http://schemas.microsoft.com/office/drawing/2016/ink" xmlns:am3d="http://schemas.microsoft.com/office/drawing/2017/model3d" xmlns:o="urn:schemas-microsoft-com:office:office" xmlns:oel="http://schemas.microsoft.com/office/2019/extlst" xmlns:r="http://schemas.openxmlformats.org/officeDocument/2006/relationships" xmlns:m="http://schemas.openxmlformats.org/officeDocument/2006/math" xmlns:v="urn:schemas-microsoft-com:vml" xmlns:wp14="http://schemas.microsoft.com/office/word/2010/wordprocessingDrawing" xmlns:wp="http://schemas.openxmlformats.org/drawingml/2006/wordprocessingDrawing" xmlns:w10="urn:schemas-microsoft-com:office:word" xmlns:w="http://schemas.openxmlformats.org/wordprocessingml/2006/main" xmlns:w14="http://schemas.microsoft.com/office/word/2010/wordml" xmlns:w15="http://schemas.microsoft.com/office/word/2012/wordml" xmlns:w16cex="http://schemas.microsoft.com/office/word/2018/wordml/cex" xmlns:w16cid="http://schemas.microsoft.com/office/word/2016/wordml/cid" xmlns:w16="http://schemas.microsoft.com/office/word/2018/wordml" xmlns:w16du="http://schemas.microsoft.com/office/word/2023/wordml/word16du" xmlns:w16sdtdh="http://schemas.microsoft.com/office/word/2020/wordml/sdtdatahash" xmlns:w16sdtfl="http://schemas.microsoft.com/office/word/2024/wordml/sdtformatlock" xmlns:w16se="http://schemas.microsoft.com/office/word/2015/wordml/symex" xmlns:wpg="http://schemas.microsoft.com/office/word/2010/wordprocessingGroup" xmlns:wpi="http://schemas.microsoft.com/office/word/2010/wordprocessingInk" xmlns:wne="http://schemas.microsoft.com/office/word/2006/wordml" xmlns:wps="http://schemas.microsoft.com/office/word/2010/wordprocessingShape" mc:Ignorable="w14 w15 w16se w16cid w16 w16cex w16sdtdh w16sdtfl w16du wp14">
   <w:body>
     <w:p>
+      <w:pPr>
+        <w:rPr>
+          <w:b/>
+          <w:bCs/>
+          <w:color w:val="156082"/>
+        </w:rPr>
+      </w:pPr>
       <w:r>
         <w:rPr>
           <w:noProof/>
@@ -242,15 +249,6 @@
           </wp:anchor>
         </w:drawing>
       </w:r>
-    </w:p>
-    <w:p>
-      <w:pPr>
-        <w:rPr>
-          <w:b/>
-          <w:bCs/>
-          <w:color w:val="156082"/>
-        </w:rPr>
-      </w:pPr>
       <w:r>
         <w:rPr>
           <w:b/>
@@ -622,7 +620,6 @@
                 <w:color w:val="156082"/>
               </w:rPr>
             </w:pPr>
-            <w:proofErr w:type="spellStart"/>
             <w:r>
               <w:rPr>
                 <w:b/>
@@ -630,17 +627,7 @@
                 <w:i/>
                 <w:color w:val="156082"/>
               </w:rPr>
-              <w:t>Taufique</w:t>
-            </w:r>
-            <w:proofErr w:type="spellEnd"/>
-            <w:r>
-              <w:rPr>
-                <w:b/>
-                <w:bCs/>
-                <w:i/>
-                <w:color w:val="156082"/>
-              </w:rPr>
-              <w:t xml:space="preserve"> Ahmed</w:t>
+              <w:t>Taufique Ahmed</w:t>
             </w:r>
           </w:p>
         </w:tc>
@@ -1411,10 +1398,32 @@
           <w:lang w:val="it-IT"/>
         </w:rPr>
         <w:lastRenderedPageBreak/>
-        <w:t xml:space="preserve">1. </w:t>
-      </w:r>
-      <w:proofErr w:type="spellStart"/>
-      <w:r>
+        <w:t>1. Introduction</w:t>
+      </w:r>
+    </w:p>
+    <w:p>
+      <w:pPr>
+        <w:jc w:val="both"/>
+        <w:rPr>
+          <w:rFonts w:eastAsiaTheme="majorEastAsia"/>
+          <w:color w:val="3A3A3A" w:themeColor="background2" w:themeShade="40"/>
+          <w:spacing w:val="-10"/>
+          <w:kern w:val="28"/>
+        </w:rPr>
+      </w:pPr>
+      <w:r>
+        <w:rPr>
+          <w:rFonts w:eastAsiaTheme="majorEastAsia"/>
+          <w:color w:val="3A3A3A" w:themeColor="background2" w:themeShade="40"/>
+          <w:spacing w:val="-10"/>
+          <w:kern w:val="28"/>
+        </w:rPr>
+        <w:tab/>
+        <w:t>This report uses Python to analyse the Bank Marketing dataset. It looks at custumer details and campaign factor that may be linked if a costumer subscribes to a term deposit. The work include descriptive statistics, graphs, Binomial, Poisson and Normal distribution. The main question for this is@: Which customer and campaign details are linked to campaign success? The analyses can show patterns, but it cannot prove that one facor causes a customer to subscribe.</w:t>
+      </w:r>
+    </w:p>
+    <w:p>
+      <w:pPr>
         <w:rPr>
           <w:rFonts w:eastAsiaTheme="majorEastAsia"/>
           <w:b/>
@@ -1424,75 +1433,9 @@
           <w:kern w:val="28"/>
           <w:sz w:val="28"/>
           <w:szCs w:val="28"/>
-          <w:lang w:val="it-IT"/>
-        </w:rPr>
-        <w:t>Introduction</w:t>
-      </w:r>
-      <w:proofErr w:type="spellEnd"/>
-    </w:p>
-    <w:p>
-      <w:pPr>
-        <w:jc w:val="both"/>
-        <w:rPr>
-          <w:rFonts w:eastAsiaTheme="majorEastAsia"/>
-          <w:color w:val="3A3A3A" w:themeColor="background2" w:themeShade="40"/>
-          <w:spacing w:val="-10"/>
-          <w:kern w:val="28"/>
-        </w:rPr>
-      </w:pPr>
-      <w:r>
-        <w:rPr>
-          <w:rFonts w:eastAsiaTheme="majorEastAsia"/>
-          <w:color w:val="3A3A3A" w:themeColor="background2" w:themeShade="40"/>
-          <w:spacing w:val="-10"/>
-          <w:kern w:val="28"/>
-        </w:rPr>
-        <w:tab/>
-        <w:t xml:space="preserve">This report uses Python to analyse the Bank Marketing dataset. It looks at </w:t>
-      </w:r>
-      <w:proofErr w:type="spellStart"/>
-      <w:r>
-        <w:rPr>
-          <w:rFonts w:eastAsiaTheme="majorEastAsia"/>
-          <w:color w:val="3A3A3A" w:themeColor="background2" w:themeShade="40"/>
-          <w:spacing w:val="-10"/>
-          <w:kern w:val="28"/>
-        </w:rPr>
-        <w:t>custumer</w:t>
-      </w:r>
-      <w:proofErr w:type="spellEnd"/>
-      <w:r>
-        <w:rPr>
-          <w:rFonts w:eastAsiaTheme="majorEastAsia"/>
-          <w:color w:val="3A3A3A" w:themeColor="background2" w:themeShade="40"/>
-          <w:spacing w:val="-10"/>
-          <w:kern w:val="28"/>
-        </w:rPr>
-        <w:t xml:space="preserve"> details and campaign factor that may be linked if a costumer subscribes to a term deposit. The work include descriptive statistics, graphs, Binomial, Poisson and Normal distribution. The main question for this is@: Which customer and campaign details are linked to campaign success? The analyses can show patterns, but it cannot prove that one </w:t>
-      </w:r>
-      <w:proofErr w:type="spellStart"/>
-      <w:r>
-        <w:rPr>
-          <w:rFonts w:eastAsiaTheme="majorEastAsia"/>
-          <w:color w:val="3A3A3A" w:themeColor="background2" w:themeShade="40"/>
-          <w:spacing w:val="-10"/>
-          <w:kern w:val="28"/>
-        </w:rPr>
-        <w:t>facor</w:t>
-      </w:r>
-      <w:proofErr w:type="spellEnd"/>
-      <w:r>
-        <w:rPr>
-          <w:rFonts w:eastAsiaTheme="majorEastAsia"/>
-          <w:color w:val="3A3A3A" w:themeColor="background2" w:themeShade="40"/>
-          <w:spacing w:val="-10"/>
-          <w:kern w:val="28"/>
-        </w:rPr>
-        <w:t xml:space="preserve"> causes a customer to subscribe.</w:t>
-      </w:r>
-    </w:p>
-    <w:p>
-      <w:pPr>
+        </w:rPr>
+      </w:pPr>
+      <w:r>
         <w:rPr>
           <w:rFonts w:eastAsiaTheme="majorEastAsia"/>
           <w:b/>
@@ -1500,9 +1443,53 @@
           <w:color w:val="3A3A3A" w:themeColor="background2" w:themeShade="40"/>
           <w:spacing w:val="-10"/>
           <w:kern w:val="28"/>
-        </w:rPr>
-      </w:pPr>
-      <w:r>
+          <w:sz w:val="28"/>
+          <w:szCs w:val="28"/>
+        </w:rPr>
+        <w:t>2. Dataset Description and Descriptive Statistics</w:t>
+      </w:r>
+    </w:p>
+    <w:p>
+      <w:pPr>
+        <w:ind w:firstLine="720"/>
+        <w:jc w:val="both"/>
+        <w:rPr>
+          <w:rFonts w:eastAsiaTheme="majorEastAsia"/>
+          <w:color w:val="3A3A3A" w:themeColor="background2" w:themeShade="40"/>
+          <w:spacing w:val="-10"/>
+          <w:kern w:val="28"/>
+        </w:rPr>
+      </w:pPr>
+      <w:r>
+        <w:rPr>
+          <w:rFonts w:eastAsiaTheme="majorEastAsia"/>
+          <w:color w:val="3A3A3A" w:themeColor="background2" w:themeShade="40"/>
+          <w:spacing w:val="-10"/>
+          <w:kern w:val="28"/>
+        </w:rPr>
+        <w:t xml:space="preserve">The Bank Marketing dataset contains 45,211 </w:t>
+      </w:r>
+      <w:r>
+        <w:rPr>
+          <w:rFonts w:eastAsiaTheme="majorEastAsia"/>
+          <w:color w:val="3A3A3A" w:themeColor="background2" w:themeShade="40"/>
+          <w:spacing w:val="-10"/>
+          <w:kern w:val="28"/>
+        </w:rPr>
+        <w:t xml:space="preserve">customer records and 17 columns where includes details such as age, job, marital status and education, as well as account balance and campign contact information. The column Y shows if a customer subscribed to a term deposit (yes or no). </w:t>
+      </w:r>
+      <w:r>
+        <w:rPr>
+          <w:rFonts w:eastAsiaTheme="majorEastAsia"/>
+          <w:color w:val="3A3A3A" w:themeColor="background2" w:themeShade="40"/>
+          <w:spacing w:val="-10"/>
+          <w:kern w:val="28"/>
+        </w:rPr>
+        <w:t>Jupyter notebook showed 7 interger columns and 10 text columns.</w:t>
+      </w:r>
+    </w:p>
+    <w:p>
+      <w:pPr>
         <w:rPr>
           <w:rFonts w:eastAsiaTheme="majorEastAsia"/>
           <w:b/>
@@ -1510,8 +1497,48 @@
           <w:color w:val="3A3A3A" w:themeColor="background2" w:themeShade="40"/>
           <w:spacing w:val="-10"/>
           <w:kern w:val="28"/>
-        </w:rPr>
-        <w:t>2. Dataset Description and Descriptive Statistics</w:t>
+          <w:sz w:val="24"/>
+          <w:szCs w:val="24"/>
+        </w:rPr>
+      </w:pPr>
+      <w:r>
+        <w:rPr>
+          <w:rFonts w:eastAsiaTheme="majorEastAsia"/>
+          <w:b/>
+          <w:bCs/>
+          <w:color w:val="3A3A3A" w:themeColor="background2" w:themeShade="40"/>
+          <w:spacing w:val="-10"/>
+          <w:kern w:val="28"/>
+          <w:sz w:val="24"/>
+          <w:szCs w:val="24"/>
+        </w:rPr>
+        <w:t>2.</w:t>
+      </w:r>
+      <w:r>
+        <w:rPr>
+          <w:rFonts w:eastAsiaTheme="majorEastAsia"/>
+          <w:b/>
+          <w:bCs/>
+          <w:color w:val="3A3A3A" w:themeColor="background2" w:themeShade="40"/>
+          <w:spacing w:val="-10"/>
+          <w:kern w:val="28"/>
+          <w:sz w:val="24"/>
+          <w:szCs w:val="24"/>
+        </w:rPr>
+        <w:t>1</w:t>
+      </w:r>
+      <w:r>
+        <w:rPr>
+          <w:rFonts w:eastAsiaTheme="majorEastAsia"/>
+          <w:b/>
+          <w:bCs/>
+          <w:color w:val="3A3A3A" w:themeColor="background2" w:themeShade="40"/>
+          <w:spacing w:val="-10"/>
+          <w:kern w:val="28"/>
+          <w:sz w:val="24"/>
+          <w:szCs w:val="24"/>
+        </w:rPr>
+        <w:t xml:space="preserve"> Data Preparation</w:t>
       </w:r>
     </w:p>
     <w:p>
@@ -1532,65 +1559,7 @@
           <w:spacing w:val="-10"/>
           <w:kern w:val="28"/>
         </w:rPr>
-        <w:t xml:space="preserve">The Bank Marketing dataset contains 45,211 </w:t>
-      </w:r>
-      <w:r>
-        <w:rPr>
-          <w:rFonts w:eastAsiaTheme="majorEastAsia"/>
-          <w:color w:val="3A3A3A" w:themeColor="background2" w:themeShade="40"/>
-          <w:spacing w:val="-10"/>
-          <w:kern w:val="28"/>
-        </w:rPr>
-        <w:t xml:space="preserve">customer records and 17 columns where includes details such as age, job, marital status and education, as well as account balance and </w:t>
-      </w:r>
-      <w:proofErr w:type="spellStart"/>
-      <w:r>
-        <w:rPr>
-          <w:rFonts w:eastAsiaTheme="majorEastAsia"/>
-          <w:color w:val="3A3A3A" w:themeColor="background2" w:themeShade="40"/>
-          <w:spacing w:val="-10"/>
-          <w:kern w:val="28"/>
-        </w:rPr>
-        <w:t>campign</w:t>
-      </w:r>
-      <w:proofErr w:type="spellEnd"/>
-      <w:r>
-        <w:rPr>
-          <w:rFonts w:eastAsiaTheme="majorEastAsia"/>
-          <w:color w:val="3A3A3A" w:themeColor="background2" w:themeShade="40"/>
-          <w:spacing w:val="-10"/>
-          <w:kern w:val="28"/>
-        </w:rPr>
-        <w:t xml:space="preserve"> contact information. The column Y shows if a customer subscribed to a term deposit (yes or no). </w:t>
-      </w:r>
-      <w:r>
-        <w:rPr>
-          <w:rFonts w:eastAsiaTheme="majorEastAsia"/>
-          <w:color w:val="3A3A3A" w:themeColor="background2" w:themeShade="40"/>
-          <w:spacing w:val="-10"/>
-          <w:kern w:val="28"/>
-        </w:rPr>
-        <w:t xml:space="preserve">Jupyter notebook showed 7 </w:t>
-      </w:r>
-      <w:proofErr w:type="spellStart"/>
-      <w:r>
-        <w:rPr>
-          <w:rFonts w:eastAsiaTheme="majorEastAsia"/>
-          <w:color w:val="3A3A3A" w:themeColor="background2" w:themeShade="40"/>
-          <w:spacing w:val="-10"/>
-          <w:kern w:val="28"/>
-        </w:rPr>
-        <w:t>interger</w:t>
-      </w:r>
-      <w:proofErr w:type="spellEnd"/>
-      <w:r>
-        <w:rPr>
-          <w:rFonts w:eastAsiaTheme="majorEastAsia"/>
-          <w:color w:val="3A3A3A" w:themeColor="background2" w:themeShade="40"/>
-          <w:spacing w:val="-10"/>
-          <w:kern w:val="28"/>
-        </w:rPr>
-        <w:t xml:space="preserve"> columns and 10 text columns.</w:t>
+        <w:t>The file was imported using pandas read_csv(). I used sep=’;’ because the values were separated by semicolons, not commas. Used info() to check data type and isnull().sum() to check for empty values. No standard missing values were found, but some entries are recorded as “unknown”: 288 in job, 1857 in education, 13020 in contact and 36959 in poutcome. It was kept the values because if removed or changed without reason could affect the results. It was also examined the numerical variables using the mean, median, standard deviation, variance and skewness.</w:t>
       </w:r>
     </w:p>
     <w:p>
@@ -1602,6 +1571,8 @@
           <w:color w:val="3A3A3A" w:themeColor="background2" w:themeShade="40"/>
           <w:spacing w:val="-10"/>
           <w:kern w:val="28"/>
+          <w:sz w:val="24"/>
+          <w:szCs w:val="24"/>
         </w:rPr>
       </w:pPr>
       <w:r>
@@ -1612,6 +1583,8 @@
           <w:color w:val="3A3A3A" w:themeColor="background2" w:themeShade="40"/>
           <w:spacing w:val="-10"/>
           <w:kern w:val="28"/>
+          <w:sz w:val="24"/>
+          <w:szCs w:val="24"/>
         </w:rPr>
         <w:t>2.</w:t>
       </w:r>
@@ -1623,8 +1596,10 @@
           <w:color w:val="3A3A3A" w:themeColor="background2" w:themeShade="40"/>
           <w:spacing w:val="-10"/>
           <w:kern w:val="28"/>
-        </w:rPr>
-        <w:t>1</w:t>
+          <w:sz w:val="24"/>
+          <w:szCs w:val="24"/>
+        </w:rPr>
+        <w:t>2</w:t>
       </w:r>
       <w:r>
         <w:rPr>
@@ -1634,8 +1609,10 @@
           <w:color w:val="3A3A3A" w:themeColor="background2" w:themeShade="40"/>
           <w:spacing w:val="-10"/>
           <w:kern w:val="28"/>
-        </w:rPr>
-        <w:t xml:space="preserve"> Data Preparation</w:t>
+          <w:sz w:val="24"/>
+          <w:szCs w:val="24"/>
+        </w:rPr>
+        <w:t xml:space="preserve"> Descriptive Statistical Analysis</w:t>
       </w:r>
     </w:p>
     <w:p>
@@ -1656,132 +1633,34 @@
           <w:spacing w:val="-10"/>
           <w:kern w:val="28"/>
         </w:rPr>
-        <w:t xml:space="preserve">The file was imported using pandas </w:t>
-      </w:r>
-      <w:proofErr w:type="spellStart"/>
-      <w:r>
-        <w:rPr>
-          <w:rFonts w:eastAsiaTheme="majorEastAsia"/>
-          <w:color w:val="3A3A3A" w:themeColor="background2" w:themeShade="40"/>
-          <w:spacing w:val="-10"/>
-          <w:kern w:val="28"/>
-        </w:rPr>
-        <w:t>read_csv</w:t>
-      </w:r>
-      <w:proofErr w:type="spellEnd"/>
-      <w:r>
-        <w:rPr>
-          <w:rFonts w:eastAsiaTheme="majorEastAsia"/>
-          <w:color w:val="3A3A3A" w:themeColor="background2" w:themeShade="40"/>
-          <w:spacing w:val="-10"/>
-          <w:kern w:val="28"/>
-        </w:rPr>
-        <w:t xml:space="preserve">(). I used </w:t>
-      </w:r>
-      <w:proofErr w:type="spellStart"/>
-      <w:r>
-        <w:rPr>
-          <w:rFonts w:eastAsiaTheme="majorEastAsia"/>
-          <w:color w:val="3A3A3A" w:themeColor="background2" w:themeShade="40"/>
-          <w:spacing w:val="-10"/>
-          <w:kern w:val="28"/>
-        </w:rPr>
-        <w:t>sep</w:t>
-      </w:r>
-      <w:proofErr w:type="spellEnd"/>
-      <w:r>
-        <w:rPr>
-          <w:rFonts w:eastAsiaTheme="majorEastAsia"/>
-          <w:color w:val="3A3A3A" w:themeColor="background2" w:themeShade="40"/>
-          <w:spacing w:val="-10"/>
-          <w:kern w:val="28"/>
-        </w:rPr>
-        <w:t xml:space="preserve">=’;’ because the values were separated by semicolons, not commas. Used info() to check data type and </w:t>
-      </w:r>
-      <w:proofErr w:type="spellStart"/>
-      <w:r>
-        <w:rPr>
-          <w:rFonts w:eastAsiaTheme="majorEastAsia"/>
-          <w:color w:val="3A3A3A" w:themeColor="background2" w:themeShade="40"/>
-          <w:spacing w:val="-10"/>
-          <w:kern w:val="28"/>
-        </w:rPr>
-        <w:t>isnull</w:t>
-      </w:r>
-      <w:proofErr w:type="spellEnd"/>
-      <w:r>
-        <w:rPr>
-          <w:rFonts w:eastAsiaTheme="majorEastAsia"/>
-          <w:color w:val="3A3A3A" w:themeColor="background2" w:themeShade="40"/>
-          <w:spacing w:val="-10"/>
-          <w:kern w:val="28"/>
-        </w:rPr>
-        <w:t xml:space="preserve">().sum() to check for empty values. No standard missing values were found, but some entries are recorded as “unknown”: 288 in job, 1857 in education, 13020 in contact and 36959 in </w:t>
-      </w:r>
-      <w:proofErr w:type="spellStart"/>
-      <w:r>
-        <w:rPr>
-          <w:rFonts w:eastAsiaTheme="majorEastAsia"/>
-          <w:color w:val="3A3A3A" w:themeColor="background2" w:themeShade="40"/>
-          <w:spacing w:val="-10"/>
-          <w:kern w:val="28"/>
-        </w:rPr>
-        <w:t>poutcome</w:t>
-      </w:r>
-      <w:proofErr w:type="spellEnd"/>
-      <w:r>
-        <w:rPr>
-          <w:rFonts w:eastAsiaTheme="majorEastAsia"/>
-          <w:color w:val="3A3A3A" w:themeColor="background2" w:themeShade="40"/>
-          <w:spacing w:val="-10"/>
-          <w:kern w:val="28"/>
-        </w:rPr>
-        <w:t>. It was kept the values because if removed or changed without reason could affect the results. It was also examined the numerical variables using the mean, median, standard deviation, variance and skewness.</w:t>
-      </w:r>
-    </w:p>
-    <w:p>
-      <w:pPr>
-        <w:rPr>
-          <w:rFonts w:eastAsiaTheme="majorEastAsia"/>
-          <w:b/>
-          <w:bCs/>
-          <w:color w:val="3A3A3A" w:themeColor="background2" w:themeShade="40"/>
-          <w:spacing w:val="-10"/>
-          <w:kern w:val="28"/>
-        </w:rPr>
-      </w:pPr>
-      <w:r>
-        <w:rPr>
-          <w:rFonts w:eastAsiaTheme="majorEastAsia"/>
-          <w:b/>
-          <w:bCs/>
-          <w:color w:val="3A3A3A" w:themeColor="background2" w:themeShade="40"/>
-          <w:spacing w:val="-10"/>
-          <w:kern w:val="28"/>
-        </w:rPr>
-        <w:t>2.</w:t>
-      </w:r>
-      <w:r>
-        <w:rPr>
-          <w:rFonts w:eastAsiaTheme="majorEastAsia"/>
-          <w:b/>
-          <w:bCs/>
-          <w:color w:val="3A3A3A" w:themeColor="background2" w:themeShade="40"/>
-          <w:spacing w:val="-10"/>
-          <w:kern w:val="28"/>
-        </w:rPr>
-        <w:t>2</w:t>
-      </w:r>
-      <w:r>
-        <w:rPr>
-          <w:rFonts w:eastAsiaTheme="majorEastAsia"/>
-          <w:b/>
-          <w:bCs/>
-          <w:color w:val="3A3A3A" w:themeColor="background2" w:themeShade="40"/>
-          <w:spacing w:val="-10"/>
-          <w:kern w:val="28"/>
-        </w:rPr>
-        <w:t xml:space="preserve"> Descriptive Statistical Analysis</w:t>
+        <w:t>Descriptive statistics were calculated for five numerical variables: age, balance, duration, campaign and previous. The mean age was 40.94 years</w:t>
+      </w:r>
+      <w:r>
+        <w:rPr>
+          <w:rFonts w:eastAsiaTheme="majorEastAsia"/>
+          <w:color w:val="3A3A3A" w:themeColor="background2" w:themeShade="40"/>
+          <w:spacing w:val="-10"/>
+          <w:kern w:val="28"/>
+        </w:rPr>
+        <w:t xml:space="preserve"> and </w:t>
+      </w:r>
+      <w:r>
+        <w:rPr>
+          <w:rFonts w:eastAsiaTheme="majorEastAsia"/>
+          <w:color w:val="3A3A3A" w:themeColor="background2" w:themeShade="40"/>
+          <w:spacing w:val="-10"/>
+          <w:kern w:val="28"/>
+        </w:rPr>
+        <w:t>the median was 39 years</w:t>
+      </w:r>
+      <w:r>
+        <w:rPr>
+          <w:rFonts w:eastAsiaTheme="majorEastAsia"/>
+          <w:color w:val="3A3A3A" w:themeColor="background2" w:themeShade="40"/>
+          <w:spacing w:val="-10"/>
+          <w:kern w:val="28"/>
+        </w:rPr>
+        <w:t>. Balance had a mean of 1,362.27 and a median of 448. The difference suggests that some high balances increase the average. Balances ranged from -8,019 to 102,127, shows a wide spread.</w:t>
       </w:r>
     </w:p>
     <w:p>
@@ -1802,101 +1681,32 @@
           <w:spacing w:val="-10"/>
           <w:kern w:val="28"/>
         </w:rPr>
-        <w:t>Descriptive statistics were calculated for five numerical variables: age, balance, duration, campaign and previous. The mean age was 40.94 years</w:t>
-      </w:r>
-      <w:r>
-        <w:rPr>
-          <w:rFonts w:eastAsiaTheme="majorEastAsia"/>
-          <w:color w:val="3A3A3A" w:themeColor="background2" w:themeShade="40"/>
-          <w:spacing w:val="-10"/>
-          <w:kern w:val="28"/>
-        </w:rPr>
-        <w:t xml:space="preserve"> and </w:t>
-      </w:r>
-      <w:r>
-        <w:rPr>
-          <w:rFonts w:eastAsiaTheme="majorEastAsia"/>
-          <w:color w:val="3A3A3A" w:themeColor="background2" w:themeShade="40"/>
-          <w:spacing w:val="-10"/>
-          <w:kern w:val="28"/>
-        </w:rPr>
-        <w:t>the median was 39 years</w:t>
-      </w:r>
-      <w:r>
-        <w:rPr>
-          <w:rFonts w:eastAsiaTheme="majorEastAsia"/>
-          <w:color w:val="3A3A3A" w:themeColor="background2" w:themeShade="40"/>
-          <w:spacing w:val="-10"/>
-          <w:kern w:val="28"/>
-        </w:rPr>
-        <w:t>. Balance had a mean of 1,362.27 and a median of 448. The difference suggests that some high balances increase the average. Balances ranged from -8,019 to 102,127, shows a wide spread.</w:t>
-      </w:r>
-    </w:p>
-    <w:p>
-      <w:pPr>
-        <w:ind w:firstLine="720"/>
-        <w:jc w:val="both"/>
-        <w:rPr>
-          <w:rFonts w:eastAsiaTheme="majorEastAsia"/>
-          <w:color w:val="3A3A3A" w:themeColor="background2" w:themeShade="40"/>
-          <w:spacing w:val="-10"/>
-          <w:kern w:val="28"/>
-        </w:rPr>
-      </w:pPr>
-      <w:r>
-        <w:rPr>
-          <w:rFonts w:eastAsiaTheme="majorEastAsia"/>
-          <w:color w:val="3A3A3A" w:themeColor="background2" w:themeShade="40"/>
-          <w:spacing w:val="-10"/>
-          <w:kern w:val="28"/>
-        </w:rPr>
-        <w:t xml:space="preserve">The mean call duration was 258.16 </w:t>
-      </w:r>
-      <w:proofErr w:type="spellStart"/>
-      <w:r>
-        <w:rPr>
-          <w:rFonts w:eastAsiaTheme="majorEastAsia"/>
-          <w:color w:val="3A3A3A" w:themeColor="background2" w:themeShade="40"/>
-          <w:spacing w:val="-10"/>
-          <w:kern w:val="28"/>
-        </w:rPr>
-        <w:t>secods</w:t>
-      </w:r>
-      <w:proofErr w:type="spellEnd"/>
-      <w:r>
-        <w:rPr>
-          <w:rFonts w:eastAsiaTheme="majorEastAsia"/>
-          <w:color w:val="3A3A3A" w:themeColor="background2" w:themeShade="40"/>
-          <w:spacing w:val="-10"/>
-          <w:kern w:val="28"/>
-        </w:rPr>
-        <w:t xml:space="preserve"> and the median was 180 </w:t>
-      </w:r>
-      <w:proofErr w:type="spellStart"/>
-      <w:r>
-        <w:rPr>
-          <w:rFonts w:eastAsiaTheme="majorEastAsia"/>
-          <w:color w:val="3A3A3A" w:themeColor="background2" w:themeShade="40"/>
-          <w:spacing w:val="-10"/>
-          <w:kern w:val="28"/>
-        </w:rPr>
-        <w:t>secods</w:t>
-      </w:r>
-      <w:proofErr w:type="spellEnd"/>
-      <w:r>
-        <w:rPr>
-          <w:rFonts w:eastAsiaTheme="majorEastAsia"/>
-          <w:color w:val="3A3A3A" w:themeColor="background2" w:themeShade="40"/>
-          <w:spacing w:val="-10"/>
-          <w:kern w:val="28"/>
-        </w:rPr>
-        <w:t>, given the idea that some calls increase the average. The mean number of contacts in the current campaign was 2.76, with a median of 2. For previous contact, the mean was 0.58 and the median was zero. At least half of customers had no previous contact recorded.  The graph shows these patterns.</w:t>
-      </w:r>
-    </w:p>
-    <w:p>
-      <w:pPr>
-        <w:ind w:firstLine="720"/>
-        <w:jc w:val="both"/>
+        <w:t>The mean call duration was 258.16 secods and the median was 180 secods, given the idea that some calls increase the average. The mean number of contacts in the current campaign was 2.76, with a median of 2. For previous contact, the mean was 0.58 and the median was zero. At least half of customers had no previous contact recorded.  The graph shows these patterns.</w:t>
+      </w:r>
+      <w:r>
+        <w:rPr>
+          <w:rFonts w:eastAsiaTheme="majorEastAsia"/>
+          <w:color w:val="3A3A3A" w:themeColor="background2" w:themeShade="40"/>
+          <w:spacing w:val="-10"/>
+          <w:kern w:val="28"/>
+        </w:rPr>
+        <w:t xml:space="preserve"> </w:t>
+      </w:r>
+    </w:p>
+    <w:p>
+      <w:pPr>
+        <w:jc w:val="center"/>
+        <w:rPr>
+          <w:rFonts w:eastAsiaTheme="majorEastAsia"/>
+          <w:color w:val="3A3A3A" w:themeColor="background2" w:themeShade="40"/>
+          <w:spacing w:val="-10"/>
+          <w:kern w:val="28"/>
+        </w:rPr>
+      </w:pPr>
+    </w:p>
+    <w:p>
+      <w:pPr>
+        <w:jc w:val="center"/>
         <w:rPr>
           <w:rFonts w:eastAsiaTheme="majorEastAsia"/>
           <w:color w:val="3A3A3A" w:themeColor="background2" w:themeShade="40"/>
@@ -1974,11 +1784,23 @@
       <w:pPr>
         <w:rPr>
           <w:rFonts w:eastAsiaTheme="majorEastAsia"/>
+          <w:color w:val="3A3A3A" w:themeColor="background2" w:themeShade="40"/>
+          <w:spacing w:val="-10"/>
+          <w:kern w:val="28"/>
+        </w:rPr>
+      </w:pPr>
+    </w:p>
+    <w:p>
+      <w:pPr>
+        <w:rPr>
+          <w:rFonts w:eastAsiaTheme="majorEastAsia"/>
           <w:b/>
           <w:bCs/>
           <w:color w:val="3A3A3A" w:themeColor="background2" w:themeShade="40"/>
           <w:spacing w:val="-10"/>
           <w:kern w:val="28"/>
+          <w:sz w:val="24"/>
+          <w:szCs w:val="24"/>
         </w:rPr>
       </w:pPr>
       <w:r>
@@ -1989,7 +1811,10 @@
           <w:color w:val="3A3A3A" w:themeColor="background2" w:themeShade="40"/>
           <w:spacing w:val="-10"/>
           <w:kern w:val="28"/>
-        </w:rPr>
+          <w:sz w:val="24"/>
+          <w:szCs w:val="24"/>
+        </w:rPr>
+        <w:lastRenderedPageBreak/>
         <w:t>2.</w:t>
       </w:r>
       <w:r>
@@ -2000,6 +1825,8 @@
           <w:color w:val="3A3A3A" w:themeColor="background2" w:themeShade="40"/>
           <w:spacing w:val="-10"/>
           <w:kern w:val="28"/>
+          <w:sz w:val="24"/>
+          <w:szCs w:val="24"/>
         </w:rPr>
         <w:t xml:space="preserve">3 </w:t>
       </w:r>
@@ -2011,6 +1838,8 @@
           <w:color w:val="3A3A3A" w:themeColor="background2" w:themeShade="40"/>
           <w:spacing w:val="-10"/>
           <w:kern w:val="28"/>
+          <w:sz w:val="24"/>
+          <w:szCs w:val="24"/>
         </w:rPr>
         <w:t>Visual Analysis</w:t>
       </w:r>
@@ -2033,17 +1862,7 @@
           <w:spacing w:val="-10"/>
           <w:kern w:val="28"/>
         </w:rPr>
-        <w:t xml:space="preserve">Figure 1 shows customer ages, where range from 18 to 95. The mean was 40.94 and the median was 39. The most common ages were 32 and 31. The skewness value of 0.685 and the higher mean suggest a slight right </w:t>
-      </w:r>
-      <w:r>
-        <w:rPr>
-          <w:rFonts w:eastAsiaTheme="majorEastAsia"/>
-          <w:color w:val="3A3A3A" w:themeColor="background2" w:themeShade="40"/>
-          <w:spacing w:val="-10"/>
-          <w:kern w:val="28"/>
-        </w:rPr>
-        <w:lastRenderedPageBreak/>
-        <w:t>skew. This means that some older ages extend the right side of the distribution. The graphic isn’t symmetrical, so it will be compared with Normal distribution later.</w:t>
+        <w:t>Figure 1 shows customer ages, where range from 18 to 95. The mean was 40.94 and the median was 39. The most common ages were 32 and 31. The skewness value of 0.685 and the higher mean suggest a slight right skew. This means that some older ages extend the right side of the distribution. The graphic isn’t symmetrical, so it will be compared with Normal distribution later.</w:t>
       </w:r>
     </w:p>
     <w:p>
@@ -2384,6 +2203,8 @@
           <w:color w:val="3A3A3A" w:themeColor="background2" w:themeShade="40"/>
           <w:spacing w:val="-10"/>
           <w:kern w:val="28"/>
+          <w:sz w:val="28"/>
+          <w:szCs w:val="28"/>
         </w:rPr>
       </w:pPr>
       <w:r>
@@ -2394,6 +2215,8 @@
           <w:color w:val="3A3A3A" w:themeColor="background2" w:themeShade="40"/>
           <w:spacing w:val="-10"/>
           <w:kern w:val="28"/>
+          <w:sz w:val="28"/>
+          <w:szCs w:val="28"/>
         </w:rPr>
         <w:t>3. Discrete Probability Distributions</w:t>
       </w:r>
@@ -2407,6 +2230,8 @@
           <w:color w:val="3A3A3A" w:themeColor="background2" w:themeShade="40"/>
           <w:spacing w:val="-10"/>
           <w:kern w:val="28"/>
+          <w:sz w:val="24"/>
+          <w:szCs w:val="24"/>
         </w:rPr>
       </w:pPr>
       <w:r>
@@ -2417,6 +2242,8 @@
           <w:color w:val="3A3A3A" w:themeColor="background2" w:themeShade="40"/>
           <w:spacing w:val="-10"/>
           <w:kern w:val="28"/>
+          <w:sz w:val="24"/>
+          <w:szCs w:val="24"/>
         </w:rPr>
         <w:t>3.1 Binomial Distribution</w:t>
       </w:r>
@@ -2540,6 +2367,8 @@
           <w:color w:val="3A3A3A" w:themeColor="background2" w:themeShade="40"/>
           <w:spacing w:val="-10"/>
           <w:kern w:val="28"/>
+          <w:sz w:val="24"/>
+          <w:szCs w:val="24"/>
         </w:rPr>
       </w:pPr>
       <w:r>
@@ -2550,6 +2379,8 @@
           <w:color w:val="3A3A3A" w:themeColor="background2" w:themeShade="40"/>
           <w:spacing w:val="-10"/>
           <w:kern w:val="28"/>
+          <w:sz w:val="24"/>
+          <w:szCs w:val="24"/>
         </w:rPr>
         <w:t>3.2 Poisson Distribution</w:t>
       </w:r>
@@ -2639,17 +2470,6 @@
     </w:p>
     <w:p>
       <w:pPr>
-        <w:jc w:val="center"/>
-        <w:rPr>
-          <w:rFonts w:eastAsiaTheme="majorEastAsia"/>
-          <w:color w:val="3A3A3A" w:themeColor="background2" w:themeShade="40"/>
-          <w:spacing w:val="-10"/>
-          <w:kern w:val="28"/>
-        </w:rPr>
-      </w:pPr>
-    </w:p>
-    <w:p>
-      <w:pPr>
         <w:jc w:val="right"/>
         <w:rPr>
           <w:rFonts w:eastAsiaTheme="majorEastAsia"/>
@@ -2681,6 +2501,8 @@
           <w:color w:val="3A3A3A" w:themeColor="background2" w:themeShade="40"/>
           <w:spacing w:val="-10"/>
           <w:kern w:val="28"/>
+          <w:sz w:val="24"/>
+          <w:szCs w:val="24"/>
         </w:rPr>
       </w:pPr>
       <w:r>
@@ -2691,7 +2513,8 @@
           <w:color w:val="3A3A3A" w:themeColor="background2" w:themeShade="40"/>
           <w:spacing w:val="-10"/>
           <w:kern w:val="28"/>
-          <w:highlight w:val="yellow"/>
+          <w:sz w:val="24"/>
+          <w:szCs w:val="24"/>
         </w:rPr>
         <w:t xml:space="preserve">3.3 </w:t>
       </w:r>
@@ -2703,6 +2526,8 @@
           <w:color w:val="3A3A3A" w:themeColor="background2" w:themeShade="40"/>
           <w:spacing w:val="-10"/>
           <w:kern w:val="28"/>
+          <w:sz w:val="24"/>
+          <w:szCs w:val="24"/>
         </w:rPr>
         <w:t>Comparison and Justification of Statistical Distributions</w:t>
       </w:r>
@@ -2769,6 +2594,7 @@
     </w:p>
     <w:p>
       <w:pPr>
+        <w:jc w:val="both"/>
         <w:rPr>
           <w:rFonts w:eastAsiaTheme="majorEastAsia"/>
           <w:color w:val="3A3A3A" w:themeColor="background2" w:themeShade="40"/>
@@ -2789,6 +2615,8 @@
           <w:color w:val="3A3A3A" w:themeColor="background2" w:themeShade="40"/>
           <w:spacing w:val="-10"/>
           <w:kern w:val="28"/>
+          <w:sz w:val="24"/>
+          <w:szCs w:val="24"/>
         </w:rPr>
       </w:pPr>
       <w:r>
@@ -2799,6 +2627,8 @@
           <w:color w:val="3A3A3A" w:themeColor="background2" w:themeShade="40"/>
           <w:spacing w:val="-10"/>
           <w:kern w:val="28"/>
+          <w:sz w:val="24"/>
+          <w:szCs w:val="24"/>
         </w:rPr>
         <w:t>4. Normal Distribution</w:t>
       </w:r>
@@ -2809,39 +2639,17 @@
         <w:jc w:val="both"/>
         <w:rPr>
           <w:rFonts w:eastAsiaTheme="majorEastAsia"/>
-          <w:color w:val="3A3A3A" w:themeColor="background2" w:themeShade="40"/>
-          <w:spacing w:val="-10"/>
-          <w:kern w:val="28"/>
-        </w:rPr>
-      </w:pPr>
-      <w:r>
-        <w:rPr>
-          <w:rFonts w:eastAsiaTheme="majorEastAsia"/>
-          <w:color w:val="3A3A3A" w:themeColor="background2" w:themeShade="40"/>
-          <w:spacing w:val="-10"/>
-          <w:kern w:val="28"/>
-        </w:rPr>
-        <w:t xml:space="preserve">The age was used to study the Normal Distribution because it is numerical. The mean was 40.94 years, the standard deviation was 10.62 and skewness was 0.685. A normal distribution is symmetrical, so </w:t>
-      </w:r>
-      <w:proofErr w:type="spellStart"/>
-      <w:r>
-        <w:rPr>
-          <w:rFonts w:eastAsiaTheme="majorEastAsia"/>
-          <w:color w:val="3A3A3A" w:themeColor="background2" w:themeShade="40"/>
-          <w:spacing w:val="-10"/>
-          <w:kern w:val="28"/>
-        </w:rPr>
-        <w:t>th</w:t>
-      </w:r>
-      <w:proofErr w:type="spellEnd"/>
-      <w:r>
-        <w:rPr>
-          <w:rFonts w:eastAsiaTheme="majorEastAsia"/>
-          <w:color w:val="3A3A3A" w:themeColor="background2" w:themeShade="40"/>
-          <w:spacing w:val="-10"/>
-          <w:kern w:val="28"/>
-        </w:rPr>
-        <w:t xml:space="preserve"> positive skew suggests that ages are not perfectly normal. It was compared the age histogram with a normal curve based on the sample mean and standard deviation. The histogram and QQ plot help assess the fit; the mean and standard deviation alone are not enough.</w:t>
+          <w:spacing w:val="-10"/>
+          <w:kern w:val="28"/>
+        </w:rPr>
+      </w:pPr>
+      <w:r>
+        <w:rPr>
+          <w:rFonts w:eastAsiaTheme="majorEastAsia"/>
+          <w:spacing w:val="-10"/>
+          <w:kern w:val="28"/>
+        </w:rPr>
+        <w:t>The age was used to study the Normal Distribution because it is numerical. The mean was 40.94 years, the standard deviation was 10.62 and skewness was 0.685. A normal distribution is symmetrical, so th positive skew suggests that ages are not perfectly normal. It was compared the age histogram with a normal curve based on the sample mean and standard deviation. The histogram and QQ plot help assess the fit; the mean and standard deviation alone are not enough.</w:t>
       </w:r>
     </w:p>
     <w:p>
@@ -3021,13 +2829,7 @@
         </w:rPr>
       </w:pPr>
       <w:r>
-        <w:rPr>
-          <w:rFonts w:eastAsiaTheme="majorEastAsia"/>
-          <w:color w:val="3A3A3A" w:themeColor="background2" w:themeShade="40"/>
-          <w:spacing w:val="-10"/>
-          <w:kern w:val="28"/>
-        </w:rPr>
-        <w:t>The Normal Q-Q plot provides further evidence that customer ages do not follow a perfectly Normal distribution. Although many points in the central region lie relatively close to the reference line, noticeable deviations occur towards both tails, particularly among older customers. Combined with the positive skewness coefficient of 0.685, this suggests that the Normal distribution provides only an approximate representation of customer ages. Therefore, the fitted Normal curve should be interpreted cautiously rather than assumed to describe the data accurately.</w:t>
+        <w:t>The Q-Q plot provides another check. If ages were Normal, most points would follow the straight reference line. Many points in the middle are fairly close, but they move away from the line at both ends, especially for older customers. Together with the positive skewness, this suggests that age is not perfectly Normal. The Normal curve should therefore be treated as a comparison, not an exact model.</w:t>
       </w:r>
     </w:p>
     <w:p>
@@ -3039,6 +2841,8 @@
           <w:color w:val="3A3A3A" w:themeColor="background2" w:themeShade="40"/>
           <w:spacing w:val="-10"/>
           <w:kern w:val="28"/>
+          <w:sz w:val="28"/>
+          <w:szCs w:val="28"/>
         </w:rPr>
       </w:pPr>
       <w:r>
@@ -3049,6 +2853,8 @@
           <w:color w:val="3A3A3A" w:themeColor="background2" w:themeShade="40"/>
           <w:spacing w:val="-10"/>
           <w:kern w:val="28"/>
+          <w:sz w:val="28"/>
+          <w:szCs w:val="28"/>
         </w:rPr>
         <w:t>5. Discussion and Conclusion</w:t>
       </w:r>
@@ -3059,15 +2865,13 @@
         <w:jc w:val="both"/>
         <w:rPr>
           <w:rFonts w:eastAsiaTheme="majorEastAsia"/>
-          <w:color w:val="3A3A3A" w:themeColor="background2" w:themeShade="40"/>
-          <w:spacing w:val="-10"/>
-          <w:kern w:val="28"/>
-        </w:rPr>
-      </w:pPr>
-      <w:r>
-        <w:rPr>
-          <w:rFonts w:eastAsiaTheme="majorEastAsia"/>
-          <w:color w:val="3A3A3A" w:themeColor="background2" w:themeShade="40"/>
+          <w:spacing w:val="-10"/>
+          <w:kern w:val="28"/>
+        </w:rPr>
+      </w:pPr>
+      <w:r>
+        <w:rPr>
+          <w:rFonts w:eastAsiaTheme="majorEastAsia"/>
           <w:spacing w:val="-10"/>
           <w:kern w:val="28"/>
         </w:rPr>
@@ -3080,15 +2884,13 @@
         <w:jc w:val="both"/>
         <w:rPr>
           <w:rFonts w:eastAsiaTheme="majorEastAsia"/>
-          <w:color w:val="3A3A3A" w:themeColor="background2" w:themeShade="40"/>
-          <w:spacing w:val="-10"/>
-          <w:kern w:val="28"/>
-        </w:rPr>
-      </w:pPr>
-      <w:r>
-        <w:rPr>
-          <w:rFonts w:eastAsiaTheme="majorEastAsia"/>
-          <w:color w:val="3A3A3A" w:themeColor="background2" w:themeShade="40"/>
+          <w:spacing w:val="-10"/>
+          <w:kern w:val="28"/>
+        </w:rPr>
+      </w:pPr>
+      <w:r>
+        <w:rPr>
+          <w:rFonts w:eastAsiaTheme="majorEastAsia"/>
           <w:spacing w:val="-10"/>
           <w:kern w:val="28"/>
         </w:rPr>
@@ -3101,19 +2903,16 @@
         <w:jc w:val="both"/>
         <w:rPr>
           <w:rFonts w:eastAsiaTheme="majorEastAsia"/>
-          <w:color w:val="3A3A3A" w:themeColor="background2" w:themeShade="40"/>
-          <w:spacing w:val="-10"/>
-          <w:kern w:val="28"/>
-        </w:rPr>
-      </w:pPr>
-      <w:r>
-        <w:rPr>
-          <w:rFonts w:eastAsiaTheme="majorEastAsia"/>
-          <w:color w:val="3A3A3A" w:themeColor="background2" w:themeShade="40"/>
-          <w:spacing w:val="-10"/>
-          <w:kern w:val="28"/>
-        </w:rPr>
-        <w:lastRenderedPageBreak/>
+          <w:spacing w:val="-10"/>
+          <w:kern w:val="28"/>
+        </w:rPr>
+      </w:pPr>
+      <w:r>
+        <w:rPr>
+          <w:rFonts w:eastAsiaTheme="majorEastAsia"/>
+          <w:spacing w:val="-10"/>
+          <w:kern w:val="28"/>
+        </w:rPr>
         <w:t>Overall, the project demonstrated the value of Python for statistical analysis, data visualisation and probability estimation. It also highlighted the importance of checking model assumptions before drawing conclusions from statistical results.</w:t>
       </w:r>
     </w:p>
@@ -3126,11 +2925,12 @@
           <w:color w:val="3A3A3A" w:themeColor="background2" w:themeShade="40"/>
           <w:spacing w:val="-10"/>
           <w:kern w:val="28"/>
-        </w:rPr>
-      </w:pPr>
-    </w:p>
-    <w:p>
-      <w:pPr>
+          <w:sz w:val="24"/>
+          <w:szCs w:val="24"/>
+          <w:lang w:val="it-IT"/>
+        </w:rPr>
+      </w:pPr>
+      <w:r>
         <w:rPr>
           <w:rFonts w:eastAsiaTheme="majorEastAsia"/>
           <w:b/>
@@ -3138,231 +2938,34 @@
           <w:color w:val="3A3A3A" w:themeColor="background2" w:themeShade="40"/>
           <w:spacing w:val="-10"/>
           <w:kern w:val="28"/>
+          <w:sz w:val="24"/>
+          <w:szCs w:val="24"/>
+          <w:highlight w:val="yellow"/>
           <w:lang w:val="it-IT"/>
         </w:rPr>
-      </w:pPr>
-      <w:r>
-        <w:rPr>
-          <w:rFonts w:eastAsiaTheme="majorEastAsia"/>
-          <w:b/>
-          <w:bCs/>
+        <w:lastRenderedPageBreak/>
+        <w:t>6. References</w:t>
+      </w:r>
+    </w:p>
+    <w:p>
+      <w:pPr>
+        <w:rPr>
+          <w:rFonts w:eastAsiaTheme="majorEastAsia"/>
           <w:color w:val="3A3A3A" w:themeColor="background2" w:themeShade="40"/>
           <w:spacing w:val="-10"/>
           <w:kern w:val="28"/>
           <w:lang w:val="it-IT"/>
         </w:rPr>
-        <w:t xml:space="preserve">6. </w:t>
-      </w:r>
-      <w:proofErr w:type="spellStart"/>
-      <w:r>
-        <w:rPr>
-          <w:rFonts w:eastAsiaTheme="majorEastAsia"/>
-          <w:b/>
-          <w:bCs/>
+      </w:pPr>
+      <w:r>
+        <w:rPr>
+          <w:rFonts w:eastAsiaTheme="majorEastAsia"/>
           <w:color w:val="3A3A3A" w:themeColor="background2" w:themeShade="40"/>
           <w:spacing w:val="-10"/>
           <w:kern w:val="28"/>
           <w:lang w:val="it-IT"/>
         </w:rPr>
-        <w:t>References</w:t>
-      </w:r>
-      <w:proofErr w:type="spellEnd"/>
-    </w:p>
-    <w:p>
-      <w:pPr>
-        <w:rPr>
-          <w:rFonts w:eastAsiaTheme="majorEastAsia"/>
-          <w:color w:val="3A3A3A" w:themeColor="background2" w:themeShade="40"/>
-          <w:spacing w:val="-10"/>
-          <w:kern w:val="28"/>
-          <w:lang w:val="it-IT"/>
-        </w:rPr>
-      </w:pPr>
-      <w:r>
-        <w:rPr>
-          <w:rFonts w:eastAsiaTheme="majorEastAsia"/>
-          <w:color w:val="3A3A3A" w:themeColor="background2" w:themeShade="40"/>
-          <w:spacing w:val="-10"/>
-          <w:kern w:val="28"/>
-          <w:lang w:val="it-IT"/>
-        </w:rPr>
-        <w:t xml:space="preserve">[Liste </w:t>
-      </w:r>
-      <w:proofErr w:type="spellStart"/>
-      <w:r>
-        <w:rPr>
-          <w:rFonts w:eastAsiaTheme="majorEastAsia"/>
-          <w:color w:val="3A3A3A" w:themeColor="background2" w:themeShade="40"/>
-          <w:spacing w:val="-10"/>
-          <w:kern w:val="28"/>
-          <w:lang w:val="it-IT"/>
-        </w:rPr>
-        <w:t>todas</w:t>
-      </w:r>
-      <w:proofErr w:type="spellEnd"/>
-      <w:r>
-        <w:rPr>
-          <w:rFonts w:eastAsiaTheme="majorEastAsia"/>
-          <w:color w:val="3A3A3A" w:themeColor="background2" w:themeShade="40"/>
-          <w:spacing w:val="-10"/>
-          <w:kern w:val="28"/>
-          <w:lang w:val="it-IT"/>
-        </w:rPr>
-        <w:t xml:space="preserve"> </w:t>
-      </w:r>
-      <w:proofErr w:type="spellStart"/>
-      <w:r>
-        <w:rPr>
-          <w:rFonts w:eastAsiaTheme="majorEastAsia"/>
-          <w:color w:val="3A3A3A" w:themeColor="background2" w:themeShade="40"/>
-          <w:spacing w:val="-10"/>
-          <w:kern w:val="28"/>
-          <w:lang w:val="it-IT"/>
-        </w:rPr>
-        <w:t>as</w:t>
-      </w:r>
-      <w:proofErr w:type="spellEnd"/>
-      <w:r>
-        <w:rPr>
-          <w:rFonts w:eastAsiaTheme="majorEastAsia"/>
-          <w:color w:val="3A3A3A" w:themeColor="background2" w:themeShade="40"/>
-          <w:spacing w:val="-10"/>
-          <w:kern w:val="28"/>
-          <w:lang w:val="it-IT"/>
-        </w:rPr>
-        <w:t xml:space="preserve"> </w:t>
-      </w:r>
-      <w:proofErr w:type="spellStart"/>
-      <w:r>
-        <w:rPr>
-          <w:rFonts w:eastAsiaTheme="majorEastAsia"/>
-          <w:color w:val="3A3A3A" w:themeColor="background2" w:themeShade="40"/>
-          <w:spacing w:val="-10"/>
-          <w:kern w:val="28"/>
-          <w:lang w:val="it-IT"/>
-        </w:rPr>
-        <w:t>fontes</w:t>
-      </w:r>
-      <w:proofErr w:type="spellEnd"/>
-      <w:r>
-        <w:rPr>
-          <w:rFonts w:eastAsiaTheme="majorEastAsia"/>
-          <w:color w:val="3A3A3A" w:themeColor="background2" w:themeShade="40"/>
-          <w:spacing w:val="-10"/>
-          <w:kern w:val="28"/>
-          <w:lang w:val="it-IT"/>
-        </w:rPr>
-        <w:t xml:space="preserve"> </w:t>
-      </w:r>
-      <w:proofErr w:type="spellStart"/>
-      <w:r>
-        <w:rPr>
-          <w:rFonts w:eastAsiaTheme="majorEastAsia"/>
-          <w:color w:val="3A3A3A" w:themeColor="background2" w:themeShade="40"/>
-          <w:spacing w:val="-10"/>
-          <w:kern w:val="28"/>
-          <w:lang w:val="it-IT"/>
-        </w:rPr>
-        <w:t>citadas</w:t>
-      </w:r>
-      <w:proofErr w:type="spellEnd"/>
-      <w:r>
-        <w:rPr>
-          <w:rFonts w:eastAsiaTheme="majorEastAsia"/>
-          <w:color w:val="3A3A3A" w:themeColor="background2" w:themeShade="40"/>
-          <w:spacing w:val="-10"/>
-          <w:kern w:val="28"/>
-          <w:lang w:val="it-IT"/>
-        </w:rPr>
-        <w:t xml:space="preserve"> no texto, </w:t>
-      </w:r>
-      <w:proofErr w:type="spellStart"/>
-      <w:r>
-        <w:rPr>
-          <w:rFonts w:eastAsiaTheme="majorEastAsia"/>
-          <w:color w:val="3A3A3A" w:themeColor="background2" w:themeShade="40"/>
-          <w:spacing w:val="-10"/>
-          <w:kern w:val="28"/>
-          <w:lang w:val="it-IT"/>
-        </w:rPr>
-        <w:t>utilizando</w:t>
-      </w:r>
-      <w:proofErr w:type="spellEnd"/>
-      <w:r>
-        <w:rPr>
-          <w:rFonts w:eastAsiaTheme="majorEastAsia"/>
-          <w:color w:val="3A3A3A" w:themeColor="background2" w:themeShade="40"/>
-          <w:spacing w:val="-10"/>
-          <w:kern w:val="28"/>
-          <w:lang w:val="it-IT"/>
-        </w:rPr>
-        <w:t xml:space="preserve"> o </w:t>
-      </w:r>
-      <w:proofErr w:type="spellStart"/>
-      <w:r>
-        <w:rPr>
-          <w:rFonts w:eastAsiaTheme="majorEastAsia"/>
-          <w:color w:val="3A3A3A" w:themeColor="background2" w:themeShade="40"/>
-          <w:spacing w:val="-10"/>
-          <w:kern w:val="28"/>
-          <w:lang w:val="it-IT"/>
-        </w:rPr>
-        <w:t>estilo</w:t>
-      </w:r>
-      <w:proofErr w:type="spellEnd"/>
-      <w:r>
-        <w:rPr>
-          <w:rFonts w:eastAsiaTheme="majorEastAsia"/>
-          <w:color w:val="3A3A3A" w:themeColor="background2" w:themeShade="40"/>
-          <w:spacing w:val="-10"/>
-          <w:kern w:val="28"/>
-          <w:lang w:val="it-IT"/>
-        </w:rPr>
-        <w:t xml:space="preserve"> Harvard </w:t>
-      </w:r>
-      <w:proofErr w:type="spellStart"/>
-      <w:r>
-        <w:rPr>
-          <w:rFonts w:eastAsiaTheme="majorEastAsia"/>
-          <w:color w:val="3A3A3A" w:themeColor="background2" w:themeShade="40"/>
-          <w:spacing w:val="-10"/>
-          <w:kern w:val="28"/>
-          <w:lang w:val="it-IT"/>
-        </w:rPr>
-        <w:t>exigido</w:t>
-      </w:r>
-      <w:proofErr w:type="spellEnd"/>
-      <w:r>
-        <w:rPr>
-          <w:rFonts w:eastAsiaTheme="majorEastAsia"/>
-          <w:color w:val="3A3A3A" w:themeColor="background2" w:themeShade="40"/>
-          <w:spacing w:val="-10"/>
-          <w:kern w:val="28"/>
-          <w:lang w:val="it-IT"/>
-        </w:rPr>
-        <w:t xml:space="preserve"> pelo </w:t>
-      </w:r>
-      <w:proofErr w:type="spellStart"/>
-      <w:r>
-        <w:rPr>
-          <w:rFonts w:eastAsiaTheme="majorEastAsia"/>
-          <w:color w:val="3A3A3A" w:themeColor="background2" w:themeShade="40"/>
-          <w:spacing w:val="-10"/>
-          <w:kern w:val="28"/>
-          <w:lang w:val="it-IT"/>
-        </w:rPr>
-        <w:t>curso</w:t>
-      </w:r>
-      <w:proofErr w:type="spellEnd"/>
-      <w:r>
-        <w:rPr>
-          <w:rFonts w:eastAsiaTheme="majorEastAsia"/>
-          <w:color w:val="3A3A3A" w:themeColor="background2" w:themeShade="40"/>
-          <w:spacing w:val="-10"/>
-          <w:kern w:val="28"/>
-          <w:lang w:val="it-IT"/>
-        </w:rPr>
-        <w:t>.]</w:t>
+        <w:t>[Liste todas as fontes citadas no texto, utilizando o estilo Harvard exigido pelo curso.]</w:t>
       </w:r>
     </w:p>
     <w:p>
@@ -3460,307 +3063,16 @@
           <w:kern w:val="28"/>
           <w:lang w:val="fr-FR"/>
         </w:rPr>
-        <w:t>[</w:t>
-      </w:r>
-      <w:proofErr w:type="spellStart"/>
-      <w:r>
-        <w:rPr>
-          <w:rFonts w:eastAsiaTheme="majorEastAsia"/>
-          <w:color w:val="3A3A3A" w:themeColor="background2" w:themeShade="40"/>
-          <w:spacing w:val="-10"/>
-          <w:kern w:val="28"/>
-          <w:lang w:val="fr-FR"/>
-        </w:rPr>
-        <w:t>Acrescente</w:t>
-      </w:r>
-      <w:proofErr w:type="spellEnd"/>
-      <w:r>
-        <w:rPr>
-          <w:rFonts w:eastAsiaTheme="majorEastAsia"/>
-          <w:color w:val="3A3A3A" w:themeColor="background2" w:themeShade="40"/>
-          <w:spacing w:val="-10"/>
-          <w:kern w:val="28"/>
-          <w:lang w:val="fr-FR"/>
-        </w:rPr>
-        <w:t xml:space="preserve"> outras fontes </w:t>
-      </w:r>
-      <w:proofErr w:type="spellStart"/>
-      <w:r>
-        <w:rPr>
-          <w:rFonts w:eastAsiaTheme="majorEastAsia"/>
-          <w:color w:val="3A3A3A" w:themeColor="background2" w:themeShade="40"/>
-          <w:spacing w:val="-10"/>
-          <w:kern w:val="28"/>
-          <w:lang w:val="fr-FR"/>
-        </w:rPr>
-        <w:t>académicas</w:t>
-      </w:r>
-      <w:proofErr w:type="spellEnd"/>
-      <w:r>
-        <w:rPr>
-          <w:rFonts w:eastAsiaTheme="majorEastAsia"/>
-          <w:color w:val="3A3A3A" w:themeColor="background2" w:themeShade="40"/>
-          <w:spacing w:val="-10"/>
-          <w:kern w:val="28"/>
-          <w:lang w:val="fr-FR"/>
-        </w:rPr>
-        <w:t xml:space="preserve"> ou </w:t>
-      </w:r>
-      <w:proofErr w:type="spellStart"/>
-      <w:r>
-        <w:rPr>
-          <w:rFonts w:eastAsiaTheme="majorEastAsia"/>
-          <w:color w:val="3A3A3A" w:themeColor="background2" w:themeShade="40"/>
-          <w:spacing w:val="-10"/>
-          <w:kern w:val="28"/>
-          <w:lang w:val="fr-FR"/>
-        </w:rPr>
-        <w:t>técnicas</w:t>
-      </w:r>
-      <w:proofErr w:type="spellEnd"/>
-      <w:r>
-        <w:rPr>
-          <w:rFonts w:eastAsiaTheme="majorEastAsia"/>
-          <w:color w:val="3A3A3A" w:themeColor="background2" w:themeShade="40"/>
-          <w:spacing w:val="-10"/>
-          <w:kern w:val="28"/>
-          <w:lang w:val="fr-FR"/>
-        </w:rPr>
-        <w:t xml:space="preserve"> </w:t>
-      </w:r>
-      <w:proofErr w:type="spellStart"/>
-      <w:r>
-        <w:rPr>
-          <w:rFonts w:eastAsiaTheme="majorEastAsia"/>
-          <w:color w:val="3A3A3A" w:themeColor="background2" w:themeShade="40"/>
-          <w:spacing w:val="-10"/>
-          <w:kern w:val="28"/>
-          <w:lang w:val="fr-FR"/>
-        </w:rPr>
-        <w:t>efetivamente</w:t>
-      </w:r>
-      <w:proofErr w:type="spellEnd"/>
-      <w:r>
-        <w:rPr>
-          <w:rFonts w:eastAsiaTheme="majorEastAsia"/>
-          <w:color w:val="3A3A3A" w:themeColor="background2" w:themeShade="40"/>
-          <w:spacing w:val="-10"/>
-          <w:kern w:val="28"/>
-          <w:lang w:val="fr-FR"/>
-        </w:rPr>
-        <w:t xml:space="preserve"> </w:t>
-      </w:r>
-      <w:proofErr w:type="spellStart"/>
-      <w:r>
-        <w:rPr>
-          <w:rFonts w:eastAsiaTheme="majorEastAsia"/>
-          <w:color w:val="3A3A3A" w:themeColor="background2" w:themeShade="40"/>
-          <w:spacing w:val="-10"/>
-          <w:kern w:val="28"/>
-          <w:lang w:val="fr-FR"/>
-        </w:rPr>
-        <w:t>consultadas</w:t>
-      </w:r>
-      <w:proofErr w:type="spellEnd"/>
-      <w:r>
-        <w:rPr>
-          <w:rFonts w:eastAsiaTheme="majorEastAsia"/>
-          <w:color w:val="3A3A3A" w:themeColor="background2" w:themeShade="40"/>
-          <w:spacing w:val="-10"/>
-          <w:kern w:val="28"/>
-          <w:lang w:val="fr-FR"/>
-        </w:rPr>
-        <w:t xml:space="preserve">, </w:t>
-      </w:r>
-      <w:proofErr w:type="spellStart"/>
-      <w:r>
-        <w:rPr>
-          <w:rFonts w:eastAsiaTheme="majorEastAsia"/>
-          <w:color w:val="3A3A3A" w:themeColor="background2" w:themeShade="40"/>
-          <w:spacing w:val="-10"/>
-          <w:kern w:val="28"/>
-          <w:lang w:val="fr-FR"/>
-        </w:rPr>
-        <w:t>incluindo</w:t>
-      </w:r>
-      <w:proofErr w:type="spellEnd"/>
-      <w:r>
-        <w:rPr>
-          <w:rFonts w:eastAsiaTheme="majorEastAsia"/>
-          <w:color w:val="3A3A3A" w:themeColor="background2" w:themeShade="40"/>
-          <w:spacing w:val="-10"/>
-          <w:kern w:val="28"/>
-          <w:lang w:val="fr-FR"/>
-        </w:rPr>
-        <w:t xml:space="preserve"> as </w:t>
-      </w:r>
-      <w:proofErr w:type="spellStart"/>
-      <w:r>
-        <w:rPr>
-          <w:rFonts w:eastAsiaTheme="majorEastAsia"/>
-          <w:color w:val="3A3A3A" w:themeColor="background2" w:themeShade="40"/>
-          <w:spacing w:val="-10"/>
-          <w:kern w:val="28"/>
-          <w:lang w:val="fr-FR"/>
-        </w:rPr>
-        <w:t>utilizadas</w:t>
-      </w:r>
-      <w:proofErr w:type="spellEnd"/>
-      <w:r>
-        <w:rPr>
-          <w:rFonts w:eastAsiaTheme="majorEastAsia"/>
-          <w:color w:val="3A3A3A" w:themeColor="background2" w:themeShade="40"/>
-          <w:spacing w:val="-10"/>
-          <w:kern w:val="28"/>
-          <w:lang w:val="fr-FR"/>
-        </w:rPr>
-        <w:t xml:space="preserve"> para </w:t>
-      </w:r>
-      <w:proofErr w:type="spellStart"/>
-      <w:r>
-        <w:rPr>
-          <w:rFonts w:eastAsiaTheme="majorEastAsia"/>
-          <w:color w:val="3A3A3A" w:themeColor="background2" w:themeShade="40"/>
-          <w:spacing w:val="-10"/>
-          <w:kern w:val="28"/>
-          <w:lang w:val="fr-FR"/>
-        </w:rPr>
-        <w:t>explicar</w:t>
-      </w:r>
-      <w:proofErr w:type="spellEnd"/>
-      <w:r>
-        <w:rPr>
-          <w:rFonts w:eastAsiaTheme="majorEastAsia"/>
-          <w:color w:val="3A3A3A" w:themeColor="background2" w:themeShade="40"/>
-          <w:spacing w:val="-10"/>
-          <w:kern w:val="28"/>
-          <w:lang w:val="fr-FR"/>
-        </w:rPr>
-        <w:t xml:space="preserve"> os </w:t>
-      </w:r>
-      <w:proofErr w:type="spellStart"/>
-      <w:r>
-        <w:rPr>
-          <w:rFonts w:eastAsiaTheme="majorEastAsia"/>
-          <w:color w:val="3A3A3A" w:themeColor="background2" w:themeShade="40"/>
-          <w:spacing w:val="-10"/>
-          <w:kern w:val="28"/>
-          <w:lang w:val="fr-FR"/>
-        </w:rPr>
-        <w:t>métodos</w:t>
-      </w:r>
-      <w:proofErr w:type="spellEnd"/>
-      <w:r>
-        <w:rPr>
-          <w:rFonts w:eastAsiaTheme="majorEastAsia"/>
-          <w:color w:val="3A3A3A" w:themeColor="background2" w:themeShade="40"/>
-          <w:spacing w:val="-10"/>
-          <w:kern w:val="28"/>
-          <w:lang w:val="fr-FR"/>
-        </w:rPr>
-        <w:t xml:space="preserve"> </w:t>
-      </w:r>
-      <w:proofErr w:type="spellStart"/>
-      <w:r>
-        <w:rPr>
-          <w:rFonts w:eastAsiaTheme="majorEastAsia"/>
-          <w:color w:val="3A3A3A" w:themeColor="background2" w:themeShade="40"/>
-          <w:spacing w:val="-10"/>
-          <w:kern w:val="28"/>
-          <w:lang w:val="fr-FR"/>
-        </w:rPr>
-        <w:t>estatísticos</w:t>
-      </w:r>
-      <w:proofErr w:type="spellEnd"/>
-      <w:r>
-        <w:rPr>
-          <w:rFonts w:eastAsiaTheme="majorEastAsia"/>
-          <w:color w:val="3A3A3A" w:themeColor="background2" w:themeShade="40"/>
-          <w:spacing w:val="-10"/>
-          <w:kern w:val="28"/>
-          <w:lang w:val="fr-FR"/>
-        </w:rPr>
-        <w:t xml:space="preserve">. </w:t>
-      </w:r>
-      <w:proofErr w:type="spellStart"/>
-      <w:r>
-        <w:rPr>
-          <w:rFonts w:eastAsiaTheme="majorEastAsia"/>
-          <w:color w:val="3A3A3A" w:themeColor="background2" w:themeShade="40"/>
-          <w:spacing w:val="-10"/>
-          <w:kern w:val="28"/>
-        </w:rPr>
-        <w:t>Verifique</w:t>
-      </w:r>
-      <w:proofErr w:type="spellEnd"/>
-      <w:r>
-        <w:rPr>
-          <w:rFonts w:eastAsiaTheme="majorEastAsia"/>
-          <w:color w:val="3A3A3A" w:themeColor="background2" w:themeShade="40"/>
-          <w:spacing w:val="-10"/>
-          <w:kern w:val="28"/>
-        </w:rPr>
-        <w:t xml:space="preserve"> as </w:t>
-      </w:r>
-      <w:proofErr w:type="spellStart"/>
-      <w:r>
-        <w:rPr>
-          <w:rFonts w:eastAsiaTheme="majorEastAsia"/>
-          <w:color w:val="3A3A3A" w:themeColor="background2" w:themeShade="40"/>
-          <w:spacing w:val="-10"/>
-          <w:kern w:val="28"/>
-        </w:rPr>
-        <w:t>regras</w:t>
-      </w:r>
-      <w:proofErr w:type="spellEnd"/>
-      <w:r>
-        <w:rPr>
-          <w:rFonts w:eastAsiaTheme="majorEastAsia"/>
-          <w:color w:val="3A3A3A" w:themeColor="background2" w:themeShade="40"/>
-          <w:spacing w:val="-10"/>
-          <w:kern w:val="28"/>
-        </w:rPr>
-        <w:t xml:space="preserve"> de Harvard </w:t>
-      </w:r>
-      <w:proofErr w:type="spellStart"/>
-      <w:r>
-        <w:rPr>
-          <w:rFonts w:eastAsiaTheme="majorEastAsia"/>
-          <w:color w:val="3A3A3A" w:themeColor="background2" w:themeShade="40"/>
-          <w:spacing w:val="-10"/>
-          <w:kern w:val="28"/>
-        </w:rPr>
-        <w:t>fornecidas</w:t>
-      </w:r>
-      <w:proofErr w:type="spellEnd"/>
-      <w:r>
-        <w:rPr>
-          <w:rFonts w:eastAsiaTheme="majorEastAsia"/>
-          <w:color w:val="3A3A3A" w:themeColor="background2" w:themeShade="40"/>
-          <w:spacing w:val="-10"/>
-          <w:kern w:val="28"/>
-        </w:rPr>
-        <w:t xml:space="preserve"> </w:t>
-      </w:r>
-      <w:proofErr w:type="spellStart"/>
-      <w:r>
-        <w:rPr>
-          <w:rFonts w:eastAsiaTheme="majorEastAsia"/>
-          <w:color w:val="3A3A3A" w:themeColor="background2" w:themeShade="40"/>
-          <w:spacing w:val="-10"/>
-          <w:kern w:val="28"/>
-        </w:rPr>
-        <w:t>pelo</w:t>
-      </w:r>
-      <w:proofErr w:type="spellEnd"/>
-      <w:r>
-        <w:rPr>
-          <w:rFonts w:eastAsiaTheme="majorEastAsia"/>
-          <w:color w:val="3A3A3A" w:themeColor="background2" w:themeShade="40"/>
-          <w:spacing w:val="-10"/>
-          <w:kern w:val="28"/>
-        </w:rPr>
-        <w:t xml:space="preserve"> CCT.]</w:t>
+        <w:t xml:space="preserve">[Acrescente outras fontes académicas ou técnicas efetivamente consultadas, incluindo as utilizadas para explicar os métodos estatísticos. </w:t>
+      </w:r>
+      <w:r>
+        <w:rPr>
+          <w:rFonts w:eastAsiaTheme="majorEastAsia"/>
+          <w:color w:val="3A3A3A" w:themeColor="background2" w:themeShade="40"/>
+          <w:spacing w:val="-10"/>
+          <w:kern w:val="28"/>
+        </w:rPr>
+        <w:t>Verifique as regras de Harvard fornecidas pelo CCT.]</w:t>
       </w:r>
     </w:p>
     <w:p>
@@ -3804,73 +3116,7 @@
           <w:kern w:val="28"/>
           <w:lang w:val="it-IT"/>
         </w:rPr>
-        <w:t>[</w:t>
-      </w:r>
-      <w:proofErr w:type="spellStart"/>
-      <w:r>
-        <w:rPr>
-          <w:rFonts w:eastAsiaTheme="majorEastAsia"/>
-          <w:color w:val="3A3A3A" w:themeColor="background2" w:themeShade="40"/>
-          <w:spacing w:val="-10"/>
-          <w:kern w:val="28"/>
-          <w:lang w:val="it-IT"/>
-        </w:rPr>
-        <w:t>Apêndice</w:t>
-      </w:r>
-      <w:proofErr w:type="spellEnd"/>
-      <w:r>
-        <w:rPr>
-          <w:rFonts w:eastAsiaTheme="majorEastAsia"/>
-          <w:color w:val="3A3A3A" w:themeColor="background2" w:themeShade="40"/>
-          <w:spacing w:val="-10"/>
-          <w:kern w:val="28"/>
-          <w:lang w:val="it-IT"/>
-        </w:rPr>
-        <w:t xml:space="preserve"> </w:t>
-      </w:r>
-      <w:proofErr w:type="spellStart"/>
-      <w:r>
-        <w:rPr>
-          <w:rFonts w:eastAsiaTheme="majorEastAsia"/>
-          <w:color w:val="3A3A3A" w:themeColor="background2" w:themeShade="40"/>
-          <w:spacing w:val="-10"/>
-          <w:kern w:val="28"/>
-          <w:lang w:val="it-IT"/>
-        </w:rPr>
-        <w:t>obrigatório</w:t>
-      </w:r>
-      <w:proofErr w:type="spellEnd"/>
-      <w:r>
-        <w:rPr>
-          <w:rFonts w:eastAsiaTheme="majorEastAsia"/>
-          <w:color w:val="3A3A3A" w:themeColor="background2" w:themeShade="40"/>
-          <w:spacing w:val="-10"/>
-          <w:kern w:val="28"/>
-          <w:lang w:val="it-IT"/>
-        </w:rPr>
-        <w:t xml:space="preserve"> conforme o </w:t>
-      </w:r>
-      <w:proofErr w:type="spellStart"/>
-      <w:r>
-        <w:rPr>
-          <w:rFonts w:eastAsiaTheme="majorEastAsia"/>
-          <w:color w:val="3A3A3A" w:themeColor="background2" w:themeShade="40"/>
-          <w:spacing w:val="-10"/>
-          <w:kern w:val="28"/>
-          <w:lang w:val="it-IT"/>
-        </w:rPr>
-        <w:t>enunciado</w:t>
-      </w:r>
-      <w:proofErr w:type="spellEnd"/>
-      <w:r>
-        <w:rPr>
-          <w:rFonts w:eastAsiaTheme="majorEastAsia"/>
-          <w:color w:val="3A3A3A" w:themeColor="background2" w:themeShade="40"/>
-          <w:spacing w:val="-10"/>
-          <w:kern w:val="28"/>
-          <w:lang w:val="it-IT"/>
-        </w:rPr>
-        <w:t>.]</w:t>
+        <w:t>[Apêndice obrigatório conforme o enunciado.]</w:t>
       </w:r>
     </w:p>
     <w:p>
@@ -4043,138 +3289,16 @@
           <w:kern w:val="28"/>
           <w:lang w:val="fr-FR"/>
         </w:rPr>
-        <w:t>[</w:t>
-      </w:r>
-      <w:proofErr w:type="spellStart"/>
-      <w:r>
-        <w:rPr>
-          <w:rFonts w:eastAsiaTheme="majorEastAsia"/>
-          <w:color w:val="3A3A3A" w:themeColor="background2" w:themeShade="40"/>
-          <w:spacing w:val="-10"/>
-          <w:kern w:val="28"/>
-          <w:lang w:val="fr-FR"/>
-        </w:rPr>
-        <w:t>Não</w:t>
-      </w:r>
-      <w:proofErr w:type="spellEnd"/>
-      <w:r>
-        <w:rPr>
-          <w:rFonts w:eastAsiaTheme="majorEastAsia"/>
-          <w:color w:val="3A3A3A" w:themeColor="background2" w:themeShade="40"/>
-          <w:spacing w:val="-10"/>
-          <w:kern w:val="28"/>
-          <w:lang w:val="fr-FR"/>
-        </w:rPr>
-        <w:t xml:space="preserve"> invente prompts ou outputs. </w:t>
-      </w:r>
-      <w:r>
-        <w:rPr>
-          <w:rFonts w:eastAsiaTheme="majorEastAsia"/>
-          <w:color w:val="3A3A3A" w:themeColor="background2" w:themeShade="40"/>
-          <w:spacing w:val="-10"/>
-          <w:kern w:val="28"/>
-        </w:rPr>
-        <w:t xml:space="preserve">Registe as </w:t>
-      </w:r>
-      <w:proofErr w:type="spellStart"/>
-      <w:r>
-        <w:rPr>
-          <w:rFonts w:eastAsiaTheme="majorEastAsia"/>
-          <w:color w:val="3A3A3A" w:themeColor="background2" w:themeShade="40"/>
-          <w:spacing w:val="-10"/>
-          <w:kern w:val="28"/>
-        </w:rPr>
-        <w:t>interações</w:t>
-      </w:r>
-      <w:proofErr w:type="spellEnd"/>
-      <w:r>
-        <w:rPr>
-          <w:rFonts w:eastAsiaTheme="majorEastAsia"/>
-          <w:color w:val="3A3A3A" w:themeColor="background2" w:themeShade="40"/>
-          <w:spacing w:val="-10"/>
-          <w:kern w:val="28"/>
-        </w:rPr>
-        <w:t xml:space="preserve"> reais e </w:t>
-      </w:r>
-      <w:proofErr w:type="spellStart"/>
-      <w:r>
-        <w:rPr>
-          <w:rFonts w:eastAsiaTheme="majorEastAsia"/>
-          <w:color w:val="3A3A3A" w:themeColor="background2" w:themeShade="40"/>
-          <w:spacing w:val="-10"/>
-          <w:kern w:val="28"/>
-        </w:rPr>
-        <w:t>siga</w:t>
-      </w:r>
-      <w:proofErr w:type="spellEnd"/>
-      <w:r>
-        <w:rPr>
-          <w:rFonts w:eastAsiaTheme="majorEastAsia"/>
-          <w:color w:val="3A3A3A" w:themeColor="background2" w:themeShade="40"/>
-          <w:spacing w:val="-10"/>
-          <w:kern w:val="28"/>
-        </w:rPr>
-        <w:t xml:space="preserve"> </w:t>
-      </w:r>
-      <w:proofErr w:type="spellStart"/>
-      <w:r>
-        <w:rPr>
-          <w:rFonts w:eastAsiaTheme="majorEastAsia"/>
-          <w:color w:val="3A3A3A" w:themeColor="background2" w:themeShade="40"/>
-          <w:spacing w:val="-10"/>
-          <w:kern w:val="28"/>
-        </w:rPr>
-        <w:t>exatamente</w:t>
-      </w:r>
-      <w:proofErr w:type="spellEnd"/>
-      <w:r>
-        <w:rPr>
-          <w:rFonts w:eastAsiaTheme="majorEastAsia"/>
-          <w:color w:val="3A3A3A" w:themeColor="background2" w:themeShade="40"/>
-          <w:spacing w:val="-10"/>
-          <w:kern w:val="28"/>
-        </w:rPr>
-        <w:t xml:space="preserve"> as </w:t>
-      </w:r>
-      <w:proofErr w:type="spellStart"/>
-      <w:r>
-        <w:rPr>
-          <w:rFonts w:eastAsiaTheme="majorEastAsia"/>
-          <w:color w:val="3A3A3A" w:themeColor="background2" w:themeShade="40"/>
-          <w:spacing w:val="-10"/>
-          <w:kern w:val="28"/>
-        </w:rPr>
-        <w:t>instruções</w:t>
-      </w:r>
-      <w:proofErr w:type="spellEnd"/>
-      <w:r>
-        <w:rPr>
-          <w:rFonts w:eastAsiaTheme="majorEastAsia"/>
-          <w:color w:val="3A3A3A" w:themeColor="background2" w:themeShade="40"/>
-          <w:spacing w:val="-10"/>
-          <w:kern w:val="28"/>
-        </w:rPr>
-        <w:t xml:space="preserve"> do </w:t>
-      </w:r>
-      <w:proofErr w:type="spellStart"/>
-      <w:r>
-        <w:rPr>
-          <w:rFonts w:eastAsiaTheme="majorEastAsia"/>
-          <w:color w:val="3A3A3A" w:themeColor="background2" w:themeShade="40"/>
-          <w:spacing w:val="-10"/>
-          <w:kern w:val="28"/>
-        </w:rPr>
-        <w:t>enunciado</w:t>
-      </w:r>
-      <w:proofErr w:type="spellEnd"/>
-      <w:r>
-        <w:rPr>
-          <w:rFonts w:eastAsiaTheme="majorEastAsia"/>
-          <w:color w:val="3A3A3A" w:themeColor="background2" w:themeShade="40"/>
-          <w:spacing w:val="-10"/>
-          <w:kern w:val="28"/>
-        </w:rPr>
-        <w:t>.]</w:t>
+        <w:t xml:space="preserve">[Não invente prompts ou outputs. </w:t>
+      </w:r>
+      <w:r>
+        <w:rPr>
+          <w:rFonts w:eastAsiaTheme="majorEastAsia"/>
+          <w:color w:val="3A3A3A" w:themeColor="background2" w:themeShade="40"/>
+          <w:spacing w:val="-10"/>
+          <w:kern w:val="28"/>
+        </w:rPr>
+        <w:t>Registe as interações reais e siga exatamente as instruções do enunciado.]</w:t>
       </w:r>
     </w:p>
     <w:p>
@@ -4409,6 +3533,7 @@
           <w:color w:val="3A3A3A" w:themeColor="background2" w:themeShade="40"/>
           <w:spacing w:val="-10"/>
           <w:kern w:val="28"/>
+          <w:highlight w:val="yellow"/>
         </w:rPr>
         <w:t>8. Appendix B – Reflection on Learning</w:t>
       </w:r>
@@ -8751,10 +7876,6 @@
 </file>
 
 <file path=customXml/item1.xml><?xml version="1.0" encoding="utf-8"?>
-<b:Sources xmlns:b="http://schemas.openxmlformats.org/officeDocument/2006/bibliography" xmlns="http://schemas.openxmlformats.org/officeDocument/2006/bibliography" SelectedStyle="\APASixthEditionOfficeOnline.xsl" StyleName="APA" Version="6"/>
-</file>
-
-<file path=customXml/item2.xml><?xml version="1.0" encoding="utf-8"?>
 <ct:contentTypeSchema xmlns:ct="http://schemas.microsoft.com/office/2006/metadata/contentType" xmlns:ma="http://schemas.microsoft.com/office/2006/metadata/properties/metaAttributes" ct:_="" ma:_="" ma:contentTypeName="Document" ma:contentTypeID="0x01010091CA7052A48FB44E8BAE44044031FC77" ma:contentTypeVersion="5" ma:contentTypeDescription="Create a new document." ma:contentTypeScope="" ma:versionID="72110da391d7bf7bbbd9879cda66318c">
   <xsd:schema xmlns:xsd="http://www.w3.org/2001/XMLSchema" xmlns:xs="http://www.w3.org/2001/XMLSchema" xmlns:p="http://schemas.microsoft.com/office/2006/metadata/properties" xmlns:ns3="b16a9495-4dfd-42d3-807b-98cb11f03b43" targetNamespace="http://schemas.microsoft.com/office/2006/metadata/properties" ma:root="true" ma:fieldsID="65d4c4ab10123b5e2192ffab3149626d" ns3:_="">
     <xsd:import namespace="b16a9495-4dfd-42d3-807b-98cb11f03b43"/>
@@ -8904,10 +8025,17 @@
 </ct:contentTypeSchema>
 </file>
 
+<file path=customXml/item2.xml><?xml version="1.0" encoding="utf-8"?>
+<b:Sources xmlns:b="http://schemas.openxmlformats.org/officeDocument/2006/bibliography" xmlns="http://schemas.openxmlformats.org/officeDocument/2006/bibliography" SelectedStyle="\APASixthEditionOfficeOnline.xsl" StyleName="APA" Version="6"/>
+</file>
+
 <file path=customXml/item3.xml><?xml version="1.0" encoding="utf-8"?>
-<go:gDocsCustomXmlDataStorage xmlns:go="http://customooxmlschemas.google.com/" xmlns:r="http://schemas.openxmlformats.org/officeDocument/2006/relationships" uri="GoogleDocsCustomDataVersion2">
-  <go:docsCustomData xmlns:go="http://customooxmlschemas.google.com/" roundtripDataSignature="AMtx7miehlgh2pzFvkmpnhkVaeODs3Wnuw==">CgMxLjAyCGguZ2pkZ3hzMgloLjMwajB6bGwyCWguMWZvYjl0ZTIJaC4zem55c2g3MgloLjJldDkycDAyDmgua2ZranMzcndsMmMxOAByITF6bEVRVXYyWkdtTjZWemdfYk5uaGpmb0x1c2hhYUo3dw==</go:docsCustomData>
-</go:gDocsCustomXmlDataStorage>
+<?mso-contentType ?>
+<FormTemplates xmlns="http://schemas.microsoft.com/sharepoint/v3/contenttype/forms">
+  <Display>DocumentLibraryForm</Display>
+  <Edit>DocumentLibraryForm</Edit>
+  <New>DocumentLibraryForm</New>
+</FormTemplates>
 </file>
 
 <file path=customXml/item4.xml><?xml version="1.0" encoding="utf-8"?>
@@ -8919,23 +8047,12 @@
 </file>
 
 <file path=customXml/item5.xml><?xml version="1.0" encoding="utf-8"?>
-<?mso-contentType ?>
-<FormTemplates xmlns="http://schemas.microsoft.com/sharepoint/v3/contenttype/forms">
-  <Display>DocumentLibraryForm</Display>
-  <Edit>DocumentLibraryForm</Edit>
-  <New>DocumentLibraryForm</New>
-</FormTemplates>
+<go:gDocsCustomXmlDataStorage xmlns:go="http://customooxmlschemas.google.com/" xmlns:r="http://schemas.openxmlformats.org/officeDocument/2006/relationships" uri="GoogleDocsCustomDataVersion2">
+  <go:docsCustomData xmlns:go="http://customooxmlschemas.google.com/" roundtripDataSignature="AMtx7miehlgh2pzFvkmpnhkVaeODs3Wnuw==">CgMxLjAyCGguZ2pkZ3hzMgloLjMwajB6bGwyCWguMWZvYjl0ZTIJaC4zem55c2g3MgloLjJldDkycDAyDmgua2ZranMzcndsMmMxOAByITF6bEVRVXYyWkdtTjZWemdfYk5uaGpmb0x1c2hhYUo3dw==</go:docsCustomData>
+</go:gDocsCustomXmlDataStorage>
 </file>
 
 <file path=customXml/itemProps1.xml><?xml version="1.0" encoding="utf-8"?>
-<ds:datastoreItem xmlns:ds="http://schemas.openxmlformats.org/officeDocument/2006/customXml" ds:itemID="{A5C61161-19E4-4D42-A5DA-EC591AFE0A7D}">
-  <ds:schemaRefs>
-    <ds:schemaRef ds:uri="http://schemas.openxmlformats.org/officeDocument/2006/bibliography"/>
-  </ds:schemaRefs>
-</ds:datastoreItem>
-</file>
-
-<file path=customXml/itemProps2.xml><?xml version="1.0" encoding="utf-8"?>
 <ds:datastoreItem xmlns:ds="http://schemas.openxmlformats.org/officeDocument/2006/customXml" ds:itemID="{1CD39011-2B34-4226-8638-59B13D86301D}">
   <ds:schemaRefs>
     <ds:schemaRef ds:uri="http://schemas.microsoft.com/office/2006/metadata/contentType"/>
@@ -8953,11 +8070,18 @@
 </ds:datastoreItem>
 </file>
 
+<file path=customXml/itemProps2.xml><?xml version="1.0" encoding="utf-8"?>
+<ds:datastoreItem xmlns:ds="http://schemas.openxmlformats.org/officeDocument/2006/customXml" ds:itemID="{A5C61161-19E4-4D42-A5DA-EC591AFE0A7D}">
+  <ds:schemaRefs>
+    <ds:schemaRef ds:uri="http://schemas.openxmlformats.org/officeDocument/2006/bibliography"/>
+  </ds:schemaRefs>
+</ds:datastoreItem>
+</file>
+
 <file path=customXml/itemProps3.xml><?xml version="1.0" encoding="utf-8"?>
-<ds:datastoreItem xmlns:ds="http://schemas.openxmlformats.org/officeDocument/2006/customXml" ds:itemID="{11111111-1234-1234-1234-123412341234}">
+<ds:datastoreItem xmlns:ds="http://schemas.openxmlformats.org/officeDocument/2006/customXml" ds:itemID="{AD64260C-1345-4C21-A804-B9FBE7B91489}">
   <ds:schemaRefs>
-    <ds:schemaRef ds:uri="http://customooxmlschemas.google.com/"/>
-    <ds:schemaRef ds:uri="http://schemas.openxmlformats.org/officeDocument/2006/relationships"/>
+    <ds:schemaRef ds:uri="http://schemas.microsoft.com/sharepoint/v3/contenttype/forms"/>
   </ds:schemaRefs>
 </ds:datastoreItem>
 </file>
@@ -8973,9 +8097,10 @@
 </file>
 
 <file path=customXml/itemProps5.xml><?xml version="1.0" encoding="utf-8"?>
-<ds:datastoreItem xmlns:ds="http://schemas.openxmlformats.org/officeDocument/2006/customXml" ds:itemID="{AD64260C-1345-4C21-A804-B9FBE7B91489}">
+<ds:datastoreItem xmlns:ds="http://schemas.openxmlformats.org/officeDocument/2006/customXml" ds:itemID="{11111111-1234-1234-1234-123412341234}">
   <ds:schemaRefs>
-    <ds:schemaRef ds:uri="http://schemas.microsoft.com/sharepoint/v3/contenttype/forms"/>
+    <ds:schemaRef ds:uri="http://customooxmlschemas.google.com/"/>
+    <ds:schemaRef ds:uri="http://schemas.openxmlformats.org/officeDocument/2006/relationships"/>
   </ds:schemaRefs>
 </ds:datastoreItem>
 </file>